--- a/Libs/PrintTemp/分泌物.docx
+++ b/Libs/PrintTemp/分泌物.docx
@@ -1,97 +1,146 @@
 
 <file path=word/document.xml><?xml version="1.0" encoding="utf-8"?>
-<w:document xmlns:w="http://schemas.openxmlformats.org/wordprocessingml/2006/main" xmlns:wps="http://schemas.microsoft.com/office/word/2010/wordprocessingShape" xmlns:mc="http://schemas.openxmlformats.org/markup-compatibility/2006" xmlns:w10="urn:schemas-microsoft-com:office:word" xmlns:v="urn:schemas-microsoft-com:vml" xmlns:wp14="http://schemas.microsoft.com/office/word/2010/wordprocessingDrawing" mc:Ignorable="wp14">
+<w:document xmlns:wpc="http://schemas.microsoft.com/office/word/2010/wordprocessingCanvas" xmlns:mc="http://schemas.openxmlformats.org/markup-compatibility/2006" xmlns:o="urn:schemas-microsoft-com:office:office" xmlns:r="http://schemas.openxmlformats.org/officeDocument/2006/relationships" xmlns:m="http://schemas.openxmlformats.org/officeDocument/2006/math" xmlns:v="urn:schemas-microsoft-com:vml" xmlns:wp14="http://schemas.microsoft.com/office/word/2010/wordprocessingDrawing" xmlns:wp="http://schemas.openxmlformats.org/drawingml/2006/wordprocessingDrawing" xmlns:w="http://schemas.openxmlformats.org/wordprocessingml/2006/main" xmlns:w14="http://schemas.microsoft.com/office/word/2010/wordml" xmlns:w10="urn:schemas-microsoft-com:office:word" xmlns:w15="http://schemas.microsoft.com/office/word/2012/wordml" xmlns:wpg="http://schemas.microsoft.com/office/word/2010/wordprocessingGroup" xmlns:wpi="http://schemas.microsoft.com/office/word/2010/wordprocessingInk" xmlns:wne="http://schemas.microsoft.com/office/word/2006/wordml" xmlns:wps="http://schemas.microsoft.com/office/word/2010/wordprocessingShape" xmlns:wpsCustomData="http://www.wps.cn/officeDocument/2013/wpsCustomData" mc:Ignorable="w14 w15 wp14">
   <w:background w:color="FFFFFF"/>
   <w:body>
     <w:p>
       <w:pPr>
+        <w:spacing w:beforeLines="0" w:afterLines="0"/>
         <w:rPr>
+          <w:rFonts w:hint="default"/>
           <w:sz w:val="20"/>
+          <w:szCs w:val="24"/>
         </w:rPr>
       </w:pPr>
     </w:p>
     <w:p>
       <w:pPr>
+        <w:spacing w:beforeLines="0" w:afterLines="0"/>
         <w:rPr>
-          <w:rFonts w:ascii="微软雅黑" w:hAnsi="微软雅黑"/>
-          <w:b w:val="1"/>
+          <w:rFonts w:hint="eastAsia" w:ascii="微软雅黑" w:hAnsi="微软雅黑" w:eastAsia="微软雅黑" w:cs="微软雅黑"/>
+          <w:b/>
           <w:sz w:val="28"/>
+          <w:szCs w:val="28"/>
         </w:rPr>
       </w:pPr>
       <w:r>
         <w:rPr>
-          <w:rFonts w:ascii="微软雅黑" w:hAnsi="微软雅黑"/>
-          <w:b w:val="1"/>
+          <w:rFonts w:hint="eastAsia" w:ascii="微软雅黑" w:hAnsi="微软雅黑" w:eastAsia="微软雅黑" w:cs="微软雅黑"/>
+          <w:b/>
           <w:sz w:val="28"/>
+          <w:szCs w:val="28"/>
         </w:rPr>
         <w:t>分泌物报告单</w:t>
       </w:r>
     </w:p>
     <w:p>
       <w:pPr>
+        <w:spacing w:beforeLines="0" w:afterLines="0"/>
         <w:rPr>
-          <w:rFonts w:ascii="微软雅黑" w:hAnsi="微软雅黑"/>
-          <w:b w:val="1"/>
+          <w:rFonts w:hint="eastAsia" w:ascii="微软雅黑" w:hAnsi="微软雅黑" w:eastAsia="微软雅黑" w:cs="微软雅黑"/>
+          <w:b/>
           <w:sz w:val="10"/>
+          <w:szCs w:val="10"/>
         </w:rPr>
       </w:pPr>
     </w:p>
     <w:p>
       <w:pPr>
+        <w:spacing w:beforeLines="0" w:afterLines="0"/>
         <w:rPr>
-          <w:rFonts w:ascii="微软雅黑" w:hAnsi="微软雅黑"/>
-          <w:b w:val="1"/>
+          <w:rFonts w:hint="eastAsia" w:ascii="微软雅黑" w:hAnsi="微软雅黑" w:eastAsia="微软雅黑" w:cs="微软雅黑"/>
+          <w:b/>
           <w:sz w:val="18"/>
+          <w:szCs w:val="18"/>
         </w:rPr>
       </w:pPr>
       <w:r>
         <w:rPr>
-          <w:rFonts w:ascii="微软雅黑" w:hAnsi="微软雅黑"/>
-          <w:b w:val="1"/>
+          <w:rFonts w:hint="eastAsia" w:ascii="微软雅黑" w:hAnsi="微软雅黑" w:eastAsia="微软雅黑" w:cs="微软雅黑"/>
+          <w:b/>
           <w:sz w:val="18"/>
+          <w:szCs w:val="18"/>
         </w:rPr>
         <w:t>动物主人姓名：{&lt;主人名称&gt;}</w:t>
       </w:r>
     </w:p>
     <w:tbl>
       <w:tblPr>
+        <w:tblStyle w:val="3"/>
         <w:tblW w:w="0" w:type="auto"/>
+        <w:tblInd w:w="0" w:type="dxa"/>
         <w:tblBorders>
-          <w:top w:val="single" w:sz="4" w:space="0" w:shadow="0" w:frame="0" w:color="auto"/>
-          <w:left w:val="single" w:sz="4" w:space="0" w:shadow="0" w:frame="0" w:color="auto"/>
-          <w:bottom w:val="single" w:sz="4" w:space="0" w:shadow="0" w:frame="0" w:color="auto"/>
-          <w:right w:val="single" w:sz="4" w:space="0" w:shadow="0" w:frame="0" w:color="auto"/>
-          <w:insideH w:val="single" w:sz="4" w:space="0" w:shadow="0" w:frame="0" w:color="auto"/>
-          <w:insideV w:val="single" w:sz="4" w:space="0" w:shadow="0" w:frame="0" w:color="auto"/>
+          <w:top w:val="single" w:color="auto" w:sz="4" w:space="0"/>
+          <w:left w:val="single" w:color="auto" w:sz="4" w:space="0"/>
+          <w:bottom w:val="single" w:color="auto" w:sz="4" w:space="0"/>
+          <w:right w:val="single" w:color="auto" w:sz="4" w:space="0"/>
+          <w:insideH w:val="single" w:color="auto" w:sz="4" w:space="0"/>
+          <w:insideV w:val="single" w:color="auto" w:sz="4" w:space="0"/>
         </w:tblBorders>
-        <w:tblLook w:val="04A0"/>
+        <w:tblLayout w:type="autofit"/>
+        <w:tblCellMar>
+          <w:top w:w="0" w:type="dxa"/>
+          <w:left w:w="108" w:type="dxa"/>
+          <w:bottom w:w="0" w:type="dxa"/>
+          <w:right w:w="108" w:type="dxa"/>
+        </w:tblCellMar>
       </w:tblPr>
-      <w:tblGrid/>
+      <w:tblGrid>
+        <w:gridCol w:w="1372"/>
+        <w:gridCol w:w="1790"/>
+        <w:gridCol w:w="954"/>
+        <w:gridCol w:w="1372"/>
+        <w:gridCol w:w="1372"/>
+        <w:gridCol w:w="1372"/>
+        <w:gridCol w:w="1185"/>
+        <w:gridCol w:w="1566"/>
+      </w:tblGrid>
       <w:tr>
+        <w:tblPrEx>
+          <w:tblBorders>
+            <w:top w:val="single" w:color="auto" w:sz="4" w:space="0"/>
+            <w:left w:val="single" w:color="auto" w:sz="4" w:space="0"/>
+            <w:bottom w:val="single" w:color="auto" w:sz="4" w:space="0"/>
+            <w:right w:val="single" w:color="auto" w:sz="4" w:space="0"/>
+            <w:insideH w:val="single" w:color="auto" w:sz="4" w:space="0"/>
+            <w:insideV w:val="single" w:color="auto" w:sz="4" w:space="0"/>
+          </w:tblBorders>
+          <w:tblCellMar>
+            <w:top w:w="0" w:type="dxa"/>
+            <w:left w:w="108" w:type="dxa"/>
+            <w:bottom w:w="0" w:type="dxa"/>
+            <w:right w:w="108" w:type="dxa"/>
+          </w:tblCellMar>
+        </w:tblPrEx>
         <w:tc>
           <w:tcPr>
             <w:tcW w:w="1372" w:type="dxa"/>
             <w:tcBorders>
-              <w:top w:val="single" w:sz="4" w:space="0" w:shadow="0" w:frame="0"/>
+              <w:top w:val="single" w:color="auto" w:sz="4" w:space="0"/>
               <w:left w:val="nil"/>
               <w:bottom w:val="nil"/>
               <w:right w:val="nil"/>
               <w:tl2br w:val="nil"/>
               <w:tr2bl w:val="nil"/>
             </w:tcBorders>
-          </w:tcPr>
-          <w:p>
-            <w:pPr>
+            <w:noWrap w:val="0"/>
+            <w:vAlign w:val="top"/>
+          </w:tcPr>
+          <w:p>
+            <w:pPr>
+              <w:spacing w:beforeLines="0" w:afterLines="0"/>
               <w:jc w:val="right"/>
               <w:rPr>
-                <w:rFonts w:ascii="微软雅黑" w:hAnsi="微软雅黑"/>
-                <w:sz w:val="18"/>
-              </w:rPr>
-            </w:pPr>
-            <w:r>
-              <w:rPr>
-                <w:rFonts w:ascii="微软雅黑" w:hAnsi="微软雅黑"/>
-                <w:sz w:val="18"/>
+                <w:rFonts w:hint="eastAsia" w:ascii="微软雅黑" w:hAnsi="微软雅黑" w:eastAsia="微软雅黑" w:cs="微软雅黑"/>
+                <w:sz w:val="18"/>
+                <w:szCs w:val="18"/>
+              </w:rPr>
+            </w:pPr>
+            <w:r>
+              <w:rPr>
+                <w:rFonts w:hint="eastAsia" w:ascii="微软雅黑" w:hAnsi="微软雅黑" w:eastAsia="微软雅黑" w:cs="微软雅黑"/>
+                <w:sz w:val="18"/>
+                <w:szCs w:val="18"/>
               </w:rPr>
               <w:t>动物姓名:</w:t>
             </w:r>
@@ -101,25 +150,30 @@
           <w:tcPr>
             <w:tcW w:w="1790" w:type="dxa"/>
             <w:tcBorders>
-              <w:top w:val="single" w:sz="4" w:space="0" w:shadow="0" w:frame="0"/>
+              <w:top w:val="single" w:color="auto" w:sz="4" w:space="0"/>
               <w:left w:val="nil"/>
               <w:bottom w:val="nil"/>
               <w:right w:val="nil"/>
               <w:tl2br w:val="nil"/>
               <w:tr2bl w:val="nil"/>
             </w:tcBorders>
-          </w:tcPr>
-          <w:p>
-            <w:pPr>
-              <w:rPr>
-                <w:rFonts w:ascii="微软雅黑" w:hAnsi="微软雅黑"/>
-                <w:sz w:val="18"/>
-              </w:rPr>
-            </w:pPr>
-            <w:r>
-              <w:rPr>
-                <w:rFonts w:ascii="微软雅黑" w:hAnsi="微软雅黑"/>
-                <w:sz w:val="18"/>
+            <w:noWrap w:val="0"/>
+            <w:vAlign w:val="top"/>
+          </w:tcPr>
+          <w:p>
+            <w:pPr>
+              <w:spacing w:beforeLines="0" w:afterLines="0"/>
+              <w:rPr>
+                <w:rFonts w:hint="eastAsia" w:ascii="微软雅黑" w:hAnsi="微软雅黑" w:eastAsia="微软雅黑" w:cs="微软雅黑"/>
+                <w:sz w:val="18"/>
+                <w:szCs w:val="18"/>
+              </w:rPr>
+            </w:pPr>
+            <w:r>
+              <w:rPr>
+                <w:rFonts w:hint="eastAsia" w:ascii="微软雅黑" w:hAnsi="微软雅黑" w:eastAsia="微软雅黑" w:cs="微软雅黑"/>
+                <w:sz w:val="18"/>
+                <w:szCs w:val="18"/>
               </w:rPr>
               <w:t>{&lt;宠物名称&gt;}</w:t>
             </w:r>
@@ -127,28 +181,33 @@
         </w:tc>
         <w:tc>
           <w:tcPr>
-            <w:tcW w:w="774" w:type="dxa"/>
+            <w:tcW w:w="954" w:type="dxa"/>
             <w:tcBorders>
-              <w:top w:val="single" w:sz="4" w:space="0" w:shadow="0" w:frame="0"/>
+              <w:top w:val="single" w:color="auto" w:sz="4" w:space="0"/>
               <w:left w:val="nil"/>
               <w:bottom w:val="nil"/>
               <w:right w:val="nil"/>
               <w:tl2br w:val="nil"/>
               <w:tr2bl w:val="nil"/>
             </w:tcBorders>
-          </w:tcPr>
-          <w:p>
-            <w:pPr>
+            <w:noWrap w:val="0"/>
+            <w:vAlign w:val="top"/>
+          </w:tcPr>
+          <w:p>
+            <w:pPr>
+              <w:spacing w:beforeLines="0" w:afterLines="0"/>
               <w:jc w:val="right"/>
               <w:rPr>
-                <w:rFonts w:ascii="微软雅黑" w:hAnsi="微软雅黑"/>
-                <w:sz w:val="18"/>
-              </w:rPr>
-            </w:pPr>
-            <w:r>
-              <w:rPr>
-                <w:rFonts w:ascii="微软雅黑" w:hAnsi="微软雅黑"/>
-                <w:sz w:val="18"/>
+                <w:rFonts w:hint="eastAsia" w:ascii="微软雅黑" w:hAnsi="微软雅黑" w:eastAsia="微软雅黑" w:cs="微软雅黑"/>
+                <w:sz w:val="18"/>
+                <w:szCs w:val="18"/>
+              </w:rPr>
+            </w:pPr>
+            <w:r>
+              <w:rPr>
+                <w:rFonts w:hint="eastAsia" w:ascii="微软雅黑" w:hAnsi="微软雅黑" w:eastAsia="微软雅黑" w:cs="微软雅黑"/>
+                <w:sz w:val="18"/>
+                <w:szCs w:val="18"/>
               </w:rPr>
               <w:t>年龄:</w:t>
             </w:r>
@@ -156,27 +215,32 @@
         </w:tc>
         <w:tc>
           <w:tcPr>
-            <w:tcW w:w="1552" w:type="dxa"/>
+            <w:tcW w:w="1372" w:type="dxa"/>
             <w:tcBorders>
-              <w:top w:val="single" w:sz="4" w:space="0" w:shadow="0" w:frame="0"/>
+              <w:top w:val="single" w:color="auto" w:sz="4" w:space="0"/>
               <w:left w:val="nil"/>
               <w:bottom w:val="nil"/>
               <w:right w:val="nil"/>
               <w:tl2br w:val="nil"/>
               <w:tr2bl w:val="nil"/>
             </w:tcBorders>
-          </w:tcPr>
-          <w:p>
-            <w:pPr>
-              <w:rPr>
-                <w:rFonts w:ascii="微软雅黑" w:hAnsi="微软雅黑"/>
-                <w:sz w:val="18"/>
-              </w:rPr>
-            </w:pPr>
-            <w:r>
-              <w:rPr>
-                <w:rFonts w:ascii="微软雅黑" w:hAnsi="微软雅黑"/>
-                <w:sz w:val="18"/>
+            <w:noWrap w:val="0"/>
+            <w:vAlign w:val="top"/>
+          </w:tcPr>
+          <w:p>
+            <w:pPr>
+              <w:spacing w:beforeLines="0" w:afterLines="0"/>
+              <w:rPr>
+                <w:rFonts w:hint="eastAsia" w:ascii="微软雅黑" w:hAnsi="微软雅黑" w:eastAsia="微软雅黑" w:cs="微软雅黑"/>
+                <w:sz w:val="18"/>
+                <w:szCs w:val="18"/>
+              </w:rPr>
+            </w:pPr>
+            <w:r>
+              <w:rPr>
+                <w:rFonts w:hint="eastAsia" w:ascii="微软雅黑" w:hAnsi="微软雅黑" w:eastAsia="微软雅黑" w:cs="微软雅黑"/>
+                <w:sz w:val="18"/>
+                <w:szCs w:val="18"/>
               </w:rPr>
               <w:t>{&lt;宠物年龄&gt;}</w:t>
             </w:r>
@@ -184,28 +248,33 @@
         </w:tc>
         <w:tc>
           <w:tcPr>
-            <w:tcW w:w="999" w:type="dxa"/>
+            <w:tcW w:w="1372" w:type="dxa"/>
             <w:tcBorders>
-              <w:top w:val="single" w:sz="4" w:space="0" w:shadow="0" w:frame="0"/>
+              <w:top w:val="single" w:color="auto" w:sz="4" w:space="0"/>
               <w:left w:val="nil"/>
               <w:bottom w:val="nil"/>
               <w:right w:val="nil"/>
               <w:tl2br w:val="nil"/>
               <w:tr2bl w:val="nil"/>
             </w:tcBorders>
-          </w:tcPr>
-          <w:p>
-            <w:pPr>
+            <w:noWrap w:val="0"/>
+            <w:vAlign w:val="top"/>
+          </w:tcPr>
+          <w:p>
+            <w:pPr>
+              <w:spacing w:beforeLines="0" w:afterLines="0"/>
               <w:jc w:val="right"/>
               <w:rPr>
-                <w:rFonts w:ascii="微软雅黑" w:hAnsi="微软雅黑"/>
-                <w:sz w:val="18"/>
-              </w:rPr>
-            </w:pPr>
-            <w:r>
-              <w:rPr>
-                <w:rFonts w:ascii="微软雅黑" w:hAnsi="微软雅黑"/>
-                <w:sz w:val="18"/>
+                <w:rFonts w:hint="eastAsia" w:ascii="微软雅黑" w:hAnsi="微软雅黑" w:eastAsia="微软雅黑" w:cs="微软雅黑"/>
+                <w:sz w:val="18"/>
+                <w:szCs w:val="18"/>
+              </w:rPr>
+            </w:pPr>
+            <w:r>
+              <w:rPr>
+                <w:rFonts w:hint="eastAsia" w:ascii="微软雅黑" w:hAnsi="微软雅黑" w:eastAsia="微软雅黑" w:cs="微软雅黑"/>
+                <w:sz w:val="18"/>
+                <w:szCs w:val="18"/>
               </w:rPr>
               <w:t>物种:</w:t>
             </w:r>
@@ -213,44 +282,51 @@
         </w:tc>
         <w:tc>
           <w:tcPr>
-            <w:tcW w:w="1559" w:type="dxa"/>
+            <w:tcW w:w="1372" w:type="dxa"/>
             <w:tcBorders>
-              <w:top w:val="single" w:sz="4" w:space="0" w:shadow="0" w:frame="0"/>
+              <w:top w:val="single" w:color="auto" w:sz="4" w:space="0"/>
               <w:left w:val="nil"/>
               <w:bottom w:val="nil"/>
               <w:right w:val="nil"/>
               <w:tl2br w:val="nil"/>
               <w:tr2bl w:val="nil"/>
             </w:tcBorders>
-          </w:tcPr>
-          <w:p>
-            <w:pPr>
-              <w:rPr>
-                <w:rFonts w:ascii="微软雅黑" w:hAnsi="微软雅黑"/>
-                <w:sz w:val="18"/>
-              </w:rPr>
-            </w:pPr>
-            <w:r>
-              <w:rPr>
-                <w:rFonts w:ascii="微软雅黑" w:hAnsi="微软雅黑"/>
+            <w:noWrap w:val="0"/>
+            <w:vAlign w:val="top"/>
+          </w:tcPr>
+          <w:p>
+            <w:pPr>
+              <w:spacing w:beforeLines="0" w:afterLines="0"/>
+              <w:rPr>
+                <w:rFonts w:hint="eastAsia" w:ascii="微软雅黑" w:hAnsi="微软雅黑" w:eastAsia="微软雅黑" w:cs="微软雅黑"/>
+                <w:sz w:val="18"/>
+                <w:szCs w:val="18"/>
+              </w:rPr>
+            </w:pPr>
+            <w:r>
+              <w:rPr>
+                <w:rFonts w:hint="eastAsia" w:ascii="微软雅黑" w:hAnsi="微软雅黑" w:eastAsia="微软雅黑" w:cs="微软雅黑"/>
                 <w:color w:val="000000"/>
                 <w:sz w:val="18"/>
+                <w:szCs w:val="18"/>
               </w:rPr>
               <w:t>{&lt;</w:t>
             </w:r>
             <w:r>
               <w:rPr>
-                <w:rFonts w:ascii="新宋体" w:hAnsi="新宋体"/>
+                <w:rFonts w:hint="eastAsia" w:ascii="新宋体" w:hAnsi="新宋体" w:eastAsia="新宋体"/>
                 <w:color w:val="000000"/>
                 <w:sz w:val="19"/>
+                <w:szCs w:val="24"/>
               </w:rPr>
               <w:t>宠物种类</w:t>
             </w:r>
             <w:r>
               <w:rPr>
-                <w:rFonts w:ascii="微软雅黑" w:hAnsi="微软雅黑"/>
+                <w:rFonts w:hint="eastAsia" w:ascii="微软雅黑" w:hAnsi="微软雅黑" w:eastAsia="微软雅黑" w:cs="微软雅黑"/>
                 <w:color w:val="000000"/>
                 <w:sz w:val="18"/>
+                <w:szCs w:val="18"/>
               </w:rPr>
               <w:t>&gt;}</w:t>
             </w:r>
@@ -258,28 +334,33 @@
         </w:tc>
         <w:tc>
           <w:tcPr>
-            <w:tcW w:w="1134" w:type="dxa"/>
+            <w:tcW w:w="1185" w:type="dxa"/>
             <w:tcBorders>
-              <w:top w:val="single" w:sz="4" w:space="0" w:shadow="0" w:frame="0"/>
+              <w:top w:val="single" w:color="auto" w:sz="4" w:space="0"/>
               <w:left w:val="nil"/>
               <w:bottom w:val="nil"/>
               <w:right w:val="nil"/>
               <w:tl2br w:val="nil"/>
               <w:tr2bl w:val="nil"/>
             </w:tcBorders>
-          </w:tcPr>
-          <w:p>
-            <w:pPr>
+            <w:noWrap w:val="0"/>
+            <w:vAlign w:val="top"/>
+          </w:tcPr>
+          <w:p>
+            <w:pPr>
+              <w:spacing w:beforeLines="0" w:afterLines="0"/>
               <w:jc w:val="right"/>
               <w:rPr>
-                <w:rFonts w:ascii="微软雅黑" w:hAnsi="微软雅黑"/>
-                <w:sz w:val="18"/>
-              </w:rPr>
-            </w:pPr>
-            <w:r>
-              <w:rPr>
-                <w:rFonts w:ascii="微软雅黑" w:hAnsi="微软雅黑"/>
-                <w:sz w:val="18"/>
+                <w:rFonts w:hint="eastAsia" w:ascii="微软雅黑" w:hAnsi="微软雅黑" w:eastAsia="微软雅黑" w:cs="微软雅黑"/>
+                <w:sz w:val="18"/>
+                <w:szCs w:val="18"/>
+              </w:rPr>
+            </w:pPr>
+            <w:r>
+              <w:rPr>
+                <w:rFonts w:hint="eastAsia" w:ascii="微软雅黑" w:hAnsi="微软雅黑" w:eastAsia="微软雅黑" w:cs="微软雅黑"/>
+                <w:sz w:val="18"/>
+                <w:szCs w:val="18"/>
               </w:rPr>
               <w:t>病历号:</w:t>
             </w:r>
@@ -287,43 +368,50 @@
         </w:tc>
         <w:tc>
           <w:tcPr>
-            <w:tcW w:w="1803" w:type="dxa"/>
+            <w:tcW w:w="1566" w:type="dxa"/>
             <w:tcBorders>
-              <w:top w:val="single" w:sz="4" w:space="0" w:shadow="0" w:frame="0"/>
+              <w:top w:val="single" w:color="auto" w:sz="4" w:space="0"/>
               <w:left w:val="nil"/>
               <w:bottom w:val="nil"/>
               <w:right w:val="nil"/>
               <w:tl2br w:val="nil"/>
               <w:tr2bl w:val="nil"/>
             </w:tcBorders>
-          </w:tcPr>
-          <w:p>
-            <w:pPr>
-              <w:rPr>
-                <w:rFonts w:ascii="微软雅黑" w:hAnsi="微软雅黑"/>
-                <w:sz w:val="18"/>
-              </w:rPr>
-            </w:pPr>
-            <w:r>
-              <w:rPr>
-                <w:rFonts w:ascii="微软雅黑" w:hAnsi="微软雅黑"/>
+            <w:noWrap w:val="0"/>
+            <w:vAlign w:val="top"/>
+          </w:tcPr>
+          <w:p>
+            <w:pPr>
+              <w:spacing w:beforeLines="0" w:afterLines="0"/>
+              <w:rPr>
+                <w:rFonts w:hint="eastAsia" w:ascii="微软雅黑" w:hAnsi="微软雅黑" w:eastAsia="微软雅黑" w:cs="微软雅黑"/>
+                <w:sz w:val="18"/>
+                <w:szCs w:val="18"/>
+              </w:rPr>
+            </w:pPr>
+            <w:r>
+              <w:rPr>
+                <w:rFonts w:hint="eastAsia" w:ascii="微软雅黑" w:hAnsi="微软雅黑" w:eastAsia="微软雅黑" w:cs="微软雅黑"/>
                 <w:color w:val="000000"/>
                 <w:sz w:val="18"/>
+                <w:szCs w:val="18"/>
               </w:rPr>
               <w:t>{&lt;</w:t>
             </w:r>
             <w:r>
               <w:rPr>
-                <w:rFonts w:ascii="微软雅黑" w:hAnsi="微软雅黑"/>
-                <w:sz w:val="18"/>
+                <w:rFonts w:hint="eastAsia" w:ascii="微软雅黑" w:hAnsi="微软雅黑" w:eastAsia="微软雅黑" w:cs="微软雅黑"/>
+                <w:sz w:val="18"/>
+                <w:szCs w:val="18"/>
               </w:rPr>
               <w:t>病历号</w:t>
             </w:r>
             <w:r>
               <w:rPr>
-                <w:rFonts w:ascii="微软雅黑" w:hAnsi="微软雅黑"/>
+                <w:rFonts w:hint="eastAsia" w:ascii="微软雅黑" w:hAnsi="微软雅黑" w:eastAsia="微软雅黑" w:cs="微软雅黑"/>
                 <w:color w:val="000000"/>
                 <w:sz w:val="18"/>
+                <w:szCs w:val="18"/>
               </w:rPr>
               <w:t>&gt;}</w:t>
             </w:r>
@@ -331,30 +419,51 @@
         </w:tc>
       </w:tr>
       <w:tr>
+        <w:tblPrEx>
+          <w:tblBorders>
+            <w:top w:val="single" w:color="auto" w:sz="4" w:space="0"/>
+            <w:left w:val="single" w:color="auto" w:sz="4" w:space="0"/>
+            <w:bottom w:val="single" w:color="auto" w:sz="4" w:space="0"/>
+            <w:right w:val="single" w:color="auto" w:sz="4" w:space="0"/>
+            <w:insideH w:val="single" w:color="auto" w:sz="4" w:space="0"/>
+            <w:insideV w:val="single" w:color="auto" w:sz="4" w:space="0"/>
+          </w:tblBorders>
+          <w:tblCellMar>
+            <w:top w:w="0" w:type="dxa"/>
+            <w:left w:w="108" w:type="dxa"/>
+            <w:bottom w:w="0" w:type="dxa"/>
+            <w:right w:w="108" w:type="dxa"/>
+          </w:tblCellMar>
+        </w:tblPrEx>
         <w:tc>
           <w:tcPr>
             <w:tcW w:w="1372" w:type="dxa"/>
             <w:tcBorders>
               <w:top w:val="nil"/>
               <w:left w:val="nil"/>
-              <w:bottom w:val="single" w:sz="4" w:space="0" w:shadow="0" w:frame="0"/>
+              <w:bottom w:val="single" w:color="auto" w:sz="4" w:space="0"/>
               <w:right w:val="nil"/>
               <w:tl2br w:val="nil"/>
               <w:tr2bl w:val="nil"/>
             </w:tcBorders>
-          </w:tcPr>
-          <w:p>
-            <w:pPr>
+            <w:noWrap w:val="0"/>
+            <w:vAlign w:val="top"/>
+          </w:tcPr>
+          <w:p>
+            <w:pPr>
+              <w:spacing w:beforeLines="0" w:afterLines="0"/>
               <w:jc w:val="right"/>
               <w:rPr>
-                <w:rFonts w:ascii="微软雅黑" w:hAnsi="微软雅黑"/>
-                <w:sz w:val="18"/>
-              </w:rPr>
-            </w:pPr>
-            <w:r>
-              <w:rPr>
-                <w:rFonts w:ascii="微软雅黑" w:hAnsi="微软雅黑"/>
-                <w:sz w:val="18"/>
+                <w:rFonts w:hint="eastAsia" w:ascii="微软雅黑" w:hAnsi="微软雅黑" w:eastAsia="微软雅黑" w:cs="微软雅黑"/>
+                <w:sz w:val="18"/>
+                <w:szCs w:val="18"/>
+              </w:rPr>
+            </w:pPr>
+            <w:r>
+              <w:rPr>
+                <w:rFonts w:hint="eastAsia" w:ascii="微软雅黑" w:hAnsi="微软雅黑" w:eastAsia="微软雅黑" w:cs="微软雅黑"/>
+                <w:sz w:val="18"/>
+                <w:szCs w:val="18"/>
               </w:rPr>
               <w:t>性别:</w:t>
             </w:r>
@@ -366,23 +475,28 @@
             <w:tcBorders>
               <w:top w:val="nil"/>
               <w:left w:val="nil"/>
-              <w:bottom w:val="single" w:sz="4" w:space="0" w:shadow="0" w:frame="0"/>
+              <w:bottom w:val="single" w:color="auto" w:sz="4" w:space="0"/>
               <w:right w:val="nil"/>
               <w:tl2br w:val="nil"/>
               <w:tr2bl w:val="nil"/>
             </w:tcBorders>
-          </w:tcPr>
-          <w:p>
-            <w:pPr>
-              <w:rPr>
-                <w:rFonts w:ascii="微软雅黑" w:hAnsi="微软雅黑"/>
-                <w:sz w:val="18"/>
-              </w:rPr>
-            </w:pPr>
-            <w:r>
-              <w:rPr>
-                <w:rFonts w:ascii="微软雅黑" w:hAnsi="微软雅黑"/>
-                <w:sz w:val="18"/>
+            <w:noWrap w:val="0"/>
+            <w:vAlign w:val="top"/>
+          </w:tcPr>
+          <w:p>
+            <w:pPr>
+              <w:spacing w:beforeLines="0" w:afterLines="0"/>
+              <w:rPr>
+                <w:rFonts w:hint="eastAsia" w:ascii="微软雅黑" w:hAnsi="微软雅黑" w:eastAsia="微软雅黑" w:cs="微软雅黑"/>
+                <w:sz w:val="18"/>
+                <w:szCs w:val="18"/>
+              </w:rPr>
+            </w:pPr>
+            <w:r>
+              <w:rPr>
+                <w:rFonts w:hint="eastAsia" w:ascii="微软雅黑" w:hAnsi="微软雅黑" w:eastAsia="微软雅黑" w:cs="微软雅黑"/>
+                <w:sz w:val="18"/>
+                <w:szCs w:val="18"/>
               </w:rPr>
               <w:t>{&lt;宠物性别&gt;}</w:t>
             </w:r>
@@ -390,28 +504,33 @@
         </w:tc>
         <w:tc>
           <w:tcPr>
-            <w:tcW w:w="774" w:type="dxa"/>
+            <w:tcW w:w="954" w:type="dxa"/>
             <w:tcBorders>
               <w:top w:val="nil"/>
               <w:left w:val="nil"/>
-              <w:bottom w:val="single" w:sz="4" w:space="0" w:shadow="0" w:frame="0"/>
+              <w:bottom w:val="single" w:color="auto" w:sz="4" w:space="0"/>
               <w:right w:val="nil"/>
               <w:tl2br w:val="nil"/>
               <w:tr2bl w:val="nil"/>
             </w:tcBorders>
-          </w:tcPr>
-          <w:p>
-            <w:pPr>
+            <w:noWrap w:val="0"/>
+            <w:vAlign w:val="top"/>
+          </w:tcPr>
+          <w:p>
+            <w:pPr>
+              <w:spacing w:beforeLines="0" w:afterLines="0"/>
               <w:jc w:val="right"/>
               <w:rPr>
-                <w:rFonts w:ascii="微软雅黑" w:hAnsi="微软雅黑"/>
-                <w:sz w:val="18"/>
-              </w:rPr>
-            </w:pPr>
-            <w:r>
-              <w:rPr>
-                <w:rFonts w:ascii="微软雅黑" w:hAnsi="微软雅黑"/>
-                <w:sz w:val="18"/>
+                <w:rFonts w:hint="eastAsia" w:ascii="微软雅黑" w:hAnsi="微软雅黑" w:eastAsia="微软雅黑" w:cs="微软雅黑"/>
+                <w:sz w:val="18"/>
+                <w:szCs w:val="18"/>
+              </w:rPr>
+            </w:pPr>
+            <w:r>
+              <w:rPr>
+                <w:rFonts w:hint="eastAsia" w:ascii="微软雅黑" w:hAnsi="微软雅黑" w:eastAsia="微软雅黑" w:cs="微软雅黑"/>
+                <w:sz w:val="18"/>
+                <w:szCs w:val="18"/>
               </w:rPr>
               <w:t>绝育:</w:t>
             </w:r>
@@ -419,27 +538,32 @@
         </w:tc>
         <w:tc>
           <w:tcPr>
-            <w:tcW w:w="1552" w:type="dxa"/>
+            <w:tcW w:w="1372" w:type="dxa"/>
             <w:tcBorders>
               <w:top w:val="nil"/>
               <w:left w:val="nil"/>
-              <w:bottom w:val="single" w:sz="4" w:space="0" w:shadow="0" w:frame="0"/>
+              <w:bottom w:val="single" w:color="auto" w:sz="4" w:space="0"/>
               <w:right w:val="nil"/>
               <w:tl2br w:val="nil"/>
               <w:tr2bl w:val="nil"/>
             </w:tcBorders>
-          </w:tcPr>
-          <w:p>
-            <w:pPr>
-              <w:rPr>
-                <w:rFonts w:ascii="微软雅黑" w:hAnsi="微软雅黑"/>
-                <w:sz w:val="18"/>
-              </w:rPr>
-            </w:pPr>
-            <w:r>
-              <w:rPr>
-                <w:rFonts w:ascii="微软雅黑" w:hAnsi="微软雅黑"/>
-                <w:sz w:val="18"/>
+            <w:noWrap w:val="0"/>
+            <w:vAlign w:val="top"/>
+          </w:tcPr>
+          <w:p>
+            <w:pPr>
+              <w:spacing w:beforeLines="0" w:afterLines="0"/>
+              <w:rPr>
+                <w:rFonts w:hint="eastAsia" w:ascii="微软雅黑" w:hAnsi="微软雅黑" w:eastAsia="微软雅黑" w:cs="微软雅黑"/>
+                <w:sz w:val="18"/>
+                <w:szCs w:val="18"/>
+              </w:rPr>
+            </w:pPr>
+            <w:r>
+              <w:rPr>
+                <w:rFonts w:hint="eastAsia" w:ascii="微软雅黑" w:hAnsi="微软雅黑" w:eastAsia="微软雅黑" w:cs="微软雅黑"/>
+                <w:sz w:val="18"/>
+                <w:szCs w:val="18"/>
               </w:rPr>
               <w:t>{&lt;是否绝育&gt;}</w:t>
             </w:r>
@@ -447,28 +571,33 @@
         </w:tc>
         <w:tc>
           <w:tcPr>
-            <w:tcW w:w="999" w:type="dxa"/>
+            <w:tcW w:w="1372" w:type="dxa"/>
             <w:tcBorders>
               <w:top w:val="nil"/>
               <w:left w:val="nil"/>
-              <w:bottom w:val="single" w:sz="4" w:space="0" w:shadow="0" w:frame="0"/>
+              <w:bottom w:val="single" w:color="auto" w:sz="4" w:space="0"/>
               <w:right w:val="nil"/>
               <w:tl2br w:val="nil"/>
               <w:tr2bl w:val="nil"/>
             </w:tcBorders>
-          </w:tcPr>
-          <w:p>
-            <w:pPr>
+            <w:noWrap w:val="0"/>
+            <w:vAlign w:val="top"/>
+          </w:tcPr>
+          <w:p>
+            <w:pPr>
+              <w:spacing w:beforeLines="0" w:afterLines="0"/>
               <w:jc w:val="right"/>
               <w:rPr>
-                <w:rFonts w:ascii="微软雅黑" w:hAnsi="微软雅黑"/>
-                <w:sz w:val="18"/>
-              </w:rPr>
-            </w:pPr>
-            <w:r>
-              <w:rPr>
-                <w:rFonts w:ascii="微软雅黑" w:hAnsi="微软雅黑"/>
-                <w:sz w:val="18"/>
+                <w:rFonts w:hint="eastAsia" w:ascii="微软雅黑" w:hAnsi="微软雅黑" w:eastAsia="微软雅黑" w:cs="微软雅黑"/>
+                <w:sz w:val="18"/>
+                <w:szCs w:val="18"/>
+              </w:rPr>
+            </w:pPr>
+            <w:r>
+              <w:rPr>
+                <w:rFonts w:hint="eastAsia" w:ascii="微软雅黑" w:hAnsi="微软雅黑" w:eastAsia="微软雅黑" w:cs="微软雅黑"/>
+                <w:sz w:val="18"/>
+                <w:szCs w:val="18"/>
               </w:rPr>
               <w:t>医生:</w:t>
             </w:r>
@@ -476,28 +605,33 @@
         </w:tc>
         <w:tc>
           <w:tcPr>
-            <w:tcW w:w="1559" w:type="dxa"/>
+            <w:tcW w:w="1372" w:type="dxa"/>
             <w:tcBorders>
               <w:top w:val="nil"/>
               <w:left w:val="nil"/>
-              <w:bottom w:val="single" w:sz="4" w:space="0" w:shadow="0" w:frame="0"/>
+              <w:bottom w:val="single" w:color="auto" w:sz="4" w:space="0"/>
               <w:right w:val="nil"/>
               <w:tl2br w:val="nil"/>
               <w:tr2bl w:val="nil"/>
             </w:tcBorders>
-          </w:tcPr>
-          <w:p>
-            <w:pPr>
-              <w:rPr>
-                <w:rFonts w:ascii="微软雅黑" w:hAnsi="微软雅黑"/>
-                <w:sz w:val="18"/>
-              </w:rPr>
-            </w:pPr>
-            <w:r>
-              <w:rPr>
-                <w:rFonts w:ascii="微软雅黑" w:hAnsi="微软雅黑"/>
+            <w:noWrap w:val="0"/>
+            <w:vAlign w:val="top"/>
+          </w:tcPr>
+          <w:p>
+            <w:pPr>
+              <w:spacing w:beforeLines="0" w:afterLines="0"/>
+              <w:rPr>
+                <w:rFonts w:hint="eastAsia" w:ascii="微软雅黑" w:hAnsi="微软雅黑" w:eastAsia="微软雅黑" w:cs="微软雅黑"/>
+                <w:sz w:val="18"/>
+                <w:szCs w:val="18"/>
+              </w:rPr>
+            </w:pPr>
+            <w:r>
+              <w:rPr>
+                <w:rFonts w:hint="eastAsia" w:ascii="微软雅黑" w:hAnsi="微软雅黑" w:eastAsia="微软雅黑" w:cs="微软雅黑"/>
                 <w:color w:val="000000"/>
                 <w:sz w:val="18"/>
+                <w:szCs w:val="18"/>
               </w:rPr>
               <w:t>{&lt;检查医生&gt;}</w:t>
             </w:r>
@@ -505,28 +639,33 @@
         </w:tc>
         <w:tc>
           <w:tcPr>
-            <w:tcW w:w="1134" w:type="dxa"/>
+            <w:tcW w:w="1185" w:type="dxa"/>
             <w:tcBorders>
               <w:top w:val="nil"/>
               <w:left w:val="nil"/>
-              <w:bottom w:val="single" w:sz="4" w:space="0" w:shadow="0" w:frame="0"/>
+              <w:bottom w:val="single" w:color="auto" w:sz="4" w:space="0"/>
               <w:right w:val="nil"/>
               <w:tl2br w:val="nil"/>
               <w:tr2bl w:val="nil"/>
             </w:tcBorders>
-          </w:tcPr>
-          <w:p>
-            <w:pPr>
+            <w:noWrap w:val="0"/>
+            <w:vAlign w:val="top"/>
+          </w:tcPr>
+          <w:p>
+            <w:pPr>
+              <w:spacing w:beforeLines="0" w:afterLines="0"/>
               <w:jc w:val="right"/>
               <w:rPr>
-                <w:rFonts w:ascii="微软雅黑" w:hAnsi="微软雅黑"/>
-                <w:sz w:val="18"/>
-              </w:rPr>
-            </w:pPr>
-            <w:r>
-              <w:rPr>
-                <w:rFonts w:ascii="微软雅黑" w:hAnsi="微软雅黑"/>
-                <w:sz w:val="18"/>
+                <w:rFonts w:hint="eastAsia" w:ascii="微软雅黑" w:hAnsi="微软雅黑" w:eastAsia="微软雅黑" w:cs="微软雅黑"/>
+                <w:sz w:val="18"/>
+                <w:szCs w:val="18"/>
+              </w:rPr>
+            </w:pPr>
+            <w:r>
+              <w:rPr>
+                <w:rFonts w:hint="eastAsia" w:ascii="微软雅黑" w:hAnsi="微软雅黑" w:eastAsia="微软雅黑" w:cs="微软雅黑"/>
+                <w:sz w:val="18"/>
+                <w:szCs w:val="18"/>
               </w:rPr>
               <w:t>检测时间:</w:t>
             </w:r>
@@ -534,27 +673,32 @@
         </w:tc>
         <w:tc>
           <w:tcPr>
-            <w:tcW w:w="1803" w:type="dxa"/>
+            <w:tcW w:w="1566" w:type="dxa"/>
             <w:tcBorders>
               <w:top w:val="nil"/>
               <w:left w:val="nil"/>
-              <w:bottom w:val="single" w:sz="4" w:space="0" w:shadow="0" w:frame="0"/>
+              <w:bottom w:val="single" w:color="auto" w:sz="4" w:space="0"/>
               <w:right w:val="nil"/>
               <w:tl2br w:val="nil"/>
               <w:tr2bl w:val="nil"/>
             </w:tcBorders>
-          </w:tcPr>
-          <w:p>
-            <w:pPr>
-              <w:rPr>
-                <w:rFonts w:ascii="微软雅黑" w:hAnsi="微软雅黑"/>
-                <w:sz w:val="18"/>
-              </w:rPr>
-            </w:pPr>
-            <w:r>
-              <w:rPr>
-                <w:rFonts w:ascii="微软雅黑" w:hAnsi="微软雅黑"/>
-                <w:sz w:val="18"/>
+            <w:noWrap w:val="0"/>
+            <w:vAlign w:val="top"/>
+          </w:tcPr>
+          <w:p>
+            <w:pPr>
+              <w:spacing w:beforeLines="0" w:afterLines="0"/>
+              <w:rPr>
+                <w:rFonts w:hint="eastAsia" w:ascii="微软雅黑" w:hAnsi="微软雅黑" w:eastAsia="微软雅黑" w:cs="微软雅黑"/>
+                <w:sz w:val="18"/>
+                <w:szCs w:val="18"/>
+              </w:rPr>
+            </w:pPr>
+            <w:r>
+              <w:rPr>
+                <w:rFonts w:hint="eastAsia" w:ascii="微软雅黑" w:hAnsi="微软雅黑" w:eastAsia="微软雅黑" w:cs="微软雅黑"/>
+                <w:sz w:val="18"/>
+                <w:szCs w:val="18"/>
               </w:rPr>
               <w:t>{&lt;检查时间&gt;}</w:t>
             </w:r>
@@ -564,55 +708,105 @@
     </w:tbl>
     <w:p>
       <w:pPr>
+        <w:spacing w:beforeLines="0" w:afterLines="0"/>
         <w:rPr>
-          <w:rFonts w:ascii="微软雅黑" w:hAnsi="微软雅黑"/>
-          <w:b w:val="1"/>
+          <w:rFonts w:hint="eastAsia" w:ascii="微软雅黑" w:hAnsi="微软雅黑" w:eastAsia="微软雅黑" w:cs="微软雅黑"/>
+          <w:b/>
           <w:sz w:val="10"/>
+          <w:szCs w:val="10"/>
         </w:rPr>
       </w:pPr>
     </w:p>
     <w:tbl>
       <w:tblPr>
-        <w:tblStyle w:val="T2"/>
+        <w:tblStyle w:val="6"/>
         <w:tblW w:w="0" w:type="auto"/>
+        <w:tblInd w:w="0" w:type="dxa"/>
         <w:tblBorders>
-          <w:top w:val="single" w:sz="4" w:space="0" w:shadow="0" w:frame="0" w:color="auto"/>
-          <w:left w:val="single" w:sz="4" w:space="0" w:shadow="0" w:frame="0" w:color="auto"/>
-          <w:bottom w:val="single" w:sz="4" w:space="0" w:shadow="0" w:frame="0" w:color="auto"/>
-          <w:right w:val="single" w:sz="4" w:space="0" w:shadow="0" w:frame="0" w:color="auto"/>
-          <w:insideH w:val="single" w:sz="4" w:space="0" w:shadow="0" w:frame="0" w:color="auto"/>
-          <w:insideV w:val="single" w:sz="4" w:space="0" w:shadow="0" w:frame="0" w:color="auto"/>
+          <w:top w:val="single" w:color="auto" w:sz="4" w:space="0"/>
+          <w:left w:val="single" w:color="auto" w:sz="4" w:space="0"/>
+          <w:bottom w:val="single" w:color="auto" w:sz="4" w:space="0"/>
+          <w:right w:val="single" w:color="auto" w:sz="4" w:space="0"/>
+          <w:insideH w:val="single" w:color="auto" w:sz="4" w:space="0"/>
+          <w:insideV w:val="single" w:color="auto" w:sz="4" w:space="0"/>
         </w:tblBorders>
-        <w:tblLook w:val="04A0"/>
+        <w:tblLayout w:type="autofit"/>
+        <w:tblCellMar>
+          <w:top w:w="0" w:type="dxa"/>
+          <w:left w:w="108" w:type="dxa"/>
+          <w:bottom w:w="0" w:type="dxa"/>
+          <w:right w:w="108" w:type="dxa"/>
+        </w:tblCellMar>
       </w:tblPr>
-      <w:tblGrid/>
+      <w:tblGrid>
+        <w:gridCol w:w="2074"/>
+        <w:gridCol w:w="2074"/>
+        <w:gridCol w:w="1037"/>
+        <w:gridCol w:w="1037"/>
+        <w:gridCol w:w="4742"/>
+      </w:tblGrid>
       <w:tr>
+        <w:tblPrEx>
+          <w:tblBorders>
+            <w:top w:val="single" w:color="auto" w:sz="4" w:space="0"/>
+            <w:left w:val="single" w:color="auto" w:sz="4" w:space="0"/>
+            <w:bottom w:val="single" w:color="auto" w:sz="4" w:space="0"/>
+            <w:right w:val="single" w:color="auto" w:sz="4" w:space="0"/>
+            <w:insideH w:val="single" w:color="auto" w:sz="4" w:space="0"/>
+            <w:insideV w:val="single" w:color="auto" w:sz="4" w:space="0"/>
+          </w:tblBorders>
+          <w:tblCellMar>
+            <w:top w:w="0" w:type="dxa"/>
+            <w:left w:w="108" w:type="dxa"/>
+            <w:bottom w:w="0" w:type="dxa"/>
+            <w:right w:w="108" w:type="dxa"/>
+          </w:tblCellMar>
+        </w:tblPrEx>
         <w:trPr>
-          <w:trHeight w:hRule="atLeast" w:val="343"/>
+          <w:trHeight w:val="343" w:hRule="atLeast"/>
         </w:trPr>
         <w:tc>
           <w:tcPr>
-            <w:cnfStyle w:val="001000000000"/>
             <w:tcW w:w="2074" w:type="dxa"/>
             <w:tcBorders>
               <w:top w:val="nil"/>
               <w:left w:val="nil"/>
               <w:bottom w:val="nil"/>
+              <w:right w:val="nil"/>
+              <w:insideV w:val="nil"/>
             </w:tcBorders>
+            <w:shd w:val="clear" w:color="auto" w:fill="C0504D" w:themeFill="accent2"/>
           </w:tcPr>
           <w:p>
             <w:pPr>
               <w:jc w:val="center"/>
               <w:rPr>
-                <w:rFonts w:ascii="微软雅黑" w:hAnsi="微软雅黑"/>
-                <w:b w:val="0"/>
-                <w:sz w:val="18"/>
-              </w:rPr>
-            </w:pPr>
-            <w:r>
-              <w:rPr>
-                <w:rFonts w:ascii="微软雅黑" w:hAnsi="微软雅黑"/>
-                <w:sz w:val="18"/>
+                <w:rFonts w:hint="eastAsia" w:ascii="微软雅黑" w:hAnsi="微软雅黑" w:eastAsia="微软雅黑" w:cs="微软雅黑"/>
+                <w:b/>
+                <w:bCs/>
+                <w:color w:val="FFFFFF" w:themeColor="background1"/>
+                <w:sz w:val="18"/>
+                <w:szCs w:val="18"/>
+                <w14:textFill>
+                  <w14:solidFill>
+                    <w14:schemeClr w14:val="bg1"/>
+                  </w14:solidFill>
+                </w14:textFill>
+              </w:rPr>
+            </w:pPr>
+            <w:r>
+              <w:rPr>
+                <w:rFonts w:hint="eastAsia" w:ascii="微软雅黑" w:hAnsi="微软雅黑" w:eastAsia="微软雅黑" w:cs="微软雅黑"/>
+                <w:b/>
+                <w:bCs/>
+                <w:color w:val="FFFFFF" w:themeColor="background1"/>
+                <w:sz w:val="18"/>
+                <w:szCs w:val="18"/>
+                <w14:textFill>
+                  <w14:solidFill>
+                    <w14:schemeClr w14:val="bg1"/>
+                  </w14:solidFill>
+                </w14:textFill>
               </w:rPr>
               <w:t>分泌物检查</w:t>
             </w:r>
@@ -624,23 +818,43 @@
             <w:gridSpan w:val="4"/>
             <w:tcBorders>
               <w:top w:val="nil"/>
+              <w:left w:val="nil"/>
               <w:bottom w:val="nil"/>
               <w:right w:val="nil"/>
+              <w:insideV w:val="nil"/>
             </w:tcBorders>
+            <w:shd w:val="clear" w:color="auto" w:fill="C0504D" w:themeFill="accent2"/>
           </w:tcPr>
           <w:p>
             <w:pPr>
               <w:jc w:val="center"/>
               <w:rPr>
-                <w:rFonts w:ascii="微软雅黑" w:hAnsi="微软雅黑"/>
-                <w:b w:val="0"/>
-                <w:sz w:val="18"/>
-              </w:rPr>
-            </w:pPr>
-            <w:r>
-              <w:rPr>
-                <w:rFonts w:ascii="微软雅黑" w:hAnsi="微软雅黑"/>
-                <w:sz w:val="18"/>
+                <w:rFonts w:hint="eastAsia" w:ascii="微软雅黑" w:hAnsi="微软雅黑" w:eastAsia="微软雅黑" w:cs="微软雅黑"/>
+                <w:b/>
+                <w:bCs/>
+                <w:color w:val="FFFFFF" w:themeColor="background1"/>
+                <w:sz w:val="18"/>
+                <w:szCs w:val="18"/>
+                <w14:textFill>
+                  <w14:solidFill>
+                    <w14:schemeClr w14:val="bg1"/>
+                  </w14:solidFill>
+                </w14:textFill>
+              </w:rPr>
+            </w:pPr>
+            <w:r>
+              <w:rPr>
+                <w:rFonts w:hint="eastAsia" w:ascii="微软雅黑" w:hAnsi="微软雅黑" w:eastAsia="微软雅黑" w:cs="微软雅黑"/>
+                <w:b/>
+                <w:bCs/>
+                <w:color w:val="FFFFFF" w:themeColor="background1"/>
+                <w:sz w:val="18"/>
+                <w:szCs w:val="18"/>
+                <w14:textFill>
+                  <w14:solidFill>
+                    <w14:schemeClr w14:val="bg1"/>
+                  </w14:solidFill>
+                </w14:textFill>
               </w:rPr>
               <w:t>结果</w:t>
             </w:r>
@@ -648,28 +862,48 @@
         </w:tc>
       </w:tr>
       <w:tr>
+        <w:tblPrEx>
+          <w:tblBorders>
+            <w:top w:val="single" w:color="auto" w:sz="4" w:space="0"/>
+            <w:left w:val="single" w:color="auto" w:sz="4" w:space="0"/>
+            <w:bottom w:val="single" w:color="auto" w:sz="4" w:space="0"/>
+            <w:right w:val="single" w:color="auto" w:sz="4" w:space="0"/>
+            <w:insideH w:val="single" w:color="auto" w:sz="4" w:space="0"/>
+            <w:insideV w:val="single" w:color="auto" w:sz="4" w:space="0"/>
+          </w:tblBorders>
+          <w:tblCellMar>
+            <w:top w:w="0" w:type="dxa"/>
+            <w:left w:w="108" w:type="dxa"/>
+            <w:bottom w:w="0" w:type="dxa"/>
+            <w:right w:w="108" w:type="dxa"/>
+          </w:tblCellMar>
+        </w:tblPrEx>
         <w:trPr>
-          <w:trHeight w:hRule="atLeast" w:val="317"/>
+          <w:trHeight w:val="317" w:hRule="atLeast"/>
         </w:trPr>
         <w:tc>
           <w:tcPr>
-            <w:cnfStyle w:val="001000000000"/>
             <w:tcW w:w="2074" w:type="dxa"/>
-            <w:shd w:val="clear" w:color="auto" w:fill="F2DCDB" w:themeFill="accent2" w:themeFillTint="32"/>
+            <w:shd w:val="clear" w:color="auto" w:fill="F2DBDB" w:themeFill="accent2" w:themeFillTint="33"/>
           </w:tcPr>
           <w:p>
             <w:pPr>
               <w:jc w:val="center"/>
               <w:rPr>
-                <w:rFonts w:ascii="微软雅黑" w:hAnsi="微软雅黑"/>
-                <w:b w:val="0"/>
-                <w:sz w:val="18"/>
-              </w:rPr>
-            </w:pPr>
-            <w:r>
-              <w:rPr>
-                <w:rFonts w:ascii="微软雅黑" w:hAnsi="微软雅黑"/>
-                <w:sz w:val="18"/>
+                <w:rFonts w:hint="eastAsia" w:ascii="微软雅黑" w:hAnsi="微软雅黑" w:eastAsia="微软雅黑" w:cs="微软雅黑"/>
+                <w:b/>
+                <w:bCs/>
+                <w:sz w:val="18"/>
+                <w:szCs w:val="18"/>
+              </w:rPr>
+            </w:pPr>
+            <w:r>
+              <w:rPr>
+                <w:rFonts w:hint="eastAsia" w:ascii="微软雅黑" w:hAnsi="微软雅黑" w:eastAsia="微软雅黑" w:cs="微软雅黑"/>
+                <w:b/>
+                <w:bCs/>
+                <w:sz w:val="18"/>
+                <w:szCs w:val="18"/>
               </w:rPr>
               <w:t>部位</w:t>
             </w:r>
@@ -679,38 +913,59 @@
           <w:tcPr>
             <w:tcW w:w="8890" w:type="dxa"/>
             <w:gridSpan w:val="4"/>
-            <w:shd w:val="clear" w:color="auto" w:fill="F2DCDB" w:themeFill="accent2" w:themeFillTint="32"/>
+            <w:shd w:val="clear" w:color="auto" w:fill="F2DBDB" w:themeFill="accent2" w:themeFillTint="33"/>
           </w:tcPr>
           <w:p>
             <w:pPr>
               <w:jc w:val="center"/>
               <w:rPr>
-                <w:rFonts w:ascii="微软雅黑" w:hAnsi="微软雅黑"/>
-                <w:sz w:val="18"/>
+                <w:rFonts w:hint="eastAsia" w:ascii="微软雅黑" w:hAnsi="微软雅黑" w:eastAsia="微软雅黑" w:cs="微软雅黑"/>
+                <w:sz w:val="18"/>
+                <w:szCs w:val="18"/>
               </w:rPr>
             </w:pPr>
           </w:p>
         </w:tc>
       </w:tr>
       <w:tr>
-        <w:tc>
-          <w:tcPr>
-            <w:cnfStyle w:val="001000000000"/>
+        <w:tblPrEx>
+          <w:tblBorders>
+            <w:top w:val="single" w:color="auto" w:sz="4" w:space="0"/>
+            <w:left w:val="single" w:color="auto" w:sz="4" w:space="0"/>
+            <w:bottom w:val="single" w:color="auto" w:sz="4" w:space="0"/>
+            <w:right w:val="single" w:color="auto" w:sz="4" w:space="0"/>
+            <w:insideH w:val="single" w:color="auto" w:sz="4" w:space="0"/>
+            <w:insideV w:val="single" w:color="auto" w:sz="4" w:space="0"/>
+          </w:tblBorders>
+          <w:tblCellMar>
+            <w:top w:w="0" w:type="dxa"/>
+            <w:left w:w="108" w:type="dxa"/>
+            <w:bottom w:w="0" w:type="dxa"/>
+            <w:right w:w="108" w:type="dxa"/>
+          </w:tblCellMar>
+        </w:tblPrEx>
+        <w:tc>
+          <w:tcPr>
             <w:tcW w:w="2074" w:type="dxa"/>
           </w:tcPr>
           <w:p>
             <w:pPr>
               <w:jc w:val="center"/>
               <w:rPr>
-                <w:rFonts w:ascii="微软雅黑" w:hAnsi="微软雅黑"/>
-                <w:b w:val="0"/>
-                <w:sz w:val="18"/>
-              </w:rPr>
-            </w:pPr>
-            <w:r>
-              <w:rPr>
-                <w:rFonts w:ascii="微软雅黑" w:hAnsi="微软雅黑"/>
-                <w:sz w:val="18"/>
+                <w:rFonts w:hint="eastAsia" w:ascii="微软雅黑" w:hAnsi="微软雅黑" w:eastAsia="微软雅黑" w:cs="微软雅黑"/>
+                <w:b/>
+                <w:bCs/>
+                <w:sz w:val="18"/>
+                <w:szCs w:val="18"/>
+              </w:rPr>
+            </w:pPr>
+            <w:r>
+              <w:rPr>
+                <w:rFonts w:hint="eastAsia" w:ascii="微软雅黑" w:hAnsi="微软雅黑" w:eastAsia="微软雅黑" w:cs="微软雅黑"/>
+                <w:b/>
+                <w:bCs/>
+                <w:sz w:val="18"/>
+                <w:szCs w:val="18"/>
               </w:rPr>
               <w:t>采样方式</w:t>
             </w:r>
@@ -725,87 +980,248 @@
             <w:pPr>
               <w:jc w:val="center"/>
               <w:rPr>
-                <w:rFonts w:ascii="微软雅黑" w:hAnsi="微软雅黑"/>
-                <w:sz w:val="18"/>
-              </w:rPr>
-            </w:pPr>
-            <w:r>
-              <w:rPr>
-                <w:rFonts w:ascii="Segoe UI Emoji" w:hAnsi="Segoe UI Emoji"/>
-                <w:b w:val="1"/>
-                <w:sz w:val="18"/>
-              </w:rPr>
-              <w:t>☐</w:t>
-            </w:r>
-            <w:r>
-              <w:rPr>
-                <w:rFonts w:ascii="微软雅黑" w:hAnsi="微软雅黑"/>
-                <w:b w:val="1"/>
-                <w:sz w:val="18"/>
+                <w:rFonts w:hint="eastAsia" w:ascii="微软雅黑" w:hAnsi="微软雅黑" w:eastAsia="微软雅黑" w:cs="微软雅黑"/>
+                <w:sz w:val="18"/>
+                <w:szCs w:val="18"/>
+              </w:rPr>
+            </w:pPr>
+            <w:sdt>
+              <w:sdtPr>
+                <w:rPr>
+                  <w:rFonts w:hint="eastAsia" w:ascii="微软雅黑" w:hAnsi="微软雅黑" w:eastAsia="微软雅黑" w:cs="微软雅黑"/>
+                  <w:b/>
+                  <w:bCs/>
+                  <w:sz w:val="18"/>
+                  <w:szCs w:val="18"/>
+                </w:rPr>
+                <w:id w:val="481433781"/>
+                <w14:checkbox>
+                  <w14:checked w14:val="0"/>
+                  <w14:checkedState w14:val="2612" w14:font="MS Gothic"/>
+                  <w14:uncheckedState w14:val="2610" w14:font="MS Gothic"/>
+                </w14:checkbox>
+              </w:sdtPr>
+              <w:sdtEndPr>
+                <w:rPr>
+                  <w:rFonts w:hint="eastAsia" w:ascii="微软雅黑" w:hAnsi="微软雅黑" w:eastAsia="微软雅黑" w:cs="微软雅黑"/>
+                  <w:b/>
+                  <w:bCs/>
+                  <w:sz w:val="18"/>
+                  <w:szCs w:val="18"/>
+                </w:rPr>
+              </w:sdtEndPr>
+              <w:sdtContent>
+                <w:r>
+                  <w:rPr>
+                    <w:rFonts w:hint="eastAsia" w:ascii="微软雅黑" w:hAnsi="微软雅黑" w:eastAsia="微软雅黑" w:cs="微软雅黑"/>
+                    <w:b/>
+                    <w:bCs/>
+                    <w:sz w:val="18"/>
+                    <w:szCs w:val="18"/>
+                  </w:rPr>
+                  <w:t>☐</w:t>
+                </w:r>
+              </w:sdtContent>
+            </w:sdt>
+            <w:r>
+              <w:rPr>
+                <w:rFonts w:hint="eastAsia" w:ascii="微软雅黑" w:hAnsi="微软雅黑" w:eastAsia="微软雅黑" w:cs="微软雅黑"/>
+                <w:b/>
+                <w:bCs/>
+                <w:sz w:val="18"/>
+                <w:szCs w:val="18"/>
               </w:rPr>
               <w:t xml:space="preserve">压片 </w:t>
             </w:r>
-            <w:r>
-              <w:rPr>
-                <w:rFonts w:ascii="Segoe UI Emoji" w:hAnsi="Segoe UI Emoji"/>
-                <w:b w:val="1"/>
-                <w:sz w:val="18"/>
-              </w:rPr>
-              <w:t>☐</w:t>
-            </w:r>
-            <w:r>
-              <w:rPr>
-                <w:rFonts w:ascii="微软雅黑" w:hAnsi="微软雅黑"/>
-                <w:b w:val="1"/>
-                <w:sz w:val="18"/>
+            <w:sdt>
+              <w:sdtPr>
+                <w:rPr>
+                  <w:rFonts w:hint="eastAsia" w:ascii="微软雅黑" w:hAnsi="微软雅黑" w:eastAsia="微软雅黑" w:cs="微软雅黑"/>
+                  <w:b/>
+                  <w:bCs/>
+                  <w:sz w:val="18"/>
+                  <w:szCs w:val="18"/>
+                </w:rPr>
+                <w:id w:val="366880399"/>
+                <w14:checkbox>
+                  <w14:checked w14:val="0"/>
+                  <w14:checkedState w14:val="2612" w14:font="MS Gothic"/>
+                  <w14:uncheckedState w14:val="2610" w14:font="MS Gothic"/>
+                </w14:checkbox>
+              </w:sdtPr>
+              <w:sdtEndPr>
+                <w:rPr>
+                  <w:rFonts w:hint="eastAsia" w:ascii="微软雅黑" w:hAnsi="微软雅黑" w:eastAsia="微软雅黑" w:cs="微软雅黑"/>
+                  <w:b/>
+                  <w:bCs/>
+                  <w:sz w:val="18"/>
+                  <w:szCs w:val="18"/>
+                </w:rPr>
+              </w:sdtEndPr>
+              <w:sdtContent>
+                <w:r>
+                  <w:rPr>
+                    <w:rFonts w:hint="eastAsia" w:ascii="微软雅黑" w:hAnsi="微软雅黑" w:eastAsia="微软雅黑" w:cs="微软雅黑"/>
+                    <w:b/>
+                    <w:bCs/>
+                    <w:sz w:val="18"/>
+                    <w:szCs w:val="18"/>
+                  </w:rPr>
+                  <w:t>☐</w:t>
+                </w:r>
+              </w:sdtContent>
+            </w:sdt>
+            <w:r>
+              <w:rPr>
+                <w:rFonts w:hint="eastAsia" w:ascii="微软雅黑" w:hAnsi="微软雅黑" w:eastAsia="微软雅黑" w:cs="微软雅黑"/>
+                <w:b/>
+                <w:bCs/>
+                <w:sz w:val="18"/>
+                <w:szCs w:val="18"/>
               </w:rPr>
               <w:t xml:space="preserve">棉拭子 </w:t>
             </w:r>
-            <w:r>
-              <w:rPr>
-                <w:rFonts w:ascii="Segoe UI Emoji" w:hAnsi="Segoe UI Emoji"/>
-                <w:b w:val="1"/>
-                <w:sz w:val="18"/>
-              </w:rPr>
-              <w:t>☐</w:t>
-            </w:r>
-            <w:r>
-              <w:rPr>
-                <w:rFonts w:ascii="微软雅黑" w:hAnsi="微软雅黑"/>
-                <w:b w:val="1"/>
-                <w:sz w:val="18"/>
+            <w:sdt>
+              <w:sdtPr>
+                <w:rPr>
+                  <w:rFonts w:hint="eastAsia" w:ascii="微软雅黑" w:hAnsi="微软雅黑" w:eastAsia="微软雅黑" w:cs="微软雅黑"/>
+                  <w:b/>
+                  <w:bCs/>
+                  <w:sz w:val="18"/>
+                  <w:szCs w:val="18"/>
+                </w:rPr>
+                <w:id w:val="1345207143"/>
+                <w14:checkbox>
+                  <w14:checked w14:val="0"/>
+                  <w14:checkedState w14:val="2612" w14:font="MS Gothic"/>
+                  <w14:uncheckedState w14:val="2610" w14:font="MS Gothic"/>
+                </w14:checkbox>
+              </w:sdtPr>
+              <w:sdtEndPr>
+                <w:rPr>
+                  <w:rFonts w:hint="eastAsia" w:ascii="微软雅黑" w:hAnsi="微软雅黑" w:eastAsia="微软雅黑" w:cs="微软雅黑"/>
+                  <w:b/>
+                  <w:bCs/>
+                  <w:sz w:val="18"/>
+                  <w:szCs w:val="18"/>
+                </w:rPr>
+              </w:sdtEndPr>
+              <w:sdtContent>
+                <w:r>
+                  <w:rPr>
+                    <w:rFonts w:hint="eastAsia" w:ascii="微软雅黑" w:hAnsi="微软雅黑" w:eastAsia="微软雅黑" w:cs="微软雅黑"/>
+                    <w:b/>
+                    <w:bCs/>
+                    <w:sz w:val="18"/>
+                    <w:szCs w:val="18"/>
+                  </w:rPr>
+                  <w:t>☐</w:t>
+                </w:r>
+              </w:sdtContent>
+            </w:sdt>
+            <w:r>
+              <w:rPr>
+                <w:rFonts w:hint="eastAsia" w:ascii="微软雅黑" w:hAnsi="微软雅黑" w:eastAsia="微软雅黑" w:cs="微软雅黑"/>
+                <w:b/>
+                <w:bCs/>
+                <w:sz w:val="18"/>
+                <w:szCs w:val="18"/>
               </w:rPr>
               <w:t xml:space="preserve">刮片 </w:t>
             </w:r>
-            <w:r>
-              <w:rPr>
-                <w:rFonts w:ascii="Segoe UI Emoji" w:hAnsi="Segoe UI Emoji"/>
-                <w:b w:val="1"/>
-                <w:sz w:val="18"/>
-              </w:rPr>
-              <w:t>☐</w:t>
-            </w:r>
-            <w:r>
-              <w:rPr>
-                <w:rFonts w:ascii="微软雅黑" w:hAnsi="微软雅黑"/>
-                <w:b w:val="1"/>
-                <w:sz w:val="18"/>
+            <w:sdt>
+              <w:sdtPr>
+                <w:rPr>
+                  <w:rFonts w:hint="eastAsia" w:ascii="微软雅黑" w:hAnsi="微软雅黑" w:eastAsia="微软雅黑" w:cs="微软雅黑"/>
+                  <w:b/>
+                  <w:bCs/>
+                  <w:sz w:val="18"/>
+                  <w:szCs w:val="18"/>
+                </w:rPr>
+                <w:id w:val="223721986"/>
+                <w14:checkbox>
+                  <w14:checked w14:val="0"/>
+                  <w14:checkedState w14:val="2612" w14:font="MS Gothic"/>
+                  <w14:uncheckedState w14:val="2610" w14:font="MS Gothic"/>
+                </w14:checkbox>
+              </w:sdtPr>
+              <w:sdtEndPr>
+                <w:rPr>
+                  <w:rFonts w:hint="eastAsia" w:ascii="微软雅黑" w:hAnsi="微软雅黑" w:eastAsia="微软雅黑" w:cs="微软雅黑"/>
+                  <w:b/>
+                  <w:bCs/>
+                  <w:sz w:val="18"/>
+                  <w:szCs w:val="18"/>
+                </w:rPr>
+              </w:sdtEndPr>
+              <w:sdtContent>
+                <w:r>
+                  <w:rPr>
+                    <w:rFonts w:hint="eastAsia" w:ascii="微软雅黑" w:hAnsi="微软雅黑" w:eastAsia="微软雅黑" w:cs="微软雅黑"/>
+                    <w:b/>
+                    <w:bCs/>
+                    <w:sz w:val="18"/>
+                    <w:szCs w:val="18"/>
+                  </w:rPr>
+                  <w:t>☐</w:t>
+                </w:r>
+              </w:sdtContent>
+            </w:sdt>
+            <w:r>
+              <w:rPr>
+                <w:rFonts w:hint="eastAsia" w:ascii="微软雅黑" w:hAnsi="微软雅黑" w:eastAsia="微软雅黑" w:cs="微软雅黑"/>
+                <w:b/>
+                <w:bCs/>
+                <w:sz w:val="18"/>
+                <w:szCs w:val="18"/>
               </w:rPr>
               <w:t xml:space="preserve">抽吸 </w:t>
             </w:r>
-            <w:r>
-              <w:rPr>
-                <w:rFonts w:ascii="Segoe UI Emoji" w:hAnsi="Segoe UI Emoji"/>
-                <w:b w:val="1"/>
-                <w:sz w:val="18"/>
-              </w:rPr>
-              <w:t>☐</w:t>
-            </w:r>
-            <w:r>
-              <w:rPr>
-                <w:rFonts w:ascii="微软雅黑" w:hAnsi="微软雅黑"/>
-                <w:b w:val="1"/>
-                <w:sz w:val="18"/>
+            <w:sdt>
+              <w:sdtPr>
+                <w:rPr>
+                  <w:rFonts w:hint="eastAsia" w:ascii="微软雅黑" w:hAnsi="微软雅黑" w:eastAsia="微软雅黑" w:cs="微软雅黑"/>
+                  <w:b/>
+                  <w:bCs/>
+                  <w:sz w:val="18"/>
+                  <w:szCs w:val="18"/>
+                </w:rPr>
+                <w:id w:val="-1078744284"/>
+                <w14:checkbox>
+                  <w14:checked w14:val="0"/>
+                  <w14:checkedState w14:val="2612" w14:font="MS Gothic"/>
+                  <w14:uncheckedState w14:val="2610" w14:font="MS Gothic"/>
+                </w14:checkbox>
+              </w:sdtPr>
+              <w:sdtEndPr>
+                <w:rPr>
+                  <w:rFonts w:hint="eastAsia" w:ascii="微软雅黑" w:hAnsi="微软雅黑" w:eastAsia="微软雅黑" w:cs="微软雅黑"/>
+                  <w:b/>
+                  <w:bCs/>
+                  <w:sz w:val="18"/>
+                  <w:szCs w:val="18"/>
+                </w:rPr>
+              </w:sdtEndPr>
+              <w:sdtContent>
+                <w:r>
+                  <w:rPr>
+                    <w:rFonts w:hint="eastAsia" w:ascii="微软雅黑" w:hAnsi="微软雅黑" w:eastAsia="微软雅黑" w:cs="微软雅黑"/>
+                    <w:b/>
+                    <w:bCs/>
+                    <w:sz w:val="18"/>
+                    <w:szCs w:val="18"/>
+                  </w:rPr>
+                  <w:t>☐</w:t>
+                </w:r>
+              </w:sdtContent>
+            </w:sdt>
+            <w:r>
+              <w:rPr>
+                <w:rFonts w:hint="eastAsia" w:ascii="微软雅黑" w:hAnsi="微软雅黑" w:eastAsia="微软雅黑" w:cs="微软雅黑"/>
+                <w:b/>
+                <w:bCs/>
+                <w:sz w:val="18"/>
+                <w:szCs w:val="18"/>
               </w:rPr>
               <w:t>分泌物挤压</w:t>
             </w:r>
@@ -813,30 +1229,50 @@
         </w:tc>
       </w:tr>
       <w:tr>
+        <w:tblPrEx>
+          <w:tblBorders>
+            <w:top w:val="single" w:color="auto" w:sz="4" w:space="0"/>
+            <w:left w:val="single" w:color="auto" w:sz="4" w:space="0"/>
+            <w:bottom w:val="single" w:color="auto" w:sz="4" w:space="0"/>
+            <w:right w:val="single" w:color="auto" w:sz="4" w:space="0"/>
+            <w:insideH w:val="single" w:color="auto" w:sz="4" w:space="0"/>
+            <w:insideV w:val="single" w:color="auto" w:sz="4" w:space="0"/>
+          </w:tblBorders>
+          <w:tblCellMar>
+            <w:top w:w="0" w:type="dxa"/>
+            <w:left w:w="108" w:type="dxa"/>
+            <w:bottom w:w="0" w:type="dxa"/>
+            <w:right w:w="108" w:type="dxa"/>
+          </w:tblCellMar>
+        </w:tblPrEx>
         <w:trPr>
-          <w:trHeight w:hRule="atLeast" w:val="30"/>
+          <w:trHeight w:val="30" w:hRule="atLeast"/>
         </w:trPr>
         <w:tc>
           <w:tcPr>
-            <w:cnfStyle w:val="001000000000"/>
             <w:tcW w:w="2074" w:type="dxa"/>
             <w:vMerge w:val="restart"/>
-            <w:shd w:val="clear" w:color="auto" w:fill="F2DCDB" w:themeFill="accent2" w:themeFillTint="32"/>
+            <w:shd w:val="clear" w:color="auto" w:fill="F2DBDB" w:themeFill="accent2" w:themeFillTint="33"/>
             <w:vAlign w:val="center"/>
           </w:tcPr>
           <w:p>
             <w:pPr>
               <w:jc w:val="center"/>
               <w:rPr>
-                <w:rFonts w:ascii="微软雅黑" w:hAnsi="微软雅黑"/>
-                <w:b w:val="0"/>
-                <w:sz w:val="18"/>
-              </w:rPr>
-            </w:pPr>
-            <w:r>
-              <w:rPr>
-                <w:rFonts w:ascii="微软雅黑" w:hAnsi="微软雅黑"/>
-                <w:sz w:val="18"/>
+                <w:rFonts w:hint="eastAsia" w:ascii="微软雅黑" w:hAnsi="微软雅黑" w:eastAsia="微软雅黑" w:cs="微软雅黑"/>
+                <w:b/>
+                <w:bCs/>
+                <w:sz w:val="18"/>
+                <w:szCs w:val="18"/>
+              </w:rPr>
+            </w:pPr>
+            <w:r>
+              <w:rPr>
+                <w:rFonts w:hint="eastAsia" w:ascii="微软雅黑" w:hAnsi="微软雅黑" w:eastAsia="微软雅黑" w:cs="微软雅黑"/>
+                <w:b/>
+                <w:bCs/>
+                <w:sz w:val="18"/>
+                <w:szCs w:val="18"/>
               </w:rPr>
               <w:t>外寄生虫</w:t>
             </w:r>
@@ -846,22 +1282,26 @@
           <w:tcPr>
             <w:tcW w:w="3111" w:type="dxa"/>
             <w:gridSpan w:val="2"/>
-            <w:shd w:val="clear" w:color="auto" w:fill="F2DCDB" w:themeFill="accent2" w:themeFillTint="32"/>
+            <w:shd w:val="clear" w:color="auto" w:fill="F2DBDB" w:themeFill="accent2" w:themeFillTint="33"/>
           </w:tcPr>
           <w:p>
             <w:pPr>
               <w:jc w:val="center"/>
               <w:rPr>
-                <w:rFonts w:ascii="微软雅黑" w:hAnsi="微软雅黑"/>
-                <w:b w:val="1"/>
-                <w:sz w:val="18"/>
-              </w:rPr>
-            </w:pPr>
-            <w:r>
-              <w:rPr>
-                <w:rFonts w:ascii="微软雅黑" w:hAnsi="微软雅黑"/>
-                <w:b w:val="1"/>
-                <w:sz w:val="18"/>
+                <w:rFonts w:hint="eastAsia" w:ascii="微软雅黑" w:hAnsi="微软雅黑" w:eastAsia="微软雅黑" w:cs="微软雅黑"/>
+                <w:b/>
+                <w:bCs/>
+                <w:sz w:val="18"/>
+                <w:szCs w:val="18"/>
+              </w:rPr>
+            </w:pPr>
+            <w:r>
+              <w:rPr>
+                <w:rFonts w:hint="eastAsia" w:ascii="微软雅黑" w:hAnsi="微软雅黑" w:eastAsia="微软雅黑" w:cs="微软雅黑"/>
+                <w:b/>
+                <w:bCs/>
+                <w:sz w:val="18"/>
+                <w:szCs w:val="18"/>
               </w:rPr>
               <w:t>蜱虫</w:t>
             </w:r>
@@ -871,41 +1311,95 @@
           <w:tcPr>
             <w:tcW w:w="5779" w:type="dxa"/>
             <w:gridSpan w:val="2"/>
-            <w:shd w:val="clear" w:color="auto" w:fill="F2DCDB" w:themeFill="accent2" w:themeFillTint="32"/>
+            <w:shd w:val="clear" w:color="auto" w:fill="F2DBDB" w:themeFill="accent2" w:themeFillTint="33"/>
           </w:tcPr>
           <w:p>
             <w:pPr>
               <w:jc w:val="center"/>
               <w:rPr>
-                <w:rFonts w:ascii="微软雅黑" w:hAnsi="微软雅黑"/>
-                <w:sz w:val="18"/>
-              </w:rPr>
-            </w:pPr>
-            <w:r>
-              <w:rPr>
-                <w:rFonts w:ascii="MS Gothic" w:hAnsi="MS Gothic"/>
-                <w:sz w:val="18"/>
-              </w:rPr>
-              <w:t>☐</w:t>
-            </w:r>
-            <w:r>
-              <w:rPr>
-                <w:rFonts w:ascii="微软雅黑" w:hAnsi="微软雅黑"/>
-                <w:sz w:val="18"/>
+                <w:rFonts w:hint="eastAsia" w:ascii="微软雅黑" w:hAnsi="微软雅黑" w:eastAsia="微软雅黑" w:cs="微软雅黑"/>
+                <w:sz w:val="18"/>
+                <w:szCs w:val="18"/>
+              </w:rPr>
+            </w:pPr>
+            <w:sdt>
+              <w:sdtPr>
+                <w:rPr>
+                  <w:rFonts w:hint="eastAsia" w:ascii="微软雅黑" w:hAnsi="微软雅黑" w:eastAsia="微软雅黑" w:cs="微软雅黑"/>
+                  <w:sz w:val="18"/>
+                  <w:szCs w:val="18"/>
+                </w:rPr>
+                <w:id w:val="2089578895"/>
+                <w14:checkbox>
+                  <w14:checked w14:val="0"/>
+                  <w14:checkedState w14:val="2612" w14:font="MS Gothic"/>
+                  <w14:uncheckedState w14:val="2610" w14:font="MS Gothic"/>
+                </w14:checkbox>
+              </w:sdtPr>
+              <w:sdtEndPr>
+                <w:rPr>
+                  <w:rFonts w:hint="eastAsia" w:ascii="微软雅黑" w:hAnsi="微软雅黑" w:eastAsia="微软雅黑" w:cs="微软雅黑"/>
+                  <w:sz w:val="18"/>
+                  <w:szCs w:val="18"/>
+                </w:rPr>
+              </w:sdtEndPr>
+              <w:sdtContent>
+                <w:r>
+                  <w:rPr>
+                    <w:rFonts w:hint="eastAsia" w:ascii="MS Gothic" w:hAnsi="MS Gothic" w:eastAsia="微软雅黑" w:cs="微软雅黑"/>
+                    <w:sz w:val="18"/>
+                    <w:szCs w:val="18"/>
+                    <w:lang w:val="en-US" w:eastAsia="zh-CN" w:bidi="ar-SA"/>
+                  </w:rPr>
+                  <w:t>☐</w:t>
+                </w:r>
+              </w:sdtContent>
+            </w:sdt>
+            <w:r>
+              <w:rPr>
+                <w:rFonts w:hint="eastAsia" w:ascii="微软雅黑" w:hAnsi="微软雅黑" w:eastAsia="微软雅黑" w:cs="微软雅黑"/>
+                <w:sz w:val="18"/>
+                <w:szCs w:val="18"/>
               </w:rPr>
               <w:t xml:space="preserve">有      </w:t>
             </w:r>
-            <w:r>
-              <w:rPr>
-                <w:rFonts w:ascii="Segoe UI Emoji" w:hAnsi="Segoe UI Emoji"/>
-                <w:sz w:val="18"/>
-              </w:rPr>
-              <w:t>☐</w:t>
-            </w:r>
-            <w:r>
-              <w:rPr>
-                <w:rFonts w:ascii="微软雅黑" w:hAnsi="微软雅黑"/>
-                <w:sz w:val="18"/>
+            <w:sdt>
+              <w:sdtPr>
+                <w:rPr>
+                  <w:rFonts w:hint="eastAsia" w:ascii="微软雅黑" w:hAnsi="微软雅黑" w:eastAsia="微软雅黑" w:cs="微软雅黑"/>
+                  <w:sz w:val="18"/>
+                  <w:szCs w:val="18"/>
+                </w:rPr>
+                <w:id w:val="-415627428"/>
+                <w14:checkbox>
+                  <w14:checked w14:val="0"/>
+                  <w14:checkedState w14:val="2612" w14:font="MS Gothic"/>
+                  <w14:uncheckedState w14:val="2610" w14:font="MS Gothic"/>
+                </w14:checkbox>
+              </w:sdtPr>
+              <w:sdtEndPr>
+                <w:rPr>
+                  <w:rFonts w:hint="eastAsia" w:ascii="微软雅黑" w:hAnsi="微软雅黑" w:eastAsia="微软雅黑" w:cs="微软雅黑"/>
+                  <w:sz w:val="18"/>
+                  <w:szCs w:val="18"/>
+                </w:rPr>
+              </w:sdtEndPr>
+              <w:sdtContent>
+                <w:r>
+                  <w:rPr>
+                    <w:rFonts w:hint="eastAsia" w:ascii="微软雅黑" w:hAnsi="微软雅黑" w:eastAsia="微软雅黑" w:cs="微软雅黑"/>
+                    <w:sz w:val="18"/>
+                    <w:szCs w:val="18"/>
+                  </w:rPr>
+                  <w:t>☐</w:t>
+                </w:r>
+              </w:sdtContent>
+            </w:sdt>
+            <w:r>
+              <w:rPr>
+                <w:rFonts w:hint="eastAsia" w:ascii="微软雅黑" w:hAnsi="微软雅黑" w:eastAsia="微软雅黑" w:cs="微软雅黑"/>
+                <w:sz w:val="18"/>
+                <w:szCs w:val="18"/>
               </w:rPr>
               <w:t>无</w:t>
             </w:r>
@@ -913,23 +1407,40 @@
         </w:tc>
       </w:tr>
       <w:tr>
+        <w:tblPrEx>
+          <w:tblBorders>
+            <w:top w:val="single" w:color="auto" w:sz="4" w:space="0"/>
+            <w:left w:val="single" w:color="auto" w:sz="4" w:space="0"/>
+            <w:bottom w:val="single" w:color="auto" w:sz="4" w:space="0"/>
+            <w:right w:val="single" w:color="auto" w:sz="4" w:space="0"/>
+            <w:insideH w:val="single" w:color="auto" w:sz="4" w:space="0"/>
+            <w:insideV w:val="single" w:color="auto" w:sz="4" w:space="0"/>
+          </w:tblBorders>
+          <w:tblCellMar>
+            <w:top w:w="0" w:type="dxa"/>
+            <w:left w:w="108" w:type="dxa"/>
+            <w:bottom w:w="0" w:type="dxa"/>
+            <w:right w:w="108" w:type="dxa"/>
+          </w:tblCellMar>
+        </w:tblPrEx>
         <w:trPr>
-          <w:trHeight w:hRule="atLeast" w:val="29"/>
+          <w:trHeight w:val="29" w:hRule="atLeast"/>
         </w:trPr>
         <w:tc>
           <w:tcPr>
-            <w:cnfStyle w:val="001000000000"/>
             <w:tcW w:w="2074" w:type="dxa"/>
             <w:vMerge w:val="continue"/>
-            <w:shd w:val="clear" w:color="auto" w:fill="F2DCDB" w:themeFill="accent2" w:themeFillTint="32"/>
+            <w:shd w:val="clear" w:color="auto" w:fill="F2DBDB" w:themeFill="accent2" w:themeFillTint="33"/>
           </w:tcPr>
           <w:p>
             <w:pPr>
               <w:jc w:val="center"/>
               <w:rPr>
-                <w:rFonts w:ascii="微软雅黑" w:hAnsi="微软雅黑"/>
-                <w:b w:val="0"/>
-                <w:sz w:val="18"/>
+                <w:rFonts w:hint="eastAsia" w:ascii="微软雅黑" w:hAnsi="微软雅黑" w:eastAsia="微软雅黑" w:cs="微软雅黑"/>
+                <w:b/>
+                <w:bCs/>
+                <w:sz w:val="18"/>
+                <w:szCs w:val="18"/>
               </w:rPr>
             </w:pPr>
           </w:p>
@@ -938,22 +1449,26 @@
           <w:tcPr>
             <w:tcW w:w="3111" w:type="dxa"/>
             <w:gridSpan w:val="2"/>
-            <w:shd w:val="clear" w:color="auto" w:fill="F2DCDB" w:themeFill="accent2" w:themeFillTint="32"/>
+            <w:shd w:val="clear" w:color="auto" w:fill="F2DBDB" w:themeFill="accent2" w:themeFillTint="33"/>
           </w:tcPr>
           <w:p>
             <w:pPr>
               <w:jc w:val="center"/>
               <w:rPr>
-                <w:rFonts w:ascii="微软雅黑" w:hAnsi="微软雅黑"/>
-                <w:b w:val="1"/>
-                <w:sz w:val="18"/>
-              </w:rPr>
-            </w:pPr>
-            <w:r>
-              <w:rPr>
-                <w:rFonts w:ascii="微软雅黑" w:hAnsi="微软雅黑"/>
-                <w:b w:val="1"/>
-                <w:sz w:val="18"/>
+                <w:rFonts w:hint="eastAsia" w:ascii="微软雅黑" w:hAnsi="微软雅黑" w:eastAsia="微软雅黑" w:cs="微软雅黑"/>
+                <w:b/>
+                <w:bCs/>
+                <w:sz w:val="18"/>
+                <w:szCs w:val="18"/>
+              </w:rPr>
+            </w:pPr>
+            <w:r>
+              <w:rPr>
+                <w:rFonts w:hint="eastAsia" w:ascii="微软雅黑" w:hAnsi="微软雅黑" w:eastAsia="微软雅黑" w:cs="微软雅黑"/>
+                <w:b/>
+                <w:bCs/>
+                <w:sz w:val="18"/>
+                <w:szCs w:val="18"/>
               </w:rPr>
               <w:t>疥螨</w:t>
             </w:r>
@@ -963,41 +1478,94 @@
           <w:tcPr>
             <w:tcW w:w="5779" w:type="dxa"/>
             <w:gridSpan w:val="2"/>
-            <w:shd w:val="clear" w:color="auto" w:fill="F2DCDB" w:themeFill="accent2" w:themeFillTint="32"/>
+            <w:shd w:val="clear" w:color="auto" w:fill="F2DBDB" w:themeFill="accent2" w:themeFillTint="33"/>
           </w:tcPr>
           <w:p>
             <w:pPr>
               <w:jc w:val="center"/>
               <w:rPr>
-                <w:rFonts w:ascii="微软雅黑" w:hAnsi="微软雅黑"/>
-                <w:sz w:val="18"/>
-              </w:rPr>
-            </w:pPr>
-            <w:r>
-              <w:rPr>
-                <w:rFonts w:ascii="Segoe UI Emoji" w:hAnsi="Segoe UI Emoji"/>
-                <w:sz w:val="18"/>
-              </w:rPr>
-              <w:t>☐</w:t>
-            </w:r>
-            <w:r>
-              <w:rPr>
-                <w:rFonts w:ascii="微软雅黑" w:hAnsi="微软雅黑"/>
-                <w:sz w:val="18"/>
+                <w:rFonts w:hint="eastAsia" w:ascii="微软雅黑" w:hAnsi="微软雅黑" w:eastAsia="微软雅黑" w:cs="微软雅黑"/>
+                <w:sz w:val="18"/>
+                <w:szCs w:val="18"/>
+              </w:rPr>
+            </w:pPr>
+            <w:sdt>
+              <w:sdtPr>
+                <w:rPr>
+                  <w:rFonts w:hint="eastAsia" w:ascii="微软雅黑" w:hAnsi="微软雅黑" w:eastAsia="微软雅黑" w:cs="微软雅黑"/>
+                  <w:sz w:val="18"/>
+                  <w:szCs w:val="18"/>
+                </w:rPr>
+                <w:id w:val="-1034416268"/>
+                <w14:checkbox>
+                  <w14:checked w14:val="0"/>
+                  <w14:checkedState w14:val="2612" w14:font="MS Gothic"/>
+                  <w14:uncheckedState w14:val="2610" w14:font="MS Gothic"/>
+                </w14:checkbox>
+              </w:sdtPr>
+              <w:sdtEndPr>
+                <w:rPr>
+                  <w:rFonts w:hint="eastAsia" w:ascii="微软雅黑" w:hAnsi="微软雅黑" w:eastAsia="微软雅黑" w:cs="微软雅黑"/>
+                  <w:sz w:val="18"/>
+                  <w:szCs w:val="18"/>
+                </w:rPr>
+              </w:sdtEndPr>
+              <w:sdtContent>
+                <w:r>
+                  <w:rPr>
+                    <w:rFonts w:hint="eastAsia" w:ascii="微软雅黑" w:hAnsi="微软雅黑" w:eastAsia="微软雅黑" w:cs="微软雅黑"/>
+                    <w:sz w:val="18"/>
+                    <w:szCs w:val="18"/>
+                  </w:rPr>
+                  <w:t>☐</w:t>
+                </w:r>
+              </w:sdtContent>
+            </w:sdt>
+            <w:r>
+              <w:rPr>
+                <w:rFonts w:hint="eastAsia" w:ascii="微软雅黑" w:hAnsi="微软雅黑" w:eastAsia="微软雅黑" w:cs="微软雅黑"/>
+                <w:sz w:val="18"/>
+                <w:szCs w:val="18"/>
               </w:rPr>
               <w:t xml:space="preserve">有      </w:t>
             </w:r>
-            <w:r>
-              <w:rPr>
-                <w:rFonts w:ascii="Segoe UI Emoji" w:hAnsi="Segoe UI Emoji"/>
-                <w:sz w:val="18"/>
-              </w:rPr>
-              <w:t>☐</w:t>
-            </w:r>
-            <w:r>
-              <w:rPr>
-                <w:rFonts w:ascii="微软雅黑" w:hAnsi="微软雅黑"/>
-                <w:sz w:val="18"/>
+            <w:sdt>
+              <w:sdtPr>
+                <w:rPr>
+                  <w:rFonts w:hint="eastAsia" w:ascii="微软雅黑" w:hAnsi="微软雅黑" w:eastAsia="微软雅黑" w:cs="微软雅黑"/>
+                  <w:sz w:val="18"/>
+                  <w:szCs w:val="18"/>
+                </w:rPr>
+                <w:id w:val="818770003"/>
+                <w14:checkbox>
+                  <w14:checked w14:val="0"/>
+                  <w14:checkedState w14:val="2612" w14:font="MS Gothic"/>
+                  <w14:uncheckedState w14:val="2610" w14:font="MS Gothic"/>
+                </w14:checkbox>
+              </w:sdtPr>
+              <w:sdtEndPr>
+                <w:rPr>
+                  <w:rFonts w:hint="eastAsia" w:ascii="微软雅黑" w:hAnsi="微软雅黑" w:eastAsia="微软雅黑" w:cs="微软雅黑"/>
+                  <w:sz w:val="18"/>
+                  <w:szCs w:val="18"/>
+                </w:rPr>
+              </w:sdtEndPr>
+              <w:sdtContent>
+                <w:r>
+                  <w:rPr>
+                    <w:rFonts w:hint="eastAsia" w:ascii="微软雅黑" w:hAnsi="微软雅黑" w:eastAsia="微软雅黑" w:cs="微软雅黑"/>
+                    <w:sz w:val="18"/>
+                    <w:szCs w:val="18"/>
+                  </w:rPr>
+                  <w:t>☐</w:t>
+                </w:r>
+              </w:sdtContent>
+            </w:sdt>
+            <w:r>
+              <w:rPr>
+                <w:rFonts w:hint="eastAsia" w:ascii="微软雅黑" w:hAnsi="微软雅黑" w:eastAsia="微软雅黑" w:cs="微软雅黑"/>
+                <w:sz w:val="18"/>
+                <w:szCs w:val="18"/>
               </w:rPr>
               <w:t>无</w:t>
             </w:r>
@@ -1005,23 +1573,40 @@
         </w:tc>
       </w:tr>
       <w:tr>
+        <w:tblPrEx>
+          <w:tblBorders>
+            <w:top w:val="single" w:color="auto" w:sz="4" w:space="0"/>
+            <w:left w:val="single" w:color="auto" w:sz="4" w:space="0"/>
+            <w:bottom w:val="single" w:color="auto" w:sz="4" w:space="0"/>
+            <w:right w:val="single" w:color="auto" w:sz="4" w:space="0"/>
+            <w:insideH w:val="single" w:color="auto" w:sz="4" w:space="0"/>
+            <w:insideV w:val="single" w:color="auto" w:sz="4" w:space="0"/>
+          </w:tblBorders>
+          <w:tblCellMar>
+            <w:top w:w="0" w:type="dxa"/>
+            <w:left w:w="108" w:type="dxa"/>
+            <w:bottom w:w="0" w:type="dxa"/>
+            <w:right w:w="108" w:type="dxa"/>
+          </w:tblCellMar>
+        </w:tblPrEx>
         <w:trPr>
-          <w:trHeight w:hRule="atLeast" w:val="29"/>
+          <w:trHeight w:val="29" w:hRule="atLeast"/>
         </w:trPr>
         <w:tc>
           <w:tcPr>
-            <w:cnfStyle w:val="001000000000"/>
             <w:tcW w:w="2074" w:type="dxa"/>
             <w:vMerge w:val="continue"/>
-            <w:shd w:val="clear" w:color="auto" w:fill="F2DCDB" w:themeFill="accent2" w:themeFillTint="32"/>
+            <w:shd w:val="clear" w:color="auto" w:fill="F2DBDB" w:themeFill="accent2" w:themeFillTint="33"/>
           </w:tcPr>
           <w:p>
             <w:pPr>
               <w:jc w:val="center"/>
               <w:rPr>
-                <w:rFonts w:ascii="微软雅黑" w:hAnsi="微软雅黑"/>
-                <w:b w:val="0"/>
-                <w:sz w:val="18"/>
+                <w:rFonts w:hint="eastAsia" w:ascii="微软雅黑" w:hAnsi="微软雅黑" w:eastAsia="微软雅黑" w:cs="微软雅黑"/>
+                <w:b/>
+                <w:bCs/>
+                <w:sz w:val="18"/>
+                <w:szCs w:val="18"/>
               </w:rPr>
             </w:pPr>
           </w:p>
@@ -1030,22 +1615,26 @@
           <w:tcPr>
             <w:tcW w:w="3111" w:type="dxa"/>
             <w:gridSpan w:val="2"/>
-            <w:shd w:val="clear" w:color="auto" w:fill="F2DCDB" w:themeFill="accent2" w:themeFillTint="32"/>
+            <w:shd w:val="clear" w:color="auto" w:fill="F2DBDB" w:themeFill="accent2" w:themeFillTint="33"/>
           </w:tcPr>
           <w:p>
             <w:pPr>
               <w:jc w:val="center"/>
               <w:rPr>
-                <w:rFonts w:ascii="微软雅黑" w:hAnsi="微软雅黑"/>
-                <w:b w:val="1"/>
-                <w:sz w:val="18"/>
-              </w:rPr>
-            </w:pPr>
-            <w:r>
-              <w:rPr>
-                <w:rFonts w:ascii="微软雅黑" w:hAnsi="微软雅黑"/>
-                <w:b w:val="1"/>
-                <w:sz w:val="18"/>
+                <w:rFonts w:hint="eastAsia" w:ascii="微软雅黑" w:hAnsi="微软雅黑" w:eastAsia="微软雅黑" w:cs="微软雅黑"/>
+                <w:b/>
+                <w:bCs/>
+                <w:sz w:val="18"/>
+                <w:szCs w:val="18"/>
+              </w:rPr>
+            </w:pPr>
+            <w:r>
+              <w:rPr>
+                <w:rFonts w:hint="eastAsia" w:ascii="微软雅黑" w:hAnsi="微软雅黑" w:eastAsia="微软雅黑" w:cs="微软雅黑"/>
+                <w:b/>
+                <w:bCs/>
+                <w:sz w:val="18"/>
+                <w:szCs w:val="18"/>
               </w:rPr>
               <w:t>蠕形螨</w:t>
             </w:r>
@@ -1055,41 +1644,94 @@
           <w:tcPr>
             <w:tcW w:w="5779" w:type="dxa"/>
             <w:gridSpan w:val="2"/>
-            <w:shd w:val="clear" w:color="auto" w:fill="F2DCDB" w:themeFill="accent2" w:themeFillTint="32"/>
+            <w:shd w:val="clear" w:color="auto" w:fill="F2DBDB" w:themeFill="accent2" w:themeFillTint="33"/>
           </w:tcPr>
           <w:p>
             <w:pPr>
               <w:jc w:val="center"/>
               <w:rPr>
-                <w:rFonts w:ascii="微软雅黑" w:hAnsi="微软雅黑"/>
-                <w:sz w:val="18"/>
-              </w:rPr>
-            </w:pPr>
-            <w:r>
-              <w:rPr>
-                <w:rFonts w:ascii="Segoe UI Emoji" w:hAnsi="Segoe UI Emoji"/>
-                <w:sz w:val="18"/>
-              </w:rPr>
-              <w:t>☐</w:t>
-            </w:r>
-            <w:r>
-              <w:rPr>
-                <w:rFonts w:ascii="微软雅黑" w:hAnsi="微软雅黑"/>
-                <w:sz w:val="18"/>
+                <w:rFonts w:hint="eastAsia" w:ascii="微软雅黑" w:hAnsi="微软雅黑" w:eastAsia="微软雅黑" w:cs="微软雅黑"/>
+                <w:sz w:val="18"/>
+                <w:szCs w:val="18"/>
+              </w:rPr>
+            </w:pPr>
+            <w:sdt>
+              <w:sdtPr>
+                <w:rPr>
+                  <w:rFonts w:hint="eastAsia" w:ascii="微软雅黑" w:hAnsi="微软雅黑" w:eastAsia="微软雅黑" w:cs="微软雅黑"/>
+                  <w:sz w:val="18"/>
+                  <w:szCs w:val="18"/>
+                </w:rPr>
+                <w:id w:val="1156419666"/>
+                <w14:checkbox>
+                  <w14:checked w14:val="0"/>
+                  <w14:checkedState w14:val="2612" w14:font="MS Gothic"/>
+                  <w14:uncheckedState w14:val="2610" w14:font="MS Gothic"/>
+                </w14:checkbox>
+              </w:sdtPr>
+              <w:sdtEndPr>
+                <w:rPr>
+                  <w:rFonts w:hint="eastAsia" w:ascii="微软雅黑" w:hAnsi="微软雅黑" w:eastAsia="微软雅黑" w:cs="微软雅黑"/>
+                  <w:sz w:val="18"/>
+                  <w:szCs w:val="18"/>
+                </w:rPr>
+              </w:sdtEndPr>
+              <w:sdtContent>
+                <w:r>
+                  <w:rPr>
+                    <w:rFonts w:hint="eastAsia" w:ascii="微软雅黑" w:hAnsi="微软雅黑" w:eastAsia="微软雅黑" w:cs="微软雅黑"/>
+                    <w:sz w:val="18"/>
+                    <w:szCs w:val="18"/>
+                  </w:rPr>
+                  <w:t>☐</w:t>
+                </w:r>
+              </w:sdtContent>
+            </w:sdt>
+            <w:r>
+              <w:rPr>
+                <w:rFonts w:hint="eastAsia" w:ascii="微软雅黑" w:hAnsi="微软雅黑" w:eastAsia="微软雅黑" w:cs="微软雅黑"/>
+                <w:sz w:val="18"/>
+                <w:szCs w:val="18"/>
               </w:rPr>
               <w:t xml:space="preserve">有      </w:t>
             </w:r>
-            <w:r>
-              <w:rPr>
-                <w:rFonts w:ascii="Segoe UI Emoji" w:hAnsi="Segoe UI Emoji"/>
-                <w:sz w:val="18"/>
-              </w:rPr>
-              <w:t>☐</w:t>
-            </w:r>
-            <w:r>
-              <w:rPr>
-                <w:rFonts w:ascii="微软雅黑" w:hAnsi="微软雅黑"/>
-                <w:sz w:val="18"/>
+            <w:sdt>
+              <w:sdtPr>
+                <w:rPr>
+                  <w:rFonts w:hint="eastAsia" w:ascii="微软雅黑" w:hAnsi="微软雅黑" w:eastAsia="微软雅黑" w:cs="微软雅黑"/>
+                  <w:sz w:val="18"/>
+                  <w:szCs w:val="18"/>
+                </w:rPr>
+                <w:id w:val="-223689792"/>
+                <w14:checkbox>
+                  <w14:checked w14:val="0"/>
+                  <w14:checkedState w14:val="2612" w14:font="MS Gothic"/>
+                  <w14:uncheckedState w14:val="2610" w14:font="MS Gothic"/>
+                </w14:checkbox>
+              </w:sdtPr>
+              <w:sdtEndPr>
+                <w:rPr>
+                  <w:rFonts w:hint="eastAsia" w:ascii="微软雅黑" w:hAnsi="微软雅黑" w:eastAsia="微软雅黑" w:cs="微软雅黑"/>
+                  <w:sz w:val="18"/>
+                  <w:szCs w:val="18"/>
+                </w:rPr>
+              </w:sdtEndPr>
+              <w:sdtContent>
+                <w:r>
+                  <w:rPr>
+                    <w:rFonts w:hint="eastAsia" w:ascii="微软雅黑" w:hAnsi="微软雅黑" w:eastAsia="微软雅黑" w:cs="微软雅黑"/>
+                    <w:sz w:val="18"/>
+                    <w:szCs w:val="18"/>
+                  </w:rPr>
+                  <w:t>☐</w:t>
+                </w:r>
+              </w:sdtContent>
+            </w:sdt>
+            <w:r>
+              <w:rPr>
+                <w:rFonts w:hint="eastAsia" w:ascii="微软雅黑" w:hAnsi="微软雅黑" w:eastAsia="微软雅黑" w:cs="微软雅黑"/>
+                <w:sz w:val="18"/>
+                <w:szCs w:val="18"/>
               </w:rPr>
               <w:t>无</w:t>
             </w:r>
@@ -1097,23 +1739,40 @@
         </w:tc>
       </w:tr>
       <w:tr>
+        <w:tblPrEx>
+          <w:tblBorders>
+            <w:top w:val="single" w:color="auto" w:sz="4" w:space="0"/>
+            <w:left w:val="single" w:color="auto" w:sz="4" w:space="0"/>
+            <w:bottom w:val="single" w:color="auto" w:sz="4" w:space="0"/>
+            <w:right w:val="single" w:color="auto" w:sz="4" w:space="0"/>
+            <w:insideH w:val="single" w:color="auto" w:sz="4" w:space="0"/>
+            <w:insideV w:val="single" w:color="auto" w:sz="4" w:space="0"/>
+          </w:tblBorders>
+          <w:tblCellMar>
+            <w:top w:w="0" w:type="dxa"/>
+            <w:left w:w="108" w:type="dxa"/>
+            <w:bottom w:w="0" w:type="dxa"/>
+            <w:right w:w="108" w:type="dxa"/>
+          </w:tblCellMar>
+        </w:tblPrEx>
         <w:trPr>
-          <w:trHeight w:hRule="atLeast" w:val="29"/>
+          <w:trHeight w:val="29" w:hRule="atLeast"/>
         </w:trPr>
         <w:tc>
           <w:tcPr>
-            <w:cnfStyle w:val="001000000000"/>
             <w:tcW w:w="2074" w:type="dxa"/>
             <w:vMerge w:val="continue"/>
-            <w:shd w:val="clear" w:color="auto" w:fill="F2DCDB" w:themeFill="accent2" w:themeFillTint="32"/>
+            <w:shd w:val="clear" w:color="auto" w:fill="F2DBDB" w:themeFill="accent2" w:themeFillTint="33"/>
           </w:tcPr>
           <w:p>
             <w:pPr>
               <w:jc w:val="center"/>
               <w:rPr>
-                <w:rFonts w:ascii="微软雅黑" w:hAnsi="微软雅黑"/>
-                <w:b w:val="0"/>
-                <w:sz w:val="18"/>
+                <w:rFonts w:hint="eastAsia" w:ascii="微软雅黑" w:hAnsi="微软雅黑" w:eastAsia="微软雅黑" w:cs="微软雅黑"/>
+                <w:b/>
+                <w:bCs/>
+                <w:sz w:val="18"/>
+                <w:szCs w:val="18"/>
               </w:rPr>
             </w:pPr>
           </w:p>
@@ -1122,22 +1781,26 @@
           <w:tcPr>
             <w:tcW w:w="3111" w:type="dxa"/>
             <w:gridSpan w:val="2"/>
-            <w:shd w:val="clear" w:color="auto" w:fill="F2DCDB" w:themeFill="accent2" w:themeFillTint="32"/>
+            <w:shd w:val="clear" w:color="auto" w:fill="F2DBDB" w:themeFill="accent2" w:themeFillTint="33"/>
           </w:tcPr>
           <w:p>
             <w:pPr>
               <w:jc w:val="center"/>
               <w:rPr>
-                <w:rFonts w:ascii="微软雅黑" w:hAnsi="微软雅黑"/>
-                <w:b w:val="1"/>
-                <w:sz w:val="18"/>
-              </w:rPr>
-            </w:pPr>
-            <w:r>
-              <w:rPr>
-                <w:rFonts w:ascii="微软雅黑" w:hAnsi="微软雅黑"/>
-                <w:b w:val="1"/>
-                <w:sz w:val="18"/>
+                <w:rFonts w:hint="eastAsia" w:ascii="微软雅黑" w:hAnsi="微软雅黑" w:eastAsia="微软雅黑" w:cs="微软雅黑"/>
+                <w:b/>
+                <w:bCs/>
+                <w:sz w:val="18"/>
+                <w:szCs w:val="18"/>
+              </w:rPr>
+            </w:pPr>
+            <w:r>
+              <w:rPr>
+                <w:rFonts w:hint="eastAsia" w:ascii="微软雅黑" w:hAnsi="微软雅黑" w:eastAsia="微软雅黑" w:cs="微软雅黑"/>
+                <w:b/>
+                <w:bCs/>
+                <w:sz w:val="18"/>
+                <w:szCs w:val="18"/>
               </w:rPr>
               <w:t>跳蚤/蚤粪</w:t>
             </w:r>
@@ -1147,41 +1810,94 @@
           <w:tcPr>
             <w:tcW w:w="5779" w:type="dxa"/>
             <w:gridSpan w:val="2"/>
-            <w:shd w:val="clear" w:color="auto" w:fill="F2DCDB" w:themeFill="accent2" w:themeFillTint="32"/>
+            <w:shd w:val="clear" w:color="auto" w:fill="F2DBDB" w:themeFill="accent2" w:themeFillTint="33"/>
           </w:tcPr>
           <w:p>
             <w:pPr>
               <w:jc w:val="center"/>
               <w:rPr>
-                <w:rFonts w:ascii="微软雅黑" w:hAnsi="微软雅黑"/>
-                <w:sz w:val="18"/>
-              </w:rPr>
-            </w:pPr>
-            <w:r>
-              <w:rPr>
-                <w:rFonts w:ascii="Segoe UI Emoji" w:hAnsi="Segoe UI Emoji"/>
-                <w:sz w:val="18"/>
-              </w:rPr>
-              <w:t>☐</w:t>
-            </w:r>
-            <w:r>
-              <w:rPr>
-                <w:rFonts w:ascii="微软雅黑" w:hAnsi="微软雅黑"/>
-                <w:sz w:val="18"/>
+                <w:rFonts w:hint="eastAsia" w:ascii="微软雅黑" w:hAnsi="微软雅黑" w:eastAsia="微软雅黑" w:cs="微软雅黑"/>
+                <w:sz w:val="18"/>
+                <w:szCs w:val="18"/>
+              </w:rPr>
+            </w:pPr>
+            <w:sdt>
+              <w:sdtPr>
+                <w:rPr>
+                  <w:rFonts w:hint="eastAsia" w:ascii="微软雅黑" w:hAnsi="微软雅黑" w:eastAsia="微软雅黑" w:cs="微软雅黑"/>
+                  <w:sz w:val="18"/>
+                  <w:szCs w:val="18"/>
+                </w:rPr>
+                <w:id w:val="83420206"/>
+                <w14:checkbox>
+                  <w14:checked w14:val="0"/>
+                  <w14:checkedState w14:val="2612" w14:font="MS Gothic"/>
+                  <w14:uncheckedState w14:val="2610" w14:font="MS Gothic"/>
+                </w14:checkbox>
+              </w:sdtPr>
+              <w:sdtEndPr>
+                <w:rPr>
+                  <w:rFonts w:hint="eastAsia" w:ascii="微软雅黑" w:hAnsi="微软雅黑" w:eastAsia="微软雅黑" w:cs="微软雅黑"/>
+                  <w:sz w:val="18"/>
+                  <w:szCs w:val="18"/>
+                </w:rPr>
+              </w:sdtEndPr>
+              <w:sdtContent>
+                <w:r>
+                  <w:rPr>
+                    <w:rFonts w:hint="eastAsia" w:ascii="微软雅黑" w:hAnsi="微软雅黑" w:eastAsia="微软雅黑" w:cs="微软雅黑"/>
+                    <w:sz w:val="18"/>
+                    <w:szCs w:val="18"/>
+                  </w:rPr>
+                  <w:t>☐</w:t>
+                </w:r>
+              </w:sdtContent>
+            </w:sdt>
+            <w:r>
+              <w:rPr>
+                <w:rFonts w:hint="eastAsia" w:ascii="微软雅黑" w:hAnsi="微软雅黑" w:eastAsia="微软雅黑" w:cs="微软雅黑"/>
+                <w:sz w:val="18"/>
+                <w:szCs w:val="18"/>
               </w:rPr>
               <w:t xml:space="preserve">有      </w:t>
             </w:r>
-            <w:r>
-              <w:rPr>
-                <w:rFonts w:ascii="Segoe UI Emoji" w:hAnsi="Segoe UI Emoji"/>
-                <w:sz w:val="18"/>
-              </w:rPr>
-              <w:t>☐</w:t>
-            </w:r>
-            <w:r>
-              <w:rPr>
-                <w:rFonts w:ascii="微软雅黑" w:hAnsi="微软雅黑"/>
-                <w:sz w:val="18"/>
+            <w:sdt>
+              <w:sdtPr>
+                <w:rPr>
+                  <w:rFonts w:hint="eastAsia" w:ascii="微软雅黑" w:hAnsi="微软雅黑" w:eastAsia="微软雅黑" w:cs="微软雅黑"/>
+                  <w:sz w:val="18"/>
+                  <w:szCs w:val="18"/>
+                </w:rPr>
+                <w:id w:val="747149891"/>
+                <w14:checkbox>
+                  <w14:checked w14:val="0"/>
+                  <w14:checkedState w14:val="2612" w14:font="MS Gothic"/>
+                  <w14:uncheckedState w14:val="2610" w14:font="MS Gothic"/>
+                </w14:checkbox>
+              </w:sdtPr>
+              <w:sdtEndPr>
+                <w:rPr>
+                  <w:rFonts w:hint="eastAsia" w:ascii="微软雅黑" w:hAnsi="微软雅黑" w:eastAsia="微软雅黑" w:cs="微软雅黑"/>
+                  <w:sz w:val="18"/>
+                  <w:szCs w:val="18"/>
+                </w:rPr>
+              </w:sdtEndPr>
+              <w:sdtContent>
+                <w:r>
+                  <w:rPr>
+                    <w:rFonts w:hint="eastAsia" w:ascii="微软雅黑" w:hAnsi="微软雅黑" w:eastAsia="微软雅黑" w:cs="微软雅黑"/>
+                    <w:sz w:val="18"/>
+                    <w:szCs w:val="18"/>
+                  </w:rPr>
+                  <w:t>☐</w:t>
+                </w:r>
+              </w:sdtContent>
+            </w:sdt>
+            <w:r>
+              <w:rPr>
+                <w:rFonts w:hint="eastAsia" w:ascii="微软雅黑" w:hAnsi="微软雅黑" w:eastAsia="微软雅黑" w:cs="微软雅黑"/>
+                <w:sz w:val="18"/>
+                <w:szCs w:val="18"/>
               </w:rPr>
               <w:t>无</w:t>
             </w:r>
@@ -1189,23 +1905,40 @@
         </w:tc>
       </w:tr>
       <w:tr>
+        <w:tblPrEx>
+          <w:tblBorders>
+            <w:top w:val="single" w:color="auto" w:sz="4" w:space="0"/>
+            <w:left w:val="single" w:color="auto" w:sz="4" w:space="0"/>
+            <w:bottom w:val="single" w:color="auto" w:sz="4" w:space="0"/>
+            <w:right w:val="single" w:color="auto" w:sz="4" w:space="0"/>
+            <w:insideH w:val="single" w:color="auto" w:sz="4" w:space="0"/>
+            <w:insideV w:val="single" w:color="auto" w:sz="4" w:space="0"/>
+          </w:tblBorders>
+          <w:tblCellMar>
+            <w:top w:w="0" w:type="dxa"/>
+            <w:left w:w="108" w:type="dxa"/>
+            <w:bottom w:w="0" w:type="dxa"/>
+            <w:right w:w="108" w:type="dxa"/>
+          </w:tblCellMar>
+        </w:tblPrEx>
         <w:trPr>
-          <w:trHeight w:hRule="atLeast" w:val="29"/>
+          <w:trHeight w:val="29" w:hRule="atLeast"/>
         </w:trPr>
         <w:tc>
           <w:tcPr>
-            <w:cnfStyle w:val="001000000000"/>
             <w:tcW w:w="2074" w:type="dxa"/>
             <w:vMerge w:val="continue"/>
-            <w:shd w:val="clear" w:color="auto" w:fill="F2DCDB" w:themeFill="accent2" w:themeFillTint="32"/>
+            <w:shd w:val="clear" w:color="auto" w:fill="F2DBDB" w:themeFill="accent2" w:themeFillTint="33"/>
           </w:tcPr>
           <w:p>
             <w:pPr>
               <w:jc w:val="center"/>
               <w:rPr>
-                <w:rFonts w:ascii="微软雅黑" w:hAnsi="微软雅黑"/>
-                <w:b w:val="0"/>
-                <w:sz w:val="18"/>
+                <w:rFonts w:hint="eastAsia" w:ascii="微软雅黑" w:hAnsi="微软雅黑" w:eastAsia="微软雅黑" w:cs="微软雅黑"/>
+                <w:b/>
+                <w:bCs/>
+                <w:sz w:val="18"/>
+                <w:szCs w:val="18"/>
               </w:rPr>
             </w:pPr>
           </w:p>
@@ -1214,22 +1947,26 @@
           <w:tcPr>
             <w:tcW w:w="3111" w:type="dxa"/>
             <w:gridSpan w:val="2"/>
-            <w:shd w:val="clear" w:color="auto" w:fill="F2DCDB" w:themeFill="accent2" w:themeFillTint="32"/>
+            <w:shd w:val="clear" w:color="auto" w:fill="F2DBDB" w:themeFill="accent2" w:themeFillTint="33"/>
           </w:tcPr>
           <w:p>
             <w:pPr>
               <w:jc w:val="center"/>
               <w:rPr>
-                <w:rFonts w:ascii="微软雅黑" w:hAnsi="微软雅黑"/>
-                <w:b w:val="1"/>
-                <w:sz w:val="18"/>
-              </w:rPr>
-            </w:pPr>
-            <w:r>
-              <w:rPr>
-                <w:rFonts w:ascii="微软雅黑" w:hAnsi="微软雅黑"/>
-                <w:b w:val="1"/>
-                <w:sz w:val="18"/>
+                <w:rFonts w:hint="eastAsia" w:ascii="微软雅黑" w:hAnsi="微软雅黑" w:eastAsia="微软雅黑" w:cs="微软雅黑"/>
+                <w:b/>
+                <w:bCs/>
+                <w:sz w:val="18"/>
+                <w:szCs w:val="18"/>
+              </w:rPr>
+            </w:pPr>
+            <w:r>
+              <w:rPr>
+                <w:rFonts w:hint="eastAsia" w:ascii="微软雅黑" w:hAnsi="微软雅黑" w:eastAsia="微软雅黑" w:cs="微软雅黑"/>
+                <w:b/>
+                <w:bCs/>
+                <w:sz w:val="18"/>
+                <w:szCs w:val="18"/>
               </w:rPr>
               <w:t>姬鳌螨</w:t>
             </w:r>
@@ -1239,41 +1976,94 @@
           <w:tcPr>
             <w:tcW w:w="5779" w:type="dxa"/>
             <w:gridSpan w:val="2"/>
-            <w:shd w:val="clear" w:color="auto" w:fill="F2DCDB" w:themeFill="accent2" w:themeFillTint="32"/>
+            <w:shd w:val="clear" w:color="auto" w:fill="F2DBDB" w:themeFill="accent2" w:themeFillTint="33"/>
           </w:tcPr>
           <w:p>
             <w:pPr>
               <w:jc w:val="center"/>
               <w:rPr>
-                <w:rFonts w:ascii="微软雅黑" w:hAnsi="微软雅黑"/>
-                <w:sz w:val="18"/>
-              </w:rPr>
-            </w:pPr>
-            <w:r>
-              <w:rPr>
-                <w:rFonts w:ascii="Segoe UI Emoji" w:hAnsi="Segoe UI Emoji"/>
-                <w:sz w:val="18"/>
-              </w:rPr>
-              <w:t>☐</w:t>
-            </w:r>
-            <w:r>
-              <w:rPr>
-                <w:rFonts w:ascii="微软雅黑" w:hAnsi="微软雅黑"/>
-                <w:sz w:val="18"/>
+                <w:rFonts w:hint="eastAsia" w:ascii="微软雅黑" w:hAnsi="微软雅黑" w:eastAsia="微软雅黑" w:cs="微软雅黑"/>
+                <w:sz w:val="18"/>
+                <w:szCs w:val="18"/>
+              </w:rPr>
+            </w:pPr>
+            <w:sdt>
+              <w:sdtPr>
+                <w:rPr>
+                  <w:rFonts w:hint="eastAsia" w:ascii="微软雅黑" w:hAnsi="微软雅黑" w:eastAsia="微软雅黑" w:cs="微软雅黑"/>
+                  <w:sz w:val="18"/>
+                  <w:szCs w:val="18"/>
+                </w:rPr>
+                <w:id w:val="-812558017"/>
+                <w14:checkbox>
+                  <w14:checked w14:val="0"/>
+                  <w14:checkedState w14:val="2612" w14:font="MS Gothic"/>
+                  <w14:uncheckedState w14:val="2610" w14:font="MS Gothic"/>
+                </w14:checkbox>
+              </w:sdtPr>
+              <w:sdtEndPr>
+                <w:rPr>
+                  <w:rFonts w:hint="eastAsia" w:ascii="微软雅黑" w:hAnsi="微软雅黑" w:eastAsia="微软雅黑" w:cs="微软雅黑"/>
+                  <w:sz w:val="18"/>
+                  <w:szCs w:val="18"/>
+                </w:rPr>
+              </w:sdtEndPr>
+              <w:sdtContent>
+                <w:r>
+                  <w:rPr>
+                    <w:rFonts w:hint="eastAsia" w:ascii="微软雅黑" w:hAnsi="微软雅黑" w:eastAsia="微软雅黑" w:cs="微软雅黑"/>
+                    <w:sz w:val="18"/>
+                    <w:szCs w:val="18"/>
+                  </w:rPr>
+                  <w:t>☐</w:t>
+                </w:r>
+              </w:sdtContent>
+            </w:sdt>
+            <w:r>
+              <w:rPr>
+                <w:rFonts w:hint="eastAsia" w:ascii="微软雅黑" w:hAnsi="微软雅黑" w:eastAsia="微软雅黑" w:cs="微软雅黑"/>
+                <w:sz w:val="18"/>
+                <w:szCs w:val="18"/>
               </w:rPr>
               <w:t xml:space="preserve">有      </w:t>
             </w:r>
-            <w:r>
-              <w:rPr>
-                <w:rFonts w:ascii="Segoe UI Emoji" w:hAnsi="Segoe UI Emoji"/>
-                <w:sz w:val="18"/>
-              </w:rPr>
-              <w:t>☐</w:t>
-            </w:r>
-            <w:r>
-              <w:rPr>
-                <w:rFonts w:ascii="微软雅黑" w:hAnsi="微软雅黑"/>
-                <w:sz w:val="18"/>
+            <w:sdt>
+              <w:sdtPr>
+                <w:rPr>
+                  <w:rFonts w:hint="eastAsia" w:ascii="微软雅黑" w:hAnsi="微软雅黑" w:eastAsia="微软雅黑" w:cs="微软雅黑"/>
+                  <w:sz w:val="18"/>
+                  <w:szCs w:val="18"/>
+                </w:rPr>
+                <w:id w:val="294723811"/>
+                <w14:checkbox>
+                  <w14:checked w14:val="0"/>
+                  <w14:checkedState w14:val="2612" w14:font="MS Gothic"/>
+                  <w14:uncheckedState w14:val="2610" w14:font="MS Gothic"/>
+                </w14:checkbox>
+              </w:sdtPr>
+              <w:sdtEndPr>
+                <w:rPr>
+                  <w:rFonts w:hint="eastAsia" w:ascii="微软雅黑" w:hAnsi="微软雅黑" w:eastAsia="微软雅黑" w:cs="微软雅黑"/>
+                  <w:sz w:val="18"/>
+                  <w:szCs w:val="18"/>
+                </w:rPr>
+              </w:sdtEndPr>
+              <w:sdtContent>
+                <w:r>
+                  <w:rPr>
+                    <w:rFonts w:hint="eastAsia" w:ascii="微软雅黑" w:hAnsi="微软雅黑" w:eastAsia="微软雅黑" w:cs="微软雅黑"/>
+                    <w:sz w:val="18"/>
+                    <w:szCs w:val="18"/>
+                  </w:rPr>
+                  <w:t>☐</w:t>
+                </w:r>
+              </w:sdtContent>
+            </w:sdt>
+            <w:r>
+              <w:rPr>
+                <w:rFonts w:hint="eastAsia" w:ascii="微软雅黑" w:hAnsi="微软雅黑" w:eastAsia="微软雅黑" w:cs="微软雅黑"/>
+                <w:sz w:val="18"/>
+                <w:szCs w:val="18"/>
               </w:rPr>
               <w:t>无</w:t>
             </w:r>
@@ -1281,23 +2071,40 @@
         </w:tc>
       </w:tr>
       <w:tr>
+        <w:tblPrEx>
+          <w:tblBorders>
+            <w:top w:val="single" w:color="auto" w:sz="4" w:space="0"/>
+            <w:left w:val="single" w:color="auto" w:sz="4" w:space="0"/>
+            <w:bottom w:val="single" w:color="auto" w:sz="4" w:space="0"/>
+            <w:right w:val="single" w:color="auto" w:sz="4" w:space="0"/>
+            <w:insideH w:val="single" w:color="auto" w:sz="4" w:space="0"/>
+            <w:insideV w:val="single" w:color="auto" w:sz="4" w:space="0"/>
+          </w:tblBorders>
+          <w:tblCellMar>
+            <w:top w:w="0" w:type="dxa"/>
+            <w:left w:w="108" w:type="dxa"/>
+            <w:bottom w:w="0" w:type="dxa"/>
+            <w:right w:w="108" w:type="dxa"/>
+          </w:tblCellMar>
+        </w:tblPrEx>
         <w:trPr>
-          <w:trHeight w:hRule="atLeast" w:val="29"/>
+          <w:trHeight w:val="29" w:hRule="atLeast"/>
         </w:trPr>
         <w:tc>
           <w:tcPr>
-            <w:cnfStyle w:val="001000000000"/>
             <w:tcW w:w="2074" w:type="dxa"/>
             <w:vMerge w:val="continue"/>
-            <w:shd w:val="clear" w:color="auto" w:fill="F2DCDB" w:themeFill="accent2" w:themeFillTint="32"/>
+            <w:shd w:val="clear" w:color="auto" w:fill="F2DBDB" w:themeFill="accent2" w:themeFillTint="33"/>
           </w:tcPr>
           <w:p>
             <w:pPr>
               <w:jc w:val="center"/>
               <w:rPr>
-                <w:rFonts w:ascii="微软雅黑" w:hAnsi="微软雅黑"/>
-                <w:b w:val="0"/>
-                <w:sz w:val="18"/>
+                <w:rFonts w:hint="eastAsia" w:ascii="微软雅黑" w:hAnsi="微软雅黑" w:eastAsia="微软雅黑" w:cs="微软雅黑"/>
+                <w:b/>
+                <w:bCs/>
+                <w:sz w:val="18"/>
+                <w:szCs w:val="18"/>
               </w:rPr>
             </w:pPr>
           </w:p>
@@ -1306,22 +2113,26 @@
           <w:tcPr>
             <w:tcW w:w="3111" w:type="dxa"/>
             <w:gridSpan w:val="2"/>
-            <w:shd w:val="clear" w:color="auto" w:fill="F2DCDB" w:themeFill="accent2" w:themeFillTint="32"/>
+            <w:shd w:val="clear" w:color="auto" w:fill="F2DBDB" w:themeFill="accent2" w:themeFillTint="33"/>
           </w:tcPr>
           <w:p>
             <w:pPr>
               <w:jc w:val="center"/>
               <w:rPr>
-                <w:rFonts w:ascii="微软雅黑" w:hAnsi="微软雅黑"/>
-                <w:b w:val="1"/>
-                <w:sz w:val="18"/>
-              </w:rPr>
-            </w:pPr>
-            <w:r>
-              <w:rPr>
-                <w:rFonts w:ascii="微软雅黑" w:hAnsi="微软雅黑"/>
-                <w:b w:val="1"/>
-                <w:sz w:val="18"/>
+                <w:rFonts w:hint="eastAsia" w:ascii="微软雅黑" w:hAnsi="微软雅黑" w:eastAsia="微软雅黑" w:cs="微软雅黑"/>
+                <w:b/>
+                <w:bCs/>
+                <w:sz w:val="18"/>
+                <w:szCs w:val="18"/>
+              </w:rPr>
+            </w:pPr>
+            <w:r>
+              <w:rPr>
+                <w:rFonts w:hint="eastAsia" w:ascii="微软雅黑" w:hAnsi="微软雅黑" w:eastAsia="微软雅黑" w:cs="微软雅黑"/>
+                <w:b/>
+                <w:bCs/>
+                <w:sz w:val="18"/>
+                <w:szCs w:val="18"/>
               </w:rPr>
               <w:t>虱子/虱卵</w:t>
             </w:r>
@@ -1331,41 +2142,94 @@
           <w:tcPr>
             <w:tcW w:w="5779" w:type="dxa"/>
             <w:gridSpan w:val="2"/>
-            <w:shd w:val="clear" w:color="auto" w:fill="F2DCDB" w:themeFill="accent2" w:themeFillTint="32"/>
+            <w:shd w:val="clear" w:color="auto" w:fill="F2DBDB" w:themeFill="accent2" w:themeFillTint="33"/>
           </w:tcPr>
           <w:p>
             <w:pPr>
               <w:jc w:val="center"/>
               <w:rPr>
-                <w:rFonts w:ascii="微软雅黑" w:hAnsi="微软雅黑"/>
-                <w:sz w:val="18"/>
-              </w:rPr>
-            </w:pPr>
-            <w:r>
-              <w:rPr>
-                <w:rFonts w:ascii="Segoe UI Emoji" w:hAnsi="Segoe UI Emoji"/>
-                <w:sz w:val="18"/>
-              </w:rPr>
-              <w:t>☐</w:t>
-            </w:r>
-            <w:r>
-              <w:rPr>
-                <w:rFonts w:ascii="微软雅黑" w:hAnsi="微软雅黑"/>
-                <w:sz w:val="18"/>
+                <w:rFonts w:hint="eastAsia" w:ascii="微软雅黑" w:hAnsi="微软雅黑" w:eastAsia="微软雅黑" w:cs="微软雅黑"/>
+                <w:sz w:val="18"/>
+                <w:szCs w:val="18"/>
+              </w:rPr>
+            </w:pPr>
+            <w:sdt>
+              <w:sdtPr>
+                <w:rPr>
+                  <w:rFonts w:hint="eastAsia" w:ascii="微软雅黑" w:hAnsi="微软雅黑" w:eastAsia="微软雅黑" w:cs="微软雅黑"/>
+                  <w:sz w:val="18"/>
+                  <w:szCs w:val="18"/>
+                </w:rPr>
+                <w:id w:val="-1508980026"/>
+                <w14:checkbox>
+                  <w14:checked w14:val="0"/>
+                  <w14:checkedState w14:val="2612" w14:font="MS Gothic"/>
+                  <w14:uncheckedState w14:val="2610" w14:font="MS Gothic"/>
+                </w14:checkbox>
+              </w:sdtPr>
+              <w:sdtEndPr>
+                <w:rPr>
+                  <w:rFonts w:hint="eastAsia" w:ascii="微软雅黑" w:hAnsi="微软雅黑" w:eastAsia="微软雅黑" w:cs="微软雅黑"/>
+                  <w:sz w:val="18"/>
+                  <w:szCs w:val="18"/>
+                </w:rPr>
+              </w:sdtEndPr>
+              <w:sdtContent>
+                <w:r>
+                  <w:rPr>
+                    <w:rFonts w:hint="eastAsia" w:ascii="微软雅黑" w:hAnsi="微软雅黑" w:eastAsia="微软雅黑" w:cs="微软雅黑"/>
+                    <w:sz w:val="18"/>
+                    <w:szCs w:val="18"/>
+                  </w:rPr>
+                  <w:t>☐</w:t>
+                </w:r>
+              </w:sdtContent>
+            </w:sdt>
+            <w:r>
+              <w:rPr>
+                <w:rFonts w:hint="eastAsia" w:ascii="微软雅黑" w:hAnsi="微软雅黑" w:eastAsia="微软雅黑" w:cs="微软雅黑"/>
+                <w:sz w:val="18"/>
+                <w:szCs w:val="18"/>
               </w:rPr>
               <w:t xml:space="preserve">有      </w:t>
             </w:r>
-            <w:r>
-              <w:rPr>
-                <w:rFonts w:ascii="Segoe UI Emoji" w:hAnsi="Segoe UI Emoji"/>
-                <w:sz w:val="18"/>
-              </w:rPr>
-              <w:t>☐</w:t>
-            </w:r>
-            <w:r>
-              <w:rPr>
-                <w:rFonts w:ascii="微软雅黑" w:hAnsi="微软雅黑"/>
-                <w:sz w:val="18"/>
+            <w:sdt>
+              <w:sdtPr>
+                <w:rPr>
+                  <w:rFonts w:hint="eastAsia" w:ascii="微软雅黑" w:hAnsi="微软雅黑" w:eastAsia="微软雅黑" w:cs="微软雅黑"/>
+                  <w:sz w:val="18"/>
+                  <w:szCs w:val="18"/>
+                </w:rPr>
+                <w:id w:val="-2129696223"/>
+                <w14:checkbox>
+                  <w14:checked w14:val="0"/>
+                  <w14:checkedState w14:val="2612" w14:font="MS Gothic"/>
+                  <w14:uncheckedState w14:val="2610" w14:font="MS Gothic"/>
+                </w14:checkbox>
+              </w:sdtPr>
+              <w:sdtEndPr>
+                <w:rPr>
+                  <w:rFonts w:hint="eastAsia" w:ascii="微软雅黑" w:hAnsi="微软雅黑" w:eastAsia="微软雅黑" w:cs="微软雅黑"/>
+                  <w:sz w:val="18"/>
+                  <w:szCs w:val="18"/>
+                </w:rPr>
+              </w:sdtEndPr>
+              <w:sdtContent>
+                <w:r>
+                  <w:rPr>
+                    <w:rFonts w:hint="eastAsia" w:ascii="微软雅黑" w:hAnsi="微软雅黑" w:eastAsia="微软雅黑" w:cs="微软雅黑"/>
+                    <w:sz w:val="18"/>
+                    <w:szCs w:val="18"/>
+                  </w:rPr>
+                  <w:t>☐</w:t>
+                </w:r>
+              </w:sdtContent>
+            </w:sdt>
+            <w:r>
+              <w:rPr>
+                <w:rFonts w:hint="eastAsia" w:ascii="微软雅黑" w:hAnsi="微软雅黑" w:eastAsia="微软雅黑" w:cs="微软雅黑"/>
+                <w:sz w:val="18"/>
+                <w:szCs w:val="18"/>
               </w:rPr>
               <w:t>无</w:t>
             </w:r>
@@ -1373,25 +2237,45 @@
         </w:tc>
       </w:tr>
       <w:tr>
-        <w:tc>
-          <w:tcPr>
-            <w:cnfStyle w:val="001000000000"/>
+        <w:tblPrEx>
+          <w:tblBorders>
+            <w:top w:val="single" w:color="auto" w:sz="4" w:space="0"/>
+            <w:left w:val="single" w:color="auto" w:sz="4" w:space="0"/>
+            <w:bottom w:val="single" w:color="auto" w:sz="4" w:space="0"/>
+            <w:right w:val="single" w:color="auto" w:sz="4" w:space="0"/>
+            <w:insideH w:val="single" w:color="auto" w:sz="4" w:space="0"/>
+            <w:insideV w:val="single" w:color="auto" w:sz="4" w:space="0"/>
+          </w:tblBorders>
+          <w:tblCellMar>
+            <w:top w:w="0" w:type="dxa"/>
+            <w:left w:w="108" w:type="dxa"/>
+            <w:bottom w:w="0" w:type="dxa"/>
+            <w:right w:w="108" w:type="dxa"/>
+          </w:tblCellMar>
+        </w:tblPrEx>
+        <w:tc>
+          <w:tcPr>
             <w:tcW w:w="2074" w:type="dxa"/>
-            <w:shd w:val="clear" w:color="auto" w:fill="F2DCDB" w:themeFill="accent2" w:themeFillTint="32"/>
+            <w:shd w:val="clear" w:color="auto" w:fill="F2DBDB" w:themeFill="accent2" w:themeFillTint="33"/>
           </w:tcPr>
           <w:p>
             <w:pPr>
               <w:jc w:val="center"/>
               <w:rPr>
-                <w:rFonts w:ascii="微软雅黑" w:hAnsi="微软雅黑"/>
-                <w:b w:val="0"/>
-                <w:sz w:val="18"/>
-              </w:rPr>
-            </w:pPr>
-            <w:r>
-              <w:rPr>
-                <w:rFonts w:ascii="微软雅黑" w:hAnsi="微软雅黑"/>
-                <w:sz w:val="18"/>
+                <w:rFonts w:hint="eastAsia" w:ascii="微软雅黑" w:hAnsi="微软雅黑" w:eastAsia="微软雅黑" w:cs="微软雅黑"/>
+                <w:b/>
+                <w:bCs/>
+                <w:sz w:val="18"/>
+                <w:szCs w:val="18"/>
+              </w:rPr>
+            </w:pPr>
+            <w:r>
+              <w:rPr>
+                <w:rFonts w:hint="eastAsia" w:ascii="微软雅黑" w:hAnsi="微软雅黑" w:eastAsia="微软雅黑" w:cs="微软雅黑"/>
+                <w:b/>
+                <w:bCs/>
+                <w:sz w:val="18"/>
+                <w:szCs w:val="18"/>
               </w:rPr>
               <w:t>细菌</w:t>
             </w:r>
@@ -1401,41 +2285,62 @@
           <w:tcPr>
             <w:tcW w:w="8890" w:type="dxa"/>
             <w:gridSpan w:val="4"/>
-            <w:shd w:val="clear" w:color="auto" w:fill="F2DCDB" w:themeFill="accent2" w:themeFillTint="32"/>
+            <w:shd w:val="clear" w:color="auto" w:fill="F2DBDB" w:themeFill="accent2" w:themeFillTint="33"/>
           </w:tcPr>
           <w:p>
             <w:pPr>
               <w:jc w:val="center"/>
               <w:rPr>
-                <w:rFonts w:ascii="微软雅黑" w:hAnsi="微软雅黑"/>
-                <w:sz w:val="18"/>
+                <w:rFonts w:hint="eastAsia" w:ascii="微软雅黑" w:hAnsi="微软雅黑" w:eastAsia="微软雅黑" w:cs="微软雅黑"/>
+                <w:sz w:val="18"/>
+                <w:szCs w:val="18"/>
               </w:rPr>
             </w:pPr>
           </w:p>
         </w:tc>
       </w:tr>
       <w:tr>
+        <w:tblPrEx>
+          <w:tblBorders>
+            <w:top w:val="single" w:color="auto" w:sz="4" w:space="0"/>
+            <w:left w:val="single" w:color="auto" w:sz="4" w:space="0"/>
+            <w:bottom w:val="single" w:color="auto" w:sz="4" w:space="0"/>
+            <w:right w:val="single" w:color="auto" w:sz="4" w:space="0"/>
+            <w:insideH w:val="single" w:color="auto" w:sz="4" w:space="0"/>
+            <w:insideV w:val="single" w:color="auto" w:sz="4" w:space="0"/>
+          </w:tblBorders>
+          <w:tblCellMar>
+            <w:top w:w="0" w:type="dxa"/>
+            <w:left w:w="108" w:type="dxa"/>
+            <w:bottom w:w="0" w:type="dxa"/>
+            <w:right w:w="108" w:type="dxa"/>
+          </w:tblCellMar>
+        </w:tblPrEx>
         <w:trPr>
-          <w:trHeight w:hRule="atLeast" w:val="43"/>
+          <w:trHeight w:val="43" w:hRule="atLeast"/>
         </w:trPr>
         <w:tc>
           <w:tcPr>
-            <w:cnfStyle w:val="001000000000"/>
             <w:tcW w:w="2074" w:type="dxa"/>
           </w:tcPr>
           <w:p>
             <w:pPr>
               <w:jc w:val="center"/>
               <w:rPr>
-                <w:rFonts w:ascii="微软雅黑" w:hAnsi="微软雅黑"/>
-                <w:b w:val="0"/>
-                <w:sz w:val="18"/>
-              </w:rPr>
-            </w:pPr>
-            <w:r>
-              <w:rPr>
-                <w:rFonts w:ascii="微软雅黑" w:hAnsi="微软雅黑"/>
-                <w:sz w:val="18"/>
+                <w:rFonts w:hint="eastAsia" w:ascii="微软雅黑" w:hAnsi="微软雅黑" w:eastAsia="微软雅黑" w:cs="微软雅黑"/>
+                <w:b/>
+                <w:bCs/>
+                <w:sz w:val="18"/>
+                <w:szCs w:val="18"/>
+              </w:rPr>
+            </w:pPr>
+            <w:r>
+              <w:rPr>
+                <w:rFonts w:hint="eastAsia" w:ascii="微软雅黑" w:hAnsi="微软雅黑" w:eastAsia="微软雅黑" w:cs="微软雅黑"/>
+                <w:b/>
+                <w:bCs/>
+                <w:sz w:val="18"/>
+                <w:szCs w:val="18"/>
               </w:rPr>
               <w:t>真菌</w:t>
             </w:r>
@@ -1450,33 +2355,54 @@
             <w:pPr>
               <w:jc w:val="center"/>
               <w:rPr>
-                <w:rFonts w:ascii="微软雅黑" w:hAnsi="微软雅黑"/>
-                <w:sz w:val="18"/>
+                <w:rFonts w:hint="eastAsia" w:ascii="微软雅黑" w:hAnsi="微软雅黑" w:eastAsia="微软雅黑" w:cs="微软雅黑"/>
+                <w:sz w:val="18"/>
+                <w:szCs w:val="18"/>
               </w:rPr>
             </w:pPr>
           </w:p>
         </w:tc>
       </w:tr>
       <w:tr>
-        <w:tc>
-          <w:tcPr>
-            <w:cnfStyle w:val="001000000000"/>
+        <w:tblPrEx>
+          <w:tblBorders>
+            <w:top w:val="single" w:color="auto" w:sz="4" w:space="0"/>
+            <w:left w:val="single" w:color="auto" w:sz="4" w:space="0"/>
+            <w:bottom w:val="single" w:color="auto" w:sz="4" w:space="0"/>
+            <w:right w:val="single" w:color="auto" w:sz="4" w:space="0"/>
+            <w:insideH w:val="single" w:color="auto" w:sz="4" w:space="0"/>
+            <w:insideV w:val="single" w:color="auto" w:sz="4" w:space="0"/>
+          </w:tblBorders>
+          <w:tblCellMar>
+            <w:top w:w="0" w:type="dxa"/>
+            <w:left w:w="108" w:type="dxa"/>
+            <w:bottom w:w="0" w:type="dxa"/>
+            <w:right w:w="108" w:type="dxa"/>
+          </w:tblCellMar>
+        </w:tblPrEx>
+        <w:tc>
+          <w:tcPr>
             <w:tcW w:w="2074" w:type="dxa"/>
-            <w:shd w:val="clear" w:color="auto" w:fill="F2DCDB" w:themeFill="accent2" w:themeFillTint="32"/>
+            <w:shd w:val="clear" w:color="auto" w:fill="F2DBDB" w:themeFill="accent2" w:themeFillTint="33"/>
           </w:tcPr>
           <w:p>
             <w:pPr>
               <w:jc w:val="center"/>
               <w:rPr>
-                <w:rFonts w:ascii="微软雅黑" w:hAnsi="微软雅黑"/>
-                <w:b w:val="0"/>
-                <w:sz w:val="18"/>
-              </w:rPr>
-            </w:pPr>
-            <w:r>
-              <w:rPr>
-                <w:rFonts w:ascii="微软雅黑" w:hAnsi="微软雅黑"/>
-                <w:sz w:val="18"/>
+                <w:rFonts w:hint="eastAsia" w:ascii="微软雅黑" w:hAnsi="微软雅黑" w:eastAsia="微软雅黑" w:cs="微软雅黑"/>
+                <w:b/>
+                <w:bCs/>
+                <w:sz w:val="18"/>
+                <w:szCs w:val="18"/>
+              </w:rPr>
+            </w:pPr>
+            <w:r>
+              <w:rPr>
+                <w:rFonts w:hint="eastAsia" w:ascii="微软雅黑" w:hAnsi="微软雅黑" w:eastAsia="微软雅黑" w:cs="微软雅黑"/>
+                <w:b/>
+                <w:bCs/>
+                <w:sz w:val="18"/>
+                <w:szCs w:val="18"/>
               </w:rPr>
               <w:t>上皮细胞</w:t>
             </w:r>
@@ -1486,38 +2412,59 @@
           <w:tcPr>
             <w:tcW w:w="8890" w:type="dxa"/>
             <w:gridSpan w:val="4"/>
-            <w:shd w:val="clear" w:color="auto" w:fill="F2DCDB" w:themeFill="accent2" w:themeFillTint="32"/>
+            <w:shd w:val="clear" w:color="auto" w:fill="F2DBDB" w:themeFill="accent2" w:themeFillTint="33"/>
           </w:tcPr>
           <w:p>
             <w:pPr>
               <w:jc w:val="center"/>
               <w:rPr>
-                <w:rFonts w:ascii="微软雅黑" w:hAnsi="微软雅黑"/>
-                <w:sz w:val="18"/>
+                <w:rFonts w:hint="eastAsia" w:ascii="微软雅黑" w:hAnsi="微软雅黑" w:eastAsia="微软雅黑" w:cs="微软雅黑"/>
+                <w:sz w:val="18"/>
+                <w:szCs w:val="18"/>
               </w:rPr>
             </w:pPr>
           </w:p>
         </w:tc>
       </w:tr>
       <w:tr>
-        <w:tc>
-          <w:tcPr>
-            <w:cnfStyle w:val="001000000000"/>
+        <w:tblPrEx>
+          <w:tblBorders>
+            <w:top w:val="single" w:color="auto" w:sz="4" w:space="0"/>
+            <w:left w:val="single" w:color="auto" w:sz="4" w:space="0"/>
+            <w:bottom w:val="single" w:color="auto" w:sz="4" w:space="0"/>
+            <w:right w:val="single" w:color="auto" w:sz="4" w:space="0"/>
+            <w:insideH w:val="single" w:color="auto" w:sz="4" w:space="0"/>
+            <w:insideV w:val="single" w:color="auto" w:sz="4" w:space="0"/>
+          </w:tblBorders>
+          <w:tblCellMar>
+            <w:top w:w="0" w:type="dxa"/>
+            <w:left w:w="108" w:type="dxa"/>
+            <w:bottom w:w="0" w:type="dxa"/>
+            <w:right w:w="108" w:type="dxa"/>
+          </w:tblCellMar>
+        </w:tblPrEx>
+        <w:tc>
+          <w:tcPr>
             <w:tcW w:w="2074" w:type="dxa"/>
           </w:tcPr>
           <w:p>
             <w:pPr>
               <w:jc w:val="center"/>
               <w:rPr>
-                <w:rFonts w:ascii="微软雅黑" w:hAnsi="微软雅黑"/>
-                <w:b w:val="0"/>
-                <w:sz w:val="18"/>
-              </w:rPr>
-            </w:pPr>
-            <w:r>
-              <w:rPr>
-                <w:rFonts w:ascii="微软雅黑" w:hAnsi="微软雅黑"/>
-                <w:sz w:val="18"/>
+                <w:rFonts w:hint="eastAsia" w:ascii="微软雅黑" w:hAnsi="微软雅黑" w:eastAsia="微软雅黑" w:cs="微软雅黑"/>
+                <w:b/>
+                <w:bCs/>
+                <w:sz w:val="18"/>
+                <w:szCs w:val="18"/>
+              </w:rPr>
+            </w:pPr>
+            <w:r>
+              <w:rPr>
+                <w:rFonts w:hint="eastAsia" w:ascii="微软雅黑" w:hAnsi="微软雅黑" w:eastAsia="微软雅黑" w:cs="微软雅黑"/>
+                <w:b/>
+                <w:bCs/>
+                <w:sz w:val="18"/>
+                <w:szCs w:val="18"/>
               </w:rPr>
               <w:t>异常细胞</w:t>
             </w:r>
@@ -1532,33 +2479,54 @@
             <w:pPr>
               <w:jc w:val="center"/>
               <w:rPr>
-                <w:rFonts w:ascii="微软雅黑" w:hAnsi="微软雅黑"/>
-                <w:sz w:val="18"/>
+                <w:rFonts w:hint="eastAsia" w:ascii="微软雅黑" w:hAnsi="微软雅黑" w:eastAsia="微软雅黑" w:cs="微软雅黑"/>
+                <w:sz w:val="18"/>
+                <w:szCs w:val="18"/>
               </w:rPr>
             </w:pPr>
           </w:p>
         </w:tc>
       </w:tr>
       <w:tr>
-        <w:tc>
-          <w:tcPr>
-            <w:cnfStyle w:val="001000000000"/>
+        <w:tblPrEx>
+          <w:tblBorders>
+            <w:top w:val="single" w:color="auto" w:sz="4" w:space="0"/>
+            <w:left w:val="single" w:color="auto" w:sz="4" w:space="0"/>
+            <w:bottom w:val="single" w:color="auto" w:sz="4" w:space="0"/>
+            <w:right w:val="single" w:color="auto" w:sz="4" w:space="0"/>
+            <w:insideH w:val="single" w:color="auto" w:sz="4" w:space="0"/>
+            <w:insideV w:val="single" w:color="auto" w:sz="4" w:space="0"/>
+          </w:tblBorders>
+          <w:tblCellMar>
+            <w:top w:w="0" w:type="dxa"/>
+            <w:left w:w="108" w:type="dxa"/>
+            <w:bottom w:w="0" w:type="dxa"/>
+            <w:right w:w="108" w:type="dxa"/>
+          </w:tblCellMar>
+        </w:tblPrEx>
+        <w:tc>
+          <w:tcPr>
             <w:tcW w:w="2074" w:type="dxa"/>
-            <w:shd w:val="clear" w:color="auto" w:fill="F2DCDB" w:themeFill="accent2" w:themeFillTint="32"/>
+            <w:shd w:val="clear" w:color="auto" w:fill="F2DBDB" w:themeFill="accent2" w:themeFillTint="33"/>
           </w:tcPr>
           <w:p>
             <w:pPr>
               <w:jc w:val="center"/>
               <w:rPr>
-                <w:rFonts w:ascii="微软雅黑" w:hAnsi="微软雅黑"/>
-                <w:b w:val="0"/>
-                <w:sz w:val="18"/>
-              </w:rPr>
-            </w:pPr>
-            <w:r>
-              <w:rPr>
-                <w:rFonts w:ascii="微软雅黑" w:hAnsi="微软雅黑"/>
-                <w:sz w:val="18"/>
+                <w:rFonts w:hint="eastAsia" w:ascii="微软雅黑" w:hAnsi="微软雅黑" w:eastAsia="微软雅黑" w:cs="微软雅黑"/>
+                <w:b/>
+                <w:bCs/>
+                <w:sz w:val="18"/>
+                <w:szCs w:val="18"/>
+              </w:rPr>
+            </w:pPr>
+            <w:r>
+              <w:rPr>
+                <w:rFonts w:hint="eastAsia" w:ascii="微软雅黑" w:hAnsi="微软雅黑" w:eastAsia="微软雅黑" w:cs="微软雅黑"/>
+                <w:b/>
+                <w:bCs/>
+                <w:sz w:val="18"/>
+                <w:szCs w:val="18"/>
               </w:rPr>
               <w:t>其他细胞</w:t>
             </w:r>
@@ -1568,26 +2536,42 @@
           <w:tcPr>
             <w:tcW w:w="8890" w:type="dxa"/>
             <w:gridSpan w:val="4"/>
-            <w:shd w:val="clear" w:color="auto" w:fill="F2DCDB" w:themeFill="accent2" w:themeFillTint="32"/>
+            <w:shd w:val="clear" w:color="auto" w:fill="F2DBDB" w:themeFill="accent2" w:themeFillTint="33"/>
           </w:tcPr>
           <w:p>
             <w:pPr>
               <w:jc w:val="center"/>
               <w:rPr>
-                <w:rFonts w:ascii="微软雅黑" w:hAnsi="微软雅黑"/>
-                <w:sz w:val="18"/>
+                <w:rFonts w:hint="eastAsia" w:ascii="微软雅黑" w:hAnsi="微软雅黑" w:eastAsia="微软雅黑" w:cs="微软雅黑"/>
+                <w:sz w:val="18"/>
+                <w:szCs w:val="18"/>
               </w:rPr>
             </w:pPr>
           </w:p>
         </w:tc>
       </w:tr>
       <w:tr>
+        <w:tblPrEx>
+          <w:tblBorders>
+            <w:top w:val="single" w:color="auto" w:sz="4" w:space="0"/>
+            <w:left w:val="single" w:color="auto" w:sz="4" w:space="0"/>
+            <w:bottom w:val="single" w:color="auto" w:sz="4" w:space="0"/>
+            <w:right w:val="single" w:color="auto" w:sz="4" w:space="0"/>
+            <w:insideH w:val="single" w:color="auto" w:sz="4" w:space="0"/>
+            <w:insideV w:val="single" w:color="auto" w:sz="4" w:space="0"/>
+          </w:tblBorders>
+          <w:tblCellMar>
+            <w:top w:w="0" w:type="dxa"/>
+            <w:left w:w="108" w:type="dxa"/>
+            <w:bottom w:w="0" w:type="dxa"/>
+            <w:right w:w="108" w:type="dxa"/>
+          </w:tblCellMar>
+        </w:tblPrEx>
         <w:trPr>
-          <w:trHeight w:hRule="atLeast" w:val="842"/>
+          <w:trHeight w:val="842" w:hRule="atLeast"/>
         </w:trPr>
         <w:tc>
           <w:tcPr>
-            <w:cnfStyle w:val="001000000000"/>
             <w:tcW w:w="2074" w:type="dxa"/>
             <w:vAlign w:val="center"/>
           </w:tcPr>
@@ -1595,15 +2579,20 @@
             <w:pPr>
               <w:jc w:val="center"/>
               <w:rPr>
-                <w:rFonts w:ascii="微软雅黑" w:hAnsi="微软雅黑"/>
-                <w:b w:val="0"/>
-                <w:sz w:val="18"/>
-              </w:rPr>
-            </w:pPr>
-            <w:r>
-              <w:rPr>
-                <w:rFonts w:ascii="微软雅黑" w:hAnsi="微软雅黑"/>
-                <w:sz w:val="18"/>
+                <w:rFonts w:hint="eastAsia" w:ascii="微软雅黑" w:hAnsi="微软雅黑" w:eastAsia="微软雅黑" w:cs="微软雅黑"/>
+                <w:b/>
+                <w:bCs/>
+                <w:sz w:val="18"/>
+                <w:szCs w:val="18"/>
+              </w:rPr>
+            </w:pPr>
+            <w:r>
+              <w:rPr>
+                <w:rFonts w:hint="eastAsia" w:ascii="微软雅黑" w:hAnsi="微软雅黑" w:eastAsia="微软雅黑" w:cs="微软雅黑"/>
+                <w:b/>
+                <w:bCs/>
+                <w:sz w:val="18"/>
+                <w:szCs w:val="18"/>
               </w:rPr>
               <w:t>伍德氏灯检查</w:t>
             </w:r>
@@ -1617,37 +2606,58 @@
           <w:p>
             <w:pPr>
               <w:rPr>
-                <w:rFonts w:ascii="微软雅黑" w:hAnsi="微软雅黑"/>
-                <w:sz w:val="18"/>
+                <w:rFonts w:hint="eastAsia" w:ascii="微软雅黑" w:hAnsi="微软雅黑" w:eastAsia="微软雅黑" w:cs="微软雅黑"/>
+                <w:sz w:val="18"/>
+                <w:szCs w:val="18"/>
               </w:rPr>
             </w:pPr>
           </w:p>
         </w:tc>
       </w:tr>
       <w:tr>
+        <w:tblPrEx>
+          <w:tblBorders>
+            <w:top w:val="single" w:color="auto" w:sz="4" w:space="0"/>
+            <w:left w:val="single" w:color="auto" w:sz="4" w:space="0"/>
+            <w:bottom w:val="single" w:color="auto" w:sz="4" w:space="0"/>
+            <w:right w:val="single" w:color="auto" w:sz="4" w:space="0"/>
+            <w:insideH w:val="single" w:color="auto" w:sz="4" w:space="0"/>
+            <w:insideV w:val="single" w:color="auto" w:sz="4" w:space="0"/>
+          </w:tblBorders>
+          <w:tblCellMar>
+            <w:top w:w="0" w:type="dxa"/>
+            <w:left w:w="108" w:type="dxa"/>
+            <w:bottom w:w="0" w:type="dxa"/>
+            <w:right w:w="108" w:type="dxa"/>
+          </w:tblCellMar>
+        </w:tblPrEx>
         <w:trPr>
-          <w:trHeight w:hRule="atLeast" w:val="956"/>
+          <w:trHeight w:val="956" w:hRule="atLeast"/>
         </w:trPr>
         <w:tc>
           <w:tcPr>
-            <w:cnfStyle w:val="001000000000"/>
             <w:tcW w:w="2074" w:type="dxa"/>
-            <w:shd w:val="clear" w:color="auto" w:fill="F2DCDB" w:themeFill="accent2" w:themeFillTint="32"/>
+            <w:shd w:val="clear" w:color="auto" w:fill="F2DBDB" w:themeFill="accent2" w:themeFillTint="33"/>
             <w:vAlign w:val="center"/>
           </w:tcPr>
           <w:p>
             <w:pPr>
               <w:jc w:val="center"/>
               <w:rPr>
-                <w:rFonts w:ascii="微软雅黑" w:hAnsi="微软雅黑"/>
-                <w:b w:val="0"/>
-                <w:sz w:val="18"/>
-              </w:rPr>
-            </w:pPr>
-            <w:r>
-              <w:rPr>
-                <w:rFonts w:ascii="微软雅黑" w:hAnsi="微软雅黑"/>
-                <w:sz w:val="18"/>
+                <w:rFonts w:hint="eastAsia" w:ascii="微软雅黑" w:hAnsi="微软雅黑" w:eastAsia="微软雅黑" w:cs="微软雅黑"/>
+                <w:b/>
+                <w:bCs/>
+                <w:sz w:val="18"/>
+                <w:szCs w:val="18"/>
+              </w:rPr>
+            </w:pPr>
+            <w:r>
+              <w:rPr>
+                <w:rFonts w:hint="eastAsia" w:ascii="微软雅黑" w:hAnsi="微软雅黑" w:eastAsia="微软雅黑" w:cs="微软雅黑"/>
+                <w:b/>
+                <w:bCs/>
+                <w:sz w:val="18"/>
+                <w:szCs w:val="18"/>
               </w:rPr>
               <w:t>镜下可见</w:t>
             </w:r>
@@ -1657,19 +2667,22 @@
           <w:tcPr>
             <w:tcW w:w="8890" w:type="dxa"/>
             <w:gridSpan w:val="4"/>
-            <w:shd w:val="clear" w:color="auto" w:fill="F2DCDB" w:themeFill="accent2" w:themeFillTint="32"/>
-          </w:tcPr>
-          <w:p>
-            <w:pPr>
-              <w:rPr>
-                <w:rFonts w:ascii="微软雅黑" w:hAnsi="微软雅黑"/>
-                <w:sz w:val="18"/>
-              </w:rPr>
-            </w:pPr>
-            <w:r>
-              <w:rPr>
-                <w:rFonts w:ascii="微软雅黑" w:hAnsi="微软雅黑"/>
-                <w:sz w:val="18"/>
+            <w:shd w:val="clear" w:color="auto" w:fill="F2DBDB" w:themeFill="accent2" w:themeFillTint="33"/>
+          </w:tcPr>
+          <w:p>
+            <w:pPr>
+              <w:rPr>
+                <w:rFonts w:hint="eastAsia" w:ascii="微软雅黑" w:hAnsi="微软雅黑" w:eastAsia="微软雅黑" w:cs="微软雅黑"/>
+                <w:sz w:val="18"/>
+                <w:szCs w:val="18"/>
+              </w:rPr>
+            </w:pPr>
+            <w:r>
+              <w:rPr>
+                <w:rFonts w:hint="eastAsia" w:ascii="微软雅黑" w:hAnsi="微软雅黑" w:eastAsia="微软雅黑" w:cs="微软雅黑"/>
+                <w:sz w:val="18"/>
+                <w:szCs w:val="18"/>
+                <w:lang w:val="en-US" w:eastAsia="zh-CN"/>
               </w:rPr>
               <w:t>{&lt;检查所见&gt;}</w:t>
             </w:r>
@@ -1677,9 +2690,24 @@
         </w:tc>
       </w:tr>
       <w:tr>
-        <w:tc>
-          <w:tcPr>
-            <w:cnfStyle w:val="001000000000"/>
+        <w:tblPrEx>
+          <w:tblBorders>
+            <w:top w:val="single" w:color="auto" w:sz="4" w:space="0"/>
+            <w:left w:val="single" w:color="auto" w:sz="4" w:space="0"/>
+            <w:bottom w:val="single" w:color="auto" w:sz="4" w:space="0"/>
+            <w:right w:val="single" w:color="auto" w:sz="4" w:space="0"/>
+            <w:insideH w:val="single" w:color="auto" w:sz="4" w:space="0"/>
+            <w:insideV w:val="single" w:color="auto" w:sz="4" w:space="0"/>
+          </w:tblBorders>
+          <w:tblCellMar>
+            <w:top w:w="0" w:type="dxa"/>
+            <w:left w:w="108" w:type="dxa"/>
+            <w:bottom w:w="0" w:type="dxa"/>
+            <w:right w:w="108" w:type="dxa"/>
+          </w:tblCellMar>
+        </w:tblPrEx>
+        <w:tc>
+          <w:tcPr>
             <w:tcW w:w="10964" w:type="dxa"/>
             <w:gridSpan w:val="5"/>
           </w:tcPr>
@@ -1687,15 +2715,20 @@
             <w:pPr>
               <w:jc w:val="center"/>
               <w:rPr>
-                <w:rFonts w:ascii="微软雅黑" w:hAnsi="微软雅黑"/>
-                <w:b w:val="0"/>
-                <w:sz w:val="18"/>
-              </w:rPr>
-            </w:pPr>
-            <w:r>
-              <w:rPr>
-                <w:rFonts w:ascii="微软雅黑" w:hAnsi="微软雅黑"/>
-                <w:sz w:val="18"/>
+                <w:rFonts w:hint="eastAsia" w:ascii="微软雅黑" w:hAnsi="微软雅黑" w:eastAsia="微软雅黑" w:cs="微软雅黑"/>
+                <w:b/>
+                <w:bCs/>
+                <w:sz w:val="18"/>
+                <w:szCs w:val="18"/>
+              </w:rPr>
+            </w:pPr>
+            <w:r>
+              <w:rPr>
+                <w:rFonts w:hint="eastAsia" w:ascii="微软雅黑" w:hAnsi="微软雅黑" w:eastAsia="微软雅黑" w:cs="微软雅黑"/>
+                <w:b/>
+                <w:bCs/>
+                <w:sz w:val="18"/>
+                <w:szCs w:val="18"/>
               </w:rPr>
               <w:t>本检验结果仅反映此份样本情况，仅对当日结果负责。</w:t>
             </w:r>
@@ -1703,27 +2736,47 @@
         </w:tc>
       </w:tr>
       <w:tr>
+        <w:tblPrEx>
+          <w:tblBorders>
+            <w:top w:val="single" w:color="auto" w:sz="4" w:space="0"/>
+            <w:left w:val="single" w:color="auto" w:sz="4" w:space="0"/>
+            <w:bottom w:val="single" w:color="auto" w:sz="4" w:space="0"/>
+            <w:right w:val="single" w:color="auto" w:sz="4" w:space="0"/>
+            <w:insideH w:val="single" w:color="auto" w:sz="4" w:space="0"/>
+            <w:insideV w:val="single" w:color="auto" w:sz="4" w:space="0"/>
+          </w:tblBorders>
+          <w:tblCellMar>
+            <w:top w:w="0" w:type="dxa"/>
+            <w:left w:w="108" w:type="dxa"/>
+            <w:bottom w:w="0" w:type="dxa"/>
+            <w:right w:w="108" w:type="dxa"/>
+          </w:tblCellMar>
+        </w:tblPrEx>
         <w:trPr>
-          <w:trHeight w:hRule="atLeast" w:val="90"/>
+          <w:trHeight w:val="90" w:hRule="atLeast"/>
         </w:trPr>
         <w:tc>
           <w:tcPr>
-            <w:cnfStyle w:val="001000000000"/>
             <w:tcW w:w="2074" w:type="dxa"/>
-            <w:shd w:val="clear" w:color="auto" w:fill="F2DCDB" w:themeFill="accent2" w:themeFillTint="32"/>
-          </w:tcPr>
-          <w:p>
-            <w:pPr>
-              <w:rPr>
-                <w:rFonts w:ascii="微软雅黑" w:hAnsi="微软雅黑"/>
-                <w:b w:val="0"/>
-                <w:sz w:val="18"/>
-              </w:rPr>
-            </w:pPr>
-            <w:r>
-              <w:rPr>
-                <w:rFonts w:ascii="微软雅黑" w:hAnsi="微软雅黑"/>
-                <w:sz w:val="18"/>
+            <w:shd w:val="clear" w:color="auto" w:fill="F2DBDB" w:themeFill="accent2" w:themeFillTint="33"/>
+          </w:tcPr>
+          <w:p>
+            <w:pPr>
+              <w:rPr>
+                <w:rFonts w:hint="eastAsia" w:ascii="微软雅黑" w:hAnsi="微软雅黑" w:eastAsia="微软雅黑" w:cs="微软雅黑"/>
+                <w:b/>
+                <w:bCs/>
+                <w:sz w:val="18"/>
+                <w:szCs w:val="18"/>
+              </w:rPr>
+            </w:pPr>
+            <w:r>
+              <w:rPr>
+                <w:rFonts w:hint="eastAsia" w:ascii="微软雅黑" w:hAnsi="微软雅黑" w:eastAsia="微软雅黑" w:cs="微软雅黑"/>
+                <w:b/>
+                <w:bCs/>
+                <w:sz w:val="18"/>
+                <w:szCs w:val="18"/>
               </w:rPr>
               <w:t>化验师：</w:t>
             </w:r>
@@ -1732,36 +2785,52 @@
         <w:tc>
           <w:tcPr>
             <w:tcW w:w="2074" w:type="dxa"/>
-            <w:shd w:val="clear" w:color="auto" w:fill="F2DCDB" w:themeFill="accent2" w:themeFillTint="32"/>
-          </w:tcPr>
-          <w:p>
-            <w:pPr>
-              <w:rPr>
-                <w:rFonts w:ascii="微软雅黑" w:hAnsi="微软雅黑"/>
-                <w:sz w:val="18"/>
-              </w:rPr>
-            </w:pPr>
+            <w:shd w:val="clear" w:color="auto" w:fill="F2DBDB" w:themeFill="accent2" w:themeFillTint="33"/>
+          </w:tcPr>
+          <w:p>
+            <w:pPr>
+              <w:rPr>
+                <w:rFonts w:hint="eastAsia" w:ascii="微软雅黑" w:hAnsi="微软雅黑" w:eastAsia="微软雅黑" w:cs="微软雅黑"/>
+                <w:sz w:val="18"/>
+                <w:szCs w:val="18"/>
+              </w:rPr>
+            </w:pPr>
+            <w:r>
+              <w:rPr>
+                <w:rFonts w:hint="eastAsia" w:ascii="微软雅黑" w:hAnsi="微软雅黑" w:eastAsia="微软雅黑" w:cs="微软雅黑"/>
+                <w:color w:val="000000"/>
+                <w:sz w:val="18"/>
+                <w:szCs w:val="18"/>
+              </w:rPr>
+              <w:t>{&lt;检查医生&gt;}</w:t>
+            </w:r>
+            <w:bookmarkStart w:id="0" w:name="_GoBack"/>
+            <w:bookmarkEnd w:id="0"/>
           </w:p>
         </w:tc>
         <w:tc>
           <w:tcPr>
             <w:tcW w:w="2074" w:type="dxa"/>
             <w:gridSpan w:val="2"/>
-            <w:shd w:val="clear" w:color="auto" w:fill="F2DCDB" w:themeFill="accent2" w:themeFillTint="32"/>
-          </w:tcPr>
-          <w:p>
-            <w:pPr>
-              <w:rPr>
-                <w:rFonts w:ascii="微软雅黑" w:hAnsi="微软雅黑"/>
-                <w:b w:val="1"/>
-                <w:sz w:val="18"/>
-              </w:rPr>
-            </w:pPr>
-            <w:r>
-              <w:rPr>
-                <w:rFonts w:ascii="微软雅黑" w:hAnsi="微软雅黑"/>
-                <w:b w:val="1"/>
-                <w:sz w:val="18"/>
+            <w:shd w:val="clear" w:color="auto" w:fill="F2DBDB" w:themeFill="accent2" w:themeFillTint="33"/>
+          </w:tcPr>
+          <w:p>
+            <w:pPr>
+              <w:rPr>
+                <w:rFonts w:hint="eastAsia" w:ascii="微软雅黑" w:hAnsi="微软雅黑" w:eastAsia="微软雅黑" w:cs="微软雅黑"/>
+                <w:b/>
+                <w:bCs/>
+                <w:sz w:val="18"/>
+                <w:szCs w:val="18"/>
+              </w:rPr>
+            </w:pPr>
+            <w:r>
+              <w:rPr>
+                <w:rFonts w:hint="eastAsia" w:ascii="微软雅黑" w:hAnsi="微软雅黑" w:eastAsia="微软雅黑" w:cs="微软雅黑"/>
+                <w:b/>
+                <w:bCs/>
+                <w:sz w:val="18"/>
+                <w:szCs w:val="18"/>
               </w:rPr>
               <w:t>日期：</w:t>
             </w:r>
@@ -1770,75 +2839,93 @@
         <w:tc>
           <w:tcPr>
             <w:tcW w:w="4742" w:type="dxa"/>
-            <w:shd w:val="clear" w:color="auto" w:fill="F2DCDB" w:themeFill="accent2" w:themeFillTint="32"/>
-          </w:tcPr>
-          <w:p>
-            <w:pPr>
-              <w:rPr>
-                <w:rFonts w:ascii="微软雅黑" w:hAnsi="微软雅黑"/>
-                <w:sz w:val="18"/>
-              </w:rPr>
-            </w:pPr>
+            <w:shd w:val="clear" w:color="auto" w:fill="F2DBDB" w:themeFill="accent2" w:themeFillTint="33"/>
+          </w:tcPr>
+          <w:p>
+            <w:pPr>
+              <w:rPr>
+                <w:rFonts w:hint="eastAsia" w:ascii="微软雅黑" w:hAnsi="微软雅黑" w:eastAsia="微软雅黑" w:cs="微软雅黑"/>
+                <w:sz w:val="18"/>
+                <w:szCs w:val="18"/>
+              </w:rPr>
+            </w:pPr>
+            <w:r>
+              <w:rPr>
+                <w:rFonts w:hint="eastAsia" w:ascii="微软雅黑" w:hAnsi="微软雅黑" w:eastAsia="微软雅黑" w:cs="微软雅黑"/>
+                <w:sz w:val="18"/>
+                <w:szCs w:val="18"/>
+              </w:rPr>
+              <w:t>{&lt;检查时间&gt;}</w:t>
+            </w:r>
           </w:p>
         </w:tc>
       </w:tr>
     </w:tbl>
     <w:p>
       <w:pPr>
+        <w:spacing w:beforeLines="0" w:afterLines="0"/>
         <w:rPr>
-          <w:rFonts w:ascii="微软雅黑" w:hAnsi="微软雅黑"/>
-          <w:b w:val="1"/>
+          <w:rFonts w:hint="eastAsia" w:ascii="微软雅黑" w:hAnsi="微软雅黑" w:eastAsia="微软雅黑" w:cs="微软雅黑"/>
+          <w:b/>
           <w:sz w:val="10"/>
+          <w:szCs w:val="10"/>
         </w:rPr>
       </w:pPr>
     </w:p>
     <w:p>
       <w:pPr>
+        <w:spacing w:beforeLines="0" w:afterLines="0"/>
         <w:rPr>
-          <w:rFonts w:ascii="微软雅黑" w:hAnsi="微软雅黑"/>
-          <w:b w:val="1"/>
+          <w:rFonts w:hint="eastAsia" w:ascii="微软雅黑" w:hAnsi="微软雅黑" w:eastAsia="微软雅黑" w:cs="微软雅黑"/>
+          <w:b/>
           <w:sz w:val="28"/>
+          <w:szCs w:val="28"/>
         </w:rPr>
       </w:pPr>
       <w:r>
         <w:rPr>
-          <w:rFonts w:ascii="微软雅黑" w:hAnsi="微软雅黑"/>
-          <w:b w:val="1"/>
+          <w:rFonts w:hint="eastAsia" w:ascii="微软雅黑" w:hAnsi="微软雅黑" w:eastAsia="微软雅黑" w:cs="微软雅黑"/>
+          <w:b/>
           <w:sz w:val="28"/>
+          <w:szCs w:val="28"/>
         </w:rPr>
         <w:t>{&lt;image 200*200&gt;}</w:t>
       </w:r>
     </w:p>
     <w:sectPr>
-      <w:headerReference xmlns:r="http://schemas.openxmlformats.org/officeDocument/2006/relationships" w:type="default" r:id="RelHdr1"/>
-      <w:footerReference xmlns:r="http://schemas.openxmlformats.org/officeDocument/2006/relationships" w:type="default" r:id="RelFtr1"/>
-      <w:type w:val="nextPage"/>
-      <w:pgSz w:w="11906" w:h="16838" w:code="0"/>
-      <w:pgMar w:left="567" w:right="567" w:top="567" w:bottom="567" w:header="720" w:footer="720" w:gutter="0"/>
-      <w:cols w:equalWidth="1" w:space="720"/>
+      <w:headerReference r:id="rId4" w:type="default"/>
+      <w:footerReference r:id="rId5" w:type="default"/>
+      <w:pgSz w:w="11906" w:h="16838"/>
+      <w:pgMar w:top="567" w:right="567" w:bottom="567" w:left="567" w:header="720" w:footer="720" w:gutter="0"/>
+      <w:lnNumType w:countBy="0" w:distance="360"/>
+      <w:cols w:space="720" w:num="1"/>
+      <w:docGrid w:linePitch="360" w:charSpace="0"/>
     </w:sectPr>
   </w:body>
 </w:document>
 </file>
 
 <file path=word/footer1.xml><?xml version="1.0" encoding="utf-8"?>
-<w:ftr xmlns:w="http://schemas.openxmlformats.org/wordprocessingml/2006/main" xmlns:wps="http://schemas.microsoft.com/office/word/2010/wordprocessingShape" xmlns:mc="http://schemas.openxmlformats.org/markup-compatibility/2006" xmlns:w10="urn:schemas-microsoft-com:office:word" xmlns:v="urn:schemas-microsoft-com:vml" xmlns:wp14="http://schemas.microsoft.com/office/word/2010/wordprocessingDrawing" mc:Ignorable="wp14">
+<w:ftr xmlns:wpc="http://schemas.microsoft.com/office/word/2010/wordprocessingCanvas" xmlns:mc="http://schemas.openxmlformats.org/markup-compatibility/2006" xmlns:o="urn:schemas-microsoft-com:office:office" xmlns:r="http://schemas.openxmlformats.org/officeDocument/2006/relationships" xmlns:m="http://schemas.openxmlformats.org/officeDocument/2006/math" xmlns:v="urn:schemas-microsoft-com:vml" xmlns:wp14="http://schemas.microsoft.com/office/word/2010/wordprocessingDrawing" xmlns:wp="http://schemas.openxmlformats.org/drawingml/2006/wordprocessingDrawing" xmlns:w10="urn:schemas-microsoft-com:office:word" xmlns:w="http://schemas.openxmlformats.org/wordprocessingml/2006/main" xmlns:w14="http://schemas.microsoft.com/office/word/2010/wordml" xmlns:w15="http://schemas.microsoft.com/office/word/2012/wordml" xmlns:wpg="http://schemas.microsoft.com/office/word/2010/wordprocessingGroup" xmlns:wpi="http://schemas.microsoft.com/office/word/2010/wordprocessingInk" xmlns:wne="http://schemas.microsoft.com/office/word/2006/wordml" xmlns:wps="http://schemas.microsoft.com/office/word/2010/wordprocessingShape" xmlns:wpsCustomData="http://www.wps.cn/officeDocument/2013/wpsCustomData" mc:Ignorable="w14 w15 wp14">
   <w:p>
     <w:pPr>
+      <w:spacing w:beforeLines="0" w:afterLines="0"/>
       <w:rPr>
-        <w:rFonts w:ascii="微软雅黑" w:hAnsi="微软雅黑"/>
-        <w:b w:val="1"/>
+        <w:rFonts w:hint="eastAsia" w:ascii="微软雅黑" w:hAnsi="微软雅黑" w:eastAsia="微软雅黑" w:cs="微软雅黑"/>
+        <w:b/>
         <w:color w:val="FF671F"/>
         <w:sz w:val="20"/>
+        <w:szCs w:val="20"/>
         <w:lang w:bidi="ar"/>
       </w:rPr>
     </w:pPr>
     <w:r>
       <w:rPr>
-        <w:rFonts w:ascii="微软雅黑" w:hAnsi="微软雅黑"/>
-        <w:b w:val="1"/>
+        <w:rFonts w:hint="eastAsia" w:ascii="微软雅黑" w:hAnsi="微软雅黑" w:eastAsia="微软雅黑" w:cs="微软雅黑"/>
+        <w:b/>
         <w:color w:val="FF671F"/>
         <w:sz w:val="20"/>
+        <w:szCs w:val="20"/>
         <w:lang w:bidi="ar"/>
       </w:rPr>
       <w:t>本检测结果仅对该样本负责，仅作为临床医生诊断参考。</w:t>
@@ -1846,128 +2933,143 @@
   </w:p>
   <w:p>
     <w:pPr>
+      <w:spacing w:beforeLines="0" w:afterLines="0"/>
       <w:jc w:val="center"/>
       <w:rPr>
-        <w:rFonts w:ascii="MicrosoftYaHei-Bold" w:hAnsi="MicrosoftYaHei-Bold"/>
-        <w:b w:val="1"/>
+        <w:rFonts w:hint="default" w:ascii="MicrosoftYaHei-Bold" w:hAnsi="MicrosoftYaHei-Bold" w:eastAsia="MicrosoftYaHei-Bold" w:cs="MicrosoftYaHei-Bold"/>
+        <w:b/>
         <w:color w:val="FF671F"/>
         <w:sz w:val="15"/>
+        <w:szCs w:val="15"/>
         <w:lang w:bidi="ar"/>
       </w:rPr>
     </w:pPr>
     <w:r>
       <w:rPr>
-        <w:rFonts w:ascii="宋体" w:hAnsi="宋体"/>
+        <w:rFonts w:hint="eastAsia" w:ascii="宋体" w:hAnsi="宋体" w:eastAsia="宋体" w:cs="宋体"/>
         <w:color w:val="000000"/>
         <w:sz w:val="20"/>
+        <w:szCs w:val="20"/>
         <w:lang w:bidi="ar"/>
       </w:rPr>
       <w:t xml:space="preserve">第 </w:t>
     </w:r>
     <w:r>
       <w:rPr>
-        <w:rFonts w:ascii="宋体" w:hAnsi="宋体"/>
+        <w:rFonts w:hint="eastAsia" w:ascii="宋体" w:hAnsi="宋体" w:eastAsia="宋体" w:cs="宋体"/>
         <w:color w:val="000000"/>
         <w:sz w:val="20"/>
+        <w:szCs w:val="20"/>
         <w:lang w:bidi="ar"/>
       </w:rPr>
       <w:fldChar w:fldCharType="begin"/>
     </w:r>
     <w:r>
       <w:rPr>
-        <w:rFonts w:ascii="宋体" w:hAnsi="宋体"/>
+        <w:rFonts w:hint="eastAsia" w:ascii="宋体" w:hAnsi="宋体" w:eastAsia="宋体" w:cs="宋体"/>
         <w:color w:val="000000"/>
         <w:sz w:val="20"/>
+        <w:szCs w:val="20"/>
         <w:lang w:bidi="ar"/>
       </w:rPr>
       <w:instrText xml:space="preserve"> PAGE  \* MERGEFORMAT </w:instrText>
     </w:r>
     <w:r>
       <w:rPr>
-        <w:rFonts w:ascii="宋体" w:hAnsi="宋体"/>
+        <w:rFonts w:hint="eastAsia" w:ascii="宋体" w:hAnsi="宋体" w:eastAsia="宋体" w:cs="宋体"/>
         <w:color w:val="000000"/>
         <w:sz w:val="20"/>
+        <w:szCs w:val="20"/>
         <w:lang w:bidi="ar"/>
       </w:rPr>
       <w:fldChar w:fldCharType="separate"/>
     </w:r>
     <w:r>
       <w:rPr>
-        <w:rFonts w:ascii="宋体" w:hAnsi="宋体"/>
+        <w:rFonts w:hint="eastAsia" w:ascii="宋体" w:hAnsi="宋体" w:eastAsia="宋体" w:cs="宋体"/>
         <w:color w:val="000000"/>
         <w:sz w:val="20"/>
+        <w:szCs w:val="20"/>
         <w:lang w:bidi="ar"/>
       </w:rPr>
-      <w:t>#</w:t>
+      <w:t>1</w:t>
     </w:r>
     <w:r>
       <w:rPr>
-        <w:rFonts w:ascii="宋体" w:hAnsi="宋体"/>
+        <w:rFonts w:hint="eastAsia" w:ascii="宋体" w:hAnsi="宋体" w:eastAsia="宋体" w:cs="宋体"/>
         <w:color w:val="000000"/>
         <w:sz w:val="20"/>
+        <w:szCs w:val="20"/>
         <w:lang w:bidi="ar"/>
       </w:rPr>
       <w:fldChar w:fldCharType="end"/>
     </w:r>
     <w:r>
       <w:rPr>
-        <w:rFonts w:ascii="宋体" w:hAnsi="宋体"/>
+        <w:rFonts w:hint="eastAsia" w:ascii="宋体" w:hAnsi="宋体" w:eastAsia="宋体" w:cs="宋体"/>
         <w:color w:val="000000"/>
         <w:sz w:val="20"/>
+        <w:szCs w:val="20"/>
         <w:lang w:bidi="ar"/>
       </w:rPr>
       <w:t xml:space="preserve"> 页 共 </w:t>
     </w:r>
     <w:r>
       <w:rPr>
-        <w:rFonts w:ascii="宋体" w:hAnsi="宋体"/>
+        <w:rFonts w:hint="eastAsia" w:ascii="宋体" w:hAnsi="宋体" w:eastAsia="宋体" w:cs="宋体"/>
         <w:color w:val="000000"/>
         <w:sz w:val="20"/>
+        <w:szCs w:val="20"/>
         <w:lang w:bidi="ar"/>
       </w:rPr>
       <w:fldChar w:fldCharType="begin"/>
     </w:r>
     <w:r>
       <w:rPr>
-        <w:rFonts w:ascii="宋体" w:hAnsi="宋体"/>
+        <w:rFonts w:hint="eastAsia" w:ascii="宋体" w:hAnsi="宋体" w:eastAsia="宋体" w:cs="宋体"/>
         <w:color w:val="000000"/>
         <w:sz w:val="20"/>
+        <w:szCs w:val="20"/>
         <w:lang w:bidi="ar"/>
       </w:rPr>
       <w:instrText xml:space="preserve"> NUMPAGES  \* MERGEFORMAT </w:instrText>
     </w:r>
     <w:r>
       <w:rPr>
-        <w:rFonts w:ascii="宋体" w:hAnsi="宋体"/>
+        <w:rFonts w:hint="eastAsia" w:ascii="宋体" w:hAnsi="宋体" w:eastAsia="宋体" w:cs="宋体"/>
         <w:color w:val="000000"/>
         <w:sz w:val="20"/>
+        <w:szCs w:val="20"/>
         <w:lang w:bidi="ar"/>
       </w:rPr>
       <w:fldChar w:fldCharType="separate"/>
     </w:r>
     <w:r>
       <w:rPr>
-        <w:rFonts w:ascii="宋体" w:hAnsi="宋体"/>
+        <w:rFonts w:hint="eastAsia" w:ascii="宋体" w:hAnsi="宋体" w:eastAsia="宋体" w:cs="宋体"/>
         <w:color w:val="000000"/>
         <w:sz w:val="20"/>
+        <w:szCs w:val="20"/>
         <w:lang w:bidi="ar"/>
       </w:rPr>
-      <w:t>#</w:t>
+      <w:t>1</w:t>
     </w:r>
     <w:r>
       <w:rPr>
-        <w:rFonts w:ascii="宋体" w:hAnsi="宋体"/>
+        <w:rFonts w:hint="eastAsia" w:ascii="宋体" w:hAnsi="宋体" w:eastAsia="宋体" w:cs="宋体"/>
         <w:color w:val="000000"/>
         <w:sz w:val="20"/>
+        <w:szCs w:val="20"/>
         <w:lang w:bidi="ar"/>
       </w:rPr>
       <w:fldChar w:fldCharType="end"/>
     </w:r>
     <w:r>
       <w:rPr>
-        <w:rFonts w:ascii="宋体" w:hAnsi="宋体"/>
+        <w:rFonts w:hint="eastAsia" w:ascii="宋体" w:hAnsi="宋体" w:eastAsia="宋体" w:cs="宋体"/>
         <w:color w:val="000000"/>
         <w:sz w:val="20"/>
+        <w:szCs w:val="20"/>
         <w:lang w:bidi="ar"/>
       </w:rPr>
       <w:t xml:space="preserve"> 页</w:t>
@@ -1976,27 +3078,80 @@
 </w:ftr>
 </file>
 
+<file path=word/footnotes.xml><?xml version="1.0" encoding="utf-8"?>
+<w:footnotes xmlns:wpc="http://schemas.microsoft.com/office/word/2010/wordprocessingCanvas" xmlns:mc="http://schemas.openxmlformats.org/markup-compatibility/2006" xmlns:o="urn:schemas-microsoft-com:office:office" xmlns:r="http://schemas.openxmlformats.org/officeDocument/2006/relationships" xmlns:m="http://schemas.openxmlformats.org/officeDocument/2006/math" xmlns:v="urn:schemas-microsoft-com:vml" xmlns:wp14="http://schemas.microsoft.com/office/word/2010/wordprocessingDrawing" xmlns:wp="http://schemas.openxmlformats.org/drawingml/2006/wordprocessingDrawing" xmlns:w="http://schemas.openxmlformats.org/wordprocessingml/2006/main" xmlns:w14="http://schemas.microsoft.com/office/word/2010/wordml" xmlns:w15="http://schemas.microsoft.com/office/word/2012/wordml" xmlns:w10="urn:schemas-microsoft-com:office:word" xmlns:wpg="http://schemas.microsoft.com/office/word/2010/wordprocessingGroup" xmlns:wpi="http://schemas.microsoft.com/office/word/2010/wordprocessingInk" xmlns:wne="http://schemas.microsoft.com/office/word/2006/wordml" xmlns:wps="http://schemas.microsoft.com/office/word/2010/wordprocessingShape" xmlns:wpsCustomData="http://www.wps.cn/officeDocument/2013/wpsCustomData" mc:Ignorable="w14 w15 wp14">
+  <w:footnote w:type="separator" w:id="0">
+    <w:p>
+      <w:pPr>
+        <w:spacing w:before="0" w:after="0"/>
+      </w:pPr>
+      <w:r>
+        <w:separator/>
+      </w:r>
+    </w:p>
+  </w:footnote>
+  <w:footnote w:type="continuationSeparator" w:id="1">
+    <w:p>
+      <w:pPr>
+        <w:spacing w:before="0" w:after="0"/>
+      </w:pPr>
+      <w:r>
+        <w:continuationSeparator/>
+      </w:r>
+    </w:p>
+  </w:footnote>
+</w:footnotes>
+</file>
+
 <file path=word/header1.xml><?xml version="1.0" encoding="utf-8"?>
-<w:hdr xmlns:w="http://schemas.openxmlformats.org/wordprocessingml/2006/main" xmlns:wps="http://schemas.microsoft.com/office/word/2010/wordprocessingShape" xmlns:mc="http://schemas.openxmlformats.org/markup-compatibility/2006" xmlns:w10="urn:schemas-microsoft-com:office:word" xmlns:v="urn:schemas-microsoft-com:vml" xmlns:wp14="http://schemas.microsoft.com/office/word/2010/wordprocessingDrawing" mc:Ignorable="wp14">
+<w:hdr xmlns:wpc="http://schemas.microsoft.com/office/word/2010/wordprocessingCanvas" xmlns:mc="http://schemas.openxmlformats.org/markup-compatibility/2006" xmlns:o="urn:schemas-microsoft-com:office:office" xmlns:r="http://schemas.openxmlformats.org/officeDocument/2006/relationships" xmlns:m="http://schemas.openxmlformats.org/officeDocument/2006/math" xmlns:v="urn:schemas-microsoft-com:vml" xmlns:wp14="http://schemas.microsoft.com/office/word/2010/wordprocessingDrawing" xmlns:wp="http://schemas.openxmlformats.org/drawingml/2006/wordprocessingDrawing" xmlns:w10="urn:schemas-microsoft-com:office:word" xmlns:w="http://schemas.openxmlformats.org/wordprocessingml/2006/main" xmlns:w14="http://schemas.microsoft.com/office/word/2010/wordml" xmlns:w15="http://schemas.microsoft.com/office/word/2012/wordml" xmlns:wpg="http://schemas.microsoft.com/office/word/2010/wordprocessingGroup" xmlns:wpi="http://schemas.microsoft.com/office/word/2010/wordprocessingInk" xmlns:wne="http://schemas.microsoft.com/office/word/2006/wordml" xmlns:wps="http://schemas.microsoft.com/office/word/2010/wordprocessingShape" xmlns:wpsCustomData="http://www.wps.cn/officeDocument/2013/wpsCustomData" mc:Ignorable="w14 w15 wp14">
   <w:tbl>
     <w:tblPr>
-      <w:tblpPr w:leftFromText="180" w:rightFromText="180" w:tblpX="565" w:tblpY="498" w:horzAnchor="page" w:vertAnchor="page"/>
+      <w:tblStyle w:val="3"/>
+      <w:tblpPr w:leftFromText="180" w:rightFromText="180" w:vertAnchor="page" w:horzAnchor="page" w:tblpX="565" w:tblpY="498"/>
       <w:tblOverlap w:val="never"/>
       <w:tblW w:w="0" w:type="auto"/>
+      <w:tblInd w:w="0" w:type="dxa"/>
       <w:tblBorders>
-        <w:top w:val="single" w:sz="4" w:space="0" w:shadow="0" w:frame="0" w:color="auto"/>
-        <w:left w:val="single" w:sz="4" w:space="0" w:shadow="0" w:frame="0" w:color="auto"/>
-        <w:bottom w:val="single" w:sz="4" w:space="0" w:shadow="0" w:frame="0" w:color="auto"/>
-        <w:right w:val="single" w:sz="4" w:space="0" w:shadow="0" w:frame="0" w:color="auto"/>
-        <w:insideH w:val="single" w:sz="4" w:space="0" w:shadow="0" w:frame="0" w:color="auto"/>
-        <w:insideV w:val="single" w:sz="4" w:space="0" w:shadow="0" w:frame="0" w:color="auto"/>
+        <w:top w:val="single" w:color="auto" w:sz="4" w:space="0"/>
+        <w:left w:val="single" w:color="auto" w:sz="4" w:space="0"/>
+        <w:bottom w:val="single" w:color="auto" w:sz="4" w:space="0"/>
+        <w:right w:val="single" w:color="auto" w:sz="4" w:space="0"/>
+        <w:insideH w:val="single" w:color="auto" w:sz="4" w:space="0"/>
+        <w:insideV w:val="single" w:color="auto" w:sz="4" w:space="0"/>
       </w:tblBorders>
-      <w:tblLook w:val="04A0"/>
+      <w:tblLayout w:type="autofit"/>
+      <w:tblCellMar>
+        <w:top w:w="0" w:type="dxa"/>
+        <w:left w:w="108" w:type="dxa"/>
+        <w:bottom w:w="0" w:type="dxa"/>
+        <w:right w:w="108" w:type="dxa"/>
+      </w:tblCellMar>
     </w:tblPr>
-    <w:tblGrid/>
+    <w:tblGrid>
+      <w:gridCol w:w="2842"/>
+      <w:gridCol w:w="4148"/>
+      <w:gridCol w:w="3848"/>
+    </w:tblGrid>
     <w:tr>
+      <w:tblPrEx>
+        <w:tblBorders>
+          <w:top w:val="single" w:color="auto" w:sz="4" w:space="0"/>
+          <w:left w:val="single" w:color="auto" w:sz="4" w:space="0"/>
+          <w:bottom w:val="single" w:color="auto" w:sz="4" w:space="0"/>
+          <w:right w:val="single" w:color="auto" w:sz="4" w:space="0"/>
+          <w:insideH w:val="single" w:color="auto" w:sz="4" w:space="0"/>
+          <w:insideV w:val="single" w:color="auto" w:sz="4" w:space="0"/>
+        </w:tblBorders>
+        <w:tblCellMar>
+          <w:top w:w="0" w:type="dxa"/>
+          <w:left w:w="108" w:type="dxa"/>
+          <w:bottom w:w="0" w:type="dxa"/>
+          <w:right w:w="108" w:type="dxa"/>
+        </w:tblCellMar>
+      </w:tblPrEx>
       <w:trPr>
-        <w:trHeight w:hRule="atLeast" w:val="360"/>
+        <w:trHeight w:val="360" w:hRule="atLeast"/>
       </w:trPr>
       <w:tc>
         <w:tcPr>
@@ -2009,25 +3164,44 @@
             <w:tl2br w:val="nil"/>
             <w:tr2bl w:val="nil"/>
           </w:tcBorders>
+          <w:noWrap w:val="0"/>
+          <w:vAlign w:val="top"/>
         </w:tcPr>
         <w:p>
           <w:pPr>
-            <w:pStyle w:val="P2"/>
+            <w:pStyle w:val="5"/>
+            <w:spacing w:beforeLines="0" w:afterLines="0"/>
+            <w:rPr>
+              <w:rFonts w:hint="eastAsia"/>
+              <w:sz w:val="18"/>
+              <w:szCs w:val="18"/>
+            </w:rPr>
           </w:pPr>
           <w:r>
+            <w:rPr>
+              <w:rFonts w:hint="default"/>
+              <w:sz w:val="18"/>
+              <w:szCs w:val="18"/>
+            </w:rPr>
             <w:drawing>
-              <wp:inline xmlns:wp="http://schemas.openxmlformats.org/drawingml/2006/wordprocessingDrawing">
+              <wp:inline distT="0" distB="0" distL="114300" distR="114300">
                 <wp:extent cx="622935" cy="259715"/>
-                <wp:docPr id="1" name="Picture 1"/>
+                <wp:effectExtent l="0" t="0" r="5715" b="6985"/>
+                <wp:docPr id="2" name="Picture 1" descr="硕腾Logo"/>
+                <wp:cNvGraphicFramePr>
+                  <a:graphicFrameLocks xmlns:a="http://schemas.openxmlformats.org/drawingml/2006/main" noChangeAspect="1"/>
+                </wp:cNvGraphicFramePr>
                 <a:graphic xmlns:a="http://schemas.openxmlformats.org/drawingml/2006/main">
                   <a:graphicData uri="http://schemas.openxmlformats.org/drawingml/2006/picture">
                     <pic:pic xmlns:pic="http://schemas.openxmlformats.org/drawingml/2006/picture">
                       <pic:nvPicPr>
-                        <pic:cNvPr id="1" name="Picture 1"/>
-                        <pic:cNvPicPr/>
+                        <pic:cNvPr id="2" name="Picture 1" descr="硕腾Logo"/>
+                        <pic:cNvPicPr>
+                          <a:picLocks noChangeAspect="1"/>
+                        </pic:cNvPicPr>
                       </pic:nvPicPr>
                       <pic:blipFill>
-                        <a:blip xmlns:r="http://schemas.openxmlformats.org/officeDocument/2006/relationships" r:embed="Relimage1"/>
+                        <a:blip r:embed="rId1"/>
                         <a:stretch>
                           <a:fillRect/>
                         </a:stretch>
@@ -2037,8 +3211,13 @@
                           <a:off x="0" y="0"/>
                           <a:ext cx="622935" cy="259715"/>
                         </a:xfrm>
-                        <a:prstGeom prst="rect"/>
+                        <a:prstGeom prst="rect">
+                          <a:avLst/>
+                        </a:prstGeom>
                         <a:noFill/>
+                        <a:ln>
+                          <a:noFill/>
+                        </a:ln>
                       </pic:spPr>
                     </pic:pic>
                   </a:graphicData>
@@ -2059,18 +3238,27 @@
             <w:tl2br w:val="nil"/>
             <w:tr2bl w:val="nil"/>
           </w:tcBorders>
+          <w:noWrap w:val="0"/>
+          <w:vAlign w:val="top"/>
         </w:tcPr>
         <w:p>
           <w:pPr>
-            <w:pStyle w:val="P2"/>
+            <w:pStyle w:val="5"/>
+            <w:spacing w:beforeLines="0" w:afterLines="0"/>
             <w:jc w:val="center"/>
+            <w:rPr>
+              <w:rFonts w:hint="default"/>
+              <w:sz w:val="18"/>
+              <w:szCs w:val="18"/>
+            </w:rPr>
           </w:pPr>
           <w:r>
             <w:rPr>
-              <w:rFonts w:ascii="微软雅黑" w:hAnsi="微软雅黑"/>
-              <w:b w:val="1"/>
+              <w:rFonts w:hint="eastAsia" w:ascii="微软雅黑" w:hAnsi="微软雅黑" w:eastAsia="微软雅黑" w:cs="微软雅黑"/>
+              <w:b/>
               <w:color w:val="000000"/>
               <w:sz w:val="28"/>
+              <w:szCs w:val="28"/>
               <w:lang w:bidi="ar"/>
             </w:rPr>
             <w:t>沈阳市道格凯特动物医院</w:t>
@@ -2088,17 +3276,27 @@
             <w:tl2br w:val="nil"/>
             <w:tr2bl w:val="nil"/>
           </w:tcBorders>
+          <w:noWrap w:val="0"/>
+          <w:vAlign w:val="top"/>
         </w:tcPr>
         <w:p>
           <w:pPr>
-            <w:pStyle w:val="P2"/>
+            <w:pStyle w:val="5"/>
+            <w:spacing w:beforeLines="0" w:afterLines="0"/>
+            <w:rPr>
+              <w:rFonts w:hint="default"/>
+              <w:sz w:val="18"/>
+              <w:szCs w:val="18"/>
+            </w:rPr>
           </w:pPr>
           <w:r>
             <w:rPr>
-              <w:noProof w:val="1"/>
+              <w:rFonts w:hint="default"/>
+              <w:sz w:val="18"/>
+              <w:szCs w:val="18"/>
             </w:rPr>
             <w:drawing>
-              <wp:anchor xmlns:wp="http://schemas.openxmlformats.org/drawingml/2006/wordprocessingDrawing" simplePos="0" allowOverlap="1" behindDoc="1" layoutInCell="1" locked="0" relativeHeight="1" distL="114300" distR="114300">
+              <wp:anchor distT="0" distB="0" distL="114300" distR="114300" simplePos="0" relativeHeight="251659264" behindDoc="1" locked="0" layoutInCell="1" allowOverlap="1">
                 <wp:simplePos x="0" y="0"/>
                 <wp:positionH relativeFrom="column">
                   <wp:posOffset>1273175</wp:posOffset>
@@ -2107,8 +3305,9 @@
                   <wp:posOffset>21590</wp:posOffset>
                 </wp:positionV>
                 <wp:extent cx="523875" cy="262255"/>
+                <wp:effectExtent l="0" t="0" r="0" b="4445"/>
                 <wp:wrapNone/>
-                <wp:docPr id="2" name="Picture 4"/>
+                <wp:docPr id="1" name="Picture 4"/>
                 <wp:cNvGraphicFramePr>
                   <a:graphicFrameLocks xmlns:a="http://schemas.openxmlformats.org/drawingml/2006/main" noChangeAspect="1"/>
                 </wp:cNvGraphicFramePr>
@@ -2116,11 +3315,13 @@
                   <a:graphicData uri="http://schemas.openxmlformats.org/drawingml/2006/picture">
                     <pic:pic xmlns:pic="http://schemas.openxmlformats.org/drawingml/2006/picture">
                       <pic:nvPicPr>
-                        <pic:cNvPr id="2" name="Picture 2"/>
-                        <pic:cNvPicPr/>
+                        <pic:cNvPr id="1" name="Picture 4"/>
+                        <pic:cNvPicPr>
+                          <a:picLocks noChangeAspect="1"/>
+                        </pic:cNvPicPr>
                       </pic:nvPicPr>
                       <pic:blipFill>
-                        <a:blip xmlns:r="http://schemas.openxmlformats.org/officeDocument/2006/relationships" r:embed="Relimage2"/>
+                        <a:blip r:embed="rId2"/>
                         <a:stretch>
                           <a:fillRect/>
                         </a:stretch>
@@ -2130,7 +3331,9 @@
                           <a:off x="0" y="0"/>
                           <a:ext cx="523875" cy="262255"/>
                         </a:xfrm>
-                        <a:prstGeom prst="rect"/>
+                        <a:prstGeom prst="rect">
+                          <a:avLst/>
+                        </a:prstGeom>
                         <a:noFill/>
                         <a:ln>
                           <a:noFill/>
@@ -2146,8 +3349,24 @@
       </w:tc>
     </w:tr>
     <w:tr>
+      <w:tblPrEx>
+        <w:tblBorders>
+          <w:top w:val="single" w:color="auto" w:sz="4" w:space="0"/>
+          <w:left w:val="single" w:color="auto" w:sz="4" w:space="0"/>
+          <w:bottom w:val="single" w:color="auto" w:sz="4" w:space="0"/>
+          <w:right w:val="single" w:color="auto" w:sz="4" w:space="0"/>
+          <w:insideH w:val="single" w:color="auto" w:sz="4" w:space="0"/>
+          <w:insideV w:val="single" w:color="auto" w:sz="4" w:space="0"/>
+        </w:tblBorders>
+        <w:tblCellMar>
+          <w:top w:w="0" w:type="dxa"/>
+          <w:left w:w="108" w:type="dxa"/>
+          <w:bottom w:w="0" w:type="dxa"/>
+          <w:right w:w="108" w:type="dxa"/>
+        </w:tblCellMar>
+      </w:tblPrEx>
       <w:trPr>
-        <w:trHeight w:hRule="atLeast" w:val="279"/>
+        <w:trHeight w:val="279" w:hRule="atLeast"/>
       </w:trPr>
       <w:tc>
         <w:tcPr>
@@ -2160,10 +3379,18 @@
             <w:tl2br w:val="nil"/>
             <w:tr2bl w:val="nil"/>
           </w:tcBorders>
+          <w:noWrap w:val="0"/>
+          <w:vAlign w:val="top"/>
         </w:tcPr>
         <w:p>
           <w:pPr>
-            <w:pStyle w:val="P2"/>
+            <w:pStyle w:val="5"/>
+            <w:spacing w:beforeLines="0" w:afterLines="0"/>
+            <w:rPr>
+              <w:rFonts w:hint="default"/>
+              <w:sz w:val="18"/>
+              <w:szCs w:val="18"/>
+            </w:rPr>
           </w:pPr>
         </w:p>
       </w:tc>
@@ -2178,16 +3405,26 @@
             <w:tl2br w:val="nil"/>
             <w:tr2bl w:val="nil"/>
           </w:tcBorders>
+          <w:noWrap w:val="0"/>
+          <w:vAlign w:val="top"/>
         </w:tcPr>
         <w:p>
           <w:pPr>
-            <w:pStyle w:val="P2"/>
+            <w:pStyle w:val="5"/>
+            <w:spacing w:beforeLines="0" w:afterLines="0"/>
             <w:jc w:val="center"/>
+            <w:rPr>
+              <w:rFonts w:hint="default"/>
+              <w:sz w:val="18"/>
+              <w:szCs w:val="18"/>
+            </w:rPr>
           </w:pPr>
           <w:r>
             <w:rPr>
-              <w:rFonts w:ascii="微软雅黑" w:hAnsi="微软雅黑"/>
+              <w:rFonts w:hint="eastAsia" w:ascii="微软雅黑" w:hAnsi="微软雅黑" w:eastAsia="微软雅黑" w:cs="微软雅黑"/>
               <w:color w:val="000000"/>
+              <w:sz w:val="18"/>
+              <w:szCs w:val="18"/>
               <w:lang w:bidi="ar"/>
             </w:rPr>
             <w:t>心脏专科、肿瘤专科、猫专科、24小时全诊</w:t>
@@ -2205,26 +3442,27 @@
             <w:tl2br w:val="nil"/>
             <w:tr2bl w:val="nil"/>
           </w:tcBorders>
+          <w:noWrap w:val="0"/>
+          <w:vAlign w:val="top"/>
         </w:tcPr>
         <w:p>
           <w:pPr>
-            <w:pStyle w:val="P2"/>
+            <w:pStyle w:val="5"/>
+            <w:spacing w:beforeLines="0" w:afterLines="0"/>
             <w:jc w:val="right"/>
+            <w:rPr>
+              <w:rFonts w:hint="default"/>
+              <w:sz w:val="18"/>
+              <w:szCs w:val="18"/>
+            </w:rPr>
           </w:pPr>
           <w:r>
             <w:rPr>
-              <w:rFonts w:ascii="微软雅黑" w:hAnsi="微软雅黑"/>
+              <w:rFonts w:hint="eastAsia"/>
+              <w:sz w:val="18"/>
+              <w:szCs w:val="18"/>
             </w:rPr>
-            <w:t>沈阳市铁西区卫工南街</w:t>
-          </w:r>
-          <w:r>
-            <w:t>40-1</w:t>
-          </w:r>
-          <w:r>
-            <w:rPr>
-              <w:rFonts w:ascii="微软雅黑" w:hAnsi="微软雅黑"/>
-            </w:rPr>
-            <w:t>号</w:t>
+            <w:t>沈阳市铁西区卫工南街40-1号</w:t>
           </w:r>
         </w:p>
       </w:tc>
@@ -2232,111 +3470,308 @@
   </w:tbl>
   <w:p>
     <w:pPr>
-      <w:pStyle w:val="P2"/>
+      <w:pStyle w:val="5"/>
+      <w:spacing w:beforeLines="0" w:afterLines="0"/>
+      <w:rPr>
+        <w:rFonts w:hint="default"/>
+        <w:sz w:val="18"/>
+        <w:szCs w:val="18"/>
+      </w:rPr>
     </w:pPr>
   </w:p>
 </w:hdr>
 </file>
 
-<file path=word/numbering.xml><?xml version="1.0" encoding="utf-8"?>
-<w:numbering xmlns:w="http://schemas.openxmlformats.org/wordprocessingml/2006/main"/>
-</file>
-
 <file path=word/styles.xml><?xml version="1.0" encoding="utf-8"?>
-<w:styles xmlns:w="http://schemas.openxmlformats.org/wordprocessingml/2006/main">
+<w:styles xmlns:mc="http://schemas.openxmlformats.org/markup-compatibility/2006" xmlns:o="urn:schemas-microsoft-com:office:office" xmlns:r="http://schemas.openxmlformats.org/officeDocument/2006/relationships" xmlns:m="http://schemas.openxmlformats.org/officeDocument/2006/math" xmlns:v="urn:schemas-microsoft-com:vml" xmlns:w="http://schemas.openxmlformats.org/wordprocessingml/2006/main" xmlns:w14="http://schemas.microsoft.com/office/word/2010/wordml" xmlns:w10="urn:schemas-microsoft-com:office:word" xmlns:sl="http://schemas.openxmlformats.org/schemaLibrary/2006/main" xmlns:wpsCustomData="http://www.wps.cn/officeDocument/2013/wpsCustomData" mc:Ignorable="w14">
   <w:docDefaults>
     <w:rPrDefault>
       <w:rPr>
-        <w:rFonts w:ascii="Times New Roman" w:hAnsi="Times New Roman"/>
-        <w:b w:val="0"/>
-        <w:i w:val="0"/>
-        <w:caps w:val="0"/>
-        <w:strike w:val="0"/>
-        <w:noProof w:val="0"/>
-        <w:vanish w:val="0"/>
-        <w:color w:val="auto"/>
-        <w:sz w:val="20"/>
-        <w:u w:val="none"/>
-        <w:shd w:val="clear" w:color="auto" w:fill="auto"/>
-        <w:vertAlign w:val="baseline"/>
-        <w:lang w:val="en-US" w:bidi="ar-SA" w:eastAsia="zh-CN"/>
+        <w:rFonts w:ascii="Times New Roman" w:hAnsi="Times New Roman" w:eastAsia="宋体" w:cs="Times New Roman"/>
       </w:rPr>
     </w:rPrDefault>
-    <w:pPrDefault>
-      <w:pPr>
-        <w:keepNext w:val="0"/>
-        <w:keepLines w:val="0"/>
-        <w:widowControl w:val="1"/>
-        <w:suppressLineNumbers w:val="0"/>
-        <w:shd w:val="clear" w:fill="auto"/>
-        <w:suppressAutoHyphens w:val="0"/>
-        <w:spacing w:lineRule="auto" w:line="240" w:before="0" w:after="0" w:beforeAutospacing="0" w:afterAutospacing="0"/>
-        <w:ind w:firstLine="0" w:left="0" w:right="0"/>
-        <w:contextualSpacing w:val="0"/>
-        <w:jc w:val="left"/>
-      </w:pPr>
-    </w:pPrDefault>
+    <w:pPrDefault/>
   </w:docDefaults>
-  <w:style w:type="paragraph" w:styleId="P0" w:default="1">
+  <w:latentStyles w:count="260" w:defQFormat="0" w:defUnhideWhenUsed="1" w:defSemiHidden="1" w:defUIPriority="99" w:defLockedState="0">
+    <w:lsdException w:qFormat="1" w:uiPriority="0" w:semiHidden="0" w:name="Normal"/>
+    <w:lsdException w:qFormat="1" w:unhideWhenUsed="0" w:uiPriority="0" w:semiHidden="0" w:name="heading 1"/>
+    <w:lsdException w:qFormat="1" w:unhideWhenUsed="0" w:uiPriority="0" w:semiHidden="0" w:name="heading 2"/>
+    <w:lsdException w:qFormat="1" w:unhideWhenUsed="0" w:uiPriority="0" w:semiHidden="0" w:name="heading 3"/>
+    <w:lsdException w:qFormat="1" w:unhideWhenUsed="0" w:uiPriority="0" w:semiHidden="0" w:name="heading 4"/>
+    <w:lsdException w:qFormat="1" w:unhideWhenUsed="0" w:uiPriority="0" w:semiHidden="0" w:name="heading 5"/>
+    <w:lsdException w:qFormat="1" w:unhideWhenUsed="0" w:uiPriority="0" w:semiHidden="0" w:name="heading 6"/>
+    <w:lsdException w:qFormat="1" w:unhideWhenUsed="0" w:uiPriority="0" w:semiHidden="0" w:name="heading 7"/>
+    <w:lsdException w:qFormat="1" w:unhideWhenUsed="0" w:uiPriority="0" w:semiHidden="0" w:name="heading 8"/>
+    <w:lsdException w:qFormat="1" w:unhideWhenUsed="0" w:uiPriority="0" w:semiHidden="0" w:name="heading 9"/>
+    <w:lsdException w:qFormat="1" w:unhideWhenUsed="0" w:uiPriority="0" w:semiHidden="0" w:name="index 1"/>
+    <w:lsdException w:qFormat="1" w:unhideWhenUsed="0" w:uiPriority="0" w:semiHidden="0" w:name="index 2"/>
+    <w:lsdException w:qFormat="1" w:unhideWhenUsed="0" w:uiPriority="0" w:semiHidden="0" w:name="index 3"/>
+    <w:lsdException w:qFormat="1" w:unhideWhenUsed="0" w:uiPriority="0" w:semiHidden="0" w:name="index 4"/>
+    <w:lsdException w:qFormat="1" w:unhideWhenUsed="0" w:uiPriority="0" w:semiHidden="0" w:name="index 5"/>
+    <w:lsdException w:qFormat="1" w:unhideWhenUsed="0" w:uiPriority="0" w:semiHidden="0" w:name="index 6"/>
+    <w:lsdException w:qFormat="1" w:unhideWhenUsed="0" w:uiPriority="0" w:semiHidden="0" w:name="index 7"/>
+    <w:lsdException w:qFormat="1" w:unhideWhenUsed="0" w:uiPriority="0" w:semiHidden="0" w:name="index 8"/>
+    <w:lsdException w:qFormat="1" w:unhideWhenUsed="0" w:uiPriority="0" w:semiHidden="0" w:name="index 9"/>
+    <w:lsdException w:qFormat="1" w:unhideWhenUsed="0" w:uiPriority="0" w:semiHidden="0" w:name="toc 1"/>
+    <w:lsdException w:qFormat="1" w:unhideWhenUsed="0" w:uiPriority="0" w:semiHidden="0" w:name="toc 2"/>
+    <w:lsdException w:qFormat="1" w:unhideWhenUsed="0" w:uiPriority="0" w:semiHidden="0" w:name="toc 3"/>
+    <w:lsdException w:qFormat="1" w:unhideWhenUsed="0" w:uiPriority="0" w:semiHidden="0" w:name="toc 4"/>
+    <w:lsdException w:qFormat="1" w:unhideWhenUsed="0" w:uiPriority="0" w:semiHidden="0" w:name="toc 5"/>
+    <w:lsdException w:qFormat="1" w:unhideWhenUsed="0" w:uiPriority="0" w:semiHidden="0" w:name="toc 6"/>
+    <w:lsdException w:qFormat="1" w:unhideWhenUsed="0" w:uiPriority="0" w:semiHidden="0" w:name="toc 7"/>
+    <w:lsdException w:qFormat="1" w:unhideWhenUsed="0" w:uiPriority="0" w:semiHidden="0" w:name="toc 8"/>
+    <w:lsdException w:qFormat="1" w:unhideWhenUsed="0" w:uiPriority="0" w:semiHidden="0" w:name="toc 9"/>
+    <w:lsdException w:qFormat="1" w:unhideWhenUsed="0" w:uiPriority="0" w:semiHidden="0" w:name="Normal Indent"/>
+    <w:lsdException w:qFormat="1" w:unhideWhenUsed="0" w:uiPriority="0" w:semiHidden="0" w:name="footnote text"/>
+    <w:lsdException w:qFormat="1" w:unhideWhenUsed="0" w:uiPriority="0" w:semiHidden="0" w:name="annotation text"/>
+    <w:lsdException w:qFormat="1" w:uiPriority="0" w:semiHidden="0" w:name="header"/>
+    <w:lsdException w:qFormat="1" w:uiPriority="0" w:semiHidden="0" w:name="footer"/>
+    <w:lsdException w:qFormat="1" w:unhideWhenUsed="0" w:uiPriority="0" w:semiHidden="0" w:name="index heading"/>
+    <w:lsdException w:qFormat="1" w:unhideWhenUsed="0" w:uiPriority="0" w:semiHidden="0" w:name="caption"/>
+    <w:lsdException w:qFormat="1" w:unhideWhenUsed="0" w:uiPriority="0" w:semiHidden="0" w:name="table of figures"/>
+    <w:lsdException w:qFormat="1" w:unhideWhenUsed="0" w:uiPriority="0" w:semiHidden="0" w:name="envelope address"/>
+    <w:lsdException w:qFormat="1" w:unhideWhenUsed="0" w:uiPriority="0" w:semiHidden="0" w:name="envelope return"/>
+    <w:lsdException w:qFormat="1" w:unhideWhenUsed="0" w:uiPriority="0" w:semiHidden="0" w:name="footnote reference"/>
+    <w:lsdException w:qFormat="1" w:unhideWhenUsed="0" w:uiPriority="0" w:semiHidden="0" w:name="annotation reference"/>
+    <w:lsdException w:qFormat="1" w:unhideWhenUsed="0" w:uiPriority="0" w:semiHidden="0" w:name="line number"/>
+    <w:lsdException w:qFormat="1" w:unhideWhenUsed="0" w:uiPriority="0" w:semiHidden="0" w:name="page number"/>
+    <w:lsdException w:qFormat="1" w:unhideWhenUsed="0" w:uiPriority="0" w:semiHidden="0" w:name="endnote reference"/>
+    <w:lsdException w:qFormat="1" w:unhideWhenUsed="0" w:uiPriority="0" w:semiHidden="0" w:name="endnote text"/>
+    <w:lsdException w:qFormat="1" w:unhideWhenUsed="0" w:uiPriority="0" w:semiHidden="0" w:name="table of authorities"/>
+    <w:lsdException w:qFormat="1" w:unhideWhenUsed="0" w:uiPriority="0" w:semiHidden="0" w:name="macro"/>
+    <w:lsdException w:qFormat="1" w:unhideWhenUsed="0" w:uiPriority="0" w:semiHidden="0" w:name="toa heading"/>
+    <w:lsdException w:qFormat="1" w:unhideWhenUsed="0" w:uiPriority="0" w:semiHidden="0" w:name="List"/>
+    <w:lsdException w:qFormat="1" w:unhideWhenUsed="0" w:uiPriority="0" w:semiHidden="0" w:name="List Bullet"/>
+    <w:lsdException w:qFormat="1" w:unhideWhenUsed="0" w:uiPriority="0" w:semiHidden="0" w:name="List Number"/>
+    <w:lsdException w:qFormat="1" w:unhideWhenUsed="0" w:uiPriority="0" w:semiHidden="0" w:name="List 2"/>
+    <w:lsdException w:qFormat="1" w:unhideWhenUsed="0" w:uiPriority="0" w:semiHidden="0" w:name="List 3"/>
+    <w:lsdException w:qFormat="1" w:unhideWhenUsed="0" w:uiPriority="0" w:semiHidden="0" w:name="List 4"/>
+    <w:lsdException w:qFormat="1" w:unhideWhenUsed="0" w:uiPriority="0" w:semiHidden="0" w:name="List 5"/>
+    <w:lsdException w:qFormat="1" w:unhideWhenUsed="0" w:uiPriority="0" w:semiHidden="0" w:name="List Bullet 2"/>
+    <w:lsdException w:qFormat="1" w:unhideWhenUsed="0" w:uiPriority="0" w:semiHidden="0" w:name="List Bullet 3"/>
+    <w:lsdException w:qFormat="1" w:unhideWhenUsed="0" w:uiPriority="0" w:semiHidden="0" w:name="List Bullet 4"/>
+    <w:lsdException w:qFormat="1" w:unhideWhenUsed="0" w:uiPriority="0" w:semiHidden="0" w:name="List Bullet 5"/>
+    <w:lsdException w:qFormat="1" w:unhideWhenUsed="0" w:uiPriority="0" w:semiHidden="0" w:name="List Number 2"/>
+    <w:lsdException w:qFormat="1" w:unhideWhenUsed="0" w:uiPriority="0" w:semiHidden="0" w:name="List Number 3"/>
+    <w:lsdException w:qFormat="1" w:unhideWhenUsed="0" w:uiPriority="0" w:semiHidden="0" w:name="List Number 4"/>
+    <w:lsdException w:qFormat="1" w:unhideWhenUsed="0" w:uiPriority="0" w:semiHidden="0" w:name="List Number 5"/>
+    <w:lsdException w:qFormat="1" w:unhideWhenUsed="0" w:uiPriority="0" w:semiHidden="0" w:name="Title"/>
+    <w:lsdException w:qFormat="1" w:unhideWhenUsed="0" w:uiPriority="0" w:semiHidden="0" w:name="Closing"/>
+    <w:lsdException w:qFormat="1" w:unhideWhenUsed="0" w:uiPriority="0" w:semiHidden="0" w:name="Signature"/>
+    <w:lsdException w:uiPriority="0" w:semiHidden="0" w:name="Default Paragraph Font"/>
+    <w:lsdException w:qFormat="1" w:unhideWhenUsed="0" w:uiPriority="0" w:semiHidden="0" w:name="Body Text"/>
+    <w:lsdException w:qFormat="1" w:unhideWhenUsed="0" w:uiPriority="0" w:semiHidden="0" w:name="Body Text Indent"/>
+    <w:lsdException w:qFormat="1" w:unhideWhenUsed="0" w:uiPriority="0" w:semiHidden="0" w:name="List Continue"/>
+    <w:lsdException w:qFormat="1" w:unhideWhenUsed="0" w:uiPriority="0" w:semiHidden="0" w:name="List Continue 2"/>
+    <w:lsdException w:qFormat="1" w:unhideWhenUsed="0" w:uiPriority="0" w:semiHidden="0" w:name="List Continue 3"/>
+    <w:lsdException w:qFormat="1" w:unhideWhenUsed="0" w:uiPriority="0" w:semiHidden="0" w:name="List Continue 4"/>
+    <w:lsdException w:qFormat="1" w:unhideWhenUsed="0" w:uiPriority="0" w:semiHidden="0" w:name="List Continue 5"/>
+    <w:lsdException w:qFormat="1" w:unhideWhenUsed="0" w:uiPriority="0" w:semiHidden="0" w:name="Message Header"/>
+    <w:lsdException w:qFormat="1" w:unhideWhenUsed="0" w:uiPriority="0" w:semiHidden="0" w:name="Subtitle"/>
+    <w:lsdException w:qFormat="1" w:unhideWhenUsed="0" w:uiPriority="0" w:semiHidden="0" w:name="Salutation"/>
+    <w:lsdException w:qFormat="1" w:unhideWhenUsed="0" w:uiPriority="0" w:semiHidden="0" w:name="Date"/>
+    <w:lsdException w:qFormat="1" w:unhideWhenUsed="0" w:uiPriority="0" w:semiHidden="0" w:name="Body Text First Indent"/>
+    <w:lsdException w:qFormat="1" w:unhideWhenUsed="0" w:uiPriority="0" w:semiHidden="0" w:name="Body Text First Indent 2"/>
+    <w:lsdException w:qFormat="1" w:unhideWhenUsed="0" w:uiPriority="0" w:semiHidden="0" w:name="Note Heading"/>
+    <w:lsdException w:qFormat="1" w:unhideWhenUsed="0" w:uiPriority="0" w:semiHidden="0" w:name="Body Text 2"/>
+    <w:lsdException w:qFormat="1" w:unhideWhenUsed="0" w:uiPriority="0" w:semiHidden="0" w:name="Body Text 3"/>
+    <w:lsdException w:qFormat="1" w:unhideWhenUsed="0" w:uiPriority="0" w:semiHidden="0" w:name="Body Text Indent 2"/>
+    <w:lsdException w:qFormat="1" w:unhideWhenUsed="0" w:uiPriority="0" w:semiHidden="0" w:name="Body Text Indent 3"/>
+    <w:lsdException w:qFormat="1" w:unhideWhenUsed="0" w:uiPriority="0" w:semiHidden="0" w:name="Block Text"/>
+    <w:lsdException w:qFormat="1" w:unhideWhenUsed="0" w:uiPriority="0" w:semiHidden="0" w:name="Hyperlink"/>
+    <w:lsdException w:qFormat="1" w:unhideWhenUsed="0" w:uiPriority="0" w:semiHidden="0" w:name="FollowedHyperlink"/>
+    <w:lsdException w:qFormat="1" w:unhideWhenUsed="0" w:uiPriority="0" w:semiHidden="0" w:name="Strong"/>
+    <w:lsdException w:qFormat="1" w:unhideWhenUsed="0" w:uiPriority="0" w:semiHidden="0" w:name="Emphasis"/>
+    <w:lsdException w:qFormat="1" w:unhideWhenUsed="0" w:uiPriority="0" w:semiHidden="0" w:name="Document Map"/>
+    <w:lsdException w:qFormat="1" w:unhideWhenUsed="0" w:uiPriority="0" w:semiHidden="0" w:name="Plain Text"/>
+    <w:lsdException w:qFormat="1" w:unhideWhenUsed="0" w:uiPriority="0" w:semiHidden="0" w:name="E-mail Signature"/>
+    <w:lsdException w:qFormat="1" w:unhideWhenUsed="0" w:uiPriority="0" w:semiHidden="0" w:name="Normal (Web)"/>
+    <w:lsdException w:qFormat="1" w:unhideWhenUsed="0" w:uiPriority="0" w:semiHidden="0" w:name="HTML Acronym"/>
+    <w:lsdException w:qFormat="1" w:unhideWhenUsed="0" w:uiPriority="0" w:semiHidden="0" w:name="HTML Address"/>
+    <w:lsdException w:qFormat="1" w:unhideWhenUsed="0" w:uiPriority="0" w:semiHidden="0" w:name="HTML Cite"/>
+    <w:lsdException w:qFormat="1" w:unhideWhenUsed="0" w:uiPriority="0" w:semiHidden="0" w:name="HTML Code"/>
+    <w:lsdException w:qFormat="1" w:unhideWhenUsed="0" w:uiPriority="0" w:semiHidden="0" w:name="HTML Definition"/>
+    <w:lsdException w:qFormat="1" w:unhideWhenUsed="0" w:uiPriority="0" w:semiHidden="0" w:name="HTML Keyboard"/>
+    <w:lsdException w:qFormat="1" w:unhideWhenUsed="0" w:uiPriority="0" w:semiHidden="0" w:name="HTML Preformatted"/>
+    <w:lsdException w:qFormat="1" w:unhideWhenUsed="0" w:uiPriority="0" w:semiHidden="0" w:name="HTML Sample"/>
+    <w:lsdException w:qFormat="1" w:unhideWhenUsed="0" w:uiPriority="0" w:semiHidden="0" w:name="HTML Typewriter"/>
+    <w:lsdException w:qFormat="1" w:unhideWhenUsed="0" w:uiPriority="0" w:semiHidden="0" w:name="HTML Variable"/>
+    <w:lsdException w:qFormat="1" w:unhideWhenUsed="0" w:uiPriority="99" w:semiHidden="0" w:name="Normal Table"/>
+    <w:lsdException w:qFormat="1" w:unhideWhenUsed="0" w:uiPriority="0" w:semiHidden="0" w:name="annotation subject"/>
+    <w:lsdException w:qFormat="1" w:unhideWhenUsed="0" w:uiPriority="0" w:semiHidden="0" w:name="Table Simple 1"/>
+    <w:lsdException w:qFormat="1" w:unhideWhenUsed="0" w:uiPriority="0" w:semiHidden="0" w:name="Table Simple 2"/>
+    <w:lsdException w:qFormat="1" w:unhideWhenUsed="0" w:uiPriority="0" w:semiHidden="0" w:name="Table Simple 3"/>
+    <w:lsdException w:qFormat="1" w:unhideWhenUsed="0" w:uiPriority="0" w:semiHidden="0" w:name="Table Classic 1"/>
+    <w:lsdException w:qFormat="1" w:unhideWhenUsed="0" w:uiPriority="0" w:semiHidden="0" w:name="Table Classic 2"/>
+    <w:lsdException w:qFormat="1" w:unhideWhenUsed="0" w:uiPriority="0" w:semiHidden="0" w:name="Table Classic 3"/>
+    <w:lsdException w:qFormat="1" w:unhideWhenUsed="0" w:uiPriority="0" w:semiHidden="0" w:name="Table Classic 4"/>
+    <w:lsdException w:qFormat="1" w:unhideWhenUsed="0" w:uiPriority="0" w:semiHidden="0" w:name="Table Colorful 1"/>
+    <w:lsdException w:qFormat="1" w:unhideWhenUsed="0" w:uiPriority="0" w:semiHidden="0" w:name="Table Colorful 2"/>
+    <w:lsdException w:qFormat="1" w:unhideWhenUsed="0" w:uiPriority="0" w:semiHidden="0" w:name="Table Colorful 3"/>
+    <w:lsdException w:qFormat="1" w:unhideWhenUsed="0" w:uiPriority="0" w:semiHidden="0" w:name="Table Columns 1"/>
+    <w:lsdException w:qFormat="1" w:unhideWhenUsed="0" w:uiPriority="0" w:semiHidden="0" w:name="Table Columns 2"/>
+    <w:lsdException w:qFormat="1" w:unhideWhenUsed="0" w:uiPriority="0" w:semiHidden="0" w:name="Table Columns 3"/>
+    <w:lsdException w:qFormat="1" w:unhideWhenUsed="0" w:uiPriority="0" w:semiHidden="0" w:name="Table Columns 4"/>
+    <w:lsdException w:qFormat="1" w:unhideWhenUsed="0" w:uiPriority="0" w:semiHidden="0" w:name="Table Columns 5"/>
+    <w:lsdException w:qFormat="1" w:unhideWhenUsed="0" w:uiPriority="0" w:semiHidden="0" w:name="Table Grid 1"/>
+    <w:lsdException w:qFormat="1" w:unhideWhenUsed="0" w:uiPriority="0" w:semiHidden="0" w:name="Table Grid 2"/>
+    <w:lsdException w:qFormat="1" w:unhideWhenUsed="0" w:uiPriority="0" w:semiHidden="0" w:name="Table Grid 3"/>
+    <w:lsdException w:qFormat="1" w:unhideWhenUsed="0" w:uiPriority="0" w:semiHidden="0" w:name="Table Grid 4"/>
+    <w:lsdException w:qFormat="1" w:unhideWhenUsed="0" w:uiPriority="0" w:semiHidden="0" w:name="Table Grid 5"/>
+    <w:lsdException w:qFormat="1" w:unhideWhenUsed="0" w:uiPriority="0" w:semiHidden="0" w:name="Table Grid 6"/>
+    <w:lsdException w:qFormat="1" w:unhideWhenUsed="0" w:uiPriority="0" w:semiHidden="0" w:name="Table Grid 7"/>
+    <w:lsdException w:qFormat="1" w:unhideWhenUsed="0" w:uiPriority="0" w:semiHidden="0" w:name="Table Grid 8"/>
+    <w:lsdException w:qFormat="1" w:unhideWhenUsed="0" w:uiPriority="0" w:semiHidden="0" w:name="Table List 1"/>
+    <w:lsdException w:qFormat="1" w:unhideWhenUsed="0" w:uiPriority="0" w:semiHidden="0" w:name="Table List 2"/>
+    <w:lsdException w:qFormat="1" w:unhideWhenUsed="0" w:uiPriority="0" w:semiHidden="0" w:name="Table List 3"/>
+    <w:lsdException w:qFormat="1" w:unhideWhenUsed="0" w:uiPriority="0" w:semiHidden="0" w:name="Table List 4"/>
+    <w:lsdException w:qFormat="1" w:unhideWhenUsed="0" w:uiPriority="0" w:semiHidden="0" w:name="Table List 5"/>
+    <w:lsdException w:qFormat="1" w:unhideWhenUsed="0" w:uiPriority="0" w:semiHidden="0" w:name="Table List 6"/>
+    <w:lsdException w:qFormat="1" w:unhideWhenUsed="0" w:uiPriority="0" w:semiHidden="0" w:name="Table List 7"/>
+    <w:lsdException w:qFormat="1" w:unhideWhenUsed="0" w:uiPriority="0" w:semiHidden="0" w:name="Table List 8"/>
+    <w:lsdException w:qFormat="1" w:unhideWhenUsed="0" w:uiPriority="0" w:semiHidden="0" w:name="Table 3D effects 1"/>
+    <w:lsdException w:qFormat="1" w:unhideWhenUsed="0" w:uiPriority="0" w:semiHidden="0" w:name="Table 3D effects 2"/>
+    <w:lsdException w:qFormat="1" w:unhideWhenUsed="0" w:uiPriority="0" w:semiHidden="0" w:name="Table 3D effects 3"/>
+    <w:lsdException w:qFormat="1" w:unhideWhenUsed="0" w:uiPriority="0" w:semiHidden="0" w:name="Table Contemporary"/>
+    <w:lsdException w:qFormat="1" w:unhideWhenUsed="0" w:uiPriority="0" w:semiHidden="0" w:name="Table Elegant"/>
+    <w:lsdException w:qFormat="1" w:unhideWhenUsed="0" w:uiPriority="0" w:semiHidden="0" w:name="Table Professional"/>
+    <w:lsdException w:qFormat="1" w:unhideWhenUsed="0" w:uiPriority="0" w:semiHidden="0" w:name="Table Subtle 1"/>
+    <w:lsdException w:qFormat="1" w:unhideWhenUsed="0" w:uiPriority="0" w:semiHidden="0" w:name="Table Subtle 2"/>
+    <w:lsdException w:qFormat="1" w:unhideWhenUsed="0" w:uiPriority="0" w:semiHidden="0" w:name="Table Web 1"/>
+    <w:lsdException w:qFormat="1" w:unhideWhenUsed="0" w:uiPriority="0" w:semiHidden="0" w:name="Table Web 2"/>
+    <w:lsdException w:qFormat="1" w:unhideWhenUsed="0" w:uiPriority="0" w:semiHidden="0" w:name="Table Web 3"/>
+    <w:lsdException w:qFormat="1" w:unhideWhenUsed="0" w:uiPriority="0" w:semiHidden="0" w:name="Balloon Text"/>
+    <w:lsdException w:qFormat="1" w:unhideWhenUsed="0" w:uiPriority="0" w:semiHidden="0" w:name="Table Grid"/>
+    <w:lsdException w:qFormat="1" w:unhideWhenUsed="0" w:uiPriority="0" w:semiHidden="0" w:name="Table Theme"/>
+    <w:lsdException w:unhideWhenUsed="0" w:uiPriority="60" w:semiHidden="0" w:name="Light Shading"/>
+    <w:lsdException w:unhideWhenUsed="0" w:uiPriority="61" w:semiHidden="0" w:name="Light List"/>
+    <w:lsdException w:unhideWhenUsed="0" w:uiPriority="62" w:semiHidden="0" w:name="Light Grid"/>
+    <w:lsdException w:unhideWhenUsed="0" w:uiPriority="63" w:semiHidden="0" w:name="Medium Shading 1"/>
+    <w:lsdException w:unhideWhenUsed="0" w:uiPriority="64" w:semiHidden="0" w:name="Medium Shading 2"/>
+    <w:lsdException w:unhideWhenUsed="0" w:uiPriority="65" w:semiHidden="0" w:name="Medium List 1"/>
+    <w:lsdException w:unhideWhenUsed="0" w:uiPriority="66" w:semiHidden="0" w:name="Medium List 2"/>
+    <w:lsdException w:unhideWhenUsed="0" w:uiPriority="67" w:semiHidden="0" w:name="Medium Grid 1"/>
+    <w:lsdException w:unhideWhenUsed="0" w:uiPriority="68" w:semiHidden="0" w:name="Medium Grid 2"/>
+    <w:lsdException w:unhideWhenUsed="0" w:uiPriority="69" w:semiHidden="0" w:name="Medium Grid 3"/>
+    <w:lsdException w:unhideWhenUsed="0" w:uiPriority="70" w:semiHidden="0" w:name="Dark List"/>
+    <w:lsdException w:unhideWhenUsed="0" w:uiPriority="71" w:semiHidden="0" w:name="Colorful Shading"/>
+    <w:lsdException w:unhideWhenUsed="0" w:uiPriority="72" w:semiHidden="0" w:name="Colorful List"/>
+    <w:lsdException w:unhideWhenUsed="0" w:uiPriority="73" w:semiHidden="0" w:name="Colorful Grid"/>
+    <w:lsdException w:unhideWhenUsed="0" w:uiPriority="60" w:semiHidden="0" w:name="Light Shading Accent 1"/>
+    <w:lsdException w:unhideWhenUsed="0" w:uiPriority="61" w:semiHidden="0" w:name="Light List Accent 1"/>
+    <w:lsdException w:unhideWhenUsed="0" w:uiPriority="62" w:semiHidden="0" w:name="Light Grid Accent 1"/>
+    <w:lsdException w:unhideWhenUsed="0" w:uiPriority="63" w:semiHidden="0" w:name="Medium Shading 1 Accent 1"/>
+    <w:lsdException w:unhideWhenUsed="0" w:uiPriority="64" w:semiHidden="0" w:name="Medium Shading 2 Accent 1"/>
+    <w:lsdException w:unhideWhenUsed="0" w:uiPriority="65" w:semiHidden="0" w:name="Medium List 1 Accent 1"/>
+    <w:lsdException w:unhideWhenUsed="0" w:uiPriority="66" w:semiHidden="0" w:name="Medium List 2 Accent 1"/>
+    <w:lsdException w:unhideWhenUsed="0" w:uiPriority="67" w:semiHidden="0" w:name="Medium Grid 1 Accent 1"/>
+    <w:lsdException w:unhideWhenUsed="0" w:uiPriority="68" w:semiHidden="0" w:name="Medium Grid 2 Accent 1"/>
+    <w:lsdException w:unhideWhenUsed="0" w:uiPriority="69" w:semiHidden="0" w:name="Medium Grid 3 Accent 1"/>
+    <w:lsdException w:unhideWhenUsed="0" w:uiPriority="70" w:semiHidden="0" w:name="Dark List Accent 1"/>
+    <w:lsdException w:unhideWhenUsed="0" w:uiPriority="71" w:semiHidden="0" w:name="Colorful Shading Accent 1"/>
+    <w:lsdException w:unhideWhenUsed="0" w:uiPriority="72" w:semiHidden="0" w:name="Colorful List Accent 1"/>
+    <w:lsdException w:unhideWhenUsed="0" w:uiPriority="73" w:semiHidden="0" w:name="Colorful Grid Accent 1"/>
+    <w:lsdException w:unhideWhenUsed="0" w:uiPriority="60" w:semiHidden="0" w:name="Light Shading Accent 2"/>
+    <w:lsdException w:unhideWhenUsed="0" w:uiPriority="61" w:semiHidden="0" w:name="Light List Accent 2"/>
+    <w:lsdException w:unhideWhenUsed="0" w:uiPriority="62" w:semiHidden="0" w:name="Light Grid Accent 2"/>
+    <w:lsdException w:unhideWhenUsed="0" w:uiPriority="63" w:semiHidden="0" w:name="Medium Shading 1 Accent 2"/>
+    <w:lsdException w:unhideWhenUsed="0" w:uiPriority="64" w:semiHidden="0" w:name="Medium Shading 2 Accent 2"/>
+    <w:lsdException w:unhideWhenUsed="0" w:uiPriority="65" w:semiHidden="0" w:name="Medium List 1 Accent 2"/>
+    <w:lsdException w:unhideWhenUsed="0" w:uiPriority="66" w:semiHidden="0" w:name="Medium List 2 Accent 2"/>
+    <w:lsdException w:unhideWhenUsed="0" w:uiPriority="67" w:semiHidden="0" w:name="Medium Grid 1 Accent 2"/>
+    <w:lsdException w:unhideWhenUsed="0" w:uiPriority="68" w:semiHidden="0" w:name="Medium Grid 2 Accent 2"/>
+    <w:lsdException w:unhideWhenUsed="0" w:uiPriority="69" w:semiHidden="0" w:name="Medium Grid 3 Accent 2"/>
+    <w:lsdException w:unhideWhenUsed="0" w:uiPriority="70" w:semiHidden="0" w:name="Dark List Accent 2"/>
+    <w:lsdException w:unhideWhenUsed="0" w:uiPriority="71" w:semiHidden="0" w:name="Colorful Shading Accent 2"/>
+    <w:lsdException w:unhideWhenUsed="0" w:uiPriority="72" w:semiHidden="0" w:name="Colorful List Accent 2"/>
+    <w:lsdException w:unhideWhenUsed="0" w:uiPriority="73" w:semiHidden="0" w:name="Colorful Grid Accent 2"/>
+    <w:lsdException w:unhideWhenUsed="0" w:uiPriority="60" w:semiHidden="0" w:name="Light Shading Accent 3"/>
+    <w:lsdException w:unhideWhenUsed="0" w:uiPriority="61" w:semiHidden="0" w:name="Light List Accent 3"/>
+    <w:lsdException w:unhideWhenUsed="0" w:uiPriority="62" w:semiHidden="0" w:name="Light Grid Accent 3"/>
+    <w:lsdException w:unhideWhenUsed="0" w:uiPriority="63" w:semiHidden="0" w:name="Medium Shading 1 Accent 3"/>
+    <w:lsdException w:unhideWhenUsed="0" w:uiPriority="64" w:semiHidden="0" w:name="Medium Shading 2 Accent 3"/>
+    <w:lsdException w:unhideWhenUsed="0" w:uiPriority="65" w:semiHidden="0" w:name="Medium List 1 Accent 3"/>
+    <w:lsdException w:unhideWhenUsed="0" w:uiPriority="66" w:semiHidden="0" w:name="Medium List 2 Accent 3"/>
+    <w:lsdException w:unhideWhenUsed="0" w:uiPriority="67" w:semiHidden="0" w:name="Medium Grid 1 Accent 3"/>
+    <w:lsdException w:unhideWhenUsed="0" w:uiPriority="68" w:semiHidden="0" w:name="Medium Grid 2 Accent 3"/>
+    <w:lsdException w:unhideWhenUsed="0" w:uiPriority="69" w:semiHidden="0" w:name="Medium Grid 3 Accent 3"/>
+    <w:lsdException w:unhideWhenUsed="0" w:uiPriority="70" w:semiHidden="0" w:name="Dark List Accent 3"/>
+    <w:lsdException w:unhideWhenUsed="0" w:uiPriority="71" w:semiHidden="0" w:name="Colorful Shading Accent 3"/>
+    <w:lsdException w:unhideWhenUsed="0" w:uiPriority="72" w:semiHidden="0" w:name="Colorful List Accent 3"/>
+    <w:lsdException w:unhideWhenUsed="0" w:uiPriority="73" w:semiHidden="0" w:name="Colorful Grid Accent 3"/>
+    <w:lsdException w:unhideWhenUsed="0" w:uiPriority="60" w:semiHidden="0" w:name="Light Shading Accent 4"/>
+    <w:lsdException w:unhideWhenUsed="0" w:uiPriority="61" w:semiHidden="0" w:name="Light List Accent 4"/>
+    <w:lsdException w:unhideWhenUsed="0" w:uiPriority="62" w:semiHidden="0" w:name="Light Grid Accent 4"/>
+    <w:lsdException w:unhideWhenUsed="0" w:uiPriority="63" w:semiHidden="0" w:name="Medium Shading 1 Accent 4"/>
+    <w:lsdException w:unhideWhenUsed="0" w:uiPriority="64" w:semiHidden="0" w:name="Medium Shading 2 Accent 4"/>
+    <w:lsdException w:unhideWhenUsed="0" w:uiPriority="65" w:semiHidden="0" w:name="Medium List 1 Accent 4"/>
+    <w:lsdException w:unhideWhenUsed="0" w:uiPriority="66" w:semiHidden="0" w:name="Medium List 2 Accent 4"/>
+    <w:lsdException w:unhideWhenUsed="0" w:uiPriority="67" w:semiHidden="0" w:name="Medium Grid 1 Accent 4"/>
+    <w:lsdException w:unhideWhenUsed="0" w:uiPriority="68" w:semiHidden="0" w:name="Medium Grid 2 Accent 4"/>
+    <w:lsdException w:unhideWhenUsed="0" w:uiPriority="69" w:semiHidden="0" w:name="Medium Grid 3 Accent 4"/>
+    <w:lsdException w:unhideWhenUsed="0" w:uiPriority="70" w:semiHidden="0" w:name="Dark List Accent 4"/>
+    <w:lsdException w:unhideWhenUsed="0" w:uiPriority="71" w:semiHidden="0" w:name="Colorful Shading Accent 4"/>
+    <w:lsdException w:unhideWhenUsed="0" w:uiPriority="72" w:semiHidden="0" w:name="Colorful List Accent 4"/>
+    <w:lsdException w:unhideWhenUsed="0" w:uiPriority="73" w:semiHidden="0" w:name="Colorful Grid Accent 4"/>
+    <w:lsdException w:unhideWhenUsed="0" w:uiPriority="60" w:semiHidden="0" w:name="Light Shading Accent 5"/>
+    <w:lsdException w:unhideWhenUsed="0" w:uiPriority="61" w:semiHidden="0" w:name="Light List Accent 5"/>
+    <w:lsdException w:unhideWhenUsed="0" w:uiPriority="62" w:semiHidden="0" w:name="Light Grid Accent 5"/>
+    <w:lsdException w:unhideWhenUsed="0" w:uiPriority="63" w:semiHidden="0" w:name="Medium Shading 1 Accent 5"/>
+    <w:lsdException w:unhideWhenUsed="0" w:uiPriority="64" w:semiHidden="0" w:name="Medium Shading 2 Accent 5"/>
+    <w:lsdException w:unhideWhenUsed="0" w:uiPriority="65" w:semiHidden="0" w:name="Medium List 1 Accent 5"/>
+    <w:lsdException w:unhideWhenUsed="0" w:uiPriority="66" w:semiHidden="0" w:name="Medium List 2 Accent 5"/>
+    <w:lsdException w:unhideWhenUsed="0" w:uiPriority="67" w:semiHidden="0" w:name="Medium Grid 1 Accent 5"/>
+    <w:lsdException w:unhideWhenUsed="0" w:uiPriority="68" w:semiHidden="0" w:name="Medium Grid 2 Accent 5"/>
+    <w:lsdException w:unhideWhenUsed="0" w:uiPriority="69" w:semiHidden="0" w:name="Medium Grid 3 Accent 5"/>
+    <w:lsdException w:unhideWhenUsed="0" w:uiPriority="70" w:semiHidden="0" w:name="Dark List Accent 5"/>
+    <w:lsdException w:unhideWhenUsed="0" w:uiPriority="71" w:semiHidden="0" w:name="Colorful Shading Accent 5"/>
+    <w:lsdException w:unhideWhenUsed="0" w:uiPriority="72" w:semiHidden="0" w:name="Colorful List Accent 5"/>
+    <w:lsdException w:unhideWhenUsed="0" w:uiPriority="73" w:semiHidden="0" w:name="Colorful Grid Accent 5"/>
+    <w:lsdException w:unhideWhenUsed="0" w:uiPriority="60" w:semiHidden="0" w:name="Light Shading Accent 6"/>
+    <w:lsdException w:unhideWhenUsed="0" w:uiPriority="61" w:semiHidden="0" w:name="Light List Accent 6"/>
+    <w:lsdException w:unhideWhenUsed="0" w:uiPriority="62" w:semiHidden="0" w:name="Light Grid Accent 6"/>
+    <w:lsdException w:unhideWhenUsed="0" w:uiPriority="63" w:semiHidden="0" w:name="Medium Shading 1 Accent 6"/>
+    <w:lsdException w:unhideWhenUsed="0" w:uiPriority="64" w:semiHidden="0" w:name="Medium Shading 2 Accent 6"/>
+    <w:lsdException w:unhideWhenUsed="0" w:uiPriority="65" w:semiHidden="0" w:name="Medium List 1 Accent 6"/>
+    <w:lsdException w:unhideWhenUsed="0" w:uiPriority="66" w:semiHidden="0" w:name="Medium List 2 Accent 6"/>
+    <w:lsdException w:unhideWhenUsed="0" w:uiPriority="67" w:semiHidden="0" w:name="Medium Grid 1 Accent 6"/>
+    <w:lsdException w:unhideWhenUsed="0" w:uiPriority="68" w:semiHidden="0" w:name="Medium Grid 2 Accent 6"/>
+    <w:lsdException w:unhideWhenUsed="0" w:uiPriority="69" w:semiHidden="0" w:name="Medium Grid 3 Accent 6"/>
+    <w:lsdException w:unhideWhenUsed="0" w:uiPriority="70" w:semiHidden="0" w:name="Dark List Accent 6"/>
+    <w:lsdException w:unhideWhenUsed="0" w:uiPriority="71" w:semiHidden="0" w:name="Colorful Shading Accent 6"/>
+    <w:lsdException w:unhideWhenUsed="0" w:uiPriority="72" w:semiHidden="0" w:name="Colorful List Accent 6"/>
+    <w:lsdException w:unhideWhenUsed="0" w:uiPriority="73" w:semiHidden="0" w:name="Colorful Grid Accent 6"/>
+  </w:latentStyles>
+  <w:style w:type="paragraph" w:default="1" w:styleId="1">
     <w:name w:val="Normal"/>
+    <w:unhideWhenUsed/>
     <w:qFormat/>
-    <w:pPr/>
+    <w:uiPriority w:val="0"/>
+    <w:pPr>
+      <w:spacing w:beforeLines="0" w:afterLines="0"/>
+    </w:pPr>
     <w:rPr>
-      <w:rFonts w:ascii="Calibri" w:hAnsi="Calibri"/>
+      <w:rFonts w:hint="default" w:ascii="Calibri" w:hAnsi="Calibri" w:eastAsia="等线" w:cs="Times New Roman"/>
       <w:sz w:val="24"/>
+      <w:szCs w:val="24"/>
+      <w:lang w:val="en-US" w:eastAsia="zh-CN" w:bidi="ar-SA"/>
     </w:rPr>
   </w:style>
-  <w:style w:type="paragraph" w:styleId="P1">
-    <w:name w:val="footer"/>
-    <w:basedOn w:val="P0"/>
-    <w:qFormat/>
-    <w:pPr>
-      <w:tabs>
-        <w:tab w:val="center" w:pos="4153" w:leader="none"/>
-        <w:tab w:val="right" w:pos="8306" w:leader="none"/>
-      </w:tabs>
-    </w:pPr>
+  <w:style w:type="character" w:default="1" w:styleId="2">
+    <w:name w:val="Default Paragraph Font"/>
+    <w:unhideWhenUsed/>
+    <w:uiPriority w:val="0"/>
     <w:rPr>
-      <w:sz w:val="18"/>
+      <w:rFonts w:hint="default"/>
+      <w:sz w:val="24"/>
+      <w:szCs w:val="24"/>
     </w:rPr>
   </w:style>
-  <w:style w:type="paragraph" w:styleId="P2">
-    <w:name w:val="header"/>
-    <w:basedOn w:val="P0"/>
+  <w:style w:type="table" w:default="1" w:styleId="3">
+    <w:name w:val="Normal Table"/>
     <w:qFormat/>
-    <w:pPr>
-      <w:tabs>
-        <w:tab w:val="center" w:pos="4153" w:leader="none"/>
-        <w:tab w:val="right" w:pos="8306" w:leader="none"/>
-      </w:tabs>
-    </w:pPr>
-    <w:rPr>
-      <w:sz w:val="18"/>
-    </w:rPr>
-  </w:style>
-  <w:style w:type="character" w:styleId="C0" w:default="1">
-    <w:name w:val="Default Paragraph Font"/>
-    <w:semiHidden/>
-    <w:rPr/>
-  </w:style>
-  <w:style w:type="character" w:styleId="C1">
-    <w:name w:val="Line Number"/>
-    <w:basedOn w:val="C0"/>
-    <w:semiHidden/>
-    <w:rPr/>
-  </w:style>
-  <w:style w:type="character" w:styleId="C2">
-    <w:name w:val="Hyperlink"/>
-    <w:rPr>
-      <w:color w:val="0000FF"/>
-      <w:u w:val="single"/>
-    </w:rPr>
-  </w:style>
-  <w:style w:type="table" w:styleId="T0" w:default="1">
-    <w:name w:val="Normal Table"/>
-    <w:semiHidden/>
+    <w:uiPriority w:val="99"/>
     <w:tblPr>
-      <w:tblInd w:w="0" w:type="dxa"/>
       <w:tblCellMar>
         <w:top w:w="0" w:type="dxa"/>
         <w:left w:w="108" w:type="dxa"/>
@@ -2344,111 +3779,118 @@
         <w:right w:w="108" w:type="dxa"/>
       </w:tblCellMar>
     </w:tblPr>
-    <w:trPr/>
-    <w:tcPr/>
   </w:style>
-  <w:style w:type="table" w:styleId="T1">
-    <w:name w:val="Table Simple 1"/>
-    <w:basedOn w:val="T0"/>
+  <w:style w:type="paragraph" w:styleId="4">
+    <w:name w:val="footer"/>
+    <w:basedOn w:val="1"/>
+    <w:unhideWhenUsed/>
+    <w:qFormat/>
+    <w:uiPriority w:val="0"/>
+    <w:pPr>
+      <w:tabs>
+        <w:tab w:val="center" w:pos="4153"/>
+        <w:tab w:val="right" w:pos="8306"/>
+      </w:tabs>
+      <w:snapToGrid w:val="0"/>
+      <w:spacing w:beforeLines="0" w:afterLines="0"/>
+    </w:pPr>
+    <w:rPr>
+      <w:rFonts w:hint="default"/>
+      <w:sz w:val="18"/>
+      <w:szCs w:val="18"/>
+    </w:rPr>
+  </w:style>
+  <w:style w:type="paragraph" w:styleId="5">
+    <w:name w:val="header"/>
+    <w:basedOn w:val="1"/>
+    <w:unhideWhenUsed/>
+    <w:qFormat/>
+    <w:uiPriority w:val="0"/>
+    <w:pPr>
+      <w:tabs>
+        <w:tab w:val="center" w:pos="4153"/>
+        <w:tab w:val="right" w:pos="8306"/>
+      </w:tabs>
+      <w:snapToGrid w:val="0"/>
+      <w:spacing w:beforeLines="0" w:afterLines="0"/>
+    </w:pPr>
+    <w:rPr>
+      <w:rFonts w:hint="default"/>
+      <w:sz w:val="18"/>
+      <w:szCs w:val="18"/>
+    </w:rPr>
+  </w:style>
+  <w:style w:type="table" w:customStyle="1" w:styleId="6">
+    <w:name w:val="Grid Table 4 Accent 2"/>
+    <w:basedOn w:val="3"/>
+    <w:qFormat/>
+    <w:uiPriority w:val="49"/>
     <w:tblPr>
       <w:tblBorders>
-        <w:top w:val="single" w:sz="4" w:space="0" w:shadow="0" w:frame="0" w:color="000000"/>
-        <w:left w:val="single" w:sz="4" w:space="0" w:shadow="0" w:frame="0" w:color="000000"/>
-        <w:bottom w:val="single" w:sz="4" w:space="0" w:shadow="0" w:frame="0" w:color="000000"/>
-        <w:right w:val="single" w:sz="4" w:space="0" w:shadow="0" w:frame="0" w:color="000000"/>
-        <w:insideH w:val="single" w:sz="4" w:space="0" w:shadow="0" w:frame="0" w:color="000000"/>
-        <w:insideV w:val="single" w:sz="4" w:space="0" w:shadow="0" w:frame="0" w:color="000000"/>
-      </w:tblBorders>
-      <w:tblCellMar>
-        <w:top w:w="0" w:type="dxa"/>
-        <w:left w:w="108" w:type="dxa"/>
-        <w:bottom w:w="0" w:type="dxa"/>
-        <w:right w:w="108" w:type="dxa"/>
-      </w:tblCellMar>
-    </w:tblPr>
-    <w:trPr/>
-    <w:tcPr/>
-  </w:style>
-  <w:style w:type="table" w:styleId="T2">
-    <w:name w:val="网格表 4 - 着色 21"/>
-    <w:basedOn w:val="T0"/>
-    <w:qFormat/>
-    <w:tblPr>
-      <w:tblBorders>
-        <w:top w:val="single" w:sz="4" w:space="0" w:shadow="0" w:frame="0" w:color="D99694" w:themeColor="accent2" w:themeTint="99"/>
-        <w:left w:val="single" w:sz="4" w:space="0" w:shadow="0" w:frame="0" w:color="D99694" w:themeColor="accent2" w:themeTint="99"/>
-        <w:bottom w:val="single" w:sz="4" w:space="0" w:shadow="0" w:frame="0" w:color="D99694" w:themeColor="accent2" w:themeTint="99"/>
-        <w:right w:val="single" w:sz="4" w:space="0" w:shadow="0" w:frame="0" w:color="D99694" w:themeColor="accent2" w:themeTint="99"/>
-        <w:insideH w:val="single" w:sz="4" w:space="0" w:shadow="0" w:frame="0" w:color="D99694" w:themeColor="accent2" w:themeTint="99"/>
-        <w:insideV w:val="single" w:sz="4" w:space="0" w:shadow="0" w:frame="0" w:color="D99694" w:themeColor="accent2" w:themeTint="99"/>
+        <w:top w:val="single" w:color="D99594" w:themeColor="accent2" w:themeTint="99" w:sz="4" w:space="0"/>
+        <w:left w:val="single" w:color="D99594" w:themeColor="accent2" w:themeTint="99" w:sz="4" w:space="0"/>
+        <w:bottom w:val="single" w:color="D99594" w:themeColor="accent2" w:themeTint="99" w:sz="4" w:space="0"/>
+        <w:right w:val="single" w:color="D99594" w:themeColor="accent2" w:themeTint="99" w:sz="4" w:space="0"/>
+        <w:insideH w:val="single" w:color="D99594" w:themeColor="accent2" w:themeTint="99" w:sz="4" w:space="0"/>
+        <w:insideV w:val="single" w:color="D99594" w:themeColor="accent2" w:themeTint="99" w:sz="4" w:space="0"/>
       </w:tblBorders>
     </w:tblPr>
-    <w:trPr/>
-    <w:tcPr/>
-    <w:tblStylePr w:type="band1Horz">
-      <w:tblPr/>
-      <w:trPr/>
-      <w:tcPr>
-        <w:shd w:val="clear" w:color="auto" w:fill="F2DCDB" w:themeFill="accent2" w:themeFillTint="32"/>
-      </w:tcPr>
-    </w:tblStylePr>
-    <w:tblStylePr w:type="band1Vert">
-      <w:tblPr/>
-      <w:trPr/>
-      <w:tcPr>
-        <w:shd w:val="clear" w:color="auto" w:fill="F2DCDB" w:themeFill="accent2" w:themeFillTint="32"/>
-      </w:tcPr>
-    </w:tblStylePr>
-    <w:tblStylePr w:type="lastCol">
+    <w:tblStylePr w:type="firstRow">
       <w:rPr>
-        <w:b w:val="1"/>
+        <w:b/>
+        <w:bCs/>
+        <w:color w:val="FFFFFF" w:themeColor="background1"/>
+        <w14:textFill>
+          <w14:solidFill>
+            <w14:schemeClr w14:val="bg1"/>
+          </w14:solidFill>
+        </w14:textFill>
       </w:rPr>
-      <w:tblPr/>
-      <w:trPr/>
-      <w:tcPr/>
-    </w:tblStylePr>
-    <w:tblStylePr w:type="firstCol">
-      <w:rPr>
-        <w:b w:val="1"/>
-      </w:rPr>
-      <w:tblPr/>
-      <w:trPr/>
-      <w:tcPr/>
-    </w:tblStylePr>
-    <w:tblStylePr w:type="lastRow">
-      <w:rPr>
-        <w:b w:val="1"/>
-      </w:rPr>
-      <w:tblPr/>
-      <w:trPr/>
       <w:tcPr>
         <w:tcBorders>
-          <w:top w:val="double" w:sz="4" w:space="0" w:shadow="0" w:frame="0" w:color="C0504D" w:themeColor="accent2"/>
-        </w:tcBorders>
-      </w:tcPr>
-    </w:tblStylePr>
-    <w:tblStylePr w:type="firstRow">
-      <w:rPr>
-        <w:b w:val="1"/>
-        <w:color w:val="FFFFFF" w:themeColor="background1"/>
-      </w:rPr>
-      <w:tblPr/>
-      <w:trPr/>
-      <w:tcPr>
-        <w:tcBorders>
-          <w:top w:val="single" w:sz="4" w:space="0" w:shadow="0" w:frame="0" w:color="C0504D" w:themeColor="accent2"/>
-          <w:left w:val="single" w:sz="4" w:space="0" w:shadow="0" w:frame="0" w:color="C0504D" w:themeColor="accent2"/>
-          <w:bottom w:val="single" w:sz="4" w:space="0" w:shadow="0" w:frame="0" w:color="C0504D" w:themeColor="accent2"/>
-          <w:right w:val="single" w:sz="4" w:space="0" w:shadow="0" w:frame="0" w:color="C0504D" w:themeColor="accent2"/>
+          <w:top w:val="single" w:color="C0504D" w:themeColor="accent2" w:sz="4" w:space="0"/>
+          <w:left w:val="single" w:color="C0504D" w:themeColor="accent2" w:sz="4" w:space="0"/>
+          <w:bottom w:val="single" w:color="C0504D" w:themeColor="accent2" w:sz="4" w:space="0"/>
+          <w:right w:val="single" w:color="C0504D" w:themeColor="accent2" w:sz="4" w:space="0"/>
           <w:insideH w:val="nil"/>
           <w:insideV w:val="nil"/>
         </w:tcBorders>
         <w:shd w:val="clear" w:color="auto" w:fill="C0504D" w:themeFill="accent2"/>
       </w:tcPr>
     </w:tblStylePr>
-  </w:style>
-  <w:style w:type="numbering" w:styleId="N0">
-    <w:name w:val="No List"/>
+    <w:tblStylePr w:type="lastRow">
+      <w:rPr>
+        <w:b/>
+        <w:bCs/>
+      </w:rPr>
+      <w:tcPr>
+        <w:tcBorders>
+          <w:top w:val="double" w:color="C0504D" w:themeColor="accent2" w:sz="4" w:space="0"/>
+        </w:tcBorders>
+      </w:tcPr>
+    </w:tblStylePr>
+    <w:tblStylePr w:type="firstCol">
+      <w:rPr>
+        <w:b/>
+        <w:bCs/>
+      </w:rPr>
+    </w:tblStylePr>
+    <w:tblStylePr w:type="lastCol">
+      <w:rPr>
+        <w:b/>
+        <w:bCs/>
+      </w:rPr>
+    </w:tblStylePr>
+    <w:tblStylePr w:type="band1Vert">
+      <w:tcPr>
+        <w:shd w:val="clear" w:color="auto" w:fill="F2DBDB" w:themeFill="accent2" w:themeFillTint="33"/>
+      </w:tcPr>
+    </w:tblStylePr>
+    <w:tblStylePr w:type="band1Horz">
+      <w:tcPr>
+        <w:shd w:val="clear" w:color="auto" w:fill="F2DBDB" w:themeFill="accent2" w:themeFillTint="33"/>
+      </w:tcPr>
+    </w:tblStylePr>
   </w:style>
 </w:styles>
 </file>
@@ -2696,8 +4138,8 @@
             <a:gs pos="40000">
               <a:schemeClr val="phClr">
                 <a:tint val="45000"/>
+                <a:satMod val="350000"/>
                 <a:shade val="99000"/>
-                <a:satMod val="350000"/>
               </a:schemeClr>
             </a:gs>
             <a:gs pos="100000">
@@ -2734,6 +4176,5 @@
     </a:fmtScheme>
   </a:themeElements>
   <a:objectDefaults/>
-  <a:extraClrSchemeLst/>
 </a:theme>
 </file>
--- a/Libs/PrintTemp/分泌物.docx
+++ b/Libs/PrintTemp/分泌物.docx
@@ -1,6 +1,6 @@
 
 <file path=word/document.xml><?xml version="1.0" encoding="utf-8"?>
-<w:document xmlns:w="http://schemas.openxmlformats.org/wordprocessingml/2006/main" xmlns:wps="http://schemas.microsoft.com/office/word/2010/wordprocessingShape" xmlns:mc="http://schemas.openxmlformats.org/markup-compatibility/2006" xmlns:w10="urn:schemas-microsoft-com:office:word" xmlns:v="urn:schemas-microsoft-com:vml" xmlns:wp14="http://schemas.microsoft.com/office/word/2010/wordprocessingDrawing" mc:Ignorable="wp14">
+<w:document xmlns:wpc="http://schemas.microsoft.com/office/word/2010/wordprocessingCanvas" xmlns:mc="http://schemas.openxmlformats.org/markup-compatibility/2006" xmlns:o="urn:schemas-microsoft-com:office:office" xmlns:r="http://schemas.openxmlformats.org/officeDocument/2006/relationships" xmlns:m="http://schemas.openxmlformats.org/officeDocument/2006/math" xmlns:v="urn:schemas-microsoft-com:vml" xmlns:wp14="http://schemas.microsoft.com/office/word/2010/wordprocessingDrawing" xmlns:wp="http://schemas.openxmlformats.org/drawingml/2006/wordprocessingDrawing" xmlns:w="http://schemas.openxmlformats.org/wordprocessingml/2006/main" xmlns:w14="http://schemas.microsoft.com/office/word/2010/wordml" xmlns:w10="urn:schemas-microsoft-com:office:word" xmlns:w15="http://schemas.microsoft.com/office/word/2012/wordml" xmlns:wpg="http://schemas.microsoft.com/office/word/2010/wordprocessingGroup" xmlns:wpi="http://schemas.microsoft.com/office/word/2010/wordprocessingInk" xmlns:wne="http://schemas.microsoft.com/office/word/2006/wordml" xmlns:wps="http://schemas.microsoft.com/office/word/2010/wordprocessingShape" xmlns:wpsCustomData="http://www.wps.cn/officeDocument/2013/wpsCustomData" mc:Ignorable="w14 w15 wp14">
   <w:background w:color="FFFFFF"/>
   <w:body>
     <w:p>
@@ -16,14 +16,14 @@
         <w:spacing w:beforeAutospacing="0" w:afterAutospacing="0"/>
         <w:rPr>
           <w:rFonts w:ascii="微软雅黑" w:hAnsi="微软雅黑"/>
-          <w:b w:val="1"/>
+          <w:b/>
           <w:sz w:val="28"/>
         </w:rPr>
       </w:pPr>
       <w:r>
         <w:rPr>
           <w:rFonts w:ascii="微软雅黑" w:hAnsi="微软雅黑"/>
-          <w:b w:val="1"/>
+          <w:b/>
           <w:sz w:val="28"/>
         </w:rPr>
         <w:t>分泌物报告单</w:t>
@@ -34,7 +34,7 @@
         <w:spacing w:beforeAutospacing="0" w:afterAutospacing="0"/>
         <w:rPr>
           <w:rFonts w:ascii="微软雅黑" w:hAnsi="微软雅黑"/>
-          <w:b w:val="1"/>
+          <w:b/>
           <w:sz w:val="10"/>
         </w:rPr>
       </w:pPr>
@@ -44,14 +44,14 @@
         <w:spacing w:beforeAutospacing="0" w:afterAutospacing="0"/>
         <w:rPr>
           <w:rFonts w:ascii="微软雅黑" w:hAnsi="微软雅黑"/>
-          <w:b w:val="1"/>
+          <w:b/>
           <w:sz w:val="18"/>
         </w:rPr>
       </w:pPr>
       <w:r>
         <w:rPr>
           <w:rFonts w:ascii="微软雅黑" w:hAnsi="微软雅黑"/>
-          <w:b w:val="1"/>
+          <w:b/>
           <w:sz w:val="18"/>
         </w:rPr>
         <w:t>动物主人姓名：{&lt;主人名称&gt;}</w:t>
@@ -59,15 +59,16 @@
     </w:p>
     <w:tbl>
       <w:tblPr>
+        <w:tblStyle w:val="3"/>
         <w:tblW w:w="0" w:type="auto"/>
         <w:tblInd w:w="0" w:type="dxa"/>
         <w:tblBorders>
-          <w:top w:val="single" w:sz="4" w:space="0" w:shadow="0" w:frame="0" w:color="auto"/>
-          <w:left w:val="single" w:sz="4" w:space="0" w:shadow="0" w:frame="0" w:color="auto"/>
-          <w:bottom w:val="single" w:sz="4" w:space="0" w:shadow="0" w:frame="0" w:color="auto"/>
-          <w:right w:val="single" w:sz="4" w:space="0" w:shadow="0" w:frame="0" w:color="auto"/>
-          <w:insideH w:val="single" w:sz="4" w:space="0" w:shadow="0" w:frame="0" w:color="auto"/>
-          <w:insideV w:val="single" w:sz="4" w:space="0" w:shadow="0" w:frame="0" w:color="auto"/>
+          <w:top w:val="single" w:color="auto" w:sz="4" w:space="0"/>
+          <w:left w:val="single" w:color="auto" w:sz="4" w:space="0"/>
+          <w:bottom w:val="single" w:color="auto" w:sz="4" w:space="0"/>
+          <w:right w:val="single" w:color="auto" w:sz="4" w:space="0"/>
+          <w:insideH w:val="single" w:color="auto" w:sz="4" w:space="0"/>
+          <w:insideV w:val="single" w:color="auto" w:sz="4" w:space="0"/>
         </w:tblBorders>
         <w:tblLayout w:type="autofit"/>
         <w:tblCellMar>
@@ -77,16 +78,25 @@
           <w:right w:w="108" w:type="dxa"/>
         </w:tblCellMar>
       </w:tblPr>
-      <w:tblGrid/>
+      <w:tblGrid>
+        <w:gridCol w:w="1372"/>
+        <w:gridCol w:w="1790"/>
+        <w:gridCol w:w="954"/>
+        <w:gridCol w:w="1372"/>
+        <w:gridCol w:w="1372"/>
+        <w:gridCol w:w="1372"/>
+        <w:gridCol w:w="1185"/>
+        <w:gridCol w:w="1566"/>
+      </w:tblGrid>
       <w:tr>
         <w:tblPrEx>
           <w:tblBorders>
-            <w:top w:val="single" w:sz="4" w:space="0" w:shadow="0" w:frame="0" w:color="auto"/>
-            <w:left w:val="single" w:sz="4" w:space="0" w:shadow="0" w:frame="0" w:color="auto"/>
-            <w:bottom w:val="single" w:sz="4" w:space="0" w:shadow="0" w:frame="0" w:color="auto"/>
-            <w:right w:val="single" w:sz="4" w:space="0" w:shadow="0" w:frame="0" w:color="auto"/>
-            <w:insideH w:val="single" w:sz="4" w:space="0" w:shadow="0" w:frame="0" w:color="auto"/>
-            <w:insideV w:val="single" w:sz="4" w:space="0" w:shadow="0" w:frame="0" w:color="auto"/>
+            <w:top w:val="single" w:color="auto" w:sz="4" w:space="0"/>
+            <w:left w:val="single" w:color="auto" w:sz="4" w:space="0"/>
+            <w:bottom w:val="single" w:color="auto" w:sz="4" w:space="0"/>
+            <w:right w:val="single" w:color="auto" w:sz="4" w:space="0"/>
+            <w:insideH w:val="single" w:color="auto" w:sz="4" w:space="0"/>
+            <w:insideV w:val="single" w:color="auto" w:sz="4" w:space="0"/>
           </w:tblBorders>
           <w:tblCellMar>
             <w:top w:w="0" w:type="dxa"/>
@@ -99,7 +109,7 @@
           <w:tcPr>
             <w:tcW w:w="1372" w:type="dxa"/>
             <w:tcBorders>
-              <w:top w:val="single" w:sz="4" w:space="0" w:shadow="0" w:frame="0"/>
+              <w:top w:val="single" w:color="auto" w:sz="4" w:space="0"/>
               <w:left w:val="nil"/>
               <w:bottom w:val="nil"/>
               <w:right w:val="nil"/>
@@ -131,7 +141,7 @@
           <w:tcPr>
             <w:tcW w:w="1790" w:type="dxa"/>
             <w:tcBorders>
-              <w:top w:val="single" w:sz="4" w:space="0" w:shadow="0" w:frame="0"/>
+              <w:top w:val="single" w:color="auto" w:sz="4" w:space="0"/>
               <w:left w:val="nil"/>
               <w:bottom w:val="nil"/>
               <w:right w:val="nil"/>
@@ -162,7 +172,7 @@
           <w:tcPr>
             <w:tcW w:w="954" w:type="dxa"/>
             <w:tcBorders>
-              <w:top w:val="single" w:sz="4" w:space="0" w:shadow="0" w:frame="0"/>
+              <w:top w:val="single" w:color="auto" w:sz="4" w:space="0"/>
               <w:left w:val="nil"/>
               <w:bottom w:val="nil"/>
               <w:right w:val="nil"/>
@@ -194,7 +204,7 @@
           <w:tcPr>
             <w:tcW w:w="1372" w:type="dxa"/>
             <w:tcBorders>
-              <w:top w:val="single" w:sz="4" w:space="0" w:shadow="0" w:frame="0"/>
+              <w:top w:val="single" w:color="auto" w:sz="4" w:space="0"/>
               <w:left w:val="nil"/>
               <w:bottom w:val="nil"/>
               <w:right w:val="nil"/>
@@ -225,7 +235,7 @@
           <w:tcPr>
             <w:tcW w:w="1372" w:type="dxa"/>
             <w:tcBorders>
-              <w:top w:val="single" w:sz="4" w:space="0" w:shadow="0" w:frame="0"/>
+              <w:top w:val="single" w:color="auto" w:sz="4" w:space="0"/>
               <w:left w:val="nil"/>
               <w:bottom w:val="nil"/>
               <w:right w:val="nil"/>
@@ -257,7 +267,7 @@
           <w:tcPr>
             <w:tcW w:w="1372" w:type="dxa"/>
             <w:tcBorders>
-              <w:top w:val="single" w:sz="4" w:space="0" w:shadow="0" w:frame="0"/>
+              <w:top w:val="single" w:color="auto" w:sz="4" w:space="0"/>
               <w:left w:val="nil"/>
               <w:bottom w:val="nil"/>
               <w:right w:val="nil"/>
@@ -305,7 +315,7 @@
           <w:tcPr>
             <w:tcW w:w="1185" w:type="dxa"/>
             <w:tcBorders>
-              <w:top w:val="single" w:sz="4" w:space="0" w:shadow="0" w:frame="0"/>
+              <w:top w:val="single" w:color="auto" w:sz="4" w:space="0"/>
               <w:left w:val="nil"/>
               <w:bottom w:val="nil"/>
               <w:right w:val="nil"/>
@@ -337,7 +347,7 @@
           <w:tcPr>
             <w:tcW w:w="1566" w:type="dxa"/>
             <w:tcBorders>
-              <w:top w:val="single" w:sz="4" w:space="0" w:shadow="0" w:frame="0"/>
+              <w:top w:val="single" w:color="auto" w:sz="4" w:space="0"/>
               <w:left w:val="nil"/>
               <w:bottom w:val="nil"/>
               <w:right w:val="nil"/>
@@ -384,12 +394,12 @@
       <w:tr>
         <w:tblPrEx>
           <w:tblBorders>
-            <w:top w:val="single" w:sz="4" w:space="0" w:shadow="0" w:frame="0" w:color="auto"/>
-            <w:left w:val="single" w:sz="4" w:space="0" w:shadow="0" w:frame="0" w:color="auto"/>
-            <w:bottom w:val="single" w:sz="4" w:space="0" w:shadow="0" w:frame="0" w:color="auto"/>
-            <w:right w:val="single" w:sz="4" w:space="0" w:shadow="0" w:frame="0" w:color="auto"/>
-            <w:insideH w:val="single" w:sz="4" w:space="0" w:shadow="0" w:frame="0" w:color="auto"/>
-            <w:insideV w:val="single" w:sz="4" w:space="0" w:shadow="0" w:frame="0" w:color="auto"/>
+            <w:top w:val="single" w:color="auto" w:sz="4" w:space="0"/>
+            <w:left w:val="single" w:color="auto" w:sz="4" w:space="0"/>
+            <w:bottom w:val="single" w:color="auto" w:sz="4" w:space="0"/>
+            <w:right w:val="single" w:color="auto" w:sz="4" w:space="0"/>
+            <w:insideH w:val="single" w:color="auto" w:sz="4" w:space="0"/>
+            <w:insideV w:val="single" w:color="auto" w:sz="4" w:space="0"/>
           </w:tblBorders>
           <w:tblCellMar>
             <w:top w:w="0" w:type="dxa"/>
@@ -404,7 +414,7 @@
             <w:tcBorders>
               <w:top w:val="nil"/>
               <w:left w:val="nil"/>
-              <w:bottom w:val="single" w:sz="4" w:space="0" w:shadow="0" w:frame="0"/>
+              <w:bottom w:val="single" w:color="auto" w:sz="4" w:space="0"/>
               <w:right w:val="nil"/>
               <w:tl2br w:val="nil"/>
               <w:tr2bl w:val="nil"/>
@@ -436,7 +446,7 @@
             <w:tcBorders>
               <w:top w:val="nil"/>
               <w:left w:val="nil"/>
-              <w:bottom w:val="single" w:sz="4" w:space="0" w:shadow="0" w:frame="0"/>
+              <w:bottom w:val="single" w:color="auto" w:sz="4" w:space="0"/>
               <w:right w:val="nil"/>
               <w:tl2br w:val="nil"/>
               <w:tr2bl w:val="nil"/>
@@ -467,7 +477,7 @@
             <w:tcBorders>
               <w:top w:val="nil"/>
               <w:left w:val="nil"/>
-              <w:bottom w:val="single" w:sz="4" w:space="0" w:shadow="0" w:frame="0"/>
+              <w:bottom w:val="single" w:color="auto" w:sz="4" w:space="0"/>
               <w:right w:val="nil"/>
               <w:tl2br w:val="nil"/>
               <w:tr2bl w:val="nil"/>
@@ -499,7 +509,7 @@
             <w:tcBorders>
               <w:top w:val="nil"/>
               <w:left w:val="nil"/>
-              <w:bottom w:val="single" w:sz="4" w:space="0" w:shadow="0" w:frame="0"/>
+              <w:bottom w:val="single" w:color="auto" w:sz="4" w:space="0"/>
               <w:right w:val="nil"/>
               <w:tl2br w:val="nil"/>
               <w:tr2bl w:val="nil"/>
@@ -530,7 +540,7 @@
             <w:tcBorders>
               <w:top w:val="nil"/>
               <w:left w:val="nil"/>
-              <w:bottom w:val="single" w:sz="4" w:space="0" w:shadow="0" w:frame="0"/>
+              <w:bottom w:val="single" w:color="auto" w:sz="4" w:space="0"/>
               <w:right w:val="nil"/>
               <w:tl2br w:val="nil"/>
               <w:tr2bl w:val="nil"/>
@@ -562,7 +572,7 @@
             <w:tcBorders>
               <w:top w:val="nil"/>
               <w:left w:val="nil"/>
-              <w:bottom w:val="single" w:sz="4" w:space="0" w:shadow="0" w:frame="0"/>
+              <w:bottom w:val="single" w:color="auto" w:sz="4" w:space="0"/>
               <w:right w:val="nil"/>
               <w:tl2br w:val="nil"/>
               <w:tr2bl w:val="nil"/>
@@ -594,7 +604,7 @@
             <w:tcBorders>
               <w:top w:val="nil"/>
               <w:left w:val="nil"/>
-              <w:bottom w:val="single" w:sz="4" w:space="0" w:shadow="0" w:frame="0"/>
+              <w:bottom w:val="single" w:color="auto" w:sz="4" w:space="0"/>
               <w:right w:val="nil"/>
               <w:tl2br w:val="nil"/>
               <w:tr2bl w:val="nil"/>
@@ -626,7 +636,7 @@
             <w:tcBorders>
               <w:top w:val="nil"/>
               <w:left w:val="nil"/>
-              <w:bottom w:val="single" w:sz="4" w:space="0" w:shadow="0" w:frame="0"/>
+              <w:bottom w:val="single" w:color="auto" w:sz="4" w:space="0"/>
               <w:right w:val="nil"/>
               <w:tl2br w:val="nil"/>
               <w:tr2bl w:val="nil"/>
@@ -658,23 +668,23 @@
         <w:spacing w:beforeAutospacing="0" w:afterAutospacing="0"/>
         <w:rPr>
           <w:rFonts w:ascii="微软雅黑" w:hAnsi="微软雅黑"/>
-          <w:b w:val="1"/>
+          <w:b/>
           <w:sz w:val="10"/>
         </w:rPr>
       </w:pPr>
     </w:p>
     <w:tbl>
       <w:tblPr>
-        <w:tblStyle w:val="T2"/>
+        <w:tblStyle w:val="9"/>
         <w:tblW w:w="0" w:type="auto"/>
         <w:tblInd w:w="0" w:type="dxa"/>
         <w:tblBorders>
-          <w:top w:val="single" w:sz="4" w:space="0" w:shadow="0" w:frame="0" w:color="auto"/>
-          <w:left w:val="single" w:sz="4" w:space="0" w:shadow="0" w:frame="0" w:color="auto"/>
-          <w:bottom w:val="single" w:sz="4" w:space="0" w:shadow="0" w:frame="0" w:color="auto"/>
-          <w:right w:val="single" w:sz="4" w:space="0" w:shadow="0" w:frame="0" w:color="auto"/>
-          <w:insideH w:val="single" w:sz="4" w:space="0" w:shadow="0" w:frame="0" w:color="auto"/>
-          <w:insideV w:val="single" w:sz="4" w:space="0" w:shadow="0" w:frame="0" w:color="auto"/>
+          <w:top w:val="single" w:color="auto" w:sz="4" w:space="0"/>
+          <w:left w:val="single" w:color="auto" w:sz="4" w:space="0"/>
+          <w:bottom w:val="single" w:color="auto" w:sz="4" w:space="0"/>
+          <w:right w:val="single" w:color="auto" w:sz="4" w:space="0"/>
+          <w:insideH w:val="single" w:color="auto" w:sz="4" w:space="0"/>
+          <w:insideV w:val="single" w:color="auto" w:sz="4" w:space="0"/>
         </w:tblBorders>
         <w:tblLayout w:type="autofit"/>
         <w:tblCellMar>
@@ -684,16 +694,21 @@
           <w:right w:w="108" w:type="dxa"/>
         </w:tblCellMar>
       </w:tblPr>
-      <w:tblGrid/>
+      <w:tblGrid>
+        <w:gridCol w:w="1923"/>
+        <w:gridCol w:w="1887"/>
+        <w:gridCol w:w="1923"/>
+        <w:gridCol w:w="5255"/>
+      </w:tblGrid>
       <w:tr>
         <w:tblPrEx>
           <w:tblBorders>
-            <w:top w:val="single" w:sz="4" w:space="0" w:shadow="0" w:frame="0" w:color="auto"/>
-            <w:left w:val="single" w:sz="4" w:space="0" w:shadow="0" w:frame="0" w:color="auto"/>
-            <w:bottom w:val="single" w:sz="4" w:space="0" w:shadow="0" w:frame="0" w:color="auto"/>
-            <w:right w:val="single" w:sz="4" w:space="0" w:shadow="0" w:frame="0" w:color="auto"/>
-            <w:insideH w:val="single" w:sz="4" w:space="0" w:shadow="0" w:frame="0" w:color="auto"/>
-            <w:insideV w:val="single" w:sz="4" w:space="0" w:shadow="0" w:frame="0" w:color="auto"/>
+            <w:top w:val="single" w:color="auto" w:sz="4" w:space="0"/>
+            <w:left w:val="single" w:color="auto" w:sz="4" w:space="0"/>
+            <w:bottom w:val="single" w:color="auto" w:sz="4" w:space="0"/>
+            <w:right w:val="single" w:color="auto" w:sz="4" w:space="0"/>
+            <w:insideH w:val="single" w:color="auto" w:sz="4" w:space="0"/>
+            <w:insideV w:val="single" w:color="auto" w:sz="4" w:space="0"/>
           </w:tblBorders>
           <w:tblCellMar>
             <w:top w:w="0" w:type="dxa"/>
@@ -703,7 +718,7 @@
           </w:tblCellMar>
         </w:tblPrEx>
         <w:trPr>
-          <w:trHeight w:hRule="atLeast" w:val="343"/>
+          <w:trHeight w:val="343" w:hRule="atLeast"/>
         </w:trPr>
         <w:tc>
           <w:tcPr>
@@ -722,17 +737,27 @@
               <w:jc w:val="center"/>
               <w:rPr>
                 <w:rFonts w:ascii="微软雅黑" w:hAnsi="微软雅黑"/>
-                <w:b w:val="1"/>
+                <w:b/>
                 <w:color w:val="FFFFFF" w:themeColor="background1"/>
                 <w:sz w:val="18"/>
-              </w:rPr>
-            </w:pPr>
-            <w:r>
-              <w:rPr>
-                <w:rFonts w:ascii="微软雅黑" w:hAnsi="微软雅黑"/>
-                <w:b w:val="1"/>
+                <w14:textFill>
+                  <w14:solidFill>
+                    <w14:schemeClr w14:val="bg1"/>
+                  </w14:solidFill>
+                </w14:textFill>
+              </w:rPr>
+            </w:pPr>
+            <w:r>
+              <w:rPr>
+                <w:rFonts w:ascii="微软雅黑" w:hAnsi="微软雅黑"/>
+                <w:b/>
                 <w:color w:val="FFFFFF" w:themeColor="background1"/>
                 <w:sz w:val="18"/>
+                <w14:textFill>
+                  <w14:solidFill>
+                    <w14:schemeClr w14:val="bg1"/>
+                  </w14:solidFill>
+                </w14:textFill>
               </w:rPr>
               <w:t>分泌物检查</w:t>
             </w:r>
@@ -741,7 +766,7 @@
         <w:tc>
           <w:tcPr>
             <w:tcW w:w="8890" w:type="dxa"/>
-            <w:gridSpan w:val="4"/>
+            <w:gridSpan w:val="3"/>
             <w:tcBorders>
               <w:top w:val="nil"/>
               <w:left w:val="nil"/>
@@ -756,17 +781,27 @@
               <w:jc w:val="center"/>
               <w:rPr>
                 <w:rFonts w:ascii="微软雅黑" w:hAnsi="微软雅黑"/>
-                <w:b w:val="1"/>
+                <w:b/>
                 <w:color w:val="FFFFFF" w:themeColor="background1"/>
                 <w:sz w:val="18"/>
-              </w:rPr>
-            </w:pPr>
-            <w:r>
-              <w:rPr>
-                <w:rFonts w:ascii="微软雅黑" w:hAnsi="微软雅黑"/>
-                <w:b w:val="1"/>
+                <w14:textFill>
+                  <w14:solidFill>
+                    <w14:schemeClr w14:val="bg1"/>
+                  </w14:solidFill>
+                </w14:textFill>
+              </w:rPr>
+            </w:pPr>
+            <w:r>
+              <w:rPr>
+                <w:rFonts w:ascii="微软雅黑" w:hAnsi="微软雅黑"/>
+                <w:b/>
                 <w:color w:val="FFFFFF" w:themeColor="background1"/>
                 <w:sz w:val="18"/>
+                <w14:textFill>
+                  <w14:solidFill>
+                    <w14:schemeClr w14:val="bg1"/>
+                  </w14:solidFill>
+                </w14:textFill>
               </w:rPr>
               <w:t>结果</w:t>
             </w:r>
@@ -776,12 +811,12 @@
       <w:tr>
         <w:tblPrEx>
           <w:tblBorders>
-            <w:top w:val="single" w:sz="4" w:space="0" w:shadow="0" w:frame="0" w:color="auto"/>
-            <w:left w:val="single" w:sz="4" w:space="0" w:shadow="0" w:frame="0" w:color="auto"/>
-            <w:bottom w:val="single" w:sz="4" w:space="0" w:shadow="0" w:frame="0" w:color="auto"/>
-            <w:right w:val="single" w:sz="4" w:space="0" w:shadow="0" w:frame="0" w:color="auto"/>
-            <w:insideH w:val="single" w:sz="4" w:space="0" w:shadow="0" w:frame="0" w:color="auto"/>
-            <w:insideV w:val="single" w:sz="4" w:space="0" w:shadow="0" w:frame="0" w:color="auto"/>
+            <w:top w:val="single" w:color="auto" w:sz="4" w:space="0"/>
+            <w:left w:val="single" w:color="auto" w:sz="4" w:space="0"/>
+            <w:bottom w:val="single" w:color="auto" w:sz="4" w:space="0"/>
+            <w:right w:val="single" w:color="auto" w:sz="4" w:space="0"/>
+            <w:insideH w:val="single" w:color="auto" w:sz="4" w:space="0"/>
+            <w:insideV w:val="single" w:color="auto" w:sz="4" w:space="0"/>
           </w:tblBorders>
           <w:tblCellMar>
             <w:top w:w="0" w:type="dxa"/>
@@ -791,26 +826,26 @@
           </w:tblCellMar>
         </w:tblPrEx>
         <w:trPr>
-          <w:trHeight w:hRule="atLeast" w:val="317"/>
+          <w:trHeight w:val="317" w:hRule="atLeast"/>
         </w:trPr>
         <w:tc>
           <w:tcPr>
             <w:tcW w:w="2074" w:type="dxa"/>
-            <w:shd w:val="clear" w:color="auto" w:fill="F3DDDC" w:themeFill="accent2" w:themeFillTint="31"/>
-          </w:tcPr>
-          <w:p>
-            <w:pPr>
-              <w:jc w:val="center"/>
-              <w:rPr>
-                <w:rFonts w:ascii="微软雅黑" w:hAnsi="微软雅黑"/>
-                <w:b w:val="1"/>
-                <w:sz w:val="18"/>
-              </w:rPr>
-            </w:pPr>
-            <w:r>
-              <w:rPr>
-                <w:rFonts w:ascii="微软雅黑" w:hAnsi="微软雅黑"/>
-                <w:b w:val="1"/>
+            <w:shd w:val="clear" w:color="auto" w:fill="F2DDDC" w:themeFill="accent2" w:themeFillTint="31"/>
+          </w:tcPr>
+          <w:p>
+            <w:pPr>
+              <w:jc w:val="center"/>
+              <w:rPr>
+                <w:rFonts w:ascii="微软雅黑" w:hAnsi="微软雅黑"/>
+                <w:b/>
+                <w:sz w:val="18"/>
+              </w:rPr>
+            </w:pPr>
+            <w:r>
+              <w:rPr>
+                <w:rFonts w:ascii="微软雅黑" w:hAnsi="微软雅黑"/>
+                <w:b/>
                 <w:sz w:val="18"/>
               </w:rPr>
               <w:t>部位</w:t>
@@ -820,8 +855,8 @@
         <w:tc>
           <w:tcPr>
             <w:tcW w:w="8890" w:type="dxa"/>
-            <w:gridSpan w:val="4"/>
-            <w:shd w:val="clear" w:color="auto" w:fill="F3DDDC" w:themeFill="accent2" w:themeFillTint="31"/>
+            <w:gridSpan w:val="3"/>
+            <w:shd w:val="clear" w:color="auto" w:fill="F2DDDC" w:themeFill="accent2" w:themeFillTint="31"/>
           </w:tcPr>
           <w:p>
             <w:pPr>
@@ -837,12 +872,12 @@
       <w:tr>
         <w:tblPrEx>
           <w:tblBorders>
-            <w:top w:val="single" w:sz="4" w:space="0" w:shadow="0" w:frame="0" w:color="auto"/>
-            <w:left w:val="single" w:sz="4" w:space="0" w:shadow="0" w:frame="0" w:color="auto"/>
-            <w:bottom w:val="single" w:sz="4" w:space="0" w:shadow="0" w:frame="0" w:color="auto"/>
-            <w:right w:val="single" w:sz="4" w:space="0" w:shadow="0" w:frame="0" w:color="auto"/>
-            <w:insideH w:val="single" w:sz="4" w:space="0" w:shadow="0" w:frame="0" w:color="auto"/>
-            <w:insideV w:val="single" w:sz="4" w:space="0" w:shadow="0" w:frame="0" w:color="auto"/>
+            <w:top w:val="single" w:color="auto" w:sz="4" w:space="0"/>
+            <w:left w:val="single" w:color="auto" w:sz="4" w:space="0"/>
+            <w:bottom w:val="single" w:color="auto" w:sz="4" w:space="0"/>
+            <w:right w:val="single" w:color="auto" w:sz="4" w:space="0"/>
+            <w:insideH w:val="single" w:color="auto" w:sz="4" w:space="0"/>
+            <w:insideV w:val="single" w:color="auto" w:sz="4" w:space="0"/>
           </w:tblBorders>
           <w:tblCellMar>
             <w:top w:w="0" w:type="dxa"/>
@@ -860,14 +895,14 @@
               <w:jc w:val="center"/>
               <w:rPr>
                 <w:rFonts w:ascii="微软雅黑" w:hAnsi="微软雅黑"/>
-                <w:b w:val="1"/>
-                <w:sz w:val="18"/>
-              </w:rPr>
-            </w:pPr>
-            <w:r>
-              <w:rPr>
-                <w:rFonts w:ascii="微软雅黑" w:hAnsi="微软雅黑"/>
-                <w:b w:val="1"/>
+                <w:b/>
+                <w:sz w:val="18"/>
+              </w:rPr>
+            </w:pPr>
+            <w:r>
+              <w:rPr>
+                <w:rFonts w:ascii="微软雅黑" w:hAnsi="微软雅黑"/>
+                <w:b/>
                 <w:sz w:val="18"/>
               </w:rPr>
               <w:t>采样方式</w:t>
@@ -877,7 +912,7 @@
         <w:tc>
           <w:tcPr>
             <w:tcW w:w="8890" w:type="dxa"/>
-            <w:gridSpan w:val="4"/>
+            <w:gridSpan w:val="3"/>
           </w:tcPr>
           <w:p>
             <w:pPr>
@@ -890,7 +925,7 @@
             <w:r>
               <w:rPr>
                 <w:rFonts w:ascii="Segoe UI Emoji" w:hAnsi="Segoe UI Emoji"/>
-                <w:b w:val="1"/>
+                <w:b/>
                 <w:sz w:val="18"/>
               </w:rPr>
               <w:t>☐</w:t>
@@ -898,7 +933,7 @@
             <w:r>
               <w:rPr>
                 <w:rFonts w:ascii="微软雅黑" w:hAnsi="微软雅黑"/>
-                <w:b w:val="1"/>
+                <w:b/>
                 <w:sz w:val="18"/>
               </w:rPr>
               <w:t xml:space="preserve">压片 </w:t>
@@ -906,7 +941,7 @@
             <w:r>
               <w:rPr>
                 <w:rFonts w:ascii="Segoe UI Emoji" w:hAnsi="Segoe UI Emoji"/>
-                <w:b w:val="1"/>
+                <w:b/>
                 <w:sz w:val="18"/>
               </w:rPr>
               <w:t>☐</w:t>
@@ -914,7 +949,7 @@
             <w:r>
               <w:rPr>
                 <w:rFonts w:ascii="微软雅黑" w:hAnsi="微软雅黑"/>
-                <w:b w:val="1"/>
+                <w:b/>
                 <w:sz w:val="18"/>
               </w:rPr>
               <w:t xml:space="preserve">棉拭子 </w:t>
@@ -922,7 +957,7 @@
             <w:r>
               <w:rPr>
                 <w:rFonts w:ascii="Segoe UI Emoji" w:hAnsi="Segoe UI Emoji"/>
-                <w:b w:val="1"/>
+                <w:b/>
                 <w:sz w:val="18"/>
               </w:rPr>
               <w:t>☐</w:t>
@@ -930,7 +965,7 @@
             <w:r>
               <w:rPr>
                 <w:rFonts w:ascii="微软雅黑" w:hAnsi="微软雅黑"/>
-                <w:b w:val="1"/>
+                <w:b/>
                 <w:sz w:val="18"/>
               </w:rPr>
               <w:t xml:space="preserve">刮片 </w:t>
@@ -938,7 +973,7 @@
             <w:r>
               <w:rPr>
                 <w:rFonts w:ascii="Segoe UI Emoji" w:hAnsi="Segoe UI Emoji"/>
-                <w:b w:val="1"/>
+                <w:b/>
                 <w:sz w:val="18"/>
               </w:rPr>
               <w:t>☐</w:t>
@@ -946,7 +981,7 @@
             <w:r>
               <w:rPr>
                 <w:rFonts w:ascii="微软雅黑" w:hAnsi="微软雅黑"/>
-                <w:b w:val="1"/>
+                <w:b/>
                 <w:sz w:val="18"/>
               </w:rPr>
               <w:t xml:space="preserve">抽吸 </w:t>
@@ -954,7 +989,7 @@
             <w:r>
               <w:rPr>
                 <w:rFonts w:ascii="Segoe UI Emoji" w:hAnsi="Segoe UI Emoji"/>
-                <w:b w:val="1"/>
+                <w:b/>
                 <w:sz w:val="18"/>
               </w:rPr>
               <w:t>☐</w:t>
@@ -962,7 +997,7 @@
             <w:r>
               <w:rPr>
                 <w:rFonts w:ascii="微软雅黑" w:hAnsi="微软雅黑"/>
-                <w:b w:val="1"/>
+                <w:b/>
                 <w:sz w:val="18"/>
               </w:rPr>
               <w:t>分泌物挤压</w:t>
@@ -973,12 +1008,12 @@
       <w:tr>
         <w:tblPrEx>
           <w:tblBorders>
-            <w:top w:val="single" w:sz="4" w:space="0" w:shadow="0" w:frame="0" w:color="auto"/>
-            <w:left w:val="single" w:sz="4" w:space="0" w:shadow="0" w:frame="0" w:color="auto"/>
-            <w:bottom w:val="single" w:sz="4" w:space="0" w:shadow="0" w:frame="0" w:color="auto"/>
-            <w:right w:val="single" w:sz="4" w:space="0" w:shadow="0" w:frame="0" w:color="auto"/>
-            <w:insideH w:val="single" w:sz="4" w:space="0" w:shadow="0" w:frame="0" w:color="auto"/>
-            <w:insideV w:val="single" w:sz="4" w:space="0" w:shadow="0" w:frame="0" w:color="auto"/>
+            <w:top w:val="single" w:color="auto" w:sz="4" w:space="0"/>
+            <w:left w:val="single" w:color="auto" w:sz="4" w:space="0"/>
+            <w:bottom w:val="single" w:color="auto" w:sz="4" w:space="0"/>
+            <w:right w:val="single" w:color="auto" w:sz="4" w:space="0"/>
+            <w:insideH w:val="single" w:color="auto" w:sz="4" w:space="0"/>
+            <w:insideV w:val="single" w:color="auto" w:sz="4" w:space="0"/>
           </w:tblBorders>
           <w:tblCellMar>
             <w:top w:w="0" w:type="dxa"/>
@@ -988,13 +1023,13 @@
           </w:tblCellMar>
         </w:tblPrEx>
         <w:trPr>
-          <w:trHeight w:hRule="atLeast" w:val="30"/>
+          <w:trHeight w:val="30" w:hRule="atLeast"/>
         </w:trPr>
         <w:tc>
           <w:tcPr>
             <w:tcW w:w="2074" w:type="dxa"/>
             <w:vMerge w:val="restart"/>
-            <w:shd w:val="clear" w:color="auto" w:fill="F3DDDC" w:themeFill="accent2" w:themeFillTint="31"/>
+            <w:shd w:val="clear" w:color="auto" w:fill="F2DDDC" w:themeFill="accent2" w:themeFillTint="31"/>
             <w:vAlign w:val="center"/>
           </w:tcPr>
           <w:p>
@@ -1002,14 +1037,14 @@
               <w:jc w:val="center"/>
               <w:rPr>
                 <w:rFonts w:ascii="微软雅黑" w:hAnsi="微软雅黑"/>
-                <w:b w:val="1"/>
-                <w:sz w:val="18"/>
-              </w:rPr>
-            </w:pPr>
-            <w:r>
-              <w:rPr>
-                <w:rFonts w:ascii="微软雅黑" w:hAnsi="微软雅黑"/>
-                <w:b w:val="1"/>
+                <w:b/>
+                <w:sz w:val="18"/>
+              </w:rPr>
+            </w:pPr>
+            <w:r>
+              <w:rPr>
+                <w:rFonts w:ascii="微软雅黑" w:hAnsi="微软雅黑"/>
+                <w:b/>
                 <w:sz w:val="18"/>
               </w:rPr>
               <w:t>外寄生虫</w:t>
@@ -1020,21 +1055,21 @@
           <w:tcPr>
             <w:tcW w:w="3111" w:type="dxa"/>
             <w:gridSpan w:val="2"/>
-            <w:shd w:val="clear" w:color="auto" w:fill="F3DDDC" w:themeFill="accent2" w:themeFillTint="31"/>
-          </w:tcPr>
-          <w:p>
-            <w:pPr>
-              <w:jc w:val="center"/>
-              <w:rPr>
-                <w:rFonts w:ascii="微软雅黑" w:hAnsi="微软雅黑"/>
-                <w:b w:val="1"/>
-                <w:sz w:val="18"/>
-              </w:rPr>
-            </w:pPr>
-            <w:r>
-              <w:rPr>
-                <w:rFonts w:ascii="微软雅黑" w:hAnsi="微软雅黑"/>
-                <w:b w:val="1"/>
+            <w:shd w:val="clear" w:color="auto" w:fill="F2DDDC" w:themeFill="accent2" w:themeFillTint="31"/>
+          </w:tcPr>
+          <w:p>
+            <w:pPr>
+              <w:jc w:val="center"/>
+              <w:rPr>
+                <w:rFonts w:ascii="微软雅黑" w:hAnsi="微软雅黑"/>
+                <w:b/>
+                <w:sz w:val="18"/>
+              </w:rPr>
+            </w:pPr>
+            <w:r>
+              <w:rPr>
+                <w:rFonts w:ascii="微软雅黑" w:hAnsi="微软雅黑"/>
+                <w:b/>
                 <w:sz w:val="18"/>
               </w:rPr>
               <w:t>蜱虫</w:t>
@@ -1044,8 +1079,7 @@
         <w:tc>
           <w:tcPr>
             <w:tcW w:w="5779" w:type="dxa"/>
-            <w:gridSpan w:val="2"/>
-            <w:shd w:val="clear" w:color="auto" w:fill="F3DDDC" w:themeFill="accent2" w:themeFillTint="31"/>
+            <w:shd w:val="clear" w:color="auto" w:fill="F2DDDC" w:themeFill="accent2" w:themeFillTint="31"/>
           </w:tcPr>
           <w:p>
             <w:pPr>
@@ -1059,7 +1093,7 @@
               <w:rPr>
                 <w:rFonts w:ascii="MS Gothic" w:hAnsi="MS Gothic"/>
                 <w:sz w:val="18"/>
-                <w:lang w:val="en-US" w:bidi="ar-SA" w:eastAsia="zh-CN"/>
+                <w:lang w:val="en-US" w:eastAsia="zh-CN" w:bidi="ar-SA"/>
               </w:rPr>
               <w:t>☐</w:t>
             </w:r>
@@ -1090,12 +1124,12 @@
       <w:tr>
         <w:tblPrEx>
           <w:tblBorders>
-            <w:top w:val="single" w:sz="4" w:space="0" w:shadow="0" w:frame="0" w:color="auto"/>
-            <w:left w:val="single" w:sz="4" w:space="0" w:shadow="0" w:frame="0" w:color="auto"/>
-            <w:bottom w:val="single" w:sz="4" w:space="0" w:shadow="0" w:frame="0" w:color="auto"/>
-            <w:right w:val="single" w:sz="4" w:space="0" w:shadow="0" w:frame="0" w:color="auto"/>
-            <w:insideH w:val="single" w:sz="4" w:space="0" w:shadow="0" w:frame="0" w:color="auto"/>
-            <w:insideV w:val="single" w:sz="4" w:space="0" w:shadow="0" w:frame="0" w:color="auto"/>
+            <w:top w:val="single" w:color="auto" w:sz="4" w:space="0"/>
+            <w:left w:val="single" w:color="auto" w:sz="4" w:space="0"/>
+            <w:bottom w:val="single" w:color="auto" w:sz="4" w:space="0"/>
+            <w:right w:val="single" w:color="auto" w:sz="4" w:space="0"/>
+            <w:insideH w:val="single" w:color="auto" w:sz="4" w:space="0"/>
+            <w:insideV w:val="single" w:color="auto" w:sz="4" w:space="0"/>
           </w:tblBorders>
           <w:tblCellMar>
             <w:top w:w="0" w:type="dxa"/>
@@ -1105,20 +1139,20 @@
           </w:tblCellMar>
         </w:tblPrEx>
         <w:trPr>
-          <w:trHeight w:hRule="atLeast" w:val="29"/>
+          <w:trHeight w:val="29" w:hRule="atLeast"/>
         </w:trPr>
         <w:tc>
           <w:tcPr>
             <w:tcW w:w="2074" w:type="dxa"/>
             <w:vMerge w:val="continue"/>
-            <w:shd w:val="clear" w:color="auto" w:fill="F3DDDC" w:themeFill="accent2" w:themeFillTint="31"/>
-          </w:tcPr>
-          <w:p>
-            <w:pPr>
-              <w:jc w:val="center"/>
-              <w:rPr>
-                <w:rFonts w:ascii="微软雅黑" w:hAnsi="微软雅黑"/>
-                <w:b w:val="1"/>
+            <w:shd w:val="clear" w:color="auto" w:fill="F2DDDC" w:themeFill="accent2" w:themeFillTint="31"/>
+          </w:tcPr>
+          <w:p>
+            <w:pPr>
+              <w:jc w:val="center"/>
+              <w:rPr>
+                <w:rFonts w:ascii="微软雅黑" w:hAnsi="微软雅黑"/>
+                <w:b/>
                 <w:sz w:val="18"/>
               </w:rPr>
             </w:pPr>
@@ -1128,21 +1162,21 @@
           <w:tcPr>
             <w:tcW w:w="3111" w:type="dxa"/>
             <w:gridSpan w:val="2"/>
-            <w:shd w:val="clear" w:color="auto" w:fill="F3DDDC" w:themeFill="accent2" w:themeFillTint="31"/>
-          </w:tcPr>
-          <w:p>
-            <w:pPr>
-              <w:jc w:val="center"/>
-              <w:rPr>
-                <w:rFonts w:ascii="微软雅黑" w:hAnsi="微软雅黑"/>
-                <w:b w:val="1"/>
-                <w:sz w:val="18"/>
-              </w:rPr>
-            </w:pPr>
-            <w:r>
-              <w:rPr>
-                <w:rFonts w:ascii="微软雅黑" w:hAnsi="微软雅黑"/>
-                <w:b w:val="1"/>
+            <w:shd w:val="clear" w:color="auto" w:fill="F2DDDC" w:themeFill="accent2" w:themeFillTint="31"/>
+          </w:tcPr>
+          <w:p>
+            <w:pPr>
+              <w:jc w:val="center"/>
+              <w:rPr>
+                <w:rFonts w:ascii="微软雅黑" w:hAnsi="微软雅黑"/>
+                <w:b/>
+                <w:sz w:val="18"/>
+              </w:rPr>
+            </w:pPr>
+            <w:r>
+              <w:rPr>
+                <w:rFonts w:ascii="微软雅黑" w:hAnsi="微软雅黑"/>
+                <w:b/>
                 <w:sz w:val="18"/>
               </w:rPr>
               <w:t>疥螨</w:t>
@@ -1152,8 +1186,7 @@
         <w:tc>
           <w:tcPr>
             <w:tcW w:w="5779" w:type="dxa"/>
-            <w:gridSpan w:val="2"/>
-            <w:shd w:val="clear" w:color="auto" w:fill="F3DDDC" w:themeFill="accent2" w:themeFillTint="31"/>
+            <w:shd w:val="clear" w:color="auto" w:fill="F2DDDC" w:themeFill="accent2" w:themeFillTint="31"/>
           </w:tcPr>
           <w:p>
             <w:pPr>
@@ -1197,12 +1230,12 @@
       <w:tr>
         <w:tblPrEx>
           <w:tblBorders>
-            <w:top w:val="single" w:sz="4" w:space="0" w:shadow="0" w:frame="0" w:color="auto"/>
-            <w:left w:val="single" w:sz="4" w:space="0" w:shadow="0" w:frame="0" w:color="auto"/>
-            <w:bottom w:val="single" w:sz="4" w:space="0" w:shadow="0" w:frame="0" w:color="auto"/>
-            <w:right w:val="single" w:sz="4" w:space="0" w:shadow="0" w:frame="0" w:color="auto"/>
-            <w:insideH w:val="single" w:sz="4" w:space="0" w:shadow="0" w:frame="0" w:color="auto"/>
-            <w:insideV w:val="single" w:sz="4" w:space="0" w:shadow="0" w:frame="0" w:color="auto"/>
+            <w:top w:val="single" w:color="auto" w:sz="4" w:space="0"/>
+            <w:left w:val="single" w:color="auto" w:sz="4" w:space="0"/>
+            <w:bottom w:val="single" w:color="auto" w:sz="4" w:space="0"/>
+            <w:right w:val="single" w:color="auto" w:sz="4" w:space="0"/>
+            <w:insideH w:val="single" w:color="auto" w:sz="4" w:space="0"/>
+            <w:insideV w:val="single" w:color="auto" w:sz="4" w:space="0"/>
           </w:tblBorders>
           <w:tblCellMar>
             <w:top w:w="0" w:type="dxa"/>
@@ -1212,20 +1245,20 @@
           </w:tblCellMar>
         </w:tblPrEx>
         <w:trPr>
-          <w:trHeight w:hRule="atLeast" w:val="29"/>
+          <w:trHeight w:val="29" w:hRule="atLeast"/>
         </w:trPr>
         <w:tc>
           <w:tcPr>
             <w:tcW w:w="2074" w:type="dxa"/>
             <w:vMerge w:val="continue"/>
-            <w:shd w:val="clear" w:color="auto" w:fill="F3DDDC" w:themeFill="accent2" w:themeFillTint="31"/>
-          </w:tcPr>
-          <w:p>
-            <w:pPr>
-              <w:jc w:val="center"/>
-              <w:rPr>
-                <w:rFonts w:ascii="微软雅黑" w:hAnsi="微软雅黑"/>
-                <w:b w:val="1"/>
+            <w:shd w:val="clear" w:color="auto" w:fill="F2DDDC" w:themeFill="accent2" w:themeFillTint="31"/>
+          </w:tcPr>
+          <w:p>
+            <w:pPr>
+              <w:jc w:val="center"/>
+              <w:rPr>
+                <w:rFonts w:ascii="微软雅黑" w:hAnsi="微软雅黑"/>
+                <w:b/>
                 <w:sz w:val="18"/>
               </w:rPr>
             </w:pPr>
@@ -1235,21 +1268,21 @@
           <w:tcPr>
             <w:tcW w:w="3111" w:type="dxa"/>
             <w:gridSpan w:val="2"/>
-            <w:shd w:val="clear" w:color="auto" w:fill="F3DDDC" w:themeFill="accent2" w:themeFillTint="31"/>
-          </w:tcPr>
-          <w:p>
-            <w:pPr>
-              <w:jc w:val="center"/>
-              <w:rPr>
-                <w:rFonts w:ascii="微软雅黑" w:hAnsi="微软雅黑"/>
-                <w:b w:val="1"/>
-                <w:sz w:val="18"/>
-              </w:rPr>
-            </w:pPr>
-            <w:r>
-              <w:rPr>
-                <w:rFonts w:ascii="微软雅黑" w:hAnsi="微软雅黑"/>
-                <w:b w:val="1"/>
+            <w:shd w:val="clear" w:color="auto" w:fill="F2DDDC" w:themeFill="accent2" w:themeFillTint="31"/>
+          </w:tcPr>
+          <w:p>
+            <w:pPr>
+              <w:jc w:val="center"/>
+              <w:rPr>
+                <w:rFonts w:ascii="微软雅黑" w:hAnsi="微软雅黑"/>
+                <w:b/>
+                <w:sz w:val="18"/>
+              </w:rPr>
+            </w:pPr>
+            <w:r>
+              <w:rPr>
+                <w:rFonts w:ascii="微软雅黑" w:hAnsi="微软雅黑"/>
+                <w:b/>
                 <w:sz w:val="18"/>
               </w:rPr>
               <w:t>蠕形螨</w:t>
@@ -1259,8 +1292,7 @@
         <w:tc>
           <w:tcPr>
             <w:tcW w:w="5779" w:type="dxa"/>
-            <w:gridSpan w:val="2"/>
-            <w:shd w:val="clear" w:color="auto" w:fill="F3DDDC" w:themeFill="accent2" w:themeFillTint="31"/>
+            <w:shd w:val="clear" w:color="auto" w:fill="F2DDDC" w:themeFill="accent2" w:themeFillTint="31"/>
           </w:tcPr>
           <w:p>
             <w:pPr>
@@ -1304,12 +1336,12 @@
       <w:tr>
         <w:tblPrEx>
           <w:tblBorders>
-            <w:top w:val="single" w:sz="4" w:space="0" w:shadow="0" w:frame="0" w:color="auto"/>
-            <w:left w:val="single" w:sz="4" w:space="0" w:shadow="0" w:frame="0" w:color="auto"/>
-            <w:bottom w:val="single" w:sz="4" w:space="0" w:shadow="0" w:frame="0" w:color="auto"/>
-            <w:right w:val="single" w:sz="4" w:space="0" w:shadow="0" w:frame="0" w:color="auto"/>
-            <w:insideH w:val="single" w:sz="4" w:space="0" w:shadow="0" w:frame="0" w:color="auto"/>
-            <w:insideV w:val="single" w:sz="4" w:space="0" w:shadow="0" w:frame="0" w:color="auto"/>
+            <w:top w:val="single" w:color="auto" w:sz="4" w:space="0"/>
+            <w:left w:val="single" w:color="auto" w:sz="4" w:space="0"/>
+            <w:bottom w:val="single" w:color="auto" w:sz="4" w:space="0"/>
+            <w:right w:val="single" w:color="auto" w:sz="4" w:space="0"/>
+            <w:insideH w:val="single" w:color="auto" w:sz="4" w:space="0"/>
+            <w:insideV w:val="single" w:color="auto" w:sz="4" w:space="0"/>
           </w:tblBorders>
           <w:tblCellMar>
             <w:top w:w="0" w:type="dxa"/>
@@ -1319,20 +1351,20 @@
           </w:tblCellMar>
         </w:tblPrEx>
         <w:trPr>
-          <w:trHeight w:hRule="atLeast" w:val="29"/>
+          <w:trHeight w:val="29" w:hRule="atLeast"/>
         </w:trPr>
         <w:tc>
           <w:tcPr>
             <w:tcW w:w="2074" w:type="dxa"/>
             <w:vMerge w:val="continue"/>
-            <w:shd w:val="clear" w:color="auto" w:fill="F3DDDC" w:themeFill="accent2" w:themeFillTint="31"/>
-          </w:tcPr>
-          <w:p>
-            <w:pPr>
-              <w:jc w:val="center"/>
-              <w:rPr>
-                <w:rFonts w:ascii="微软雅黑" w:hAnsi="微软雅黑"/>
-                <w:b w:val="1"/>
+            <w:shd w:val="clear" w:color="auto" w:fill="F2DDDC" w:themeFill="accent2" w:themeFillTint="31"/>
+          </w:tcPr>
+          <w:p>
+            <w:pPr>
+              <w:jc w:val="center"/>
+              <w:rPr>
+                <w:rFonts w:ascii="微软雅黑" w:hAnsi="微软雅黑"/>
+                <w:b/>
                 <w:sz w:val="18"/>
               </w:rPr>
             </w:pPr>
@@ -1342,21 +1374,21 @@
           <w:tcPr>
             <w:tcW w:w="3111" w:type="dxa"/>
             <w:gridSpan w:val="2"/>
-            <w:shd w:val="clear" w:color="auto" w:fill="F3DDDC" w:themeFill="accent2" w:themeFillTint="31"/>
-          </w:tcPr>
-          <w:p>
-            <w:pPr>
-              <w:jc w:val="center"/>
-              <w:rPr>
-                <w:rFonts w:ascii="微软雅黑" w:hAnsi="微软雅黑"/>
-                <w:b w:val="1"/>
-                <w:sz w:val="18"/>
-              </w:rPr>
-            </w:pPr>
-            <w:r>
-              <w:rPr>
-                <w:rFonts w:ascii="微软雅黑" w:hAnsi="微软雅黑"/>
-                <w:b w:val="1"/>
+            <w:shd w:val="clear" w:color="auto" w:fill="F2DDDC" w:themeFill="accent2" w:themeFillTint="31"/>
+          </w:tcPr>
+          <w:p>
+            <w:pPr>
+              <w:jc w:val="center"/>
+              <w:rPr>
+                <w:rFonts w:ascii="微软雅黑" w:hAnsi="微软雅黑"/>
+                <w:b/>
+                <w:sz w:val="18"/>
+              </w:rPr>
+            </w:pPr>
+            <w:r>
+              <w:rPr>
+                <w:rFonts w:ascii="微软雅黑" w:hAnsi="微软雅黑"/>
+                <w:b/>
                 <w:sz w:val="18"/>
               </w:rPr>
               <w:t>跳蚤/蚤粪</w:t>
@@ -1366,8 +1398,7 @@
         <w:tc>
           <w:tcPr>
             <w:tcW w:w="5779" w:type="dxa"/>
-            <w:gridSpan w:val="2"/>
-            <w:shd w:val="clear" w:color="auto" w:fill="F3DDDC" w:themeFill="accent2" w:themeFillTint="31"/>
+            <w:shd w:val="clear" w:color="auto" w:fill="F2DDDC" w:themeFill="accent2" w:themeFillTint="31"/>
           </w:tcPr>
           <w:p>
             <w:pPr>
@@ -1411,12 +1442,12 @@
       <w:tr>
         <w:tblPrEx>
           <w:tblBorders>
-            <w:top w:val="single" w:sz="4" w:space="0" w:shadow="0" w:frame="0" w:color="auto"/>
-            <w:left w:val="single" w:sz="4" w:space="0" w:shadow="0" w:frame="0" w:color="auto"/>
-            <w:bottom w:val="single" w:sz="4" w:space="0" w:shadow="0" w:frame="0" w:color="auto"/>
-            <w:right w:val="single" w:sz="4" w:space="0" w:shadow="0" w:frame="0" w:color="auto"/>
-            <w:insideH w:val="single" w:sz="4" w:space="0" w:shadow="0" w:frame="0" w:color="auto"/>
-            <w:insideV w:val="single" w:sz="4" w:space="0" w:shadow="0" w:frame="0" w:color="auto"/>
+            <w:top w:val="single" w:color="auto" w:sz="4" w:space="0"/>
+            <w:left w:val="single" w:color="auto" w:sz="4" w:space="0"/>
+            <w:bottom w:val="single" w:color="auto" w:sz="4" w:space="0"/>
+            <w:right w:val="single" w:color="auto" w:sz="4" w:space="0"/>
+            <w:insideH w:val="single" w:color="auto" w:sz="4" w:space="0"/>
+            <w:insideV w:val="single" w:color="auto" w:sz="4" w:space="0"/>
           </w:tblBorders>
           <w:tblCellMar>
             <w:top w:w="0" w:type="dxa"/>
@@ -1426,20 +1457,20 @@
           </w:tblCellMar>
         </w:tblPrEx>
         <w:trPr>
-          <w:trHeight w:hRule="atLeast" w:val="29"/>
+          <w:trHeight w:val="29" w:hRule="atLeast"/>
         </w:trPr>
         <w:tc>
           <w:tcPr>
             <w:tcW w:w="2074" w:type="dxa"/>
             <w:vMerge w:val="continue"/>
-            <w:shd w:val="clear" w:color="auto" w:fill="F3DDDC" w:themeFill="accent2" w:themeFillTint="31"/>
-          </w:tcPr>
-          <w:p>
-            <w:pPr>
-              <w:jc w:val="center"/>
-              <w:rPr>
-                <w:rFonts w:ascii="微软雅黑" w:hAnsi="微软雅黑"/>
-                <w:b w:val="1"/>
+            <w:shd w:val="clear" w:color="auto" w:fill="F2DDDC" w:themeFill="accent2" w:themeFillTint="31"/>
+          </w:tcPr>
+          <w:p>
+            <w:pPr>
+              <w:jc w:val="center"/>
+              <w:rPr>
+                <w:rFonts w:ascii="微软雅黑" w:hAnsi="微软雅黑"/>
+                <w:b/>
                 <w:sz w:val="18"/>
               </w:rPr>
             </w:pPr>
@@ -1449,21 +1480,21 @@
           <w:tcPr>
             <w:tcW w:w="3111" w:type="dxa"/>
             <w:gridSpan w:val="2"/>
-            <w:shd w:val="clear" w:color="auto" w:fill="F3DDDC" w:themeFill="accent2" w:themeFillTint="31"/>
-          </w:tcPr>
-          <w:p>
-            <w:pPr>
-              <w:jc w:val="center"/>
-              <w:rPr>
-                <w:rFonts w:ascii="微软雅黑" w:hAnsi="微软雅黑"/>
-                <w:b w:val="1"/>
-                <w:sz w:val="18"/>
-              </w:rPr>
-            </w:pPr>
-            <w:r>
-              <w:rPr>
-                <w:rFonts w:ascii="微软雅黑" w:hAnsi="微软雅黑"/>
-                <w:b w:val="1"/>
+            <w:shd w:val="clear" w:color="auto" w:fill="F2DDDC" w:themeFill="accent2" w:themeFillTint="31"/>
+          </w:tcPr>
+          <w:p>
+            <w:pPr>
+              <w:jc w:val="center"/>
+              <w:rPr>
+                <w:rFonts w:ascii="微软雅黑" w:hAnsi="微软雅黑"/>
+                <w:b/>
+                <w:sz w:val="18"/>
+              </w:rPr>
+            </w:pPr>
+            <w:r>
+              <w:rPr>
+                <w:rFonts w:ascii="微软雅黑" w:hAnsi="微软雅黑"/>
+                <w:b/>
                 <w:sz w:val="18"/>
               </w:rPr>
               <w:t>姬鳌螨</w:t>
@@ -1473,8 +1504,7 @@
         <w:tc>
           <w:tcPr>
             <w:tcW w:w="5779" w:type="dxa"/>
-            <w:gridSpan w:val="2"/>
-            <w:shd w:val="clear" w:color="auto" w:fill="F3DDDC" w:themeFill="accent2" w:themeFillTint="31"/>
+            <w:shd w:val="clear" w:color="auto" w:fill="F2DDDC" w:themeFill="accent2" w:themeFillTint="31"/>
           </w:tcPr>
           <w:p>
             <w:pPr>
@@ -1518,12 +1548,12 @@
       <w:tr>
         <w:tblPrEx>
           <w:tblBorders>
-            <w:top w:val="single" w:sz="4" w:space="0" w:shadow="0" w:frame="0" w:color="auto"/>
-            <w:left w:val="single" w:sz="4" w:space="0" w:shadow="0" w:frame="0" w:color="auto"/>
-            <w:bottom w:val="single" w:sz="4" w:space="0" w:shadow="0" w:frame="0" w:color="auto"/>
-            <w:right w:val="single" w:sz="4" w:space="0" w:shadow="0" w:frame="0" w:color="auto"/>
-            <w:insideH w:val="single" w:sz="4" w:space="0" w:shadow="0" w:frame="0" w:color="auto"/>
-            <w:insideV w:val="single" w:sz="4" w:space="0" w:shadow="0" w:frame="0" w:color="auto"/>
+            <w:top w:val="single" w:color="auto" w:sz="4" w:space="0"/>
+            <w:left w:val="single" w:color="auto" w:sz="4" w:space="0"/>
+            <w:bottom w:val="single" w:color="auto" w:sz="4" w:space="0"/>
+            <w:right w:val="single" w:color="auto" w:sz="4" w:space="0"/>
+            <w:insideH w:val="single" w:color="auto" w:sz="4" w:space="0"/>
+            <w:insideV w:val="single" w:color="auto" w:sz="4" w:space="0"/>
           </w:tblBorders>
           <w:tblCellMar>
             <w:top w:w="0" w:type="dxa"/>
@@ -1533,20 +1563,20 @@
           </w:tblCellMar>
         </w:tblPrEx>
         <w:trPr>
-          <w:trHeight w:hRule="atLeast" w:val="29"/>
+          <w:trHeight w:val="29" w:hRule="atLeast"/>
         </w:trPr>
         <w:tc>
           <w:tcPr>
             <w:tcW w:w="2074" w:type="dxa"/>
             <w:vMerge w:val="continue"/>
-            <w:shd w:val="clear" w:color="auto" w:fill="F3DDDC" w:themeFill="accent2" w:themeFillTint="31"/>
-          </w:tcPr>
-          <w:p>
-            <w:pPr>
-              <w:jc w:val="center"/>
-              <w:rPr>
-                <w:rFonts w:ascii="微软雅黑" w:hAnsi="微软雅黑"/>
-                <w:b w:val="1"/>
+            <w:shd w:val="clear" w:color="auto" w:fill="F2DDDC" w:themeFill="accent2" w:themeFillTint="31"/>
+          </w:tcPr>
+          <w:p>
+            <w:pPr>
+              <w:jc w:val="center"/>
+              <w:rPr>
+                <w:rFonts w:ascii="微软雅黑" w:hAnsi="微软雅黑"/>
+                <w:b/>
                 <w:sz w:val="18"/>
               </w:rPr>
             </w:pPr>
@@ -1556,21 +1586,21 @@
           <w:tcPr>
             <w:tcW w:w="3111" w:type="dxa"/>
             <w:gridSpan w:val="2"/>
-            <w:shd w:val="clear" w:color="auto" w:fill="F3DDDC" w:themeFill="accent2" w:themeFillTint="31"/>
-          </w:tcPr>
-          <w:p>
-            <w:pPr>
-              <w:jc w:val="center"/>
-              <w:rPr>
-                <w:rFonts w:ascii="微软雅黑" w:hAnsi="微软雅黑"/>
-                <w:b w:val="1"/>
-                <w:sz w:val="18"/>
-              </w:rPr>
-            </w:pPr>
-            <w:r>
-              <w:rPr>
-                <w:rFonts w:ascii="微软雅黑" w:hAnsi="微软雅黑"/>
-                <w:b w:val="1"/>
+            <w:shd w:val="clear" w:color="auto" w:fill="F2DDDC" w:themeFill="accent2" w:themeFillTint="31"/>
+          </w:tcPr>
+          <w:p>
+            <w:pPr>
+              <w:jc w:val="center"/>
+              <w:rPr>
+                <w:rFonts w:ascii="微软雅黑" w:hAnsi="微软雅黑"/>
+                <w:b/>
+                <w:sz w:val="18"/>
+              </w:rPr>
+            </w:pPr>
+            <w:r>
+              <w:rPr>
+                <w:rFonts w:ascii="微软雅黑" w:hAnsi="微软雅黑"/>
+                <w:b/>
                 <w:sz w:val="18"/>
               </w:rPr>
               <w:t>虱子/虱卵</w:t>
@@ -1580,8 +1610,7 @@
         <w:tc>
           <w:tcPr>
             <w:tcW w:w="5779" w:type="dxa"/>
-            <w:gridSpan w:val="2"/>
-            <w:shd w:val="clear" w:color="auto" w:fill="F3DDDC" w:themeFill="accent2" w:themeFillTint="31"/>
+            <w:shd w:val="clear" w:color="auto" w:fill="F2DDDC" w:themeFill="accent2" w:themeFillTint="31"/>
           </w:tcPr>
           <w:p>
             <w:pPr>
@@ -1625,12 +1654,12 @@
       <w:tr>
         <w:tblPrEx>
           <w:tblBorders>
-            <w:top w:val="single" w:sz="4" w:space="0" w:shadow="0" w:frame="0" w:color="auto"/>
-            <w:left w:val="single" w:sz="4" w:space="0" w:shadow="0" w:frame="0" w:color="auto"/>
-            <w:bottom w:val="single" w:sz="4" w:space="0" w:shadow="0" w:frame="0" w:color="auto"/>
-            <w:right w:val="single" w:sz="4" w:space="0" w:shadow="0" w:frame="0" w:color="auto"/>
-            <w:insideH w:val="single" w:sz="4" w:space="0" w:shadow="0" w:frame="0" w:color="auto"/>
-            <w:insideV w:val="single" w:sz="4" w:space="0" w:shadow="0" w:frame="0" w:color="auto"/>
+            <w:top w:val="single" w:color="auto" w:sz="4" w:space="0"/>
+            <w:left w:val="single" w:color="auto" w:sz="4" w:space="0"/>
+            <w:bottom w:val="single" w:color="auto" w:sz="4" w:space="0"/>
+            <w:right w:val="single" w:color="auto" w:sz="4" w:space="0"/>
+            <w:insideH w:val="single" w:color="auto" w:sz="4" w:space="0"/>
+            <w:insideV w:val="single" w:color="auto" w:sz="4" w:space="0"/>
           </w:tblBorders>
           <w:tblCellMar>
             <w:top w:w="0" w:type="dxa"/>
@@ -1642,21 +1671,21 @@
         <w:tc>
           <w:tcPr>
             <w:tcW w:w="2074" w:type="dxa"/>
-            <w:shd w:val="clear" w:color="auto" w:fill="F3DDDC" w:themeFill="accent2" w:themeFillTint="31"/>
-          </w:tcPr>
-          <w:p>
-            <w:pPr>
-              <w:jc w:val="center"/>
-              <w:rPr>
-                <w:rFonts w:ascii="微软雅黑" w:hAnsi="微软雅黑"/>
-                <w:b w:val="1"/>
-                <w:sz w:val="18"/>
-              </w:rPr>
-            </w:pPr>
-            <w:r>
-              <w:rPr>
-                <w:rFonts w:ascii="微软雅黑" w:hAnsi="微软雅黑"/>
-                <w:b w:val="1"/>
+            <w:shd w:val="clear" w:color="auto" w:fill="F2DDDC" w:themeFill="accent2" w:themeFillTint="31"/>
+          </w:tcPr>
+          <w:p>
+            <w:pPr>
+              <w:jc w:val="center"/>
+              <w:rPr>
+                <w:rFonts w:ascii="微软雅黑" w:hAnsi="微软雅黑"/>
+                <w:b/>
+                <w:sz w:val="18"/>
+              </w:rPr>
+            </w:pPr>
+            <w:r>
+              <w:rPr>
+                <w:rFonts w:ascii="微软雅黑" w:hAnsi="微软雅黑"/>
+                <w:b/>
                 <w:sz w:val="18"/>
               </w:rPr>
               <w:t>细菌</w:t>
@@ -1666,8 +1695,8 @@
         <w:tc>
           <w:tcPr>
             <w:tcW w:w="8890" w:type="dxa"/>
-            <w:gridSpan w:val="4"/>
-            <w:shd w:val="clear" w:color="auto" w:fill="F3DDDC" w:themeFill="accent2" w:themeFillTint="31"/>
+            <w:gridSpan w:val="3"/>
+            <w:shd w:val="clear" w:color="auto" w:fill="F2DDDC" w:themeFill="accent2" w:themeFillTint="31"/>
           </w:tcPr>
           <w:p>
             <w:pPr>
@@ -1683,12 +1712,237 @@
       <w:tr>
         <w:tblPrEx>
           <w:tblBorders>
-            <w:top w:val="single" w:sz="4" w:space="0" w:shadow="0" w:frame="0" w:color="auto"/>
-            <w:left w:val="single" w:sz="4" w:space="0" w:shadow="0" w:frame="0" w:color="auto"/>
-            <w:bottom w:val="single" w:sz="4" w:space="0" w:shadow="0" w:frame="0" w:color="auto"/>
-            <w:right w:val="single" w:sz="4" w:space="0" w:shadow="0" w:frame="0" w:color="auto"/>
-            <w:insideH w:val="single" w:sz="4" w:space="0" w:shadow="0" w:frame="0" w:color="auto"/>
-            <w:insideV w:val="single" w:sz="4" w:space="0" w:shadow="0" w:frame="0" w:color="auto"/>
+            <w:top w:val="single" w:color="auto" w:sz="4" w:space="0"/>
+            <w:left w:val="single" w:color="auto" w:sz="4" w:space="0"/>
+            <w:bottom w:val="single" w:color="auto" w:sz="4" w:space="0"/>
+            <w:right w:val="single" w:color="auto" w:sz="4" w:space="0"/>
+            <w:insideH w:val="single" w:color="auto" w:sz="4" w:space="0"/>
+            <w:insideV w:val="single" w:color="auto" w:sz="4" w:space="0"/>
+          </w:tblBorders>
+        </w:tblPrEx>
+        <w:trPr>
+          <w:trHeight w:val="43" w:hRule="atLeast"/>
+        </w:trPr>
+        <w:tc>
+          <w:tcPr>
+            <w:tcW w:w="2074" w:type="dxa"/>
+          </w:tcPr>
+          <w:p>
+            <w:pPr>
+              <w:jc w:val="center"/>
+              <w:rPr>
+                <w:rFonts w:ascii="微软雅黑" w:hAnsi="微软雅黑"/>
+                <w:b/>
+                <w:sz w:val="18"/>
+              </w:rPr>
+            </w:pPr>
+            <w:r>
+              <w:rPr>
+                <w:rFonts w:ascii="微软雅黑" w:hAnsi="微软雅黑"/>
+                <w:b/>
+                <w:sz w:val="18"/>
+              </w:rPr>
+              <w:t>真菌</w:t>
+            </w:r>
+          </w:p>
+        </w:tc>
+        <w:tc>
+          <w:tcPr>
+            <w:tcW w:w="8890" w:type="dxa"/>
+            <w:gridSpan w:val="3"/>
+          </w:tcPr>
+          <w:p>
+            <w:pPr>
+              <w:jc w:val="center"/>
+              <w:rPr>
+                <w:rFonts w:ascii="微软雅黑" w:hAnsi="微软雅黑"/>
+                <w:sz w:val="18"/>
+              </w:rPr>
+            </w:pPr>
+          </w:p>
+        </w:tc>
+      </w:tr>
+      <w:tr>
+        <w:tblPrEx>
+          <w:tblBorders>
+            <w:top w:val="single" w:color="auto" w:sz="4" w:space="0"/>
+            <w:left w:val="single" w:color="auto" w:sz="4" w:space="0"/>
+            <w:bottom w:val="single" w:color="auto" w:sz="4" w:space="0"/>
+            <w:right w:val="single" w:color="auto" w:sz="4" w:space="0"/>
+            <w:insideH w:val="single" w:color="auto" w:sz="4" w:space="0"/>
+            <w:insideV w:val="single" w:color="auto" w:sz="4" w:space="0"/>
+          </w:tblBorders>
+          <w:tblCellMar>
+            <w:top w:w="0" w:type="dxa"/>
+            <w:left w:w="108" w:type="dxa"/>
+            <w:bottom w:w="0" w:type="dxa"/>
+            <w:right w:w="108" w:type="dxa"/>
+          </w:tblCellMar>
+        </w:tblPrEx>
+        <w:tc>
+          <w:tcPr>
+            <w:tcW w:w="2074" w:type="dxa"/>
+            <w:shd w:val="clear" w:color="auto" w:fill="F2DDDC" w:themeFill="accent2" w:themeFillTint="31"/>
+          </w:tcPr>
+          <w:p>
+            <w:pPr>
+              <w:jc w:val="center"/>
+              <w:rPr>
+                <w:rFonts w:ascii="微软雅黑" w:hAnsi="微软雅黑"/>
+                <w:b/>
+                <w:sz w:val="18"/>
+              </w:rPr>
+            </w:pPr>
+            <w:r>
+              <w:rPr>
+                <w:rFonts w:ascii="微软雅黑" w:hAnsi="微软雅黑"/>
+                <w:b/>
+                <w:sz w:val="18"/>
+              </w:rPr>
+              <w:t>上皮细胞</w:t>
+            </w:r>
+          </w:p>
+        </w:tc>
+        <w:tc>
+          <w:tcPr>
+            <w:tcW w:w="8890" w:type="dxa"/>
+            <w:gridSpan w:val="3"/>
+            <w:shd w:val="clear" w:color="auto" w:fill="F2DDDC" w:themeFill="accent2" w:themeFillTint="31"/>
+          </w:tcPr>
+          <w:p>
+            <w:pPr>
+              <w:jc w:val="center"/>
+              <w:rPr>
+                <w:rFonts w:ascii="微软雅黑" w:hAnsi="微软雅黑"/>
+                <w:sz w:val="18"/>
+              </w:rPr>
+            </w:pPr>
+          </w:p>
+        </w:tc>
+      </w:tr>
+      <w:tr>
+        <w:tblPrEx>
+          <w:tblBorders>
+            <w:top w:val="single" w:color="auto" w:sz="4" w:space="0"/>
+            <w:left w:val="single" w:color="auto" w:sz="4" w:space="0"/>
+            <w:bottom w:val="single" w:color="auto" w:sz="4" w:space="0"/>
+            <w:right w:val="single" w:color="auto" w:sz="4" w:space="0"/>
+            <w:insideH w:val="single" w:color="auto" w:sz="4" w:space="0"/>
+            <w:insideV w:val="single" w:color="auto" w:sz="4" w:space="0"/>
+          </w:tblBorders>
+          <w:tblCellMar>
+            <w:top w:w="0" w:type="dxa"/>
+            <w:left w:w="108" w:type="dxa"/>
+            <w:bottom w:w="0" w:type="dxa"/>
+            <w:right w:w="108" w:type="dxa"/>
+          </w:tblCellMar>
+        </w:tblPrEx>
+        <w:tc>
+          <w:tcPr>
+            <w:tcW w:w="2074" w:type="dxa"/>
+          </w:tcPr>
+          <w:p>
+            <w:pPr>
+              <w:jc w:val="center"/>
+              <w:rPr>
+                <w:rFonts w:ascii="微软雅黑" w:hAnsi="微软雅黑"/>
+                <w:b/>
+                <w:sz w:val="18"/>
+              </w:rPr>
+            </w:pPr>
+            <w:r>
+              <w:rPr>
+                <w:rFonts w:ascii="微软雅黑" w:hAnsi="微软雅黑"/>
+                <w:b/>
+                <w:sz w:val="18"/>
+              </w:rPr>
+              <w:t>异常细胞</w:t>
+            </w:r>
+          </w:p>
+        </w:tc>
+        <w:tc>
+          <w:tcPr>
+            <w:tcW w:w="8890" w:type="dxa"/>
+            <w:gridSpan w:val="3"/>
+          </w:tcPr>
+          <w:p>
+            <w:pPr>
+              <w:jc w:val="center"/>
+              <w:rPr>
+                <w:rFonts w:ascii="微软雅黑" w:hAnsi="微软雅黑"/>
+                <w:sz w:val="18"/>
+              </w:rPr>
+            </w:pPr>
+          </w:p>
+        </w:tc>
+      </w:tr>
+      <w:tr>
+        <w:tblPrEx>
+          <w:tblBorders>
+            <w:top w:val="single" w:color="auto" w:sz="4" w:space="0"/>
+            <w:left w:val="single" w:color="auto" w:sz="4" w:space="0"/>
+            <w:bottom w:val="single" w:color="auto" w:sz="4" w:space="0"/>
+            <w:right w:val="single" w:color="auto" w:sz="4" w:space="0"/>
+            <w:insideH w:val="single" w:color="auto" w:sz="4" w:space="0"/>
+            <w:insideV w:val="single" w:color="auto" w:sz="4" w:space="0"/>
+          </w:tblBorders>
+          <w:tblCellMar>
+            <w:top w:w="0" w:type="dxa"/>
+            <w:left w:w="108" w:type="dxa"/>
+            <w:bottom w:w="0" w:type="dxa"/>
+            <w:right w:w="108" w:type="dxa"/>
+          </w:tblCellMar>
+        </w:tblPrEx>
+        <w:tc>
+          <w:tcPr>
+            <w:tcW w:w="2074" w:type="dxa"/>
+            <w:shd w:val="clear" w:color="auto" w:fill="F2DDDC" w:themeFill="accent2" w:themeFillTint="31"/>
+          </w:tcPr>
+          <w:p>
+            <w:pPr>
+              <w:jc w:val="center"/>
+              <w:rPr>
+                <w:rFonts w:ascii="微软雅黑" w:hAnsi="微软雅黑"/>
+                <w:b/>
+                <w:sz w:val="18"/>
+              </w:rPr>
+            </w:pPr>
+            <w:r>
+              <w:rPr>
+                <w:rFonts w:ascii="微软雅黑" w:hAnsi="微软雅黑"/>
+                <w:b/>
+                <w:sz w:val="18"/>
+              </w:rPr>
+              <w:t>其他细胞</w:t>
+            </w:r>
+          </w:p>
+        </w:tc>
+        <w:tc>
+          <w:tcPr>
+            <w:tcW w:w="8890" w:type="dxa"/>
+            <w:gridSpan w:val="3"/>
+            <w:shd w:val="clear" w:color="auto" w:fill="F2DDDC" w:themeFill="accent2" w:themeFillTint="31"/>
+          </w:tcPr>
+          <w:p>
+            <w:pPr>
+              <w:jc w:val="center"/>
+              <w:rPr>
+                <w:rFonts w:ascii="微软雅黑" w:hAnsi="微软雅黑"/>
+                <w:sz w:val="18"/>
+              </w:rPr>
+            </w:pPr>
+          </w:p>
+        </w:tc>
+      </w:tr>
+      <w:tr>
+        <w:tblPrEx>
+          <w:tblBorders>
+            <w:top w:val="single" w:color="auto" w:sz="4" w:space="0"/>
+            <w:left w:val="single" w:color="auto" w:sz="4" w:space="0"/>
+            <w:bottom w:val="single" w:color="auto" w:sz="4" w:space="0"/>
+            <w:right w:val="single" w:color="auto" w:sz="4" w:space="0"/>
+            <w:insideH w:val="single" w:color="auto" w:sz="4" w:space="0"/>
+            <w:insideV w:val="single" w:color="auto" w:sz="4" w:space="0"/>
           </w:tblBorders>
           <w:tblCellMar>
             <w:top w:w="0" w:type="dxa"/>
@@ -1698,39 +1952,39 @@
           </w:tblCellMar>
         </w:tblPrEx>
         <w:trPr>
-          <w:trHeight w:hRule="atLeast" w:val="43"/>
+          <w:trHeight w:val="842" w:hRule="atLeast"/>
         </w:trPr>
         <w:tc>
           <w:tcPr>
             <w:tcW w:w="2074" w:type="dxa"/>
-          </w:tcPr>
-          <w:p>
-            <w:pPr>
-              <w:jc w:val="center"/>
-              <w:rPr>
-                <w:rFonts w:ascii="微软雅黑" w:hAnsi="微软雅黑"/>
-                <w:b w:val="1"/>
-                <w:sz w:val="18"/>
-              </w:rPr>
-            </w:pPr>
-            <w:r>
-              <w:rPr>
-                <w:rFonts w:ascii="微软雅黑" w:hAnsi="微软雅黑"/>
-                <w:b w:val="1"/>
-                <w:sz w:val="18"/>
-              </w:rPr>
-              <w:t>真菌</w:t>
+            <w:vAlign w:val="center"/>
+          </w:tcPr>
+          <w:p>
+            <w:pPr>
+              <w:jc w:val="center"/>
+              <w:rPr>
+                <w:rFonts w:ascii="微软雅黑" w:hAnsi="微软雅黑"/>
+                <w:b/>
+                <w:sz w:val="18"/>
+              </w:rPr>
+            </w:pPr>
+            <w:r>
+              <w:rPr>
+                <w:rFonts w:ascii="微软雅黑" w:hAnsi="微软雅黑"/>
+                <w:b/>
+                <w:sz w:val="18"/>
+              </w:rPr>
+              <w:t>伍德氏灯检查</w:t>
             </w:r>
           </w:p>
         </w:tc>
         <w:tc>
           <w:tcPr>
             <w:tcW w:w="8890" w:type="dxa"/>
-            <w:gridSpan w:val="4"/>
-          </w:tcPr>
-          <w:p>
-            <w:pPr>
-              <w:jc w:val="center"/>
+            <w:gridSpan w:val="3"/>
+          </w:tcPr>
+          <w:p>
+            <w:pPr>
               <w:rPr>
                 <w:rFonts w:ascii="微软雅黑" w:hAnsi="微软雅黑"/>
                 <w:sz w:val="18"/>
@@ -1742,184 +1996,12 @@
       <w:tr>
         <w:tblPrEx>
           <w:tblBorders>
-            <w:top w:val="single" w:sz="4" w:space="0" w:shadow="0" w:frame="0" w:color="auto"/>
-            <w:left w:val="single" w:sz="4" w:space="0" w:shadow="0" w:frame="0" w:color="auto"/>
-            <w:bottom w:val="single" w:sz="4" w:space="0" w:shadow="0" w:frame="0" w:color="auto"/>
-            <w:right w:val="single" w:sz="4" w:space="0" w:shadow="0" w:frame="0" w:color="auto"/>
-            <w:insideH w:val="single" w:sz="4" w:space="0" w:shadow="0" w:frame="0" w:color="auto"/>
-            <w:insideV w:val="single" w:sz="4" w:space="0" w:shadow="0" w:frame="0" w:color="auto"/>
-          </w:tblBorders>
-          <w:tblCellMar>
-            <w:top w:w="0" w:type="dxa"/>
-            <w:left w:w="108" w:type="dxa"/>
-            <w:bottom w:w="0" w:type="dxa"/>
-            <w:right w:w="108" w:type="dxa"/>
-          </w:tblCellMar>
-        </w:tblPrEx>
-        <w:tc>
-          <w:tcPr>
-            <w:tcW w:w="2074" w:type="dxa"/>
-            <w:shd w:val="clear" w:color="auto" w:fill="F3DDDC" w:themeFill="accent2" w:themeFillTint="31"/>
-          </w:tcPr>
-          <w:p>
-            <w:pPr>
-              <w:jc w:val="center"/>
-              <w:rPr>
-                <w:rFonts w:ascii="微软雅黑" w:hAnsi="微软雅黑"/>
-                <w:b w:val="1"/>
-                <w:sz w:val="18"/>
-              </w:rPr>
-            </w:pPr>
-            <w:r>
-              <w:rPr>
-                <w:rFonts w:ascii="微软雅黑" w:hAnsi="微软雅黑"/>
-                <w:b w:val="1"/>
-                <w:sz w:val="18"/>
-              </w:rPr>
-              <w:t>上皮细胞</w:t>
-            </w:r>
-          </w:p>
-        </w:tc>
-        <w:tc>
-          <w:tcPr>
-            <w:tcW w:w="8890" w:type="dxa"/>
-            <w:gridSpan w:val="4"/>
-            <w:shd w:val="clear" w:color="auto" w:fill="F3DDDC" w:themeFill="accent2" w:themeFillTint="31"/>
-          </w:tcPr>
-          <w:p>
-            <w:pPr>
-              <w:jc w:val="center"/>
-              <w:rPr>
-                <w:rFonts w:ascii="微软雅黑" w:hAnsi="微软雅黑"/>
-                <w:sz w:val="18"/>
-              </w:rPr>
-            </w:pPr>
-          </w:p>
-        </w:tc>
-      </w:tr>
-      <w:tr>
-        <w:tblPrEx>
-          <w:tblBorders>
-            <w:top w:val="single" w:sz="4" w:space="0" w:shadow="0" w:frame="0" w:color="auto"/>
-            <w:left w:val="single" w:sz="4" w:space="0" w:shadow="0" w:frame="0" w:color="auto"/>
-            <w:bottom w:val="single" w:sz="4" w:space="0" w:shadow="0" w:frame="0" w:color="auto"/>
-            <w:right w:val="single" w:sz="4" w:space="0" w:shadow="0" w:frame="0" w:color="auto"/>
-            <w:insideH w:val="single" w:sz="4" w:space="0" w:shadow="0" w:frame="0" w:color="auto"/>
-            <w:insideV w:val="single" w:sz="4" w:space="0" w:shadow="0" w:frame="0" w:color="auto"/>
-          </w:tblBorders>
-          <w:tblCellMar>
-            <w:top w:w="0" w:type="dxa"/>
-            <w:left w:w="108" w:type="dxa"/>
-            <w:bottom w:w="0" w:type="dxa"/>
-            <w:right w:w="108" w:type="dxa"/>
-          </w:tblCellMar>
-        </w:tblPrEx>
-        <w:tc>
-          <w:tcPr>
-            <w:tcW w:w="2074" w:type="dxa"/>
-          </w:tcPr>
-          <w:p>
-            <w:pPr>
-              <w:jc w:val="center"/>
-              <w:rPr>
-                <w:rFonts w:ascii="微软雅黑" w:hAnsi="微软雅黑"/>
-                <w:b w:val="1"/>
-                <w:sz w:val="18"/>
-              </w:rPr>
-            </w:pPr>
-            <w:r>
-              <w:rPr>
-                <w:rFonts w:ascii="微软雅黑" w:hAnsi="微软雅黑"/>
-                <w:b w:val="1"/>
-                <w:sz w:val="18"/>
-              </w:rPr>
-              <w:t>异常细胞</w:t>
-            </w:r>
-          </w:p>
-        </w:tc>
-        <w:tc>
-          <w:tcPr>
-            <w:tcW w:w="8890" w:type="dxa"/>
-            <w:gridSpan w:val="4"/>
-          </w:tcPr>
-          <w:p>
-            <w:pPr>
-              <w:jc w:val="center"/>
-              <w:rPr>
-                <w:rFonts w:ascii="微软雅黑" w:hAnsi="微软雅黑"/>
-                <w:sz w:val="18"/>
-              </w:rPr>
-            </w:pPr>
-          </w:p>
-        </w:tc>
-      </w:tr>
-      <w:tr>
-        <w:tblPrEx>
-          <w:tblBorders>
-            <w:top w:val="single" w:sz="4" w:space="0" w:shadow="0" w:frame="0" w:color="auto"/>
-            <w:left w:val="single" w:sz="4" w:space="0" w:shadow="0" w:frame="0" w:color="auto"/>
-            <w:bottom w:val="single" w:sz="4" w:space="0" w:shadow="0" w:frame="0" w:color="auto"/>
-            <w:right w:val="single" w:sz="4" w:space="0" w:shadow="0" w:frame="0" w:color="auto"/>
-            <w:insideH w:val="single" w:sz="4" w:space="0" w:shadow="0" w:frame="0" w:color="auto"/>
-            <w:insideV w:val="single" w:sz="4" w:space="0" w:shadow="0" w:frame="0" w:color="auto"/>
-          </w:tblBorders>
-          <w:tblCellMar>
-            <w:top w:w="0" w:type="dxa"/>
-            <w:left w:w="108" w:type="dxa"/>
-            <w:bottom w:w="0" w:type="dxa"/>
-            <w:right w:w="108" w:type="dxa"/>
-          </w:tblCellMar>
-        </w:tblPrEx>
-        <w:tc>
-          <w:tcPr>
-            <w:tcW w:w="2074" w:type="dxa"/>
-            <w:shd w:val="clear" w:color="auto" w:fill="F3DDDC" w:themeFill="accent2" w:themeFillTint="31"/>
-          </w:tcPr>
-          <w:p>
-            <w:pPr>
-              <w:jc w:val="center"/>
-              <w:rPr>
-                <w:rFonts w:ascii="微软雅黑" w:hAnsi="微软雅黑"/>
-                <w:b w:val="1"/>
-                <w:sz w:val="18"/>
-              </w:rPr>
-            </w:pPr>
-            <w:r>
-              <w:rPr>
-                <w:rFonts w:ascii="微软雅黑" w:hAnsi="微软雅黑"/>
-                <w:b w:val="1"/>
-                <w:sz w:val="18"/>
-              </w:rPr>
-              <w:t>其他细胞</w:t>
-            </w:r>
-          </w:p>
-        </w:tc>
-        <w:tc>
-          <w:tcPr>
-            <w:tcW w:w="8890" w:type="dxa"/>
-            <w:gridSpan w:val="4"/>
-            <w:shd w:val="clear" w:color="auto" w:fill="F3DDDC" w:themeFill="accent2" w:themeFillTint="31"/>
-          </w:tcPr>
-          <w:p>
-            <w:pPr>
-              <w:jc w:val="center"/>
-              <w:rPr>
-                <w:rFonts w:ascii="微软雅黑" w:hAnsi="微软雅黑"/>
-                <w:sz w:val="18"/>
-              </w:rPr>
-            </w:pPr>
-          </w:p>
-        </w:tc>
-      </w:tr>
-      <w:tr>
-        <w:tblPrEx>
-          <w:tblBorders>
-            <w:top w:val="single" w:sz="4" w:space="0" w:shadow="0" w:frame="0" w:color="auto"/>
-            <w:left w:val="single" w:sz="4" w:space="0" w:shadow="0" w:frame="0" w:color="auto"/>
-            <w:bottom w:val="single" w:sz="4" w:space="0" w:shadow="0" w:frame="0" w:color="auto"/>
-            <w:right w:val="single" w:sz="4" w:space="0" w:shadow="0" w:frame="0" w:color="auto"/>
-            <w:insideH w:val="single" w:sz="4" w:space="0" w:shadow="0" w:frame="0" w:color="auto"/>
-            <w:insideV w:val="single" w:sz="4" w:space="0" w:shadow="0" w:frame="0" w:color="auto"/>
+            <w:top w:val="single" w:color="auto" w:sz="4" w:space="0"/>
+            <w:left w:val="single" w:color="auto" w:sz="4" w:space="0"/>
+            <w:bottom w:val="single" w:color="auto" w:sz="4" w:space="0"/>
+            <w:right w:val="single" w:color="auto" w:sz="4" w:space="0"/>
+            <w:insideH w:val="single" w:color="auto" w:sz="4" w:space="0"/>
+            <w:insideV w:val="single" w:color="auto" w:sz="4" w:space="0"/>
           </w:tblBorders>
           <w:tblCellMar>
             <w:top w:w="0" w:type="dxa"/>
@@ -1929,11 +2011,12 @@
           </w:tblCellMar>
         </w:tblPrEx>
         <w:trPr>
-          <w:trHeight w:hRule="atLeast" w:val="842"/>
+          <w:trHeight w:val="956" w:hRule="atLeast"/>
         </w:trPr>
         <w:tc>
           <w:tcPr>
             <w:tcW w:w="2074" w:type="dxa"/>
+            <w:shd w:val="clear" w:color="auto" w:fill="F2DDDC" w:themeFill="accent2" w:themeFillTint="31"/>
             <w:vAlign w:val="center"/>
           </w:tcPr>
           <w:p>
@@ -1941,44 +2024,95 @@
               <w:jc w:val="center"/>
               <w:rPr>
                 <w:rFonts w:ascii="微软雅黑" w:hAnsi="微软雅黑"/>
-                <w:b w:val="1"/>
-                <w:sz w:val="18"/>
-              </w:rPr>
-            </w:pPr>
-            <w:r>
-              <w:rPr>
-                <w:rFonts w:ascii="微软雅黑" w:hAnsi="微软雅黑"/>
-                <w:b w:val="1"/>
-                <w:sz w:val="18"/>
-              </w:rPr>
-              <w:t>伍德氏灯检查</w:t>
+                <w:b/>
+                <w:sz w:val="18"/>
+              </w:rPr>
+            </w:pPr>
+            <w:r>
+              <w:rPr>
+                <w:rFonts w:ascii="微软雅黑" w:hAnsi="微软雅黑"/>
+                <w:b/>
+                <w:sz w:val="18"/>
+              </w:rPr>
+              <w:t>镜下可见</w:t>
             </w:r>
           </w:p>
         </w:tc>
         <w:tc>
           <w:tcPr>
             <w:tcW w:w="8890" w:type="dxa"/>
-            <w:gridSpan w:val="4"/>
-          </w:tcPr>
-          <w:p>
-            <w:pPr>
-              <w:rPr>
-                <w:rFonts w:ascii="微软雅黑" w:hAnsi="微软雅黑"/>
-                <w:sz w:val="18"/>
-              </w:rPr>
-            </w:pPr>
+            <w:gridSpan w:val="3"/>
+            <w:shd w:val="clear" w:color="auto" w:fill="F2DDDC" w:themeFill="accent2" w:themeFillTint="31"/>
+          </w:tcPr>
+          <w:p>
+            <w:pPr>
+              <w:rPr>
+                <w:rFonts w:ascii="微软雅黑" w:hAnsi="微软雅黑"/>
+                <w:sz w:val="18"/>
+              </w:rPr>
+            </w:pPr>
+            <w:r>
+              <w:rPr>
+                <w:rFonts w:ascii="微软雅黑" w:hAnsi="微软雅黑"/>
+                <w:sz w:val="18"/>
+                <w:lang w:val="en-US" w:eastAsia="zh-CN"/>
+              </w:rPr>
+              <w:t>{&lt;检查所见&gt;}</w:t>
+            </w:r>
           </w:p>
         </w:tc>
       </w:tr>
       <w:tr>
         <w:tblPrEx>
           <w:tblBorders>
-            <w:top w:val="single" w:sz="4" w:space="0" w:shadow="0" w:frame="0" w:color="auto"/>
-            <w:left w:val="single" w:sz="4" w:space="0" w:shadow="0" w:frame="0" w:color="auto"/>
-            <w:bottom w:val="single" w:sz="4" w:space="0" w:shadow="0" w:frame="0" w:color="auto"/>
-            <w:right w:val="single" w:sz="4" w:space="0" w:shadow="0" w:frame="0" w:color="auto"/>
-            <w:insideH w:val="single" w:sz="4" w:space="0" w:shadow="0" w:frame="0" w:color="auto"/>
-            <w:insideV w:val="single" w:sz="4" w:space="0" w:shadow="0" w:frame="0" w:color="auto"/>
+            <w:top w:val="single" w:color="auto" w:sz="4" w:space="0"/>
+            <w:left w:val="single" w:color="auto" w:sz="4" w:space="0"/>
+            <w:bottom w:val="single" w:color="auto" w:sz="4" w:space="0"/>
+            <w:right w:val="single" w:color="auto" w:sz="4" w:space="0"/>
+            <w:insideH w:val="single" w:color="auto" w:sz="4" w:space="0"/>
+            <w:insideV w:val="single" w:color="auto" w:sz="4" w:space="0"/>
+          </w:tblBorders>
+          <w:tblCellMar>
+            <w:top w:w="0" w:type="dxa"/>
+            <w:left w:w="108" w:type="dxa"/>
+            <w:bottom w:w="0" w:type="dxa"/>
+            <w:right w:w="108" w:type="dxa"/>
+          </w:tblCellMar>
+        </w:tblPrEx>
+        <w:tc>
+          <w:tcPr>
+            <w:tcW w:w="10964" w:type="dxa"/>
+            <w:gridSpan w:val="4"/>
+          </w:tcPr>
+          <w:p>
+            <w:pPr>
+              <w:jc w:val="center"/>
+              <w:rPr>
+                <w:rFonts w:ascii="微软雅黑" w:hAnsi="微软雅黑"/>
+                <w:b/>
+                <w:sz w:val="18"/>
+              </w:rPr>
+            </w:pPr>
+            <w:r>
+              <w:rPr>
+                <w:rFonts w:ascii="微软雅黑" w:hAnsi="微软雅黑"/>
+                <w:b/>
+                <w:sz w:val="18"/>
+              </w:rPr>
+              <w:t>本检验结果仅反映此份样本情况，仅对当日结果负责。</w:t>
+            </w:r>
+          </w:p>
+        </w:tc>
+      </w:tr>
+      <w:tr>
+        <w:tblPrEx>
+          <w:tblBorders>
+            <w:top w:val="single" w:color="auto" w:sz="4" w:space="0"/>
+            <w:left w:val="single" w:color="auto" w:sz="4" w:space="0"/>
+            <w:bottom w:val="single" w:color="auto" w:sz="4" w:space="0"/>
+            <w:right w:val="single" w:color="auto" w:sz="4" w:space="0"/>
+            <w:insideH w:val="single" w:color="auto" w:sz="4" w:space="0"/>
+            <w:insideV w:val="single" w:color="auto" w:sz="4" w:space="0"/>
           </w:tblBorders>
           <w:tblCellMar>
             <w:top w:w="0" w:type="dxa"/>
@@ -1988,184 +2122,62 @@
           </w:tblCellMar>
         </w:tblPrEx>
         <w:trPr>
-          <w:trHeight w:hRule="atLeast" w:val="956"/>
+          <w:trHeight w:val="90" w:hRule="atLeast"/>
         </w:trPr>
         <w:tc>
           <w:tcPr>
             <w:tcW w:w="2074" w:type="dxa"/>
-            <w:shd w:val="clear" w:color="auto" w:fill="F3DDDC" w:themeFill="accent2" w:themeFillTint="31"/>
-            <w:vAlign w:val="center"/>
-          </w:tcPr>
-          <w:p>
-            <w:pPr>
-              <w:jc w:val="center"/>
-              <w:rPr>
-                <w:rFonts w:ascii="微软雅黑" w:hAnsi="微软雅黑"/>
-                <w:b w:val="1"/>
-                <w:sz w:val="18"/>
-              </w:rPr>
-            </w:pPr>
-            <w:r>
-              <w:rPr>
-                <w:rFonts w:ascii="微软雅黑" w:hAnsi="微软雅黑"/>
-                <w:b w:val="1"/>
-                <w:sz w:val="18"/>
-              </w:rPr>
-              <w:t>镜下可见</w:t>
-            </w:r>
-          </w:p>
-        </w:tc>
-        <w:tc>
-          <w:tcPr>
-            <w:tcW w:w="8890" w:type="dxa"/>
-            <w:gridSpan w:val="4"/>
-            <w:shd w:val="clear" w:color="auto" w:fill="F3DDDC" w:themeFill="accent2" w:themeFillTint="31"/>
-          </w:tcPr>
-          <w:p>
-            <w:pPr>
-              <w:rPr>
-                <w:rFonts w:ascii="微软雅黑" w:hAnsi="微软雅黑"/>
-                <w:sz w:val="18"/>
-              </w:rPr>
-            </w:pPr>
-            <w:r>
-              <w:rPr>
-                <w:rFonts w:ascii="微软雅黑" w:hAnsi="微软雅黑"/>
-                <w:sz w:val="18"/>
-                <w:lang w:val="en-US" w:eastAsia="zh-CN"/>
-              </w:rPr>
-              <w:t>{&lt;检查所见&gt;}</w:t>
-            </w:r>
-          </w:p>
-        </w:tc>
-      </w:tr>
-      <w:tr>
-        <w:tblPrEx>
-          <w:tblBorders>
-            <w:top w:val="single" w:sz="4" w:space="0" w:shadow="0" w:frame="0" w:color="auto"/>
-            <w:left w:val="single" w:sz="4" w:space="0" w:shadow="0" w:frame="0" w:color="auto"/>
-            <w:bottom w:val="single" w:sz="4" w:space="0" w:shadow="0" w:frame="0" w:color="auto"/>
-            <w:right w:val="single" w:sz="4" w:space="0" w:shadow="0" w:frame="0" w:color="auto"/>
-            <w:insideH w:val="single" w:sz="4" w:space="0" w:shadow="0" w:frame="0" w:color="auto"/>
-            <w:insideV w:val="single" w:sz="4" w:space="0" w:shadow="0" w:frame="0" w:color="auto"/>
-          </w:tblBorders>
-          <w:tblCellMar>
-            <w:top w:w="0" w:type="dxa"/>
-            <w:left w:w="108" w:type="dxa"/>
-            <w:bottom w:w="0" w:type="dxa"/>
-            <w:right w:w="108" w:type="dxa"/>
-          </w:tblCellMar>
-        </w:tblPrEx>
-        <w:tc>
-          <w:tcPr>
-            <w:tcW w:w="10964" w:type="dxa"/>
-            <w:gridSpan w:val="5"/>
-          </w:tcPr>
-          <w:p>
-            <w:pPr>
-              <w:jc w:val="center"/>
-              <w:rPr>
-                <w:rFonts w:ascii="微软雅黑" w:hAnsi="微软雅黑"/>
-                <w:b w:val="1"/>
-                <w:sz w:val="18"/>
-              </w:rPr>
-            </w:pPr>
-            <w:r>
-              <w:rPr>
-                <w:rFonts w:ascii="微软雅黑" w:hAnsi="微软雅黑"/>
-                <w:b w:val="1"/>
-                <w:sz w:val="18"/>
-              </w:rPr>
-              <w:t>本检验结果仅反映此份样本情况，仅对当日结果负责。</w:t>
-            </w:r>
-          </w:p>
-        </w:tc>
-      </w:tr>
-      <w:tr>
-        <w:tblPrEx>
-          <w:tblBorders>
-            <w:top w:val="single" w:sz="4" w:space="0" w:shadow="0" w:frame="0" w:color="auto"/>
-            <w:left w:val="single" w:sz="4" w:space="0" w:shadow="0" w:frame="0" w:color="auto"/>
-            <w:bottom w:val="single" w:sz="4" w:space="0" w:shadow="0" w:frame="0" w:color="auto"/>
-            <w:right w:val="single" w:sz="4" w:space="0" w:shadow="0" w:frame="0" w:color="auto"/>
-            <w:insideH w:val="single" w:sz="4" w:space="0" w:shadow="0" w:frame="0" w:color="auto"/>
-            <w:insideV w:val="single" w:sz="4" w:space="0" w:shadow="0" w:frame="0" w:color="auto"/>
-          </w:tblBorders>
-          <w:tblCellMar>
-            <w:top w:w="0" w:type="dxa"/>
-            <w:left w:w="108" w:type="dxa"/>
-            <w:bottom w:w="0" w:type="dxa"/>
-            <w:right w:w="108" w:type="dxa"/>
-          </w:tblCellMar>
-        </w:tblPrEx>
-        <w:trPr>
-          <w:trHeight w:hRule="atLeast" w:val="90"/>
-        </w:trPr>
+            <w:shd w:val="clear" w:color="auto" w:fill="F2DDDC" w:themeFill="accent2" w:themeFillTint="31"/>
+          </w:tcPr>
+          <w:p>
+            <w:pPr>
+              <w:rPr>
+                <w:rFonts w:ascii="微软雅黑" w:hAnsi="微软雅黑"/>
+                <w:b/>
+                <w:sz w:val="18"/>
+              </w:rPr>
+            </w:pPr>
+            <w:r>
+              <w:rPr>
+                <w:rFonts w:ascii="微软雅黑" w:hAnsi="微软雅黑"/>
+                <w:b/>
+                <w:sz w:val="18"/>
+              </w:rPr>
+              <w:t>化验师：</w:t>
+            </w:r>
+          </w:p>
+        </w:tc>
         <w:tc>
           <w:tcPr>
             <w:tcW w:w="2074" w:type="dxa"/>
-            <w:shd w:val="clear" w:color="auto" w:fill="F3DDDC" w:themeFill="accent2" w:themeFillTint="31"/>
-          </w:tcPr>
-          <w:p>
-            <w:pPr>
-              <w:rPr>
-                <w:rFonts w:ascii="微软雅黑" w:hAnsi="微软雅黑"/>
-                <w:b w:val="1"/>
-                <w:sz w:val="18"/>
-              </w:rPr>
-            </w:pPr>
-            <w:r>
-              <w:rPr>
-                <w:rFonts w:ascii="微软雅黑" w:hAnsi="微软雅黑"/>
-                <w:b w:val="1"/>
-                <w:sz w:val="18"/>
-              </w:rPr>
-              <w:t>化验师：</w:t>
-            </w:r>
+            <w:shd w:val="clear" w:color="auto" w:fill="F2DDDC" w:themeFill="accent2" w:themeFillTint="31"/>
+          </w:tcPr>
+          <w:p>
+            <w:pPr>
+              <w:rPr>
+                <w:rFonts w:ascii="微软雅黑" w:hAnsi="微软雅黑"/>
+                <w:sz w:val="18"/>
+              </w:rPr>
+            </w:pPr>
           </w:p>
         </w:tc>
         <w:tc>
           <w:tcPr>
             <w:tcW w:w="2074" w:type="dxa"/>
-            <w:shd w:val="clear" w:color="auto" w:fill="F3DDDC" w:themeFill="accent2" w:themeFillTint="31"/>
-          </w:tcPr>
-          <w:p>
-            <w:pPr>
-              <w:rPr>
-                <w:rFonts w:ascii="微软雅黑" w:hAnsi="微软雅黑"/>
-                <w:sz w:val="18"/>
-              </w:rPr>
-            </w:pPr>
-            <w:r>
-              <w:rPr>
-                <w:rFonts w:ascii="微软雅黑" w:hAnsi="微软雅黑"/>
-                <w:color w:val="000000"/>
-                <w:sz w:val="18"/>
-              </w:rPr>
-              <w:t>{&lt;检查医生&gt;}</w:t>
-            </w:r>
-            <w:bookmarkStart w:id="0" w:name="_GoBack"/>
-            <w:bookmarkEnd w:id="0"/>
-          </w:p>
-        </w:tc>
-        <w:tc>
-          <w:tcPr>
-            <w:tcW w:w="2074" w:type="dxa"/>
-            <w:gridSpan w:val="2"/>
-            <w:shd w:val="clear" w:color="auto" w:fill="F3DDDC" w:themeFill="accent2" w:themeFillTint="31"/>
-          </w:tcPr>
-          <w:p>
-            <w:pPr>
-              <w:rPr>
-                <w:rFonts w:ascii="微软雅黑" w:hAnsi="微软雅黑"/>
-                <w:b w:val="1"/>
-                <w:sz w:val="18"/>
-              </w:rPr>
-            </w:pPr>
-            <w:r>
-              <w:rPr>
-                <w:rFonts w:ascii="微软雅黑" w:hAnsi="微软雅黑"/>
-                <w:b w:val="1"/>
+            <w:shd w:val="clear" w:color="auto" w:fill="F2DDDC" w:themeFill="accent2" w:themeFillTint="31"/>
+          </w:tcPr>
+          <w:p>
+            <w:pPr>
+              <w:rPr>
+                <w:rFonts w:ascii="微软雅黑" w:hAnsi="微软雅黑"/>
+                <w:b/>
+                <w:sz w:val="18"/>
+              </w:rPr>
+            </w:pPr>
+            <w:r>
+              <w:rPr>
+                <w:rFonts w:ascii="微软雅黑" w:hAnsi="微软雅黑"/>
+                <w:b/>
                 <w:sz w:val="18"/>
               </w:rPr>
               <w:t>日期：</w:t>
@@ -2175,7 +2187,7 @@
         <w:tc>
           <w:tcPr>
             <w:tcW w:w="4742" w:type="dxa"/>
-            <w:shd w:val="clear" w:color="auto" w:fill="F3DDDC" w:themeFill="accent2" w:themeFillTint="31"/>
+            <w:shd w:val="clear" w:color="auto" w:fill="F2DDDC" w:themeFill="accent2" w:themeFillTint="31"/>
           </w:tcPr>
           <w:p>
             <w:pPr>
@@ -2200,7 +2212,7 @@
         <w:spacing w:beforeAutospacing="0" w:afterAutospacing="0"/>
         <w:rPr>
           <w:rFonts w:ascii="微软雅黑" w:hAnsi="微软雅黑"/>
-          <w:b w:val="1"/>
+          <w:b/>
           <w:sz w:val="10"/>
         </w:rPr>
       </w:pPr>
@@ -2210,73 +2222,97 @@
         <w:spacing w:beforeAutospacing="0" w:afterAutospacing="0"/>
         <w:rPr>
           <w:rFonts w:ascii="微软雅黑" w:hAnsi="微软雅黑"/>
-          <w:b w:val="1"/>
+          <w:b/>
           <w:sz w:val="28"/>
         </w:rPr>
       </w:pPr>
       <w:r>
         <w:rPr>
           <w:rFonts w:ascii="微软雅黑" w:hAnsi="微软雅黑"/>
-          <w:b w:val="1"/>
+          <w:b/>
           <w:sz w:val="28"/>
         </w:rPr>
         <w:t xml:space="preserve">{&lt;image </w:t>
       </w:r>
       <w:r>
         <w:rPr>
-          <w:rFonts w:ascii="微软雅黑" w:hAnsi="微软雅黑"/>
-          <w:b w:val="1"/>
+          <w:rFonts w:hint="eastAsia" w:ascii="微软雅黑" w:hAnsi="微软雅黑"/>
+          <w:b/>
           <w:sz w:val="28"/>
-          <w:lang w:val="zh-CN" w:bidi="zh-CN" w:eastAsia="zh-CN"/>
+          <w:lang w:val="en-US" w:eastAsia="zh-CN" w:bidi="zh-CN"/>
         </w:rPr>
-        <w:t>9</w:t>
+        <w:t>600</w:t>
       </w:r>
       <w:r>
         <w:rPr>
           <w:rFonts w:ascii="微软雅黑" w:hAnsi="微软雅黑"/>
-          <w:b w:val="1"/>
+          <w:b/>
           <w:sz w:val="28"/>
         </w:rPr>
-        <w:t>00*</w:t>
+        <w:t>*</w:t>
+      </w:r>
+      <w:r>
+        <w:rPr>
+          <w:rFonts w:hint="eastAsia" w:ascii="微软雅黑" w:hAnsi="微软雅黑"/>
+          <w:b/>
+          <w:sz w:val="28"/>
+          <w:lang w:val="en-US" w:eastAsia="zh-CN"/>
+        </w:rPr>
+        <w:t>600</w:t>
       </w:r>
       <w:r>
         <w:rPr>
           <w:rFonts w:ascii="微软雅黑" w:hAnsi="微软雅黑"/>
-          <w:b w:val="1"/>
-          <w:sz w:val="28"/>
-          <w:lang w:val="zh-CN" w:bidi="zh-CN" w:eastAsia="zh-CN"/>
-        </w:rPr>
-        <w:t>6</w:t>
-      </w:r>
-      <w:r>
-        <w:rPr>
-          <w:rFonts w:ascii="微软雅黑" w:hAnsi="微软雅黑"/>
-          <w:b w:val="1"/>
+          <w:b/>
           <w:sz w:val="28"/>
         </w:rPr>
-        <w:t>00&gt;}</w:t>
+        <w:t>&gt;}</w:t>
       </w:r>
     </w:p>
     <w:sectPr>
-      <w:headerReference xmlns:r="http://schemas.openxmlformats.org/officeDocument/2006/relationships" w:type="default" r:id="RelHdr1"/>
-      <w:footerReference xmlns:r="http://schemas.openxmlformats.org/officeDocument/2006/relationships" w:type="default" r:id="RelFtr1"/>
-      <w:type w:val="nextPage"/>
-      <w:pgSz w:w="11906" w:h="16838" w:code="0"/>
-      <w:pgMar w:left="567" w:right="567" w:top="567" w:bottom="567" w:header="720" w:footer="720" w:gutter="0"/>
-      <w:cols w:equalWidth="1" w:space="720"/>
+      <w:headerReference r:id="rId5" w:type="default"/>
+      <w:footerReference r:id="rId6" w:type="default"/>
+      <w:pgSz w:w="11906" w:h="16838"/>
+      <w:pgMar w:top="567" w:right="567" w:bottom="567" w:left="567" w:header="720" w:footer="720" w:gutter="0"/>
+      <w:cols w:space="720" w:num="1"/>
     </w:sectPr>
   </w:body>
 </w:document>
 </file>
 
+<file path=word/endnotes.xml><?xml version="1.0" encoding="utf-8"?>
+<w:endnotes xmlns:wpc="http://schemas.microsoft.com/office/word/2010/wordprocessingCanvas" xmlns:mc="http://schemas.openxmlformats.org/markup-compatibility/2006" xmlns:o="urn:schemas-microsoft-com:office:office" xmlns:r="http://schemas.openxmlformats.org/officeDocument/2006/relationships" xmlns:m="http://schemas.openxmlformats.org/officeDocument/2006/math" xmlns:v="urn:schemas-microsoft-com:vml" xmlns:wp14="http://schemas.microsoft.com/office/word/2010/wordprocessingDrawing" xmlns:wp="http://schemas.openxmlformats.org/drawingml/2006/wordprocessingDrawing" xmlns:w="http://schemas.openxmlformats.org/wordprocessingml/2006/main" xmlns:w14="http://schemas.microsoft.com/office/word/2010/wordml" xmlns:w15="http://schemas.microsoft.com/office/word/2012/wordml" xmlns:w10="urn:schemas-microsoft-com:office:word" xmlns:wpg="http://schemas.microsoft.com/office/word/2010/wordprocessingGroup" xmlns:wpi="http://schemas.microsoft.com/office/word/2010/wordprocessingInk" xmlns:wne="http://schemas.microsoft.com/office/word/2006/wordml" xmlns:wps="http://schemas.microsoft.com/office/word/2010/wordprocessingShape" xmlns:wpsCustomData="http://www.wps.cn/officeDocument/2013/wpsCustomData" mc:Ignorable="w14 w15 wp14">
+  <w:endnote w:type="separator" w:id="0">
+    <w:p>
+      <w:pPr>
+        <w:spacing w:line="240" w:lineRule="auto"/>
+      </w:pPr>
+      <w:r>
+        <w:separator/>
+      </w:r>
+    </w:p>
+  </w:endnote>
+  <w:endnote w:type="continuationSeparator" w:id="1">
+    <w:p>
+      <w:pPr>
+        <w:spacing w:line="240" w:lineRule="auto"/>
+      </w:pPr>
+      <w:r>
+        <w:continuationSeparator/>
+      </w:r>
+    </w:p>
+  </w:endnote>
+</w:endnotes>
+</file>
+
 <file path=word/footer1.xml><?xml version="1.0" encoding="utf-8"?>
-<w:ftr xmlns:w="http://schemas.openxmlformats.org/wordprocessingml/2006/main" xmlns:wps="http://schemas.microsoft.com/office/word/2010/wordprocessingShape" xmlns:mc="http://schemas.openxmlformats.org/markup-compatibility/2006" xmlns:w10="urn:schemas-microsoft-com:office:word" xmlns:v="urn:schemas-microsoft-com:vml" xmlns:wp14="http://schemas.microsoft.com/office/word/2010/wordprocessingDrawing" mc:Ignorable="wp14">
+<w:ftr xmlns:wpc="http://schemas.microsoft.com/office/word/2010/wordprocessingCanvas" xmlns:mc="http://schemas.openxmlformats.org/markup-compatibility/2006" xmlns:o="urn:schemas-microsoft-com:office:office" xmlns:r="http://schemas.openxmlformats.org/officeDocument/2006/relationships" xmlns:m="http://schemas.openxmlformats.org/officeDocument/2006/math" xmlns:v="urn:schemas-microsoft-com:vml" xmlns:wp14="http://schemas.microsoft.com/office/word/2010/wordprocessingDrawing" xmlns:wp="http://schemas.openxmlformats.org/drawingml/2006/wordprocessingDrawing" xmlns:w10="urn:schemas-microsoft-com:office:word" xmlns:w="http://schemas.openxmlformats.org/wordprocessingml/2006/main" xmlns:w14="http://schemas.microsoft.com/office/word/2010/wordml" xmlns:w15="http://schemas.microsoft.com/office/word/2012/wordml" xmlns:wpg="http://schemas.microsoft.com/office/word/2010/wordprocessingGroup" xmlns:wpi="http://schemas.microsoft.com/office/word/2010/wordprocessingInk" xmlns:wne="http://schemas.microsoft.com/office/word/2006/wordml" xmlns:wps="http://schemas.microsoft.com/office/word/2010/wordprocessingShape" xmlns:wpsCustomData="http://www.wps.cn/officeDocument/2013/wpsCustomData" mc:Ignorable="w14 w15 wp14">
   <w:p>
     <w:pPr>
       <w:spacing w:beforeAutospacing="0" w:afterAutospacing="0"/>
       <w:rPr>
         <w:rFonts w:ascii="微软雅黑" w:hAnsi="微软雅黑"/>
-        <w:b w:val="1"/>
+        <w:b/>
         <w:color w:val="FF671F"/>
         <w:sz w:val="20"/>
         <w:lang w:bidi="ar"/>
@@ -2285,7 +2321,7 @@
     <w:r>
       <w:rPr>
         <w:rFonts w:ascii="微软雅黑" w:hAnsi="微软雅黑"/>
-        <w:b w:val="1"/>
+        <w:b/>
         <w:color w:val="FF671F"/>
         <w:sz w:val="20"/>
         <w:lang w:bidi="ar"/>
@@ -2299,7 +2335,7 @@
       <w:jc w:val="center"/>
       <w:rPr>
         <w:rFonts w:ascii="MicrosoftYaHei-Bold" w:hAnsi="MicrosoftYaHei-Bold"/>
-        <w:b w:val="1"/>
+        <w:b/>
         <w:color w:val="FF671F"/>
         <w:sz w:val="15"/>
         <w:lang w:bidi="ar"/>
@@ -2426,21 +2462,47 @@
 </w:ftr>
 </file>
 
+<file path=word/footnotes.xml><?xml version="1.0" encoding="utf-8"?>
+<w:footnotes xmlns:wpc="http://schemas.microsoft.com/office/word/2010/wordprocessingCanvas" xmlns:mc="http://schemas.openxmlformats.org/markup-compatibility/2006" xmlns:o="urn:schemas-microsoft-com:office:office" xmlns:r="http://schemas.openxmlformats.org/officeDocument/2006/relationships" xmlns:m="http://schemas.openxmlformats.org/officeDocument/2006/math" xmlns:v="urn:schemas-microsoft-com:vml" xmlns:wp14="http://schemas.microsoft.com/office/word/2010/wordprocessingDrawing" xmlns:wp="http://schemas.openxmlformats.org/drawingml/2006/wordprocessingDrawing" xmlns:w="http://schemas.openxmlformats.org/wordprocessingml/2006/main" xmlns:w14="http://schemas.microsoft.com/office/word/2010/wordml" xmlns:w15="http://schemas.microsoft.com/office/word/2012/wordml" xmlns:w10="urn:schemas-microsoft-com:office:word" xmlns:wpg="http://schemas.microsoft.com/office/word/2010/wordprocessingGroup" xmlns:wpi="http://schemas.microsoft.com/office/word/2010/wordprocessingInk" xmlns:wne="http://schemas.microsoft.com/office/word/2006/wordml" xmlns:wps="http://schemas.microsoft.com/office/word/2010/wordprocessingShape" xmlns:wpsCustomData="http://www.wps.cn/officeDocument/2013/wpsCustomData" mc:Ignorable="w14 w15 wp14">
+  <w:footnote w:type="separator" w:id="0">
+    <w:p>
+      <w:pPr>
+        <w:spacing w:before="0" w:after="0" w:line="240" w:lineRule="auto"/>
+      </w:pPr>
+      <w:r>
+        <w:separator/>
+      </w:r>
+    </w:p>
+  </w:footnote>
+  <w:footnote w:type="continuationSeparator" w:id="1">
+    <w:p>
+      <w:pPr>
+        <w:spacing w:before="0" w:after="0" w:line="240" w:lineRule="auto"/>
+      </w:pPr>
+      <w:r>
+        <w:continuationSeparator/>
+      </w:r>
+    </w:p>
+  </w:footnote>
+</w:footnotes>
+</file>
+
 <file path=word/header1.xml><?xml version="1.0" encoding="utf-8"?>
-<w:hdr xmlns:w="http://schemas.openxmlformats.org/wordprocessingml/2006/main" xmlns:wps="http://schemas.microsoft.com/office/word/2010/wordprocessingShape" xmlns:mc="http://schemas.openxmlformats.org/markup-compatibility/2006" xmlns:w10="urn:schemas-microsoft-com:office:word" xmlns:v="urn:schemas-microsoft-com:vml" xmlns:wp14="http://schemas.microsoft.com/office/word/2010/wordprocessingDrawing" mc:Ignorable="wp14">
+<w:hdr xmlns:wpc="http://schemas.microsoft.com/office/word/2010/wordprocessingCanvas" xmlns:mc="http://schemas.openxmlformats.org/markup-compatibility/2006" xmlns:o="urn:schemas-microsoft-com:office:office" xmlns:r="http://schemas.openxmlformats.org/officeDocument/2006/relationships" xmlns:m="http://schemas.openxmlformats.org/officeDocument/2006/math" xmlns:v="urn:schemas-microsoft-com:vml" xmlns:wp14="http://schemas.microsoft.com/office/word/2010/wordprocessingDrawing" xmlns:wp="http://schemas.openxmlformats.org/drawingml/2006/wordprocessingDrawing" xmlns:w10="urn:schemas-microsoft-com:office:word" xmlns:w="http://schemas.openxmlformats.org/wordprocessingml/2006/main" xmlns:w14="http://schemas.microsoft.com/office/word/2010/wordml" xmlns:w15="http://schemas.microsoft.com/office/word/2012/wordml" xmlns:wpg="http://schemas.microsoft.com/office/word/2010/wordprocessingGroup" xmlns:wpi="http://schemas.microsoft.com/office/word/2010/wordprocessingInk" xmlns:wne="http://schemas.microsoft.com/office/word/2006/wordml" xmlns:wps="http://schemas.microsoft.com/office/word/2010/wordprocessingShape" xmlns:wpsCustomData="http://www.wps.cn/officeDocument/2013/wpsCustomData" mc:Ignorable="w14 w15 wp14">
   <w:tbl>
     <w:tblPr>
-      <w:tblpPr w:leftFromText="180" w:rightFromText="180" w:tblpX="565" w:tblpY="498" w:horzAnchor="page" w:vertAnchor="page"/>
+      <w:tblStyle w:val="3"/>
+      <w:tblpPr w:leftFromText="180" w:rightFromText="180" w:vertAnchor="page" w:horzAnchor="page" w:tblpX="565" w:tblpY="498"/>
       <w:tblOverlap w:val="never"/>
       <w:tblW w:w="0" w:type="auto"/>
       <w:tblInd w:w="0" w:type="dxa"/>
       <w:tblBorders>
-        <w:top w:val="single" w:sz="4" w:space="0" w:shadow="0" w:frame="0" w:color="auto"/>
-        <w:left w:val="single" w:sz="4" w:space="0" w:shadow="0" w:frame="0" w:color="auto"/>
-        <w:bottom w:val="single" w:sz="4" w:space="0" w:shadow="0" w:frame="0" w:color="auto"/>
-        <w:right w:val="single" w:sz="4" w:space="0" w:shadow="0" w:frame="0" w:color="auto"/>
-        <w:insideH w:val="single" w:sz="4" w:space="0" w:shadow="0" w:frame="0" w:color="auto"/>
-        <w:insideV w:val="single" w:sz="4" w:space="0" w:shadow="0" w:frame="0" w:color="auto"/>
+        <w:top w:val="single" w:color="auto" w:sz="4" w:space="0"/>
+        <w:left w:val="single" w:color="auto" w:sz="4" w:space="0"/>
+        <w:bottom w:val="single" w:color="auto" w:sz="4" w:space="0"/>
+        <w:right w:val="single" w:color="auto" w:sz="4" w:space="0"/>
+        <w:insideH w:val="single" w:color="auto" w:sz="4" w:space="0"/>
+        <w:insideV w:val="single" w:color="auto" w:sz="4" w:space="0"/>
       </w:tblBorders>
       <w:tblLayout w:type="autofit"/>
       <w:tblCellMar>
@@ -2450,16 +2512,20 @@
         <w:right w:w="108" w:type="dxa"/>
       </w:tblCellMar>
     </w:tblPr>
-    <w:tblGrid/>
+    <w:tblGrid>
+      <w:gridCol w:w="3495"/>
+      <w:gridCol w:w="3877"/>
+      <w:gridCol w:w="3466"/>
+    </w:tblGrid>
     <w:tr>
       <w:tblPrEx>
         <w:tblBorders>
-          <w:top w:val="single" w:sz="4" w:space="0" w:shadow="0" w:frame="0" w:color="auto"/>
-          <w:left w:val="single" w:sz="4" w:space="0" w:shadow="0" w:frame="0" w:color="auto"/>
-          <w:bottom w:val="single" w:sz="4" w:space="0" w:shadow="0" w:frame="0" w:color="auto"/>
-          <w:right w:val="single" w:sz="4" w:space="0" w:shadow="0" w:frame="0" w:color="auto"/>
-          <w:insideH w:val="single" w:sz="4" w:space="0" w:shadow="0" w:frame="0" w:color="auto"/>
-          <w:insideV w:val="single" w:sz="4" w:space="0" w:shadow="0" w:frame="0" w:color="auto"/>
+          <w:top w:val="single" w:color="auto" w:sz="4" w:space="0"/>
+          <w:left w:val="single" w:color="auto" w:sz="4" w:space="0"/>
+          <w:bottom w:val="single" w:color="auto" w:sz="4" w:space="0"/>
+          <w:right w:val="single" w:color="auto" w:sz="4" w:space="0"/>
+          <w:insideH w:val="single" w:color="auto" w:sz="4" w:space="0"/>
+          <w:insideV w:val="single" w:color="auto" w:sz="4" w:space="0"/>
         </w:tblBorders>
         <w:tblCellMar>
           <w:top w:w="0" w:type="dxa"/>
@@ -2469,11 +2535,11 @@
         </w:tblCellMar>
       </w:tblPrEx>
       <w:trPr>
-        <w:trHeight w:hRule="atLeast" w:val="360"/>
+        <w:trHeight w:val="360" w:hRule="atLeast"/>
       </w:trPr>
       <w:tc>
         <w:tcPr>
-          <w:tcW w:w="2842" w:type="dxa"/>
+          <w:tcW w:w="3495" w:type="dxa"/>
           <w:tcBorders>
             <w:top w:val="nil"/>
             <w:left w:val="nil"/>
@@ -2487,7 +2553,7 @@
         </w:tcPr>
         <w:p>
           <w:pPr>
-            <w:pStyle w:val="P2"/>
+            <w:pStyle w:val="5"/>
             <w:spacing w:beforeAutospacing="0" w:afterAutospacing="0"/>
             <w:rPr>
               <w:sz w:val="18"/>
@@ -2495,9 +2561,11 @@
           </w:pPr>
           <w:r>
             <w:drawing>
-              <wp:inline xmlns:wp="http://schemas.openxmlformats.org/drawingml/2006/wordprocessingDrawing">
+              <wp:inline distT="0" distB="0" distL="114300" distR="114300">
                 <wp:extent cx="622935" cy="259715"/>
+                <wp:effectExtent l="0" t="0" r="5715" b="6985"/>
                 <wp:docPr id="1" name="Picture 1"/>
+                <wp:cNvGraphicFramePr/>
                 <a:graphic xmlns:a="http://schemas.openxmlformats.org/drawingml/2006/main">
                   <a:graphicData uri="http://schemas.openxmlformats.org/drawingml/2006/picture">
                     <pic:pic xmlns:pic="http://schemas.openxmlformats.org/drawingml/2006/picture">
@@ -2506,7 +2574,7 @@
                         <pic:cNvPicPr/>
                       </pic:nvPicPr>
                       <pic:blipFill>
-                        <a:blip xmlns:r="http://schemas.openxmlformats.org/officeDocument/2006/relationships" r:embed="Relimage1"/>
+                        <a:blip r:embed="rId1"/>
                         <a:stretch>
                           <a:fillRect/>
                         </a:stretch>
@@ -2516,7 +2584,9 @@
                           <a:off x="0" y="0"/>
                           <a:ext cx="622935" cy="259715"/>
                         </a:xfrm>
-                        <a:prstGeom prst="rect"/>
+                        <a:prstGeom prst="rect">
+                          <a:avLst/>
+                        </a:prstGeom>
                         <a:noFill/>
                       </pic:spPr>
                     </pic:pic>
@@ -2529,7 +2599,7 @@
       </w:tc>
       <w:tc>
         <w:tcPr>
-          <w:tcW w:w="4148" w:type="dxa"/>
+          <w:tcW w:w="3877" w:type="dxa"/>
           <w:tcBorders>
             <w:top w:val="nil"/>
             <w:left w:val="nil"/>
@@ -2543,7 +2613,7 @@
         </w:tcPr>
         <w:p>
           <w:pPr>
-            <w:pStyle w:val="P2"/>
+            <w:pStyle w:val="5"/>
             <w:spacing w:beforeAutospacing="0" w:afterAutospacing="0"/>
             <w:jc w:val="center"/>
             <w:rPr>
@@ -2553,7 +2623,7 @@
           <w:r>
             <w:rPr>
               <w:rFonts w:ascii="微软雅黑" w:hAnsi="微软雅黑"/>
-              <w:b w:val="1"/>
+              <w:b/>
               <w:color w:val="000000"/>
               <w:sz w:val="28"/>
               <w:lang w:bidi="ar"/>
@@ -2564,7 +2634,7 @@
       </w:tc>
       <w:tc>
         <w:tcPr>
-          <w:tcW w:w="3848" w:type="dxa"/>
+          <w:tcW w:w="3466" w:type="dxa"/>
           <w:tcBorders>
             <w:top w:val="nil"/>
             <w:left w:val="nil"/>
@@ -2578,7 +2648,7 @@
         </w:tcPr>
         <w:p>
           <w:pPr>
-            <w:pStyle w:val="P2"/>
+            <w:pStyle w:val="5"/>
             <w:spacing w:beforeAutospacing="0" w:afterAutospacing="0"/>
             <w:rPr>
               <w:sz w:val="18"/>
@@ -2589,7 +2659,7 @@
               <w:sz w:val="18"/>
             </w:rPr>
             <w:drawing>
-              <wp:anchor xmlns:wp="http://schemas.openxmlformats.org/drawingml/2006/wordprocessingDrawing" simplePos="0" allowOverlap="1" behindDoc="1" layoutInCell="1" locked="0" relativeHeight="1" distL="114300" distR="114300">
+              <wp:anchor distT="0" distB="0" distL="114300" distR="114300" simplePos="0" relativeHeight="251659264" behindDoc="1" locked="0" layoutInCell="1" allowOverlap="1">
                 <wp:simplePos x="0" y="0"/>
                 <wp:positionH relativeFrom="column">
                   <wp:posOffset>1273175</wp:posOffset>
@@ -2598,6 +2668,7 @@
                   <wp:posOffset>21590</wp:posOffset>
                 </wp:positionV>
                 <wp:extent cx="523875" cy="262255"/>
+                <wp:effectExtent l="0" t="0" r="0" b="4445"/>
                 <wp:wrapNone/>
                 <wp:docPr id="2" name="Picture 4"/>
                 <wp:cNvGraphicFramePr>
@@ -2607,11 +2678,13 @@
                   <a:graphicData uri="http://schemas.openxmlformats.org/drawingml/2006/picture">
                     <pic:pic xmlns:pic="http://schemas.openxmlformats.org/drawingml/2006/picture">
                       <pic:nvPicPr>
-                        <pic:cNvPr id="2" name="Picture 2"/>
-                        <pic:cNvPicPr/>
+                        <pic:cNvPr id="2" name="Picture 4"/>
+                        <pic:cNvPicPr>
+                          <a:picLocks noChangeAspect="1"/>
+                        </pic:cNvPicPr>
                       </pic:nvPicPr>
                       <pic:blipFill>
-                        <a:blip xmlns:r="http://schemas.openxmlformats.org/officeDocument/2006/relationships" r:embed="Relimage2"/>
+                        <a:blip r:embed="rId2"/>
                         <a:stretch>
                           <a:fillRect/>
                         </a:stretch>
@@ -2621,7 +2694,9 @@
                           <a:off x="0" y="0"/>
                           <a:ext cx="523875" cy="262255"/>
                         </a:xfrm>
-                        <a:prstGeom prst="rect"/>
+                        <a:prstGeom prst="rect">
+                          <a:avLst/>
+                        </a:prstGeom>
                         <a:noFill/>
                         <a:ln>
                           <a:noFill/>
@@ -2639,12 +2714,12 @@
     <w:tr>
       <w:tblPrEx>
         <w:tblBorders>
-          <w:top w:val="single" w:sz="4" w:space="0" w:shadow="0" w:frame="0" w:color="auto"/>
-          <w:left w:val="single" w:sz="4" w:space="0" w:shadow="0" w:frame="0" w:color="auto"/>
-          <w:bottom w:val="single" w:sz="4" w:space="0" w:shadow="0" w:frame="0" w:color="auto"/>
-          <w:right w:val="single" w:sz="4" w:space="0" w:shadow="0" w:frame="0" w:color="auto"/>
-          <w:insideH w:val="single" w:sz="4" w:space="0" w:shadow="0" w:frame="0" w:color="auto"/>
-          <w:insideV w:val="single" w:sz="4" w:space="0" w:shadow="0" w:frame="0" w:color="auto"/>
+          <w:top w:val="single" w:color="auto" w:sz="4" w:space="0"/>
+          <w:left w:val="single" w:color="auto" w:sz="4" w:space="0"/>
+          <w:bottom w:val="single" w:color="auto" w:sz="4" w:space="0"/>
+          <w:right w:val="single" w:color="auto" w:sz="4" w:space="0"/>
+          <w:insideH w:val="single" w:color="auto" w:sz="4" w:space="0"/>
+          <w:insideV w:val="single" w:color="auto" w:sz="4" w:space="0"/>
         </w:tblBorders>
         <w:tblCellMar>
           <w:top w:w="0" w:type="dxa"/>
@@ -2654,11 +2729,11 @@
         </w:tblCellMar>
       </w:tblPrEx>
       <w:trPr>
-        <w:trHeight w:hRule="atLeast" w:val="279"/>
+        <w:trHeight w:val="386" w:hRule="atLeast"/>
       </w:trPr>
       <w:tc>
         <w:tcPr>
-          <w:tcW w:w="2842" w:type="dxa"/>
+          <w:tcW w:w="3495" w:type="dxa"/>
           <w:tcBorders>
             <w:top w:val="nil"/>
             <w:left w:val="nil"/>
@@ -2672,7 +2747,7 @@
         </w:tcPr>
         <w:p>
           <w:pPr>
-            <w:pStyle w:val="P2"/>
+            <w:pStyle w:val="5"/>
             <w:spacing w:beforeAutospacing="0" w:afterAutospacing="0"/>
             <w:rPr>
               <w:sz w:val="18"/>
@@ -2682,7 +2757,7 @@
       </w:tc>
       <w:tc>
         <w:tcPr>
-          <w:tcW w:w="4148" w:type="dxa"/>
+          <w:tcW w:w="3877" w:type="dxa"/>
           <w:tcBorders>
             <w:top w:val="nil"/>
             <w:left w:val="nil"/>
@@ -2696,7 +2771,7 @@
         </w:tcPr>
         <w:p>
           <w:pPr>
-            <w:pStyle w:val="P2"/>
+            <w:pStyle w:val="5"/>
             <w:spacing w:beforeAutospacing="0" w:afterAutospacing="0"/>
             <w:jc w:val="center"/>
             <w:rPr>
@@ -2716,7 +2791,7 @@
       </w:tc>
       <w:tc>
         <w:tcPr>
-          <w:tcW w:w="3848" w:type="dxa"/>
+          <w:tcW w:w="3466" w:type="dxa"/>
           <w:tcBorders>
             <w:top w:val="nil"/>
             <w:left w:val="nil"/>
@@ -2730,11 +2805,13 @@
         </w:tcPr>
         <w:p>
           <w:pPr>
-            <w:pStyle w:val="P2"/>
+            <w:pStyle w:val="5"/>
             <w:spacing w:beforeAutospacing="0" w:afterAutospacing="0"/>
             <w:jc w:val="right"/>
             <w:rPr>
+              <w:rFonts w:hint="default" w:eastAsiaTheme="minorEastAsia"/>
               <w:sz w:val="18"/>
+              <w:lang w:val="en-US" w:eastAsia="zh-CN"/>
             </w:rPr>
           </w:pPr>
           <w:r>
@@ -2763,7 +2840,7 @@
   </w:tbl>
   <w:p>
     <w:pPr>
-      <w:pStyle w:val="P2"/>
+      <w:pStyle w:val="5"/>
       <w:spacing w:beforeAutospacing="0" w:afterAutospacing="0"/>
       <w:rPr>
         <w:sz w:val="18"/>
@@ -2773,107 +2850,300 @@
 </w:hdr>
 </file>
 
-<file path=word/numbering.xml><?xml version="1.0" encoding="utf-8"?>
-<w:numbering xmlns:w="http://schemas.openxmlformats.org/wordprocessingml/2006/main"/>
-</file>
-
 <file path=word/styles.xml><?xml version="1.0" encoding="utf-8"?>
-<w:styles xmlns:w="http://schemas.openxmlformats.org/wordprocessingml/2006/main">
+<w:styles xmlns:mc="http://schemas.openxmlformats.org/markup-compatibility/2006" xmlns:o="urn:schemas-microsoft-com:office:office" xmlns:r="http://schemas.openxmlformats.org/officeDocument/2006/relationships" xmlns:m="http://schemas.openxmlformats.org/officeDocument/2006/math" xmlns:v="urn:schemas-microsoft-com:vml" xmlns:w="http://schemas.openxmlformats.org/wordprocessingml/2006/main" xmlns:w14="http://schemas.microsoft.com/office/word/2010/wordml" xmlns:w10="urn:schemas-microsoft-com:office:word" xmlns:sl="http://schemas.openxmlformats.org/schemaLibrary/2006/main" xmlns:wpsCustomData="http://www.wps.cn/officeDocument/2013/wpsCustomData" mc:Ignorable="w14">
   <w:docDefaults>
     <w:rPrDefault>
       <w:rPr>
-        <w:rFonts w:ascii="Times New Roman" w:hAnsi="Times New Roman"/>
-        <w:b w:val="0"/>
-        <w:i w:val="0"/>
-        <w:caps w:val="0"/>
-        <w:strike w:val="0"/>
-        <w:noProof w:val="0"/>
-        <w:vanish w:val="0"/>
-        <w:color w:val="auto"/>
-        <w:sz w:val="20"/>
-        <w:u w:val="none"/>
-        <w:shd w:val="clear" w:color="auto" w:fill="auto"/>
-        <w:vertAlign w:val="baseline"/>
-        <w:lang/>
+        <w:rFonts w:ascii="Times New Roman" w:hAnsi="Times New Roman" w:eastAsiaTheme="minorEastAsia" w:cstheme="minorBidi"/>
       </w:rPr>
     </w:rPrDefault>
-    <w:pPrDefault>
-      <w:pPr>
-        <w:keepNext w:val="0"/>
-        <w:keepLines w:val="0"/>
-        <w:widowControl w:val="1"/>
-        <w:suppressLineNumbers w:val="0"/>
-        <w:shd w:val="clear" w:fill="auto"/>
-        <w:suppressAutoHyphens w:val="0"/>
-        <w:spacing w:lineRule="auto" w:line="240" w:before="0" w:after="0" w:beforeAutospacing="0" w:afterAutospacing="0"/>
-        <w:ind w:firstLine="0" w:left="0" w:right="0"/>
-        <w:contextualSpacing w:val="0"/>
-        <w:jc w:val="left"/>
-      </w:pPr>
-    </w:pPrDefault>
+    <w:pPrDefault/>
   </w:docDefaults>
-  <w:style w:type="paragraph" w:styleId="P0" w:default="1">
+  <w:latentStyles w:count="260" w:defQFormat="0" w:defUnhideWhenUsed="1" w:defSemiHidden="1" w:defUIPriority="99" w:defLockedState="0">
+    <w:lsdException w:qFormat="1" w:unhideWhenUsed="0" w:uiPriority="0" w:semiHidden="0" w:name="Normal"/>
+    <w:lsdException w:qFormat="1" w:unhideWhenUsed="0" w:uiPriority="0" w:semiHidden="0" w:name="heading 1"/>
+    <w:lsdException w:qFormat="1" w:uiPriority="0" w:name="heading 2"/>
+    <w:lsdException w:qFormat="1" w:uiPriority="0" w:name="heading 3"/>
+    <w:lsdException w:qFormat="1" w:uiPriority="0" w:name="heading 4"/>
+    <w:lsdException w:qFormat="1" w:uiPriority="0" w:name="heading 5"/>
+    <w:lsdException w:qFormat="1" w:uiPriority="0" w:name="heading 6"/>
+    <w:lsdException w:qFormat="1" w:uiPriority="0" w:name="heading 7"/>
+    <w:lsdException w:qFormat="1" w:uiPriority="0" w:name="heading 8"/>
+    <w:lsdException w:qFormat="1" w:uiPriority="0" w:name="heading 9"/>
+    <w:lsdException w:unhideWhenUsed="0" w:uiPriority="0" w:semiHidden="0" w:name="index 1"/>
+    <w:lsdException w:unhideWhenUsed="0" w:uiPriority="0" w:semiHidden="0" w:name="index 2"/>
+    <w:lsdException w:unhideWhenUsed="0" w:uiPriority="0" w:semiHidden="0" w:name="index 3"/>
+    <w:lsdException w:unhideWhenUsed="0" w:uiPriority="0" w:semiHidden="0" w:name="index 4"/>
+    <w:lsdException w:unhideWhenUsed="0" w:uiPriority="0" w:semiHidden="0" w:name="index 5"/>
+    <w:lsdException w:unhideWhenUsed="0" w:uiPriority="0" w:semiHidden="0" w:name="index 6"/>
+    <w:lsdException w:unhideWhenUsed="0" w:uiPriority="0" w:semiHidden="0" w:name="index 7"/>
+    <w:lsdException w:unhideWhenUsed="0" w:uiPriority="0" w:semiHidden="0" w:name="index 8"/>
+    <w:lsdException w:unhideWhenUsed="0" w:uiPriority="0" w:semiHidden="0" w:name="index 9"/>
+    <w:lsdException w:unhideWhenUsed="0" w:uiPriority="0" w:semiHidden="0" w:name="toc 1"/>
+    <w:lsdException w:unhideWhenUsed="0" w:uiPriority="0" w:semiHidden="0" w:name="toc 2"/>
+    <w:lsdException w:unhideWhenUsed="0" w:uiPriority="0" w:semiHidden="0" w:name="toc 3"/>
+    <w:lsdException w:unhideWhenUsed="0" w:uiPriority="0" w:semiHidden="0" w:name="toc 4"/>
+    <w:lsdException w:unhideWhenUsed="0" w:uiPriority="0" w:semiHidden="0" w:name="toc 5"/>
+    <w:lsdException w:unhideWhenUsed="0" w:uiPriority="0" w:semiHidden="0" w:name="toc 6"/>
+    <w:lsdException w:unhideWhenUsed="0" w:uiPriority="0" w:semiHidden="0" w:name="toc 7"/>
+    <w:lsdException w:unhideWhenUsed="0" w:uiPriority="0" w:semiHidden="0" w:name="toc 8"/>
+    <w:lsdException w:unhideWhenUsed="0" w:uiPriority="0" w:semiHidden="0" w:name="toc 9"/>
+    <w:lsdException w:unhideWhenUsed="0" w:uiPriority="0" w:semiHidden="0" w:name="Normal Indent"/>
+    <w:lsdException w:unhideWhenUsed="0" w:uiPriority="0" w:semiHidden="0" w:name="footnote text"/>
+    <w:lsdException w:unhideWhenUsed="0" w:uiPriority="0" w:semiHidden="0" w:name="annotation text"/>
+    <w:lsdException w:qFormat="1" w:unhideWhenUsed="0" w:uiPriority="0" w:semiHidden="0" w:name="header"/>
+    <w:lsdException w:qFormat="1" w:unhideWhenUsed="0" w:uiPriority="0" w:semiHidden="0" w:name="footer"/>
+    <w:lsdException w:unhideWhenUsed="0" w:uiPriority="0" w:semiHidden="0" w:name="index heading"/>
+    <w:lsdException w:qFormat="1" w:uiPriority="0" w:name="caption"/>
+    <w:lsdException w:unhideWhenUsed="0" w:uiPriority="0" w:semiHidden="0" w:name="table of figures"/>
+    <w:lsdException w:unhideWhenUsed="0" w:uiPriority="0" w:semiHidden="0" w:name="envelope address"/>
+    <w:lsdException w:unhideWhenUsed="0" w:uiPriority="0" w:semiHidden="0" w:name="envelope return"/>
+    <w:lsdException w:unhideWhenUsed="0" w:uiPriority="0" w:semiHidden="0" w:name="footnote reference"/>
+    <w:lsdException w:unhideWhenUsed="0" w:uiPriority="0" w:semiHidden="0" w:name="annotation reference"/>
+    <w:lsdException w:qFormat="1" w:unhideWhenUsed="0" w:uiPriority="0" w:name="line number"/>
+    <w:lsdException w:unhideWhenUsed="0" w:uiPriority="0" w:semiHidden="0" w:name="page number"/>
+    <w:lsdException w:unhideWhenUsed="0" w:uiPriority="0" w:semiHidden="0" w:name="endnote reference"/>
+    <w:lsdException w:unhideWhenUsed="0" w:uiPriority="0" w:semiHidden="0" w:name="endnote text"/>
+    <w:lsdException w:unhideWhenUsed="0" w:uiPriority="0" w:semiHidden="0" w:name="table of authorities"/>
+    <w:lsdException w:unhideWhenUsed="0" w:uiPriority="0" w:semiHidden="0" w:name="macro"/>
+    <w:lsdException w:unhideWhenUsed="0" w:uiPriority="0" w:semiHidden="0" w:name="toa heading"/>
+    <w:lsdException w:unhideWhenUsed="0" w:uiPriority="0" w:semiHidden="0" w:name="List"/>
+    <w:lsdException w:unhideWhenUsed="0" w:uiPriority="0" w:semiHidden="0" w:name="List Bullet"/>
+    <w:lsdException w:unhideWhenUsed="0" w:uiPriority="0" w:semiHidden="0" w:name="List Number"/>
+    <w:lsdException w:unhideWhenUsed="0" w:uiPriority="0" w:semiHidden="0" w:name="List 2"/>
+    <w:lsdException w:unhideWhenUsed="0" w:uiPriority="0" w:semiHidden="0" w:name="List 3"/>
+    <w:lsdException w:unhideWhenUsed="0" w:uiPriority="0" w:semiHidden="0" w:name="List 4"/>
+    <w:lsdException w:unhideWhenUsed="0" w:uiPriority="0" w:semiHidden="0" w:name="List 5"/>
+    <w:lsdException w:unhideWhenUsed="0" w:uiPriority="0" w:semiHidden="0" w:name="List Bullet 2"/>
+    <w:lsdException w:unhideWhenUsed="0" w:uiPriority="0" w:semiHidden="0" w:name="List Bullet 3"/>
+    <w:lsdException w:unhideWhenUsed="0" w:uiPriority="0" w:semiHidden="0" w:name="List Bullet 4"/>
+    <w:lsdException w:unhideWhenUsed="0" w:uiPriority="0" w:semiHidden="0" w:name="List Bullet 5"/>
+    <w:lsdException w:unhideWhenUsed="0" w:uiPriority="0" w:semiHidden="0" w:name="List Number 2"/>
+    <w:lsdException w:unhideWhenUsed="0" w:uiPriority="0" w:semiHidden="0" w:name="List Number 3"/>
+    <w:lsdException w:unhideWhenUsed="0" w:uiPriority="0" w:semiHidden="0" w:name="List Number 4"/>
+    <w:lsdException w:unhideWhenUsed="0" w:uiPriority="0" w:semiHidden="0" w:name="List Number 5"/>
+    <w:lsdException w:qFormat="1" w:unhideWhenUsed="0" w:uiPriority="0" w:semiHidden="0" w:name="Title"/>
+    <w:lsdException w:unhideWhenUsed="0" w:uiPriority="0" w:semiHidden="0" w:name="Closing"/>
+    <w:lsdException w:unhideWhenUsed="0" w:uiPriority="0" w:semiHidden="0" w:name="Signature"/>
+    <w:lsdException w:unhideWhenUsed="0" w:uiPriority="0" w:semiHidden="0" w:name="Default Paragraph Font"/>
+    <w:lsdException w:unhideWhenUsed="0" w:uiPriority="0" w:semiHidden="0" w:name="Body Text"/>
+    <w:lsdException w:unhideWhenUsed="0" w:uiPriority="0" w:semiHidden="0" w:name="Body Text Indent"/>
+    <w:lsdException w:unhideWhenUsed="0" w:uiPriority="0" w:semiHidden="0" w:name="List Continue"/>
+    <w:lsdException w:unhideWhenUsed="0" w:uiPriority="0" w:semiHidden="0" w:name="List Continue 2"/>
+    <w:lsdException w:unhideWhenUsed="0" w:uiPriority="0" w:semiHidden="0" w:name="List Continue 3"/>
+    <w:lsdException w:unhideWhenUsed="0" w:uiPriority="0" w:semiHidden="0" w:name="List Continue 4"/>
+    <w:lsdException w:unhideWhenUsed="0" w:uiPriority="0" w:semiHidden="0" w:name="List Continue 5"/>
+    <w:lsdException w:unhideWhenUsed="0" w:uiPriority="0" w:semiHidden="0" w:name="Message Header"/>
+    <w:lsdException w:qFormat="1" w:unhideWhenUsed="0" w:uiPriority="0" w:semiHidden="0" w:name="Subtitle"/>
+    <w:lsdException w:unhideWhenUsed="0" w:uiPriority="0" w:semiHidden="0" w:name="Salutation"/>
+    <w:lsdException w:unhideWhenUsed="0" w:uiPriority="0" w:semiHidden="0" w:name="Date"/>
+    <w:lsdException w:unhideWhenUsed="0" w:uiPriority="0" w:semiHidden="0" w:name="Body Text First Indent"/>
+    <w:lsdException w:unhideWhenUsed="0" w:uiPriority="0" w:semiHidden="0" w:name="Body Text First Indent 2"/>
+    <w:lsdException w:unhideWhenUsed="0" w:uiPriority="0" w:semiHidden="0" w:name="Note Heading"/>
+    <w:lsdException w:unhideWhenUsed="0" w:uiPriority="0" w:semiHidden="0" w:name="Body Text 2"/>
+    <w:lsdException w:unhideWhenUsed="0" w:uiPriority="0" w:semiHidden="0" w:name="Body Text 3"/>
+    <w:lsdException w:unhideWhenUsed="0" w:uiPriority="0" w:semiHidden="0" w:name="Body Text Indent 2"/>
+    <w:lsdException w:unhideWhenUsed="0" w:uiPriority="0" w:semiHidden="0" w:name="Body Text Indent 3"/>
+    <w:lsdException w:unhideWhenUsed="0" w:uiPriority="0" w:semiHidden="0" w:name="Block Text"/>
+    <w:lsdException w:unhideWhenUsed="0" w:uiPriority="0" w:semiHidden="0" w:name="Hyperlink"/>
+    <w:lsdException w:unhideWhenUsed="0" w:uiPriority="0" w:semiHidden="0" w:name="FollowedHyperlink"/>
+    <w:lsdException w:qFormat="1" w:unhideWhenUsed="0" w:uiPriority="0" w:semiHidden="0" w:name="Strong"/>
+    <w:lsdException w:qFormat="1" w:unhideWhenUsed="0" w:uiPriority="0" w:semiHidden="0" w:name="Emphasis"/>
+    <w:lsdException w:unhideWhenUsed="0" w:uiPriority="0" w:semiHidden="0" w:name="Document Map"/>
+    <w:lsdException w:unhideWhenUsed="0" w:uiPriority="0" w:semiHidden="0" w:name="Plain Text"/>
+    <w:lsdException w:unhideWhenUsed="0" w:uiPriority="0" w:semiHidden="0" w:name="E-mail Signature"/>
+    <w:lsdException w:unhideWhenUsed="0" w:uiPriority="0" w:semiHidden="0" w:name="Normal (Web)"/>
+    <w:lsdException w:unhideWhenUsed="0" w:uiPriority="0" w:semiHidden="0" w:name="HTML Acronym"/>
+    <w:lsdException w:unhideWhenUsed="0" w:uiPriority="0" w:semiHidden="0" w:name="HTML Address"/>
+    <w:lsdException w:unhideWhenUsed="0" w:uiPriority="0" w:semiHidden="0" w:name="HTML Cite"/>
+    <w:lsdException w:unhideWhenUsed="0" w:uiPriority="0" w:semiHidden="0" w:name="HTML Code"/>
+    <w:lsdException w:unhideWhenUsed="0" w:uiPriority="0" w:semiHidden="0" w:name="HTML Definition"/>
+    <w:lsdException w:unhideWhenUsed="0" w:uiPriority="0" w:semiHidden="0" w:name="HTML Keyboard"/>
+    <w:lsdException w:unhideWhenUsed="0" w:uiPriority="0" w:semiHidden="0" w:name="HTML Preformatted"/>
+    <w:lsdException w:unhideWhenUsed="0" w:uiPriority="0" w:semiHidden="0" w:name="HTML Sample"/>
+    <w:lsdException w:unhideWhenUsed="0" w:uiPriority="0" w:semiHidden="0" w:name="HTML Typewriter"/>
+    <w:lsdException w:unhideWhenUsed="0" w:uiPriority="0" w:semiHidden="0" w:name="HTML Variable"/>
+    <w:lsdException w:qFormat="1" w:unhideWhenUsed="0" w:uiPriority="0" w:semiHidden="0" w:name="Normal Table"/>
+    <w:lsdException w:unhideWhenUsed="0" w:uiPriority="0" w:semiHidden="0" w:name="annotation subject"/>
+    <w:lsdException w:qFormat="1" w:unhideWhenUsed="0" w:uiPriority="0" w:semiHidden="0" w:name="Table Simple 1"/>
+    <w:lsdException w:unhideWhenUsed="0" w:uiPriority="0" w:semiHidden="0" w:name="Table Simple 2"/>
+    <w:lsdException w:unhideWhenUsed="0" w:uiPriority="0" w:semiHidden="0" w:name="Table Simple 3"/>
+    <w:lsdException w:unhideWhenUsed="0" w:uiPriority="0" w:semiHidden="0" w:name="Table Classic 1"/>
+    <w:lsdException w:unhideWhenUsed="0" w:uiPriority="0" w:semiHidden="0" w:name="Table Classic 2"/>
+    <w:lsdException w:unhideWhenUsed="0" w:uiPriority="0" w:semiHidden="0" w:name="Table Classic 3"/>
+    <w:lsdException w:unhideWhenUsed="0" w:uiPriority="0" w:semiHidden="0" w:name="Table Classic 4"/>
+    <w:lsdException w:unhideWhenUsed="0" w:uiPriority="0" w:semiHidden="0" w:name="Table Colorful 1"/>
+    <w:lsdException w:unhideWhenUsed="0" w:uiPriority="0" w:semiHidden="0" w:name="Table Colorful 2"/>
+    <w:lsdException w:unhideWhenUsed="0" w:uiPriority="0" w:semiHidden="0" w:name="Table Colorful 3"/>
+    <w:lsdException w:unhideWhenUsed="0" w:uiPriority="0" w:semiHidden="0" w:name="Table Columns 1"/>
+    <w:lsdException w:unhideWhenUsed="0" w:uiPriority="0" w:semiHidden="0" w:name="Table Columns 2"/>
+    <w:lsdException w:unhideWhenUsed="0" w:uiPriority="0" w:semiHidden="0" w:name="Table Columns 3"/>
+    <w:lsdException w:unhideWhenUsed="0" w:uiPriority="0" w:semiHidden="0" w:name="Table Columns 4"/>
+    <w:lsdException w:unhideWhenUsed="0" w:uiPriority="0" w:semiHidden="0" w:name="Table Columns 5"/>
+    <w:lsdException w:unhideWhenUsed="0" w:uiPriority="0" w:semiHidden="0" w:name="Table Grid 1"/>
+    <w:lsdException w:unhideWhenUsed="0" w:uiPriority="0" w:semiHidden="0" w:name="Table Grid 2"/>
+    <w:lsdException w:unhideWhenUsed="0" w:uiPriority="0" w:semiHidden="0" w:name="Table Grid 3"/>
+    <w:lsdException w:unhideWhenUsed="0" w:uiPriority="0" w:semiHidden="0" w:name="Table Grid 4"/>
+    <w:lsdException w:unhideWhenUsed="0" w:uiPriority="0" w:semiHidden="0" w:name="Table Grid 5"/>
+    <w:lsdException w:unhideWhenUsed="0" w:uiPriority="0" w:semiHidden="0" w:name="Table Grid 6"/>
+    <w:lsdException w:unhideWhenUsed="0" w:uiPriority="0" w:semiHidden="0" w:name="Table Grid 7"/>
+    <w:lsdException w:unhideWhenUsed="0" w:uiPriority="0" w:semiHidden="0" w:name="Table Grid 8"/>
+    <w:lsdException w:unhideWhenUsed="0" w:uiPriority="0" w:semiHidden="0" w:name="Table List 1"/>
+    <w:lsdException w:unhideWhenUsed="0" w:uiPriority="0" w:semiHidden="0" w:name="Table List 2"/>
+    <w:lsdException w:unhideWhenUsed="0" w:uiPriority="0" w:semiHidden="0" w:name="Table List 3"/>
+    <w:lsdException w:unhideWhenUsed="0" w:uiPriority="0" w:semiHidden="0" w:name="Table List 4"/>
+    <w:lsdException w:unhideWhenUsed="0" w:uiPriority="0" w:semiHidden="0" w:name="Table List 5"/>
+    <w:lsdException w:unhideWhenUsed="0" w:uiPriority="0" w:semiHidden="0" w:name="Table List 6"/>
+    <w:lsdException w:unhideWhenUsed="0" w:uiPriority="0" w:semiHidden="0" w:name="Table List 7"/>
+    <w:lsdException w:unhideWhenUsed="0" w:uiPriority="0" w:semiHidden="0" w:name="Table List 8"/>
+    <w:lsdException w:unhideWhenUsed="0" w:uiPriority="0" w:semiHidden="0" w:name="Table 3D effects 1"/>
+    <w:lsdException w:unhideWhenUsed="0" w:uiPriority="0" w:semiHidden="0" w:name="Table 3D effects 2"/>
+    <w:lsdException w:unhideWhenUsed="0" w:uiPriority="0" w:semiHidden="0" w:name="Table 3D effects 3"/>
+    <w:lsdException w:unhideWhenUsed="0" w:uiPriority="0" w:semiHidden="0" w:name="Table Contemporary"/>
+    <w:lsdException w:unhideWhenUsed="0" w:uiPriority="0" w:semiHidden="0" w:name="Table Elegant"/>
+    <w:lsdException w:unhideWhenUsed="0" w:uiPriority="0" w:semiHidden="0" w:name="Table Professional"/>
+    <w:lsdException w:unhideWhenUsed="0" w:uiPriority="0" w:semiHidden="0" w:name="Table Subtle 1"/>
+    <w:lsdException w:unhideWhenUsed="0" w:uiPriority="0" w:semiHidden="0" w:name="Table Subtle 2"/>
+    <w:lsdException w:unhideWhenUsed="0" w:uiPriority="0" w:semiHidden="0" w:name="Table Web 1"/>
+    <w:lsdException w:unhideWhenUsed="0" w:uiPriority="0" w:semiHidden="0" w:name="Table Web 2"/>
+    <w:lsdException w:unhideWhenUsed="0" w:uiPriority="0" w:semiHidden="0" w:name="Table Web 3"/>
+    <w:lsdException w:unhideWhenUsed="0" w:uiPriority="0" w:semiHidden="0" w:name="Balloon Text"/>
+    <w:lsdException w:unhideWhenUsed="0" w:uiPriority="0" w:semiHidden="0" w:name="Table Grid"/>
+    <w:lsdException w:unhideWhenUsed="0" w:uiPriority="0" w:semiHidden="0" w:name="Table Theme"/>
+    <w:lsdException w:unhideWhenUsed="0" w:uiPriority="60" w:semiHidden="0" w:name="Light Shading"/>
+    <w:lsdException w:unhideWhenUsed="0" w:uiPriority="61" w:semiHidden="0" w:name="Light List"/>
+    <w:lsdException w:unhideWhenUsed="0" w:uiPriority="62" w:semiHidden="0" w:name="Light Grid"/>
+    <w:lsdException w:unhideWhenUsed="0" w:uiPriority="63" w:semiHidden="0" w:name="Medium Shading 1"/>
+    <w:lsdException w:unhideWhenUsed="0" w:uiPriority="64" w:semiHidden="0" w:name="Medium Shading 2"/>
+    <w:lsdException w:unhideWhenUsed="0" w:uiPriority="65" w:semiHidden="0" w:name="Medium List 1"/>
+    <w:lsdException w:unhideWhenUsed="0" w:uiPriority="66" w:semiHidden="0" w:name="Medium List 2"/>
+    <w:lsdException w:unhideWhenUsed="0" w:uiPriority="67" w:semiHidden="0" w:name="Medium Grid 1"/>
+    <w:lsdException w:unhideWhenUsed="0" w:uiPriority="68" w:semiHidden="0" w:name="Medium Grid 2"/>
+    <w:lsdException w:unhideWhenUsed="0" w:uiPriority="69" w:semiHidden="0" w:name="Medium Grid 3"/>
+    <w:lsdException w:unhideWhenUsed="0" w:uiPriority="70" w:semiHidden="0" w:name="Dark List"/>
+    <w:lsdException w:unhideWhenUsed="0" w:uiPriority="71" w:semiHidden="0" w:name="Colorful Shading"/>
+    <w:lsdException w:unhideWhenUsed="0" w:uiPriority="72" w:semiHidden="0" w:name="Colorful List"/>
+    <w:lsdException w:unhideWhenUsed="0" w:uiPriority="73" w:semiHidden="0" w:name="Colorful Grid"/>
+    <w:lsdException w:unhideWhenUsed="0" w:uiPriority="60" w:semiHidden="0" w:name="Light Shading Accent 1"/>
+    <w:lsdException w:unhideWhenUsed="0" w:uiPriority="61" w:semiHidden="0" w:name="Light List Accent 1"/>
+    <w:lsdException w:unhideWhenUsed="0" w:uiPriority="62" w:semiHidden="0" w:name="Light Grid Accent 1"/>
+    <w:lsdException w:unhideWhenUsed="0" w:uiPriority="63" w:semiHidden="0" w:name="Medium Shading 1 Accent 1"/>
+    <w:lsdException w:unhideWhenUsed="0" w:uiPriority="64" w:semiHidden="0" w:name="Medium Shading 2 Accent 1"/>
+    <w:lsdException w:unhideWhenUsed="0" w:uiPriority="65" w:semiHidden="0" w:name="Medium List 1 Accent 1"/>
+    <w:lsdException w:unhideWhenUsed="0" w:uiPriority="66" w:semiHidden="0" w:name="Medium List 2 Accent 1"/>
+    <w:lsdException w:unhideWhenUsed="0" w:uiPriority="67" w:semiHidden="0" w:name="Medium Grid 1 Accent 1"/>
+    <w:lsdException w:unhideWhenUsed="0" w:uiPriority="68" w:semiHidden="0" w:name="Medium Grid 2 Accent 1"/>
+    <w:lsdException w:unhideWhenUsed="0" w:uiPriority="69" w:semiHidden="0" w:name="Medium Grid 3 Accent 1"/>
+    <w:lsdException w:unhideWhenUsed="0" w:uiPriority="70" w:semiHidden="0" w:name="Dark List Accent 1"/>
+    <w:lsdException w:unhideWhenUsed="0" w:uiPriority="71" w:semiHidden="0" w:name="Colorful Shading Accent 1"/>
+    <w:lsdException w:unhideWhenUsed="0" w:uiPriority="72" w:semiHidden="0" w:name="Colorful List Accent 1"/>
+    <w:lsdException w:unhideWhenUsed="0" w:uiPriority="73" w:semiHidden="0" w:name="Colorful Grid Accent 1"/>
+    <w:lsdException w:unhideWhenUsed="0" w:uiPriority="60" w:semiHidden="0" w:name="Light Shading Accent 2"/>
+    <w:lsdException w:unhideWhenUsed="0" w:uiPriority="61" w:semiHidden="0" w:name="Light List Accent 2"/>
+    <w:lsdException w:unhideWhenUsed="0" w:uiPriority="62" w:semiHidden="0" w:name="Light Grid Accent 2"/>
+    <w:lsdException w:unhideWhenUsed="0" w:uiPriority="63" w:semiHidden="0" w:name="Medium Shading 1 Accent 2"/>
+    <w:lsdException w:unhideWhenUsed="0" w:uiPriority="64" w:semiHidden="0" w:name="Medium Shading 2 Accent 2"/>
+    <w:lsdException w:unhideWhenUsed="0" w:uiPriority="65" w:semiHidden="0" w:name="Medium List 1 Accent 2"/>
+    <w:lsdException w:unhideWhenUsed="0" w:uiPriority="66" w:semiHidden="0" w:name="Medium List 2 Accent 2"/>
+    <w:lsdException w:unhideWhenUsed="0" w:uiPriority="67" w:semiHidden="0" w:name="Medium Grid 1 Accent 2"/>
+    <w:lsdException w:unhideWhenUsed="0" w:uiPriority="68" w:semiHidden="0" w:name="Medium Grid 2 Accent 2"/>
+    <w:lsdException w:unhideWhenUsed="0" w:uiPriority="69" w:semiHidden="0" w:name="Medium Grid 3 Accent 2"/>
+    <w:lsdException w:unhideWhenUsed="0" w:uiPriority="70" w:semiHidden="0" w:name="Dark List Accent 2"/>
+    <w:lsdException w:unhideWhenUsed="0" w:uiPriority="71" w:semiHidden="0" w:name="Colorful Shading Accent 2"/>
+    <w:lsdException w:unhideWhenUsed="0" w:uiPriority="72" w:semiHidden="0" w:name="Colorful List Accent 2"/>
+    <w:lsdException w:unhideWhenUsed="0" w:uiPriority="73" w:semiHidden="0" w:name="Colorful Grid Accent 2"/>
+    <w:lsdException w:unhideWhenUsed="0" w:uiPriority="60" w:semiHidden="0" w:name="Light Shading Accent 3"/>
+    <w:lsdException w:unhideWhenUsed="0" w:uiPriority="61" w:semiHidden="0" w:name="Light List Accent 3"/>
+    <w:lsdException w:unhideWhenUsed="0" w:uiPriority="62" w:semiHidden="0" w:name="Light Grid Accent 3"/>
+    <w:lsdException w:unhideWhenUsed="0" w:uiPriority="63" w:semiHidden="0" w:name="Medium Shading 1 Accent 3"/>
+    <w:lsdException w:unhideWhenUsed="0" w:uiPriority="64" w:semiHidden="0" w:name="Medium Shading 2 Accent 3"/>
+    <w:lsdException w:unhideWhenUsed="0" w:uiPriority="65" w:semiHidden="0" w:name="Medium List 1 Accent 3"/>
+    <w:lsdException w:unhideWhenUsed="0" w:uiPriority="66" w:semiHidden="0" w:name="Medium List 2 Accent 3"/>
+    <w:lsdException w:unhideWhenUsed="0" w:uiPriority="67" w:semiHidden="0" w:name="Medium Grid 1 Accent 3"/>
+    <w:lsdException w:unhideWhenUsed="0" w:uiPriority="68" w:semiHidden="0" w:name="Medium Grid 2 Accent 3"/>
+    <w:lsdException w:unhideWhenUsed="0" w:uiPriority="69" w:semiHidden="0" w:name="Medium Grid 3 Accent 3"/>
+    <w:lsdException w:unhideWhenUsed="0" w:uiPriority="70" w:semiHidden="0" w:name="Dark List Accent 3"/>
+    <w:lsdException w:unhideWhenUsed="0" w:uiPriority="71" w:semiHidden="0" w:name="Colorful Shading Accent 3"/>
+    <w:lsdException w:unhideWhenUsed="0" w:uiPriority="72" w:semiHidden="0" w:name="Colorful List Accent 3"/>
+    <w:lsdException w:unhideWhenUsed="0" w:uiPriority="73" w:semiHidden="0" w:name="Colorful Grid Accent 3"/>
+    <w:lsdException w:unhideWhenUsed="0" w:uiPriority="60" w:semiHidden="0" w:name="Light Shading Accent 4"/>
+    <w:lsdException w:unhideWhenUsed="0" w:uiPriority="61" w:semiHidden="0" w:name="Light List Accent 4"/>
+    <w:lsdException w:unhideWhenUsed="0" w:uiPriority="62" w:semiHidden="0" w:name="Light Grid Accent 4"/>
+    <w:lsdException w:unhideWhenUsed="0" w:uiPriority="63" w:semiHidden="0" w:name="Medium Shading 1 Accent 4"/>
+    <w:lsdException w:unhideWhenUsed="0" w:uiPriority="64" w:semiHidden="0" w:name="Medium Shading 2 Accent 4"/>
+    <w:lsdException w:unhideWhenUsed="0" w:uiPriority="65" w:semiHidden="0" w:name="Medium List 1 Accent 4"/>
+    <w:lsdException w:unhideWhenUsed="0" w:uiPriority="66" w:semiHidden="0" w:name="Medium List 2 Accent 4"/>
+    <w:lsdException w:unhideWhenUsed="0" w:uiPriority="67" w:semiHidden="0" w:name="Medium Grid 1 Accent 4"/>
+    <w:lsdException w:unhideWhenUsed="0" w:uiPriority="68" w:semiHidden="0" w:name="Medium Grid 2 Accent 4"/>
+    <w:lsdException w:unhideWhenUsed="0" w:uiPriority="69" w:semiHidden="0" w:name="Medium Grid 3 Accent 4"/>
+    <w:lsdException w:unhideWhenUsed="0" w:uiPriority="70" w:semiHidden="0" w:name="Dark List Accent 4"/>
+    <w:lsdException w:unhideWhenUsed="0" w:uiPriority="71" w:semiHidden="0" w:name="Colorful Shading Accent 4"/>
+    <w:lsdException w:unhideWhenUsed="0" w:uiPriority="72" w:semiHidden="0" w:name="Colorful List Accent 4"/>
+    <w:lsdException w:unhideWhenUsed="0" w:uiPriority="73" w:semiHidden="0" w:name="Colorful Grid Accent 4"/>
+    <w:lsdException w:unhideWhenUsed="0" w:uiPriority="60" w:semiHidden="0" w:name="Light Shading Accent 5"/>
+    <w:lsdException w:unhideWhenUsed="0" w:uiPriority="61" w:semiHidden="0" w:name="Light List Accent 5"/>
+    <w:lsdException w:unhideWhenUsed="0" w:uiPriority="62" w:semiHidden="0" w:name="Light Grid Accent 5"/>
+    <w:lsdException w:unhideWhenUsed="0" w:uiPriority="63" w:semiHidden="0" w:name="Medium Shading 1 Accent 5"/>
+    <w:lsdException w:unhideWhenUsed="0" w:uiPriority="64" w:semiHidden="0" w:name="Medium Shading 2 Accent 5"/>
+    <w:lsdException w:unhideWhenUsed="0" w:uiPriority="65" w:semiHidden="0" w:name="Medium List 1 Accent 5"/>
+    <w:lsdException w:unhideWhenUsed="0" w:uiPriority="66" w:semiHidden="0" w:name="Medium List 2 Accent 5"/>
+    <w:lsdException w:unhideWhenUsed="0" w:uiPriority="67" w:semiHidden="0" w:name="Medium Grid 1 Accent 5"/>
+    <w:lsdException w:unhideWhenUsed="0" w:uiPriority="68" w:semiHidden="0" w:name="Medium Grid 2 Accent 5"/>
+    <w:lsdException w:unhideWhenUsed="0" w:uiPriority="69" w:semiHidden="0" w:name="Medium Grid 3 Accent 5"/>
+    <w:lsdException w:unhideWhenUsed="0" w:uiPriority="70" w:semiHidden="0" w:name="Dark List Accent 5"/>
+    <w:lsdException w:unhideWhenUsed="0" w:uiPriority="71" w:semiHidden="0" w:name="Colorful Shading Accent 5"/>
+    <w:lsdException w:unhideWhenUsed="0" w:uiPriority="72" w:semiHidden="0" w:name="Colorful List Accent 5"/>
+    <w:lsdException w:unhideWhenUsed="0" w:uiPriority="73" w:semiHidden="0" w:name="Colorful Grid Accent 5"/>
+    <w:lsdException w:unhideWhenUsed="0" w:uiPriority="60" w:semiHidden="0" w:name="Light Shading Accent 6"/>
+    <w:lsdException w:unhideWhenUsed="0" w:uiPriority="61" w:semiHidden="0" w:name="Light List Accent 6"/>
+    <w:lsdException w:unhideWhenUsed="0" w:uiPriority="62" w:semiHidden="0" w:name="Light Grid Accent 6"/>
+    <w:lsdException w:unhideWhenUsed="0" w:uiPriority="63" w:semiHidden="0" w:name="Medium Shading 1 Accent 6"/>
+    <w:lsdException w:unhideWhenUsed="0" w:uiPriority="64" w:semiHidden="0" w:name="Medium Shading 2 Accent 6"/>
+    <w:lsdException w:unhideWhenUsed="0" w:uiPriority="65" w:semiHidden="0" w:name="Medium List 1 Accent 6"/>
+    <w:lsdException w:unhideWhenUsed="0" w:uiPriority="66" w:semiHidden="0" w:name="Medium List 2 Accent 6"/>
+    <w:lsdException w:unhideWhenUsed="0" w:uiPriority="67" w:semiHidden="0" w:name="Medium Grid 1 Accent 6"/>
+    <w:lsdException w:unhideWhenUsed="0" w:uiPriority="68" w:semiHidden="0" w:name="Medium Grid 2 Accent 6"/>
+    <w:lsdException w:unhideWhenUsed="0" w:uiPriority="69" w:semiHidden="0" w:name="Medium Grid 3 Accent 6"/>
+    <w:lsdException w:unhideWhenUsed="0" w:uiPriority="70" w:semiHidden="0" w:name="Dark List Accent 6"/>
+    <w:lsdException w:unhideWhenUsed="0" w:uiPriority="71" w:semiHidden="0" w:name="Colorful Shading Accent 6"/>
+    <w:lsdException w:unhideWhenUsed="0" w:uiPriority="72" w:semiHidden="0" w:name="Colorful List Accent 6"/>
+    <w:lsdException w:unhideWhenUsed="0" w:uiPriority="73" w:semiHidden="0" w:name="Colorful Grid Accent 6"/>
+  </w:latentStyles>
+  <w:style w:type="paragraph" w:default="1" w:styleId="1">
     <w:name w:val="Normal"/>
     <w:qFormat/>
+    <w:uiPriority w:val="0"/>
     <w:pPr>
-      <w:spacing w:beforeAutospacing="0" w:afterAutospacing="0"/>
+      <w:keepNext w:val="0"/>
+      <w:keepLines w:val="0"/>
+      <w:widowControl/>
+      <w:suppressLineNumbers w:val="0"/>
+      <w:shd w:val="clear" w:fill="auto"/>
+      <w:suppressAutoHyphens w:val="0"/>
+      <w:spacing w:before="0" w:beforeAutospacing="0" w:after="0" w:afterAutospacing="0" w:line="240" w:lineRule="auto"/>
+      <w:ind w:left="0" w:right="0" w:firstLine="0"/>
+      <w:contextualSpacing w:val="0"/>
+      <w:jc w:val="left"/>
     </w:pPr>
     <w:rPr>
-      <w:rFonts w:ascii="Calibri" w:hAnsi="Calibri"/>
+      <w:rFonts w:ascii="Calibri" w:hAnsi="Calibri" w:eastAsiaTheme="minorEastAsia" w:cstheme="minorBidi"/>
+      <w:color w:val="auto"/>
       <w:sz w:val="24"/>
-      <w:lang w:val="en-US" w:bidi="ar-SA" w:eastAsia="zh-CN"/>
+      <w:u w:val="none"/>
+      <w:shd w:val="clear" w:color="auto" w:fill="auto"/>
+      <w:vertAlign w:val="baseline"/>
+      <w:lang w:val="en-US" w:eastAsia="zh-CN" w:bidi="ar-SA"/>
     </w:rPr>
   </w:style>
-  <w:style w:type="paragraph" w:styleId="P1">
-    <w:name w:val="footer"/>
-    <w:basedOn w:val="P0"/>
-    <w:qFormat/>
-    <w:pPr>
-      <w:tabs>
-        <w:tab w:val="center" w:pos="4153" w:leader="none"/>
-        <w:tab w:val="right" w:pos="8306" w:leader="none"/>
-      </w:tabs>
-      <w:spacing w:beforeAutospacing="0" w:afterAutospacing="0"/>
-    </w:pPr>
-    <w:rPr>
-      <w:sz w:val="18"/>
-    </w:rPr>
+  <w:style w:type="character" w:default="1" w:styleId="2">
+    <w:name w:val="Default Paragraph Font"/>
+    <w:uiPriority w:val="0"/>
   </w:style>
-  <w:style w:type="paragraph" w:styleId="P2">
-    <w:name w:val="header"/>
-    <w:basedOn w:val="P0"/>
-    <w:qFormat/>
-    <w:pPr>
-      <w:tabs>
-        <w:tab w:val="center" w:pos="4153" w:leader="none"/>
-        <w:tab w:val="right" w:pos="8306" w:leader="none"/>
-      </w:tabs>
-      <w:spacing w:beforeAutospacing="0" w:afterAutospacing="0"/>
-    </w:pPr>
-    <w:rPr>
-      <w:sz w:val="18"/>
-    </w:rPr>
-  </w:style>
-  <w:style w:type="character" w:styleId="C0" w:default="1">
-    <w:name w:val="Default Paragraph Font"/>
-    <w:rPr/>
-  </w:style>
-  <w:style w:type="character" w:styleId="C1">
-    <w:name w:val="Line Number"/>
-    <w:basedOn w:val="C0"/>
-    <w:semiHidden/>
-    <w:rPr/>
-  </w:style>
-  <w:style w:type="character" w:styleId="C2">
-    <w:name w:val="Hyperlink"/>
-    <w:rPr>
-      <w:color w:val="0000FF"/>
-      <w:u w:val="single"/>
-    </w:rPr>
-  </w:style>
-  <w:style w:type="table" w:styleId="T0" w:default="1">
+  <w:style w:type="table" w:default="1" w:styleId="3">
     <w:name w:val="Normal Table"/>
     <w:qFormat/>
+    <w:uiPriority w:val="0"/>
     <w:tblPr>
       <w:tblCellMar>
         <w:top w:w="0" w:type="dxa"/>
@@ -2882,20 +3152,67 @@
         <w:right w:w="108" w:type="dxa"/>
       </w:tblCellMar>
     </w:tblPr>
-    <w:trPr/>
-    <w:tcPr/>
   </w:style>
-  <w:style w:type="table" w:styleId="T1">
+  <w:style w:type="paragraph" w:styleId="4">
+    <w:name w:val="footer"/>
+    <w:basedOn w:val="1"/>
+    <w:qFormat/>
+    <w:uiPriority w:val="0"/>
+    <w:pPr>
+      <w:tabs>
+        <w:tab w:val="center" w:pos="4153"/>
+        <w:tab w:val="right" w:pos="8306"/>
+      </w:tabs>
+      <w:spacing w:beforeAutospacing="0" w:afterAutospacing="0"/>
+    </w:pPr>
+    <w:rPr>
+      <w:sz w:val="18"/>
+    </w:rPr>
+  </w:style>
+  <w:style w:type="paragraph" w:styleId="5">
+    <w:name w:val="header"/>
+    <w:basedOn w:val="1"/>
+    <w:qFormat/>
+    <w:uiPriority w:val="0"/>
+    <w:pPr>
+      <w:tabs>
+        <w:tab w:val="center" w:pos="4153"/>
+        <w:tab w:val="right" w:pos="8306"/>
+      </w:tabs>
+      <w:spacing w:beforeAutospacing="0" w:afterAutospacing="0"/>
+    </w:pPr>
+    <w:rPr>
+      <w:sz w:val="18"/>
+    </w:rPr>
+  </w:style>
+  <w:style w:type="character" w:styleId="6">
+    <w:name w:val="Hyperlink"/>
+    <w:uiPriority w:val="0"/>
+    <w:rPr>
+      <w:color w:val="0000FF"/>
+      <w:u w:val="single"/>
+    </w:rPr>
+  </w:style>
+  <w:style w:type="character" w:styleId="7">
+    <w:name w:val="line number"/>
+    <w:basedOn w:val="2"/>
+    <w:semiHidden/>
+    <w:qFormat/>
+    <w:uiPriority w:val="0"/>
+  </w:style>
+  <w:style w:type="table" w:styleId="8">
     <w:name w:val="Table Simple 1"/>
-    <w:basedOn w:val="T0"/>
+    <w:basedOn w:val="3"/>
+    <w:qFormat/>
+    <w:uiPriority w:val="0"/>
     <w:tblPr>
       <w:tblBorders>
-        <w:top w:val="single" w:sz="4" w:space="0" w:shadow="0" w:frame="0" w:color="000000"/>
-        <w:left w:val="single" w:sz="4" w:space="0" w:shadow="0" w:frame="0" w:color="000000"/>
-        <w:bottom w:val="single" w:sz="4" w:space="0" w:shadow="0" w:frame="0" w:color="000000"/>
-        <w:right w:val="single" w:sz="4" w:space="0" w:shadow="0" w:frame="0" w:color="000000"/>
-        <w:insideH w:val="single" w:sz="4" w:space="0" w:shadow="0" w:frame="0" w:color="000000"/>
-        <w:insideV w:val="single" w:sz="4" w:space="0" w:shadow="0" w:frame="0" w:color="000000"/>
+        <w:top w:val="single" w:color="000000" w:sz="4" w:space="0"/>
+        <w:left w:val="single" w:color="000000" w:sz="4" w:space="0"/>
+        <w:bottom w:val="single" w:color="000000" w:sz="4" w:space="0"/>
+        <w:right w:val="single" w:color="000000" w:sz="4" w:space="0"/>
+        <w:insideH w:val="single" w:color="000000" w:sz="4" w:space="0"/>
+        <w:insideV w:val="single" w:color="000000" w:sz="4" w:space="0"/>
       </w:tblBorders>
       <w:tblCellMar>
         <w:top w:w="0" w:type="dxa"/>
@@ -2904,84 +3221,92 @@
         <w:right w:w="108" w:type="dxa"/>
       </w:tblCellMar>
     </w:tblPr>
-    <w:trPr/>
-    <w:tcPr/>
-  </w:style>
-  <w:style w:type="table" w:styleId="T2">
-    <w:name w:val="Grid Table 4 Accent 2"/>
-    <w:basedOn w:val="T0"/>
-    <w:qFormat/>
-    <w:tblPr>
-      <w:tblBorders>
-        <w:top w:val="single" w:sz="4" w:space="0" w:shadow="0" w:frame="0" w:color="D99694" w:themeColor="accent2" w:themeTint="99"/>
-        <w:left w:val="single" w:sz="4" w:space="0" w:shadow="0" w:frame="0" w:color="D99694" w:themeColor="accent2" w:themeTint="99"/>
-        <w:bottom w:val="single" w:sz="4" w:space="0" w:shadow="0" w:frame="0" w:color="D99694" w:themeColor="accent2" w:themeTint="99"/>
-        <w:right w:val="single" w:sz="4" w:space="0" w:shadow="0" w:frame="0" w:color="D99694" w:themeColor="accent2" w:themeTint="99"/>
-        <w:insideH w:val="single" w:sz="4" w:space="0" w:shadow="0" w:frame="0" w:color="D99694" w:themeColor="accent2" w:themeTint="99"/>
-        <w:insideV w:val="single" w:sz="4" w:space="0" w:shadow="0" w:frame="0" w:color="D99694" w:themeColor="accent2" w:themeTint="99"/>
-      </w:tblBorders>
-    </w:tblPr>
-    <w:trPr/>
-    <w:tcPr/>
-    <w:tblStylePr w:type="band1Horz">
+    <w:tblStylePr w:type="firstRow">
       <w:tblPr/>
-      <w:trPr/>
-      <w:tcPr>
-        <w:shd w:val="clear" w:color="auto" w:fill="F3DDDC" w:themeFill="accent2" w:themeFillTint="31"/>
-      </w:tcPr>
-    </w:tblStylePr>
-    <w:tblStylePr w:type="band1Vert">
-      <w:tblPr/>
-      <w:trPr/>
-      <w:tcPr>
-        <w:shd w:val="clear" w:color="auto" w:fill="F3DDDC" w:themeFill="accent2" w:themeFillTint="31"/>
-      </w:tcPr>
-    </w:tblStylePr>
-    <w:tblStylePr w:type="lastCol">
-      <w:rPr>
-        <w:b w:val="1"/>
-      </w:rPr>
-      <w:tblPr/>
-      <w:trPr/>
-      <w:tcPr/>
-    </w:tblStylePr>
-    <w:tblStylePr w:type="firstCol">
-      <w:rPr>
-        <w:b w:val="1"/>
-      </w:rPr>
-      <w:tblPr/>
-      <w:trPr/>
-      <w:tcPr/>
-    </w:tblStylePr>
-    <w:tblStylePr w:type="lastRow">
-      <w:rPr>
-        <w:b w:val="1"/>
-      </w:rPr>
-      <w:tblPr/>
-      <w:trPr/>
       <w:tcPr>
         <w:tcBorders>
-          <w:top w:val="double" w:sz="4" w:space="0" w:shadow="0" w:frame="0" w:color="C0504D" w:themeColor="accent2"/>
+          <w:left w:val="single" w:color="008000" w:sz="6" w:space="0"/>
+          <w:tl2br w:val="nil"/>
+          <w:tr2bl w:val="nil"/>
         </w:tcBorders>
       </w:tcPr>
     </w:tblStylePr>
+    <w:tblStylePr w:type="lastRow">
+      <w:tblPr/>
+      <w:tcPr>
+        <w:tcBorders>
+          <w:top w:val="single" w:color="008000" w:sz="6" w:space="0"/>
+          <w:tl2br w:val="nil"/>
+          <w:tr2bl w:val="nil"/>
+        </w:tcBorders>
+      </w:tcPr>
+    </w:tblStylePr>
+  </w:style>
+  <w:style w:type="table" w:customStyle="1" w:styleId="9">
+    <w:name w:val="Grid Table 4 Accent 2"/>
+    <w:basedOn w:val="3"/>
+    <w:qFormat/>
+    <w:uiPriority w:val="0"/>
+    <w:tblPr>
+      <w:tblBorders>
+        <w:top w:val="single" w:color="D99594" w:themeColor="accent2" w:themeTint="99" w:sz="4" w:space="0"/>
+        <w:left w:val="single" w:color="D99594" w:themeColor="accent2" w:themeTint="99" w:sz="4" w:space="0"/>
+        <w:bottom w:val="single" w:color="D99594" w:themeColor="accent2" w:themeTint="99" w:sz="4" w:space="0"/>
+        <w:right w:val="single" w:color="D99594" w:themeColor="accent2" w:themeTint="99" w:sz="4" w:space="0"/>
+        <w:insideH w:val="single" w:color="D99594" w:themeColor="accent2" w:themeTint="99" w:sz="4" w:space="0"/>
+        <w:insideV w:val="single" w:color="D99594" w:themeColor="accent2" w:themeTint="99" w:sz="4" w:space="0"/>
+      </w:tblBorders>
+    </w:tblPr>
     <w:tblStylePr w:type="firstRow">
       <w:rPr>
-        <w:b w:val="1"/>
+        <w:b/>
         <w:color w:val="FFFFFF" w:themeColor="background1"/>
+        <w14:textFill>
+          <w14:solidFill>
+            <w14:schemeClr w14:val="bg1"/>
+          </w14:solidFill>
+        </w14:textFill>
       </w:rPr>
-      <w:tblPr/>
-      <w:trPr/>
       <w:tcPr>
         <w:tcBorders>
-          <w:top w:val="single" w:sz="4" w:space="0" w:shadow="0" w:frame="0" w:color="C0504D" w:themeColor="accent2"/>
-          <w:left w:val="single" w:sz="4" w:space="0" w:shadow="0" w:frame="0" w:color="C0504D" w:themeColor="accent2"/>
-          <w:bottom w:val="single" w:sz="4" w:space="0" w:shadow="0" w:frame="0" w:color="C0504D" w:themeColor="accent2"/>
-          <w:right w:val="single" w:sz="4" w:space="0" w:shadow="0" w:frame="0" w:color="C0504D" w:themeColor="accent2"/>
+          <w:top w:val="single" w:color="C0504D" w:themeColor="accent2" w:sz="4" w:space="0"/>
+          <w:left w:val="single" w:color="C0504D" w:themeColor="accent2" w:sz="4" w:space="0"/>
+          <w:bottom w:val="single" w:color="C0504D" w:themeColor="accent2" w:sz="4" w:space="0"/>
+          <w:right w:val="single" w:color="C0504D" w:themeColor="accent2" w:sz="4" w:space="0"/>
           <w:insideH w:val="nil"/>
           <w:insideV w:val="nil"/>
         </w:tcBorders>
         <w:shd w:val="clear" w:color="auto" w:fill="C0504D" w:themeFill="accent2"/>
+      </w:tcPr>
+    </w:tblStylePr>
+    <w:tblStylePr w:type="lastRow">
+      <w:rPr>
+        <w:b/>
+      </w:rPr>
+      <w:tcPr>
+        <w:tcBorders>
+          <w:top w:val="double" w:color="C0504D" w:themeColor="accent2" w:sz="4" w:space="0"/>
+        </w:tcBorders>
+      </w:tcPr>
+    </w:tblStylePr>
+    <w:tblStylePr w:type="firstCol">
+      <w:rPr>
+        <w:b/>
+      </w:rPr>
+    </w:tblStylePr>
+    <w:tblStylePr w:type="lastCol">
+      <w:rPr>
+        <w:b/>
+      </w:rPr>
+    </w:tblStylePr>
+    <w:tblStylePr w:type="band1Vert">
+      <w:tcPr>
+        <w:shd w:val="clear" w:color="auto" w:fill="F2DDDC" w:themeFill="accent2" w:themeFillTint="31"/>
+      </w:tcPr>
+    </w:tblStylePr>
+    <w:tblStylePr w:type="band1Horz">
+      <w:tcPr>
+        <w:shd w:val="clear" w:color="auto" w:fill="F2DDDC" w:themeFill="accent2" w:themeFillTint="31"/>
       </w:tcPr>
     </w:tblStylePr>
   </w:style>
@@ -3269,6 +3594,5 @@
     </a:fmtScheme>
   </a:themeElements>
   <a:objectDefaults/>
-  <a:extraClrSchemeLst/>
 </a:theme>
 </file>
--- a/Libs/PrintTemp/分泌物.docx
+++ b/Libs/PrintTemp/分泌物.docx
@@ -1,11 +1,10 @@
 
 <file path=word/document.xml><?xml version="1.0" encoding="utf-8"?>
-<w:document xmlns:wpc="http://schemas.microsoft.com/office/word/2010/wordprocessingCanvas" xmlns:mc="http://schemas.openxmlformats.org/markup-compatibility/2006" xmlns:o="urn:schemas-microsoft-com:office:office" xmlns:r="http://schemas.openxmlformats.org/officeDocument/2006/relationships" xmlns:m="http://schemas.openxmlformats.org/officeDocument/2006/math" xmlns:v="urn:schemas-microsoft-com:vml" xmlns:wp14="http://schemas.microsoft.com/office/word/2010/wordprocessingDrawing" xmlns:wp="http://schemas.openxmlformats.org/drawingml/2006/wordprocessingDrawing" xmlns:w="http://schemas.openxmlformats.org/wordprocessingml/2006/main" xmlns:w14="http://schemas.microsoft.com/office/word/2010/wordml" xmlns:w10="urn:schemas-microsoft-com:office:word" xmlns:w15="http://schemas.microsoft.com/office/word/2012/wordml" xmlns:wpg="http://schemas.microsoft.com/office/word/2010/wordprocessingGroup" xmlns:wpi="http://schemas.microsoft.com/office/word/2010/wordprocessingInk" xmlns:wne="http://schemas.microsoft.com/office/word/2006/wordml" xmlns:wps="http://schemas.microsoft.com/office/word/2010/wordprocessingShape" xmlns:wpsCustomData="http://www.wps.cn/officeDocument/2013/wpsCustomData" mc:Ignorable="w14 w15 wp14">
+<w:document xmlns:w="http://schemas.openxmlformats.org/wordprocessingml/2006/main" xmlns:wps="http://schemas.microsoft.com/office/word/2010/wordprocessingShape" xmlns:mc="http://schemas.openxmlformats.org/markup-compatibility/2006" xmlns:w10="urn:schemas-microsoft-com:office:word" xmlns:v="urn:schemas-microsoft-com:vml" xmlns:wp14="http://schemas.microsoft.com/office/word/2010/wordprocessingDrawing" mc:Ignorable="wp14">
   <w:background w:color="FFFFFF"/>
   <w:body>
     <w:p>
       <w:pPr>
-        <w:spacing w:beforeAutospacing="0" w:afterAutospacing="0"/>
         <w:rPr>
           <w:sz w:val="20"/>
         </w:rPr>
@@ -13,17 +12,16 @@
     </w:p>
     <w:p>
       <w:pPr>
-        <w:spacing w:beforeAutospacing="0" w:afterAutospacing="0"/>
         <w:rPr>
           <w:rFonts w:ascii="微软雅黑" w:hAnsi="微软雅黑"/>
-          <w:b/>
+          <w:b w:val="1"/>
           <w:sz w:val="28"/>
         </w:rPr>
       </w:pPr>
       <w:r>
         <w:rPr>
           <w:rFonts w:ascii="微软雅黑" w:hAnsi="微软雅黑"/>
-          <w:b/>
+          <w:b w:val="1"/>
           <w:sz w:val="28"/>
         </w:rPr>
         <w:t>分泌物报告单</w:t>
@@ -31,27 +29,25 @@
     </w:p>
     <w:p>
       <w:pPr>
-        <w:spacing w:beforeAutospacing="0" w:afterAutospacing="0"/>
         <w:rPr>
           <w:rFonts w:ascii="微软雅黑" w:hAnsi="微软雅黑"/>
-          <w:b/>
+          <w:b w:val="1"/>
           <w:sz w:val="10"/>
         </w:rPr>
       </w:pPr>
     </w:p>
     <w:p>
       <w:pPr>
-        <w:spacing w:beforeAutospacing="0" w:afterAutospacing="0"/>
         <w:rPr>
           <w:rFonts w:ascii="微软雅黑" w:hAnsi="微软雅黑"/>
-          <w:b/>
+          <w:b w:val="1"/>
           <w:sz w:val="18"/>
         </w:rPr>
       </w:pPr>
       <w:r>
         <w:rPr>
           <w:rFonts w:ascii="微软雅黑" w:hAnsi="微软雅黑"/>
-          <w:b/>
+          <w:b w:val="1"/>
           <w:sz w:val="18"/>
         </w:rPr>
         <w:t>动物主人姓名：{&lt;主人名称&gt;}</w:t>
@@ -59,69 +55,33 @@
     </w:p>
     <w:tbl>
       <w:tblPr>
-        <w:tblStyle w:val="3"/>
         <w:tblW w:w="0" w:type="auto"/>
-        <w:tblInd w:w="0" w:type="dxa"/>
         <w:tblBorders>
-          <w:top w:val="single" w:color="auto" w:sz="4" w:space="0"/>
-          <w:left w:val="single" w:color="auto" w:sz="4" w:space="0"/>
-          <w:bottom w:val="single" w:color="auto" w:sz="4" w:space="0"/>
-          <w:right w:val="single" w:color="auto" w:sz="4" w:space="0"/>
-          <w:insideH w:val="single" w:color="auto" w:sz="4" w:space="0"/>
-          <w:insideV w:val="single" w:color="auto" w:sz="4" w:space="0"/>
+          <w:top w:val="single" w:sz="4" w:space="0" w:shadow="0" w:frame="0" w:color="auto"/>
+          <w:left w:val="single" w:sz="4" w:space="0" w:shadow="0" w:frame="0" w:color="auto"/>
+          <w:bottom w:val="single" w:sz="4" w:space="0" w:shadow="0" w:frame="0" w:color="auto"/>
+          <w:right w:val="single" w:sz="4" w:space="0" w:shadow="0" w:frame="0" w:color="auto"/>
+          <w:insideH w:val="single" w:sz="4" w:space="0" w:shadow="0" w:frame="0" w:color="auto"/>
+          <w:insideV w:val="single" w:sz="4" w:space="0" w:shadow="0" w:frame="0" w:color="auto"/>
         </w:tblBorders>
-        <w:tblLayout w:type="autofit"/>
-        <w:tblCellMar>
-          <w:top w:w="0" w:type="dxa"/>
-          <w:left w:w="108" w:type="dxa"/>
-          <w:bottom w:w="0" w:type="dxa"/>
-          <w:right w:w="108" w:type="dxa"/>
-        </w:tblCellMar>
+        <w:tblLook w:val="04A0"/>
       </w:tblPr>
-      <w:tblGrid>
-        <w:gridCol w:w="1372"/>
-        <w:gridCol w:w="1790"/>
-        <w:gridCol w:w="954"/>
-        <w:gridCol w:w="1372"/>
-        <w:gridCol w:w="1372"/>
-        <w:gridCol w:w="1372"/>
-        <w:gridCol w:w="1185"/>
-        <w:gridCol w:w="1566"/>
-      </w:tblGrid>
+      <w:tblGrid/>
       <w:tr>
-        <w:tblPrEx>
-          <w:tblBorders>
-            <w:top w:val="single" w:color="auto" w:sz="4" w:space="0"/>
-            <w:left w:val="single" w:color="auto" w:sz="4" w:space="0"/>
-            <w:bottom w:val="single" w:color="auto" w:sz="4" w:space="0"/>
-            <w:right w:val="single" w:color="auto" w:sz="4" w:space="0"/>
-            <w:insideH w:val="single" w:color="auto" w:sz="4" w:space="0"/>
-            <w:insideV w:val="single" w:color="auto" w:sz="4" w:space="0"/>
-          </w:tblBorders>
-          <w:tblCellMar>
-            <w:top w:w="0" w:type="dxa"/>
-            <w:left w:w="108" w:type="dxa"/>
-            <w:bottom w:w="0" w:type="dxa"/>
-            <w:right w:w="108" w:type="dxa"/>
-          </w:tblCellMar>
-        </w:tblPrEx>
         <w:tc>
           <w:tcPr>
             <w:tcW w:w="1372" w:type="dxa"/>
             <w:tcBorders>
-              <w:top w:val="single" w:color="auto" w:sz="4" w:space="0"/>
+              <w:top w:val="single" w:sz="4" w:space="0" w:shadow="0" w:frame="0"/>
               <w:left w:val="nil"/>
               <w:bottom w:val="nil"/>
               <w:right w:val="nil"/>
               <w:tl2br w:val="nil"/>
               <w:tr2bl w:val="nil"/>
             </w:tcBorders>
-            <w:noWrap w:val="0"/>
-            <w:vAlign w:val="top"/>
-          </w:tcPr>
-          <w:p>
-            <w:pPr>
-              <w:spacing w:beforeAutospacing="0" w:afterAutospacing="0"/>
+          </w:tcPr>
+          <w:p>
+            <w:pPr>
               <w:jc w:val="right"/>
               <w:rPr>
                 <w:rFonts w:ascii="微软雅黑" w:hAnsi="微软雅黑"/>
@@ -141,19 +101,16 @@
           <w:tcPr>
             <w:tcW w:w="1790" w:type="dxa"/>
             <w:tcBorders>
-              <w:top w:val="single" w:color="auto" w:sz="4" w:space="0"/>
+              <w:top w:val="single" w:sz="4" w:space="0" w:shadow="0" w:frame="0"/>
               <w:left w:val="nil"/>
               <w:bottom w:val="nil"/>
               <w:right w:val="nil"/>
               <w:tl2br w:val="nil"/>
               <w:tr2bl w:val="nil"/>
             </w:tcBorders>
-            <w:noWrap w:val="0"/>
-            <w:vAlign w:val="top"/>
-          </w:tcPr>
-          <w:p>
-            <w:pPr>
-              <w:spacing w:beforeAutospacing="0" w:afterAutospacing="0"/>
+          </w:tcPr>
+          <w:p>
+            <w:pPr>
               <w:rPr>
                 <w:rFonts w:ascii="微软雅黑" w:hAnsi="微软雅黑"/>
                 <w:sz w:val="18"/>
@@ -172,19 +129,16 @@
           <w:tcPr>
             <w:tcW w:w="954" w:type="dxa"/>
             <w:tcBorders>
-              <w:top w:val="single" w:color="auto" w:sz="4" w:space="0"/>
+              <w:top w:val="single" w:sz="4" w:space="0" w:shadow="0" w:frame="0"/>
               <w:left w:val="nil"/>
               <w:bottom w:val="nil"/>
               <w:right w:val="nil"/>
               <w:tl2br w:val="nil"/>
               <w:tr2bl w:val="nil"/>
             </w:tcBorders>
-            <w:noWrap w:val="0"/>
-            <w:vAlign w:val="top"/>
-          </w:tcPr>
-          <w:p>
-            <w:pPr>
-              <w:spacing w:beforeAutospacing="0" w:afterAutospacing="0"/>
+          </w:tcPr>
+          <w:p>
+            <w:pPr>
               <w:jc w:val="right"/>
               <w:rPr>
                 <w:rFonts w:ascii="微软雅黑" w:hAnsi="微软雅黑"/>
@@ -204,19 +158,16 @@
           <w:tcPr>
             <w:tcW w:w="1372" w:type="dxa"/>
             <w:tcBorders>
-              <w:top w:val="single" w:color="auto" w:sz="4" w:space="0"/>
+              <w:top w:val="single" w:sz="4" w:space="0" w:shadow="0" w:frame="0"/>
               <w:left w:val="nil"/>
               <w:bottom w:val="nil"/>
               <w:right w:val="nil"/>
               <w:tl2br w:val="nil"/>
               <w:tr2bl w:val="nil"/>
             </w:tcBorders>
-            <w:noWrap w:val="0"/>
-            <w:vAlign w:val="top"/>
-          </w:tcPr>
-          <w:p>
-            <w:pPr>
-              <w:spacing w:beforeAutospacing="0" w:afterAutospacing="0"/>
+          </w:tcPr>
+          <w:p>
+            <w:pPr>
               <w:rPr>
                 <w:rFonts w:ascii="微软雅黑" w:hAnsi="微软雅黑"/>
                 <w:sz w:val="18"/>
@@ -235,19 +186,16 @@
           <w:tcPr>
             <w:tcW w:w="1372" w:type="dxa"/>
             <w:tcBorders>
-              <w:top w:val="single" w:color="auto" w:sz="4" w:space="0"/>
+              <w:top w:val="single" w:sz="4" w:space="0" w:shadow="0" w:frame="0"/>
               <w:left w:val="nil"/>
               <w:bottom w:val="nil"/>
               <w:right w:val="nil"/>
               <w:tl2br w:val="nil"/>
               <w:tr2bl w:val="nil"/>
             </w:tcBorders>
-            <w:noWrap w:val="0"/>
-            <w:vAlign w:val="top"/>
-          </w:tcPr>
-          <w:p>
-            <w:pPr>
-              <w:spacing w:beforeAutospacing="0" w:afterAutospacing="0"/>
+          </w:tcPr>
+          <w:p>
+            <w:pPr>
               <w:jc w:val="right"/>
               <w:rPr>
                 <w:rFonts w:ascii="微软雅黑" w:hAnsi="微软雅黑"/>
@@ -267,19 +215,16 @@
           <w:tcPr>
             <w:tcW w:w="1372" w:type="dxa"/>
             <w:tcBorders>
-              <w:top w:val="single" w:color="auto" w:sz="4" w:space="0"/>
+              <w:top w:val="single" w:sz="4" w:space="0" w:shadow="0" w:frame="0"/>
               <w:left w:val="nil"/>
               <w:bottom w:val="nil"/>
               <w:right w:val="nil"/>
               <w:tl2br w:val="nil"/>
               <w:tr2bl w:val="nil"/>
             </w:tcBorders>
-            <w:noWrap w:val="0"/>
-            <w:vAlign w:val="top"/>
-          </w:tcPr>
-          <w:p>
-            <w:pPr>
-              <w:spacing w:beforeAutospacing="0" w:afterAutospacing="0"/>
+          </w:tcPr>
+          <w:p>
+            <w:pPr>
               <w:rPr>
                 <w:rFonts w:ascii="微软雅黑" w:hAnsi="微软雅黑"/>
                 <w:sz w:val="18"/>
@@ -315,19 +260,16 @@
           <w:tcPr>
             <w:tcW w:w="1185" w:type="dxa"/>
             <w:tcBorders>
-              <w:top w:val="single" w:color="auto" w:sz="4" w:space="0"/>
+              <w:top w:val="single" w:sz="4" w:space="0" w:shadow="0" w:frame="0"/>
               <w:left w:val="nil"/>
               <w:bottom w:val="nil"/>
               <w:right w:val="nil"/>
               <w:tl2br w:val="nil"/>
               <w:tr2bl w:val="nil"/>
             </w:tcBorders>
-            <w:noWrap w:val="0"/>
-            <w:vAlign w:val="top"/>
-          </w:tcPr>
-          <w:p>
-            <w:pPr>
-              <w:spacing w:beforeAutospacing="0" w:afterAutospacing="0"/>
+          </w:tcPr>
+          <w:p>
+            <w:pPr>
               <w:jc w:val="right"/>
               <w:rPr>
                 <w:rFonts w:ascii="微软雅黑" w:hAnsi="微软雅黑"/>
@@ -347,19 +289,16 @@
           <w:tcPr>
             <w:tcW w:w="1566" w:type="dxa"/>
             <w:tcBorders>
-              <w:top w:val="single" w:color="auto" w:sz="4" w:space="0"/>
+              <w:top w:val="single" w:sz="4" w:space="0" w:shadow="0" w:frame="0"/>
               <w:left w:val="nil"/>
               <w:bottom w:val="nil"/>
               <w:right w:val="nil"/>
               <w:tl2br w:val="nil"/>
               <w:tr2bl w:val="nil"/>
             </w:tcBorders>
-            <w:noWrap w:val="0"/>
-            <w:vAlign w:val="top"/>
-          </w:tcPr>
-          <w:p>
-            <w:pPr>
-              <w:spacing w:beforeAutospacing="0" w:afterAutospacing="0"/>
+          </w:tcPr>
+          <w:p>
+            <w:pPr>
               <w:rPr>
                 <w:rFonts w:ascii="微软雅黑" w:hAnsi="微软雅黑"/>
                 <w:sz w:val="18"/>
@@ -392,39 +331,20 @@
         </w:tc>
       </w:tr>
       <w:tr>
-        <w:tblPrEx>
-          <w:tblBorders>
-            <w:top w:val="single" w:color="auto" w:sz="4" w:space="0"/>
-            <w:left w:val="single" w:color="auto" w:sz="4" w:space="0"/>
-            <w:bottom w:val="single" w:color="auto" w:sz="4" w:space="0"/>
-            <w:right w:val="single" w:color="auto" w:sz="4" w:space="0"/>
-            <w:insideH w:val="single" w:color="auto" w:sz="4" w:space="0"/>
-            <w:insideV w:val="single" w:color="auto" w:sz="4" w:space="0"/>
-          </w:tblBorders>
-          <w:tblCellMar>
-            <w:top w:w="0" w:type="dxa"/>
-            <w:left w:w="108" w:type="dxa"/>
-            <w:bottom w:w="0" w:type="dxa"/>
-            <w:right w:w="108" w:type="dxa"/>
-          </w:tblCellMar>
-        </w:tblPrEx>
         <w:tc>
           <w:tcPr>
             <w:tcW w:w="1372" w:type="dxa"/>
             <w:tcBorders>
               <w:top w:val="nil"/>
               <w:left w:val="nil"/>
-              <w:bottom w:val="single" w:color="auto" w:sz="4" w:space="0"/>
+              <w:bottom w:val="single" w:sz="4" w:space="0" w:shadow="0" w:frame="0"/>
               <w:right w:val="nil"/>
               <w:tl2br w:val="nil"/>
               <w:tr2bl w:val="nil"/>
             </w:tcBorders>
-            <w:noWrap w:val="0"/>
-            <w:vAlign w:val="top"/>
-          </w:tcPr>
-          <w:p>
-            <w:pPr>
-              <w:spacing w:beforeAutospacing="0" w:afterAutospacing="0"/>
+          </w:tcPr>
+          <w:p>
+            <w:pPr>
               <w:jc w:val="right"/>
               <w:rPr>
                 <w:rFonts w:ascii="微软雅黑" w:hAnsi="微软雅黑"/>
@@ -446,17 +366,14 @@
             <w:tcBorders>
               <w:top w:val="nil"/>
               <w:left w:val="nil"/>
-              <w:bottom w:val="single" w:color="auto" w:sz="4" w:space="0"/>
+              <w:bottom w:val="single" w:sz="4" w:space="0" w:shadow="0" w:frame="0"/>
               <w:right w:val="nil"/>
               <w:tl2br w:val="nil"/>
               <w:tr2bl w:val="nil"/>
             </w:tcBorders>
-            <w:noWrap w:val="0"/>
-            <w:vAlign w:val="top"/>
-          </w:tcPr>
-          <w:p>
-            <w:pPr>
-              <w:spacing w:beforeAutospacing="0" w:afterAutospacing="0"/>
+          </w:tcPr>
+          <w:p>
+            <w:pPr>
               <w:rPr>
                 <w:rFonts w:ascii="微软雅黑" w:hAnsi="微软雅黑"/>
                 <w:sz w:val="18"/>
@@ -477,17 +394,14 @@
             <w:tcBorders>
               <w:top w:val="nil"/>
               <w:left w:val="nil"/>
-              <w:bottom w:val="single" w:color="auto" w:sz="4" w:space="0"/>
+              <w:bottom w:val="single" w:sz="4" w:space="0" w:shadow="0" w:frame="0"/>
               <w:right w:val="nil"/>
               <w:tl2br w:val="nil"/>
               <w:tr2bl w:val="nil"/>
             </w:tcBorders>
-            <w:noWrap w:val="0"/>
-            <w:vAlign w:val="top"/>
-          </w:tcPr>
-          <w:p>
-            <w:pPr>
-              <w:spacing w:beforeAutospacing="0" w:afterAutospacing="0"/>
+          </w:tcPr>
+          <w:p>
+            <w:pPr>
               <w:jc w:val="right"/>
               <w:rPr>
                 <w:rFonts w:ascii="微软雅黑" w:hAnsi="微软雅黑"/>
@@ -509,17 +423,14 @@
             <w:tcBorders>
               <w:top w:val="nil"/>
               <w:left w:val="nil"/>
-              <w:bottom w:val="single" w:color="auto" w:sz="4" w:space="0"/>
+              <w:bottom w:val="single" w:sz="4" w:space="0" w:shadow="0" w:frame="0"/>
               <w:right w:val="nil"/>
               <w:tl2br w:val="nil"/>
               <w:tr2bl w:val="nil"/>
             </w:tcBorders>
-            <w:noWrap w:val="0"/>
-            <w:vAlign w:val="top"/>
-          </w:tcPr>
-          <w:p>
-            <w:pPr>
-              <w:spacing w:beforeAutospacing="0" w:afterAutospacing="0"/>
+          </w:tcPr>
+          <w:p>
+            <w:pPr>
               <w:rPr>
                 <w:rFonts w:ascii="微软雅黑" w:hAnsi="微软雅黑"/>
                 <w:sz w:val="18"/>
@@ -540,17 +451,14 @@
             <w:tcBorders>
               <w:top w:val="nil"/>
               <w:left w:val="nil"/>
-              <w:bottom w:val="single" w:color="auto" w:sz="4" w:space="0"/>
+              <w:bottom w:val="single" w:sz="4" w:space="0" w:shadow="0" w:frame="0"/>
               <w:right w:val="nil"/>
               <w:tl2br w:val="nil"/>
               <w:tr2bl w:val="nil"/>
             </w:tcBorders>
-            <w:noWrap w:val="0"/>
-            <w:vAlign w:val="top"/>
-          </w:tcPr>
-          <w:p>
-            <w:pPr>
-              <w:spacing w:beforeAutospacing="0" w:afterAutospacing="0"/>
+          </w:tcPr>
+          <w:p>
+            <w:pPr>
               <w:jc w:val="right"/>
               <w:rPr>
                 <w:rFonts w:ascii="微软雅黑" w:hAnsi="微软雅黑"/>
@@ -572,17 +480,14 @@
             <w:tcBorders>
               <w:top w:val="nil"/>
               <w:left w:val="nil"/>
-              <w:bottom w:val="single" w:color="auto" w:sz="4" w:space="0"/>
+              <w:bottom w:val="single" w:sz="4" w:space="0" w:shadow="0" w:frame="0"/>
               <w:right w:val="nil"/>
               <w:tl2br w:val="nil"/>
               <w:tr2bl w:val="nil"/>
             </w:tcBorders>
-            <w:noWrap w:val="0"/>
-            <w:vAlign w:val="top"/>
-          </w:tcPr>
-          <w:p>
-            <w:pPr>
-              <w:spacing w:beforeAutospacing="0" w:afterAutospacing="0"/>
+          </w:tcPr>
+          <w:p>
+            <w:pPr>
               <w:rPr>
                 <w:rFonts w:ascii="微软雅黑" w:hAnsi="微软雅黑"/>
                 <w:sz w:val="18"/>
@@ -604,17 +509,14 @@
             <w:tcBorders>
               <w:top w:val="nil"/>
               <w:left w:val="nil"/>
-              <w:bottom w:val="single" w:color="auto" w:sz="4" w:space="0"/>
+              <w:bottom w:val="single" w:sz="4" w:space="0" w:shadow="0" w:frame="0"/>
               <w:right w:val="nil"/>
               <w:tl2br w:val="nil"/>
               <w:tr2bl w:val="nil"/>
             </w:tcBorders>
-            <w:noWrap w:val="0"/>
-            <w:vAlign w:val="top"/>
-          </w:tcPr>
-          <w:p>
-            <w:pPr>
-              <w:spacing w:beforeAutospacing="0" w:afterAutospacing="0"/>
+          </w:tcPr>
+          <w:p>
+            <w:pPr>
               <w:jc w:val="right"/>
               <w:rPr>
                 <w:rFonts w:ascii="微软雅黑" w:hAnsi="微软雅黑"/>
@@ -636,17 +538,14 @@
             <w:tcBorders>
               <w:top w:val="nil"/>
               <w:left w:val="nil"/>
-              <w:bottom w:val="single" w:color="auto" w:sz="4" w:space="0"/>
+              <w:bottom w:val="single" w:sz="4" w:space="0" w:shadow="0" w:frame="0"/>
               <w:right w:val="nil"/>
               <w:tl2br w:val="nil"/>
               <w:tr2bl w:val="nil"/>
             </w:tcBorders>
-            <w:noWrap w:val="0"/>
-            <w:vAlign w:val="top"/>
-          </w:tcPr>
-          <w:p>
-            <w:pPr>
-              <w:spacing w:beforeAutospacing="0" w:afterAutospacing="0"/>
+          </w:tcPr>
+          <w:p>
+            <w:pPr>
               <w:rPr>
                 <w:rFonts w:ascii="微软雅黑" w:hAnsi="微软雅黑"/>
                 <w:sz w:val="18"/>
@@ -665,99 +564,55 @@
     </w:tbl>
     <w:p>
       <w:pPr>
-        <w:spacing w:beforeAutospacing="0" w:afterAutospacing="0"/>
         <w:rPr>
           <w:rFonts w:ascii="微软雅黑" w:hAnsi="微软雅黑"/>
-          <w:b/>
+          <w:b w:val="1"/>
           <w:sz w:val="10"/>
         </w:rPr>
       </w:pPr>
     </w:p>
     <w:tbl>
       <w:tblPr>
-        <w:tblStyle w:val="9"/>
+        <w:tblStyle w:val="T2"/>
         <w:tblW w:w="0" w:type="auto"/>
-        <w:tblInd w:w="0" w:type="dxa"/>
         <w:tblBorders>
-          <w:top w:val="single" w:color="auto" w:sz="4" w:space="0"/>
-          <w:left w:val="single" w:color="auto" w:sz="4" w:space="0"/>
-          <w:bottom w:val="single" w:color="auto" w:sz="4" w:space="0"/>
-          <w:right w:val="single" w:color="auto" w:sz="4" w:space="0"/>
-          <w:insideH w:val="single" w:color="auto" w:sz="4" w:space="0"/>
-          <w:insideV w:val="single" w:color="auto" w:sz="4" w:space="0"/>
+          <w:top w:val="single" w:sz="4" w:space="0" w:shadow="0" w:frame="0" w:color="auto"/>
+          <w:left w:val="single" w:sz="4" w:space="0" w:shadow="0" w:frame="0" w:color="auto"/>
+          <w:bottom w:val="single" w:sz="4" w:space="0" w:shadow="0" w:frame="0" w:color="auto"/>
+          <w:right w:val="single" w:sz="4" w:space="0" w:shadow="0" w:frame="0" w:color="auto"/>
+          <w:insideH w:val="single" w:sz="4" w:space="0" w:shadow="0" w:frame="0" w:color="auto"/>
+          <w:insideV w:val="single" w:sz="4" w:space="0" w:shadow="0" w:frame="0" w:color="auto"/>
         </w:tblBorders>
-        <w:tblLayout w:type="autofit"/>
-        <w:tblCellMar>
-          <w:top w:w="0" w:type="dxa"/>
-          <w:left w:w="108" w:type="dxa"/>
-          <w:bottom w:w="0" w:type="dxa"/>
-          <w:right w:w="108" w:type="dxa"/>
-        </w:tblCellMar>
+        <w:tblLook w:val="04A0"/>
       </w:tblPr>
-      <w:tblGrid>
-        <w:gridCol w:w="1923"/>
-        <w:gridCol w:w="1887"/>
-        <w:gridCol w:w="1923"/>
-        <w:gridCol w:w="5255"/>
-      </w:tblGrid>
+      <w:tblGrid/>
       <w:tr>
-        <w:tblPrEx>
-          <w:tblBorders>
-            <w:top w:val="single" w:color="auto" w:sz="4" w:space="0"/>
-            <w:left w:val="single" w:color="auto" w:sz="4" w:space="0"/>
-            <w:bottom w:val="single" w:color="auto" w:sz="4" w:space="0"/>
-            <w:right w:val="single" w:color="auto" w:sz="4" w:space="0"/>
-            <w:insideH w:val="single" w:color="auto" w:sz="4" w:space="0"/>
-            <w:insideV w:val="single" w:color="auto" w:sz="4" w:space="0"/>
-          </w:tblBorders>
-          <w:tblCellMar>
-            <w:top w:w="0" w:type="dxa"/>
-            <w:left w:w="108" w:type="dxa"/>
-            <w:bottom w:w="0" w:type="dxa"/>
-            <w:right w:w="108" w:type="dxa"/>
-          </w:tblCellMar>
-        </w:tblPrEx>
         <w:trPr>
-          <w:trHeight w:val="343" w:hRule="atLeast"/>
+          <w:trHeight w:hRule="atLeast" w:val="343"/>
         </w:trPr>
         <w:tc>
           <w:tcPr>
+            <w:cnfStyle w:val="001000000000"/>
             <w:tcW w:w="2074" w:type="dxa"/>
             <w:tcBorders>
               <w:top w:val="nil"/>
               <w:left w:val="nil"/>
               <w:bottom w:val="nil"/>
-              <w:right w:val="nil"/>
-              <w:insideV w:val="nil"/>
             </w:tcBorders>
-            <w:shd w:val="clear" w:color="auto" w:fill="C0504D" w:themeFill="accent2"/>
-          </w:tcPr>
-          <w:p>
-            <w:pPr>
-              <w:jc w:val="center"/>
-              <w:rPr>
-                <w:rFonts w:ascii="微软雅黑" w:hAnsi="微软雅黑"/>
-                <w:b/>
-                <w:color w:val="FFFFFF" w:themeColor="background1"/>
-                <w:sz w:val="18"/>
-                <w14:textFill>
-                  <w14:solidFill>
-                    <w14:schemeClr w14:val="bg1"/>
-                  </w14:solidFill>
-                </w14:textFill>
-              </w:rPr>
-            </w:pPr>
-            <w:r>
-              <w:rPr>
-                <w:rFonts w:ascii="微软雅黑" w:hAnsi="微软雅黑"/>
-                <w:b/>
-                <w:color w:val="FFFFFF" w:themeColor="background1"/>
-                <w:sz w:val="18"/>
-                <w14:textFill>
-                  <w14:solidFill>
-                    <w14:schemeClr w14:val="bg1"/>
-                  </w14:solidFill>
-                </w14:textFill>
+          </w:tcPr>
+          <w:p>
+            <w:pPr>
+              <w:jc w:val="center"/>
+              <w:rPr>
+                <w:rFonts w:ascii="微软雅黑" w:hAnsi="微软雅黑"/>
+                <w:b w:val="0"/>
+                <w:sz w:val="18"/>
+              </w:rPr>
+            </w:pPr>
+            <w:r>
+              <w:rPr>
+                <w:rFonts w:ascii="微软雅黑" w:hAnsi="微软雅黑"/>
+                <w:sz w:val="18"/>
               </w:rPr>
               <w:t>分泌物检查</w:t>
             </w:r>
@@ -769,39 +624,23 @@
             <w:gridSpan w:val="3"/>
             <w:tcBorders>
               <w:top w:val="nil"/>
-              <w:left w:val="nil"/>
               <w:bottom w:val="nil"/>
               <w:right w:val="nil"/>
-              <w:insideV w:val="nil"/>
             </w:tcBorders>
-            <w:shd w:val="clear" w:color="auto" w:fill="C0504D" w:themeFill="accent2"/>
-          </w:tcPr>
-          <w:p>
-            <w:pPr>
-              <w:jc w:val="center"/>
-              <w:rPr>
-                <w:rFonts w:ascii="微软雅黑" w:hAnsi="微软雅黑"/>
-                <w:b/>
-                <w:color w:val="FFFFFF" w:themeColor="background1"/>
-                <w:sz w:val="18"/>
-                <w14:textFill>
-                  <w14:solidFill>
-                    <w14:schemeClr w14:val="bg1"/>
-                  </w14:solidFill>
-                </w14:textFill>
-              </w:rPr>
-            </w:pPr>
-            <w:r>
-              <w:rPr>
-                <w:rFonts w:ascii="微软雅黑" w:hAnsi="微软雅黑"/>
-                <w:b/>
-                <w:color w:val="FFFFFF" w:themeColor="background1"/>
-                <w:sz w:val="18"/>
-                <w14:textFill>
-                  <w14:solidFill>
-                    <w14:schemeClr w14:val="bg1"/>
-                  </w14:solidFill>
-                </w14:textFill>
+          </w:tcPr>
+          <w:p>
+            <w:pPr>
+              <w:jc w:val="center"/>
+              <w:rPr>
+                <w:rFonts w:ascii="微软雅黑" w:hAnsi="微软雅黑"/>
+                <w:b w:val="0"/>
+                <w:sz w:val="18"/>
+              </w:rPr>
+            </w:pPr>
+            <w:r>
+              <w:rPr>
+                <w:rFonts w:ascii="微软雅黑" w:hAnsi="微软雅黑"/>
+                <w:sz w:val="18"/>
               </w:rPr>
               <w:t>结果</w:t>
             </w:r>
@@ -809,43 +648,27 @@
         </w:tc>
       </w:tr>
       <w:tr>
-        <w:tblPrEx>
-          <w:tblBorders>
-            <w:top w:val="single" w:color="auto" w:sz="4" w:space="0"/>
-            <w:left w:val="single" w:color="auto" w:sz="4" w:space="0"/>
-            <w:bottom w:val="single" w:color="auto" w:sz="4" w:space="0"/>
-            <w:right w:val="single" w:color="auto" w:sz="4" w:space="0"/>
-            <w:insideH w:val="single" w:color="auto" w:sz="4" w:space="0"/>
-            <w:insideV w:val="single" w:color="auto" w:sz="4" w:space="0"/>
-          </w:tblBorders>
-          <w:tblCellMar>
-            <w:top w:w="0" w:type="dxa"/>
-            <w:left w:w="108" w:type="dxa"/>
-            <w:bottom w:w="0" w:type="dxa"/>
-            <w:right w:w="108" w:type="dxa"/>
-          </w:tblCellMar>
-        </w:tblPrEx>
         <w:trPr>
-          <w:trHeight w:val="317" w:hRule="atLeast"/>
+          <w:trHeight w:hRule="atLeast" w:val="317"/>
         </w:trPr>
         <w:tc>
           <w:tcPr>
+            <w:cnfStyle w:val="001000000000"/>
             <w:tcW w:w="2074" w:type="dxa"/>
-            <w:shd w:val="clear" w:color="auto" w:fill="F2DDDC" w:themeFill="accent2" w:themeFillTint="31"/>
-          </w:tcPr>
-          <w:p>
-            <w:pPr>
-              <w:jc w:val="center"/>
-              <w:rPr>
-                <w:rFonts w:ascii="微软雅黑" w:hAnsi="微软雅黑"/>
-                <w:b/>
-                <w:sz w:val="18"/>
-              </w:rPr>
-            </w:pPr>
-            <w:r>
-              <w:rPr>
-                <w:rFonts w:ascii="微软雅黑" w:hAnsi="微软雅黑"/>
-                <w:b/>
+            <w:shd w:val="clear" w:color="auto" w:fill="F3DDDD" w:themeFill="accent2" w:themeFillTint="30"/>
+          </w:tcPr>
+          <w:p>
+            <w:pPr>
+              <w:jc w:val="center"/>
+              <w:rPr>
+                <w:rFonts w:ascii="微软雅黑" w:hAnsi="微软雅黑"/>
+                <w:b w:val="0"/>
+                <w:sz w:val="18"/>
+              </w:rPr>
+            </w:pPr>
+            <w:r>
+              <w:rPr>
+                <w:rFonts w:ascii="微软雅黑" w:hAnsi="微软雅黑"/>
                 <w:sz w:val="18"/>
               </w:rPr>
               <w:t>部位</w:t>
@@ -856,7 +679,7 @@
           <w:tcPr>
             <w:tcW w:w="8890" w:type="dxa"/>
             <w:gridSpan w:val="3"/>
-            <w:shd w:val="clear" w:color="auto" w:fill="F2DDDC" w:themeFill="accent2" w:themeFillTint="31"/>
+            <w:shd w:val="clear" w:color="auto" w:fill="F3DDDD" w:themeFill="accent2" w:themeFillTint="30"/>
           </w:tcPr>
           <w:p>
             <w:pPr>
@@ -870,24 +693,9 @@
         </w:tc>
       </w:tr>
       <w:tr>
-        <w:tblPrEx>
-          <w:tblBorders>
-            <w:top w:val="single" w:color="auto" w:sz="4" w:space="0"/>
-            <w:left w:val="single" w:color="auto" w:sz="4" w:space="0"/>
-            <w:bottom w:val="single" w:color="auto" w:sz="4" w:space="0"/>
-            <w:right w:val="single" w:color="auto" w:sz="4" w:space="0"/>
-            <w:insideH w:val="single" w:color="auto" w:sz="4" w:space="0"/>
-            <w:insideV w:val="single" w:color="auto" w:sz="4" w:space="0"/>
-          </w:tblBorders>
-          <w:tblCellMar>
-            <w:top w:w="0" w:type="dxa"/>
-            <w:left w:w="108" w:type="dxa"/>
-            <w:bottom w:w="0" w:type="dxa"/>
-            <w:right w:w="108" w:type="dxa"/>
-          </w:tblCellMar>
-        </w:tblPrEx>
-        <w:tc>
-          <w:tcPr>
+        <w:tc>
+          <w:tcPr>
+            <w:cnfStyle w:val="001000000000"/>
             <w:tcW w:w="2074" w:type="dxa"/>
           </w:tcPr>
           <w:p>
@@ -895,14 +703,13 @@
               <w:jc w:val="center"/>
               <w:rPr>
                 <w:rFonts w:ascii="微软雅黑" w:hAnsi="微软雅黑"/>
-                <w:b/>
-                <w:sz w:val="18"/>
-              </w:rPr>
-            </w:pPr>
-            <w:r>
-              <w:rPr>
-                <w:rFonts w:ascii="微软雅黑" w:hAnsi="微软雅黑"/>
-                <w:b/>
+                <w:b w:val="0"/>
+                <w:sz w:val="18"/>
+              </w:rPr>
+            </w:pPr>
+            <w:r>
+              <w:rPr>
+                <w:rFonts w:ascii="微软雅黑" w:hAnsi="微软雅黑"/>
                 <w:sz w:val="18"/>
               </w:rPr>
               <w:t>采样方式</w:t>
@@ -925,7 +732,7 @@
             <w:r>
               <w:rPr>
                 <w:rFonts w:ascii="Segoe UI Emoji" w:hAnsi="Segoe UI Emoji"/>
-                <w:b/>
+                <w:b w:val="1"/>
                 <w:sz w:val="18"/>
               </w:rPr>
               <w:t>☐</w:t>
@@ -933,7 +740,7 @@
             <w:r>
               <w:rPr>
                 <w:rFonts w:ascii="微软雅黑" w:hAnsi="微软雅黑"/>
-                <w:b/>
+                <w:b w:val="1"/>
                 <w:sz w:val="18"/>
               </w:rPr>
               <w:t xml:space="preserve">压片 </w:t>
@@ -941,7 +748,7 @@
             <w:r>
               <w:rPr>
                 <w:rFonts w:ascii="Segoe UI Emoji" w:hAnsi="Segoe UI Emoji"/>
-                <w:b/>
+                <w:b w:val="1"/>
                 <w:sz w:val="18"/>
               </w:rPr>
               <w:t>☐</w:t>
@@ -949,7 +756,7 @@
             <w:r>
               <w:rPr>
                 <w:rFonts w:ascii="微软雅黑" w:hAnsi="微软雅黑"/>
-                <w:b/>
+                <w:b w:val="1"/>
                 <w:sz w:val="18"/>
               </w:rPr>
               <w:t xml:space="preserve">棉拭子 </w:t>
@@ -957,7 +764,7 @@
             <w:r>
               <w:rPr>
                 <w:rFonts w:ascii="Segoe UI Emoji" w:hAnsi="Segoe UI Emoji"/>
-                <w:b/>
+                <w:b w:val="1"/>
                 <w:sz w:val="18"/>
               </w:rPr>
               <w:t>☐</w:t>
@@ -965,7 +772,7 @@
             <w:r>
               <w:rPr>
                 <w:rFonts w:ascii="微软雅黑" w:hAnsi="微软雅黑"/>
-                <w:b/>
+                <w:b w:val="1"/>
                 <w:sz w:val="18"/>
               </w:rPr>
               <w:t xml:space="preserve">刮片 </w:t>
@@ -973,7 +780,7 @@
             <w:r>
               <w:rPr>
                 <w:rFonts w:ascii="Segoe UI Emoji" w:hAnsi="Segoe UI Emoji"/>
-                <w:b/>
+                <w:b w:val="1"/>
                 <w:sz w:val="18"/>
               </w:rPr>
               <w:t>☐</w:t>
@@ -981,7 +788,7 @@
             <w:r>
               <w:rPr>
                 <w:rFonts w:ascii="微软雅黑" w:hAnsi="微软雅黑"/>
-                <w:b/>
+                <w:b w:val="1"/>
                 <w:sz w:val="18"/>
               </w:rPr>
               <w:t xml:space="preserve">抽吸 </w:t>
@@ -989,7 +796,7 @@
             <w:r>
               <w:rPr>
                 <w:rFonts w:ascii="Segoe UI Emoji" w:hAnsi="Segoe UI Emoji"/>
-                <w:b/>
+                <w:b w:val="1"/>
                 <w:sz w:val="18"/>
               </w:rPr>
               <w:t>☐</w:t>
@@ -997,7 +804,7 @@
             <w:r>
               <w:rPr>
                 <w:rFonts w:ascii="微软雅黑" w:hAnsi="微软雅黑"/>
-                <w:b/>
+                <w:b w:val="1"/>
                 <w:sz w:val="18"/>
               </w:rPr>
               <w:t>分泌物挤压</w:t>
@@ -1006,30 +813,15 @@
         </w:tc>
       </w:tr>
       <w:tr>
-        <w:tblPrEx>
-          <w:tblBorders>
-            <w:top w:val="single" w:color="auto" w:sz="4" w:space="0"/>
-            <w:left w:val="single" w:color="auto" w:sz="4" w:space="0"/>
-            <w:bottom w:val="single" w:color="auto" w:sz="4" w:space="0"/>
-            <w:right w:val="single" w:color="auto" w:sz="4" w:space="0"/>
-            <w:insideH w:val="single" w:color="auto" w:sz="4" w:space="0"/>
-            <w:insideV w:val="single" w:color="auto" w:sz="4" w:space="0"/>
-          </w:tblBorders>
-          <w:tblCellMar>
-            <w:top w:w="0" w:type="dxa"/>
-            <w:left w:w="108" w:type="dxa"/>
-            <w:bottom w:w="0" w:type="dxa"/>
-            <w:right w:w="108" w:type="dxa"/>
-          </w:tblCellMar>
-        </w:tblPrEx>
         <w:trPr>
-          <w:trHeight w:val="30" w:hRule="atLeast"/>
+          <w:trHeight w:hRule="atLeast" w:val="30"/>
         </w:trPr>
         <w:tc>
           <w:tcPr>
+            <w:cnfStyle w:val="001000000000"/>
             <w:tcW w:w="2074" w:type="dxa"/>
             <w:vMerge w:val="restart"/>
-            <w:shd w:val="clear" w:color="auto" w:fill="F2DDDC" w:themeFill="accent2" w:themeFillTint="31"/>
+            <w:shd w:val="clear" w:color="auto" w:fill="F3DDDD" w:themeFill="accent2" w:themeFillTint="30"/>
             <w:vAlign w:val="center"/>
           </w:tcPr>
           <w:p>
@@ -1037,14 +829,13 @@
               <w:jc w:val="center"/>
               <w:rPr>
                 <w:rFonts w:ascii="微软雅黑" w:hAnsi="微软雅黑"/>
-                <w:b/>
-                <w:sz w:val="18"/>
-              </w:rPr>
-            </w:pPr>
-            <w:r>
-              <w:rPr>
-                <w:rFonts w:ascii="微软雅黑" w:hAnsi="微软雅黑"/>
-                <w:b/>
+                <w:b w:val="0"/>
+                <w:sz w:val="18"/>
+              </w:rPr>
+            </w:pPr>
+            <w:r>
+              <w:rPr>
+                <w:rFonts w:ascii="微软雅黑" w:hAnsi="微软雅黑"/>
                 <w:sz w:val="18"/>
               </w:rPr>
               <w:t>外寄生虫</w:t>
@@ -1055,21 +846,21 @@
           <w:tcPr>
             <w:tcW w:w="3111" w:type="dxa"/>
             <w:gridSpan w:val="2"/>
-            <w:shd w:val="clear" w:color="auto" w:fill="F2DDDC" w:themeFill="accent2" w:themeFillTint="31"/>
-          </w:tcPr>
-          <w:p>
-            <w:pPr>
-              <w:jc w:val="center"/>
-              <w:rPr>
-                <w:rFonts w:ascii="微软雅黑" w:hAnsi="微软雅黑"/>
-                <w:b/>
-                <w:sz w:val="18"/>
-              </w:rPr>
-            </w:pPr>
-            <w:r>
-              <w:rPr>
-                <w:rFonts w:ascii="微软雅黑" w:hAnsi="微软雅黑"/>
-                <w:b/>
+            <w:shd w:val="clear" w:color="auto" w:fill="F3DDDD" w:themeFill="accent2" w:themeFillTint="30"/>
+          </w:tcPr>
+          <w:p>
+            <w:pPr>
+              <w:jc w:val="center"/>
+              <w:rPr>
+                <w:rFonts w:ascii="微软雅黑" w:hAnsi="微软雅黑"/>
+                <w:b w:val="1"/>
+                <w:sz w:val="18"/>
+              </w:rPr>
+            </w:pPr>
+            <w:r>
+              <w:rPr>
+                <w:rFonts w:ascii="微软雅黑" w:hAnsi="微软雅黑"/>
+                <w:b w:val="1"/>
                 <w:sz w:val="18"/>
               </w:rPr>
               <w:t>蜱虫</w:t>
@@ -1079,7 +870,7 @@
         <w:tc>
           <w:tcPr>
             <w:tcW w:w="5779" w:type="dxa"/>
-            <w:shd w:val="clear" w:color="auto" w:fill="F2DDDC" w:themeFill="accent2" w:themeFillTint="31"/>
+            <w:shd w:val="clear" w:color="auto" w:fill="F3DDDD" w:themeFill="accent2" w:themeFillTint="30"/>
           </w:tcPr>
           <w:p>
             <w:pPr>
@@ -1093,7 +884,6 @@
               <w:rPr>
                 <w:rFonts w:ascii="MS Gothic" w:hAnsi="MS Gothic"/>
                 <w:sz w:val="18"/>
-                <w:lang w:val="en-US" w:eastAsia="zh-CN" w:bidi="ar-SA"/>
               </w:rPr>
               <w:t>☐</w:t>
             </w:r>
@@ -1122,37 +912,22 @@
         </w:tc>
       </w:tr>
       <w:tr>
-        <w:tblPrEx>
-          <w:tblBorders>
-            <w:top w:val="single" w:color="auto" w:sz="4" w:space="0"/>
-            <w:left w:val="single" w:color="auto" w:sz="4" w:space="0"/>
-            <w:bottom w:val="single" w:color="auto" w:sz="4" w:space="0"/>
-            <w:right w:val="single" w:color="auto" w:sz="4" w:space="0"/>
-            <w:insideH w:val="single" w:color="auto" w:sz="4" w:space="0"/>
-            <w:insideV w:val="single" w:color="auto" w:sz="4" w:space="0"/>
-          </w:tblBorders>
-          <w:tblCellMar>
-            <w:top w:w="0" w:type="dxa"/>
-            <w:left w:w="108" w:type="dxa"/>
-            <w:bottom w:w="0" w:type="dxa"/>
-            <w:right w:w="108" w:type="dxa"/>
-          </w:tblCellMar>
-        </w:tblPrEx>
         <w:trPr>
-          <w:trHeight w:val="29" w:hRule="atLeast"/>
+          <w:trHeight w:hRule="atLeast" w:val="29"/>
         </w:trPr>
         <w:tc>
           <w:tcPr>
+            <w:cnfStyle w:val="001000000000"/>
             <w:tcW w:w="2074" w:type="dxa"/>
             <w:vMerge w:val="continue"/>
-            <w:shd w:val="clear" w:color="auto" w:fill="F2DDDC" w:themeFill="accent2" w:themeFillTint="31"/>
-          </w:tcPr>
-          <w:p>
-            <w:pPr>
-              <w:jc w:val="center"/>
-              <w:rPr>
-                <w:rFonts w:ascii="微软雅黑" w:hAnsi="微软雅黑"/>
-                <w:b/>
+            <w:shd w:val="clear" w:color="auto" w:fill="F3DDDD" w:themeFill="accent2" w:themeFillTint="30"/>
+          </w:tcPr>
+          <w:p>
+            <w:pPr>
+              <w:jc w:val="center"/>
+              <w:rPr>
+                <w:rFonts w:ascii="微软雅黑" w:hAnsi="微软雅黑"/>
+                <w:b w:val="0"/>
                 <w:sz w:val="18"/>
               </w:rPr>
             </w:pPr>
@@ -1162,21 +937,21 @@
           <w:tcPr>
             <w:tcW w:w="3111" w:type="dxa"/>
             <w:gridSpan w:val="2"/>
-            <w:shd w:val="clear" w:color="auto" w:fill="F2DDDC" w:themeFill="accent2" w:themeFillTint="31"/>
-          </w:tcPr>
-          <w:p>
-            <w:pPr>
-              <w:jc w:val="center"/>
-              <w:rPr>
-                <w:rFonts w:ascii="微软雅黑" w:hAnsi="微软雅黑"/>
-                <w:b/>
-                <w:sz w:val="18"/>
-              </w:rPr>
-            </w:pPr>
-            <w:r>
-              <w:rPr>
-                <w:rFonts w:ascii="微软雅黑" w:hAnsi="微软雅黑"/>
-                <w:b/>
+            <w:shd w:val="clear" w:color="auto" w:fill="F3DDDD" w:themeFill="accent2" w:themeFillTint="30"/>
+          </w:tcPr>
+          <w:p>
+            <w:pPr>
+              <w:jc w:val="center"/>
+              <w:rPr>
+                <w:rFonts w:ascii="微软雅黑" w:hAnsi="微软雅黑"/>
+                <w:b w:val="1"/>
+                <w:sz w:val="18"/>
+              </w:rPr>
+            </w:pPr>
+            <w:r>
+              <w:rPr>
+                <w:rFonts w:ascii="微软雅黑" w:hAnsi="微软雅黑"/>
+                <w:b w:val="1"/>
                 <w:sz w:val="18"/>
               </w:rPr>
               <w:t>疥螨</w:t>
@@ -1186,7 +961,7 @@
         <w:tc>
           <w:tcPr>
             <w:tcW w:w="5779" w:type="dxa"/>
-            <w:shd w:val="clear" w:color="auto" w:fill="F2DDDC" w:themeFill="accent2" w:themeFillTint="31"/>
+            <w:shd w:val="clear" w:color="auto" w:fill="F3DDDD" w:themeFill="accent2" w:themeFillTint="30"/>
           </w:tcPr>
           <w:p>
             <w:pPr>
@@ -1228,37 +1003,22 @@
         </w:tc>
       </w:tr>
       <w:tr>
-        <w:tblPrEx>
-          <w:tblBorders>
-            <w:top w:val="single" w:color="auto" w:sz="4" w:space="0"/>
-            <w:left w:val="single" w:color="auto" w:sz="4" w:space="0"/>
-            <w:bottom w:val="single" w:color="auto" w:sz="4" w:space="0"/>
-            <w:right w:val="single" w:color="auto" w:sz="4" w:space="0"/>
-            <w:insideH w:val="single" w:color="auto" w:sz="4" w:space="0"/>
-            <w:insideV w:val="single" w:color="auto" w:sz="4" w:space="0"/>
-          </w:tblBorders>
-          <w:tblCellMar>
-            <w:top w:w="0" w:type="dxa"/>
-            <w:left w:w="108" w:type="dxa"/>
-            <w:bottom w:w="0" w:type="dxa"/>
-            <w:right w:w="108" w:type="dxa"/>
-          </w:tblCellMar>
-        </w:tblPrEx>
         <w:trPr>
-          <w:trHeight w:val="29" w:hRule="atLeast"/>
+          <w:trHeight w:hRule="atLeast" w:val="29"/>
         </w:trPr>
         <w:tc>
           <w:tcPr>
+            <w:cnfStyle w:val="001000000000"/>
             <w:tcW w:w="2074" w:type="dxa"/>
             <w:vMerge w:val="continue"/>
-            <w:shd w:val="clear" w:color="auto" w:fill="F2DDDC" w:themeFill="accent2" w:themeFillTint="31"/>
-          </w:tcPr>
-          <w:p>
-            <w:pPr>
-              <w:jc w:val="center"/>
-              <w:rPr>
-                <w:rFonts w:ascii="微软雅黑" w:hAnsi="微软雅黑"/>
-                <w:b/>
+            <w:shd w:val="clear" w:color="auto" w:fill="F3DDDD" w:themeFill="accent2" w:themeFillTint="30"/>
+          </w:tcPr>
+          <w:p>
+            <w:pPr>
+              <w:jc w:val="center"/>
+              <w:rPr>
+                <w:rFonts w:ascii="微软雅黑" w:hAnsi="微软雅黑"/>
+                <w:b w:val="0"/>
                 <w:sz w:val="18"/>
               </w:rPr>
             </w:pPr>
@@ -1268,21 +1028,21 @@
           <w:tcPr>
             <w:tcW w:w="3111" w:type="dxa"/>
             <w:gridSpan w:val="2"/>
-            <w:shd w:val="clear" w:color="auto" w:fill="F2DDDC" w:themeFill="accent2" w:themeFillTint="31"/>
-          </w:tcPr>
-          <w:p>
-            <w:pPr>
-              <w:jc w:val="center"/>
-              <w:rPr>
-                <w:rFonts w:ascii="微软雅黑" w:hAnsi="微软雅黑"/>
-                <w:b/>
-                <w:sz w:val="18"/>
-              </w:rPr>
-            </w:pPr>
-            <w:r>
-              <w:rPr>
-                <w:rFonts w:ascii="微软雅黑" w:hAnsi="微软雅黑"/>
-                <w:b/>
+            <w:shd w:val="clear" w:color="auto" w:fill="F3DDDD" w:themeFill="accent2" w:themeFillTint="30"/>
+          </w:tcPr>
+          <w:p>
+            <w:pPr>
+              <w:jc w:val="center"/>
+              <w:rPr>
+                <w:rFonts w:ascii="微软雅黑" w:hAnsi="微软雅黑"/>
+                <w:b w:val="1"/>
+                <w:sz w:val="18"/>
+              </w:rPr>
+            </w:pPr>
+            <w:r>
+              <w:rPr>
+                <w:rFonts w:ascii="微软雅黑" w:hAnsi="微软雅黑"/>
+                <w:b w:val="1"/>
                 <w:sz w:val="18"/>
               </w:rPr>
               <w:t>蠕形螨</w:t>
@@ -1292,7 +1052,7 @@
         <w:tc>
           <w:tcPr>
             <w:tcW w:w="5779" w:type="dxa"/>
-            <w:shd w:val="clear" w:color="auto" w:fill="F2DDDC" w:themeFill="accent2" w:themeFillTint="31"/>
+            <w:shd w:val="clear" w:color="auto" w:fill="F3DDDD" w:themeFill="accent2" w:themeFillTint="30"/>
           </w:tcPr>
           <w:p>
             <w:pPr>
@@ -1334,37 +1094,22 @@
         </w:tc>
       </w:tr>
       <w:tr>
-        <w:tblPrEx>
-          <w:tblBorders>
-            <w:top w:val="single" w:color="auto" w:sz="4" w:space="0"/>
-            <w:left w:val="single" w:color="auto" w:sz="4" w:space="0"/>
-            <w:bottom w:val="single" w:color="auto" w:sz="4" w:space="0"/>
-            <w:right w:val="single" w:color="auto" w:sz="4" w:space="0"/>
-            <w:insideH w:val="single" w:color="auto" w:sz="4" w:space="0"/>
-            <w:insideV w:val="single" w:color="auto" w:sz="4" w:space="0"/>
-          </w:tblBorders>
-          <w:tblCellMar>
-            <w:top w:w="0" w:type="dxa"/>
-            <w:left w:w="108" w:type="dxa"/>
-            <w:bottom w:w="0" w:type="dxa"/>
-            <w:right w:w="108" w:type="dxa"/>
-          </w:tblCellMar>
-        </w:tblPrEx>
         <w:trPr>
-          <w:trHeight w:val="29" w:hRule="atLeast"/>
+          <w:trHeight w:hRule="atLeast" w:val="29"/>
         </w:trPr>
         <w:tc>
           <w:tcPr>
+            <w:cnfStyle w:val="001000000000"/>
             <w:tcW w:w="2074" w:type="dxa"/>
             <w:vMerge w:val="continue"/>
-            <w:shd w:val="clear" w:color="auto" w:fill="F2DDDC" w:themeFill="accent2" w:themeFillTint="31"/>
-          </w:tcPr>
-          <w:p>
-            <w:pPr>
-              <w:jc w:val="center"/>
-              <w:rPr>
-                <w:rFonts w:ascii="微软雅黑" w:hAnsi="微软雅黑"/>
-                <w:b/>
+            <w:shd w:val="clear" w:color="auto" w:fill="F3DDDD" w:themeFill="accent2" w:themeFillTint="30"/>
+          </w:tcPr>
+          <w:p>
+            <w:pPr>
+              <w:jc w:val="center"/>
+              <w:rPr>
+                <w:rFonts w:ascii="微软雅黑" w:hAnsi="微软雅黑"/>
+                <w:b w:val="0"/>
                 <w:sz w:val="18"/>
               </w:rPr>
             </w:pPr>
@@ -1374,21 +1119,21 @@
           <w:tcPr>
             <w:tcW w:w="3111" w:type="dxa"/>
             <w:gridSpan w:val="2"/>
-            <w:shd w:val="clear" w:color="auto" w:fill="F2DDDC" w:themeFill="accent2" w:themeFillTint="31"/>
-          </w:tcPr>
-          <w:p>
-            <w:pPr>
-              <w:jc w:val="center"/>
-              <w:rPr>
-                <w:rFonts w:ascii="微软雅黑" w:hAnsi="微软雅黑"/>
-                <w:b/>
-                <w:sz w:val="18"/>
-              </w:rPr>
-            </w:pPr>
-            <w:r>
-              <w:rPr>
-                <w:rFonts w:ascii="微软雅黑" w:hAnsi="微软雅黑"/>
-                <w:b/>
+            <w:shd w:val="clear" w:color="auto" w:fill="F3DDDD" w:themeFill="accent2" w:themeFillTint="30"/>
+          </w:tcPr>
+          <w:p>
+            <w:pPr>
+              <w:jc w:val="center"/>
+              <w:rPr>
+                <w:rFonts w:ascii="微软雅黑" w:hAnsi="微软雅黑"/>
+                <w:b w:val="1"/>
+                <w:sz w:val="18"/>
+              </w:rPr>
+            </w:pPr>
+            <w:r>
+              <w:rPr>
+                <w:rFonts w:ascii="微软雅黑" w:hAnsi="微软雅黑"/>
+                <w:b w:val="1"/>
                 <w:sz w:val="18"/>
               </w:rPr>
               <w:t>跳蚤/蚤粪</w:t>
@@ -1398,7 +1143,7 @@
         <w:tc>
           <w:tcPr>
             <w:tcW w:w="5779" w:type="dxa"/>
-            <w:shd w:val="clear" w:color="auto" w:fill="F2DDDC" w:themeFill="accent2" w:themeFillTint="31"/>
+            <w:shd w:val="clear" w:color="auto" w:fill="F3DDDD" w:themeFill="accent2" w:themeFillTint="30"/>
           </w:tcPr>
           <w:p>
             <w:pPr>
@@ -1440,37 +1185,22 @@
         </w:tc>
       </w:tr>
       <w:tr>
-        <w:tblPrEx>
-          <w:tblBorders>
-            <w:top w:val="single" w:color="auto" w:sz="4" w:space="0"/>
-            <w:left w:val="single" w:color="auto" w:sz="4" w:space="0"/>
-            <w:bottom w:val="single" w:color="auto" w:sz="4" w:space="0"/>
-            <w:right w:val="single" w:color="auto" w:sz="4" w:space="0"/>
-            <w:insideH w:val="single" w:color="auto" w:sz="4" w:space="0"/>
-            <w:insideV w:val="single" w:color="auto" w:sz="4" w:space="0"/>
-          </w:tblBorders>
-          <w:tblCellMar>
-            <w:top w:w="0" w:type="dxa"/>
-            <w:left w:w="108" w:type="dxa"/>
-            <w:bottom w:w="0" w:type="dxa"/>
-            <w:right w:w="108" w:type="dxa"/>
-          </w:tblCellMar>
-        </w:tblPrEx>
         <w:trPr>
-          <w:trHeight w:val="29" w:hRule="atLeast"/>
+          <w:trHeight w:hRule="atLeast" w:val="29"/>
         </w:trPr>
         <w:tc>
           <w:tcPr>
+            <w:cnfStyle w:val="001000000000"/>
             <w:tcW w:w="2074" w:type="dxa"/>
             <w:vMerge w:val="continue"/>
-            <w:shd w:val="clear" w:color="auto" w:fill="F2DDDC" w:themeFill="accent2" w:themeFillTint="31"/>
-          </w:tcPr>
-          <w:p>
-            <w:pPr>
-              <w:jc w:val="center"/>
-              <w:rPr>
-                <w:rFonts w:ascii="微软雅黑" w:hAnsi="微软雅黑"/>
-                <w:b/>
+            <w:shd w:val="clear" w:color="auto" w:fill="F3DDDD" w:themeFill="accent2" w:themeFillTint="30"/>
+          </w:tcPr>
+          <w:p>
+            <w:pPr>
+              <w:jc w:val="center"/>
+              <w:rPr>
+                <w:rFonts w:ascii="微软雅黑" w:hAnsi="微软雅黑"/>
+                <w:b w:val="0"/>
                 <w:sz w:val="18"/>
               </w:rPr>
             </w:pPr>
@@ -1480,21 +1210,21 @@
           <w:tcPr>
             <w:tcW w:w="3111" w:type="dxa"/>
             <w:gridSpan w:val="2"/>
-            <w:shd w:val="clear" w:color="auto" w:fill="F2DDDC" w:themeFill="accent2" w:themeFillTint="31"/>
-          </w:tcPr>
-          <w:p>
-            <w:pPr>
-              <w:jc w:val="center"/>
-              <w:rPr>
-                <w:rFonts w:ascii="微软雅黑" w:hAnsi="微软雅黑"/>
-                <w:b/>
-                <w:sz w:val="18"/>
-              </w:rPr>
-            </w:pPr>
-            <w:r>
-              <w:rPr>
-                <w:rFonts w:ascii="微软雅黑" w:hAnsi="微软雅黑"/>
-                <w:b/>
+            <w:shd w:val="clear" w:color="auto" w:fill="F3DDDD" w:themeFill="accent2" w:themeFillTint="30"/>
+          </w:tcPr>
+          <w:p>
+            <w:pPr>
+              <w:jc w:val="center"/>
+              <w:rPr>
+                <w:rFonts w:ascii="微软雅黑" w:hAnsi="微软雅黑"/>
+                <w:b w:val="1"/>
+                <w:sz w:val="18"/>
+              </w:rPr>
+            </w:pPr>
+            <w:r>
+              <w:rPr>
+                <w:rFonts w:ascii="微软雅黑" w:hAnsi="微软雅黑"/>
+                <w:b w:val="1"/>
                 <w:sz w:val="18"/>
               </w:rPr>
               <w:t>姬鳌螨</w:t>
@@ -1504,7 +1234,7 @@
         <w:tc>
           <w:tcPr>
             <w:tcW w:w="5779" w:type="dxa"/>
-            <w:shd w:val="clear" w:color="auto" w:fill="F2DDDC" w:themeFill="accent2" w:themeFillTint="31"/>
+            <w:shd w:val="clear" w:color="auto" w:fill="F3DDDD" w:themeFill="accent2" w:themeFillTint="30"/>
           </w:tcPr>
           <w:p>
             <w:pPr>
@@ -1546,37 +1276,22 @@
         </w:tc>
       </w:tr>
       <w:tr>
-        <w:tblPrEx>
-          <w:tblBorders>
-            <w:top w:val="single" w:color="auto" w:sz="4" w:space="0"/>
-            <w:left w:val="single" w:color="auto" w:sz="4" w:space="0"/>
-            <w:bottom w:val="single" w:color="auto" w:sz="4" w:space="0"/>
-            <w:right w:val="single" w:color="auto" w:sz="4" w:space="0"/>
-            <w:insideH w:val="single" w:color="auto" w:sz="4" w:space="0"/>
-            <w:insideV w:val="single" w:color="auto" w:sz="4" w:space="0"/>
-          </w:tblBorders>
-          <w:tblCellMar>
-            <w:top w:w="0" w:type="dxa"/>
-            <w:left w:w="108" w:type="dxa"/>
-            <w:bottom w:w="0" w:type="dxa"/>
-            <w:right w:w="108" w:type="dxa"/>
-          </w:tblCellMar>
-        </w:tblPrEx>
         <w:trPr>
-          <w:trHeight w:val="29" w:hRule="atLeast"/>
+          <w:trHeight w:hRule="atLeast" w:val="29"/>
         </w:trPr>
         <w:tc>
           <w:tcPr>
+            <w:cnfStyle w:val="001000000000"/>
             <w:tcW w:w="2074" w:type="dxa"/>
             <w:vMerge w:val="continue"/>
-            <w:shd w:val="clear" w:color="auto" w:fill="F2DDDC" w:themeFill="accent2" w:themeFillTint="31"/>
-          </w:tcPr>
-          <w:p>
-            <w:pPr>
-              <w:jc w:val="center"/>
-              <w:rPr>
-                <w:rFonts w:ascii="微软雅黑" w:hAnsi="微软雅黑"/>
-                <w:b/>
+            <w:shd w:val="clear" w:color="auto" w:fill="F3DDDD" w:themeFill="accent2" w:themeFillTint="30"/>
+          </w:tcPr>
+          <w:p>
+            <w:pPr>
+              <w:jc w:val="center"/>
+              <w:rPr>
+                <w:rFonts w:ascii="微软雅黑" w:hAnsi="微软雅黑"/>
+                <w:b w:val="0"/>
                 <w:sz w:val="18"/>
               </w:rPr>
             </w:pPr>
@@ -1586,21 +1301,21 @@
           <w:tcPr>
             <w:tcW w:w="3111" w:type="dxa"/>
             <w:gridSpan w:val="2"/>
-            <w:shd w:val="clear" w:color="auto" w:fill="F2DDDC" w:themeFill="accent2" w:themeFillTint="31"/>
-          </w:tcPr>
-          <w:p>
-            <w:pPr>
-              <w:jc w:val="center"/>
-              <w:rPr>
-                <w:rFonts w:ascii="微软雅黑" w:hAnsi="微软雅黑"/>
-                <w:b/>
-                <w:sz w:val="18"/>
-              </w:rPr>
-            </w:pPr>
-            <w:r>
-              <w:rPr>
-                <w:rFonts w:ascii="微软雅黑" w:hAnsi="微软雅黑"/>
-                <w:b/>
+            <w:shd w:val="clear" w:color="auto" w:fill="F3DDDD" w:themeFill="accent2" w:themeFillTint="30"/>
+          </w:tcPr>
+          <w:p>
+            <w:pPr>
+              <w:jc w:val="center"/>
+              <w:rPr>
+                <w:rFonts w:ascii="微软雅黑" w:hAnsi="微软雅黑"/>
+                <w:b w:val="1"/>
+                <w:sz w:val="18"/>
+              </w:rPr>
+            </w:pPr>
+            <w:r>
+              <w:rPr>
+                <w:rFonts w:ascii="微软雅黑" w:hAnsi="微软雅黑"/>
+                <w:b w:val="1"/>
                 <w:sz w:val="18"/>
               </w:rPr>
               <w:t>虱子/虱卵</w:t>
@@ -1610,7 +1325,7 @@
         <w:tc>
           <w:tcPr>
             <w:tcW w:w="5779" w:type="dxa"/>
-            <w:shd w:val="clear" w:color="auto" w:fill="F2DDDC" w:themeFill="accent2" w:themeFillTint="31"/>
+            <w:shd w:val="clear" w:color="auto" w:fill="F3DDDD" w:themeFill="accent2" w:themeFillTint="30"/>
           </w:tcPr>
           <w:p>
             <w:pPr>
@@ -1652,40 +1367,24 @@
         </w:tc>
       </w:tr>
       <w:tr>
-        <w:tblPrEx>
-          <w:tblBorders>
-            <w:top w:val="single" w:color="auto" w:sz="4" w:space="0"/>
-            <w:left w:val="single" w:color="auto" w:sz="4" w:space="0"/>
-            <w:bottom w:val="single" w:color="auto" w:sz="4" w:space="0"/>
-            <w:right w:val="single" w:color="auto" w:sz="4" w:space="0"/>
-            <w:insideH w:val="single" w:color="auto" w:sz="4" w:space="0"/>
-            <w:insideV w:val="single" w:color="auto" w:sz="4" w:space="0"/>
-          </w:tblBorders>
-          <w:tblCellMar>
-            <w:top w:w="0" w:type="dxa"/>
-            <w:left w:w="108" w:type="dxa"/>
-            <w:bottom w:w="0" w:type="dxa"/>
-            <w:right w:w="108" w:type="dxa"/>
-          </w:tblCellMar>
-        </w:tblPrEx>
-        <w:tc>
-          <w:tcPr>
+        <w:tc>
+          <w:tcPr>
+            <w:cnfStyle w:val="001000000000"/>
             <w:tcW w:w="2074" w:type="dxa"/>
-            <w:shd w:val="clear" w:color="auto" w:fill="F2DDDC" w:themeFill="accent2" w:themeFillTint="31"/>
-          </w:tcPr>
-          <w:p>
-            <w:pPr>
-              <w:jc w:val="center"/>
-              <w:rPr>
-                <w:rFonts w:ascii="微软雅黑" w:hAnsi="微软雅黑"/>
-                <w:b/>
-                <w:sz w:val="18"/>
-              </w:rPr>
-            </w:pPr>
-            <w:r>
-              <w:rPr>
-                <w:rFonts w:ascii="微软雅黑" w:hAnsi="微软雅黑"/>
-                <w:b/>
+            <w:shd w:val="clear" w:color="auto" w:fill="F3DDDD" w:themeFill="accent2" w:themeFillTint="30"/>
+          </w:tcPr>
+          <w:p>
+            <w:pPr>
+              <w:jc w:val="center"/>
+              <w:rPr>
+                <w:rFonts w:ascii="微软雅黑" w:hAnsi="微软雅黑"/>
+                <w:b w:val="0"/>
+                <w:sz w:val="18"/>
+              </w:rPr>
+            </w:pPr>
+            <w:r>
+              <w:rPr>
+                <w:rFonts w:ascii="微软雅黑" w:hAnsi="微软雅黑"/>
                 <w:sz w:val="18"/>
               </w:rPr>
               <w:t>细菌</w:t>
@@ -1696,7 +1395,7 @@
           <w:tcPr>
             <w:tcW w:w="8890" w:type="dxa"/>
             <w:gridSpan w:val="3"/>
-            <w:shd w:val="clear" w:color="auto" w:fill="F2DDDC" w:themeFill="accent2" w:themeFillTint="31"/>
+            <w:shd w:val="clear" w:color="auto" w:fill="F3DDDD" w:themeFill="accent2" w:themeFillTint="30"/>
           </w:tcPr>
           <w:p>
             <w:pPr>
@@ -1710,21 +1409,12 @@
         </w:tc>
       </w:tr>
       <w:tr>
-        <w:tblPrEx>
-          <w:tblBorders>
-            <w:top w:val="single" w:color="auto" w:sz="4" w:space="0"/>
-            <w:left w:val="single" w:color="auto" w:sz="4" w:space="0"/>
-            <w:bottom w:val="single" w:color="auto" w:sz="4" w:space="0"/>
-            <w:right w:val="single" w:color="auto" w:sz="4" w:space="0"/>
-            <w:insideH w:val="single" w:color="auto" w:sz="4" w:space="0"/>
-            <w:insideV w:val="single" w:color="auto" w:sz="4" w:space="0"/>
-          </w:tblBorders>
-        </w:tblPrEx>
         <w:trPr>
-          <w:trHeight w:val="43" w:hRule="atLeast"/>
+          <w:trHeight w:hRule="atLeast" w:val="43"/>
         </w:trPr>
         <w:tc>
           <w:tcPr>
+            <w:cnfStyle w:val="001000000000"/>
             <w:tcW w:w="2074" w:type="dxa"/>
           </w:tcPr>
           <w:p>
@@ -1732,14 +1422,13 @@
               <w:jc w:val="center"/>
               <w:rPr>
                 <w:rFonts w:ascii="微软雅黑" w:hAnsi="微软雅黑"/>
-                <w:b/>
-                <w:sz w:val="18"/>
-              </w:rPr>
-            </w:pPr>
-            <w:r>
-              <w:rPr>
-                <w:rFonts w:ascii="微软雅黑" w:hAnsi="微软雅黑"/>
-                <w:b/>
+                <w:b w:val="0"/>
+                <w:sz w:val="18"/>
+              </w:rPr>
+            </w:pPr>
+            <w:r>
+              <w:rPr>
+                <w:rFonts w:ascii="微软雅黑" w:hAnsi="微软雅黑"/>
                 <w:sz w:val="18"/>
               </w:rPr>
               <w:t>真菌</w:t>
@@ -1763,40 +1452,24 @@
         </w:tc>
       </w:tr>
       <w:tr>
-        <w:tblPrEx>
-          <w:tblBorders>
-            <w:top w:val="single" w:color="auto" w:sz="4" w:space="0"/>
-            <w:left w:val="single" w:color="auto" w:sz="4" w:space="0"/>
-            <w:bottom w:val="single" w:color="auto" w:sz="4" w:space="0"/>
-            <w:right w:val="single" w:color="auto" w:sz="4" w:space="0"/>
-            <w:insideH w:val="single" w:color="auto" w:sz="4" w:space="0"/>
-            <w:insideV w:val="single" w:color="auto" w:sz="4" w:space="0"/>
-          </w:tblBorders>
-          <w:tblCellMar>
-            <w:top w:w="0" w:type="dxa"/>
-            <w:left w:w="108" w:type="dxa"/>
-            <w:bottom w:w="0" w:type="dxa"/>
-            <w:right w:w="108" w:type="dxa"/>
-          </w:tblCellMar>
-        </w:tblPrEx>
-        <w:tc>
-          <w:tcPr>
+        <w:tc>
+          <w:tcPr>
+            <w:cnfStyle w:val="001000000000"/>
             <w:tcW w:w="2074" w:type="dxa"/>
-            <w:shd w:val="clear" w:color="auto" w:fill="F2DDDC" w:themeFill="accent2" w:themeFillTint="31"/>
-          </w:tcPr>
-          <w:p>
-            <w:pPr>
-              <w:jc w:val="center"/>
-              <w:rPr>
-                <w:rFonts w:ascii="微软雅黑" w:hAnsi="微软雅黑"/>
-                <w:b/>
-                <w:sz w:val="18"/>
-              </w:rPr>
-            </w:pPr>
-            <w:r>
-              <w:rPr>
-                <w:rFonts w:ascii="微软雅黑" w:hAnsi="微软雅黑"/>
-                <w:b/>
+            <w:shd w:val="clear" w:color="auto" w:fill="F3DDDD" w:themeFill="accent2" w:themeFillTint="30"/>
+          </w:tcPr>
+          <w:p>
+            <w:pPr>
+              <w:jc w:val="center"/>
+              <w:rPr>
+                <w:rFonts w:ascii="微软雅黑" w:hAnsi="微软雅黑"/>
+                <w:b w:val="0"/>
+                <w:sz w:val="18"/>
+              </w:rPr>
+            </w:pPr>
+            <w:r>
+              <w:rPr>
+                <w:rFonts w:ascii="微软雅黑" w:hAnsi="微软雅黑"/>
                 <w:sz w:val="18"/>
               </w:rPr>
               <w:t>上皮细胞</w:t>
@@ -1807,7 +1480,7 @@
           <w:tcPr>
             <w:tcW w:w="8890" w:type="dxa"/>
             <w:gridSpan w:val="3"/>
-            <w:shd w:val="clear" w:color="auto" w:fill="F2DDDC" w:themeFill="accent2" w:themeFillTint="31"/>
+            <w:shd w:val="clear" w:color="auto" w:fill="F3DDDD" w:themeFill="accent2" w:themeFillTint="30"/>
           </w:tcPr>
           <w:p>
             <w:pPr>
@@ -1821,24 +1494,9 @@
         </w:tc>
       </w:tr>
       <w:tr>
-        <w:tblPrEx>
-          <w:tblBorders>
-            <w:top w:val="single" w:color="auto" w:sz="4" w:space="0"/>
-            <w:left w:val="single" w:color="auto" w:sz="4" w:space="0"/>
-            <w:bottom w:val="single" w:color="auto" w:sz="4" w:space="0"/>
-            <w:right w:val="single" w:color="auto" w:sz="4" w:space="0"/>
-            <w:insideH w:val="single" w:color="auto" w:sz="4" w:space="0"/>
-            <w:insideV w:val="single" w:color="auto" w:sz="4" w:space="0"/>
-          </w:tblBorders>
-          <w:tblCellMar>
-            <w:top w:w="0" w:type="dxa"/>
-            <w:left w:w="108" w:type="dxa"/>
-            <w:bottom w:w="0" w:type="dxa"/>
-            <w:right w:w="108" w:type="dxa"/>
-          </w:tblCellMar>
-        </w:tblPrEx>
-        <w:tc>
-          <w:tcPr>
+        <w:tc>
+          <w:tcPr>
+            <w:cnfStyle w:val="001000000000"/>
             <w:tcW w:w="2074" w:type="dxa"/>
           </w:tcPr>
           <w:p>
@@ -1846,14 +1504,13 @@
               <w:jc w:val="center"/>
               <w:rPr>
                 <w:rFonts w:ascii="微软雅黑" w:hAnsi="微软雅黑"/>
-                <w:b/>
-                <w:sz w:val="18"/>
-              </w:rPr>
-            </w:pPr>
-            <w:r>
-              <w:rPr>
-                <w:rFonts w:ascii="微软雅黑" w:hAnsi="微软雅黑"/>
-                <w:b/>
+                <w:b w:val="0"/>
+                <w:sz w:val="18"/>
+              </w:rPr>
+            </w:pPr>
+            <w:r>
+              <w:rPr>
+                <w:rFonts w:ascii="微软雅黑" w:hAnsi="微软雅黑"/>
                 <w:sz w:val="18"/>
               </w:rPr>
               <w:t>异常细胞</w:t>
@@ -1877,40 +1534,24 @@
         </w:tc>
       </w:tr>
       <w:tr>
-        <w:tblPrEx>
-          <w:tblBorders>
-            <w:top w:val="single" w:color="auto" w:sz="4" w:space="0"/>
-            <w:left w:val="single" w:color="auto" w:sz="4" w:space="0"/>
-            <w:bottom w:val="single" w:color="auto" w:sz="4" w:space="0"/>
-            <w:right w:val="single" w:color="auto" w:sz="4" w:space="0"/>
-            <w:insideH w:val="single" w:color="auto" w:sz="4" w:space="0"/>
-            <w:insideV w:val="single" w:color="auto" w:sz="4" w:space="0"/>
-          </w:tblBorders>
-          <w:tblCellMar>
-            <w:top w:w="0" w:type="dxa"/>
-            <w:left w:w="108" w:type="dxa"/>
-            <w:bottom w:w="0" w:type="dxa"/>
-            <w:right w:w="108" w:type="dxa"/>
-          </w:tblCellMar>
-        </w:tblPrEx>
-        <w:tc>
-          <w:tcPr>
+        <w:tc>
+          <w:tcPr>
+            <w:cnfStyle w:val="001000000000"/>
             <w:tcW w:w="2074" w:type="dxa"/>
-            <w:shd w:val="clear" w:color="auto" w:fill="F2DDDC" w:themeFill="accent2" w:themeFillTint="31"/>
-          </w:tcPr>
-          <w:p>
-            <w:pPr>
-              <w:jc w:val="center"/>
-              <w:rPr>
-                <w:rFonts w:ascii="微软雅黑" w:hAnsi="微软雅黑"/>
-                <w:b/>
-                <w:sz w:val="18"/>
-              </w:rPr>
-            </w:pPr>
-            <w:r>
-              <w:rPr>
-                <w:rFonts w:ascii="微软雅黑" w:hAnsi="微软雅黑"/>
-                <w:b/>
+            <w:shd w:val="clear" w:color="auto" w:fill="F3DDDD" w:themeFill="accent2" w:themeFillTint="30"/>
+          </w:tcPr>
+          <w:p>
+            <w:pPr>
+              <w:jc w:val="center"/>
+              <w:rPr>
+                <w:rFonts w:ascii="微软雅黑" w:hAnsi="微软雅黑"/>
+                <w:b w:val="0"/>
+                <w:sz w:val="18"/>
+              </w:rPr>
+            </w:pPr>
+            <w:r>
+              <w:rPr>
+                <w:rFonts w:ascii="微软雅黑" w:hAnsi="微软雅黑"/>
                 <w:sz w:val="18"/>
               </w:rPr>
               <w:t>其他细胞</w:t>
@@ -1921,7 +1562,7 @@
           <w:tcPr>
             <w:tcW w:w="8890" w:type="dxa"/>
             <w:gridSpan w:val="3"/>
-            <w:shd w:val="clear" w:color="auto" w:fill="F2DDDC" w:themeFill="accent2" w:themeFillTint="31"/>
+            <w:shd w:val="clear" w:color="auto" w:fill="F3DDDD" w:themeFill="accent2" w:themeFillTint="30"/>
           </w:tcPr>
           <w:p>
             <w:pPr>
@@ -1935,27 +1576,12 @@
         </w:tc>
       </w:tr>
       <w:tr>
-        <w:tblPrEx>
-          <w:tblBorders>
-            <w:top w:val="single" w:color="auto" w:sz="4" w:space="0"/>
-            <w:left w:val="single" w:color="auto" w:sz="4" w:space="0"/>
-            <w:bottom w:val="single" w:color="auto" w:sz="4" w:space="0"/>
-            <w:right w:val="single" w:color="auto" w:sz="4" w:space="0"/>
-            <w:insideH w:val="single" w:color="auto" w:sz="4" w:space="0"/>
-            <w:insideV w:val="single" w:color="auto" w:sz="4" w:space="0"/>
-          </w:tblBorders>
-          <w:tblCellMar>
-            <w:top w:w="0" w:type="dxa"/>
-            <w:left w:w="108" w:type="dxa"/>
-            <w:bottom w:w="0" w:type="dxa"/>
-            <w:right w:w="108" w:type="dxa"/>
-          </w:tblCellMar>
-        </w:tblPrEx>
         <w:trPr>
-          <w:trHeight w:val="842" w:hRule="atLeast"/>
+          <w:trHeight w:hRule="atLeast" w:val="842"/>
         </w:trPr>
         <w:tc>
           <w:tcPr>
+            <w:cnfStyle w:val="001000000000"/>
             <w:tcW w:w="2074" w:type="dxa"/>
             <w:vAlign w:val="center"/>
           </w:tcPr>
@@ -1964,14 +1590,13 @@
               <w:jc w:val="center"/>
               <w:rPr>
                 <w:rFonts w:ascii="微软雅黑" w:hAnsi="微软雅黑"/>
-                <w:b/>
-                <w:sz w:val="18"/>
-              </w:rPr>
-            </w:pPr>
-            <w:r>
-              <w:rPr>
-                <w:rFonts w:ascii="微软雅黑" w:hAnsi="微软雅黑"/>
-                <w:b/>
+                <w:b w:val="0"/>
+                <w:sz w:val="18"/>
+              </w:rPr>
+            </w:pPr>
+            <w:r>
+              <w:rPr>
+                <w:rFonts w:ascii="微软雅黑" w:hAnsi="微软雅黑"/>
                 <w:sz w:val="18"/>
               </w:rPr>
               <w:t>伍德氏灯检查</w:t>
@@ -1994,29 +1619,14 @@
         </w:tc>
       </w:tr>
       <w:tr>
-        <w:tblPrEx>
-          <w:tblBorders>
-            <w:top w:val="single" w:color="auto" w:sz="4" w:space="0"/>
-            <w:left w:val="single" w:color="auto" w:sz="4" w:space="0"/>
-            <w:bottom w:val="single" w:color="auto" w:sz="4" w:space="0"/>
-            <w:right w:val="single" w:color="auto" w:sz="4" w:space="0"/>
-            <w:insideH w:val="single" w:color="auto" w:sz="4" w:space="0"/>
-            <w:insideV w:val="single" w:color="auto" w:sz="4" w:space="0"/>
-          </w:tblBorders>
-          <w:tblCellMar>
-            <w:top w:w="0" w:type="dxa"/>
-            <w:left w:w="108" w:type="dxa"/>
-            <w:bottom w:w="0" w:type="dxa"/>
-            <w:right w:w="108" w:type="dxa"/>
-          </w:tblCellMar>
-        </w:tblPrEx>
         <w:trPr>
-          <w:trHeight w:val="956" w:hRule="atLeast"/>
+          <w:trHeight w:hRule="atLeast" w:val="956"/>
         </w:trPr>
         <w:tc>
           <w:tcPr>
+            <w:cnfStyle w:val="001000000000"/>
             <w:tcW w:w="2074" w:type="dxa"/>
-            <w:shd w:val="clear" w:color="auto" w:fill="F2DDDC" w:themeFill="accent2" w:themeFillTint="31"/>
+            <w:shd w:val="clear" w:color="auto" w:fill="F3DDDD" w:themeFill="accent2" w:themeFillTint="30"/>
             <w:vAlign w:val="center"/>
           </w:tcPr>
           <w:p>
@@ -2024,14 +1634,13 @@
               <w:jc w:val="center"/>
               <w:rPr>
                 <w:rFonts w:ascii="微软雅黑" w:hAnsi="微软雅黑"/>
-                <w:b/>
-                <w:sz w:val="18"/>
-              </w:rPr>
-            </w:pPr>
-            <w:r>
-              <w:rPr>
-                <w:rFonts w:ascii="微软雅黑" w:hAnsi="微软雅黑"/>
-                <w:b/>
+                <w:b w:val="0"/>
+                <w:sz w:val="18"/>
+              </w:rPr>
+            </w:pPr>
+            <w:r>
+              <w:rPr>
+                <w:rFonts w:ascii="微软雅黑" w:hAnsi="微软雅黑"/>
                 <w:sz w:val="18"/>
               </w:rPr>
               <w:t>镜下可见</w:t>
@@ -2042,20 +1651,19 @@
           <w:tcPr>
             <w:tcW w:w="8890" w:type="dxa"/>
             <w:gridSpan w:val="3"/>
-            <w:shd w:val="clear" w:color="auto" w:fill="F2DDDC" w:themeFill="accent2" w:themeFillTint="31"/>
-          </w:tcPr>
-          <w:p>
-            <w:pPr>
-              <w:rPr>
-                <w:rFonts w:ascii="微软雅黑" w:hAnsi="微软雅黑"/>
-                <w:sz w:val="18"/>
-              </w:rPr>
-            </w:pPr>
-            <w:r>
-              <w:rPr>
-                <w:rFonts w:ascii="微软雅黑" w:hAnsi="微软雅黑"/>
-                <w:sz w:val="18"/>
-                <w:lang w:val="en-US" w:eastAsia="zh-CN"/>
+            <w:shd w:val="clear" w:color="auto" w:fill="F3DDDD" w:themeFill="accent2" w:themeFillTint="30"/>
+          </w:tcPr>
+          <w:p>
+            <w:pPr>
+              <w:rPr>
+                <w:rFonts w:ascii="微软雅黑" w:hAnsi="微软雅黑"/>
+                <w:sz w:val="18"/>
+              </w:rPr>
+            </w:pPr>
+            <w:r>
+              <w:rPr>
+                <w:rFonts w:ascii="微软雅黑" w:hAnsi="微软雅黑"/>
+                <w:sz w:val="18"/>
               </w:rPr>
               <w:t>{&lt;检查所见&gt;}</w:t>
             </w:r>
@@ -2063,24 +1671,9 @@
         </w:tc>
       </w:tr>
       <w:tr>
-        <w:tblPrEx>
-          <w:tblBorders>
-            <w:top w:val="single" w:color="auto" w:sz="4" w:space="0"/>
-            <w:left w:val="single" w:color="auto" w:sz="4" w:space="0"/>
-            <w:bottom w:val="single" w:color="auto" w:sz="4" w:space="0"/>
-            <w:right w:val="single" w:color="auto" w:sz="4" w:space="0"/>
-            <w:insideH w:val="single" w:color="auto" w:sz="4" w:space="0"/>
-            <w:insideV w:val="single" w:color="auto" w:sz="4" w:space="0"/>
-          </w:tblBorders>
-          <w:tblCellMar>
-            <w:top w:w="0" w:type="dxa"/>
-            <w:left w:w="108" w:type="dxa"/>
-            <w:bottom w:w="0" w:type="dxa"/>
-            <w:right w:w="108" w:type="dxa"/>
-          </w:tblCellMar>
-        </w:tblPrEx>
-        <w:tc>
-          <w:tcPr>
+        <w:tc>
+          <w:tcPr>
+            <w:cnfStyle w:val="001000000000"/>
             <w:tcW w:w="10964" w:type="dxa"/>
             <w:gridSpan w:val="4"/>
           </w:tcPr>
@@ -2089,14 +1682,13 @@
               <w:jc w:val="center"/>
               <w:rPr>
                 <w:rFonts w:ascii="微软雅黑" w:hAnsi="微软雅黑"/>
-                <w:b/>
-                <w:sz w:val="18"/>
-              </w:rPr>
-            </w:pPr>
-            <w:r>
-              <w:rPr>
-                <w:rFonts w:ascii="微软雅黑" w:hAnsi="微软雅黑"/>
-                <w:b/>
+                <w:b w:val="0"/>
+                <w:sz w:val="18"/>
+              </w:rPr>
+            </w:pPr>
+            <w:r>
+              <w:rPr>
+                <w:rFonts w:ascii="微软雅黑" w:hAnsi="微软雅黑"/>
                 <w:sz w:val="18"/>
               </w:rPr>
               <w:t>本检验结果仅反映此份样本情况，仅对当日结果负责。</w:t>
@@ -2105,42 +1697,26 @@
         </w:tc>
       </w:tr>
       <w:tr>
-        <w:tblPrEx>
-          <w:tblBorders>
-            <w:top w:val="single" w:color="auto" w:sz="4" w:space="0"/>
-            <w:left w:val="single" w:color="auto" w:sz="4" w:space="0"/>
-            <w:bottom w:val="single" w:color="auto" w:sz="4" w:space="0"/>
-            <w:right w:val="single" w:color="auto" w:sz="4" w:space="0"/>
-            <w:insideH w:val="single" w:color="auto" w:sz="4" w:space="0"/>
-            <w:insideV w:val="single" w:color="auto" w:sz="4" w:space="0"/>
-          </w:tblBorders>
-          <w:tblCellMar>
-            <w:top w:w="0" w:type="dxa"/>
-            <w:left w:w="108" w:type="dxa"/>
-            <w:bottom w:w="0" w:type="dxa"/>
-            <w:right w:w="108" w:type="dxa"/>
-          </w:tblCellMar>
-        </w:tblPrEx>
         <w:trPr>
-          <w:trHeight w:val="90" w:hRule="atLeast"/>
+          <w:trHeight w:hRule="atLeast" w:val="90"/>
         </w:trPr>
         <w:tc>
           <w:tcPr>
+            <w:cnfStyle w:val="001000000000"/>
             <w:tcW w:w="2074" w:type="dxa"/>
-            <w:shd w:val="clear" w:color="auto" w:fill="F2DDDC" w:themeFill="accent2" w:themeFillTint="31"/>
-          </w:tcPr>
-          <w:p>
-            <w:pPr>
-              <w:rPr>
-                <w:rFonts w:ascii="微软雅黑" w:hAnsi="微软雅黑"/>
-                <w:b/>
-                <w:sz w:val="18"/>
-              </w:rPr>
-            </w:pPr>
-            <w:r>
-              <w:rPr>
-                <w:rFonts w:ascii="微软雅黑" w:hAnsi="微软雅黑"/>
-                <w:b/>
+            <w:shd w:val="clear" w:color="auto" w:fill="F3DDDD" w:themeFill="accent2" w:themeFillTint="30"/>
+          </w:tcPr>
+          <w:p>
+            <w:pPr>
+              <w:rPr>
+                <w:rFonts w:ascii="微软雅黑" w:hAnsi="微软雅黑"/>
+                <w:b w:val="0"/>
+                <w:sz w:val="18"/>
+              </w:rPr>
+            </w:pPr>
+            <w:r>
+              <w:rPr>
+                <w:rFonts w:ascii="微软雅黑" w:hAnsi="微软雅黑"/>
                 <w:sz w:val="18"/>
               </w:rPr>
               <w:t>化验师：</w:t>
@@ -2150,7 +1726,7 @@
         <w:tc>
           <w:tcPr>
             <w:tcW w:w="2074" w:type="dxa"/>
-            <w:shd w:val="clear" w:color="auto" w:fill="F2DDDC" w:themeFill="accent2" w:themeFillTint="31"/>
+            <w:shd w:val="clear" w:color="auto" w:fill="F3DDDD" w:themeFill="accent2" w:themeFillTint="30"/>
           </w:tcPr>
           <w:p>
             <w:pPr>
@@ -2164,20 +1740,20 @@
         <w:tc>
           <w:tcPr>
             <w:tcW w:w="2074" w:type="dxa"/>
-            <w:shd w:val="clear" w:color="auto" w:fill="F2DDDC" w:themeFill="accent2" w:themeFillTint="31"/>
-          </w:tcPr>
-          <w:p>
-            <w:pPr>
-              <w:rPr>
-                <w:rFonts w:ascii="微软雅黑" w:hAnsi="微软雅黑"/>
-                <w:b/>
-                <w:sz w:val="18"/>
-              </w:rPr>
-            </w:pPr>
-            <w:r>
-              <w:rPr>
-                <w:rFonts w:ascii="微软雅黑" w:hAnsi="微软雅黑"/>
-                <w:b/>
+            <w:shd w:val="clear" w:color="auto" w:fill="F3DDDD" w:themeFill="accent2" w:themeFillTint="30"/>
+          </w:tcPr>
+          <w:p>
+            <w:pPr>
+              <w:rPr>
+                <w:rFonts w:ascii="微软雅黑" w:hAnsi="微软雅黑"/>
+                <w:b w:val="1"/>
+                <w:sz w:val="18"/>
+              </w:rPr>
+            </w:pPr>
+            <w:r>
+              <w:rPr>
+                <w:rFonts w:ascii="微软雅黑" w:hAnsi="微软雅黑"/>
+                <w:b w:val="1"/>
                 <w:sz w:val="18"/>
               </w:rPr>
               <w:t>日期：</w:t>
@@ -2187,7 +1763,7 @@
         <w:tc>
           <w:tcPr>
             <w:tcW w:w="4742" w:type="dxa"/>
-            <w:shd w:val="clear" w:color="auto" w:fill="F2DDDC" w:themeFill="accent2" w:themeFillTint="31"/>
+            <w:shd w:val="clear" w:color="auto" w:fill="F3DDDD" w:themeFill="accent2" w:themeFillTint="30"/>
           </w:tcPr>
           <w:p>
             <w:pPr>
@@ -2209,110 +1785,80 @@
     </w:tbl>
     <w:p>
       <w:pPr>
-        <w:spacing w:beforeAutospacing="0" w:afterAutospacing="0"/>
         <w:rPr>
           <w:rFonts w:ascii="微软雅黑" w:hAnsi="微软雅黑"/>
-          <w:b/>
+          <w:b w:val="1"/>
           <w:sz w:val="10"/>
         </w:rPr>
       </w:pPr>
     </w:p>
     <w:p>
       <w:pPr>
-        <w:spacing w:beforeAutospacing="0" w:afterAutospacing="0"/>
         <w:rPr>
           <w:rFonts w:ascii="微软雅黑" w:hAnsi="微软雅黑"/>
-          <w:b/>
+          <w:b w:val="1"/>
           <w:sz w:val="28"/>
         </w:rPr>
       </w:pPr>
       <w:r>
         <w:rPr>
           <w:rFonts w:ascii="微软雅黑" w:hAnsi="微软雅黑"/>
-          <w:b/>
+          <w:b w:val="1"/>
           <w:sz w:val="28"/>
         </w:rPr>
         <w:t xml:space="preserve">{&lt;image </w:t>
       </w:r>
       <w:r>
         <w:rPr>
-          <w:rFonts w:hint="eastAsia" w:ascii="微软雅黑" w:hAnsi="微软雅黑"/>
-          <w:b/>
+          <w:rFonts w:ascii="微软雅黑" w:hAnsi="微软雅黑"/>
+          <w:b w:val="1"/>
           <w:sz w:val="28"/>
-          <w:lang w:val="en-US" w:eastAsia="zh-CN" w:bidi="zh-CN"/>
+          <w:lang w:bidi="zh-CN"/>
         </w:rPr>
         <w:t>600</w:t>
       </w:r>
       <w:r>
         <w:rPr>
           <w:rFonts w:ascii="微软雅黑" w:hAnsi="微软雅黑"/>
-          <w:b/>
+          <w:b w:val="1"/>
           <w:sz w:val="28"/>
         </w:rPr>
-        <w:t>*</w:t>
-      </w:r>
-      <w:r>
-        <w:rPr>
-          <w:rFonts w:hint="eastAsia" w:ascii="微软雅黑" w:hAnsi="微软雅黑"/>
-          <w:b/>
-          <w:sz w:val="28"/>
-          <w:lang w:val="en-US" w:eastAsia="zh-CN"/>
-        </w:rPr>
-        <w:t>600</w:t>
-      </w:r>
-      <w:r>
-        <w:rPr>
-          <w:rFonts w:ascii="微软雅黑" w:hAnsi="微软雅黑"/>
-          <w:b/>
-          <w:sz w:val="28"/>
-        </w:rPr>
-        <w:t>&gt;}</w:t>
+        <w:t>*600&gt;}</w:t>
       </w:r>
     </w:p>
     <w:sectPr>
-      <w:headerReference r:id="rId5" w:type="default"/>
-      <w:footerReference r:id="rId6" w:type="default"/>
-      <w:pgSz w:w="11906" w:h="16838"/>
-      <w:pgMar w:top="567" w:right="567" w:bottom="567" w:left="567" w:header="720" w:footer="720" w:gutter="0"/>
-      <w:cols w:space="720" w:num="1"/>
+      <w:headerReference xmlns:r="http://schemas.openxmlformats.org/officeDocument/2006/relationships" w:type="first" r:id="RelHdr1"/>
+      <w:headerReference xmlns:r="http://schemas.openxmlformats.org/officeDocument/2006/relationships" w:type="default" r:id="RelHdr2"/>
+      <w:headerReference xmlns:r="http://schemas.openxmlformats.org/officeDocument/2006/relationships" w:type="even" r:id="RelHdr3"/>
+      <w:footerReference xmlns:r="http://schemas.openxmlformats.org/officeDocument/2006/relationships" w:type="first" r:id="RelFtr1"/>
+      <w:footerReference xmlns:r="http://schemas.openxmlformats.org/officeDocument/2006/relationships" w:type="default" r:id="RelFtr2"/>
+      <w:footerReference xmlns:r="http://schemas.openxmlformats.org/officeDocument/2006/relationships" w:type="even" r:id="RelFtr3"/>
+      <w:type w:val="nextPage"/>
+      <w:pgSz w:w="11906" w:h="16838" w:code="0"/>
+      <w:pgMar w:left="567" w:right="567" w:top="567" w:bottom="567" w:header="720" w:footer="720" w:gutter="0"/>
+      <w:cols w:equalWidth="1" w:space="720"/>
     </w:sectPr>
   </w:body>
 </w:document>
 </file>
 
-<file path=word/endnotes.xml><?xml version="1.0" encoding="utf-8"?>
-<w:endnotes xmlns:wpc="http://schemas.microsoft.com/office/word/2010/wordprocessingCanvas" xmlns:mc="http://schemas.openxmlformats.org/markup-compatibility/2006" xmlns:o="urn:schemas-microsoft-com:office:office" xmlns:r="http://schemas.openxmlformats.org/officeDocument/2006/relationships" xmlns:m="http://schemas.openxmlformats.org/officeDocument/2006/math" xmlns:v="urn:schemas-microsoft-com:vml" xmlns:wp14="http://schemas.microsoft.com/office/word/2010/wordprocessingDrawing" xmlns:wp="http://schemas.openxmlformats.org/drawingml/2006/wordprocessingDrawing" xmlns:w="http://schemas.openxmlformats.org/wordprocessingml/2006/main" xmlns:w14="http://schemas.microsoft.com/office/word/2010/wordml" xmlns:w15="http://schemas.microsoft.com/office/word/2012/wordml" xmlns:w10="urn:schemas-microsoft-com:office:word" xmlns:wpg="http://schemas.microsoft.com/office/word/2010/wordprocessingGroup" xmlns:wpi="http://schemas.microsoft.com/office/word/2010/wordprocessingInk" xmlns:wne="http://schemas.microsoft.com/office/word/2006/wordml" xmlns:wps="http://schemas.microsoft.com/office/word/2010/wordprocessingShape" xmlns:wpsCustomData="http://www.wps.cn/officeDocument/2013/wpsCustomData" mc:Ignorable="w14 w15 wp14">
-  <w:endnote w:type="separator" w:id="0">
-    <w:p>
-      <w:pPr>
-        <w:spacing w:line="240" w:lineRule="auto"/>
-      </w:pPr>
-      <w:r>
-        <w:separator/>
-      </w:r>
-    </w:p>
-  </w:endnote>
-  <w:endnote w:type="continuationSeparator" w:id="1">
-    <w:p>
-      <w:pPr>
-        <w:spacing w:line="240" w:lineRule="auto"/>
-      </w:pPr>
-      <w:r>
-        <w:continuationSeparator/>
-      </w:r>
-    </w:p>
-  </w:endnote>
-</w:endnotes>
+<file path=word/footer1.xml><?xml version="1.0" encoding="utf-8"?>
+<w:ftr xmlns:w="http://schemas.openxmlformats.org/wordprocessingml/2006/main" xmlns:wps="http://schemas.microsoft.com/office/word/2010/wordprocessingShape" xmlns:mc="http://schemas.openxmlformats.org/markup-compatibility/2006" xmlns:w10="urn:schemas-microsoft-com:office:word" xmlns:v="urn:schemas-microsoft-com:vml" xmlns:wp14="http://schemas.microsoft.com/office/word/2010/wordprocessingDrawing" mc:Ignorable="wp14">
+  <w:p>
+    <w:pPr>
+      <w:pStyle w:val="P1"/>
+    </w:pPr>
+  </w:p>
+</w:ftr>
 </file>
 
-<file path=word/footer1.xml><?xml version="1.0" encoding="utf-8"?>
-<w:ftr xmlns:wpc="http://schemas.microsoft.com/office/word/2010/wordprocessingCanvas" xmlns:mc="http://schemas.openxmlformats.org/markup-compatibility/2006" xmlns:o="urn:schemas-microsoft-com:office:office" xmlns:r="http://schemas.openxmlformats.org/officeDocument/2006/relationships" xmlns:m="http://schemas.openxmlformats.org/officeDocument/2006/math" xmlns:v="urn:schemas-microsoft-com:vml" xmlns:wp14="http://schemas.microsoft.com/office/word/2010/wordprocessingDrawing" xmlns:wp="http://schemas.openxmlformats.org/drawingml/2006/wordprocessingDrawing" xmlns:w10="urn:schemas-microsoft-com:office:word" xmlns:w="http://schemas.openxmlformats.org/wordprocessingml/2006/main" xmlns:w14="http://schemas.microsoft.com/office/word/2010/wordml" xmlns:w15="http://schemas.microsoft.com/office/word/2012/wordml" xmlns:wpg="http://schemas.microsoft.com/office/word/2010/wordprocessingGroup" xmlns:wpi="http://schemas.microsoft.com/office/word/2010/wordprocessingInk" xmlns:wne="http://schemas.microsoft.com/office/word/2006/wordml" xmlns:wps="http://schemas.microsoft.com/office/word/2010/wordprocessingShape" xmlns:wpsCustomData="http://www.wps.cn/officeDocument/2013/wpsCustomData" mc:Ignorable="w14 w15 wp14">
+<file path=word/footer2.xml><?xml version="1.0" encoding="utf-8"?>
+<w:ftr xmlns:w="http://schemas.openxmlformats.org/wordprocessingml/2006/main" xmlns:wps="http://schemas.microsoft.com/office/word/2010/wordprocessingShape" xmlns:mc="http://schemas.openxmlformats.org/markup-compatibility/2006" xmlns:w10="urn:schemas-microsoft-com:office:word" xmlns:v="urn:schemas-microsoft-com:vml" xmlns:wp14="http://schemas.microsoft.com/office/word/2010/wordprocessingDrawing" mc:Ignorable="wp14">
   <w:p>
     <w:pPr>
-      <w:spacing w:beforeAutospacing="0" w:afterAutospacing="0"/>
       <w:rPr>
         <w:rFonts w:ascii="微软雅黑" w:hAnsi="微软雅黑"/>
-        <w:b/>
+        <w:b w:val="1"/>
         <w:color w:val="FF671F"/>
         <w:sz w:val="20"/>
         <w:lang w:bidi="ar"/>
@@ -2321,7 +1867,7 @@
     <w:r>
       <w:rPr>
         <w:rFonts w:ascii="微软雅黑" w:hAnsi="微软雅黑"/>
-        <w:b/>
+        <w:b w:val="1"/>
         <w:color w:val="FF671F"/>
         <w:sz w:val="20"/>
         <w:lang w:bidi="ar"/>
@@ -2331,11 +1877,10 @@
   </w:p>
   <w:p>
     <w:pPr>
-      <w:spacing w:beforeAutospacing="0" w:afterAutospacing="0"/>
       <w:jc w:val="center"/>
       <w:rPr>
         <w:rFonts w:ascii="MicrosoftYaHei-Bold" w:hAnsi="MicrosoftYaHei-Bold"/>
-        <w:b/>
+        <w:b w:val="1"/>
         <w:color w:val="FF671F"/>
         <w:sz w:val="15"/>
         <w:lang w:bidi="ar"/>
@@ -2462,80 +2007,47 @@
 </w:ftr>
 </file>
 
-<file path=word/footnotes.xml><?xml version="1.0" encoding="utf-8"?>
-<w:footnotes xmlns:wpc="http://schemas.microsoft.com/office/word/2010/wordprocessingCanvas" xmlns:mc="http://schemas.openxmlformats.org/markup-compatibility/2006" xmlns:o="urn:schemas-microsoft-com:office:office" xmlns:r="http://schemas.openxmlformats.org/officeDocument/2006/relationships" xmlns:m="http://schemas.openxmlformats.org/officeDocument/2006/math" xmlns:v="urn:schemas-microsoft-com:vml" xmlns:wp14="http://schemas.microsoft.com/office/word/2010/wordprocessingDrawing" xmlns:wp="http://schemas.openxmlformats.org/drawingml/2006/wordprocessingDrawing" xmlns:w="http://schemas.openxmlformats.org/wordprocessingml/2006/main" xmlns:w14="http://schemas.microsoft.com/office/word/2010/wordml" xmlns:w15="http://schemas.microsoft.com/office/word/2012/wordml" xmlns:w10="urn:schemas-microsoft-com:office:word" xmlns:wpg="http://schemas.microsoft.com/office/word/2010/wordprocessingGroup" xmlns:wpi="http://schemas.microsoft.com/office/word/2010/wordprocessingInk" xmlns:wne="http://schemas.microsoft.com/office/word/2006/wordml" xmlns:wps="http://schemas.microsoft.com/office/word/2010/wordprocessingShape" xmlns:wpsCustomData="http://www.wps.cn/officeDocument/2013/wpsCustomData" mc:Ignorable="w14 w15 wp14">
-  <w:footnote w:type="separator" w:id="0">
-    <w:p>
-      <w:pPr>
-        <w:spacing w:before="0" w:after="0" w:line="240" w:lineRule="auto"/>
-      </w:pPr>
-      <w:r>
-        <w:separator/>
-      </w:r>
-    </w:p>
-  </w:footnote>
-  <w:footnote w:type="continuationSeparator" w:id="1">
-    <w:p>
-      <w:pPr>
-        <w:spacing w:before="0" w:after="0" w:line="240" w:lineRule="auto"/>
-      </w:pPr>
-      <w:r>
-        <w:continuationSeparator/>
-      </w:r>
-    </w:p>
-  </w:footnote>
-</w:footnotes>
+<file path=word/footer3.xml><?xml version="1.0" encoding="utf-8"?>
+<w:ftr xmlns:w="http://schemas.openxmlformats.org/wordprocessingml/2006/main" xmlns:wps="http://schemas.microsoft.com/office/word/2010/wordprocessingShape" xmlns:mc="http://schemas.openxmlformats.org/markup-compatibility/2006" xmlns:w10="urn:schemas-microsoft-com:office:word" xmlns:v="urn:schemas-microsoft-com:vml" xmlns:wp14="http://schemas.microsoft.com/office/word/2010/wordprocessingDrawing" mc:Ignorable="wp14">
+  <w:p>
+    <w:pPr>
+      <w:pStyle w:val="P1"/>
+    </w:pPr>
+  </w:p>
+</w:ftr>
 </file>
 
 <file path=word/header1.xml><?xml version="1.0" encoding="utf-8"?>
-<w:hdr xmlns:wpc="http://schemas.microsoft.com/office/word/2010/wordprocessingCanvas" xmlns:mc="http://schemas.openxmlformats.org/markup-compatibility/2006" xmlns:o="urn:schemas-microsoft-com:office:office" xmlns:r="http://schemas.openxmlformats.org/officeDocument/2006/relationships" xmlns:m="http://schemas.openxmlformats.org/officeDocument/2006/math" xmlns:v="urn:schemas-microsoft-com:vml" xmlns:wp14="http://schemas.microsoft.com/office/word/2010/wordprocessingDrawing" xmlns:wp="http://schemas.openxmlformats.org/drawingml/2006/wordprocessingDrawing" xmlns:w10="urn:schemas-microsoft-com:office:word" xmlns:w="http://schemas.openxmlformats.org/wordprocessingml/2006/main" xmlns:w14="http://schemas.microsoft.com/office/word/2010/wordml" xmlns:w15="http://schemas.microsoft.com/office/word/2012/wordml" xmlns:wpg="http://schemas.microsoft.com/office/word/2010/wordprocessingGroup" xmlns:wpi="http://schemas.microsoft.com/office/word/2010/wordprocessingInk" xmlns:wne="http://schemas.microsoft.com/office/word/2006/wordml" xmlns:wps="http://schemas.microsoft.com/office/word/2010/wordprocessingShape" xmlns:wpsCustomData="http://www.wps.cn/officeDocument/2013/wpsCustomData" mc:Ignorable="w14 w15 wp14">
+<w:hdr xmlns:w="http://schemas.openxmlformats.org/wordprocessingml/2006/main" xmlns:wps="http://schemas.microsoft.com/office/word/2010/wordprocessingShape" xmlns:mc="http://schemas.openxmlformats.org/markup-compatibility/2006" xmlns:w10="urn:schemas-microsoft-com:office:word" xmlns:v="urn:schemas-microsoft-com:vml" xmlns:wp14="http://schemas.microsoft.com/office/word/2010/wordprocessingDrawing" mc:Ignorable="wp14">
+  <w:p>
+    <w:pPr>
+      <w:pStyle w:val="P2"/>
+    </w:pPr>
+  </w:p>
+</w:hdr>
+</file>
+
+<file path=word/header2.xml><?xml version="1.0" encoding="utf-8"?>
+<w:hdr xmlns:w="http://schemas.openxmlformats.org/wordprocessingml/2006/main" xmlns:wps="http://schemas.microsoft.com/office/word/2010/wordprocessingShape" xmlns:mc="http://schemas.openxmlformats.org/markup-compatibility/2006" xmlns:w10="urn:schemas-microsoft-com:office:word" xmlns:v="urn:schemas-microsoft-com:vml" xmlns:wp14="http://schemas.microsoft.com/office/word/2010/wordprocessingDrawing" mc:Ignorable="wp14">
   <w:tbl>
     <w:tblPr>
-      <w:tblStyle w:val="3"/>
-      <w:tblpPr w:leftFromText="180" w:rightFromText="180" w:vertAnchor="page" w:horzAnchor="page" w:tblpX="565" w:tblpY="498"/>
+      <w:tblpPr w:leftFromText="180" w:rightFromText="180" w:tblpX="565" w:tblpY="498" w:horzAnchor="page" w:vertAnchor="page"/>
       <w:tblOverlap w:val="never"/>
       <w:tblW w:w="0" w:type="auto"/>
-      <w:tblInd w:w="0" w:type="dxa"/>
       <w:tblBorders>
-        <w:top w:val="single" w:color="auto" w:sz="4" w:space="0"/>
-        <w:left w:val="single" w:color="auto" w:sz="4" w:space="0"/>
-        <w:bottom w:val="single" w:color="auto" w:sz="4" w:space="0"/>
-        <w:right w:val="single" w:color="auto" w:sz="4" w:space="0"/>
-        <w:insideH w:val="single" w:color="auto" w:sz="4" w:space="0"/>
-        <w:insideV w:val="single" w:color="auto" w:sz="4" w:space="0"/>
+        <w:top w:val="single" w:sz="4" w:space="0" w:shadow="0" w:frame="0" w:color="auto"/>
+        <w:left w:val="single" w:sz="4" w:space="0" w:shadow="0" w:frame="0" w:color="auto"/>
+        <w:bottom w:val="single" w:sz="4" w:space="0" w:shadow="0" w:frame="0" w:color="auto"/>
+        <w:right w:val="single" w:sz="4" w:space="0" w:shadow="0" w:frame="0" w:color="auto"/>
+        <w:insideH w:val="single" w:sz="4" w:space="0" w:shadow="0" w:frame="0" w:color="auto"/>
+        <w:insideV w:val="single" w:sz="4" w:space="0" w:shadow="0" w:frame="0" w:color="auto"/>
       </w:tblBorders>
-      <w:tblLayout w:type="autofit"/>
-      <w:tblCellMar>
-        <w:top w:w="0" w:type="dxa"/>
-        <w:left w:w="108" w:type="dxa"/>
-        <w:bottom w:w="0" w:type="dxa"/>
-        <w:right w:w="108" w:type="dxa"/>
-      </w:tblCellMar>
+      <w:tblLook w:val="04A0"/>
     </w:tblPr>
-    <w:tblGrid>
-      <w:gridCol w:w="3495"/>
-      <w:gridCol w:w="3877"/>
-      <w:gridCol w:w="3466"/>
-    </w:tblGrid>
+    <w:tblGrid/>
     <w:tr>
-      <w:tblPrEx>
-        <w:tblBorders>
-          <w:top w:val="single" w:color="auto" w:sz="4" w:space="0"/>
-          <w:left w:val="single" w:color="auto" w:sz="4" w:space="0"/>
-          <w:bottom w:val="single" w:color="auto" w:sz="4" w:space="0"/>
-          <w:right w:val="single" w:color="auto" w:sz="4" w:space="0"/>
-          <w:insideH w:val="single" w:color="auto" w:sz="4" w:space="0"/>
-          <w:insideV w:val="single" w:color="auto" w:sz="4" w:space="0"/>
-        </w:tblBorders>
-        <w:tblCellMar>
-          <w:top w:w="0" w:type="dxa"/>
-          <w:left w:w="108" w:type="dxa"/>
-          <w:bottom w:w="0" w:type="dxa"/>
-          <w:right w:w="108" w:type="dxa"/>
-        </w:tblCellMar>
-      </w:tblPrEx>
       <w:trPr>
-        <w:trHeight w:val="360" w:hRule="atLeast"/>
+        <w:trHeight w:hRule="atLeast" w:val="360"/>
       </w:trPr>
       <w:tc>
         <w:tcPr>
@@ -2548,24 +2060,16 @@
             <w:tl2br w:val="nil"/>
             <w:tr2bl w:val="nil"/>
           </w:tcBorders>
-          <w:noWrap w:val="0"/>
-          <w:vAlign w:val="top"/>
         </w:tcPr>
         <w:p>
           <w:pPr>
-            <w:pStyle w:val="5"/>
-            <w:spacing w:beforeAutospacing="0" w:afterAutospacing="0"/>
-            <w:rPr>
-              <w:sz w:val="18"/>
-            </w:rPr>
+            <w:pStyle w:val="P2"/>
           </w:pPr>
           <w:r>
             <w:drawing>
-              <wp:inline distT="0" distB="0" distL="114300" distR="114300">
+              <wp:inline xmlns:wp="http://schemas.openxmlformats.org/drawingml/2006/wordprocessingDrawing">
                 <wp:extent cx="622935" cy="259715"/>
-                <wp:effectExtent l="0" t="0" r="5715" b="6985"/>
                 <wp:docPr id="1" name="Picture 1"/>
-                <wp:cNvGraphicFramePr/>
                 <a:graphic xmlns:a="http://schemas.openxmlformats.org/drawingml/2006/main">
                   <a:graphicData uri="http://schemas.openxmlformats.org/drawingml/2006/picture">
                     <pic:pic xmlns:pic="http://schemas.openxmlformats.org/drawingml/2006/picture">
@@ -2574,7 +2078,7 @@
                         <pic:cNvPicPr/>
                       </pic:nvPicPr>
                       <pic:blipFill>
-                        <a:blip r:embed="rId1"/>
+                        <a:blip xmlns:r="http://schemas.openxmlformats.org/officeDocument/2006/relationships" r:embed="Relimage1"/>
                         <a:stretch>
                           <a:fillRect/>
                         </a:stretch>
@@ -2584,9 +2088,7 @@
                           <a:off x="0" y="0"/>
                           <a:ext cx="622935" cy="259715"/>
                         </a:xfrm>
-                        <a:prstGeom prst="rect">
-                          <a:avLst/>
-                        </a:prstGeom>
+                        <a:prstGeom prst="rect"/>
                         <a:noFill/>
                       </pic:spPr>
                     </pic:pic>
@@ -2608,27 +2110,21 @@
             <w:tl2br w:val="nil"/>
             <w:tr2bl w:val="nil"/>
           </w:tcBorders>
-          <w:noWrap w:val="0"/>
-          <w:vAlign w:val="top"/>
         </w:tcPr>
         <w:p>
           <w:pPr>
-            <w:pStyle w:val="5"/>
-            <w:spacing w:beforeAutospacing="0" w:afterAutospacing="0"/>
+            <w:pStyle w:val="P2"/>
             <w:jc w:val="center"/>
-            <w:rPr>
-              <w:sz w:val="18"/>
-            </w:rPr>
           </w:pPr>
           <w:r>
             <w:rPr>
               <w:rFonts w:ascii="微软雅黑" w:hAnsi="微软雅黑"/>
-              <w:b/>
+              <w:b w:val="1"/>
               <w:color w:val="000000"/>
               <w:sz w:val="28"/>
               <w:lang w:bidi="ar"/>
             </w:rPr>
-            <w:t>沈阳市道格凯特动物医院</w:t>
+            <w:t>{&lt;医院名称&gt;}</w:t>
           </w:r>
         </w:p>
       </w:tc>
@@ -2643,93 +2139,29 @@
             <w:tl2br w:val="nil"/>
             <w:tr2bl w:val="nil"/>
           </w:tcBorders>
-          <w:noWrap w:val="0"/>
-          <w:vAlign w:val="top"/>
         </w:tcPr>
         <w:p>
           <w:pPr>
-            <w:pStyle w:val="5"/>
-            <w:spacing w:beforeAutospacing="0" w:afterAutospacing="0"/>
-            <w:rPr>
-              <w:sz w:val="18"/>
-            </w:rPr>
+            <w:pStyle w:val="P2"/>
           </w:pPr>
           <w:r>
+            <w:t xml:space="preserve">                                                     {&lt;</w:t>
+          </w:r>
+          <w:r>
             <w:rPr>
-              <w:sz w:val="18"/>
+              <w:rFonts w:ascii="微软雅黑" w:hAnsi="微软雅黑"/>
             </w:rPr>
-            <w:drawing>
-              <wp:anchor distT="0" distB="0" distL="114300" distR="114300" simplePos="0" relativeHeight="251659264" behindDoc="1" locked="0" layoutInCell="1" allowOverlap="1">
-                <wp:simplePos x="0" y="0"/>
-                <wp:positionH relativeFrom="column">
-                  <wp:posOffset>1273175</wp:posOffset>
-                </wp:positionH>
-                <wp:positionV relativeFrom="paragraph">
-                  <wp:posOffset>21590</wp:posOffset>
-                </wp:positionV>
-                <wp:extent cx="523875" cy="262255"/>
-                <wp:effectExtent l="0" t="0" r="0" b="4445"/>
-                <wp:wrapNone/>
-                <wp:docPr id="2" name="Picture 4"/>
-                <wp:cNvGraphicFramePr>
-                  <a:graphicFrameLocks xmlns:a="http://schemas.openxmlformats.org/drawingml/2006/main" noChangeAspect="1"/>
-                </wp:cNvGraphicFramePr>
-                <a:graphic xmlns:a="http://schemas.openxmlformats.org/drawingml/2006/main">
-                  <a:graphicData uri="http://schemas.openxmlformats.org/drawingml/2006/picture">
-                    <pic:pic xmlns:pic="http://schemas.openxmlformats.org/drawingml/2006/picture">
-                      <pic:nvPicPr>
-                        <pic:cNvPr id="2" name="Picture 4"/>
-                        <pic:cNvPicPr>
-                          <a:picLocks noChangeAspect="1"/>
-                        </pic:cNvPicPr>
-                      </pic:nvPicPr>
-                      <pic:blipFill>
-                        <a:blip r:embed="rId2"/>
-                        <a:stretch>
-                          <a:fillRect/>
-                        </a:stretch>
-                      </pic:blipFill>
-                      <pic:spPr>
-                        <a:xfrm>
-                          <a:off x="0" y="0"/>
-                          <a:ext cx="523875" cy="262255"/>
-                        </a:xfrm>
-                        <a:prstGeom prst="rect">
-                          <a:avLst/>
-                        </a:prstGeom>
-                        <a:noFill/>
-                        <a:ln>
-                          <a:noFill/>
-                        </a:ln>
-                      </pic:spPr>
-                    </pic:pic>
-                  </a:graphicData>
-                </a:graphic>
-              </wp:anchor>
-            </w:drawing>
+            <w:t>医院</w:t>
+          </w:r>
+          <w:r>
+            <w:t>Logo&gt;}</w:t>
           </w:r>
         </w:p>
       </w:tc>
     </w:tr>
     <w:tr>
-      <w:tblPrEx>
-        <w:tblBorders>
-          <w:top w:val="single" w:color="auto" w:sz="4" w:space="0"/>
-          <w:left w:val="single" w:color="auto" w:sz="4" w:space="0"/>
-          <w:bottom w:val="single" w:color="auto" w:sz="4" w:space="0"/>
-          <w:right w:val="single" w:color="auto" w:sz="4" w:space="0"/>
-          <w:insideH w:val="single" w:color="auto" w:sz="4" w:space="0"/>
-          <w:insideV w:val="single" w:color="auto" w:sz="4" w:space="0"/>
-        </w:tblBorders>
-        <w:tblCellMar>
-          <w:top w:w="0" w:type="dxa"/>
-          <w:left w:w="108" w:type="dxa"/>
-          <w:bottom w:w="0" w:type="dxa"/>
-          <w:right w:w="108" w:type="dxa"/>
-        </w:tblCellMar>
-      </w:tblPrEx>
       <w:trPr>
-        <w:trHeight w:val="386" w:hRule="atLeast"/>
+        <w:trHeight w:hRule="atLeast" w:val="386"/>
       </w:trPr>
       <w:tc>
         <w:tcPr>
@@ -2742,16 +2174,10 @@
             <w:tl2br w:val="nil"/>
             <w:tr2bl w:val="nil"/>
           </w:tcBorders>
-          <w:noWrap w:val="0"/>
-          <w:vAlign w:val="top"/>
         </w:tcPr>
         <w:p>
           <w:pPr>
-            <w:pStyle w:val="5"/>
-            <w:spacing w:beforeAutospacing="0" w:afterAutospacing="0"/>
-            <w:rPr>
-              <w:sz w:val="18"/>
-            </w:rPr>
+            <w:pStyle w:val="P2"/>
           </w:pPr>
         </w:p>
       </w:tc>
@@ -2766,26 +2192,19 @@
             <w:tl2br w:val="nil"/>
             <w:tr2bl w:val="nil"/>
           </w:tcBorders>
-          <w:noWrap w:val="0"/>
-          <w:vAlign w:val="top"/>
         </w:tcPr>
         <w:p>
           <w:pPr>
-            <w:pStyle w:val="5"/>
-            <w:spacing w:beforeAutospacing="0" w:afterAutospacing="0"/>
+            <w:pStyle w:val="P2"/>
             <w:jc w:val="center"/>
-            <w:rPr>
-              <w:sz w:val="18"/>
-            </w:rPr>
           </w:pPr>
           <w:r>
             <w:rPr>
               <w:rFonts w:ascii="微软雅黑" w:hAnsi="微软雅黑"/>
               <w:color w:val="000000"/>
-              <w:sz w:val="18"/>
               <w:lang w:bidi="ar"/>
             </w:rPr>
-            <w:t>心脏专科、肿瘤专科、猫专科、24小时全诊</w:t>
+            <w:t>{&lt;医院简介&gt;}</w:t>
           </w:r>
         </w:p>
       </w:tc>
@@ -2800,39 +2219,17 @@
             <w:tl2br w:val="nil"/>
             <w:tr2bl w:val="nil"/>
           </w:tcBorders>
-          <w:noWrap w:val="0"/>
-          <w:vAlign w:val="top"/>
         </w:tcPr>
         <w:p>
           <w:pPr>
-            <w:pStyle w:val="5"/>
-            <w:spacing w:beforeAutospacing="0" w:afterAutospacing="0"/>
+            <w:pStyle w:val="P2"/>
             <w:jc w:val="right"/>
-            <w:rPr>
-              <w:rFonts w:hint="default" w:eastAsiaTheme="minorEastAsia"/>
-              <w:sz w:val="18"/>
-              <w:lang w:val="en-US" w:eastAsia="zh-CN"/>
-            </w:rPr>
           </w:pPr>
           <w:r>
             <w:rPr>
               <w:rFonts w:ascii="微软雅黑" w:hAnsi="微软雅黑"/>
-              <w:sz w:val="18"/>
             </w:rPr>
-            <w:t>沈阳市铁西区卫工南街</w:t>
-          </w:r>
-          <w:r>
-            <w:rPr>
-              <w:sz w:val="18"/>
-            </w:rPr>
-            <w:t>40-1</w:t>
-          </w:r>
-          <w:r>
-            <w:rPr>
-              <w:rFonts w:ascii="微软雅黑" w:hAnsi="微软雅黑"/>
-              <w:sz w:val="18"/>
-            </w:rPr>
-            <w:t>号</w:t>
+            <w:t>{&lt;医院地址&gt;}</w:t>
           </w:r>
         </w:p>
       </w:tc>
@@ -2840,311 +2237,128 @@
   </w:tbl>
   <w:p>
     <w:pPr>
-      <w:pStyle w:val="5"/>
-      <w:spacing w:beforeAutospacing="0" w:afterAutospacing="0"/>
-      <w:rPr>
-        <w:sz w:val="18"/>
-      </w:rPr>
+      <w:pStyle w:val="P2"/>
     </w:pPr>
   </w:p>
 </w:hdr>
 </file>
 
+<file path=word/header3.xml><?xml version="1.0" encoding="utf-8"?>
+<w:hdr xmlns:w="http://schemas.openxmlformats.org/wordprocessingml/2006/main" xmlns:wps="http://schemas.microsoft.com/office/word/2010/wordprocessingShape" xmlns:mc="http://schemas.openxmlformats.org/markup-compatibility/2006" xmlns:w10="urn:schemas-microsoft-com:office:word" xmlns:v="urn:schemas-microsoft-com:vml" xmlns:wp14="http://schemas.microsoft.com/office/word/2010/wordprocessingDrawing" mc:Ignorable="wp14">
+  <w:p>
+    <w:pPr>
+      <w:pStyle w:val="P2"/>
+    </w:pPr>
+  </w:p>
+</w:hdr>
+</file>
+
+<file path=word/numbering.xml><?xml version="1.0" encoding="utf-8"?>
+<w:numbering xmlns:w="http://schemas.openxmlformats.org/wordprocessingml/2006/main"/>
+</file>
+
 <file path=word/styles.xml><?xml version="1.0" encoding="utf-8"?>
-<w:styles xmlns:mc="http://schemas.openxmlformats.org/markup-compatibility/2006" xmlns:o="urn:schemas-microsoft-com:office:office" xmlns:r="http://schemas.openxmlformats.org/officeDocument/2006/relationships" xmlns:m="http://schemas.openxmlformats.org/officeDocument/2006/math" xmlns:v="urn:schemas-microsoft-com:vml" xmlns:w="http://schemas.openxmlformats.org/wordprocessingml/2006/main" xmlns:w14="http://schemas.microsoft.com/office/word/2010/wordml" xmlns:w10="urn:schemas-microsoft-com:office:word" xmlns:sl="http://schemas.openxmlformats.org/schemaLibrary/2006/main" xmlns:wpsCustomData="http://www.wps.cn/officeDocument/2013/wpsCustomData" mc:Ignorable="w14">
+<w:styles xmlns:w="http://schemas.openxmlformats.org/wordprocessingml/2006/main">
   <w:docDefaults>
     <w:rPrDefault>
       <w:rPr>
-        <w:rFonts w:ascii="Times New Roman" w:hAnsi="Times New Roman" w:eastAsiaTheme="minorEastAsia" w:cstheme="minorBidi"/>
+        <w:rFonts w:ascii="Times New Roman" w:hAnsi="Times New Roman"/>
+        <w:b w:val="0"/>
+        <w:i w:val="0"/>
+        <w:caps w:val="0"/>
+        <w:strike w:val="0"/>
+        <w:noProof w:val="0"/>
+        <w:vanish w:val="0"/>
+        <w:color w:val="auto"/>
+        <w:sz w:val="20"/>
+        <w:u w:val="none"/>
+        <w:shd w:val="clear" w:color="auto" w:fill="auto"/>
+        <w:vertAlign w:val="baseline"/>
+        <w:lang w:val="en-US" w:bidi="ar-SA" w:eastAsia="zh-CN"/>
       </w:rPr>
     </w:rPrDefault>
-    <w:pPrDefault/>
+    <w:pPrDefault>
+      <w:pPr>
+        <w:keepNext w:val="0"/>
+        <w:keepLines w:val="0"/>
+        <w:widowControl w:val="1"/>
+        <w:suppressLineNumbers w:val="0"/>
+        <w:shd w:val="clear" w:fill="auto"/>
+        <w:suppressAutoHyphens w:val="0"/>
+        <w:spacing w:lineRule="auto" w:line="240" w:before="0" w:after="0" w:beforeAutospacing="0" w:afterAutospacing="0"/>
+        <w:ind w:firstLine="0" w:left="0" w:right="0"/>
+        <w:contextualSpacing w:val="0"/>
+        <w:jc w:val="left"/>
+      </w:pPr>
+    </w:pPrDefault>
   </w:docDefaults>
-  <w:latentStyles w:count="260" w:defQFormat="0" w:defUnhideWhenUsed="1" w:defSemiHidden="1" w:defUIPriority="99" w:defLockedState="0">
-    <w:lsdException w:qFormat="1" w:unhideWhenUsed="0" w:uiPriority="0" w:semiHidden="0" w:name="Normal"/>
-    <w:lsdException w:qFormat="1" w:unhideWhenUsed="0" w:uiPriority="0" w:semiHidden="0" w:name="heading 1"/>
-    <w:lsdException w:qFormat="1" w:uiPriority="0" w:name="heading 2"/>
-    <w:lsdException w:qFormat="1" w:uiPriority="0" w:name="heading 3"/>
-    <w:lsdException w:qFormat="1" w:uiPriority="0" w:name="heading 4"/>
-    <w:lsdException w:qFormat="1" w:uiPriority="0" w:name="heading 5"/>
-    <w:lsdException w:qFormat="1" w:uiPriority="0" w:name="heading 6"/>
-    <w:lsdException w:qFormat="1" w:uiPriority="0" w:name="heading 7"/>
-    <w:lsdException w:qFormat="1" w:uiPriority="0" w:name="heading 8"/>
-    <w:lsdException w:qFormat="1" w:uiPriority="0" w:name="heading 9"/>
-    <w:lsdException w:unhideWhenUsed="0" w:uiPriority="0" w:semiHidden="0" w:name="index 1"/>
-    <w:lsdException w:unhideWhenUsed="0" w:uiPriority="0" w:semiHidden="0" w:name="index 2"/>
-    <w:lsdException w:unhideWhenUsed="0" w:uiPriority="0" w:semiHidden="0" w:name="index 3"/>
-    <w:lsdException w:unhideWhenUsed="0" w:uiPriority="0" w:semiHidden="0" w:name="index 4"/>
-    <w:lsdException w:unhideWhenUsed="0" w:uiPriority="0" w:semiHidden="0" w:name="index 5"/>
-    <w:lsdException w:unhideWhenUsed="0" w:uiPriority="0" w:semiHidden="0" w:name="index 6"/>
-    <w:lsdException w:unhideWhenUsed="0" w:uiPriority="0" w:semiHidden="0" w:name="index 7"/>
-    <w:lsdException w:unhideWhenUsed="0" w:uiPriority="0" w:semiHidden="0" w:name="index 8"/>
-    <w:lsdException w:unhideWhenUsed="0" w:uiPriority="0" w:semiHidden="0" w:name="index 9"/>
-    <w:lsdException w:unhideWhenUsed="0" w:uiPriority="0" w:semiHidden="0" w:name="toc 1"/>
-    <w:lsdException w:unhideWhenUsed="0" w:uiPriority="0" w:semiHidden="0" w:name="toc 2"/>
-    <w:lsdException w:unhideWhenUsed="0" w:uiPriority="0" w:semiHidden="0" w:name="toc 3"/>
-    <w:lsdException w:unhideWhenUsed="0" w:uiPriority="0" w:semiHidden="0" w:name="toc 4"/>
-    <w:lsdException w:unhideWhenUsed="0" w:uiPriority="0" w:semiHidden="0" w:name="toc 5"/>
-    <w:lsdException w:unhideWhenUsed="0" w:uiPriority="0" w:semiHidden="0" w:name="toc 6"/>
-    <w:lsdException w:unhideWhenUsed="0" w:uiPriority="0" w:semiHidden="0" w:name="toc 7"/>
-    <w:lsdException w:unhideWhenUsed="0" w:uiPriority="0" w:semiHidden="0" w:name="toc 8"/>
-    <w:lsdException w:unhideWhenUsed="0" w:uiPriority="0" w:semiHidden="0" w:name="toc 9"/>
-    <w:lsdException w:unhideWhenUsed="0" w:uiPriority="0" w:semiHidden="0" w:name="Normal Indent"/>
-    <w:lsdException w:unhideWhenUsed="0" w:uiPriority="0" w:semiHidden="0" w:name="footnote text"/>
-    <w:lsdException w:unhideWhenUsed="0" w:uiPriority="0" w:semiHidden="0" w:name="annotation text"/>
-    <w:lsdException w:qFormat="1" w:unhideWhenUsed="0" w:uiPriority="0" w:semiHidden="0" w:name="header"/>
-    <w:lsdException w:qFormat="1" w:unhideWhenUsed="0" w:uiPriority="0" w:semiHidden="0" w:name="footer"/>
-    <w:lsdException w:unhideWhenUsed="0" w:uiPriority="0" w:semiHidden="0" w:name="index heading"/>
-    <w:lsdException w:qFormat="1" w:uiPriority="0" w:name="caption"/>
-    <w:lsdException w:unhideWhenUsed="0" w:uiPriority="0" w:semiHidden="0" w:name="table of figures"/>
-    <w:lsdException w:unhideWhenUsed="0" w:uiPriority="0" w:semiHidden="0" w:name="envelope address"/>
-    <w:lsdException w:unhideWhenUsed="0" w:uiPriority="0" w:semiHidden="0" w:name="envelope return"/>
-    <w:lsdException w:unhideWhenUsed="0" w:uiPriority="0" w:semiHidden="0" w:name="footnote reference"/>
-    <w:lsdException w:unhideWhenUsed="0" w:uiPriority="0" w:semiHidden="0" w:name="annotation reference"/>
-    <w:lsdException w:qFormat="1" w:unhideWhenUsed="0" w:uiPriority="0" w:name="line number"/>
-    <w:lsdException w:unhideWhenUsed="0" w:uiPriority="0" w:semiHidden="0" w:name="page number"/>
-    <w:lsdException w:unhideWhenUsed="0" w:uiPriority="0" w:semiHidden="0" w:name="endnote reference"/>
-    <w:lsdException w:unhideWhenUsed="0" w:uiPriority="0" w:semiHidden="0" w:name="endnote text"/>
-    <w:lsdException w:unhideWhenUsed="0" w:uiPriority="0" w:semiHidden="0" w:name="table of authorities"/>
-    <w:lsdException w:unhideWhenUsed="0" w:uiPriority="0" w:semiHidden="0" w:name="macro"/>
-    <w:lsdException w:unhideWhenUsed="0" w:uiPriority="0" w:semiHidden="0" w:name="toa heading"/>
-    <w:lsdException w:unhideWhenUsed="0" w:uiPriority="0" w:semiHidden="0" w:name="List"/>
-    <w:lsdException w:unhideWhenUsed="0" w:uiPriority="0" w:semiHidden="0" w:name="List Bullet"/>
-    <w:lsdException w:unhideWhenUsed="0" w:uiPriority="0" w:semiHidden="0" w:name="List Number"/>
-    <w:lsdException w:unhideWhenUsed="0" w:uiPriority="0" w:semiHidden="0" w:name="List 2"/>
-    <w:lsdException w:unhideWhenUsed="0" w:uiPriority="0" w:semiHidden="0" w:name="List 3"/>
-    <w:lsdException w:unhideWhenUsed="0" w:uiPriority="0" w:semiHidden="0" w:name="List 4"/>
-    <w:lsdException w:unhideWhenUsed="0" w:uiPriority="0" w:semiHidden="0" w:name="List 5"/>
-    <w:lsdException w:unhideWhenUsed="0" w:uiPriority="0" w:semiHidden="0" w:name="List Bullet 2"/>
-    <w:lsdException w:unhideWhenUsed="0" w:uiPriority="0" w:semiHidden="0" w:name="List Bullet 3"/>
-    <w:lsdException w:unhideWhenUsed="0" w:uiPriority="0" w:semiHidden="0" w:name="List Bullet 4"/>
-    <w:lsdException w:unhideWhenUsed="0" w:uiPriority="0" w:semiHidden="0" w:name="List Bullet 5"/>
-    <w:lsdException w:unhideWhenUsed="0" w:uiPriority="0" w:semiHidden="0" w:name="List Number 2"/>
-    <w:lsdException w:unhideWhenUsed="0" w:uiPriority="0" w:semiHidden="0" w:name="List Number 3"/>
-    <w:lsdException w:unhideWhenUsed="0" w:uiPriority="0" w:semiHidden="0" w:name="List Number 4"/>
-    <w:lsdException w:unhideWhenUsed="0" w:uiPriority="0" w:semiHidden="0" w:name="List Number 5"/>
-    <w:lsdException w:qFormat="1" w:unhideWhenUsed="0" w:uiPriority="0" w:semiHidden="0" w:name="Title"/>
-    <w:lsdException w:unhideWhenUsed="0" w:uiPriority="0" w:semiHidden="0" w:name="Closing"/>
-    <w:lsdException w:unhideWhenUsed="0" w:uiPriority="0" w:semiHidden="0" w:name="Signature"/>
-    <w:lsdException w:unhideWhenUsed="0" w:uiPriority="0" w:semiHidden="0" w:name="Default Paragraph Font"/>
-    <w:lsdException w:unhideWhenUsed="0" w:uiPriority="0" w:semiHidden="0" w:name="Body Text"/>
-    <w:lsdException w:unhideWhenUsed="0" w:uiPriority="0" w:semiHidden="0" w:name="Body Text Indent"/>
-    <w:lsdException w:unhideWhenUsed="0" w:uiPriority="0" w:semiHidden="0" w:name="List Continue"/>
-    <w:lsdException w:unhideWhenUsed="0" w:uiPriority="0" w:semiHidden="0" w:name="List Continue 2"/>
-    <w:lsdException w:unhideWhenUsed="0" w:uiPriority="0" w:semiHidden="0" w:name="List Continue 3"/>
-    <w:lsdException w:unhideWhenUsed="0" w:uiPriority="0" w:semiHidden="0" w:name="List Continue 4"/>
-    <w:lsdException w:unhideWhenUsed="0" w:uiPriority="0" w:semiHidden="0" w:name="List Continue 5"/>
-    <w:lsdException w:unhideWhenUsed="0" w:uiPriority="0" w:semiHidden="0" w:name="Message Header"/>
-    <w:lsdException w:qFormat="1" w:unhideWhenUsed="0" w:uiPriority="0" w:semiHidden="0" w:name="Subtitle"/>
-    <w:lsdException w:unhideWhenUsed="0" w:uiPriority="0" w:semiHidden="0" w:name="Salutation"/>
-    <w:lsdException w:unhideWhenUsed="0" w:uiPriority="0" w:semiHidden="0" w:name="Date"/>
-    <w:lsdException w:unhideWhenUsed="0" w:uiPriority="0" w:semiHidden="0" w:name="Body Text First Indent"/>
-    <w:lsdException w:unhideWhenUsed="0" w:uiPriority="0" w:semiHidden="0" w:name="Body Text First Indent 2"/>
-    <w:lsdException w:unhideWhenUsed="0" w:uiPriority="0" w:semiHidden="0" w:name="Note Heading"/>
-    <w:lsdException w:unhideWhenUsed="0" w:uiPriority="0" w:semiHidden="0" w:name="Body Text 2"/>
-    <w:lsdException w:unhideWhenUsed="0" w:uiPriority="0" w:semiHidden="0" w:name="Body Text 3"/>
-    <w:lsdException w:unhideWhenUsed="0" w:uiPriority="0" w:semiHidden="0" w:name="Body Text Indent 2"/>
-    <w:lsdException w:unhideWhenUsed="0" w:uiPriority="0" w:semiHidden="0" w:name="Body Text Indent 3"/>
-    <w:lsdException w:unhideWhenUsed="0" w:uiPriority="0" w:semiHidden="0" w:name="Block Text"/>
-    <w:lsdException w:unhideWhenUsed="0" w:uiPriority="0" w:semiHidden="0" w:name="Hyperlink"/>
-    <w:lsdException w:unhideWhenUsed="0" w:uiPriority="0" w:semiHidden="0" w:name="FollowedHyperlink"/>
-    <w:lsdException w:qFormat="1" w:unhideWhenUsed="0" w:uiPriority="0" w:semiHidden="0" w:name="Strong"/>
-    <w:lsdException w:qFormat="1" w:unhideWhenUsed="0" w:uiPriority="0" w:semiHidden="0" w:name="Emphasis"/>
-    <w:lsdException w:unhideWhenUsed="0" w:uiPriority="0" w:semiHidden="0" w:name="Document Map"/>
-    <w:lsdException w:unhideWhenUsed="0" w:uiPriority="0" w:semiHidden="0" w:name="Plain Text"/>
-    <w:lsdException w:unhideWhenUsed="0" w:uiPriority="0" w:semiHidden="0" w:name="E-mail Signature"/>
-    <w:lsdException w:unhideWhenUsed="0" w:uiPriority="0" w:semiHidden="0" w:name="Normal (Web)"/>
-    <w:lsdException w:unhideWhenUsed="0" w:uiPriority="0" w:semiHidden="0" w:name="HTML Acronym"/>
-    <w:lsdException w:unhideWhenUsed="0" w:uiPriority="0" w:semiHidden="0" w:name="HTML Address"/>
-    <w:lsdException w:unhideWhenUsed="0" w:uiPriority="0" w:semiHidden="0" w:name="HTML Cite"/>
-    <w:lsdException w:unhideWhenUsed="0" w:uiPriority="0" w:semiHidden="0" w:name="HTML Code"/>
-    <w:lsdException w:unhideWhenUsed="0" w:uiPriority="0" w:semiHidden="0" w:name="HTML Definition"/>
-    <w:lsdException w:unhideWhenUsed="0" w:uiPriority="0" w:semiHidden="0" w:name="HTML Keyboard"/>
-    <w:lsdException w:unhideWhenUsed="0" w:uiPriority="0" w:semiHidden="0" w:name="HTML Preformatted"/>
-    <w:lsdException w:unhideWhenUsed="0" w:uiPriority="0" w:semiHidden="0" w:name="HTML Sample"/>
-    <w:lsdException w:unhideWhenUsed="0" w:uiPriority="0" w:semiHidden="0" w:name="HTML Typewriter"/>
-    <w:lsdException w:unhideWhenUsed="0" w:uiPriority="0" w:semiHidden="0" w:name="HTML Variable"/>
-    <w:lsdException w:qFormat="1" w:unhideWhenUsed="0" w:uiPriority="0" w:semiHidden="0" w:name="Normal Table"/>
-    <w:lsdException w:unhideWhenUsed="0" w:uiPriority="0" w:semiHidden="0" w:name="annotation subject"/>
-    <w:lsdException w:qFormat="1" w:unhideWhenUsed="0" w:uiPriority="0" w:semiHidden="0" w:name="Table Simple 1"/>
-    <w:lsdException w:unhideWhenUsed="0" w:uiPriority="0" w:semiHidden="0" w:name="Table Simple 2"/>
-    <w:lsdException w:unhideWhenUsed="0" w:uiPriority="0" w:semiHidden="0" w:name="Table Simple 3"/>
-    <w:lsdException w:unhideWhenUsed="0" w:uiPriority="0" w:semiHidden="0" w:name="Table Classic 1"/>
-    <w:lsdException w:unhideWhenUsed="0" w:uiPriority="0" w:semiHidden="0" w:name="Table Classic 2"/>
-    <w:lsdException w:unhideWhenUsed="0" w:uiPriority="0" w:semiHidden="0" w:name="Table Classic 3"/>
-    <w:lsdException w:unhideWhenUsed="0" w:uiPriority="0" w:semiHidden="0" w:name="Table Classic 4"/>
-    <w:lsdException w:unhideWhenUsed="0" w:uiPriority="0" w:semiHidden="0" w:name="Table Colorful 1"/>
-    <w:lsdException w:unhideWhenUsed="0" w:uiPriority="0" w:semiHidden="0" w:name="Table Colorful 2"/>
-    <w:lsdException w:unhideWhenUsed="0" w:uiPriority="0" w:semiHidden="0" w:name="Table Colorful 3"/>
-    <w:lsdException w:unhideWhenUsed="0" w:uiPriority="0" w:semiHidden="0" w:name="Table Columns 1"/>
-    <w:lsdException w:unhideWhenUsed="0" w:uiPriority="0" w:semiHidden="0" w:name="Table Columns 2"/>
-    <w:lsdException w:unhideWhenUsed="0" w:uiPriority="0" w:semiHidden="0" w:name="Table Columns 3"/>
-    <w:lsdException w:unhideWhenUsed="0" w:uiPriority="0" w:semiHidden="0" w:name="Table Columns 4"/>
-    <w:lsdException w:unhideWhenUsed="0" w:uiPriority="0" w:semiHidden="0" w:name="Table Columns 5"/>
-    <w:lsdException w:unhideWhenUsed="0" w:uiPriority="0" w:semiHidden="0" w:name="Table Grid 1"/>
-    <w:lsdException w:unhideWhenUsed="0" w:uiPriority="0" w:semiHidden="0" w:name="Table Grid 2"/>
-    <w:lsdException w:unhideWhenUsed="0" w:uiPriority="0" w:semiHidden="0" w:name="Table Grid 3"/>
-    <w:lsdException w:unhideWhenUsed="0" w:uiPriority="0" w:semiHidden="0" w:name="Table Grid 4"/>
-    <w:lsdException w:unhideWhenUsed="0" w:uiPriority="0" w:semiHidden="0" w:name="Table Grid 5"/>
-    <w:lsdException w:unhideWhenUsed="0" w:uiPriority="0" w:semiHidden="0" w:name="Table Grid 6"/>
-    <w:lsdException w:unhideWhenUsed="0" w:uiPriority="0" w:semiHidden="0" w:name="Table Grid 7"/>
-    <w:lsdException w:unhideWhenUsed="0" w:uiPriority="0" w:semiHidden="0" w:name="Table Grid 8"/>
-    <w:lsdException w:unhideWhenUsed="0" w:uiPriority="0" w:semiHidden="0" w:name="Table List 1"/>
-    <w:lsdException w:unhideWhenUsed="0" w:uiPriority="0" w:semiHidden="0" w:name="Table List 2"/>
-    <w:lsdException w:unhideWhenUsed="0" w:uiPriority="0" w:semiHidden="0" w:name="Table List 3"/>
-    <w:lsdException w:unhideWhenUsed="0" w:uiPriority="0" w:semiHidden="0" w:name="Table List 4"/>
-    <w:lsdException w:unhideWhenUsed="0" w:uiPriority="0" w:semiHidden="0" w:name="Table List 5"/>
-    <w:lsdException w:unhideWhenUsed="0" w:uiPriority="0" w:semiHidden="0" w:name="Table List 6"/>
-    <w:lsdException w:unhideWhenUsed="0" w:uiPriority="0" w:semiHidden="0" w:name="Table List 7"/>
-    <w:lsdException w:unhideWhenUsed="0" w:uiPriority="0" w:semiHidden="0" w:name="Table List 8"/>
-    <w:lsdException w:unhideWhenUsed="0" w:uiPriority="0" w:semiHidden="0" w:name="Table 3D effects 1"/>
-    <w:lsdException w:unhideWhenUsed="0" w:uiPriority="0" w:semiHidden="0" w:name="Table 3D effects 2"/>
-    <w:lsdException w:unhideWhenUsed="0" w:uiPriority="0" w:semiHidden="0" w:name="Table 3D effects 3"/>
-    <w:lsdException w:unhideWhenUsed="0" w:uiPriority="0" w:semiHidden="0" w:name="Table Contemporary"/>
-    <w:lsdException w:unhideWhenUsed="0" w:uiPriority="0" w:semiHidden="0" w:name="Table Elegant"/>
-    <w:lsdException w:unhideWhenUsed="0" w:uiPriority="0" w:semiHidden="0" w:name="Table Professional"/>
-    <w:lsdException w:unhideWhenUsed="0" w:uiPriority="0" w:semiHidden="0" w:name="Table Subtle 1"/>
-    <w:lsdException w:unhideWhenUsed="0" w:uiPriority="0" w:semiHidden="0" w:name="Table Subtle 2"/>
-    <w:lsdException w:unhideWhenUsed="0" w:uiPriority="0" w:semiHidden="0" w:name="Table Web 1"/>
-    <w:lsdException w:unhideWhenUsed="0" w:uiPriority="0" w:semiHidden="0" w:name="Table Web 2"/>
-    <w:lsdException w:unhideWhenUsed="0" w:uiPriority="0" w:semiHidden="0" w:name="Table Web 3"/>
-    <w:lsdException w:unhideWhenUsed="0" w:uiPriority="0" w:semiHidden="0" w:name="Balloon Text"/>
-    <w:lsdException w:unhideWhenUsed="0" w:uiPriority="0" w:semiHidden="0" w:name="Table Grid"/>
-    <w:lsdException w:unhideWhenUsed="0" w:uiPriority="0" w:semiHidden="0" w:name="Table Theme"/>
-    <w:lsdException w:unhideWhenUsed="0" w:uiPriority="60" w:semiHidden="0" w:name="Light Shading"/>
-    <w:lsdException w:unhideWhenUsed="0" w:uiPriority="61" w:semiHidden="0" w:name="Light List"/>
-    <w:lsdException w:unhideWhenUsed="0" w:uiPriority="62" w:semiHidden="0" w:name="Light Grid"/>
-    <w:lsdException w:unhideWhenUsed="0" w:uiPriority="63" w:semiHidden="0" w:name="Medium Shading 1"/>
-    <w:lsdException w:unhideWhenUsed="0" w:uiPriority="64" w:semiHidden="0" w:name="Medium Shading 2"/>
-    <w:lsdException w:unhideWhenUsed="0" w:uiPriority="65" w:semiHidden="0" w:name="Medium List 1"/>
-    <w:lsdException w:unhideWhenUsed="0" w:uiPriority="66" w:semiHidden="0" w:name="Medium List 2"/>
-    <w:lsdException w:unhideWhenUsed="0" w:uiPriority="67" w:semiHidden="0" w:name="Medium Grid 1"/>
-    <w:lsdException w:unhideWhenUsed="0" w:uiPriority="68" w:semiHidden="0" w:name="Medium Grid 2"/>
-    <w:lsdException w:unhideWhenUsed="0" w:uiPriority="69" w:semiHidden="0" w:name="Medium Grid 3"/>
-    <w:lsdException w:unhideWhenUsed="0" w:uiPriority="70" w:semiHidden="0" w:name="Dark List"/>
-    <w:lsdException w:unhideWhenUsed="0" w:uiPriority="71" w:semiHidden="0" w:name="Colorful Shading"/>
-    <w:lsdException w:unhideWhenUsed="0" w:uiPriority="72" w:semiHidden="0" w:name="Colorful List"/>
-    <w:lsdException w:unhideWhenUsed="0" w:uiPriority="73" w:semiHidden="0" w:name="Colorful Grid"/>
-    <w:lsdException w:unhideWhenUsed="0" w:uiPriority="60" w:semiHidden="0" w:name="Light Shading Accent 1"/>
-    <w:lsdException w:unhideWhenUsed="0" w:uiPriority="61" w:semiHidden="0" w:name="Light List Accent 1"/>
-    <w:lsdException w:unhideWhenUsed="0" w:uiPriority="62" w:semiHidden="0" w:name="Light Grid Accent 1"/>
-    <w:lsdException w:unhideWhenUsed="0" w:uiPriority="63" w:semiHidden="0" w:name="Medium Shading 1 Accent 1"/>
-    <w:lsdException w:unhideWhenUsed="0" w:uiPriority="64" w:semiHidden="0" w:name="Medium Shading 2 Accent 1"/>
-    <w:lsdException w:unhideWhenUsed="0" w:uiPriority="65" w:semiHidden="0" w:name="Medium List 1 Accent 1"/>
-    <w:lsdException w:unhideWhenUsed="0" w:uiPriority="66" w:semiHidden="0" w:name="Medium List 2 Accent 1"/>
-    <w:lsdException w:unhideWhenUsed="0" w:uiPriority="67" w:semiHidden="0" w:name="Medium Grid 1 Accent 1"/>
-    <w:lsdException w:unhideWhenUsed="0" w:uiPriority="68" w:semiHidden="0" w:name="Medium Grid 2 Accent 1"/>
-    <w:lsdException w:unhideWhenUsed="0" w:uiPriority="69" w:semiHidden="0" w:name="Medium Grid 3 Accent 1"/>
-    <w:lsdException w:unhideWhenUsed="0" w:uiPriority="70" w:semiHidden="0" w:name="Dark List Accent 1"/>
-    <w:lsdException w:unhideWhenUsed="0" w:uiPriority="71" w:semiHidden="0" w:name="Colorful Shading Accent 1"/>
-    <w:lsdException w:unhideWhenUsed="0" w:uiPriority="72" w:semiHidden="0" w:name="Colorful List Accent 1"/>
-    <w:lsdException w:unhideWhenUsed="0" w:uiPriority="73" w:semiHidden="0" w:name="Colorful Grid Accent 1"/>
-    <w:lsdException w:unhideWhenUsed="0" w:uiPriority="60" w:semiHidden="0" w:name="Light Shading Accent 2"/>
-    <w:lsdException w:unhideWhenUsed="0" w:uiPriority="61" w:semiHidden="0" w:name="Light List Accent 2"/>
-    <w:lsdException w:unhideWhenUsed="0" w:uiPriority="62" w:semiHidden="0" w:name="Light Grid Accent 2"/>
-    <w:lsdException w:unhideWhenUsed="0" w:uiPriority="63" w:semiHidden="0" w:name="Medium Shading 1 Accent 2"/>
-    <w:lsdException w:unhideWhenUsed="0" w:uiPriority="64" w:semiHidden="0" w:name="Medium Shading 2 Accent 2"/>
-    <w:lsdException w:unhideWhenUsed="0" w:uiPriority="65" w:semiHidden="0" w:name="Medium List 1 Accent 2"/>
-    <w:lsdException w:unhideWhenUsed="0" w:uiPriority="66" w:semiHidden="0" w:name="Medium List 2 Accent 2"/>
-    <w:lsdException w:unhideWhenUsed="0" w:uiPriority="67" w:semiHidden="0" w:name="Medium Grid 1 Accent 2"/>
-    <w:lsdException w:unhideWhenUsed="0" w:uiPriority="68" w:semiHidden="0" w:name="Medium Grid 2 Accent 2"/>
-    <w:lsdException w:unhideWhenUsed="0" w:uiPriority="69" w:semiHidden="0" w:name="Medium Grid 3 Accent 2"/>
-    <w:lsdException w:unhideWhenUsed="0" w:uiPriority="70" w:semiHidden="0" w:name="Dark List Accent 2"/>
-    <w:lsdException w:unhideWhenUsed="0" w:uiPriority="71" w:semiHidden="0" w:name="Colorful Shading Accent 2"/>
-    <w:lsdException w:unhideWhenUsed="0" w:uiPriority="72" w:semiHidden="0" w:name="Colorful List Accent 2"/>
-    <w:lsdException w:unhideWhenUsed="0" w:uiPriority="73" w:semiHidden="0" w:name="Colorful Grid Accent 2"/>
-    <w:lsdException w:unhideWhenUsed="0" w:uiPriority="60" w:semiHidden="0" w:name="Light Shading Accent 3"/>
-    <w:lsdException w:unhideWhenUsed="0" w:uiPriority="61" w:semiHidden="0" w:name="Light List Accent 3"/>
-    <w:lsdException w:unhideWhenUsed="0" w:uiPriority="62" w:semiHidden="0" w:name="Light Grid Accent 3"/>
-    <w:lsdException w:unhideWhenUsed="0" w:uiPriority="63" w:semiHidden="0" w:name="Medium Shading 1 Accent 3"/>
-    <w:lsdException w:unhideWhenUsed="0" w:uiPriority="64" w:semiHidden="0" w:name="Medium Shading 2 Accent 3"/>
-    <w:lsdException w:unhideWhenUsed="0" w:uiPriority="65" w:semiHidden="0" w:name="Medium List 1 Accent 3"/>
-    <w:lsdException w:unhideWhenUsed="0" w:uiPriority="66" w:semiHidden="0" w:name="Medium List 2 Accent 3"/>
-    <w:lsdException w:unhideWhenUsed="0" w:uiPriority="67" w:semiHidden="0" w:name="Medium Grid 1 Accent 3"/>
-    <w:lsdException w:unhideWhenUsed="0" w:uiPriority="68" w:semiHidden="0" w:name="Medium Grid 2 Accent 3"/>
-    <w:lsdException w:unhideWhenUsed="0" w:uiPriority="69" w:semiHidden="0" w:name="Medium Grid 3 Accent 3"/>
-    <w:lsdException w:unhideWhenUsed="0" w:uiPriority="70" w:semiHidden="0" w:name="Dark List Accent 3"/>
-    <w:lsdException w:unhideWhenUsed="0" w:uiPriority="71" w:semiHidden="0" w:name="Colorful Shading Accent 3"/>
-    <w:lsdException w:unhideWhenUsed="0" w:uiPriority="72" w:semiHidden="0" w:name="Colorful List Accent 3"/>
-    <w:lsdException w:unhideWhenUsed="0" w:uiPriority="73" w:semiHidden="0" w:name="Colorful Grid Accent 3"/>
-    <w:lsdException w:unhideWhenUsed="0" w:uiPriority="60" w:semiHidden="0" w:name="Light Shading Accent 4"/>
-    <w:lsdException w:unhideWhenUsed="0" w:uiPriority="61" w:semiHidden="0" w:name="Light List Accent 4"/>
-    <w:lsdException w:unhideWhenUsed="0" w:uiPriority="62" w:semiHidden="0" w:name="Light Grid Accent 4"/>
-    <w:lsdException w:unhideWhenUsed="0" w:uiPriority="63" w:semiHidden="0" w:name="Medium Shading 1 Accent 4"/>
-    <w:lsdException w:unhideWhenUsed="0" w:uiPriority="64" w:semiHidden="0" w:name="Medium Shading 2 Accent 4"/>
-    <w:lsdException w:unhideWhenUsed="0" w:uiPriority="65" w:semiHidden="0" w:name="Medium List 1 Accent 4"/>
-    <w:lsdException w:unhideWhenUsed="0" w:uiPriority="66" w:semiHidden="0" w:name="Medium List 2 Accent 4"/>
-    <w:lsdException w:unhideWhenUsed="0" w:uiPriority="67" w:semiHidden="0" w:name="Medium Grid 1 Accent 4"/>
-    <w:lsdException w:unhideWhenUsed="0" w:uiPriority="68" w:semiHidden="0" w:name="Medium Grid 2 Accent 4"/>
-    <w:lsdException w:unhideWhenUsed="0" w:uiPriority="69" w:semiHidden="0" w:name="Medium Grid 3 Accent 4"/>
-    <w:lsdException w:unhideWhenUsed="0" w:uiPriority="70" w:semiHidden="0" w:name="Dark List Accent 4"/>
-    <w:lsdException w:unhideWhenUsed="0" w:uiPriority="71" w:semiHidden="0" w:name="Colorful Shading Accent 4"/>
-    <w:lsdException w:unhideWhenUsed="0" w:uiPriority="72" w:semiHidden="0" w:name="Colorful List Accent 4"/>
-    <w:lsdException w:unhideWhenUsed="0" w:uiPriority="73" w:semiHidden="0" w:name="Colorful Grid Accent 4"/>
-    <w:lsdException w:unhideWhenUsed="0" w:uiPriority="60" w:semiHidden="0" w:name="Light Shading Accent 5"/>
-    <w:lsdException w:unhideWhenUsed="0" w:uiPriority="61" w:semiHidden="0" w:name="Light List Accent 5"/>
-    <w:lsdException w:unhideWhenUsed="0" w:uiPriority="62" w:semiHidden="0" w:name="Light Grid Accent 5"/>
-    <w:lsdException w:unhideWhenUsed="0" w:uiPriority="63" w:semiHidden="0" w:name="Medium Shading 1 Accent 5"/>
-    <w:lsdException w:unhideWhenUsed="0" w:uiPriority="64" w:semiHidden="0" w:name="Medium Shading 2 Accent 5"/>
-    <w:lsdException w:unhideWhenUsed="0" w:uiPriority="65" w:semiHidden="0" w:name="Medium List 1 Accent 5"/>
-    <w:lsdException w:unhideWhenUsed="0" w:uiPriority="66" w:semiHidden="0" w:name="Medium List 2 Accent 5"/>
-    <w:lsdException w:unhideWhenUsed="0" w:uiPriority="67" w:semiHidden="0" w:name="Medium Grid 1 Accent 5"/>
-    <w:lsdException w:unhideWhenUsed="0" w:uiPriority="68" w:semiHidden="0" w:name="Medium Grid 2 Accent 5"/>
-    <w:lsdException w:unhideWhenUsed="0" w:uiPriority="69" w:semiHidden="0" w:name="Medium Grid 3 Accent 5"/>
-    <w:lsdException w:unhideWhenUsed="0" w:uiPriority="70" w:semiHidden="0" w:name="Dark List Accent 5"/>
-    <w:lsdException w:unhideWhenUsed="0" w:uiPriority="71" w:semiHidden="0" w:name="Colorful Shading Accent 5"/>
-    <w:lsdException w:unhideWhenUsed="0" w:uiPriority="72" w:semiHidden="0" w:name="Colorful List Accent 5"/>
-    <w:lsdException w:unhideWhenUsed="0" w:uiPriority="73" w:semiHidden="0" w:name="Colorful Grid Accent 5"/>
-    <w:lsdException w:unhideWhenUsed="0" w:uiPriority="60" w:semiHidden="0" w:name="Light Shading Accent 6"/>
-    <w:lsdException w:unhideWhenUsed="0" w:uiPriority="61" w:semiHidden="0" w:name="Light List Accent 6"/>
-    <w:lsdException w:unhideWhenUsed="0" w:uiPriority="62" w:semiHidden="0" w:name="Light Grid Accent 6"/>
-    <w:lsdException w:unhideWhenUsed="0" w:uiPriority="63" w:semiHidden="0" w:name="Medium Shading 1 Accent 6"/>
-    <w:lsdException w:unhideWhenUsed="0" w:uiPriority="64" w:semiHidden="0" w:name="Medium Shading 2 Accent 6"/>
-    <w:lsdException w:unhideWhenUsed="0" w:uiPriority="65" w:semiHidden="0" w:name="Medium List 1 Accent 6"/>
-    <w:lsdException w:unhideWhenUsed="0" w:uiPriority="66" w:semiHidden="0" w:name="Medium List 2 Accent 6"/>
-    <w:lsdException w:unhideWhenUsed="0" w:uiPriority="67" w:semiHidden="0" w:name="Medium Grid 1 Accent 6"/>
-    <w:lsdException w:unhideWhenUsed="0" w:uiPriority="68" w:semiHidden="0" w:name="Medium Grid 2 Accent 6"/>
-    <w:lsdException w:unhideWhenUsed="0" w:uiPriority="69" w:semiHidden="0" w:name="Medium Grid 3 Accent 6"/>
-    <w:lsdException w:unhideWhenUsed="0" w:uiPriority="70" w:semiHidden="0" w:name="Dark List Accent 6"/>
-    <w:lsdException w:unhideWhenUsed="0" w:uiPriority="71" w:semiHidden="0" w:name="Colorful Shading Accent 6"/>
-    <w:lsdException w:unhideWhenUsed="0" w:uiPriority="72" w:semiHidden="0" w:name="Colorful List Accent 6"/>
-    <w:lsdException w:unhideWhenUsed="0" w:uiPriority="73" w:semiHidden="0" w:name="Colorful Grid Accent 6"/>
-  </w:latentStyles>
-  <w:style w:type="paragraph" w:default="1" w:styleId="1">
+  <w:style w:type="paragraph" w:styleId="P0" w:default="1">
     <w:name w:val="Normal"/>
     <w:qFormat/>
-    <w:uiPriority w:val="0"/>
+    <w:pPr/>
+    <w:rPr>
+      <w:rFonts w:ascii="Calibri" w:hAnsi="Calibri"/>
+      <w:sz w:val="24"/>
+    </w:rPr>
+  </w:style>
+  <w:style w:type="paragraph" w:styleId="P1">
+    <w:name w:val="footer"/>
+    <w:basedOn w:val="P0"/>
+    <w:qFormat/>
     <w:pPr>
-      <w:keepNext w:val="0"/>
-      <w:keepLines w:val="0"/>
-      <w:widowControl/>
-      <w:suppressLineNumbers w:val="0"/>
-      <w:shd w:val="clear" w:fill="auto"/>
-      <w:suppressAutoHyphens w:val="0"/>
-      <w:spacing w:before="0" w:beforeAutospacing="0" w:after="0" w:afterAutospacing="0" w:line="240" w:lineRule="auto"/>
-      <w:ind w:left="0" w:right="0" w:firstLine="0"/>
-      <w:contextualSpacing w:val="0"/>
-      <w:jc w:val="left"/>
+      <w:tabs>
+        <w:tab w:val="center" w:pos="4153" w:leader="none"/>
+        <w:tab w:val="right" w:pos="8306" w:leader="none"/>
+      </w:tabs>
     </w:pPr>
     <w:rPr>
-      <w:rFonts w:ascii="Calibri" w:hAnsi="Calibri" w:eastAsiaTheme="minorEastAsia" w:cstheme="minorBidi"/>
-      <w:color w:val="auto"/>
-      <w:sz w:val="24"/>
-      <w:u w:val="none"/>
-      <w:shd w:val="clear" w:color="auto" w:fill="auto"/>
-      <w:vertAlign w:val="baseline"/>
-      <w:lang w:val="en-US" w:eastAsia="zh-CN" w:bidi="ar-SA"/>
+      <w:sz w:val="18"/>
     </w:rPr>
   </w:style>
-  <w:style w:type="character" w:default="1" w:styleId="2">
+  <w:style w:type="paragraph" w:styleId="P2">
+    <w:name w:val="header"/>
+    <w:basedOn w:val="P0"/>
+    <w:qFormat/>
+    <w:pPr>
+      <w:tabs>
+        <w:tab w:val="center" w:pos="4153" w:leader="none"/>
+        <w:tab w:val="right" w:pos="8306" w:leader="none"/>
+      </w:tabs>
+    </w:pPr>
+    <w:rPr>
+      <w:sz w:val="18"/>
+    </w:rPr>
+  </w:style>
+  <w:style w:type="character" w:styleId="C0" w:default="1">
     <w:name w:val="Default Paragraph Font"/>
-    <w:uiPriority w:val="0"/>
+    <w:semiHidden/>
+    <w:rPr/>
   </w:style>
-  <w:style w:type="table" w:default="1" w:styleId="3">
+  <w:style w:type="character" w:styleId="C1">
+    <w:name w:val="Line Number"/>
+    <w:basedOn w:val="C0"/>
+    <w:semiHidden/>
+    <w:rPr/>
+  </w:style>
+  <w:style w:type="character" w:styleId="C2">
+    <w:name w:val="Hyperlink"/>
+    <w:rPr>
+      <w:color w:val="0000FF"/>
+      <w:u w:val="single"/>
+    </w:rPr>
+  </w:style>
+  <w:style w:type="character" w:styleId="C3">
+    <w:name w:val="line number"/>
+    <w:basedOn w:val="C0"/>
+    <w:semiHidden/>
+    <w:qFormat/>
+    <w:rPr/>
+  </w:style>
+  <w:style w:type="table" w:styleId="T0" w:default="1">
     <w:name w:val="Normal Table"/>
-    <w:qFormat/>
-    <w:uiPriority w:val="0"/>
+    <w:semiHidden/>
     <w:tblPr>
+      <w:tblInd w:w="0" w:type="dxa"/>
       <w:tblCellMar>
         <w:top w:w="0" w:type="dxa"/>
         <w:left w:w="108" w:type="dxa"/>
@@ -3152,163 +2366,128 @@
         <w:right w:w="108" w:type="dxa"/>
       </w:tblCellMar>
     </w:tblPr>
+    <w:trPr/>
+    <w:tcPr/>
   </w:style>
-  <w:style w:type="paragraph" w:styleId="4">
-    <w:name w:val="footer"/>
-    <w:basedOn w:val="1"/>
+  <w:style w:type="table" w:styleId="T1">
+    <w:name w:val="Table Simple 1"/>
+    <w:basedOn w:val="T0"/>
     <w:qFormat/>
-    <w:uiPriority w:val="0"/>
-    <w:pPr>
-      <w:tabs>
-        <w:tab w:val="center" w:pos="4153"/>
-        <w:tab w:val="right" w:pos="8306"/>
-      </w:tabs>
-      <w:spacing w:beforeAutospacing="0" w:afterAutospacing="0"/>
-    </w:pPr>
-    <w:rPr>
-      <w:sz w:val="18"/>
-    </w:rPr>
-  </w:style>
-  <w:style w:type="paragraph" w:styleId="5">
-    <w:name w:val="header"/>
-    <w:basedOn w:val="1"/>
-    <w:qFormat/>
-    <w:uiPriority w:val="0"/>
-    <w:pPr>
-      <w:tabs>
-        <w:tab w:val="center" w:pos="4153"/>
-        <w:tab w:val="right" w:pos="8306"/>
-      </w:tabs>
-      <w:spacing w:beforeAutospacing="0" w:afterAutospacing="0"/>
-    </w:pPr>
-    <w:rPr>
-      <w:sz w:val="18"/>
-    </w:rPr>
-  </w:style>
-  <w:style w:type="character" w:styleId="6">
-    <w:name w:val="Hyperlink"/>
-    <w:uiPriority w:val="0"/>
-    <w:rPr>
-      <w:color w:val="0000FF"/>
-      <w:u w:val="single"/>
-    </w:rPr>
-  </w:style>
-  <w:style w:type="character" w:styleId="7">
-    <w:name w:val="line number"/>
-    <w:basedOn w:val="2"/>
-    <w:semiHidden/>
-    <w:qFormat/>
-    <w:uiPriority w:val="0"/>
-  </w:style>
-  <w:style w:type="table" w:styleId="8">
-    <w:name w:val="Table Simple 1"/>
-    <w:basedOn w:val="3"/>
-    <w:qFormat/>
-    <w:uiPriority w:val="0"/>
     <w:tblPr>
       <w:tblBorders>
-        <w:top w:val="single" w:color="000000" w:sz="4" w:space="0"/>
-        <w:left w:val="single" w:color="000000" w:sz="4" w:space="0"/>
-        <w:bottom w:val="single" w:color="000000" w:sz="4" w:space="0"/>
-        <w:right w:val="single" w:color="000000" w:sz="4" w:space="0"/>
-        <w:insideH w:val="single" w:color="000000" w:sz="4" w:space="0"/>
-        <w:insideV w:val="single" w:color="000000" w:sz="4" w:space="0"/>
+        <w:top w:val="single" w:sz="4" w:space="0" w:shadow="0" w:frame="0" w:color="000000"/>
+        <w:left w:val="single" w:sz="4" w:space="0" w:shadow="0" w:frame="0" w:color="000000"/>
+        <w:bottom w:val="single" w:sz="4" w:space="0" w:shadow="0" w:frame="0" w:color="000000"/>
+        <w:right w:val="single" w:sz="4" w:space="0" w:shadow="0" w:frame="0" w:color="000000"/>
+        <w:insideH w:val="single" w:sz="4" w:space="0" w:shadow="0" w:frame="0" w:color="000000"/>
+        <w:insideV w:val="single" w:sz="4" w:space="0" w:shadow="0" w:frame="0" w:color="000000"/>
       </w:tblBorders>
-      <w:tblCellMar>
-        <w:top w:w="0" w:type="dxa"/>
-        <w:left w:w="108" w:type="dxa"/>
-        <w:bottom w:w="0" w:type="dxa"/>
-        <w:right w:w="108" w:type="dxa"/>
-      </w:tblCellMar>
     </w:tblPr>
-    <w:tblStylePr w:type="firstRow">
+    <w:trPr/>
+    <w:tcPr/>
+    <w:tblStylePr w:type="lastRow">
       <w:tblPr/>
+      <w:trPr/>
       <w:tcPr>
         <w:tcBorders>
-          <w:left w:val="single" w:color="008000" w:sz="6" w:space="0"/>
+          <w:top w:val="single" w:sz="6" w:space="0" w:shadow="0" w:frame="0" w:color="008000"/>
           <w:tl2br w:val="nil"/>
           <w:tr2bl w:val="nil"/>
         </w:tcBorders>
       </w:tcPr>
     </w:tblStylePr>
-    <w:tblStylePr w:type="lastRow">
+    <w:tblStylePr w:type="firstRow">
       <w:tblPr/>
+      <w:trPr/>
       <w:tcPr>
         <w:tcBorders>
-          <w:top w:val="single" w:color="008000" w:sz="6" w:space="0"/>
+          <w:left w:val="single" w:sz="6" w:space="0" w:shadow="0" w:frame="0" w:color="008000"/>
           <w:tl2br w:val="nil"/>
           <w:tr2bl w:val="nil"/>
         </w:tcBorders>
       </w:tcPr>
     </w:tblStylePr>
   </w:style>
-  <w:style w:type="table" w:customStyle="1" w:styleId="9">
-    <w:name w:val="Grid Table 4 Accent 2"/>
-    <w:basedOn w:val="3"/>
+  <w:style w:type="table" w:styleId="T2">
+    <w:name w:val="网格表 4 - 着色 21"/>
+    <w:basedOn w:val="T0"/>
     <w:qFormat/>
-    <w:uiPriority w:val="0"/>
     <w:tblPr>
       <w:tblBorders>
-        <w:top w:val="single" w:color="D99594" w:themeColor="accent2" w:themeTint="99" w:sz="4" w:space="0"/>
-        <w:left w:val="single" w:color="D99594" w:themeColor="accent2" w:themeTint="99" w:sz="4" w:space="0"/>
-        <w:bottom w:val="single" w:color="D99594" w:themeColor="accent2" w:themeTint="99" w:sz="4" w:space="0"/>
-        <w:right w:val="single" w:color="D99594" w:themeColor="accent2" w:themeTint="99" w:sz="4" w:space="0"/>
-        <w:insideH w:val="single" w:color="D99594" w:themeColor="accent2" w:themeTint="99" w:sz="4" w:space="0"/>
-        <w:insideV w:val="single" w:color="D99594" w:themeColor="accent2" w:themeTint="99" w:sz="4" w:space="0"/>
+        <w:top w:val="single" w:sz="4" w:space="0" w:shadow="0" w:frame="0" w:color="D99694" w:themeColor="accent2" w:themeTint="99"/>
+        <w:left w:val="single" w:sz="4" w:space="0" w:shadow="0" w:frame="0" w:color="D99694" w:themeColor="accent2" w:themeTint="99"/>
+        <w:bottom w:val="single" w:sz="4" w:space="0" w:shadow="0" w:frame="0" w:color="D99694" w:themeColor="accent2" w:themeTint="99"/>
+        <w:right w:val="single" w:sz="4" w:space="0" w:shadow="0" w:frame="0" w:color="D99694" w:themeColor="accent2" w:themeTint="99"/>
+        <w:insideH w:val="single" w:sz="4" w:space="0" w:shadow="0" w:frame="0" w:color="D99694" w:themeColor="accent2" w:themeTint="99"/>
+        <w:insideV w:val="single" w:sz="4" w:space="0" w:shadow="0" w:frame="0" w:color="D99694" w:themeColor="accent2" w:themeTint="99"/>
       </w:tblBorders>
     </w:tblPr>
+    <w:trPr/>
+    <w:tcPr/>
+    <w:tblStylePr w:type="band1Horz">
+      <w:tblPr/>
+      <w:trPr/>
+      <w:tcPr>
+        <w:shd w:val="clear" w:color="auto" w:fill="F3DDDD" w:themeFill="accent2" w:themeFillTint="30"/>
+      </w:tcPr>
+    </w:tblStylePr>
+    <w:tblStylePr w:type="band1Vert">
+      <w:tblPr/>
+      <w:trPr/>
+      <w:tcPr>
+        <w:shd w:val="clear" w:color="auto" w:fill="F3DDDD" w:themeFill="accent2" w:themeFillTint="30"/>
+      </w:tcPr>
+    </w:tblStylePr>
+    <w:tblStylePr w:type="lastCol">
+      <w:rPr>
+        <w:b w:val="1"/>
+      </w:rPr>
+      <w:tblPr/>
+      <w:trPr/>
+      <w:tcPr/>
+    </w:tblStylePr>
+    <w:tblStylePr w:type="firstCol">
+      <w:rPr>
+        <w:b w:val="1"/>
+      </w:rPr>
+      <w:tblPr/>
+      <w:trPr/>
+      <w:tcPr/>
+    </w:tblStylePr>
+    <w:tblStylePr w:type="lastRow">
+      <w:rPr>
+        <w:b w:val="1"/>
+      </w:rPr>
+      <w:tblPr/>
+      <w:trPr/>
+      <w:tcPr>
+        <w:tcBorders>
+          <w:top w:val="double" w:sz="4" w:space="0" w:shadow="0" w:frame="0" w:color="C0504D" w:themeColor="accent2"/>
+        </w:tcBorders>
+      </w:tcPr>
+    </w:tblStylePr>
     <w:tblStylePr w:type="firstRow">
       <w:rPr>
-        <w:b/>
+        <w:b w:val="1"/>
         <w:color w:val="FFFFFF" w:themeColor="background1"/>
-        <w14:textFill>
-          <w14:solidFill>
-            <w14:schemeClr w14:val="bg1"/>
-          </w14:solidFill>
-        </w14:textFill>
       </w:rPr>
+      <w:tblPr/>
+      <w:trPr/>
       <w:tcPr>
         <w:tcBorders>
-          <w:top w:val="single" w:color="C0504D" w:themeColor="accent2" w:sz="4" w:space="0"/>
-          <w:left w:val="single" w:color="C0504D" w:themeColor="accent2" w:sz="4" w:space="0"/>
-          <w:bottom w:val="single" w:color="C0504D" w:themeColor="accent2" w:sz="4" w:space="0"/>
-          <w:right w:val="single" w:color="C0504D" w:themeColor="accent2" w:sz="4" w:space="0"/>
+          <w:top w:val="single" w:sz="4" w:space="0" w:shadow="0" w:frame="0" w:color="C0504D" w:themeColor="accent2"/>
+          <w:left w:val="single" w:sz="4" w:space="0" w:shadow="0" w:frame="0" w:color="C0504D" w:themeColor="accent2"/>
+          <w:bottom w:val="single" w:sz="4" w:space="0" w:shadow="0" w:frame="0" w:color="C0504D" w:themeColor="accent2"/>
+          <w:right w:val="single" w:sz="4" w:space="0" w:shadow="0" w:frame="0" w:color="C0504D" w:themeColor="accent2"/>
           <w:insideH w:val="nil"/>
           <w:insideV w:val="nil"/>
         </w:tcBorders>
         <w:shd w:val="clear" w:color="auto" w:fill="C0504D" w:themeFill="accent2"/>
       </w:tcPr>
     </w:tblStylePr>
-    <w:tblStylePr w:type="lastRow">
-      <w:rPr>
-        <w:b/>
-      </w:rPr>
-      <w:tcPr>
-        <w:tcBorders>
-          <w:top w:val="double" w:color="C0504D" w:themeColor="accent2" w:sz="4" w:space="0"/>
-        </w:tcBorders>
-      </w:tcPr>
-    </w:tblStylePr>
-    <w:tblStylePr w:type="firstCol">
-      <w:rPr>
-        <w:b/>
-      </w:rPr>
-    </w:tblStylePr>
-    <w:tblStylePr w:type="lastCol">
-      <w:rPr>
-        <w:b/>
-      </w:rPr>
-    </w:tblStylePr>
-    <w:tblStylePr w:type="band1Vert">
-      <w:tcPr>
-        <w:shd w:val="clear" w:color="auto" w:fill="F2DDDC" w:themeFill="accent2" w:themeFillTint="31"/>
-      </w:tcPr>
-    </w:tblStylePr>
-    <w:tblStylePr w:type="band1Horz">
-      <w:tcPr>
-        <w:shd w:val="clear" w:color="auto" w:fill="F2DDDC" w:themeFill="accent2" w:themeFillTint="31"/>
-      </w:tcPr>
-    </w:tblStylePr>
+  </w:style>
+  <w:style w:type="numbering" w:styleId="N0">
+    <w:name w:val="No List"/>
   </w:style>
 </w:styles>
 </file>
@@ -3594,5 +2773,6 @@
     </a:fmtScheme>
   </a:themeElements>
   <a:objectDefaults/>
+  <a:extraClrSchemeLst/>
 </a:theme>
 </file>
--- a/Libs/PrintTemp/分泌物.docx
+++ b/Libs/PrintTemp/分泌物.docx
@@ -1,6 +1,6 @@
 
 <file path=word/document.xml><?xml version="1.0" encoding="utf-8"?>
-<w:document xmlns:w="http://schemas.openxmlformats.org/wordprocessingml/2006/main" xmlns:wps="http://schemas.microsoft.com/office/word/2010/wordprocessingShape" xmlns:mc="http://schemas.openxmlformats.org/markup-compatibility/2006" xmlns:w10="urn:schemas-microsoft-com:office:word" xmlns:v="urn:schemas-microsoft-com:vml" xmlns:wp14="http://schemas.microsoft.com/office/word/2010/wordprocessingDrawing" mc:Ignorable="wp14">
+<w:document xmlns:wpc="http://schemas.microsoft.com/office/word/2010/wordprocessingCanvas" xmlns:mc="http://schemas.openxmlformats.org/markup-compatibility/2006" xmlns:o="urn:schemas-microsoft-com:office:office" xmlns:r="http://schemas.openxmlformats.org/officeDocument/2006/relationships" xmlns:m="http://schemas.openxmlformats.org/officeDocument/2006/math" xmlns:v="urn:schemas-microsoft-com:vml" xmlns:wp14="http://schemas.microsoft.com/office/word/2010/wordprocessingDrawing" xmlns:wp="http://schemas.openxmlformats.org/drawingml/2006/wordprocessingDrawing" xmlns:w="http://schemas.openxmlformats.org/wordprocessingml/2006/main" xmlns:w14="http://schemas.microsoft.com/office/word/2010/wordml" xmlns:w10="urn:schemas-microsoft-com:office:word" xmlns:w15="http://schemas.microsoft.com/office/word/2012/wordml" xmlns:wpg="http://schemas.microsoft.com/office/word/2010/wordprocessingGroup" xmlns:wpi="http://schemas.microsoft.com/office/word/2010/wordprocessingInk" xmlns:wne="http://schemas.microsoft.com/office/word/2006/wordml" xmlns:wps="http://schemas.microsoft.com/office/word/2010/wordprocessingShape" xmlns:wpsCustomData="http://www.wps.cn/officeDocument/2013/wpsCustomData" mc:Ignorable="w14 w15 wp14">
   <w:background w:color="FFFFFF"/>
   <w:body>
     <w:p>
@@ -14,24 +14,26 @@
       <w:pPr>
         <w:rPr>
           <w:rFonts w:ascii="微软雅黑" w:hAnsi="微软雅黑"/>
-          <w:b w:val="1"/>
+          <w:b/>
           <w:sz w:val="28"/>
         </w:rPr>
       </w:pPr>
       <w:r>
         <w:rPr>
           <w:rFonts w:ascii="微软雅黑" w:hAnsi="微软雅黑"/>
-          <w:b w:val="1"/>
+          <w:b/>
           <w:sz w:val="28"/>
         </w:rPr>
         <w:t>分泌物报告单</w:t>
       </w:r>
+      <w:bookmarkStart w:id="0" w:name="_GoBack"/>
+      <w:bookmarkEnd w:id="0"/>
     </w:p>
     <w:p>
       <w:pPr>
         <w:rPr>
           <w:rFonts w:ascii="微软雅黑" w:hAnsi="微软雅黑"/>
-          <w:b w:val="1"/>
+          <w:b/>
           <w:sz w:val="10"/>
         </w:rPr>
       </w:pPr>
@@ -40,14 +42,14 @@
       <w:pPr>
         <w:rPr>
           <w:rFonts w:ascii="微软雅黑" w:hAnsi="微软雅黑"/>
-          <w:b w:val="1"/>
+          <w:b/>
           <w:sz w:val="18"/>
         </w:rPr>
       </w:pPr>
       <w:r>
         <w:rPr>
           <w:rFonts w:ascii="微软雅黑" w:hAnsi="微软雅黑"/>
-          <w:b w:val="1"/>
+          <w:b/>
           <w:sz w:val="18"/>
         </w:rPr>
         <w:t>动物主人姓名：{&lt;主人名称&gt;}</w:t>
@@ -55,24 +57,49 @@
     </w:p>
     <w:tbl>
       <w:tblPr>
+        <w:tblStyle w:val="3"/>
         <w:tblW w:w="0" w:type="auto"/>
+        <w:tblInd w:w="0" w:type="dxa"/>
         <w:tblBorders>
-          <w:top w:val="single" w:sz="4" w:space="0" w:shadow="0" w:frame="0" w:color="auto"/>
-          <w:left w:val="single" w:sz="4" w:space="0" w:shadow="0" w:frame="0" w:color="auto"/>
-          <w:bottom w:val="single" w:sz="4" w:space="0" w:shadow="0" w:frame="0" w:color="auto"/>
-          <w:right w:val="single" w:sz="4" w:space="0" w:shadow="0" w:frame="0" w:color="auto"/>
-          <w:insideH w:val="single" w:sz="4" w:space="0" w:shadow="0" w:frame="0" w:color="auto"/>
-          <w:insideV w:val="single" w:sz="4" w:space="0" w:shadow="0" w:frame="0" w:color="auto"/>
+          <w:top w:val="single" w:color="auto" w:sz="4" w:space="0"/>
+          <w:left w:val="single" w:color="auto" w:sz="4" w:space="0"/>
+          <w:bottom w:val="single" w:color="auto" w:sz="4" w:space="0"/>
+          <w:right w:val="single" w:color="auto" w:sz="4" w:space="0"/>
+          <w:insideH w:val="single" w:color="auto" w:sz="4" w:space="0"/>
+          <w:insideV w:val="single" w:color="auto" w:sz="4" w:space="0"/>
         </w:tblBorders>
-        <w:tblLook w:val="04A0"/>
+        <w:tblLayout w:type="autofit"/>
+        <w:tblCellMar>
+          <w:top w:w="0" w:type="dxa"/>
+          <w:left w:w="108" w:type="dxa"/>
+          <w:bottom w:w="0" w:type="dxa"/>
+          <w:right w:w="108" w:type="dxa"/>
+        </w:tblCellMar>
       </w:tblPr>
-      <w:tblGrid/>
+      <w:tblGrid>
+        <w:gridCol w:w="1372"/>
+        <w:gridCol w:w="1790"/>
+        <w:gridCol w:w="954"/>
+        <w:gridCol w:w="1372"/>
+        <w:gridCol w:w="1372"/>
+        <w:gridCol w:w="1372"/>
+        <w:gridCol w:w="1185"/>
+        <w:gridCol w:w="1566"/>
+      </w:tblGrid>
       <w:tr>
+        <w:tblPrEx>
+          <w:tblCellMar>
+            <w:top w:w="0" w:type="dxa"/>
+            <w:left w:w="108" w:type="dxa"/>
+            <w:bottom w:w="0" w:type="dxa"/>
+            <w:right w:w="108" w:type="dxa"/>
+          </w:tblCellMar>
+        </w:tblPrEx>
         <w:tc>
           <w:tcPr>
             <w:tcW w:w="1372" w:type="dxa"/>
             <w:tcBorders>
-              <w:top w:val="single" w:sz="4" w:space="0" w:shadow="0" w:frame="0"/>
+              <w:top w:val="single" w:color="auto" w:sz="4" w:space="0"/>
               <w:left w:val="nil"/>
               <w:bottom w:val="nil"/>
               <w:right w:val="nil"/>
@@ -101,7 +128,7 @@
           <w:tcPr>
             <w:tcW w:w="1790" w:type="dxa"/>
             <w:tcBorders>
-              <w:top w:val="single" w:sz="4" w:space="0" w:shadow="0" w:frame="0"/>
+              <w:top w:val="single" w:color="auto" w:sz="4" w:space="0"/>
               <w:left w:val="nil"/>
               <w:bottom w:val="nil"/>
               <w:right w:val="nil"/>
@@ -129,7 +156,7 @@
           <w:tcPr>
             <w:tcW w:w="954" w:type="dxa"/>
             <w:tcBorders>
-              <w:top w:val="single" w:sz="4" w:space="0" w:shadow="0" w:frame="0"/>
+              <w:top w:val="single" w:color="auto" w:sz="4" w:space="0"/>
               <w:left w:val="nil"/>
               <w:bottom w:val="nil"/>
               <w:right w:val="nil"/>
@@ -158,7 +185,7 @@
           <w:tcPr>
             <w:tcW w:w="1372" w:type="dxa"/>
             <w:tcBorders>
-              <w:top w:val="single" w:sz="4" w:space="0" w:shadow="0" w:frame="0"/>
+              <w:top w:val="single" w:color="auto" w:sz="4" w:space="0"/>
               <w:left w:val="nil"/>
               <w:bottom w:val="nil"/>
               <w:right w:val="nil"/>
@@ -186,7 +213,7 @@
           <w:tcPr>
             <w:tcW w:w="1372" w:type="dxa"/>
             <w:tcBorders>
-              <w:top w:val="single" w:sz="4" w:space="0" w:shadow="0" w:frame="0"/>
+              <w:top w:val="single" w:color="auto" w:sz="4" w:space="0"/>
               <w:left w:val="nil"/>
               <w:bottom w:val="nil"/>
               <w:right w:val="nil"/>
@@ -215,7 +242,7 @@
           <w:tcPr>
             <w:tcW w:w="1372" w:type="dxa"/>
             <w:tcBorders>
-              <w:top w:val="single" w:sz="4" w:space="0" w:shadow="0" w:frame="0"/>
+              <w:top w:val="single" w:color="auto" w:sz="4" w:space="0"/>
               <w:left w:val="nil"/>
               <w:bottom w:val="nil"/>
               <w:right w:val="nil"/>
@@ -260,7 +287,7 @@
           <w:tcPr>
             <w:tcW w:w="1185" w:type="dxa"/>
             <w:tcBorders>
-              <w:top w:val="single" w:sz="4" w:space="0" w:shadow="0" w:frame="0"/>
+              <w:top w:val="single" w:color="auto" w:sz="4" w:space="0"/>
               <w:left w:val="nil"/>
               <w:bottom w:val="nil"/>
               <w:right w:val="nil"/>
@@ -289,7 +316,7 @@
           <w:tcPr>
             <w:tcW w:w="1566" w:type="dxa"/>
             <w:tcBorders>
-              <w:top w:val="single" w:sz="4" w:space="0" w:shadow="0" w:frame="0"/>
+              <w:top w:val="single" w:color="auto" w:sz="4" w:space="0"/>
               <w:left w:val="nil"/>
               <w:bottom w:val="nil"/>
               <w:right w:val="nil"/>
@@ -331,13 +358,29 @@
         </w:tc>
       </w:tr>
       <w:tr>
+        <w:tblPrEx>
+          <w:tblBorders>
+            <w:top w:val="single" w:color="auto" w:sz="4" w:space="0"/>
+            <w:left w:val="single" w:color="auto" w:sz="4" w:space="0"/>
+            <w:bottom w:val="single" w:color="auto" w:sz="4" w:space="0"/>
+            <w:right w:val="single" w:color="auto" w:sz="4" w:space="0"/>
+            <w:insideH w:val="single" w:color="auto" w:sz="4" w:space="0"/>
+            <w:insideV w:val="single" w:color="auto" w:sz="4" w:space="0"/>
+          </w:tblBorders>
+          <w:tblCellMar>
+            <w:top w:w="0" w:type="dxa"/>
+            <w:left w:w="108" w:type="dxa"/>
+            <w:bottom w:w="0" w:type="dxa"/>
+            <w:right w:w="108" w:type="dxa"/>
+          </w:tblCellMar>
+        </w:tblPrEx>
         <w:tc>
           <w:tcPr>
             <w:tcW w:w="1372" w:type="dxa"/>
             <w:tcBorders>
               <w:top w:val="nil"/>
               <w:left w:val="nil"/>
-              <w:bottom w:val="single" w:sz="4" w:space="0" w:shadow="0" w:frame="0"/>
+              <w:bottom w:val="single" w:color="auto" w:sz="4" w:space="0"/>
               <w:right w:val="nil"/>
               <w:tl2br w:val="nil"/>
               <w:tr2bl w:val="nil"/>
@@ -366,7 +409,7 @@
             <w:tcBorders>
               <w:top w:val="nil"/>
               <w:left w:val="nil"/>
-              <w:bottom w:val="single" w:sz="4" w:space="0" w:shadow="0" w:frame="0"/>
+              <w:bottom w:val="single" w:color="auto" w:sz="4" w:space="0"/>
               <w:right w:val="nil"/>
               <w:tl2br w:val="nil"/>
               <w:tr2bl w:val="nil"/>
@@ -394,7 +437,7 @@
             <w:tcBorders>
               <w:top w:val="nil"/>
               <w:left w:val="nil"/>
-              <w:bottom w:val="single" w:sz="4" w:space="0" w:shadow="0" w:frame="0"/>
+              <w:bottom w:val="single" w:color="auto" w:sz="4" w:space="0"/>
               <w:right w:val="nil"/>
               <w:tl2br w:val="nil"/>
               <w:tr2bl w:val="nil"/>
@@ -423,7 +466,7 @@
             <w:tcBorders>
               <w:top w:val="nil"/>
               <w:left w:val="nil"/>
-              <w:bottom w:val="single" w:sz="4" w:space="0" w:shadow="0" w:frame="0"/>
+              <w:bottom w:val="single" w:color="auto" w:sz="4" w:space="0"/>
               <w:right w:val="nil"/>
               <w:tl2br w:val="nil"/>
               <w:tr2bl w:val="nil"/>
@@ -451,7 +494,7 @@
             <w:tcBorders>
               <w:top w:val="nil"/>
               <w:left w:val="nil"/>
-              <w:bottom w:val="single" w:sz="4" w:space="0" w:shadow="0" w:frame="0"/>
+              <w:bottom w:val="single" w:color="auto" w:sz="4" w:space="0"/>
               <w:right w:val="nil"/>
               <w:tl2br w:val="nil"/>
               <w:tr2bl w:val="nil"/>
@@ -480,7 +523,7 @@
             <w:tcBorders>
               <w:top w:val="nil"/>
               <w:left w:val="nil"/>
-              <w:bottom w:val="single" w:sz="4" w:space="0" w:shadow="0" w:frame="0"/>
+              <w:bottom w:val="single" w:color="auto" w:sz="4" w:space="0"/>
               <w:right w:val="nil"/>
               <w:tl2br w:val="nil"/>
               <w:tr2bl w:val="nil"/>
@@ -509,7 +552,7 @@
             <w:tcBorders>
               <w:top w:val="nil"/>
               <w:left w:val="nil"/>
-              <w:bottom w:val="single" w:sz="4" w:space="0" w:shadow="0" w:frame="0"/>
+              <w:bottom w:val="single" w:color="auto" w:sz="4" w:space="0"/>
               <w:right w:val="nil"/>
               <w:tl2br w:val="nil"/>
               <w:tr2bl w:val="nil"/>
@@ -538,7 +581,7 @@
             <w:tcBorders>
               <w:top w:val="nil"/>
               <w:left w:val="nil"/>
-              <w:bottom w:val="single" w:sz="4" w:space="0" w:shadow="0" w:frame="0"/>
+              <w:bottom w:val="single" w:color="auto" w:sz="4" w:space="0"/>
               <w:right w:val="nil"/>
               <w:tl2br w:val="nil"/>
               <w:tr2bl w:val="nil"/>
@@ -566,33 +609,60 @@
       <w:pPr>
         <w:rPr>
           <w:rFonts w:ascii="微软雅黑" w:hAnsi="微软雅黑"/>
-          <w:b w:val="1"/>
+          <w:b/>
           <w:sz w:val="10"/>
         </w:rPr>
       </w:pPr>
     </w:p>
     <w:tbl>
       <w:tblPr>
-        <w:tblStyle w:val="T2"/>
+        <w:tblStyle w:val="9"/>
         <w:tblW w:w="0" w:type="auto"/>
+        <w:tblInd w:w="0" w:type="dxa"/>
         <w:tblBorders>
-          <w:top w:val="single" w:sz="4" w:space="0" w:shadow="0" w:frame="0" w:color="auto"/>
-          <w:left w:val="single" w:sz="4" w:space="0" w:shadow="0" w:frame="0" w:color="auto"/>
-          <w:bottom w:val="single" w:sz="4" w:space="0" w:shadow="0" w:frame="0" w:color="auto"/>
-          <w:right w:val="single" w:sz="4" w:space="0" w:shadow="0" w:frame="0" w:color="auto"/>
-          <w:insideH w:val="single" w:sz="4" w:space="0" w:shadow="0" w:frame="0" w:color="auto"/>
-          <w:insideV w:val="single" w:sz="4" w:space="0" w:shadow="0" w:frame="0" w:color="auto"/>
+          <w:top w:val="single" w:color="auto" w:sz="4" w:space="0"/>
+          <w:left w:val="single" w:color="auto" w:sz="4" w:space="0"/>
+          <w:bottom w:val="single" w:color="auto" w:sz="4" w:space="0"/>
+          <w:right w:val="single" w:color="auto" w:sz="4" w:space="0"/>
+          <w:insideH w:val="single" w:color="auto" w:sz="4" w:space="0"/>
+          <w:insideV w:val="single" w:color="auto" w:sz="4" w:space="0"/>
         </w:tblBorders>
-        <w:tblLook w:val="04A0"/>
+        <w:tblLayout w:type="autofit"/>
+        <w:tblCellMar>
+          <w:top w:w="0" w:type="dxa"/>
+          <w:left w:w="108" w:type="dxa"/>
+          <w:bottom w:w="0" w:type="dxa"/>
+          <w:right w:w="108" w:type="dxa"/>
+        </w:tblCellMar>
       </w:tblPr>
-      <w:tblGrid/>
+      <w:tblGrid>
+        <w:gridCol w:w="1923"/>
+        <w:gridCol w:w="1887"/>
+        <w:gridCol w:w="1923"/>
+        <w:gridCol w:w="5255"/>
+      </w:tblGrid>
       <w:tr>
+        <w:tblPrEx>
+          <w:tblBorders>
+            <w:top w:val="single" w:color="auto" w:sz="4" w:space="0"/>
+            <w:left w:val="single" w:color="auto" w:sz="4" w:space="0"/>
+            <w:bottom w:val="single" w:color="auto" w:sz="4" w:space="0"/>
+            <w:right w:val="single" w:color="auto" w:sz="4" w:space="0"/>
+            <w:insideH w:val="single" w:color="auto" w:sz="4" w:space="0"/>
+            <w:insideV w:val="single" w:color="auto" w:sz="4" w:space="0"/>
+          </w:tblBorders>
+          <w:tblCellMar>
+            <w:top w:w="0" w:type="dxa"/>
+            <w:left w:w="108" w:type="dxa"/>
+            <w:bottom w:w="0" w:type="dxa"/>
+            <w:right w:w="108" w:type="dxa"/>
+          </w:tblCellMar>
+        </w:tblPrEx>
         <w:trPr>
-          <w:trHeight w:hRule="atLeast" w:val="343"/>
+          <w:trHeight w:val="343" w:hRule="atLeast"/>
         </w:trPr>
         <w:tc>
           <w:tcPr>
-            <w:cnfStyle w:val="001000000000"/>
             <w:tcW w:w="2074" w:type="dxa"/>
             <w:tcBorders>
               <w:top w:val="nil"/>
@@ -612,6 +682,7 @@
             <w:r>
               <w:rPr>
                 <w:rFonts w:ascii="微软雅黑" w:hAnsi="微软雅黑"/>
+                <w:b/>
                 <w:sz w:val="18"/>
               </w:rPr>
               <w:t>分泌物检查</w:t>
@@ -648,14 +719,29 @@
         </w:tc>
       </w:tr>
       <w:tr>
+        <w:tblPrEx>
+          <w:tblBorders>
+            <w:top w:val="single" w:color="auto" w:sz="4" w:space="0"/>
+            <w:left w:val="single" w:color="auto" w:sz="4" w:space="0"/>
+            <w:bottom w:val="single" w:color="auto" w:sz="4" w:space="0"/>
+            <w:right w:val="single" w:color="auto" w:sz="4" w:space="0"/>
+            <w:insideH w:val="single" w:color="auto" w:sz="4" w:space="0"/>
+            <w:insideV w:val="single" w:color="auto" w:sz="4" w:space="0"/>
+          </w:tblBorders>
+          <w:tblCellMar>
+            <w:top w:w="0" w:type="dxa"/>
+            <w:left w:w="108" w:type="dxa"/>
+            <w:bottom w:w="0" w:type="dxa"/>
+            <w:right w:w="108" w:type="dxa"/>
+          </w:tblCellMar>
+        </w:tblPrEx>
         <w:trPr>
-          <w:trHeight w:hRule="atLeast" w:val="317"/>
+          <w:trHeight w:val="317" w:hRule="atLeast"/>
         </w:trPr>
         <w:tc>
           <w:tcPr>
-            <w:cnfStyle w:val="001000000000"/>
             <w:tcW w:w="2074" w:type="dxa"/>
-            <w:shd w:val="clear" w:color="auto" w:fill="F3DDDD" w:themeFill="accent2" w:themeFillTint="30"/>
+            <w:shd w:val="clear" w:color="auto" w:fill="F3DEDD" w:themeFill="accent2" w:themeFillTint="30"/>
           </w:tcPr>
           <w:p>
             <w:pPr>
@@ -669,6 +755,7 @@
             <w:r>
               <w:rPr>
                 <w:rFonts w:ascii="微软雅黑" w:hAnsi="微软雅黑"/>
+                <w:b/>
                 <w:sz w:val="18"/>
               </w:rPr>
               <w:t>部位</w:t>
@@ -679,7 +766,7 @@
           <w:tcPr>
             <w:tcW w:w="8890" w:type="dxa"/>
             <w:gridSpan w:val="3"/>
-            <w:shd w:val="clear" w:color="auto" w:fill="F3DDDD" w:themeFill="accent2" w:themeFillTint="30"/>
+            <w:shd w:val="clear" w:color="auto" w:fill="F3DEDD" w:themeFill="accent2" w:themeFillTint="30"/>
           </w:tcPr>
           <w:p>
             <w:pPr>
@@ -693,9 +780,24 @@
         </w:tc>
       </w:tr>
       <w:tr>
-        <w:tc>
-          <w:tcPr>
-            <w:cnfStyle w:val="001000000000"/>
+        <w:tblPrEx>
+          <w:tblBorders>
+            <w:top w:val="single" w:color="auto" w:sz="4" w:space="0"/>
+            <w:left w:val="single" w:color="auto" w:sz="4" w:space="0"/>
+            <w:bottom w:val="single" w:color="auto" w:sz="4" w:space="0"/>
+            <w:right w:val="single" w:color="auto" w:sz="4" w:space="0"/>
+            <w:insideH w:val="single" w:color="auto" w:sz="4" w:space="0"/>
+            <w:insideV w:val="single" w:color="auto" w:sz="4" w:space="0"/>
+          </w:tblBorders>
+          <w:tblCellMar>
+            <w:top w:w="0" w:type="dxa"/>
+            <w:left w:w="108" w:type="dxa"/>
+            <w:bottom w:w="0" w:type="dxa"/>
+            <w:right w:w="108" w:type="dxa"/>
+          </w:tblCellMar>
+        </w:tblPrEx>
+        <w:tc>
+          <w:tcPr>
             <w:tcW w:w="2074" w:type="dxa"/>
           </w:tcPr>
           <w:p>
@@ -710,6 +812,7 @@
             <w:r>
               <w:rPr>
                 <w:rFonts w:ascii="微软雅黑" w:hAnsi="微软雅黑"/>
+                <w:b/>
                 <w:sz w:val="18"/>
               </w:rPr>
               <w:t>采样方式</w:t>
@@ -732,7 +835,7 @@
             <w:r>
               <w:rPr>
                 <w:rFonts w:ascii="Segoe UI Emoji" w:hAnsi="Segoe UI Emoji"/>
-                <w:b w:val="1"/>
+                <w:b/>
                 <w:sz w:val="18"/>
               </w:rPr>
               <w:t>☐</w:t>
@@ -740,7 +843,7 @@
             <w:r>
               <w:rPr>
                 <w:rFonts w:ascii="微软雅黑" w:hAnsi="微软雅黑"/>
-                <w:b w:val="1"/>
+                <w:b/>
                 <w:sz w:val="18"/>
               </w:rPr>
               <w:t xml:space="preserve">压片 </w:t>
@@ -748,7 +851,7 @@
             <w:r>
               <w:rPr>
                 <w:rFonts w:ascii="Segoe UI Emoji" w:hAnsi="Segoe UI Emoji"/>
-                <w:b w:val="1"/>
+                <w:b/>
                 <w:sz w:val="18"/>
               </w:rPr>
               <w:t>☐</w:t>
@@ -756,7 +859,7 @@
             <w:r>
               <w:rPr>
                 <w:rFonts w:ascii="微软雅黑" w:hAnsi="微软雅黑"/>
-                <w:b w:val="1"/>
+                <w:b/>
                 <w:sz w:val="18"/>
               </w:rPr>
               <w:t xml:space="preserve">棉拭子 </w:t>
@@ -764,7 +867,7 @@
             <w:r>
               <w:rPr>
                 <w:rFonts w:ascii="Segoe UI Emoji" w:hAnsi="Segoe UI Emoji"/>
-                <w:b w:val="1"/>
+                <w:b/>
                 <w:sz w:val="18"/>
               </w:rPr>
               <w:t>☐</w:t>
@@ -772,7 +875,7 @@
             <w:r>
               <w:rPr>
                 <w:rFonts w:ascii="微软雅黑" w:hAnsi="微软雅黑"/>
-                <w:b w:val="1"/>
+                <w:b/>
                 <w:sz w:val="18"/>
               </w:rPr>
               <w:t xml:space="preserve">刮片 </w:t>
@@ -780,7 +883,7 @@
             <w:r>
               <w:rPr>
                 <w:rFonts w:ascii="Segoe UI Emoji" w:hAnsi="Segoe UI Emoji"/>
-                <w:b w:val="1"/>
+                <w:b/>
                 <w:sz w:val="18"/>
               </w:rPr>
               <w:t>☐</w:t>
@@ -788,7 +891,7 @@
             <w:r>
               <w:rPr>
                 <w:rFonts w:ascii="微软雅黑" w:hAnsi="微软雅黑"/>
-                <w:b w:val="1"/>
+                <w:b/>
                 <w:sz w:val="18"/>
               </w:rPr>
               <w:t xml:space="preserve">抽吸 </w:t>
@@ -796,7 +899,7 @@
             <w:r>
               <w:rPr>
                 <w:rFonts w:ascii="Segoe UI Emoji" w:hAnsi="Segoe UI Emoji"/>
-                <w:b w:val="1"/>
+                <w:b/>
                 <w:sz w:val="18"/>
               </w:rPr>
               <w:t>☐</w:t>
@@ -804,7 +907,7 @@
             <w:r>
               <w:rPr>
                 <w:rFonts w:ascii="微软雅黑" w:hAnsi="微软雅黑"/>
-                <w:b w:val="1"/>
+                <w:b/>
                 <w:sz w:val="18"/>
               </w:rPr>
               <w:t>分泌物挤压</w:t>
@@ -813,15 +916,30 @@
         </w:tc>
       </w:tr>
       <w:tr>
+        <w:tblPrEx>
+          <w:tblBorders>
+            <w:top w:val="single" w:color="auto" w:sz="4" w:space="0"/>
+            <w:left w:val="single" w:color="auto" w:sz="4" w:space="0"/>
+            <w:bottom w:val="single" w:color="auto" w:sz="4" w:space="0"/>
+            <w:right w:val="single" w:color="auto" w:sz="4" w:space="0"/>
+            <w:insideH w:val="single" w:color="auto" w:sz="4" w:space="0"/>
+            <w:insideV w:val="single" w:color="auto" w:sz="4" w:space="0"/>
+          </w:tblBorders>
+          <w:tblCellMar>
+            <w:top w:w="0" w:type="dxa"/>
+            <w:left w:w="108" w:type="dxa"/>
+            <w:bottom w:w="0" w:type="dxa"/>
+            <w:right w:w="108" w:type="dxa"/>
+          </w:tblCellMar>
+        </w:tblPrEx>
         <w:trPr>
-          <w:trHeight w:hRule="atLeast" w:val="30"/>
+          <w:trHeight w:val="30" w:hRule="atLeast"/>
         </w:trPr>
         <w:tc>
           <w:tcPr>
-            <w:cnfStyle w:val="001000000000"/>
             <w:tcW w:w="2074" w:type="dxa"/>
             <w:vMerge w:val="restart"/>
-            <w:shd w:val="clear" w:color="auto" w:fill="F3DDDD" w:themeFill="accent2" w:themeFillTint="30"/>
+            <w:shd w:val="clear" w:color="auto" w:fill="F3DEDD" w:themeFill="accent2" w:themeFillTint="30"/>
             <w:vAlign w:val="center"/>
           </w:tcPr>
           <w:p>
@@ -836,6 +954,7 @@
             <w:r>
               <w:rPr>
                 <w:rFonts w:ascii="微软雅黑" w:hAnsi="微软雅黑"/>
+                <w:b/>
                 <w:sz w:val="18"/>
               </w:rPr>
               <w:t>外寄生虫</w:t>
@@ -846,21 +965,21 @@
           <w:tcPr>
             <w:tcW w:w="3111" w:type="dxa"/>
             <w:gridSpan w:val="2"/>
-            <w:shd w:val="clear" w:color="auto" w:fill="F3DDDD" w:themeFill="accent2" w:themeFillTint="30"/>
-          </w:tcPr>
-          <w:p>
-            <w:pPr>
-              <w:jc w:val="center"/>
-              <w:rPr>
-                <w:rFonts w:ascii="微软雅黑" w:hAnsi="微软雅黑"/>
-                <w:b w:val="1"/>
-                <w:sz w:val="18"/>
-              </w:rPr>
-            </w:pPr>
-            <w:r>
-              <w:rPr>
-                <w:rFonts w:ascii="微软雅黑" w:hAnsi="微软雅黑"/>
-                <w:b w:val="1"/>
+            <w:shd w:val="clear" w:color="auto" w:fill="F3DEDD" w:themeFill="accent2" w:themeFillTint="30"/>
+          </w:tcPr>
+          <w:p>
+            <w:pPr>
+              <w:jc w:val="center"/>
+              <w:rPr>
+                <w:rFonts w:ascii="微软雅黑" w:hAnsi="微软雅黑"/>
+                <w:b/>
+                <w:sz w:val="18"/>
+              </w:rPr>
+            </w:pPr>
+            <w:r>
+              <w:rPr>
+                <w:rFonts w:ascii="微软雅黑" w:hAnsi="微软雅黑"/>
+                <w:b/>
                 <w:sz w:val="18"/>
               </w:rPr>
               <w:t>蜱虫</w:t>
@@ -870,7 +989,7 @@
         <w:tc>
           <w:tcPr>
             <w:tcW w:w="5779" w:type="dxa"/>
-            <w:shd w:val="clear" w:color="auto" w:fill="F3DDDD" w:themeFill="accent2" w:themeFillTint="30"/>
+            <w:shd w:val="clear" w:color="auto" w:fill="F3DEDD" w:themeFill="accent2" w:themeFillTint="30"/>
           </w:tcPr>
           <w:p>
             <w:pPr>
@@ -912,15 +1031,30 @@
         </w:tc>
       </w:tr>
       <w:tr>
+        <w:tblPrEx>
+          <w:tblBorders>
+            <w:top w:val="single" w:color="auto" w:sz="4" w:space="0"/>
+            <w:left w:val="single" w:color="auto" w:sz="4" w:space="0"/>
+            <w:bottom w:val="single" w:color="auto" w:sz="4" w:space="0"/>
+            <w:right w:val="single" w:color="auto" w:sz="4" w:space="0"/>
+            <w:insideH w:val="single" w:color="auto" w:sz="4" w:space="0"/>
+            <w:insideV w:val="single" w:color="auto" w:sz="4" w:space="0"/>
+          </w:tblBorders>
+          <w:tblCellMar>
+            <w:top w:w="0" w:type="dxa"/>
+            <w:left w:w="108" w:type="dxa"/>
+            <w:bottom w:w="0" w:type="dxa"/>
+            <w:right w:w="108" w:type="dxa"/>
+          </w:tblCellMar>
+        </w:tblPrEx>
         <w:trPr>
-          <w:trHeight w:hRule="atLeast" w:val="29"/>
+          <w:trHeight w:val="29" w:hRule="atLeast"/>
         </w:trPr>
         <w:tc>
           <w:tcPr>
-            <w:cnfStyle w:val="001000000000"/>
             <w:tcW w:w="2074" w:type="dxa"/>
             <w:vMerge w:val="continue"/>
-            <w:shd w:val="clear" w:color="auto" w:fill="F3DDDD" w:themeFill="accent2" w:themeFillTint="30"/>
+            <w:shd w:val="clear" w:color="auto" w:fill="F3DEDD" w:themeFill="accent2" w:themeFillTint="30"/>
           </w:tcPr>
           <w:p>
             <w:pPr>
@@ -937,21 +1071,21 @@
           <w:tcPr>
             <w:tcW w:w="3111" w:type="dxa"/>
             <w:gridSpan w:val="2"/>
-            <w:shd w:val="clear" w:color="auto" w:fill="F3DDDD" w:themeFill="accent2" w:themeFillTint="30"/>
-          </w:tcPr>
-          <w:p>
-            <w:pPr>
-              <w:jc w:val="center"/>
-              <w:rPr>
-                <w:rFonts w:ascii="微软雅黑" w:hAnsi="微软雅黑"/>
-                <w:b w:val="1"/>
-                <w:sz w:val="18"/>
-              </w:rPr>
-            </w:pPr>
-            <w:r>
-              <w:rPr>
-                <w:rFonts w:ascii="微软雅黑" w:hAnsi="微软雅黑"/>
-                <w:b w:val="1"/>
+            <w:shd w:val="clear" w:color="auto" w:fill="F3DEDD" w:themeFill="accent2" w:themeFillTint="30"/>
+          </w:tcPr>
+          <w:p>
+            <w:pPr>
+              <w:jc w:val="center"/>
+              <w:rPr>
+                <w:rFonts w:ascii="微软雅黑" w:hAnsi="微软雅黑"/>
+                <w:b/>
+                <w:sz w:val="18"/>
+              </w:rPr>
+            </w:pPr>
+            <w:r>
+              <w:rPr>
+                <w:rFonts w:ascii="微软雅黑" w:hAnsi="微软雅黑"/>
+                <w:b/>
                 <w:sz w:val="18"/>
               </w:rPr>
               <w:t>疥螨</w:t>
@@ -961,7 +1095,7 @@
         <w:tc>
           <w:tcPr>
             <w:tcW w:w="5779" w:type="dxa"/>
-            <w:shd w:val="clear" w:color="auto" w:fill="F3DDDD" w:themeFill="accent2" w:themeFillTint="30"/>
+            <w:shd w:val="clear" w:color="auto" w:fill="F3DEDD" w:themeFill="accent2" w:themeFillTint="30"/>
           </w:tcPr>
           <w:p>
             <w:pPr>
@@ -1003,15 +1137,30 @@
         </w:tc>
       </w:tr>
       <w:tr>
+        <w:tblPrEx>
+          <w:tblBorders>
+            <w:top w:val="single" w:color="auto" w:sz="4" w:space="0"/>
+            <w:left w:val="single" w:color="auto" w:sz="4" w:space="0"/>
+            <w:bottom w:val="single" w:color="auto" w:sz="4" w:space="0"/>
+            <w:right w:val="single" w:color="auto" w:sz="4" w:space="0"/>
+            <w:insideH w:val="single" w:color="auto" w:sz="4" w:space="0"/>
+            <w:insideV w:val="single" w:color="auto" w:sz="4" w:space="0"/>
+          </w:tblBorders>
+          <w:tblCellMar>
+            <w:top w:w="0" w:type="dxa"/>
+            <w:left w:w="108" w:type="dxa"/>
+            <w:bottom w:w="0" w:type="dxa"/>
+            <w:right w:w="108" w:type="dxa"/>
+          </w:tblCellMar>
+        </w:tblPrEx>
         <w:trPr>
-          <w:trHeight w:hRule="atLeast" w:val="29"/>
+          <w:trHeight w:val="29" w:hRule="atLeast"/>
         </w:trPr>
         <w:tc>
           <w:tcPr>
-            <w:cnfStyle w:val="001000000000"/>
             <w:tcW w:w="2074" w:type="dxa"/>
             <w:vMerge w:val="continue"/>
-            <w:shd w:val="clear" w:color="auto" w:fill="F3DDDD" w:themeFill="accent2" w:themeFillTint="30"/>
+            <w:shd w:val="clear" w:color="auto" w:fill="F3DEDD" w:themeFill="accent2" w:themeFillTint="30"/>
           </w:tcPr>
           <w:p>
             <w:pPr>
@@ -1028,21 +1177,21 @@
           <w:tcPr>
             <w:tcW w:w="3111" w:type="dxa"/>
             <w:gridSpan w:val="2"/>
-            <w:shd w:val="clear" w:color="auto" w:fill="F3DDDD" w:themeFill="accent2" w:themeFillTint="30"/>
-          </w:tcPr>
-          <w:p>
-            <w:pPr>
-              <w:jc w:val="center"/>
-              <w:rPr>
-                <w:rFonts w:ascii="微软雅黑" w:hAnsi="微软雅黑"/>
-                <w:b w:val="1"/>
-                <w:sz w:val="18"/>
-              </w:rPr>
-            </w:pPr>
-            <w:r>
-              <w:rPr>
-                <w:rFonts w:ascii="微软雅黑" w:hAnsi="微软雅黑"/>
-                <w:b w:val="1"/>
+            <w:shd w:val="clear" w:color="auto" w:fill="F3DEDD" w:themeFill="accent2" w:themeFillTint="30"/>
+          </w:tcPr>
+          <w:p>
+            <w:pPr>
+              <w:jc w:val="center"/>
+              <w:rPr>
+                <w:rFonts w:ascii="微软雅黑" w:hAnsi="微软雅黑"/>
+                <w:b/>
+                <w:sz w:val="18"/>
+              </w:rPr>
+            </w:pPr>
+            <w:r>
+              <w:rPr>
+                <w:rFonts w:ascii="微软雅黑" w:hAnsi="微软雅黑"/>
+                <w:b/>
                 <w:sz w:val="18"/>
               </w:rPr>
               <w:t>蠕形螨</w:t>
@@ -1052,7 +1201,7 @@
         <w:tc>
           <w:tcPr>
             <w:tcW w:w="5779" w:type="dxa"/>
-            <w:shd w:val="clear" w:color="auto" w:fill="F3DDDD" w:themeFill="accent2" w:themeFillTint="30"/>
+            <w:shd w:val="clear" w:color="auto" w:fill="F3DEDD" w:themeFill="accent2" w:themeFillTint="30"/>
           </w:tcPr>
           <w:p>
             <w:pPr>
@@ -1094,15 +1243,30 @@
         </w:tc>
       </w:tr>
       <w:tr>
+        <w:tblPrEx>
+          <w:tblBorders>
+            <w:top w:val="single" w:color="auto" w:sz="4" w:space="0"/>
+            <w:left w:val="single" w:color="auto" w:sz="4" w:space="0"/>
+            <w:bottom w:val="single" w:color="auto" w:sz="4" w:space="0"/>
+            <w:right w:val="single" w:color="auto" w:sz="4" w:space="0"/>
+            <w:insideH w:val="single" w:color="auto" w:sz="4" w:space="0"/>
+            <w:insideV w:val="single" w:color="auto" w:sz="4" w:space="0"/>
+          </w:tblBorders>
+          <w:tblCellMar>
+            <w:top w:w="0" w:type="dxa"/>
+            <w:left w:w="108" w:type="dxa"/>
+            <w:bottom w:w="0" w:type="dxa"/>
+            <w:right w:w="108" w:type="dxa"/>
+          </w:tblCellMar>
+        </w:tblPrEx>
         <w:trPr>
-          <w:trHeight w:hRule="atLeast" w:val="29"/>
+          <w:trHeight w:val="29" w:hRule="atLeast"/>
         </w:trPr>
         <w:tc>
           <w:tcPr>
-            <w:cnfStyle w:val="001000000000"/>
             <w:tcW w:w="2074" w:type="dxa"/>
             <w:vMerge w:val="continue"/>
-            <w:shd w:val="clear" w:color="auto" w:fill="F3DDDD" w:themeFill="accent2" w:themeFillTint="30"/>
+            <w:shd w:val="clear" w:color="auto" w:fill="F3DEDD" w:themeFill="accent2" w:themeFillTint="30"/>
           </w:tcPr>
           <w:p>
             <w:pPr>
@@ -1119,21 +1283,21 @@
           <w:tcPr>
             <w:tcW w:w="3111" w:type="dxa"/>
             <w:gridSpan w:val="2"/>
-            <w:shd w:val="clear" w:color="auto" w:fill="F3DDDD" w:themeFill="accent2" w:themeFillTint="30"/>
-          </w:tcPr>
-          <w:p>
-            <w:pPr>
-              <w:jc w:val="center"/>
-              <w:rPr>
-                <w:rFonts w:ascii="微软雅黑" w:hAnsi="微软雅黑"/>
-                <w:b w:val="1"/>
-                <w:sz w:val="18"/>
-              </w:rPr>
-            </w:pPr>
-            <w:r>
-              <w:rPr>
-                <w:rFonts w:ascii="微软雅黑" w:hAnsi="微软雅黑"/>
-                <w:b w:val="1"/>
+            <w:shd w:val="clear" w:color="auto" w:fill="F3DEDD" w:themeFill="accent2" w:themeFillTint="30"/>
+          </w:tcPr>
+          <w:p>
+            <w:pPr>
+              <w:jc w:val="center"/>
+              <w:rPr>
+                <w:rFonts w:ascii="微软雅黑" w:hAnsi="微软雅黑"/>
+                <w:b/>
+                <w:sz w:val="18"/>
+              </w:rPr>
+            </w:pPr>
+            <w:r>
+              <w:rPr>
+                <w:rFonts w:ascii="微软雅黑" w:hAnsi="微软雅黑"/>
+                <w:b/>
                 <w:sz w:val="18"/>
               </w:rPr>
               <w:t>跳蚤/蚤粪</w:t>
@@ -1143,7 +1307,7 @@
         <w:tc>
           <w:tcPr>
             <w:tcW w:w="5779" w:type="dxa"/>
-            <w:shd w:val="clear" w:color="auto" w:fill="F3DDDD" w:themeFill="accent2" w:themeFillTint="30"/>
+            <w:shd w:val="clear" w:color="auto" w:fill="F3DEDD" w:themeFill="accent2" w:themeFillTint="30"/>
           </w:tcPr>
           <w:p>
             <w:pPr>
@@ -1185,15 +1349,30 @@
         </w:tc>
       </w:tr>
       <w:tr>
+        <w:tblPrEx>
+          <w:tblBorders>
+            <w:top w:val="single" w:color="auto" w:sz="4" w:space="0"/>
+            <w:left w:val="single" w:color="auto" w:sz="4" w:space="0"/>
+            <w:bottom w:val="single" w:color="auto" w:sz="4" w:space="0"/>
+            <w:right w:val="single" w:color="auto" w:sz="4" w:space="0"/>
+            <w:insideH w:val="single" w:color="auto" w:sz="4" w:space="0"/>
+            <w:insideV w:val="single" w:color="auto" w:sz="4" w:space="0"/>
+          </w:tblBorders>
+          <w:tblCellMar>
+            <w:top w:w="0" w:type="dxa"/>
+            <w:left w:w="108" w:type="dxa"/>
+            <w:bottom w:w="0" w:type="dxa"/>
+            <w:right w:w="108" w:type="dxa"/>
+          </w:tblCellMar>
+        </w:tblPrEx>
         <w:trPr>
-          <w:trHeight w:hRule="atLeast" w:val="29"/>
+          <w:trHeight w:val="29" w:hRule="atLeast"/>
         </w:trPr>
         <w:tc>
           <w:tcPr>
-            <w:cnfStyle w:val="001000000000"/>
             <w:tcW w:w="2074" w:type="dxa"/>
             <w:vMerge w:val="continue"/>
-            <w:shd w:val="clear" w:color="auto" w:fill="F3DDDD" w:themeFill="accent2" w:themeFillTint="30"/>
+            <w:shd w:val="clear" w:color="auto" w:fill="F3DEDD" w:themeFill="accent2" w:themeFillTint="30"/>
           </w:tcPr>
           <w:p>
             <w:pPr>
@@ -1210,21 +1389,21 @@
           <w:tcPr>
             <w:tcW w:w="3111" w:type="dxa"/>
             <w:gridSpan w:val="2"/>
-            <w:shd w:val="clear" w:color="auto" w:fill="F3DDDD" w:themeFill="accent2" w:themeFillTint="30"/>
-          </w:tcPr>
-          <w:p>
-            <w:pPr>
-              <w:jc w:val="center"/>
-              <w:rPr>
-                <w:rFonts w:ascii="微软雅黑" w:hAnsi="微软雅黑"/>
-                <w:b w:val="1"/>
-                <w:sz w:val="18"/>
-              </w:rPr>
-            </w:pPr>
-            <w:r>
-              <w:rPr>
-                <w:rFonts w:ascii="微软雅黑" w:hAnsi="微软雅黑"/>
-                <w:b w:val="1"/>
+            <w:shd w:val="clear" w:color="auto" w:fill="F3DEDD" w:themeFill="accent2" w:themeFillTint="30"/>
+          </w:tcPr>
+          <w:p>
+            <w:pPr>
+              <w:jc w:val="center"/>
+              <w:rPr>
+                <w:rFonts w:ascii="微软雅黑" w:hAnsi="微软雅黑"/>
+                <w:b/>
+                <w:sz w:val="18"/>
+              </w:rPr>
+            </w:pPr>
+            <w:r>
+              <w:rPr>
+                <w:rFonts w:ascii="微软雅黑" w:hAnsi="微软雅黑"/>
+                <w:b/>
                 <w:sz w:val="18"/>
               </w:rPr>
               <w:t>姬鳌螨</w:t>
@@ -1234,7 +1413,7 @@
         <w:tc>
           <w:tcPr>
             <w:tcW w:w="5779" w:type="dxa"/>
-            <w:shd w:val="clear" w:color="auto" w:fill="F3DDDD" w:themeFill="accent2" w:themeFillTint="30"/>
+            <w:shd w:val="clear" w:color="auto" w:fill="F3DEDD" w:themeFill="accent2" w:themeFillTint="30"/>
           </w:tcPr>
           <w:p>
             <w:pPr>
@@ -1276,15 +1455,30 @@
         </w:tc>
       </w:tr>
       <w:tr>
+        <w:tblPrEx>
+          <w:tblBorders>
+            <w:top w:val="single" w:color="auto" w:sz="4" w:space="0"/>
+            <w:left w:val="single" w:color="auto" w:sz="4" w:space="0"/>
+            <w:bottom w:val="single" w:color="auto" w:sz="4" w:space="0"/>
+            <w:right w:val="single" w:color="auto" w:sz="4" w:space="0"/>
+            <w:insideH w:val="single" w:color="auto" w:sz="4" w:space="0"/>
+            <w:insideV w:val="single" w:color="auto" w:sz="4" w:space="0"/>
+          </w:tblBorders>
+          <w:tblCellMar>
+            <w:top w:w="0" w:type="dxa"/>
+            <w:left w:w="108" w:type="dxa"/>
+            <w:bottom w:w="0" w:type="dxa"/>
+            <w:right w:w="108" w:type="dxa"/>
+          </w:tblCellMar>
+        </w:tblPrEx>
         <w:trPr>
-          <w:trHeight w:hRule="atLeast" w:val="29"/>
+          <w:trHeight w:val="29" w:hRule="atLeast"/>
         </w:trPr>
         <w:tc>
           <w:tcPr>
-            <w:cnfStyle w:val="001000000000"/>
             <w:tcW w:w="2074" w:type="dxa"/>
             <w:vMerge w:val="continue"/>
-            <w:shd w:val="clear" w:color="auto" w:fill="F3DDDD" w:themeFill="accent2" w:themeFillTint="30"/>
+            <w:shd w:val="clear" w:color="auto" w:fill="F3DEDD" w:themeFill="accent2" w:themeFillTint="30"/>
           </w:tcPr>
           <w:p>
             <w:pPr>
@@ -1301,21 +1495,21 @@
           <w:tcPr>
             <w:tcW w:w="3111" w:type="dxa"/>
             <w:gridSpan w:val="2"/>
-            <w:shd w:val="clear" w:color="auto" w:fill="F3DDDD" w:themeFill="accent2" w:themeFillTint="30"/>
-          </w:tcPr>
-          <w:p>
-            <w:pPr>
-              <w:jc w:val="center"/>
-              <w:rPr>
-                <w:rFonts w:ascii="微软雅黑" w:hAnsi="微软雅黑"/>
-                <w:b w:val="1"/>
-                <w:sz w:val="18"/>
-              </w:rPr>
-            </w:pPr>
-            <w:r>
-              <w:rPr>
-                <w:rFonts w:ascii="微软雅黑" w:hAnsi="微软雅黑"/>
-                <w:b w:val="1"/>
+            <w:shd w:val="clear" w:color="auto" w:fill="F3DEDD" w:themeFill="accent2" w:themeFillTint="30"/>
+          </w:tcPr>
+          <w:p>
+            <w:pPr>
+              <w:jc w:val="center"/>
+              <w:rPr>
+                <w:rFonts w:ascii="微软雅黑" w:hAnsi="微软雅黑"/>
+                <w:b/>
+                <w:sz w:val="18"/>
+              </w:rPr>
+            </w:pPr>
+            <w:r>
+              <w:rPr>
+                <w:rFonts w:ascii="微软雅黑" w:hAnsi="微软雅黑"/>
+                <w:b/>
                 <w:sz w:val="18"/>
               </w:rPr>
               <w:t>虱子/虱卵</w:t>
@@ -1325,7 +1519,7 @@
         <w:tc>
           <w:tcPr>
             <w:tcW w:w="5779" w:type="dxa"/>
-            <w:shd w:val="clear" w:color="auto" w:fill="F3DDDD" w:themeFill="accent2" w:themeFillTint="30"/>
+            <w:shd w:val="clear" w:color="auto" w:fill="F3DEDD" w:themeFill="accent2" w:themeFillTint="30"/>
           </w:tcPr>
           <w:p>
             <w:pPr>
@@ -1367,11 +1561,26 @@
         </w:tc>
       </w:tr>
       <w:tr>
-        <w:tc>
-          <w:tcPr>
-            <w:cnfStyle w:val="001000000000"/>
+        <w:tblPrEx>
+          <w:tblBorders>
+            <w:top w:val="single" w:color="auto" w:sz="4" w:space="0"/>
+            <w:left w:val="single" w:color="auto" w:sz="4" w:space="0"/>
+            <w:bottom w:val="single" w:color="auto" w:sz="4" w:space="0"/>
+            <w:right w:val="single" w:color="auto" w:sz="4" w:space="0"/>
+            <w:insideH w:val="single" w:color="auto" w:sz="4" w:space="0"/>
+            <w:insideV w:val="single" w:color="auto" w:sz="4" w:space="0"/>
+          </w:tblBorders>
+          <w:tblCellMar>
+            <w:top w:w="0" w:type="dxa"/>
+            <w:left w:w="108" w:type="dxa"/>
+            <w:bottom w:w="0" w:type="dxa"/>
+            <w:right w:w="108" w:type="dxa"/>
+          </w:tblCellMar>
+        </w:tblPrEx>
+        <w:tc>
+          <w:tcPr>
             <w:tcW w:w="2074" w:type="dxa"/>
-            <w:shd w:val="clear" w:color="auto" w:fill="F3DDDD" w:themeFill="accent2" w:themeFillTint="30"/>
+            <w:shd w:val="clear" w:color="auto" w:fill="F3DEDD" w:themeFill="accent2" w:themeFillTint="30"/>
           </w:tcPr>
           <w:p>
             <w:pPr>
@@ -1385,6 +1594,7 @@
             <w:r>
               <w:rPr>
                 <w:rFonts w:ascii="微软雅黑" w:hAnsi="微软雅黑"/>
+                <w:b/>
                 <w:sz w:val="18"/>
               </w:rPr>
               <w:t>细菌</w:t>
@@ -1395,7 +1605,7 @@
           <w:tcPr>
             <w:tcW w:w="8890" w:type="dxa"/>
             <w:gridSpan w:val="3"/>
-            <w:shd w:val="clear" w:color="auto" w:fill="F3DDDD" w:themeFill="accent2" w:themeFillTint="30"/>
+            <w:shd w:val="clear" w:color="auto" w:fill="F3DEDD" w:themeFill="accent2" w:themeFillTint="30"/>
           </w:tcPr>
           <w:p>
             <w:pPr>
@@ -1409,12 +1619,27 @@
         </w:tc>
       </w:tr>
       <w:tr>
+        <w:tblPrEx>
+          <w:tblBorders>
+            <w:top w:val="single" w:color="auto" w:sz="4" w:space="0"/>
+            <w:left w:val="single" w:color="auto" w:sz="4" w:space="0"/>
+            <w:bottom w:val="single" w:color="auto" w:sz="4" w:space="0"/>
+            <w:right w:val="single" w:color="auto" w:sz="4" w:space="0"/>
+            <w:insideH w:val="single" w:color="auto" w:sz="4" w:space="0"/>
+            <w:insideV w:val="single" w:color="auto" w:sz="4" w:space="0"/>
+          </w:tblBorders>
+          <w:tblCellMar>
+            <w:top w:w="0" w:type="dxa"/>
+            <w:left w:w="108" w:type="dxa"/>
+            <w:bottom w:w="0" w:type="dxa"/>
+            <w:right w:w="108" w:type="dxa"/>
+          </w:tblCellMar>
+        </w:tblPrEx>
         <w:trPr>
-          <w:trHeight w:hRule="atLeast" w:val="43"/>
+          <w:trHeight w:val="43" w:hRule="atLeast"/>
         </w:trPr>
         <w:tc>
           <w:tcPr>
-            <w:cnfStyle w:val="001000000000"/>
             <w:tcW w:w="2074" w:type="dxa"/>
           </w:tcPr>
           <w:p>
@@ -1429,6 +1654,7 @@
             <w:r>
               <w:rPr>
                 <w:rFonts w:ascii="微软雅黑" w:hAnsi="微软雅黑"/>
+                <w:b/>
                 <w:sz w:val="18"/>
               </w:rPr>
               <w:t>真菌</w:t>
@@ -1452,11 +1678,26 @@
         </w:tc>
       </w:tr>
       <w:tr>
-        <w:tc>
-          <w:tcPr>
-            <w:cnfStyle w:val="001000000000"/>
+        <w:tblPrEx>
+          <w:tblBorders>
+            <w:top w:val="single" w:color="auto" w:sz="4" w:space="0"/>
+            <w:left w:val="single" w:color="auto" w:sz="4" w:space="0"/>
+            <w:bottom w:val="single" w:color="auto" w:sz="4" w:space="0"/>
+            <w:right w:val="single" w:color="auto" w:sz="4" w:space="0"/>
+            <w:insideH w:val="single" w:color="auto" w:sz="4" w:space="0"/>
+            <w:insideV w:val="single" w:color="auto" w:sz="4" w:space="0"/>
+          </w:tblBorders>
+          <w:tblCellMar>
+            <w:top w:w="0" w:type="dxa"/>
+            <w:left w:w="108" w:type="dxa"/>
+            <w:bottom w:w="0" w:type="dxa"/>
+            <w:right w:w="108" w:type="dxa"/>
+          </w:tblCellMar>
+        </w:tblPrEx>
+        <w:tc>
+          <w:tcPr>
             <w:tcW w:w="2074" w:type="dxa"/>
-            <w:shd w:val="clear" w:color="auto" w:fill="F3DDDD" w:themeFill="accent2" w:themeFillTint="30"/>
+            <w:shd w:val="clear" w:color="auto" w:fill="F3DEDD" w:themeFill="accent2" w:themeFillTint="30"/>
           </w:tcPr>
           <w:p>
             <w:pPr>
@@ -1470,6 +1711,7 @@
             <w:r>
               <w:rPr>
                 <w:rFonts w:ascii="微软雅黑" w:hAnsi="微软雅黑"/>
+                <w:b/>
                 <w:sz w:val="18"/>
               </w:rPr>
               <w:t>上皮细胞</w:t>
@@ -1480,7 +1722,7 @@
           <w:tcPr>
             <w:tcW w:w="8890" w:type="dxa"/>
             <w:gridSpan w:val="3"/>
-            <w:shd w:val="clear" w:color="auto" w:fill="F3DDDD" w:themeFill="accent2" w:themeFillTint="30"/>
+            <w:shd w:val="clear" w:color="auto" w:fill="F3DEDD" w:themeFill="accent2" w:themeFillTint="30"/>
           </w:tcPr>
           <w:p>
             <w:pPr>
@@ -1494,9 +1736,24 @@
         </w:tc>
       </w:tr>
       <w:tr>
-        <w:tc>
-          <w:tcPr>
-            <w:cnfStyle w:val="001000000000"/>
+        <w:tblPrEx>
+          <w:tblBorders>
+            <w:top w:val="single" w:color="auto" w:sz="4" w:space="0"/>
+            <w:left w:val="single" w:color="auto" w:sz="4" w:space="0"/>
+            <w:bottom w:val="single" w:color="auto" w:sz="4" w:space="0"/>
+            <w:right w:val="single" w:color="auto" w:sz="4" w:space="0"/>
+            <w:insideH w:val="single" w:color="auto" w:sz="4" w:space="0"/>
+            <w:insideV w:val="single" w:color="auto" w:sz="4" w:space="0"/>
+          </w:tblBorders>
+          <w:tblCellMar>
+            <w:top w:w="0" w:type="dxa"/>
+            <w:left w:w="108" w:type="dxa"/>
+            <w:bottom w:w="0" w:type="dxa"/>
+            <w:right w:w="108" w:type="dxa"/>
+          </w:tblCellMar>
+        </w:tblPrEx>
+        <w:tc>
+          <w:tcPr>
             <w:tcW w:w="2074" w:type="dxa"/>
           </w:tcPr>
           <w:p>
@@ -1511,6 +1768,7 @@
             <w:r>
               <w:rPr>
                 <w:rFonts w:ascii="微软雅黑" w:hAnsi="微软雅黑"/>
+                <w:b/>
                 <w:sz w:val="18"/>
               </w:rPr>
               <w:t>异常细胞</w:t>
@@ -1534,11 +1792,26 @@
         </w:tc>
       </w:tr>
       <w:tr>
-        <w:tc>
-          <w:tcPr>
-            <w:cnfStyle w:val="001000000000"/>
+        <w:tblPrEx>
+          <w:tblBorders>
+            <w:top w:val="single" w:color="auto" w:sz="4" w:space="0"/>
+            <w:left w:val="single" w:color="auto" w:sz="4" w:space="0"/>
+            <w:bottom w:val="single" w:color="auto" w:sz="4" w:space="0"/>
+            <w:right w:val="single" w:color="auto" w:sz="4" w:space="0"/>
+            <w:insideH w:val="single" w:color="auto" w:sz="4" w:space="0"/>
+            <w:insideV w:val="single" w:color="auto" w:sz="4" w:space="0"/>
+          </w:tblBorders>
+          <w:tblCellMar>
+            <w:top w:w="0" w:type="dxa"/>
+            <w:left w:w="108" w:type="dxa"/>
+            <w:bottom w:w="0" w:type="dxa"/>
+            <w:right w:w="108" w:type="dxa"/>
+          </w:tblCellMar>
+        </w:tblPrEx>
+        <w:tc>
+          <w:tcPr>
             <w:tcW w:w="2074" w:type="dxa"/>
-            <w:shd w:val="clear" w:color="auto" w:fill="F3DDDD" w:themeFill="accent2" w:themeFillTint="30"/>
+            <w:shd w:val="clear" w:color="auto" w:fill="F3DEDD" w:themeFill="accent2" w:themeFillTint="30"/>
           </w:tcPr>
           <w:p>
             <w:pPr>
@@ -1552,6 +1825,7 @@
             <w:r>
               <w:rPr>
                 <w:rFonts w:ascii="微软雅黑" w:hAnsi="微软雅黑"/>
+                <w:b/>
                 <w:sz w:val="18"/>
               </w:rPr>
               <w:t>其他细胞</w:t>
@@ -1562,7 +1836,7 @@
           <w:tcPr>
             <w:tcW w:w="8890" w:type="dxa"/>
             <w:gridSpan w:val="3"/>
-            <w:shd w:val="clear" w:color="auto" w:fill="F3DDDD" w:themeFill="accent2" w:themeFillTint="30"/>
+            <w:shd w:val="clear" w:color="auto" w:fill="F3DEDD" w:themeFill="accent2" w:themeFillTint="30"/>
           </w:tcPr>
           <w:p>
             <w:pPr>
@@ -1576,12 +1850,27 @@
         </w:tc>
       </w:tr>
       <w:tr>
+        <w:tblPrEx>
+          <w:tblBorders>
+            <w:top w:val="single" w:color="auto" w:sz="4" w:space="0"/>
+            <w:left w:val="single" w:color="auto" w:sz="4" w:space="0"/>
+            <w:bottom w:val="single" w:color="auto" w:sz="4" w:space="0"/>
+            <w:right w:val="single" w:color="auto" w:sz="4" w:space="0"/>
+            <w:insideH w:val="single" w:color="auto" w:sz="4" w:space="0"/>
+            <w:insideV w:val="single" w:color="auto" w:sz="4" w:space="0"/>
+          </w:tblBorders>
+          <w:tblCellMar>
+            <w:top w:w="0" w:type="dxa"/>
+            <w:left w:w="108" w:type="dxa"/>
+            <w:bottom w:w="0" w:type="dxa"/>
+            <w:right w:w="108" w:type="dxa"/>
+          </w:tblCellMar>
+        </w:tblPrEx>
         <w:trPr>
-          <w:trHeight w:hRule="atLeast" w:val="842"/>
+          <w:trHeight w:val="842" w:hRule="atLeast"/>
         </w:trPr>
         <w:tc>
           <w:tcPr>
-            <w:cnfStyle w:val="001000000000"/>
             <w:tcW w:w="2074" w:type="dxa"/>
             <w:vAlign w:val="center"/>
           </w:tcPr>
@@ -1597,6 +1886,7 @@
             <w:r>
               <w:rPr>
                 <w:rFonts w:ascii="微软雅黑" w:hAnsi="微软雅黑"/>
+                <w:b/>
                 <w:sz w:val="18"/>
               </w:rPr>
               <w:t>伍德氏灯检查</w:t>
@@ -1619,14 +1909,29 @@
         </w:tc>
       </w:tr>
       <w:tr>
+        <w:tblPrEx>
+          <w:tblBorders>
+            <w:top w:val="single" w:color="auto" w:sz="4" w:space="0"/>
+            <w:left w:val="single" w:color="auto" w:sz="4" w:space="0"/>
+            <w:bottom w:val="single" w:color="auto" w:sz="4" w:space="0"/>
+            <w:right w:val="single" w:color="auto" w:sz="4" w:space="0"/>
+            <w:insideH w:val="single" w:color="auto" w:sz="4" w:space="0"/>
+            <w:insideV w:val="single" w:color="auto" w:sz="4" w:space="0"/>
+          </w:tblBorders>
+          <w:tblCellMar>
+            <w:top w:w="0" w:type="dxa"/>
+            <w:left w:w="108" w:type="dxa"/>
+            <w:bottom w:w="0" w:type="dxa"/>
+            <w:right w:w="108" w:type="dxa"/>
+          </w:tblCellMar>
+        </w:tblPrEx>
         <w:trPr>
-          <w:trHeight w:hRule="atLeast" w:val="956"/>
+          <w:trHeight w:val="956" w:hRule="atLeast"/>
         </w:trPr>
         <w:tc>
           <w:tcPr>
-            <w:cnfStyle w:val="001000000000"/>
             <w:tcW w:w="2074" w:type="dxa"/>
-            <w:shd w:val="clear" w:color="auto" w:fill="F3DDDD" w:themeFill="accent2" w:themeFillTint="30"/>
+            <w:shd w:val="clear" w:color="auto" w:fill="F3DEDD" w:themeFill="accent2" w:themeFillTint="30"/>
             <w:vAlign w:val="center"/>
           </w:tcPr>
           <w:p>
@@ -1641,6 +1946,7 @@
             <w:r>
               <w:rPr>
                 <w:rFonts w:ascii="微软雅黑" w:hAnsi="微软雅黑"/>
+                <w:b/>
                 <w:sz w:val="18"/>
               </w:rPr>
               <w:t>镜下可见</w:t>
@@ -1651,7 +1957,7 @@
           <w:tcPr>
             <w:tcW w:w="8890" w:type="dxa"/>
             <w:gridSpan w:val="3"/>
-            <w:shd w:val="clear" w:color="auto" w:fill="F3DDDD" w:themeFill="accent2" w:themeFillTint="30"/>
+            <w:shd w:val="clear" w:color="auto" w:fill="F3DEDD" w:themeFill="accent2" w:themeFillTint="30"/>
           </w:tcPr>
           <w:p>
             <w:pPr>
@@ -1671,9 +1977,24 @@
         </w:tc>
       </w:tr>
       <w:tr>
-        <w:tc>
-          <w:tcPr>
-            <w:cnfStyle w:val="001000000000"/>
+        <w:tblPrEx>
+          <w:tblBorders>
+            <w:top w:val="single" w:color="auto" w:sz="4" w:space="0"/>
+            <w:left w:val="single" w:color="auto" w:sz="4" w:space="0"/>
+            <w:bottom w:val="single" w:color="auto" w:sz="4" w:space="0"/>
+            <w:right w:val="single" w:color="auto" w:sz="4" w:space="0"/>
+            <w:insideH w:val="single" w:color="auto" w:sz="4" w:space="0"/>
+            <w:insideV w:val="single" w:color="auto" w:sz="4" w:space="0"/>
+          </w:tblBorders>
+          <w:tblCellMar>
+            <w:top w:w="0" w:type="dxa"/>
+            <w:left w:w="108" w:type="dxa"/>
+            <w:bottom w:w="0" w:type="dxa"/>
+            <w:right w:w="108" w:type="dxa"/>
+          </w:tblCellMar>
+        </w:tblPrEx>
+        <w:tc>
+          <w:tcPr>
             <w:tcW w:w="10964" w:type="dxa"/>
             <w:gridSpan w:val="4"/>
           </w:tcPr>
@@ -1689,6 +2010,7 @@
             <w:r>
               <w:rPr>
                 <w:rFonts w:ascii="微软雅黑" w:hAnsi="微软雅黑"/>
+                <w:b/>
                 <w:sz w:val="18"/>
               </w:rPr>
               <w:t>本检验结果仅反映此份样本情况，仅对当日结果负责。</w:t>
@@ -1697,14 +2019,29 @@
         </w:tc>
       </w:tr>
       <w:tr>
+        <w:tblPrEx>
+          <w:tblBorders>
+            <w:top w:val="single" w:color="auto" w:sz="4" w:space="0"/>
+            <w:left w:val="single" w:color="auto" w:sz="4" w:space="0"/>
+            <w:bottom w:val="single" w:color="auto" w:sz="4" w:space="0"/>
+            <w:right w:val="single" w:color="auto" w:sz="4" w:space="0"/>
+            <w:insideH w:val="single" w:color="auto" w:sz="4" w:space="0"/>
+            <w:insideV w:val="single" w:color="auto" w:sz="4" w:space="0"/>
+          </w:tblBorders>
+          <w:tblCellMar>
+            <w:top w:w="0" w:type="dxa"/>
+            <w:left w:w="108" w:type="dxa"/>
+            <w:bottom w:w="0" w:type="dxa"/>
+            <w:right w:w="108" w:type="dxa"/>
+          </w:tblCellMar>
+        </w:tblPrEx>
         <w:trPr>
-          <w:trHeight w:hRule="atLeast" w:val="90"/>
+          <w:trHeight w:val="90" w:hRule="atLeast"/>
         </w:trPr>
         <w:tc>
           <w:tcPr>
-            <w:cnfStyle w:val="001000000000"/>
             <w:tcW w:w="2074" w:type="dxa"/>
-            <w:shd w:val="clear" w:color="auto" w:fill="F3DDDD" w:themeFill="accent2" w:themeFillTint="30"/>
+            <w:shd w:val="clear" w:color="auto" w:fill="F3DEDD" w:themeFill="accent2" w:themeFillTint="30"/>
           </w:tcPr>
           <w:p>
             <w:pPr>
@@ -1717,6 +2054,7 @@
             <w:r>
               <w:rPr>
                 <w:rFonts w:ascii="微软雅黑" w:hAnsi="微软雅黑"/>
+                <w:b/>
                 <w:sz w:val="18"/>
               </w:rPr>
               <w:t>化验师：</w:t>
@@ -1726,7 +2064,7 @@
         <w:tc>
           <w:tcPr>
             <w:tcW w:w="2074" w:type="dxa"/>
-            <w:shd w:val="clear" w:color="auto" w:fill="F3DDDD" w:themeFill="accent2" w:themeFillTint="30"/>
+            <w:shd w:val="clear" w:color="auto" w:fill="F3DEDD" w:themeFill="accent2" w:themeFillTint="30"/>
           </w:tcPr>
           <w:p>
             <w:pPr>
@@ -1740,20 +2078,20 @@
         <w:tc>
           <w:tcPr>
             <w:tcW w:w="2074" w:type="dxa"/>
-            <w:shd w:val="clear" w:color="auto" w:fill="F3DDDD" w:themeFill="accent2" w:themeFillTint="30"/>
-          </w:tcPr>
-          <w:p>
-            <w:pPr>
-              <w:rPr>
-                <w:rFonts w:ascii="微软雅黑" w:hAnsi="微软雅黑"/>
-                <w:b w:val="1"/>
-                <w:sz w:val="18"/>
-              </w:rPr>
-            </w:pPr>
-            <w:r>
-              <w:rPr>
-                <w:rFonts w:ascii="微软雅黑" w:hAnsi="微软雅黑"/>
-                <w:b w:val="1"/>
+            <w:shd w:val="clear" w:color="auto" w:fill="F3DEDD" w:themeFill="accent2" w:themeFillTint="30"/>
+          </w:tcPr>
+          <w:p>
+            <w:pPr>
+              <w:rPr>
+                <w:rFonts w:ascii="微软雅黑" w:hAnsi="微软雅黑"/>
+                <w:b/>
+                <w:sz w:val="18"/>
+              </w:rPr>
+            </w:pPr>
+            <w:r>
+              <w:rPr>
+                <w:rFonts w:ascii="微软雅黑" w:hAnsi="微软雅黑"/>
+                <w:b/>
                 <w:sz w:val="18"/>
               </w:rPr>
               <w:t>日期：</w:t>
@@ -1763,7 +2101,7 @@
         <w:tc>
           <w:tcPr>
             <w:tcW w:w="4742" w:type="dxa"/>
-            <w:shd w:val="clear" w:color="auto" w:fill="F3DDDD" w:themeFill="accent2" w:themeFillTint="30"/>
+            <w:shd w:val="clear" w:color="auto" w:fill="F3DEDD" w:themeFill="accent2" w:themeFillTint="30"/>
           </w:tcPr>
           <w:p>
             <w:pPr>
@@ -1787,7 +2125,7 @@
       <w:pPr>
         <w:rPr>
           <w:rFonts w:ascii="微软雅黑" w:hAnsi="微软雅黑"/>
-          <w:b w:val="1"/>
+          <w:b/>
           <w:sz w:val="10"/>
         </w:rPr>
       </w:pPr>
@@ -1796,14 +2134,14 @@
       <w:pPr>
         <w:rPr>
           <w:rFonts w:ascii="微软雅黑" w:hAnsi="微软雅黑"/>
-          <w:b w:val="1"/>
+          <w:b/>
           <w:sz w:val="28"/>
         </w:rPr>
       </w:pPr>
       <w:r>
         <w:rPr>
           <w:rFonts w:ascii="微软雅黑" w:hAnsi="微软雅黑"/>
-          <w:b w:val="1"/>
+          <w:b/>
           <w:sz w:val="28"/>
         </w:rPr>
         <w:t xml:space="preserve">{&lt;image </w:t>
@@ -1811,7 +2149,7 @@
       <w:r>
         <w:rPr>
           <w:rFonts w:ascii="微软雅黑" w:hAnsi="微软雅黑"/>
-          <w:b w:val="1"/>
+          <w:b/>
           <w:sz w:val="28"/>
           <w:lang w:bidi="zh-CN"/>
         </w:rPr>
@@ -1820,45 +2158,59 @@
       <w:r>
         <w:rPr>
           <w:rFonts w:ascii="微软雅黑" w:hAnsi="微软雅黑"/>
-          <w:b w:val="1"/>
+          <w:b/>
           <w:sz w:val="28"/>
         </w:rPr>
         <w:t>*600&gt;}</w:t>
       </w:r>
     </w:p>
     <w:sectPr>
-      <w:headerReference xmlns:r="http://schemas.openxmlformats.org/officeDocument/2006/relationships" w:type="first" r:id="RelHdr1"/>
-      <w:headerReference xmlns:r="http://schemas.openxmlformats.org/officeDocument/2006/relationships" w:type="default" r:id="RelHdr2"/>
-      <w:headerReference xmlns:r="http://schemas.openxmlformats.org/officeDocument/2006/relationships" w:type="even" r:id="RelHdr3"/>
-      <w:footerReference xmlns:r="http://schemas.openxmlformats.org/officeDocument/2006/relationships" w:type="first" r:id="RelFtr1"/>
-      <w:footerReference xmlns:r="http://schemas.openxmlformats.org/officeDocument/2006/relationships" w:type="default" r:id="RelFtr2"/>
-      <w:footerReference xmlns:r="http://schemas.openxmlformats.org/officeDocument/2006/relationships" w:type="even" r:id="RelFtr3"/>
-      <w:type w:val="nextPage"/>
-      <w:pgSz w:w="11906" w:h="16838" w:code="0"/>
-      <w:pgMar w:left="567" w:right="567" w:top="567" w:bottom="567" w:header="720" w:footer="720" w:gutter="0"/>
-      <w:cols w:equalWidth="1" w:space="720"/>
+      <w:headerReference r:id="rId7" w:type="first"/>
+      <w:footerReference r:id="rId10" w:type="first"/>
+      <w:headerReference r:id="rId5" w:type="default"/>
+      <w:footerReference r:id="rId8" w:type="default"/>
+      <w:headerReference r:id="rId6" w:type="even"/>
+      <w:footerReference r:id="rId9" w:type="even"/>
+      <w:pgSz w:w="11906" w:h="16838"/>
+      <w:pgMar w:top="567" w:right="567" w:bottom="567" w:left="567" w:header="720" w:footer="720" w:gutter="0"/>
+      <w:cols w:space="720" w:num="1"/>
     </w:sectPr>
   </w:body>
 </w:document>
 </file>
 
-<file path=word/footer1.xml><?xml version="1.0" encoding="utf-8"?>
-<w:ftr xmlns:w="http://schemas.openxmlformats.org/wordprocessingml/2006/main" xmlns:wps="http://schemas.microsoft.com/office/word/2010/wordprocessingShape" xmlns:mc="http://schemas.openxmlformats.org/markup-compatibility/2006" xmlns:w10="urn:schemas-microsoft-com:office:word" xmlns:v="urn:schemas-microsoft-com:vml" xmlns:wp14="http://schemas.microsoft.com/office/word/2010/wordprocessingDrawing" mc:Ignorable="wp14">
-  <w:p>
-    <w:pPr>
-      <w:pStyle w:val="P1"/>
-    </w:pPr>
-  </w:p>
-</w:ftr>
+<file path=word/endnotes.xml><?xml version="1.0" encoding="utf-8"?>
+<w:endnotes xmlns:wpc="http://schemas.microsoft.com/office/word/2010/wordprocessingCanvas" xmlns:mc="http://schemas.openxmlformats.org/markup-compatibility/2006" xmlns:o="urn:schemas-microsoft-com:office:office" xmlns:r="http://schemas.openxmlformats.org/officeDocument/2006/relationships" xmlns:m="http://schemas.openxmlformats.org/officeDocument/2006/math" xmlns:v="urn:schemas-microsoft-com:vml" xmlns:wp14="http://schemas.microsoft.com/office/word/2010/wordprocessingDrawing" xmlns:wp="http://schemas.openxmlformats.org/drawingml/2006/wordprocessingDrawing" xmlns:w="http://schemas.openxmlformats.org/wordprocessingml/2006/main" xmlns:w14="http://schemas.microsoft.com/office/word/2010/wordml" xmlns:w15="http://schemas.microsoft.com/office/word/2012/wordml" xmlns:w10="urn:schemas-microsoft-com:office:word" xmlns:wpg="http://schemas.microsoft.com/office/word/2010/wordprocessingGroup" xmlns:wpi="http://schemas.microsoft.com/office/word/2010/wordprocessingInk" xmlns:wne="http://schemas.microsoft.com/office/word/2006/wordml" xmlns:wps="http://schemas.microsoft.com/office/word/2010/wordprocessingShape" xmlns:wpsCustomData="http://www.wps.cn/officeDocument/2013/wpsCustomData" mc:Ignorable="w14 w15 wp14">
+  <w:endnote w:type="separator" w:id="0">
+    <w:p>
+      <w:pPr>
+        <w:spacing w:line="240" w:lineRule="auto"/>
+      </w:pPr>
+      <w:r>
+        <w:separator/>
+      </w:r>
+    </w:p>
+  </w:endnote>
+  <w:endnote w:type="continuationSeparator" w:id="1">
+    <w:p>
+      <w:pPr>
+        <w:spacing w:line="240" w:lineRule="auto"/>
+      </w:pPr>
+      <w:r>
+        <w:continuationSeparator/>
+      </w:r>
+    </w:p>
+  </w:endnote>
+</w:endnotes>
 </file>
 
-<file path=word/footer2.xml><?xml version="1.0" encoding="utf-8"?>
-<w:ftr xmlns:w="http://schemas.openxmlformats.org/wordprocessingml/2006/main" xmlns:wps="http://schemas.microsoft.com/office/word/2010/wordprocessingShape" xmlns:mc="http://schemas.openxmlformats.org/markup-compatibility/2006" xmlns:w10="urn:schemas-microsoft-com:office:word" xmlns:v="urn:schemas-microsoft-com:vml" xmlns:wp14="http://schemas.microsoft.com/office/word/2010/wordprocessingDrawing" mc:Ignorable="wp14">
+<file path=word/footer1.xml><?xml version="1.0" encoding="utf-8"?>
+<w:ftr xmlns:wpc="http://schemas.microsoft.com/office/word/2010/wordprocessingCanvas" xmlns:mc="http://schemas.openxmlformats.org/markup-compatibility/2006" xmlns:o="urn:schemas-microsoft-com:office:office" xmlns:r="http://schemas.openxmlformats.org/officeDocument/2006/relationships" xmlns:m="http://schemas.openxmlformats.org/officeDocument/2006/math" xmlns:v="urn:schemas-microsoft-com:vml" xmlns:wp14="http://schemas.microsoft.com/office/word/2010/wordprocessingDrawing" xmlns:wp="http://schemas.openxmlformats.org/drawingml/2006/wordprocessingDrawing" xmlns:w10="urn:schemas-microsoft-com:office:word" xmlns:w="http://schemas.openxmlformats.org/wordprocessingml/2006/main" xmlns:w14="http://schemas.microsoft.com/office/word/2010/wordml" xmlns:w15="http://schemas.microsoft.com/office/word/2012/wordml" xmlns:wpg="http://schemas.microsoft.com/office/word/2010/wordprocessingGroup" xmlns:wpi="http://schemas.microsoft.com/office/word/2010/wordprocessingInk" xmlns:wne="http://schemas.microsoft.com/office/word/2006/wordml" xmlns:wps="http://schemas.microsoft.com/office/word/2010/wordprocessingShape" xmlns:wpsCustomData="http://www.wps.cn/officeDocument/2013/wpsCustomData" mc:Ignorable="w14 w15 wp14">
   <w:p>
     <w:pPr>
       <w:rPr>
         <w:rFonts w:ascii="微软雅黑" w:hAnsi="微软雅黑"/>
-        <w:b w:val="1"/>
+        <w:b/>
         <w:color w:val="FF671F"/>
         <w:sz w:val="20"/>
         <w:lang w:bidi="ar"/>
@@ -1867,7 +2219,7 @@
     <w:r>
       <w:rPr>
         <w:rFonts w:ascii="微软雅黑" w:hAnsi="微软雅黑"/>
-        <w:b w:val="1"/>
+        <w:b/>
         <w:color w:val="FF671F"/>
         <w:sz w:val="20"/>
         <w:lang w:bidi="ar"/>
@@ -1880,7 +2232,7 @@
       <w:jc w:val="center"/>
       <w:rPr>
         <w:rFonts w:ascii="MicrosoftYaHei-Bold" w:hAnsi="MicrosoftYaHei-Bold"/>
-        <w:b w:val="1"/>
+        <w:b/>
         <w:color w:val="FF671F"/>
         <w:sz w:val="15"/>
         <w:lang w:bidi="ar"/>
@@ -2007,47 +2359,100 @@
 </w:ftr>
 </file>
 
-<file path=word/footer3.xml><?xml version="1.0" encoding="utf-8"?>
-<w:ftr xmlns:w="http://schemas.openxmlformats.org/wordprocessingml/2006/main" xmlns:wps="http://schemas.microsoft.com/office/word/2010/wordprocessingShape" xmlns:mc="http://schemas.openxmlformats.org/markup-compatibility/2006" xmlns:w10="urn:schemas-microsoft-com:office:word" xmlns:v="urn:schemas-microsoft-com:vml" xmlns:wp14="http://schemas.microsoft.com/office/word/2010/wordprocessingDrawing" mc:Ignorable="wp14">
+<file path=word/footer2.xml><?xml version="1.0" encoding="utf-8"?>
+<w:ftr xmlns:wpc="http://schemas.microsoft.com/office/word/2010/wordprocessingCanvas" xmlns:mc="http://schemas.openxmlformats.org/markup-compatibility/2006" xmlns:o="urn:schemas-microsoft-com:office:office" xmlns:r="http://schemas.openxmlformats.org/officeDocument/2006/relationships" xmlns:m="http://schemas.openxmlformats.org/officeDocument/2006/math" xmlns:v="urn:schemas-microsoft-com:vml" xmlns:wp14="http://schemas.microsoft.com/office/word/2010/wordprocessingDrawing" xmlns:wp="http://schemas.openxmlformats.org/drawingml/2006/wordprocessingDrawing" xmlns:w10="urn:schemas-microsoft-com:office:word" xmlns:w="http://schemas.openxmlformats.org/wordprocessingml/2006/main" xmlns:w14="http://schemas.microsoft.com/office/word/2010/wordml" xmlns:w15="http://schemas.microsoft.com/office/word/2012/wordml" xmlns:wpg="http://schemas.microsoft.com/office/word/2010/wordprocessingGroup" xmlns:wpi="http://schemas.microsoft.com/office/word/2010/wordprocessingInk" xmlns:wne="http://schemas.microsoft.com/office/word/2006/wordml" xmlns:wps="http://schemas.microsoft.com/office/word/2010/wordprocessingShape" xmlns:wpsCustomData="http://www.wps.cn/officeDocument/2013/wpsCustomData" mc:Ignorable="w14 w15 wp14">
   <w:p>
     <w:pPr>
-      <w:pStyle w:val="P1"/>
+      <w:pStyle w:val="4"/>
     </w:pPr>
   </w:p>
 </w:ftr>
 </file>
 
-<file path=word/header1.xml><?xml version="1.0" encoding="utf-8"?>
-<w:hdr xmlns:w="http://schemas.openxmlformats.org/wordprocessingml/2006/main" xmlns:wps="http://schemas.microsoft.com/office/word/2010/wordprocessingShape" xmlns:mc="http://schemas.openxmlformats.org/markup-compatibility/2006" xmlns:w10="urn:schemas-microsoft-com:office:word" xmlns:v="urn:schemas-microsoft-com:vml" xmlns:wp14="http://schemas.microsoft.com/office/word/2010/wordprocessingDrawing" mc:Ignorable="wp14">
+<file path=word/footer3.xml><?xml version="1.0" encoding="utf-8"?>
+<w:ftr xmlns:wpc="http://schemas.microsoft.com/office/word/2010/wordprocessingCanvas" xmlns:mc="http://schemas.openxmlformats.org/markup-compatibility/2006" xmlns:o="urn:schemas-microsoft-com:office:office" xmlns:r="http://schemas.openxmlformats.org/officeDocument/2006/relationships" xmlns:m="http://schemas.openxmlformats.org/officeDocument/2006/math" xmlns:v="urn:schemas-microsoft-com:vml" xmlns:wp14="http://schemas.microsoft.com/office/word/2010/wordprocessingDrawing" xmlns:wp="http://schemas.openxmlformats.org/drawingml/2006/wordprocessingDrawing" xmlns:w10="urn:schemas-microsoft-com:office:word" xmlns:w="http://schemas.openxmlformats.org/wordprocessingml/2006/main" xmlns:w14="http://schemas.microsoft.com/office/word/2010/wordml" xmlns:w15="http://schemas.microsoft.com/office/word/2012/wordml" xmlns:wpg="http://schemas.microsoft.com/office/word/2010/wordprocessingGroup" xmlns:wpi="http://schemas.microsoft.com/office/word/2010/wordprocessingInk" xmlns:wne="http://schemas.microsoft.com/office/word/2006/wordml" xmlns:wps="http://schemas.microsoft.com/office/word/2010/wordprocessingShape" xmlns:wpsCustomData="http://www.wps.cn/officeDocument/2013/wpsCustomData" mc:Ignorable="w14 w15 wp14">
   <w:p>
     <w:pPr>
-      <w:pStyle w:val="P2"/>
+      <w:pStyle w:val="4"/>
     </w:pPr>
   </w:p>
-</w:hdr>
+</w:ftr>
 </file>
 
-<file path=word/header2.xml><?xml version="1.0" encoding="utf-8"?>
-<w:hdr xmlns:w="http://schemas.openxmlformats.org/wordprocessingml/2006/main" xmlns:wps="http://schemas.microsoft.com/office/word/2010/wordprocessingShape" xmlns:mc="http://schemas.openxmlformats.org/markup-compatibility/2006" xmlns:w10="urn:schemas-microsoft-com:office:word" xmlns:v="urn:schemas-microsoft-com:vml" xmlns:wp14="http://schemas.microsoft.com/office/word/2010/wordprocessingDrawing" mc:Ignorable="wp14">
+<file path=word/footnotes.xml><?xml version="1.0" encoding="utf-8"?>
+<w:footnotes xmlns:wpc="http://schemas.microsoft.com/office/word/2010/wordprocessingCanvas" xmlns:mc="http://schemas.openxmlformats.org/markup-compatibility/2006" xmlns:o="urn:schemas-microsoft-com:office:office" xmlns:r="http://schemas.openxmlformats.org/officeDocument/2006/relationships" xmlns:m="http://schemas.openxmlformats.org/officeDocument/2006/math" xmlns:v="urn:schemas-microsoft-com:vml" xmlns:wp14="http://schemas.microsoft.com/office/word/2010/wordprocessingDrawing" xmlns:wp="http://schemas.openxmlformats.org/drawingml/2006/wordprocessingDrawing" xmlns:w="http://schemas.openxmlformats.org/wordprocessingml/2006/main" xmlns:w14="http://schemas.microsoft.com/office/word/2010/wordml" xmlns:w15="http://schemas.microsoft.com/office/word/2012/wordml" xmlns:w10="urn:schemas-microsoft-com:office:word" xmlns:wpg="http://schemas.microsoft.com/office/word/2010/wordprocessingGroup" xmlns:wpi="http://schemas.microsoft.com/office/word/2010/wordprocessingInk" xmlns:wne="http://schemas.microsoft.com/office/word/2006/wordml" xmlns:wps="http://schemas.microsoft.com/office/word/2010/wordprocessingShape" xmlns:wpsCustomData="http://www.wps.cn/officeDocument/2013/wpsCustomData" mc:Ignorable="w14 w15 wp14">
+  <w:footnote w:type="separator" w:id="0">
+    <w:p>
+      <w:pPr>
+        <w:spacing w:before="0" w:after="0" w:line="240" w:lineRule="auto"/>
+      </w:pPr>
+      <w:r>
+        <w:separator/>
+      </w:r>
+    </w:p>
+  </w:footnote>
+  <w:footnote w:type="continuationSeparator" w:id="1">
+    <w:p>
+      <w:pPr>
+        <w:spacing w:before="0" w:after="0" w:line="240" w:lineRule="auto"/>
+      </w:pPr>
+      <w:r>
+        <w:continuationSeparator/>
+      </w:r>
+    </w:p>
+  </w:footnote>
+</w:footnotes>
+</file>
+
+<file path=word/header1.xml><?xml version="1.0" encoding="utf-8"?>
+<w:hdr xmlns:wpc="http://schemas.microsoft.com/office/word/2010/wordprocessingCanvas" xmlns:mc="http://schemas.openxmlformats.org/markup-compatibility/2006" xmlns:o="urn:schemas-microsoft-com:office:office" xmlns:r="http://schemas.openxmlformats.org/officeDocument/2006/relationships" xmlns:m="http://schemas.openxmlformats.org/officeDocument/2006/math" xmlns:v="urn:schemas-microsoft-com:vml" xmlns:wp14="http://schemas.microsoft.com/office/word/2010/wordprocessingDrawing" xmlns:wp="http://schemas.openxmlformats.org/drawingml/2006/wordprocessingDrawing" xmlns:w10="urn:schemas-microsoft-com:office:word" xmlns:w="http://schemas.openxmlformats.org/wordprocessingml/2006/main" xmlns:w14="http://schemas.microsoft.com/office/word/2010/wordml" xmlns:w15="http://schemas.microsoft.com/office/word/2012/wordml" xmlns:wpg="http://schemas.microsoft.com/office/word/2010/wordprocessingGroup" xmlns:wpi="http://schemas.microsoft.com/office/word/2010/wordprocessingInk" xmlns:wne="http://schemas.microsoft.com/office/word/2006/wordml" xmlns:wps="http://schemas.microsoft.com/office/word/2010/wordprocessingShape" xmlns:wpsCustomData="http://www.wps.cn/officeDocument/2013/wpsCustomData" mc:Ignorable="w14 w15 wp14">
   <w:tbl>
     <w:tblPr>
-      <w:tblpPr w:leftFromText="180" w:rightFromText="180" w:tblpX="565" w:tblpY="498" w:horzAnchor="page" w:vertAnchor="page"/>
+      <w:tblStyle w:val="3"/>
+      <w:tblpPr w:leftFromText="180" w:rightFromText="180" w:vertAnchor="page" w:horzAnchor="page" w:tblpX="565" w:tblpY="498"/>
       <w:tblOverlap w:val="never"/>
       <w:tblW w:w="0" w:type="auto"/>
+      <w:tblInd w:w="0" w:type="dxa"/>
       <w:tblBorders>
-        <w:top w:val="single" w:sz="4" w:space="0" w:shadow="0" w:frame="0" w:color="auto"/>
-        <w:left w:val="single" w:sz="4" w:space="0" w:shadow="0" w:frame="0" w:color="auto"/>
-        <w:bottom w:val="single" w:sz="4" w:space="0" w:shadow="0" w:frame="0" w:color="auto"/>
-        <w:right w:val="single" w:sz="4" w:space="0" w:shadow="0" w:frame="0" w:color="auto"/>
-        <w:insideH w:val="single" w:sz="4" w:space="0" w:shadow="0" w:frame="0" w:color="auto"/>
-        <w:insideV w:val="single" w:sz="4" w:space="0" w:shadow="0" w:frame="0" w:color="auto"/>
+        <w:top w:val="single" w:color="auto" w:sz="4" w:space="0"/>
+        <w:left w:val="single" w:color="auto" w:sz="4" w:space="0"/>
+        <w:bottom w:val="single" w:color="auto" w:sz="4" w:space="0"/>
+        <w:right w:val="single" w:color="auto" w:sz="4" w:space="0"/>
+        <w:insideH w:val="single" w:color="auto" w:sz="4" w:space="0"/>
+        <w:insideV w:val="single" w:color="auto" w:sz="4" w:space="0"/>
       </w:tblBorders>
-      <w:tblLook w:val="04A0"/>
+      <w:tblLayout w:type="autofit"/>
+      <w:tblCellMar>
+        <w:top w:w="0" w:type="dxa"/>
+        <w:left w:w="108" w:type="dxa"/>
+        <w:bottom w:w="0" w:type="dxa"/>
+        <w:right w:w="108" w:type="dxa"/>
+      </w:tblCellMar>
     </w:tblPr>
-    <w:tblGrid/>
+    <w:tblGrid>
+      <w:gridCol w:w="3495"/>
+      <w:gridCol w:w="3877"/>
+      <w:gridCol w:w="3466"/>
+    </w:tblGrid>
     <w:tr>
+      <w:tblPrEx>
+        <w:tblBorders>
+          <w:top w:val="single" w:color="auto" w:sz="4" w:space="0"/>
+          <w:left w:val="single" w:color="auto" w:sz="4" w:space="0"/>
+          <w:bottom w:val="single" w:color="auto" w:sz="4" w:space="0"/>
+          <w:right w:val="single" w:color="auto" w:sz="4" w:space="0"/>
+          <w:insideH w:val="single" w:color="auto" w:sz="4" w:space="0"/>
+          <w:insideV w:val="single" w:color="auto" w:sz="4" w:space="0"/>
+        </w:tblBorders>
+        <w:tblCellMar>
+          <w:top w:w="0" w:type="dxa"/>
+          <w:left w:w="108" w:type="dxa"/>
+          <w:bottom w:w="0" w:type="dxa"/>
+          <w:right w:w="108" w:type="dxa"/>
+        </w:tblCellMar>
+      </w:tblPrEx>
       <w:trPr>
-        <w:trHeight w:hRule="atLeast" w:val="360"/>
+        <w:trHeight w:val="360" w:hRule="atLeast"/>
       </w:trPr>
       <w:tc>
         <w:tcPr>
@@ -2063,13 +2468,15 @@
         </w:tcPr>
         <w:p>
           <w:pPr>
-            <w:pStyle w:val="P2"/>
+            <w:pStyle w:val="5"/>
           </w:pPr>
           <w:r>
             <w:drawing>
-              <wp:inline xmlns:wp="http://schemas.openxmlformats.org/drawingml/2006/wordprocessingDrawing">
+              <wp:inline distT="0" distB="0" distL="114300" distR="114300">
                 <wp:extent cx="622935" cy="259715"/>
+                <wp:effectExtent l="0" t="0" r="5715" b="6985"/>
                 <wp:docPr id="1" name="Picture 1"/>
+                <wp:cNvGraphicFramePr/>
                 <a:graphic xmlns:a="http://schemas.openxmlformats.org/drawingml/2006/main">
                   <a:graphicData uri="http://schemas.openxmlformats.org/drawingml/2006/picture">
                     <pic:pic xmlns:pic="http://schemas.openxmlformats.org/drawingml/2006/picture">
@@ -2078,7 +2485,7 @@
                         <pic:cNvPicPr/>
                       </pic:nvPicPr>
                       <pic:blipFill>
-                        <a:blip xmlns:r="http://schemas.openxmlformats.org/officeDocument/2006/relationships" r:embed="Relimage1"/>
+                        <a:blip r:embed="rId1"/>
                         <a:stretch>
                           <a:fillRect/>
                         </a:stretch>
@@ -2088,7 +2495,9 @@
                           <a:off x="0" y="0"/>
                           <a:ext cx="622935" cy="259715"/>
                         </a:xfrm>
-                        <a:prstGeom prst="rect"/>
+                        <a:prstGeom prst="rect">
+                          <a:avLst/>
+                        </a:prstGeom>
                         <a:noFill/>
                       </pic:spPr>
                     </pic:pic>
@@ -2113,16 +2522,22 @@
         </w:tcPr>
         <w:p>
           <w:pPr>
-            <w:pStyle w:val="P2"/>
+            <w:pStyle w:val="5"/>
             <w:jc w:val="center"/>
           </w:pPr>
           <w:r>
             <w:rPr>
-              <w:rFonts w:ascii="微软雅黑" w:hAnsi="微软雅黑"/>
-              <w:b w:val="1"/>
-              <w:color w:val="000000"/>
+              <w:rFonts w:hint="eastAsia" w:ascii="微软雅黑" w:hAnsi="微软雅黑" w:eastAsia="微软雅黑" w:cs="微软雅黑"/>
+              <w:b/>
+              <w:bCs w:val="0"/>
+              <w:color w:val="000000" w:themeColor="text1"/>
               <w:sz w:val="28"/>
               <w:lang w:bidi="ar"/>
+              <w14:textFill>
+                <w14:solidFill>
+                  <w14:schemeClr w14:val="tx1"/>
+                </w14:solidFill>
+              </w14:textFill>
             </w:rPr>
             <w:t>{&lt;医院名称&gt;}</w:t>
           </w:r>
@@ -2142,7 +2557,7 @@
         </w:tcPr>
         <w:p>
           <w:pPr>
-            <w:pStyle w:val="P2"/>
+            <w:pStyle w:val="5"/>
           </w:pPr>
           <w:r>
             <w:t xml:space="preserve">                                                     {&lt;</w:t>
@@ -2160,8 +2575,24 @@
       </w:tc>
     </w:tr>
     <w:tr>
+      <w:tblPrEx>
+        <w:tblBorders>
+          <w:top w:val="single" w:color="auto" w:sz="4" w:space="0"/>
+          <w:left w:val="single" w:color="auto" w:sz="4" w:space="0"/>
+          <w:bottom w:val="single" w:color="auto" w:sz="4" w:space="0"/>
+          <w:right w:val="single" w:color="auto" w:sz="4" w:space="0"/>
+          <w:insideH w:val="single" w:color="auto" w:sz="4" w:space="0"/>
+          <w:insideV w:val="single" w:color="auto" w:sz="4" w:space="0"/>
+        </w:tblBorders>
+        <w:tblCellMar>
+          <w:top w:w="0" w:type="dxa"/>
+          <w:left w:w="108" w:type="dxa"/>
+          <w:bottom w:w="0" w:type="dxa"/>
+          <w:right w:w="108" w:type="dxa"/>
+        </w:tblCellMar>
+      </w:tblPrEx>
       <w:trPr>
-        <w:trHeight w:hRule="atLeast" w:val="386"/>
+        <w:trHeight w:val="386" w:hRule="atLeast"/>
       </w:trPr>
       <w:tc>
         <w:tcPr>
@@ -2177,7 +2608,7 @@
         </w:tcPr>
         <w:p>
           <w:pPr>
-            <w:pStyle w:val="P2"/>
+            <w:pStyle w:val="5"/>
           </w:pPr>
         </w:p>
       </w:tc>
@@ -2195,7 +2626,7 @@
         </w:tcPr>
         <w:p>
           <w:pPr>
-            <w:pStyle w:val="P2"/>
+            <w:pStyle w:val="5"/>
             <w:jc w:val="center"/>
           </w:pPr>
           <w:r>
@@ -2222,7 +2653,7 @@
         </w:tcPr>
         <w:p>
           <w:pPr>
-            <w:pStyle w:val="P2"/>
+            <w:pStyle w:val="5"/>
             <w:jc w:val="right"/>
           </w:pPr>
           <w:r>
@@ -2237,128 +2668,329 @@
   </w:tbl>
   <w:p>
     <w:pPr>
-      <w:pStyle w:val="P2"/>
+      <w:pStyle w:val="5"/>
+    </w:pPr>
+  </w:p>
+</w:hdr>
+</file>
+
+<file path=word/header2.xml><?xml version="1.0" encoding="utf-8"?>
+<w:hdr xmlns:wpc="http://schemas.microsoft.com/office/word/2010/wordprocessingCanvas" xmlns:mc="http://schemas.openxmlformats.org/markup-compatibility/2006" xmlns:o="urn:schemas-microsoft-com:office:office" xmlns:r="http://schemas.openxmlformats.org/officeDocument/2006/relationships" xmlns:m="http://schemas.openxmlformats.org/officeDocument/2006/math" xmlns:v="urn:schemas-microsoft-com:vml" xmlns:wp14="http://schemas.microsoft.com/office/word/2010/wordprocessingDrawing" xmlns:wp="http://schemas.openxmlformats.org/drawingml/2006/wordprocessingDrawing" xmlns:w10="urn:schemas-microsoft-com:office:word" xmlns:w="http://schemas.openxmlformats.org/wordprocessingml/2006/main" xmlns:w14="http://schemas.microsoft.com/office/word/2010/wordml" xmlns:w15="http://schemas.microsoft.com/office/word/2012/wordml" xmlns:wpg="http://schemas.microsoft.com/office/word/2010/wordprocessingGroup" xmlns:wpi="http://schemas.microsoft.com/office/word/2010/wordprocessingInk" xmlns:wne="http://schemas.microsoft.com/office/word/2006/wordml" xmlns:wps="http://schemas.microsoft.com/office/word/2010/wordprocessingShape" xmlns:wpsCustomData="http://www.wps.cn/officeDocument/2013/wpsCustomData" mc:Ignorable="w14 w15 wp14">
+  <w:p>
+    <w:pPr>
+      <w:pStyle w:val="5"/>
     </w:pPr>
   </w:p>
 </w:hdr>
 </file>
 
 <file path=word/header3.xml><?xml version="1.0" encoding="utf-8"?>
-<w:hdr xmlns:w="http://schemas.openxmlformats.org/wordprocessingml/2006/main" xmlns:wps="http://schemas.microsoft.com/office/word/2010/wordprocessingShape" xmlns:mc="http://schemas.openxmlformats.org/markup-compatibility/2006" xmlns:w10="urn:schemas-microsoft-com:office:word" xmlns:v="urn:schemas-microsoft-com:vml" xmlns:wp14="http://schemas.microsoft.com/office/word/2010/wordprocessingDrawing" mc:Ignorable="wp14">
+<w:hdr xmlns:wpc="http://schemas.microsoft.com/office/word/2010/wordprocessingCanvas" xmlns:mc="http://schemas.openxmlformats.org/markup-compatibility/2006" xmlns:o="urn:schemas-microsoft-com:office:office" xmlns:r="http://schemas.openxmlformats.org/officeDocument/2006/relationships" xmlns:m="http://schemas.openxmlformats.org/officeDocument/2006/math" xmlns:v="urn:schemas-microsoft-com:vml" xmlns:wp14="http://schemas.microsoft.com/office/word/2010/wordprocessingDrawing" xmlns:wp="http://schemas.openxmlformats.org/drawingml/2006/wordprocessingDrawing" xmlns:w10="urn:schemas-microsoft-com:office:word" xmlns:w="http://schemas.openxmlformats.org/wordprocessingml/2006/main" xmlns:w14="http://schemas.microsoft.com/office/word/2010/wordml" xmlns:w15="http://schemas.microsoft.com/office/word/2012/wordml" xmlns:wpg="http://schemas.microsoft.com/office/word/2010/wordprocessingGroup" xmlns:wpi="http://schemas.microsoft.com/office/word/2010/wordprocessingInk" xmlns:wne="http://schemas.microsoft.com/office/word/2006/wordml" xmlns:wps="http://schemas.microsoft.com/office/word/2010/wordprocessingShape" xmlns:wpsCustomData="http://www.wps.cn/officeDocument/2013/wpsCustomData" mc:Ignorable="w14 w15 wp14">
   <w:p>
     <w:pPr>
-      <w:pStyle w:val="P2"/>
+      <w:pStyle w:val="5"/>
     </w:pPr>
   </w:p>
 </w:hdr>
 </file>
 
-<file path=word/numbering.xml><?xml version="1.0" encoding="utf-8"?>
-<w:numbering xmlns:w="http://schemas.openxmlformats.org/wordprocessingml/2006/main"/>
-</file>
-
 <file path=word/styles.xml><?xml version="1.0" encoding="utf-8"?>
-<w:styles xmlns:w="http://schemas.openxmlformats.org/wordprocessingml/2006/main">
+<w:styles xmlns:mc="http://schemas.openxmlformats.org/markup-compatibility/2006" xmlns:o="urn:schemas-microsoft-com:office:office" xmlns:r="http://schemas.openxmlformats.org/officeDocument/2006/relationships" xmlns:m="http://schemas.openxmlformats.org/officeDocument/2006/math" xmlns:v="urn:schemas-microsoft-com:vml" xmlns:w="http://schemas.openxmlformats.org/wordprocessingml/2006/main" xmlns:w14="http://schemas.microsoft.com/office/word/2010/wordml" xmlns:w10="urn:schemas-microsoft-com:office:word" xmlns:sl="http://schemas.openxmlformats.org/schemaLibrary/2006/main" xmlns:wpsCustomData="http://www.wps.cn/officeDocument/2013/wpsCustomData" mc:Ignorable="w14">
   <w:docDefaults>
     <w:rPrDefault>
       <w:rPr>
-        <w:rFonts w:ascii="Times New Roman" w:hAnsi="Times New Roman"/>
-        <w:b w:val="0"/>
-        <w:i w:val="0"/>
-        <w:caps w:val="0"/>
-        <w:strike w:val="0"/>
-        <w:noProof w:val="0"/>
-        <w:vanish w:val="0"/>
-        <w:color w:val="auto"/>
-        <w:sz w:val="20"/>
-        <w:u w:val="none"/>
-        <w:shd w:val="clear" w:color="auto" w:fill="auto"/>
-        <w:vertAlign w:val="baseline"/>
-        <w:lang w:val="en-US" w:bidi="ar-SA" w:eastAsia="zh-CN"/>
+        <w:rFonts w:ascii="Times New Roman" w:hAnsi="Times New Roman" w:eastAsiaTheme="minorEastAsia" w:cstheme="minorBidi"/>
       </w:rPr>
     </w:rPrDefault>
-    <w:pPrDefault>
-      <w:pPr>
-        <w:keepNext w:val="0"/>
-        <w:keepLines w:val="0"/>
-        <w:widowControl w:val="1"/>
-        <w:suppressLineNumbers w:val="0"/>
-        <w:shd w:val="clear" w:fill="auto"/>
-        <w:suppressAutoHyphens w:val="0"/>
-        <w:spacing w:lineRule="auto" w:line="240" w:before="0" w:after="0" w:beforeAutospacing="0" w:afterAutospacing="0"/>
-        <w:ind w:firstLine="0" w:left="0" w:right="0"/>
-        <w:contextualSpacing w:val="0"/>
-        <w:jc w:val="left"/>
-      </w:pPr>
-    </w:pPrDefault>
+    <w:pPrDefault/>
   </w:docDefaults>
-  <w:style w:type="paragraph" w:styleId="P0" w:default="1">
+  <w:latentStyles w:count="260" w:defQFormat="0" w:defUnhideWhenUsed="1" w:defSemiHidden="1" w:defUIPriority="99" w:defLockedState="0">
+    <w:lsdException w:qFormat="1" w:unhideWhenUsed="0" w:uiPriority="0" w:semiHidden="0" w:name="Normal"/>
+    <w:lsdException w:qFormat="1" w:unhideWhenUsed="0" w:uiPriority="0" w:semiHidden="0" w:name="heading 1"/>
+    <w:lsdException w:qFormat="1" w:uiPriority="0" w:name="heading 2"/>
+    <w:lsdException w:qFormat="1" w:uiPriority="0" w:name="heading 3"/>
+    <w:lsdException w:qFormat="1" w:uiPriority="0" w:name="heading 4"/>
+    <w:lsdException w:qFormat="1" w:uiPriority="0" w:name="heading 5"/>
+    <w:lsdException w:qFormat="1" w:uiPriority="0" w:name="heading 6"/>
+    <w:lsdException w:qFormat="1" w:uiPriority="0" w:name="heading 7"/>
+    <w:lsdException w:qFormat="1" w:uiPriority="0" w:name="heading 8"/>
+    <w:lsdException w:qFormat="1" w:uiPriority="0" w:name="heading 9"/>
+    <w:lsdException w:unhideWhenUsed="0" w:uiPriority="0" w:semiHidden="0" w:name="index 1"/>
+    <w:lsdException w:unhideWhenUsed="0" w:uiPriority="0" w:semiHidden="0" w:name="index 2"/>
+    <w:lsdException w:unhideWhenUsed="0" w:uiPriority="0" w:semiHidden="0" w:name="index 3"/>
+    <w:lsdException w:unhideWhenUsed="0" w:uiPriority="0" w:semiHidden="0" w:name="index 4"/>
+    <w:lsdException w:unhideWhenUsed="0" w:uiPriority="0" w:semiHidden="0" w:name="index 5"/>
+    <w:lsdException w:unhideWhenUsed="0" w:uiPriority="0" w:semiHidden="0" w:name="index 6"/>
+    <w:lsdException w:unhideWhenUsed="0" w:uiPriority="0" w:semiHidden="0" w:name="index 7"/>
+    <w:lsdException w:unhideWhenUsed="0" w:uiPriority="0" w:semiHidden="0" w:name="index 8"/>
+    <w:lsdException w:unhideWhenUsed="0" w:uiPriority="0" w:semiHidden="0" w:name="index 9"/>
+    <w:lsdException w:unhideWhenUsed="0" w:uiPriority="0" w:semiHidden="0" w:name="toc 1"/>
+    <w:lsdException w:unhideWhenUsed="0" w:uiPriority="0" w:semiHidden="0" w:name="toc 2"/>
+    <w:lsdException w:unhideWhenUsed="0" w:uiPriority="0" w:semiHidden="0" w:name="toc 3"/>
+    <w:lsdException w:unhideWhenUsed="0" w:uiPriority="0" w:semiHidden="0" w:name="toc 4"/>
+    <w:lsdException w:unhideWhenUsed="0" w:uiPriority="0" w:semiHidden="0" w:name="toc 5"/>
+    <w:lsdException w:unhideWhenUsed="0" w:uiPriority="0" w:semiHidden="0" w:name="toc 6"/>
+    <w:lsdException w:unhideWhenUsed="0" w:uiPriority="0" w:semiHidden="0" w:name="toc 7"/>
+    <w:lsdException w:unhideWhenUsed="0" w:uiPriority="0" w:semiHidden="0" w:name="toc 8"/>
+    <w:lsdException w:unhideWhenUsed="0" w:uiPriority="0" w:semiHidden="0" w:name="toc 9"/>
+    <w:lsdException w:unhideWhenUsed="0" w:uiPriority="0" w:semiHidden="0" w:name="Normal Indent"/>
+    <w:lsdException w:unhideWhenUsed="0" w:uiPriority="0" w:semiHidden="0" w:name="footnote text"/>
+    <w:lsdException w:unhideWhenUsed="0" w:uiPriority="0" w:semiHidden="0" w:name="annotation text"/>
+    <w:lsdException w:qFormat="1" w:unhideWhenUsed="0" w:uiPriority="0" w:semiHidden="0" w:name="header"/>
+    <w:lsdException w:qFormat="1" w:unhideWhenUsed="0" w:uiPriority="0" w:semiHidden="0" w:name="footer"/>
+    <w:lsdException w:unhideWhenUsed="0" w:uiPriority="0" w:semiHidden="0" w:name="index heading"/>
+    <w:lsdException w:qFormat="1" w:uiPriority="0" w:name="caption"/>
+    <w:lsdException w:unhideWhenUsed="0" w:uiPriority="0" w:semiHidden="0" w:name="table of figures"/>
+    <w:lsdException w:unhideWhenUsed="0" w:uiPriority="0" w:semiHidden="0" w:name="envelope address"/>
+    <w:lsdException w:unhideWhenUsed="0" w:uiPriority="0" w:semiHidden="0" w:name="envelope return"/>
+    <w:lsdException w:unhideWhenUsed="0" w:uiPriority="0" w:semiHidden="0" w:name="footnote reference"/>
+    <w:lsdException w:unhideWhenUsed="0" w:uiPriority="0" w:semiHidden="0" w:name="annotation reference"/>
+    <w:lsdException w:qFormat="1" w:unhideWhenUsed="0" w:uiPriority="0" w:name="line number"/>
+    <w:lsdException w:unhideWhenUsed="0" w:uiPriority="0" w:semiHidden="0" w:name="page number"/>
+    <w:lsdException w:unhideWhenUsed="0" w:uiPriority="0" w:semiHidden="0" w:name="endnote reference"/>
+    <w:lsdException w:unhideWhenUsed="0" w:uiPriority="0" w:semiHidden="0" w:name="endnote text"/>
+    <w:lsdException w:unhideWhenUsed="0" w:uiPriority="0" w:semiHidden="0" w:name="table of authorities"/>
+    <w:lsdException w:unhideWhenUsed="0" w:uiPriority="0" w:semiHidden="0" w:name="macro"/>
+    <w:lsdException w:unhideWhenUsed="0" w:uiPriority="0" w:semiHidden="0" w:name="toa heading"/>
+    <w:lsdException w:unhideWhenUsed="0" w:uiPriority="0" w:semiHidden="0" w:name="List"/>
+    <w:lsdException w:unhideWhenUsed="0" w:uiPriority="0" w:semiHidden="0" w:name="List Bullet"/>
+    <w:lsdException w:unhideWhenUsed="0" w:uiPriority="0" w:semiHidden="0" w:name="List Number"/>
+    <w:lsdException w:unhideWhenUsed="0" w:uiPriority="0" w:semiHidden="0" w:name="List 2"/>
+    <w:lsdException w:unhideWhenUsed="0" w:uiPriority="0" w:semiHidden="0" w:name="List 3"/>
+    <w:lsdException w:unhideWhenUsed="0" w:uiPriority="0" w:semiHidden="0" w:name="List 4"/>
+    <w:lsdException w:unhideWhenUsed="0" w:uiPriority="0" w:semiHidden="0" w:name="List 5"/>
+    <w:lsdException w:unhideWhenUsed="0" w:uiPriority="0" w:semiHidden="0" w:name="List Bullet 2"/>
+    <w:lsdException w:unhideWhenUsed="0" w:uiPriority="0" w:semiHidden="0" w:name="List Bullet 3"/>
+    <w:lsdException w:unhideWhenUsed="0" w:uiPriority="0" w:semiHidden="0" w:name="List Bullet 4"/>
+    <w:lsdException w:unhideWhenUsed="0" w:uiPriority="0" w:semiHidden="0" w:name="List Bullet 5"/>
+    <w:lsdException w:unhideWhenUsed="0" w:uiPriority="0" w:semiHidden="0" w:name="List Number 2"/>
+    <w:lsdException w:unhideWhenUsed="0" w:uiPriority="0" w:semiHidden="0" w:name="List Number 3"/>
+    <w:lsdException w:unhideWhenUsed="0" w:uiPriority="0" w:semiHidden="0" w:name="List Number 4"/>
+    <w:lsdException w:unhideWhenUsed="0" w:uiPriority="0" w:semiHidden="0" w:name="List Number 5"/>
+    <w:lsdException w:qFormat="1" w:unhideWhenUsed="0" w:uiPriority="0" w:semiHidden="0" w:name="Title"/>
+    <w:lsdException w:unhideWhenUsed="0" w:uiPriority="0" w:semiHidden="0" w:name="Closing"/>
+    <w:lsdException w:unhideWhenUsed="0" w:uiPriority="0" w:semiHidden="0" w:name="Signature"/>
+    <w:lsdException w:unhideWhenUsed="0" w:uiPriority="0" w:name="Default Paragraph Font"/>
+    <w:lsdException w:unhideWhenUsed="0" w:uiPriority="0" w:semiHidden="0" w:name="Body Text"/>
+    <w:lsdException w:unhideWhenUsed="0" w:uiPriority="0" w:semiHidden="0" w:name="Body Text Indent"/>
+    <w:lsdException w:unhideWhenUsed="0" w:uiPriority="0" w:semiHidden="0" w:name="List Continue"/>
+    <w:lsdException w:unhideWhenUsed="0" w:uiPriority="0" w:semiHidden="0" w:name="List Continue 2"/>
+    <w:lsdException w:unhideWhenUsed="0" w:uiPriority="0" w:semiHidden="0" w:name="List Continue 3"/>
+    <w:lsdException w:unhideWhenUsed="0" w:uiPriority="0" w:semiHidden="0" w:name="List Continue 4"/>
+    <w:lsdException w:unhideWhenUsed="0" w:uiPriority="0" w:semiHidden="0" w:name="List Continue 5"/>
+    <w:lsdException w:unhideWhenUsed="0" w:uiPriority="0" w:semiHidden="0" w:name="Message Header"/>
+    <w:lsdException w:qFormat="1" w:unhideWhenUsed="0" w:uiPriority="0" w:semiHidden="0" w:name="Subtitle"/>
+    <w:lsdException w:unhideWhenUsed="0" w:uiPriority="0" w:semiHidden="0" w:name="Salutation"/>
+    <w:lsdException w:unhideWhenUsed="0" w:uiPriority="0" w:semiHidden="0" w:name="Date"/>
+    <w:lsdException w:unhideWhenUsed="0" w:uiPriority="0" w:semiHidden="0" w:name="Body Text First Indent"/>
+    <w:lsdException w:unhideWhenUsed="0" w:uiPriority="0" w:semiHidden="0" w:name="Body Text First Indent 2"/>
+    <w:lsdException w:unhideWhenUsed="0" w:uiPriority="0" w:semiHidden="0" w:name="Note Heading"/>
+    <w:lsdException w:unhideWhenUsed="0" w:uiPriority="0" w:semiHidden="0" w:name="Body Text 2"/>
+    <w:lsdException w:unhideWhenUsed="0" w:uiPriority="0" w:semiHidden="0" w:name="Body Text 3"/>
+    <w:lsdException w:unhideWhenUsed="0" w:uiPriority="0" w:semiHidden="0" w:name="Body Text Indent 2"/>
+    <w:lsdException w:unhideWhenUsed="0" w:uiPriority="0" w:semiHidden="0" w:name="Body Text Indent 3"/>
+    <w:lsdException w:unhideWhenUsed="0" w:uiPriority="0" w:semiHidden="0" w:name="Block Text"/>
+    <w:lsdException w:unhideWhenUsed="0" w:uiPriority="0" w:semiHidden="0" w:name="Hyperlink"/>
+    <w:lsdException w:unhideWhenUsed="0" w:uiPriority="0" w:semiHidden="0" w:name="FollowedHyperlink"/>
+    <w:lsdException w:qFormat="1" w:unhideWhenUsed="0" w:uiPriority="0" w:semiHidden="0" w:name="Strong"/>
+    <w:lsdException w:qFormat="1" w:unhideWhenUsed="0" w:uiPriority="0" w:semiHidden="0" w:name="Emphasis"/>
+    <w:lsdException w:unhideWhenUsed="0" w:uiPriority="0" w:semiHidden="0" w:name="Document Map"/>
+    <w:lsdException w:unhideWhenUsed="0" w:uiPriority="0" w:semiHidden="0" w:name="Plain Text"/>
+    <w:lsdException w:unhideWhenUsed="0" w:uiPriority="0" w:semiHidden="0" w:name="E-mail Signature"/>
+    <w:lsdException w:unhideWhenUsed="0" w:uiPriority="0" w:semiHidden="0" w:name="Normal (Web)"/>
+    <w:lsdException w:unhideWhenUsed="0" w:uiPriority="0" w:semiHidden="0" w:name="HTML Acronym"/>
+    <w:lsdException w:unhideWhenUsed="0" w:uiPriority="0" w:semiHidden="0" w:name="HTML Address"/>
+    <w:lsdException w:unhideWhenUsed="0" w:uiPriority="0" w:semiHidden="0" w:name="HTML Cite"/>
+    <w:lsdException w:unhideWhenUsed="0" w:uiPriority="0" w:semiHidden="0" w:name="HTML Code"/>
+    <w:lsdException w:unhideWhenUsed="0" w:uiPriority="0" w:semiHidden="0" w:name="HTML Definition"/>
+    <w:lsdException w:unhideWhenUsed="0" w:uiPriority="0" w:semiHidden="0" w:name="HTML Keyboard"/>
+    <w:lsdException w:unhideWhenUsed="0" w:uiPriority="0" w:semiHidden="0" w:name="HTML Preformatted"/>
+    <w:lsdException w:unhideWhenUsed="0" w:uiPriority="0" w:semiHidden="0" w:name="HTML Sample"/>
+    <w:lsdException w:unhideWhenUsed="0" w:uiPriority="0" w:semiHidden="0" w:name="HTML Typewriter"/>
+    <w:lsdException w:unhideWhenUsed="0" w:uiPriority="0" w:semiHidden="0" w:name="HTML Variable"/>
+    <w:lsdException w:qFormat="1" w:unhideWhenUsed="0" w:uiPriority="0" w:name="Normal Table"/>
+    <w:lsdException w:unhideWhenUsed="0" w:uiPriority="0" w:semiHidden="0" w:name="annotation subject"/>
+    <w:lsdException w:qFormat="1" w:unhideWhenUsed="0" w:uiPriority="0" w:semiHidden="0" w:name="Table Simple 1"/>
+    <w:lsdException w:unhideWhenUsed="0" w:uiPriority="0" w:semiHidden="0" w:name="Table Simple 2"/>
+    <w:lsdException w:unhideWhenUsed="0" w:uiPriority="0" w:semiHidden="0" w:name="Table Simple 3"/>
+    <w:lsdException w:unhideWhenUsed="0" w:uiPriority="0" w:semiHidden="0" w:name="Table Classic 1"/>
+    <w:lsdException w:unhideWhenUsed="0" w:uiPriority="0" w:semiHidden="0" w:name="Table Classic 2"/>
+    <w:lsdException w:unhideWhenUsed="0" w:uiPriority="0" w:semiHidden="0" w:name="Table Classic 3"/>
+    <w:lsdException w:unhideWhenUsed="0" w:uiPriority="0" w:semiHidden="0" w:name="Table Classic 4"/>
+    <w:lsdException w:unhideWhenUsed="0" w:uiPriority="0" w:semiHidden="0" w:name="Table Colorful 1"/>
+    <w:lsdException w:unhideWhenUsed="0" w:uiPriority="0" w:semiHidden="0" w:name="Table Colorful 2"/>
+    <w:lsdException w:unhideWhenUsed="0" w:uiPriority="0" w:semiHidden="0" w:name="Table Colorful 3"/>
+    <w:lsdException w:unhideWhenUsed="0" w:uiPriority="0" w:semiHidden="0" w:name="Table Columns 1"/>
+    <w:lsdException w:unhideWhenUsed="0" w:uiPriority="0" w:semiHidden="0" w:name="Table Columns 2"/>
+    <w:lsdException w:unhideWhenUsed="0" w:uiPriority="0" w:semiHidden="0" w:name="Table Columns 3"/>
+    <w:lsdException w:unhideWhenUsed="0" w:uiPriority="0" w:semiHidden="0" w:name="Table Columns 4"/>
+    <w:lsdException w:unhideWhenUsed="0" w:uiPriority="0" w:semiHidden="0" w:name="Table Columns 5"/>
+    <w:lsdException w:unhideWhenUsed="0" w:uiPriority="0" w:semiHidden="0" w:name="Table Grid 1"/>
+    <w:lsdException w:unhideWhenUsed="0" w:uiPriority="0" w:semiHidden="0" w:name="Table Grid 2"/>
+    <w:lsdException w:unhideWhenUsed="0" w:uiPriority="0" w:semiHidden="0" w:name="Table Grid 3"/>
+    <w:lsdException w:unhideWhenUsed="0" w:uiPriority="0" w:semiHidden="0" w:name="Table Grid 4"/>
+    <w:lsdException w:unhideWhenUsed="0" w:uiPriority="0" w:semiHidden="0" w:name="Table Grid 5"/>
+    <w:lsdException w:unhideWhenUsed="0" w:uiPriority="0" w:semiHidden="0" w:name="Table Grid 6"/>
+    <w:lsdException w:unhideWhenUsed="0" w:uiPriority="0" w:semiHidden="0" w:name="Table Grid 7"/>
+    <w:lsdException w:unhideWhenUsed="0" w:uiPriority="0" w:semiHidden="0" w:name="Table Grid 8"/>
+    <w:lsdException w:unhideWhenUsed="0" w:uiPriority="0" w:semiHidden="0" w:name="Table List 1"/>
+    <w:lsdException w:unhideWhenUsed="0" w:uiPriority="0" w:semiHidden="0" w:name="Table List 2"/>
+    <w:lsdException w:unhideWhenUsed="0" w:uiPriority="0" w:semiHidden="0" w:name="Table List 3"/>
+    <w:lsdException w:unhideWhenUsed="0" w:uiPriority="0" w:semiHidden="0" w:name="Table List 4"/>
+    <w:lsdException w:unhideWhenUsed="0" w:uiPriority="0" w:semiHidden="0" w:name="Table List 5"/>
+    <w:lsdException w:unhideWhenUsed="0" w:uiPriority="0" w:semiHidden="0" w:name="Table List 6"/>
+    <w:lsdException w:unhideWhenUsed="0" w:uiPriority="0" w:semiHidden="0" w:name="Table List 7"/>
+    <w:lsdException w:unhideWhenUsed="0" w:uiPriority="0" w:semiHidden="0" w:name="Table List 8"/>
+    <w:lsdException w:unhideWhenUsed="0" w:uiPriority="0" w:semiHidden="0" w:name="Table 3D effects 1"/>
+    <w:lsdException w:unhideWhenUsed="0" w:uiPriority="0" w:semiHidden="0" w:name="Table 3D effects 2"/>
+    <w:lsdException w:unhideWhenUsed="0" w:uiPriority="0" w:semiHidden="0" w:name="Table 3D effects 3"/>
+    <w:lsdException w:unhideWhenUsed="0" w:uiPriority="0" w:semiHidden="0" w:name="Table Contemporary"/>
+    <w:lsdException w:unhideWhenUsed="0" w:uiPriority="0" w:semiHidden="0" w:name="Table Elegant"/>
+    <w:lsdException w:unhideWhenUsed="0" w:uiPriority="0" w:semiHidden="0" w:name="Table Professional"/>
+    <w:lsdException w:unhideWhenUsed="0" w:uiPriority="0" w:semiHidden="0" w:name="Table Subtle 1"/>
+    <w:lsdException w:unhideWhenUsed="0" w:uiPriority="0" w:semiHidden="0" w:name="Table Subtle 2"/>
+    <w:lsdException w:unhideWhenUsed="0" w:uiPriority="0" w:semiHidden="0" w:name="Table Web 1"/>
+    <w:lsdException w:unhideWhenUsed="0" w:uiPriority="0" w:semiHidden="0" w:name="Table Web 2"/>
+    <w:lsdException w:unhideWhenUsed="0" w:uiPriority="0" w:semiHidden="0" w:name="Table Web 3"/>
+    <w:lsdException w:unhideWhenUsed="0" w:uiPriority="0" w:semiHidden="0" w:name="Balloon Text"/>
+    <w:lsdException w:unhideWhenUsed="0" w:uiPriority="0" w:semiHidden="0" w:name="Table Grid"/>
+    <w:lsdException w:unhideWhenUsed="0" w:uiPriority="0" w:semiHidden="0" w:name="Table Theme"/>
+    <w:lsdException w:unhideWhenUsed="0" w:uiPriority="60" w:semiHidden="0" w:name="Light Shading"/>
+    <w:lsdException w:unhideWhenUsed="0" w:uiPriority="61" w:semiHidden="0" w:name="Light List"/>
+    <w:lsdException w:unhideWhenUsed="0" w:uiPriority="62" w:semiHidden="0" w:name="Light Grid"/>
+    <w:lsdException w:unhideWhenUsed="0" w:uiPriority="63" w:semiHidden="0" w:name="Medium Shading 1"/>
+    <w:lsdException w:unhideWhenUsed="0" w:uiPriority="64" w:semiHidden="0" w:name="Medium Shading 2"/>
+    <w:lsdException w:unhideWhenUsed="0" w:uiPriority="65" w:semiHidden="0" w:name="Medium List 1"/>
+    <w:lsdException w:unhideWhenUsed="0" w:uiPriority="66" w:semiHidden="0" w:name="Medium List 2"/>
+    <w:lsdException w:unhideWhenUsed="0" w:uiPriority="67" w:semiHidden="0" w:name="Medium Grid 1"/>
+    <w:lsdException w:unhideWhenUsed="0" w:uiPriority="68" w:semiHidden="0" w:name="Medium Grid 2"/>
+    <w:lsdException w:unhideWhenUsed="0" w:uiPriority="69" w:semiHidden="0" w:name="Medium Grid 3"/>
+    <w:lsdException w:unhideWhenUsed="0" w:uiPriority="70" w:semiHidden="0" w:name="Dark List"/>
+    <w:lsdException w:unhideWhenUsed="0" w:uiPriority="71" w:semiHidden="0" w:name="Colorful Shading"/>
+    <w:lsdException w:unhideWhenUsed="0" w:uiPriority="72" w:semiHidden="0" w:name="Colorful List"/>
+    <w:lsdException w:unhideWhenUsed="0" w:uiPriority="73" w:semiHidden="0" w:name="Colorful Grid"/>
+    <w:lsdException w:unhideWhenUsed="0" w:uiPriority="60" w:semiHidden="0" w:name="Light Shading Accent 1"/>
+    <w:lsdException w:unhideWhenUsed="0" w:uiPriority="61" w:semiHidden="0" w:name="Light List Accent 1"/>
+    <w:lsdException w:unhideWhenUsed="0" w:uiPriority="62" w:semiHidden="0" w:name="Light Grid Accent 1"/>
+    <w:lsdException w:unhideWhenUsed="0" w:uiPriority="63" w:semiHidden="0" w:name="Medium Shading 1 Accent 1"/>
+    <w:lsdException w:unhideWhenUsed="0" w:uiPriority="64" w:semiHidden="0" w:name="Medium Shading 2 Accent 1"/>
+    <w:lsdException w:unhideWhenUsed="0" w:uiPriority="65" w:semiHidden="0" w:name="Medium List 1 Accent 1"/>
+    <w:lsdException w:unhideWhenUsed="0" w:uiPriority="66" w:semiHidden="0" w:name="Medium List 2 Accent 1"/>
+    <w:lsdException w:unhideWhenUsed="0" w:uiPriority="67" w:semiHidden="0" w:name="Medium Grid 1 Accent 1"/>
+    <w:lsdException w:unhideWhenUsed="0" w:uiPriority="68" w:semiHidden="0" w:name="Medium Grid 2 Accent 1"/>
+    <w:lsdException w:unhideWhenUsed="0" w:uiPriority="69" w:semiHidden="0" w:name="Medium Grid 3 Accent 1"/>
+    <w:lsdException w:unhideWhenUsed="0" w:uiPriority="70" w:semiHidden="0" w:name="Dark List Accent 1"/>
+    <w:lsdException w:unhideWhenUsed="0" w:uiPriority="71" w:semiHidden="0" w:name="Colorful Shading Accent 1"/>
+    <w:lsdException w:unhideWhenUsed="0" w:uiPriority="72" w:semiHidden="0" w:name="Colorful List Accent 1"/>
+    <w:lsdException w:unhideWhenUsed="0" w:uiPriority="73" w:semiHidden="0" w:name="Colorful Grid Accent 1"/>
+    <w:lsdException w:unhideWhenUsed="0" w:uiPriority="60" w:semiHidden="0" w:name="Light Shading Accent 2"/>
+    <w:lsdException w:unhideWhenUsed="0" w:uiPriority="61" w:semiHidden="0" w:name="Light List Accent 2"/>
+    <w:lsdException w:unhideWhenUsed="0" w:uiPriority="62" w:semiHidden="0" w:name="Light Grid Accent 2"/>
+    <w:lsdException w:unhideWhenUsed="0" w:uiPriority="63" w:semiHidden="0" w:name="Medium Shading 1 Accent 2"/>
+    <w:lsdException w:unhideWhenUsed="0" w:uiPriority="64" w:semiHidden="0" w:name="Medium Shading 2 Accent 2"/>
+    <w:lsdException w:unhideWhenUsed="0" w:uiPriority="65" w:semiHidden="0" w:name="Medium List 1 Accent 2"/>
+    <w:lsdException w:unhideWhenUsed="0" w:uiPriority="66" w:semiHidden="0" w:name="Medium List 2 Accent 2"/>
+    <w:lsdException w:unhideWhenUsed="0" w:uiPriority="67" w:semiHidden="0" w:name="Medium Grid 1 Accent 2"/>
+    <w:lsdException w:unhideWhenUsed="0" w:uiPriority="68" w:semiHidden="0" w:name="Medium Grid 2 Accent 2"/>
+    <w:lsdException w:unhideWhenUsed="0" w:uiPriority="69" w:semiHidden="0" w:name="Medium Grid 3 Accent 2"/>
+    <w:lsdException w:unhideWhenUsed="0" w:uiPriority="70" w:semiHidden="0" w:name="Dark List Accent 2"/>
+    <w:lsdException w:unhideWhenUsed="0" w:uiPriority="71" w:semiHidden="0" w:name="Colorful Shading Accent 2"/>
+    <w:lsdException w:unhideWhenUsed="0" w:uiPriority="72" w:semiHidden="0" w:name="Colorful List Accent 2"/>
+    <w:lsdException w:unhideWhenUsed="0" w:uiPriority="73" w:semiHidden="0" w:name="Colorful Grid Accent 2"/>
+    <w:lsdException w:unhideWhenUsed="0" w:uiPriority="60" w:semiHidden="0" w:name="Light Shading Accent 3"/>
+    <w:lsdException w:unhideWhenUsed="0" w:uiPriority="61" w:semiHidden="0" w:name="Light List Accent 3"/>
+    <w:lsdException w:unhideWhenUsed="0" w:uiPriority="62" w:semiHidden="0" w:name="Light Grid Accent 3"/>
+    <w:lsdException w:unhideWhenUsed="0" w:uiPriority="63" w:semiHidden="0" w:name="Medium Shading 1 Accent 3"/>
+    <w:lsdException w:unhideWhenUsed="0" w:uiPriority="64" w:semiHidden="0" w:name="Medium Shading 2 Accent 3"/>
+    <w:lsdException w:unhideWhenUsed="0" w:uiPriority="65" w:semiHidden="0" w:name="Medium List 1 Accent 3"/>
+    <w:lsdException w:unhideWhenUsed="0" w:uiPriority="66" w:semiHidden="0" w:name="Medium List 2 Accent 3"/>
+    <w:lsdException w:unhideWhenUsed="0" w:uiPriority="67" w:semiHidden="0" w:name="Medium Grid 1 Accent 3"/>
+    <w:lsdException w:unhideWhenUsed="0" w:uiPriority="68" w:semiHidden="0" w:name="Medium Grid 2 Accent 3"/>
+    <w:lsdException w:unhideWhenUsed="0" w:uiPriority="69" w:semiHidden="0" w:name="Medium Grid 3 Accent 3"/>
+    <w:lsdException w:unhideWhenUsed="0" w:uiPriority="70" w:semiHidden="0" w:name="Dark List Accent 3"/>
+    <w:lsdException w:unhideWhenUsed="0" w:uiPriority="71" w:semiHidden="0" w:name="Colorful Shading Accent 3"/>
+    <w:lsdException w:unhideWhenUsed="0" w:uiPriority="72" w:semiHidden="0" w:name="Colorful List Accent 3"/>
+    <w:lsdException w:unhideWhenUsed="0" w:uiPriority="73" w:semiHidden="0" w:name="Colorful Grid Accent 3"/>
+    <w:lsdException w:unhideWhenUsed="0" w:uiPriority="60" w:semiHidden="0" w:name="Light Shading Accent 4"/>
+    <w:lsdException w:unhideWhenUsed="0" w:uiPriority="61" w:semiHidden="0" w:name="Light List Accent 4"/>
+    <w:lsdException w:unhideWhenUsed="0" w:uiPriority="62" w:semiHidden="0" w:name="Light Grid Accent 4"/>
+    <w:lsdException w:unhideWhenUsed="0" w:uiPriority="63" w:semiHidden="0" w:name="Medium Shading 1 Accent 4"/>
+    <w:lsdException w:unhideWhenUsed="0" w:uiPriority="64" w:semiHidden="0" w:name="Medium Shading 2 Accent 4"/>
+    <w:lsdException w:unhideWhenUsed="0" w:uiPriority="65" w:semiHidden="0" w:name="Medium List 1 Accent 4"/>
+    <w:lsdException w:unhideWhenUsed="0" w:uiPriority="66" w:semiHidden="0" w:name="Medium List 2 Accent 4"/>
+    <w:lsdException w:unhideWhenUsed="0" w:uiPriority="67" w:semiHidden="0" w:name="Medium Grid 1 Accent 4"/>
+    <w:lsdException w:unhideWhenUsed="0" w:uiPriority="68" w:semiHidden="0" w:name="Medium Grid 2 Accent 4"/>
+    <w:lsdException w:unhideWhenUsed="0" w:uiPriority="69" w:semiHidden="0" w:name="Medium Grid 3 Accent 4"/>
+    <w:lsdException w:unhideWhenUsed="0" w:uiPriority="70" w:semiHidden="0" w:name="Dark List Accent 4"/>
+    <w:lsdException w:unhideWhenUsed="0" w:uiPriority="71" w:semiHidden="0" w:name="Colorful Shading Accent 4"/>
+    <w:lsdException w:unhideWhenUsed="0" w:uiPriority="72" w:semiHidden="0" w:name="Colorful List Accent 4"/>
+    <w:lsdException w:unhideWhenUsed="0" w:uiPriority="73" w:semiHidden="0" w:name="Colorful Grid Accent 4"/>
+    <w:lsdException w:unhideWhenUsed="0" w:uiPriority="60" w:semiHidden="0" w:name="Light Shading Accent 5"/>
+    <w:lsdException w:unhideWhenUsed="0" w:uiPriority="61" w:semiHidden="0" w:name="Light List Accent 5"/>
+    <w:lsdException w:unhideWhenUsed="0" w:uiPriority="62" w:semiHidden="0" w:name="Light Grid Accent 5"/>
+    <w:lsdException w:unhideWhenUsed="0" w:uiPriority="63" w:semiHidden="0" w:name="Medium Shading 1 Accent 5"/>
+    <w:lsdException w:unhideWhenUsed="0" w:uiPriority="64" w:semiHidden="0" w:name="Medium Shading 2 Accent 5"/>
+    <w:lsdException w:unhideWhenUsed="0" w:uiPriority="65" w:semiHidden="0" w:name="Medium List 1 Accent 5"/>
+    <w:lsdException w:unhideWhenUsed="0" w:uiPriority="66" w:semiHidden="0" w:name="Medium List 2 Accent 5"/>
+    <w:lsdException w:unhideWhenUsed="0" w:uiPriority="67" w:semiHidden="0" w:name="Medium Grid 1 Accent 5"/>
+    <w:lsdException w:unhideWhenUsed="0" w:uiPriority="68" w:semiHidden="0" w:name="Medium Grid 2 Accent 5"/>
+    <w:lsdException w:unhideWhenUsed="0" w:uiPriority="69" w:semiHidden="0" w:name="Medium Grid 3 Accent 5"/>
+    <w:lsdException w:unhideWhenUsed="0" w:uiPriority="70" w:semiHidden="0" w:name="Dark List Accent 5"/>
+    <w:lsdException w:unhideWhenUsed="0" w:uiPriority="71" w:semiHidden="0" w:name="Colorful Shading Accent 5"/>
+    <w:lsdException w:unhideWhenUsed="0" w:uiPriority="72" w:semiHidden="0" w:name="Colorful List Accent 5"/>
+    <w:lsdException w:unhideWhenUsed="0" w:uiPriority="73" w:semiHidden="0" w:name="Colorful Grid Accent 5"/>
+    <w:lsdException w:unhideWhenUsed="0" w:uiPriority="60" w:semiHidden="0" w:name="Light Shading Accent 6"/>
+    <w:lsdException w:unhideWhenUsed="0" w:uiPriority="61" w:semiHidden="0" w:name="Light List Accent 6"/>
+    <w:lsdException w:unhideWhenUsed="0" w:uiPriority="62" w:semiHidden="0" w:name="Light Grid Accent 6"/>
+    <w:lsdException w:unhideWhenUsed="0" w:uiPriority="63" w:semiHidden="0" w:name="Medium Shading 1 Accent 6"/>
+    <w:lsdException w:unhideWhenUsed="0" w:uiPriority="64" w:semiHidden="0" w:name="Medium Shading 2 Accent 6"/>
+    <w:lsdException w:unhideWhenUsed="0" w:uiPriority="65" w:semiHidden="0" w:name="Medium List 1 Accent 6"/>
+    <w:lsdException w:unhideWhenUsed="0" w:uiPriority="66" w:semiHidden="0" w:name="Medium List 2 Accent 6"/>
+    <w:lsdException w:unhideWhenUsed="0" w:uiPriority="67" w:semiHidden="0" w:name="Medium Grid 1 Accent 6"/>
+    <w:lsdException w:unhideWhenUsed="0" w:uiPriority="68" w:semiHidden="0" w:name="Medium Grid 2 Accent 6"/>
+    <w:lsdException w:unhideWhenUsed="0" w:uiPriority="69" w:semiHidden="0" w:name="Medium Grid 3 Accent 6"/>
+    <w:lsdException w:unhideWhenUsed="0" w:uiPriority="70" w:semiHidden="0" w:name="Dark List Accent 6"/>
+    <w:lsdException w:unhideWhenUsed="0" w:uiPriority="71" w:semiHidden="0" w:name="Colorful Shading Accent 6"/>
+    <w:lsdException w:unhideWhenUsed="0" w:uiPriority="72" w:semiHidden="0" w:name="Colorful List Accent 6"/>
+    <w:lsdException w:unhideWhenUsed="0" w:uiPriority="73" w:semiHidden="0" w:name="Colorful Grid Accent 6"/>
+  </w:latentStyles>
+  <w:style w:type="paragraph" w:default="1" w:styleId="1">
     <w:name w:val="Normal"/>
     <w:qFormat/>
-    <w:pPr/>
+    <w:uiPriority w:val="0"/>
+    <w:pPr>
+      <w:keepNext w:val="0"/>
+      <w:keepLines w:val="0"/>
+      <w:widowControl/>
+      <w:suppressLineNumbers w:val="0"/>
+      <w:shd w:val="clear" w:fill="auto"/>
+      <w:suppressAutoHyphens w:val="0"/>
+      <w:spacing w:before="0" w:beforeAutospacing="0" w:after="0" w:afterAutospacing="0" w:line="240" w:lineRule="auto"/>
+      <w:ind w:left="0" w:right="0" w:firstLine="0"/>
+      <w:contextualSpacing w:val="0"/>
+      <w:jc w:val="left"/>
+    </w:pPr>
     <w:rPr>
       <w:rFonts w:ascii="Calibri" w:hAnsi="Calibri"/>
+      <w:color w:val="auto"/>
       <w:sz w:val="24"/>
+      <w:u w:val="none"/>
+      <w:shd w:val="clear" w:color="auto" w:fill="auto"/>
+      <w:vertAlign w:val="baseline"/>
+      <w:lang w:val="en-US" w:eastAsia="zh-CN" w:bidi="ar-SA"/>
     </w:rPr>
   </w:style>
-  <w:style w:type="paragraph" w:styleId="P1">
-    <w:name w:val="footer"/>
-    <w:basedOn w:val="P0"/>
-    <w:qFormat/>
-    <w:pPr>
-      <w:tabs>
-        <w:tab w:val="center" w:pos="4153" w:leader="none"/>
-        <w:tab w:val="right" w:pos="8306" w:leader="none"/>
-      </w:tabs>
-    </w:pPr>
-    <w:rPr>
-      <w:sz w:val="18"/>
-    </w:rPr>
-  </w:style>
-  <w:style w:type="paragraph" w:styleId="P2">
-    <w:name w:val="header"/>
-    <w:basedOn w:val="P0"/>
-    <w:qFormat/>
-    <w:pPr>
-      <w:tabs>
-        <w:tab w:val="center" w:pos="4153" w:leader="none"/>
-        <w:tab w:val="right" w:pos="8306" w:leader="none"/>
-      </w:tabs>
-    </w:pPr>
-    <w:rPr>
-      <w:sz w:val="18"/>
-    </w:rPr>
-  </w:style>
-  <w:style w:type="character" w:styleId="C0" w:default="1">
+  <w:style w:type="character" w:default="1" w:styleId="2">
     <w:name w:val="Default Paragraph Font"/>
     <w:semiHidden/>
-    <w:rPr/>
+    <w:uiPriority w:val="0"/>
   </w:style>
-  <w:style w:type="character" w:styleId="C1">
-    <w:name w:val="Line Number"/>
-    <w:basedOn w:val="C0"/>
-    <w:semiHidden/>
-    <w:rPr/>
-  </w:style>
-  <w:style w:type="character" w:styleId="C2">
-    <w:name w:val="Hyperlink"/>
-    <w:rPr>
-      <w:color w:val="0000FF"/>
-      <w:u w:val="single"/>
-    </w:rPr>
-  </w:style>
-  <w:style w:type="character" w:styleId="C3">
-    <w:name w:val="line number"/>
-    <w:basedOn w:val="C0"/>
+  <w:style w:type="table" w:default="1" w:styleId="3">
+    <w:name w:val="Normal Table"/>
     <w:semiHidden/>
     <w:qFormat/>
-    <w:rPr/>
-  </w:style>
-  <w:style w:type="table" w:styleId="T0" w:default="1">
-    <w:name w:val="Normal Table"/>
-    <w:semiHidden/>
+    <w:uiPriority w:val="0"/>
     <w:tblPr>
-      <w:tblInd w:w="0" w:type="dxa"/>
       <w:tblCellMar>
         <w:top w:w="0" w:type="dxa"/>
         <w:left w:w="108" w:type="dxa"/>
@@ -2366,128 +2998,155 @@
         <w:right w:w="108" w:type="dxa"/>
       </w:tblCellMar>
     </w:tblPr>
-    <w:trPr/>
-    <w:tcPr/>
   </w:style>
-  <w:style w:type="table" w:styleId="T1">
+  <w:style w:type="paragraph" w:styleId="4">
+    <w:name w:val="footer"/>
+    <w:basedOn w:val="1"/>
+    <w:qFormat/>
+    <w:uiPriority w:val="0"/>
+    <w:pPr>
+      <w:tabs>
+        <w:tab w:val="center" w:pos="4153"/>
+        <w:tab w:val="right" w:pos="8306"/>
+      </w:tabs>
+    </w:pPr>
+    <w:rPr>
+      <w:sz w:val="18"/>
+    </w:rPr>
+  </w:style>
+  <w:style w:type="paragraph" w:styleId="5">
+    <w:name w:val="header"/>
+    <w:basedOn w:val="1"/>
+    <w:qFormat/>
+    <w:uiPriority w:val="0"/>
+    <w:pPr>
+      <w:tabs>
+        <w:tab w:val="center" w:pos="4153"/>
+        <w:tab w:val="right" w:pos="8306"/>
+      </w:tabs>
+    </w:pPr>
+    <w:rPr>
+      <w:sz w:val="18"/>
+    </w:rPr>
+  </w:style>
+  <w:style w:type="character" w:styleId="6">
+    <w:name w:val="Hyperlink"/>
+    <w:uiPriority w:val="0"/>
+    <w:rPr>
+      <w:color w:val="0000FF"/>
+      <w:u w:val="single"/>
+    </w:rPr>
+  </w:style>
+  <w:style w:type="character" w:styleId="7">
+    <w:name w:val="line number"/>
+    <w:basedOn w:val="2"/>
+    <w:semiHidden/>
+    <w:qFormat/>
+    <w:uiPriority w:val="0"/>
+  </w:style>
+  <w:style w:type="table" w:styleId="8">
     <w:name w:val="Table Simple 1"/>
-    <w:basedOn w:val="T0"/>
+    <w:basedOn w:val="3"/>
     <w:qFormat/>
+    <w:uiPriority w:val="0"/>
     <w:tblPr>
       <w:tblBorders>
-        <w:top w:val="single" w:sz="4" w:space="0" w:shadow="0" w:frame="0" w:color="000000"/>
-        <w:left w:val="single" w:sz="4" w:space="0" w:shadow="0" w:frame="0" w:color="000000"/>
-        <w:bottom w:val="single" w:sz="4" w:space="0" w:shadow="0" w:frame="0" w:color="000000"/>
-        <w:right w:val="single" w:sz="4" w:space="0" w:shadow="0" w:frame="0" w:color="000000"/>
-        <w:insideH w:val="single" w:sz="4" w:space="0" w:shadow="0" w:frame="0" w:color="000000"/>
-        <w:insideV w:val="single" w:sz="4" w:space="0" w:shadow="0" w:frame="0" w:color="000000"/>
+        <w:top w:val="single" w:color="000000" w:sz="4" w:space="0"/>
+        <w:left w:val="single" w:color="000000" w:sz="4" w:space="0"/>
+        <w:bottom w:val="single" w:color="000000" w:sz="4" w:space="0"/>
+        <w:right w:val="single" w:color="000000" w:sz="4" w:space="0"/>
+        <w:insideH w:val="single" w:color="000000" w:sz="4" w:space="0"/>
+        <w:insideV w:val="single" w:color="000000" w:sz="4" w:space="0"/>
       </w:tblBorders>
     </w:tblPr>
-    <w:trPr/>
-    <w:tcPr/>
-    <w:tblStylePr w:type="lastRow">
+    <w:tblStylePr w:type="firstRow">
       <w:tblPr/>
-      <w:trPr/>
       <w:tcPr>
         <w:tcBorders>
-          <w:top w:val="single" w:sz="6" w:space="0" w:shadow="0" w:frame="0" w:color="008000"/>
+          <w:left w:val="single" w:color="008000" w:sz="6" w:space="0"/>
           <w:tl2br w:val="nil"/>
           <w:tr2bl w:val="nil"/>
         </w:tcBorders>
       </w:tcPr>
     </w:tblStylePr>
-    <w:tblStylePr w:type="firstRow">
+    <w:tblStylePr w:type="lastRow">
       <w:tblPr/>
-      <w:trPr/>
       <w:tcPr>
         <w:tcBorders>
-          <w:left w:val="single" w:sz="6" w:space="0" w:shadow="0" w:frame="0" w:color="008000"/>
+          <w:top w:val="single" w:color="008000" w:sz="6" w:space="0"/>
           <w:tl2br w:val="nil"/>
           <w:tr2bl w:val="nil"/>
         </w:tcBorders>
       </w:tcPr>
     </w:tblStylePr>
   </w:style>
-  <w:style w:type="table" w:styleId="T2">
+  <w:style w:type="table" w:customStyle="1" w:styleId="9">
     <w:name w:val="网格表 4 - 着色 21"/>
-    <w:basedOn w:val="T0"/>
+    <w:basedOn w:val="3"/>
     <w:qFormat/>
+    <w:uiPriority w:val="0"/>
     <w:tblPr>
       <w:tblBorders>
-        <w:top w:val="single" w:sz="4" w:space="0" w:shadow="0" w:frame="0" w:color="D99694" w:themeColor="accent2" w:themeTint="99"/>
-        <w:left w:val="single" w:sz="4" w:space="0" w:shadow="0" w:frame="0" w:color="D99694" w:themeColor="accent2" w:themeTint="99"/>
-        <w:bottom w:val="single" w:sz="4" w:space="0" w:shadow="0" w:frame="0" w:color="D99694" w:themeColor="accent2" w:themeTint="99"/>
-        <w:right w:val="single" w:sz="4" w:space="0" w:shadow="0" w:frame="0" w:color="D99694" w:themeColor="accent2" w:themeTint="99"/>
-        <w:insideH w:val="single" w:sz="4" w:space="0" w:shadow="0" w:frame="0" w:color="D99694" w:themeColor="accent2" w:themeTint="99"/>
-        <w:insideV w:val="single" w:sz="4" w:space="0" w:shadow="0" w:frame="0" w:color="D99694" w:themeColor="accent2" w:themeTint="99"/>
+        <w:top w:val="single" w:color="D99594" w:themeColor="accent2" w:themeTint="99" w:sz="4" w:space="0"/>
+        <w:left w:val="single" w:color="D99594" w:themeColor="accent2" w:themeTint="99" w:sz="4" w:space="0"/>
+        <w:bottom w:val="single" w:color="D99594" w:themeColor="accent2" w:themeTint="99" w:sz="4" w:space="0"/>
+        <w:right w:val="single" w:color="D99594" w:themeColor="accent2" w:themeTint="99" w:sz="4" w:space="0"/>
+        <w:insideH w:val="single" w:color="D99594" w:themeColor="accent2" w:themeTint="99" w:sz="4" w:space="0"/>
+        <w:insideV w:val="single" w:color="D99594" w:themeColor="accent2" w:themeTint="99" w:sz="4" w:space="0"/>
       </w:tblBorders>
     </w:tblPr>
-    <w:trPr/>
-    <w:tcPr/>
-    <w:tblStylePr w:type="band1Horz">
-      <w:tblPr/>
-      <w:trPr/>
-      <w:tcPr>
-        <w:shd w:val="clear" w:color="auto" w:fill="F3DDDD" w:themeFill="accent2" w:themeFillTint="30"/>
-      </w:tcPr>
-    </w:tblStylePr>
-    <w:tblStylePr w:type="band1Vert">
-      <w:tblPr/>
-      <w:trPr/>
-      <w:tcPr>
-        <w:shd w:val="clear" w:color="auto" w:fill="F3DDDD" w:themeFill="accent2" w:themeFillTint="30"/>
-      </w:tcPr>
-    </w:tblStylePr>
-    <w:tblStylePr w:type="lastCol">
+    <w:tblStylePr w:type="firstRow">
       <w:rPr>
-        <w:b w:val="1"/>
+        <w:b/>
+        <w:color w:val="FFFFFF" w:themeColor="background1"/>
+        <w14:textFill>
+          <w14:solidFill>
+            <w14:schemeClr w14:val="bg1"/>
+          </w14:solidFill>
+        </w14:textFill>
       </w:rPr>
-      <w:tblPr/>
-      <w:trPr/>
-      <w:tcPr/>
-    </w:tblStylePr>
-    <w:tblStylePr w:type="firstCol">
-      <w:rPr>
-        <w:b w:val="1"/>
-      </w:rPr>
-      <w:tblPr/>
-      <w:trPr/>
-      <w:tcPr/>
-    </w:tblStylePr>
-    <w:tblStylePr w:type="lastRow">
-      <w:rPr>
-        <w:b w:val="1"/>
-      </w:rPr>
-      <w:tblPr/>
-      <w:trPr/>
       <w:tcPr>
         <w:tcBorders>
-          <w:top w:val="double" w:sz="4" w:space="0" w:shadow="0" w:frame="0" w:color="C0504D" w:themeColor="accent2"/>
-        </w:tcBorders>
-      </w:tcPr>
-    </w:tblStylePr>
-    <w:tblStylePr w:type="firstRow">
-      <w:rPr>
-        <w:b w:val="1"/>
-        <w:color w:val="FFFFFF" w:themeColor="background1"/>
-      </w:rPr>
-      <w:tblPr/>
-      <w:trPr/>
-      <w:tcPr>
-        <w:tcBorders>
-          <w:top w:val="single" w:sz="4" w:space="0" w:shadow="0" w:frame="0" w:color="C0504D" w:themeColor="accent2"/>
-          <w:left w:val="single" w:sz="4" w:space="0" w:shadow="0" w:frame="0" w:color="C0504D" w:themeColor="accent2"/>
-          <w:bottom w:val="single" w:sz="4" w:space="0" w:shadow="0" w:frame="0" w:color="C0504D" w:themeColor="accent2"/>
-          <w:right w:val="single" w:sz="4" w:space="0" w:shadow="0" w:frame="0" w:color="C0504D" w:themeColor="accent2"/>
+          <w:top w:val="single" w:color="C0504D" w:themeColor="accent2" w:sz="4" w:space="0"/>
+          <w:left w:val="single" w:color="C0504D" w:themeColor="accent2" w:sz="4" w:space="0"/>
+          <w:bottom w:val="single" w:color="C0504D" w:themeColor="accent2" w:sz="4" w:space="0"/>
+          <w:right w:val="single" w:color="C0504D" w:themeColor="accent2" w:sz="4" w:space="0"/>
           <w:insideH w:val="nil"/>
           <w:insideV w:val="nil"/>
         </w:tcBorders>
         <w:shd w:val="clear" w:color="auto" w:fill="C0504D" w:themeFill="accent2"/>
       </w:tcPr>
     </w:tblStylePr>
-  </w:style>
-  <w:style w:type="numbering" w:styleId="N0">
-    <w:name w:val="No List"/>
+    <w:tblStylePr w:type="lastRow">
+      <w:rPr>
+        <w:b/>
+      </w:rPr>
+      <w:tcPr>
+        <w:tcBorders>
+          <w:top w:val="double" w:color="C0504D" w:themeColor="accent2" w:sz="4" w:space="0"/>
+        </w:tcBorders>
+      </w:tcPr>
+    </w:tblStylePr>
+    <w:tblStylePr w:type="firstCol">
+      <w:rPr>
+        <w:b/>
+      </w:rPr>
+    </w:tblStylePr>
+    <w:tblStylePr w:type="lastCol">
+      <w:rPr>
+        <w:b/>
+      </w:rPr>
+    </w:tblStylePr>
+    <w:tblStylePr w:type="band1Vert">
+      <w:tcPr>
+        <w:shd w:val="clear" w:color="auto" w:fill="F3DEDD" w:themeFill="accent2" w:themeFillTint="30"/>
+      </w:tcPr>
+    </w:tblStylePr>
+    <w:tblStylePr w:type="band1Horz">
+      <w:tcPr>
+        <w:shd w:val="clear" w:color="auto" w:fill="F3DEDD" w:themeFill="accent2" w:themeFillTint="30"/>
+      </w:tcPr>
+    </w:tblStylePr>
   </w:style>
 </w:styles>
 </file>
@@ -2773,6 +3432,5 @@
     </a:fmtScheme>
   </a:themeElements>
   <a:objectDefaults/>
-  <a:extraClrSchemeLst/>
 </a:theme>
 </file>
--- a/Libs/PrintTemp/分泌物.docx
+++ b/Libs/PrintTemp/分泌物.docx
@@ -1,15 +1,8 @@
 
 <file path=word/document.xml><?xml version="1.0" encoding="utf-8"?>
-<w:document xmlns:wpc="http://schemas.microsoft.com/office/word/2010/wordprocessingCanvas" xmlns:mc="http://schemas.openxmlformats.org/markup-compatibility/2006" xmlns:o="urn:schemas-microsoft-com:office:office" xmlns:r="http://schemas.openxmlformats.org/officeDocument/2006/relationships" xmlns:m="http://schemas.openxmlformats.org/officeDocument/2006/math" xmlns:v="urn:schemas-microsoft-com:vml" xmlns:wp14="http://schemas.microsoft.com/office/word/2010/wordprocessingDrawing" xmlns:wp="http://schemas.openxmlformats.org/drawingml/2006/wordprocessingDrawing" xmlns:w="http://schemas.openxmlformats.org/wordprocessingml/2006/main" xmlns:w14="http://schemas.microsoft.com/office/word/2010/wordml" xmlns:w10="urn:schemas-microsoft-com:office:word" xmlns:w15="http://schemas.microsoft.com/office/word/2012/wordml" xmlns:wpg="http://schemas.microsoft.com/office/word/2010/wordprocessingGroup" xmlns:wpi="http://schemas.microsoft.com/office/word/2010/wordprocessingInk" xmlns:wne="http://schemas.microsoft.com/office/word/2006/wordml" xmlns:wps="http://schemas.microsoft.com/office/word/2010/wordprocessingShape" xmlns:wpsCustomData="http://www.wps.cn/officeDocument/2013/wpsCustomData" mc:Ignorable="w14 w15 wp14">
+<w:document xmlns:wpc="http://schemas.microsoft.com/office/word/2010/wordprocessingCanvas" xmlns:cx="http://schemas.microsoft.com/office/drawing/2014/chartex" xmlns:cx1="http://schemas.microsoft.com/office/drawing/2015/9/8/chartex" xmlns:cx2="http://schemas.microsoft.com/office/drawing/2015/10/21/chartex" xmlns:cx3="http://schemas.microsoft.com/office/drawing/2016/5/9/chartex" xmlns:cx4="http://schemas.microsoft.com/office/drawing/2016/5/10/chartex" xmlns:cx5="http://schemas.microsoft.com/office/drawing/2016/5/11/chartex" xmlns:cx6="http://schemas.microsoft.com/office/drawing/2016/5/12/chartex" xmlns:cx7="http://schemas.microsoft.com/office/drawing/2016/5/13/chartex" xmlns:cx8="http://schemas.microsoft.com/office/drawing/2016/5/14/chartex" xmlns:mc="http://schemas.openxmlformats.org/markup-compatibility/2006" xmlns:aink="http://schemas.microsoft.com/office/drawing/2016/ink" xmlns:am3d="http://schemas.microsoft.com/office/drawing/2017/model3d" xmlns:o="urn:schemas-microsoft-com:office:office" xmlns:oel="http://schemas.microsoft.com/office/2019/extlst" xmlns:r="http://schemas.openxmlformats.org/officeDocument/2006/relationships" xmlns:m="http://schemas.openxmlformats.org/officeDocument/2006/math" xmlns:v="urn:schemas-microsoft-com:vml" xmlns:wp14="http://schemas.microsoft.com/office/word/2010/wordprocessingDrawing" xmlns:wp="http://schemas.openxmlformats.org/drawingml/2006/wordprocessingDrawing" xmlns:w10="urn:schemas-microsoft-com:office:word" xmlns:w="http://schemas.openxmlformats.org/wordprocessingml/2006/main" xmlns:w14="http://schemas.microsoft.com/office/word/2010/wordml" xmlns:w15="http://schemas.microsoft.com/office/word/2012/wordml" xmlns:w16cex="http://schemas.microsoft.com/office/word/2018/wordml/cex" xmlns:w16cid="http://schemas.microsoft.com/office/word/2016/wordml/cid" xmlns:w16="http://schemas.microsoft.com/office/word/2018/wordml" xmlns:w16du="http://schemas.microsoft.com/office/word/2023/wordml/word16du" xmlns:w16sdtdh="http://schemas.microsoft.com/office/word/2020/wordml/sdtdatahash" xmlns:w16se="http://schemas.microsoft.com/office/word/2015/wordml/symex" xmlns:wpg="http://schemas.microsoft.com/office/word/2010/wordprocessingGroup" xmlns:wpi="http://schemas.microsoft.com/office/word/2010/wordprocessingInk" xmlns:wne="http://schemas.microsoft.com/office/word/2006/wordml" xmlns:wps="http://schemas.microsoft.com/office/word/2010/wordprocessingShape" mc:Ignorable="w14 w15 w16se w16cid w16 w16cex w16sdtdh wp14">
   <w:background w:color="FFFFFF"/>
   <w:body>
-    <w:p>
-      <w:pPr>
-        <w:rPr>
-          <w:sz w:val="20"/>
-        </w:rPr>
-      </w:pPr>
-    </w:p>
     <w:p>
       <w:pPr>
         <w:rPr>
@@ -26,8 +19,6 @@
         </w:rPr>
         <w:t>分泌物报告单</w:t>
       </w:r>
-      <w:bookmarkStart w:id="0" w:name="_GoBack"/>
-      <w:bookmarkEnd w:id="0"/>
     </w:p>
     <w:p>
       <w:pPr>
@@ -52,54 +43,62 @@
           <w:b/>
           <w:sz w:val="18"/>
         </w:rPr>
-        <w:t>动物主人姓名：{&lt;主人名称&gt;}</w:t>
+        <w:t>动物主人姓名：</w:t>
+      </w:r>
+      <w:r>
+        <w:rPr>
+          <w:rFonts w:ascii="微软雅黑" w:hAnsi="微软雅黑"/>
+          <w:b/>
+          <w:sz w:val="18"/>
+        </w:rPr>
+        <w:t>{&lt;</w:t>
+      </w:r>
+      <w:r>
+        <w:rPr>
+          <w:rFonts w:ascii="微软雅黑" w:hAnsi="微软雅黑"/>
+          <w:b/>
+          <w:sz w:val="18"/>
+        </w:rPr>
+        <w:t>主人名称</w:t>
+      </w:r>
+      <w:r>
+        <w:rPr>
+          <w:rFonts w:ascii="微软雅黑" w:hAnsi="微软雅黑"/>
+          <w:b/>
+          <w:sz w:val="18"/>
+        </w:rPr>
+        <w:t>&gt;}</w:t>
       </w:r>
     </w:p>
     <w:tbl>
       <w:tblPr>
-        <w:tblStyle w:val="3"/>
         <w:tblW w:w="0" w:type="auto"/>
-        <w:tblInd w:w="0" w:type="dxa"/>
         <w:tblBorders>
-          <w:top w:val="single" w:color="auto" w:sz="4" w:space="0"/>
-          <w:left w:val="single" w:color="auto" w:sz="4" w:space="0"/>
-          <w:bottom w:val="single" w:color="auto" w:sz="4" w:space="0"/>
-          <w:right w:val="single" w:color="auto" w:sz="4" w:space="0"/>
-          <w:insideH w:val="single" w:color="auto" w:sz="4" w:space="0"/>
-          <w:insideV w:val="single" w:color="auto" w:sz="4" w:space="0"/>
+          <w:top w:val="single" w:sz="4" w:space="0" w:color="auto"/>
+          <w:left w:val="single" w:sz="4" w:space="0" w:color="auto"/>
+          <w:bottom w:val="single" w:sz="4" w:space="0" w:color="auto"/>
+          <w:right w:val="single" w:sz="4" w:space="0" w:color="auto"/>
+          <w:insideH w:val="single" w:sz="4" w:space="0" w:color="auto"/>
+          <w:insideV w:val="single" w:sz="4" w:space="0" w:color="auto"/>
         </w:tblBorders>
-        <w:tblLayout w:type="autofit"/>
-        <w:tblCellMar>
-          <w:top w:w="0" w:type="dxa"/>
-          <w:left w:w="108" w:type="dxa"/>
-          <w:bottom w:w="0" w:type="dxa"/>
-          <w:right w:w="108" w:type="dxa"/>
-        </w:tblCellMar>
+        <w:tblLook w:val="04A0" w:firstRow="1" w:lastRow="0" w:firstColumn="1" w:lastColumn="0" w:noHBand="0" w:noVBand="1"/>
       </w:tblPr>
       <w:tblGrid>
-        <w:gridCol w:w="1372"/>
-        <w:gridCol w:w="1790"/>
-        <w:gridCol w:w="954"/>
-        <w:gridCol w:w="1372"/>
-        <w:gridCol w:w="1372"/>
-        <w:gridCol w:w="1372"/>
-        <w:gridCol w:w="1185"/>
-        <w:gridCol w:w="1566"/>
+        <w:gridCol w:w="1344"/>
+        <w:gridCol w:w="1753"/>
+        <w:gridCol w:w="938"/>
+        <w:gridCol w:w="1348"/>
+        <w:gridCol w:w="1343"/>
+        <w:gridCol w:w="1496"/>
+        <w:gridCol w:w="1014"/>
+        <w:gridCol w:w="1536"/>
       </w:tblGrid>
       <w:tr>
-        <w:tblPrEx>
-          <w:tblCellMar>
-            <w:top w:w="0" w:type="dxa"/>
-            <w:left w:w="108" w:type="dxa"/>
-            <w:bottom w:w="0" w:type="dxa"/>
-            <w:right w:w="108" w:type="dxa"/>
-          </w:tblCellMar>
-        </w:tblPrEx>
-        <w:tc>
-          <w:tcPr>
-            <w:tcW w:w="1372" w:type="dxa"/>
+        <w:tc>
+          <w:tcPr>
+            <w:tcW w:w="1344" w:type="dxa"/>
             <w:tcBorders>
-              <w:top w:val="single" w:color="auto" w:sz="4" w:space="0"/>
+              <w:top w:val="single" w:sz="4" w:space="0" w:color="auto"/>
               <w:left w:val="nil"/>
               <w:bottom w:val="nil"/>
               <w:right w:val="nil"/>
@@ -120,15 +119,22 @@
                 <w:rFonts w:ascii="微软雅黑" w:hAnsi="微软雅黑"/>
                 <w:sz w:val="18"/>
               </w:rPr>
-              <w:t>动物姓名:</w:t>
-            </w:r>
-          </w:p>
-        </w:tc>
-        <w:tc>
-          <w:tcPr>
-            <w:tcW w:w="1790" w:type="dxa"/>
+              <w:t>动物姓名</w:t>
+            </w:r>
+            <w:r>
+              <w:rPr>
+                <w:rFonts w:ascii="微软雅黑" w:hAnsi="微软雅黑"/>
+                <w:sz w:val="18"/>
+              </w:rPr>
+              <w:t>:</w:t>
+            </w:r>
+          </w:p>
+        </w:tc>
+        <w:tc>
+          <w:tcPr>
+            <w:tcW w:w="1753" w:type="dxa"/>
             <w:tcBorders>
-              <w:top w:val="single" w:color="auto" w:sz="4" w:space="0"/>
+              <w:top w:val="single" w:sz="4" w:space="0" w:color="auto"/>
               <w:left w:val="nil"/>
               <w:bottom w:val="nil"/>
               <w:right w:val="nil"/>
@@ -148,15 +154,29 @@
                 <w:rFonts w:ascii="微软雅黑" w:hAnsi="微软雅黑"/>
                 <w:sz w:val="18"/>
               </w:rPr>
-              <w:t>{&lt;宠物名称&gt;}</w:t>
-            </w:r>
-          </w:p>
-        </w:tc>
-        <w:tc>
-          <w:tcPr>
-            <w:tcW w:w="954" w:type="dxa"/>
+              <w:t>{&lt;</w:t>
+            </w:r>
+            <w:r>
+              <w:rPr>
+                <w:rFonts w:ascii="微软雅黑" w:hAnsi="微软雅黑"/>
+                <w:sz w:val="18"/>
+              </w:rPr>
+              <w:t>宠物名称</w:t>
+            </w:r>
+            <w:r>
+              <w:rPr>
+                <w:rFonts w:ascii="微软雅黑" w:hAnsi="微软雅黑"/>
+                <w:sz w:val="18"/>
+              </w:rPr>
+              <w:t>&gt;}</w:t>
+            </w:r>
+          </w:p>
+        </w:tc>
+        <w:tc>
+          <w:tcPr>
+            <w:tcW w:w="938" w:type="dxa"/>
             <w:tcBorders>
-              <w:top w:val="single" w:color="auto" w:sz="4" w:space="0"/>
+              <w:top w:val="single" w:sz="4" w:space="0" w:color="auto"/>
               <w:left w:val="nil"/>
               <w:bottom w:val="nil"/>
               <w:right w:val="nil"/>
@@ -177,15 +197,22 @@
                 <w:rFonts w:ascii="微软雅黑" w:hAnsi="微软雅黑"/>
                 <w:sz w:val="18"/>
               </w:rPr>
-              <w:t>年龄:</w:t>
-            </w:r>
-          </w:p>
-        </w:tc>
-        <w:tc>
-          <w:tcPr>
-            <w:tcW w:w="1372" w:type="dxa"/>
+              <w:t>年龄</w:t>
+            </w:r>
+            <w:r>
+              <w:rPr>
+                <w:rFonts w:ascii="微软雅黑" w:hAnsi="微软雅黑"/>
+                <w:sz w:val="18"/>
+              </w:rPr>
+              <w:t>:</w:t>
+            </w:r>
+          </w:p>
+        </w:tc>
+        <w:tc>
+          <w:tcPr>
+            <w:tcW w:w="1348" w:type="dxa"/>
             <w:tcBorders>
-              <w:top w:val="single" w:color="auto" w:sz="4" w:space="0"/>
+              <w:top w:val="single" w:sz="4" w:space="0" w:color="auto"/>
               <w:left w:val="nil"/>
               <w:bottom w:val="nil"/>
               <w:right w:val="nil"/>
@@ -205,15 +232,29 @@
                 <w:rFonts w:ascii="微软雅黑" w:hAnsi="微软雅黑"/>
                 <w:sz w:val="18"/>
               </w:rPr>
-              <w:t>{&lt;宠物年龄&gt;}</w:t>
-            </w:r>
-          </w:p>
-        </w:tc>
-        <w:tc>
-          <w:tcPr>
-            <w:tcW w:w="1372" w:type="dxa"/>
+              <w:t>{&lt;</w:t>
+            </w:r>
+            <w:r>
+              <w:rPr>
+                <w:rFonts w:ascii="微软雅黑" w:hAnsi="微软雅黑"/>
+                <w:sz w:val="18"/>
+              </w:rPr>
+              <w:t>宠物年龄</w:t>
+            </w:r>
+            <w:r>
+              <w:rPr>
+                <w:rFonts w:ascii="微软雅黑" w:hAnsi="微软雅黑"/>
+                <w:sz w:val="18"/>
+              </w:rPr>
+              <w:t>&gt;}</w:t>
+            </w:r>
+          </w:p>
+        </w:tc>
+        <w:tc>
+          <w:tcPr>
+            <w:tcW w:w="1343" w:type="dxa"/>
             <w:tcBorders>
-              <w:top w:val="single" w:color="auto" w:sz="4" w:space="0"/>
+              <w:top w:val="single" w:sz="4" w:space="0" w:color="auto"/>
               <w:left w:val="nil"/>
               <w:bottom w:val="nil"/>
               <w:right w:val="nil"/>
@@ -234,15 +275,22 @@
                 <w:rFonts w:ascii="微软雅黑" w:hAnsi="微软雅黑"/>
                 <w:sz w:val="18"/>
               </w:rPr>
-              <w:t>物种:</w:t>
-            </w:r>
-          </w:p>
-        </w:tc>
-        <w:tc>
-          <w:tcPr>
-            <w:tcW w:w="1372" w:type="dxa"/>
+              <w:t>物种</w:t>
+            </w:r>
+            <w:r>
+              <w:rPr>
+                <w:rFonts w:ascii="微软雅黑" w:hAnsi="微软雅黑"/>
+                <w:sz w:val="18"/>
+              </w:rPr>
+              <w:t>:</w:t>
+            </w:r>
+          </w:p>
+        </w:tc>
+        <w:tc>
+          <w:tcPr>
+            <w:tcW w:w="1496" w:type="dxa"/>
             <w:tcBorders>
-              <w:top w:val="single" w:color="auto" w:sz="4" w:space="0"/>
+              <w:top w:val="single" w:sz="4" w:space="0" w:color="auto"/>
               <w:left w:val="nil"/>
               <w:bottom w:val="nil"/>
               <w:right w:val="nil"/>
@@ -285,9 +333,9 @@
         </w:tc>
         <w:tc>
           <w:tcPr>
-            <w:tcW w:w="1185" w:type="dxa"/>
+            <w:tcW w:w="1014" w:type="dxa"/>
             <w:tcBorders>
-              <w:top w:val="single" w:color="auto" w:sz="4" w:space="0"/>
+              <w:top w:val="single" w:sz="4" w:space="0" w:color="auto"/>
               <w:left w:val="nil"/>
               <w:bottom w:val="nil"/>
               <w:right w:val="nil"/>
@@ -308,15 +356,22 @@
                 <w:rFonts w:ascii="微软雅黑" w:hAnsi="微软雅黑"/>
                 <w:sz w:val="18"/>
               </w:rPr>
-              <w:t>病历号:</w:t>
-            </w:r>
-          </w:p>
-        </w:tc>
-        <w:tc>
-          <w:tcPr>
-            <w:tcW w:w="1566" w:type="dxa"/>
+              <w:t>病历号</w:t>
+            </w:r>
+            <w:r>
+              <w:rPr>
+                <w:rFonts w:ascii="微软雅黑" w:hAnsi="微软雅黑"/>
+                <w:sz w:val="18"/>
+              </w:rPr>
+              <w:t>:</w:t>
+            </w:r>
+          </w:p>
+        </w:tc>
+        <w:tc>
+          <w:tcPr>
+            <w:tcW w:w="1536" w:type="dxa"/>
             <w:tcBorders>
-              <w:top w:val="single" w:color="auto" w:sz="4" w:space="0"/>
+              <w:top w:val="single" w:sz="4" w:space="0" w:color="auto"/>
               <w:left w:val="nil"/>
               <w:bottom w:val="nil"/>
               <w:right w:val="nil"/>
@@ -358,29 +413,13 @@
         </w:tc>
       </w:tr>
       <w:tr>
-        <w:tblPrEx>
-          <w:tblBorders>
-            <w:top w:val="single" w:color="auto" w:sz="4" w:space="0"/>
-            <w:left w:val="single" w:color="auto" w:sz="4" w:space="0"/>
-            <w:bottom w:val="single" w:color="auto" w:sz="4" w:space="0"/>
-            <w:right w:val="single" w:color="auto" w:sz="4" w:space="0"/>
-            <w:insideH w:val="single" w:color="auto" w:sz="4" w:space="0"/>
-            <w:insideV w:val="single" w:color="auto" w:sz="4" w:space="0"/>
-          </w:tblBorders>
-          <w:tblCellMar>
-            <w:top w:w="0" w:type="dxa"/>
-            <w:left w:w="108" w:type="dxa"/>
-            <w:bottom w:w="0" w:type="dxa"/>
-            <w:right w:w="108" w:type="dxa"/>
-          </w:tblCellMar>
-        </w:tblPrEx>
-        <w:tc>
-          <w:tcPr>
-            <w:tcW w:w="1372" w:type="dxa"/>
+        <w:tc>
+          <w:tcPr>
+            <w:tcW w:w="1344" w:type="dxa"/>
             <w:tcBorders>
               <w:top w:val="nil"/>
               <w:left w:val="nil"/>
-              <w:bottom w:val="single" w:color="auto" w:sz="4" w:space="0"/>
+              <w:bottom w:val="single" w:sz="4" w:space="0" w:color="auto"/>
               <w:right w:val="nil"/>
               <w:tl2br w:val="nil"/>
               <w:tr2bl w:val="nil"/>
@@ -399,17 +438,24 @@
                 <w:rFonts w:ascii="微软雅黑" w:hAnsi="微软雅黑"/>
                 <w:sz w:val="18"/>
               </w:rPr>
-              <w:t>性别:</w:t>
-            </w:r>
-          </w:p>
-        </w:tc>
-        <w:tc>
-          <w:tcPr>
-            <w:tcW w:w="1790" w:type="dxa"/>
+              <w:t>性别</w:t>
+            </w:r>
+            <w:r>
+              <w:rPr>
+                <w:rFonts w:ascii="微软雅黑" w:hAnsi="微软雅黑"/>
+                <w:sz w:val="18"/>
+              </w:rPr>
+              <w:t>:</w:t>
+            </w:r>
+          </w:p>
+        </w:tc>
+        <w:tc>
+          <w:tcPr>
+            <w:tcW w:w="1753" w:type="dxa"/>
             <w:tcBorders>
               <w:top w:val="nil"/>
               <w:left w:val="nil"/>
-              <w:bottom w:val="single" w:color="auto" w:sz="4" w:space="0"/>
+              <w:bottom w:val="single" w:sz="4" w:space="0" w:color="auto"/>
               <w:right w:val="nil"/>
               <w:tl2br w:val="nil"/>
               <w:tr2bl w:val="nil"/>
@@ -427,17 +473,31 @@
                 <w:rFonts w:ascii="微软雅黑" w:hAnsi="微软雅黑"/>
                 <w:sz w:val="18"/>
               </w:rPr>
-              <w:t>{&lt;宠物性别&gt;}</w:t>
-            </w:r>
-          </w:p>
-        </w:tc>
-        <w:tc>
-          <w:tcPr>
-            <w:tcW w:w="954" w:type="dxa"/>
+              <w:t>{&lt;</w:t>
+            </w:r>
+            <w:r>
+              <w:rPr>
+                <w:rFonts w:ascii="微软雅黑" w:hAnsi="微软雅黑"/>
+                <w:sz w:val="18"/>
+              </w:rPr>
+              <w:t>宠物性别</w:t>
+            </w:r>
+            <w:r>
+              <w:rPr>
+                <w:rFonts w:ascii="微软雅黑" w:hAnsi="微软雅黑"/>
+                <w:sz w:val="18"/>
+              </w:rPr>
+              <w:t>&gt;}</w:t>
+            </w:r>
+          </w:p>
+        </w:tc>
+        <w:tc>
+          <w:tcPr>
+            <w:tcW w:w="938" w:type="dxa"/>
             <w:tcBorders>
               <w:top w:val="nil"/>
               <w:left w:val="nil"/>
-              <w:bottom w:val="single" w:color="auto" w:sz="4" w:space="0"/>
+              <w:bottom w:val="single" w:sz="4" w:space="0" w:color="auto"/>
               <w:right w:val="nil"/>
               <w:tl2br w:val="nil"/>
               <w:tr2bl w:val="nil"/>
@@ -456,17 +516,24 @@
                 <w:rFonts w:ascii="微软雅黑" w:hAnsi="微软雅黑"/>
                 <w:sz w:val="18"/>
               </w:rPr>
-              <w:t>绝育:</w:t>
-            </w:r>
-          </w:p>
-        </w:tc>
-        <w:tc>
-          <w:tcPr>
-            <w:tcW w:w="1372" w:type="dxa"/>
+              <w:t>绝育</w:t>
+            </w:r>
+            <w:r>
+              <w:rPr>
+                <w:rFonts w:ascii="微软雅黑" w:hAnsi="微软雅黑"/>
+                <w:sz w:val="18"/>
+              </w:rPr>
+              <w:t>:</w:t>
+            </w:r>
+          </w:p>
+        </w:tc>
+        <w:tc>
+          <w:tcPr>
+            <w:tcW w:w="1348" w:type="dxa"/>
             <w:tcBorders>
               <w:top w:val="nil"/>
               <w:left w:val="nil"/>
-              <w:bottom w:val="single" w:color="auto" w:sz="4" w:space="0"/>
+              <w:bottom w:val="single" w:sz="4" w:space="0" w:color="auto"/>
               <w:right w:val="nil"/>
               <w:tl2br w:val="nil"/>
               <w:tr2bl w:val="nil"/>
@@ -484,17 +551,31 @@
                 <w:rFonts w:ascii="微软雅黑" w:hAnsi="微软雅黑"/>
                 <w:sz w:val="18"/>
               </w:rPr>
-              <w:t>{&lt;是否绝育&gt;}</w:t>
-            </w:r>
-          </w:p>
-        </w:tc>
-        <w:tc>
-          <w:tcPr>
-            <w:tcW w:w="1372" w:type="dxa"/>
+              <w:t>{&lt;</w:t>
+            </w:r>
+            <w:r>
+              <w:rPr>
+                <w:rFonts w:ascii="微软雅黑" w:hAnsi="微软雅黑"/>
+                <w:sz w:val="18"/>
+              </w:rPr>
+              <w:t>是否绝育</w:t>
+            </w:r>
+            <w:r>
+              <w:rPr>
+                <w:rFonts w:ascii="微软雅黑" w:hAnsi="微软雅黑"/>
+                <w:sz w:val="18"/>
+              </w:rPr>
+              <w:t>&gt;}</w:t>
+            </w:r>
+          </w:p>
+        </w:tc>
+        <w:tc>
+          <w:tcPr>
+            <w:tcW w:w="1343" w:type="dxa"/>
             <w:tcBorders>
               <w:top w:val="nil"/>
               <w:left w:val="nil"/>
-              <w:bottom w:val="single" w:color="auto" w:sz="4" w:space="0"/>
+              <w:bottom w:val="single" w:sz="4" w:space="0" w:color="auto"/>
               <w:right w:val="nil"/>
               <w:tl2br w:val="nil"/>
               <w:tr2bl w:val="nil"/>
@@ -513,17 +594,24 @@
                 <w:rFonts w:ascii="微软雅黑" w:hAnsi="微软雅黑"/>
                 <w:sz w:val="18"/>
               </w:rPr>
-              <w:t>医生:</w:t>
-            </w:r>
-          </w:p>
-        </w:tc>
-        <w:tc>
-          <w:tcPr>
-            <w:tcW w:w="1372" w:type="dxa"/>
+              <w:t>医生</w:t>
+            </w:r>
+            <w:r>
+              <w:rPr>
+                <w:rFonts w:ascii="微软雅黑" w:hAnsi="微软雅黑"/>
+                <w:sz w:val="18"/>
+              </w:rPr>
+              <w:t>:</w:t>
+            </w:r>
+          </w:p>
+        </w:tc>
+        <w:tc>
+          <w:tcPr>
+            <w:tcW w:w="1496" w:type="dxa"/>
             <w:tcBorders>
               <w:top w:val="nil"/>
               <w:left w:val="nil"/>
-              <w:bottom w:val="single" w:color="auto" w:sz="4" w:space="0"/>
+              <w:bottom w:val="single" w:sz="4" w:space="0" w:color="auto"/>
               <w:right w:val="nil"/>
               <w:tl2br w:val="nil"/>
               <w:tr2bl w:val="nil"/>
@@ -542,17 +630,33 @@
                 <w:color w:val="000000"/>
                 <w:sz w:val="18"/>
               </w:rPr>
-              <w:t>{&lt;检查医生&gt;}</w:t>
-            </w:r>
-          </w:p>
-        </w:tc>
-        <w:tc>
-          <w:tcPr>
-            <w:tcW w:w="1185" w:type="dxa"/>
+              <w:t>{&lt;</w:t>
+            </w:r>
+            <w:r>
+              <w:rPr>
+                <w:rFonts w:ascii="微软雅黑" w:hAnsi="微软雅黑"/>
+                <w:color w:val="000000"/>
+                <w:sz w:val="18"/>
+              </w:rPr>
+              <w:t>检查医生</w:t>
+            </w:r>
+            <w:r>
+              <w:rPr>
+                <w:rFonts w:ascii="微软雅黑" w:hAnsi="微软雅黑"/>
+                <w:color w:val="000000"/>
+                <w:sz w:val="18"/>
+              </w:rPr>
+              <w:t>&gt;}</w:t>
+            </w:r>
+          </w:p>
+        </w:tc>
+        <w:tc>
+          <w:tcPr>
+            <w:tcW w:w="1014" w:type="dxa"/>
             <w:tcBorders>
               <w:top w:val="nil"/>
               <w:left w:val="nil"/>
-              <w:bottom w:val="single" w:color="auto" w:sz="4" w:space="0"/>
+              <w:bottom w:val="single" w:sz="4" w:space="0" w:color="auto"/>
               <w:right w:val="nil"/>
               <w:tl2br w:val="nil"/>
               <w:tr2bl w:val="nil"/>
@@ -571,17 +675,24 @@
                 <w:rFonts w:ascii="微软雅黑" w:hAnsi="微软雅黑"/>
                 <w:sz w:val="18"/>
               </w:rPr>
-              <w:t>检测时间:</w:t>
-            </w:r>
-          </w:p>
-        </w:tc>
-        <w:tc>
-          <w:tcPr>
-            <w:tcW w:w="1566" w:type="dxa"/>
+              <w:t>检测时间</w:t>
+            </w:r>
+            <w:r>
+              <w:rPr>
+                <w:rFonts w:ascii="微软雅黑" w:hAnsi="微软雅黑"/>
+                <w:sz w:val="18"/>
+              </w:rPr>
+              <w:t>:</w:t>
+            </w:r>
+          </w:p>
+        </w:tc>
+        <w:tc>
+          <w:tcPr>
+            <w:tcW w:w="1536" w:type="dxa"/>
             <w:tcBorders>
               <w:top w:val="nil"/>
               <w:left w:val="nil"/>
-              <w:bottom w:val="single" w:color="auto" w:sz="4" w:space="0"/>
+              <w:bottom w:val="single" w:sz="4" w:space="0" w:color="auto"/>
               <w:right w:val="nil"/>
               <w:tl2br w:val="nil"/>
               <w:tr2bl w:val="nil"/>
@@ -599,7 +710,21 @@
                 <w:rFonts w:ascii="微软雅黑" w:hAnsi="微软雅黑"/>
                 <w:sz w:val="18"/>
               </w:rPr>
-              <w:t>{&lt;检查时间&gt;}</w:t>
+              <w:t>{&lt;</w:t>
+            </w:r>
+            <w:r>
+              <w:rPr>
+                <w:rFonts w:ascii="微软雅黑" w:hAnsi="微软雅黑"/>
+                <w:sz w:val="18"/>
+              </w:rPr>
+              <w:t>检查时间</w:t>
+            </w:r>
+            <w:r>
+              <w:rPr>
+                <w:rFonts w:ascii="微软雅黑" w:hAnsi="微软雅黑"/>
+                <w:sz w:val="18"/>
+              </w:rPr>
+              <w:t>&gt;}</w:t>
             </w:r>
           </w:p>
         </w:tc>
@@ -616,53 +741,32 @@
     </w:p>
     <w:tbl>
       <w:tblPr>
-        <w:tblStyle w:val="9"/>
+        <w:tblStyle w:val="4-21"/>
         <w:tblW w:w="0" w:type="auto"/>
-        <w:tblInd w:w="0" w:type="dxa"/>
         <w:tblBorders>
-          <w:top w:val="single" w:color="auto" w:sz="4" w:space="0"/>
-          <w:left w:val="single" w:color="auto" w:sz="4" w:space="0"/>
-          <w:bottom w:val="single" w:color="auto" w:sz="4" w:space="0"/>
-          <w:right w:val="single" w:color="auto" w:sz="4" w:space="0"/>
-          <w:insideH w:val="single" w:color="auto" w:sz="4" w:space="0"/>
-          <w:insideV w:val="single" w:color="auto" w:sz="4" w:space="0"/>
+          <w:top w:val="single" w:sz="4" w:space="0" w:color="auto"/>
+          <w:left w:val="single" w:sz="4" w:space="0" w:color="auto"/>
+          <w:bottom w:val="single" w:sz="4" w:space="0" w:color="auto"/>
+          <w:right w:val="single" w:sz="4" w:space="0" w:color="auto"/>
+          <w:insideH w:val="single" w:sz="4" w:space="0" w:color="auto"/>
+          <w:insideV w:val="single" w:sz="4" w:space="0" w:color="auto"/>
         </w:tblBorders>
-        <w:tblLayout w:type="autofit"/>
-        <w:tblCellMar>
-          <w:top w:w="0" w:type="dxa"/>
-          <w:left w:w="108" w:type="dxa"/>
-          <w:bottom w:w="0" w:type="dxa"/>
-          <w:right w:w="108" w:type="dxa"/>
-        </w:tblCellMar>
+        <w:tblLook w:val="04A0" w:firstRow="1" w:lastRow="0" w:firstColumn="1" w:lastColumn="0" w:noHBand="0" w:noVBand="1"/>
       </w:tblPr>
       <w:tblGrid>
-        <w:gridCol w:w="1923"/>
-        <w:gridCol w:w="1887"/>
-        <w:gridCol w:w="1923"/>
-        <w:gridCol w:w="5255"/>
+        <w:gridCol w:w="1891"/>
+        <w:gridCol w:w="1847"/>
+        <w:gridCol w:w="1891"/>
+        <w:gridCol w:w="5143"/>
       </w:tblGrid>
       <w:tr>
-        <w:tblPrEx>
-          <w:tblBorders>
-            <w:top w:val="single" w:color="auto" w:sz="4" w:space="0"/>
-            <w:left w:val="single" w:color="auto" w:sz="4" w:space="0"/>
-            <w:bottom w:val="single" w:color="auto" w:sz="4" w:space="0"/>
-            <w:right w:val="single" w:color="auto" w:sz="4" w:space="0"/>
-            <w:insideH w:val="single" w:color="auto" w:sz="4" w:space="0"/>
-            <w:insideV w:val="single" w:color="auto" w:sz="4" w:space="0"/>
-          </w:tblBorders>
-          <w:tblCellMar>
-            <w:top w:w="0" w:type="dxa"/>
-            <w:left w:w="108" w:type="dxa"/>
-            <w:bottom w:w="0" w:type="dxa"/>
-            <w:right w:w="108" w:type="dxa"/>
-          </w:tblCellMar>
-        </w:tblPrEx>
         <w:trPr>
-          <w:trHeight w:val="343" w:hRule="atLeast"/>
+          <w:cnfStyle w:val="100000000000" w:firstRow="1" w:lastRow="0" w:firstColumn="0" w:lastColumn="0" w:oddVBand="0" w:evenVBand="0" w:oddHBand="0" w:evenHBand="0" w:firstRowFirstColumn="0" w:firstRowLastColumn="0" w:lastRowFirstColumn="0" w:lastRowLastColumn="0"/>
+          <w:trHeight w:val="343"/>
         </w:trPr>
         <w:tc>
           <w:tcPr>
+            <w:cnfStyle w:val="001000000000" w:firstRow="0" w:lastRow="0" w:firstColumn="1" w:lastColumn="0" w:oddVBand="0" w:evenVBand="0" w:oddHBand="0" w:evenHBand="0" w:firstRowFirstColumn="0" w:firstRowLastColumn="0" w:lastRowFirstColumn="0" w:lastRowLastColumn="0"/>
             <w:tcW w:w="2074" w:type="dxa"/>
             <w:tcBorders>
               <w:top w:val="nil"/>
@@ -675,14 +779,12 @@
               <w:jc w:val="center"/>
               <w:rPr>
                 <w:rFonts w:ascii="微软雅黑" w:hAnsi="微软雅黑"/>
-                <w:b w:val="0"/>
-                <w:sz w:val="18"/>
-              </w:rPr>
-            </w:pPr>
-            <w:r>
-              <w:rPr>
-                <w:rFonts w:ascii="微软雅黑" w:hAnsi="微软雅黑"/>
-                <w:b/>
+                <w:sz w:val="18"/>
+              </w:rPr>
+            </w:pPr>
+            <w:r>
+              <w:rPr>
+                <w:rFonts w:ascii="微软雅黑" w:hAnsi="微软雅黑"/>
                 <w:sz w:val="18"/>
               </w:rPr>
               <w:t>分泌物检查</w:t>
@@ -702,9 +804,9 @@
           <w:p>
             <w:pPr>
               <w:jc w:val="center"/>
-              <w:rPr>
-                <w:rFonts w:ascii="微软雅黑" w:hAnsi="微软雅黑"/>
-                <w:b w:val="0"/>
+              <w:cnfStyle w:val="100000000000" w:firstRow="1" w:lastRow="0" w:firstColumn="0" w:lastColumn="0" w:oddVBand="0" w:evenVBand="0" w:oddHBand="0" w:evenHBand="0" w:firstRowFirstColumn="0" w:firstRowLastColumn="0" w:lastRowFirstColumn="0" w:lastRowLastColumn="0"/>
+              <w:rPr>
+                <w:rFonts w:ascii="微软雅黑" w:hAnsi="微软雅黑"/>
                 <w:sz w:val="18"/>
               </w:rPr>
             </w:pPr>
@@ -719,43 +821,26 @@
         </w:tc>
       </w:tr>
       <w:tr>
-        <w:tblPrEx>
-          <w:tblBorders>
-            <w:top w:val="single" w:color="auto" w:sz="4" w:space="0"/>
-            <w:left w:val="single" w:color="auto" w:sz="4" w:space="0"/>
-            <w:bottom w:val="single" w:color="auto" w:sz="4" w:space="0"/>
-            <w:right w:val="single" w:color="auto" w:sz="4" w:space="0"/>
-            <w:insideH w:val="single" w:color="auto" w:sz="4" w:space="0"/>
-            <w:insideV w:val="single" w:color="auto" w:sz="4" w:space="0"/>
-          </w:tblBorders>
-          <w:tblCellMar>
-            <w:top w:w="0" w:type="dxa"/>
-            <w:left w:w="108" w:type="dxa"/>
-            <w:bottom w:w="0" w:type="dxa"/>
-            <w:right w:w="108" w:type="dxa"/>
-          </w:tblCellMar>
-        </w:tblPrEx>
         <w:trPr>
-          <w:trHeight w:val="317" w:hRule="atLeast"/>
+          <w:trHeight w:val="317"/>
         </w:trPr>
         <w:tc>
           <w:tcPr>
+            <w:cnfStyle w:val="001000000000" w:firstRow="0" w:lastRow="0" w:firstColumn="1" w:lastColumn="0" w:oddVBand="0" w:evenVBand="0" w:oddHBand="0" w:evenHBand="0" w:firstRowFirstColumn="0" w:firstRowLastColumn="0" w:lastRowFirstColumn="0" w:lastRowLastColumn="0"/>
             <w:tcW w:w="2074" w:type="dxa"/>
-            <w:shd w:val="clear" w:color="auto" w:fill="F3DEDD" w:themeFill="accent2" w:themeFillTint="30"/>
-          </w:tcPr>
-          <w:p>
-            <w:pPr>
-              <w:jc w:val="center"/>
-              <w:rPr>
-                <w:rFonts w:ascii="微软雅黑" w:hAnsi="微软雅黑"/>
-                <w:b w:val="0"/>
-                <w:sz w:val="18"/>
-              </w:rPr>
-            </w:pPr>
-            <w:r>
-              <w:rPr>
-                <w:rFonts w:ascii="微软雅黑" w:hAnsi="微软雅黑"/>
-                <w:b/>
+            <w:shd w:val="clear" w:color="auto" w:fill="F3DDDD" w:themeFill="accent2" w:themeFillTint="30"/>
+          </w:tcPr>
+          <w:p>
+            <w:pPr>
+              <w:jc w:val="center"/>
+              <w:rPr>
+                <w:rFonts w:ascii="微软雅黑" w:hAnsi="微软雅黑"/>
+                <w:sz w:val="18"/>
+              </w:rPr>
+            </w:pPr>
+            <w:r>
+              <w:rPr>
+                <w:rFonts w:ascii="微软雅黑" w:hAnsi="微软雅黑"/>
                 <w:sz w:val="18"/>
               </w:rPr>
               <w:t>部位</w:t>
@@ -766,11 +851,12 @@
           <w:tcPr>
             <w:tcW w:w="8890" w:type="dxa"/>
             <w:gridSpan w:val="3"/>
-            <w:shd w:val="clear" w:color="auto" w:fill="F3DEDD" w:themeFill="accent2" w:themeFillTint="30"/>
-          </w:tcPr>
-          <w:p>
-            <w:pPr>
-              <w:jc w:val="center"/>
+            <w:shd w:val="clear" w:color="auto" w:fill="F3DDDD" w:themeFill="accent2" w:themeFillTint="30"/>
+          </w:tcPr>
+          <w:p>
+            <w:pPr>
+              <w:jc w:val="center"/>
+              <w:cnfStyle w:val="000000000000" w:firstRow="0" w:lastRow="0" w:firstColumn="0" w:lastColumn="0" w:oddVBand="0" w:evenVBand="0" w:oddHBand="0" w:evenHBand="0" w:firstRowFirstColumn="0" w:firstRowLastColumn="0" w:lastRowFirstColumn="0" w:lastRowLastColumn="0"/>
               <w:rPr>
                 <w:rFonts w:ascii="微软雅黑" w:hAnsi="微软雅黑"/>
                 <w:sz w:val="18"/>
@@ -780,24 +866,9 @@
         </w:tc>
       </w:tr>
       <w:tr>
-        <w:tblPrEx>
-          <w:tblBorders>
-            <w:top w:val="single" w:color="auto" w:sz="4" w:space="0"/>
-            <w:left w:val="single" w:color="auto" w:sz="4" w:space="0"/>
-            <w:bottom w:val="single" w:color="auto" w:sz="4" w:space="0"/>
-            <w:right w:val="single" w:color="auto" w:sz="4" w:space="0"/>
-            <w:insideH w:val="single" w:color="auto" w:sz="4" w:space="0"/>
-            <w:insideV w:val="single" w:color="auto" w:sz="4" w:space="0"/>
-          </w:tblBorders>
-          <w:tblCellMar>
-            <w:top w:w="0" w:type="dxa"/>
-            <w:left w:w="108" w:type="dxa"/>
-            <w:bottom w:w="0" w:type="dxa"/>
-            <w:right w:w="108" w:type="dxa"/>
-          </w:tblCellMar>
-        </w:tblPrEx>
-        <w:tc>
-          <w:tcPr>
+        <w:tc>
+          <w:tcPr>
+            <w:cnfStyle w:val="001000000000" w:firstRow="0" w:lastRow="0" w:firstColumn="1" w:lastColumn="0" w:oddVBand="0" w:evenVBand="0" w:oddHBand="0" w:evenHBand="0" w:firstRowFirstColumn="0" w:firstRowLastColumn="0" w:lastRowFirstColumn="0" w:lastRowLastColumn="0"/>
             <w:tcW w:w="2074" w:type="dxa"/>
           </w:tcPr>
           <w:p>
@@ -805,14 +876,12 @@
               <w:jc w:val="center"/>
               <w:rPr>
                 <w:rFonts w:ascii="微软雅黑" w:hAnsi="微软雅黑"/>
-                <w:b w:val="0"/>
-                <w:sz w:val="18"/>
-              </w:rPr>
-            </w:pPr>
-            <w:r>
-              <w:rPr>
-                <w:rFonts w:ascii="微软雅黑" w:hAnsi="微软雅黑"/>
-                <w:b/>
+                <w:sz w:val="18"/>
+              </w:rPr>
+            </w:pPr>
+            <w:r>
+              <w:rPr>
+                <w:rFonts w:ascii="微软雅黑" w:hAnsi="微软雅黑"/>
                 <w:sz w:val="18"/>
               </w:rPr>
               <w:t>采样方式</w:t>
@@ -827,119 +896,25 @@
           <w:p>
             <w:pPr>
               <w:jc w:val="center"/>
-              <w:rPr>
-                <w:rFonts w:ascii="微软雅黑" w:hAnsi="微软雅黑"/>
-                <w:sz w:val="18"/>
-              </w:rPr>
-            </w:pPr>
-            <w:r>
-              <w:rPr>
-                <w:rFonts w:ascii="Segoe UI Emoji" w:hAnsi="Segoe UI Emoji"/>
-                <w:b/>
-                <w:sz w:val="18"/>
-              </w:rPr>
-              <w:t>☐</w:t>
-            </w:r>
-            <w:r>
-              <w:rPr>
-                <w:rFonts w:ascii="微软雅黑" w:hAnsi="微软雅黑"/>
-                <w:b/>
-                <w:sz w:val="18"/>
-              </w:rPr>
-              <w:t xml:space="preserve">压片 </w:t>
-            </w:r>
-            <w:r>
-              <w:rPr>
-                <w:rFonts w:ascii="Segoe UI Emoji" w:hAnsi="Segoe UI Emoji"/>
-                <w:b/>
-                <w:sz w:val="18"/>
-              </w:rPr>
-              <w:t>☐</w:t>
-            </w:r>
-            <w:r>
-              <w:rPr>
-                <w:rFonts w:ascii="微软雅黑" w:hAnsi="微软雅黑"/>
-                <w:b/>
-                <w:sz w:val="18"/>
-              </w:rPr>
-              <w:t xml:space="preserve">棉拭子 </w:t>
-            </w:r>
-            <w:r>
-              <w:rPr>
-                <w:rFonts w:ascii="Segoe UI Emoji" w:hAnsi="Segoe UI Emoji"/>
-                <w:b/>
-                <w:sz w:val="18"/>
-              </w:rPr>
-              <w:t>☐</w:t>
-            </w:r>
-            <w:r>
-              <w:rPr>
-                <w:rFonts w:ascii="微软雅黑" w:hAnsi="微软雅黑"/>
-                <w:b/>
-                <w:sz w:val="18"/>
-              </w:rPr>
-              <w:t xml:space="preserve">刮片 </w:t>
-            </w:r>
-            <w:r>
-              <w:rPr>
-                <w:rFonts w:ascii="Segoe UI Emoji" w:hAnsi="Segoe UI Emoji"/>
-                <w:b/>
-                <w:sz w:val="18"/>
-              </w:rPr>
-              <w:t>☐</w:t>
-            </w:r>
-            <w:r>
-              <w:rPr>
-                <w:rFonts w:ascii="微软雅黑" w:hAnsi="微软雅黑"/>
-                <w:b/>
-                <w:sz w:val="18"/>
-              </w:rPr>
-              <w:t xml:space="preserve">抽吸 </w:t>
-            </w:r>
-            <w:r>
-              <w:rPr>
-                <w:rFonts w:ascii="Segoe UI Emoji" w:hAnsi="Segoe UI Emoji"/>
-                <w:b/>
-                <w:sz w:val="18"/>
-              </w:rPr>
-              <w:t>☐</w:t>
-            </w:r>
-            <w:r>
-              <w:rPr>
-                <w:rFonts w:ascii="微软雅黑" w:hAnsi="微软雅黑"/>
-                <w:b/>
-                <w:sz w:val="18"/>
-              </w:rPr>
-              <w:t>分泌物挤压</w:t>
-            </w:r>
+              <w:cnfStyle w:val="000000000000" w:firstRow="0" w:lastRow="0" w:firstColumn="0" w:lastColumn="0" w:oddVBand="0" w:evenVBand="0" w:oddHBand="0" w:evenHBand="0" w:firstRowFirstColumn="0" w:firstRowLastColumn="0" w:lastRowFirstColumn="0" w:lastRowLastColumn="0"/>
+              <w:rPr>
+                <w:rFonts w:ascii="微软雅黑" w:hAnsi="微软雅黑"/>
+                <w:sz w:val="18"/>
+              </w:rPr>
+            </w:pPr>
           </w:p>
         </w:tc>
       </w:tr>
       <w:tr>
-        <w:tblPrEx>
-          <w:tblBorders>
-            <w:top w:val="single" w:color="auto" w:sz="4" w:space="0"/>
-            <w:left w:val="single" w:color="auto" w:sz="4" w:space="0"/>
-            <w:bottom w:val="single" w:color="auto" w:sz="4" w:space="0"/>
-            <w:right w:val="single" w:color="auto" w:sz="4" w:space="0"/>
-            <w:insideH w:val="single" w:color="auto" w:sz="4" w:space="0"/>
-            <w:insideV w:val="single" w:color="auto" w:sz="4" w:space="0"/>
-          </w:tblBorders>
-          <w:tblCellMar>
-            <w:top w:w="0" w:type="dxa"/>
-            <w:left w:w="108" w:type="dxa"/>
-            <w:bottom w:w="0" w:type="dxa"/>
-            <w:right w:w="108" w:type="dxa"/>
-          </w:tblCellMar>
-        </w:tblPrEx>
         <w:trPr>
-          <w:trHeight w:val="30" w:hRule="atLeast"/>
+          <w:trHeight w:val="30"/>
         </w:trPr>
         <w:tc>
           <w:tcPr>
+            <w:cnfStyle w:val="001000000000" w:firstRow="0" w:lastRow="0" w:firstColumn="1" w:lastColumn="0" w:oddVBand="0" w:evenVBand="0" w:oddHBand="0" w:evenHBand="0" w:firstRowFirstColumn="0" w:firstRowLastColumn="0" w:lastRowFirstColumn="0" w:lastRowLastColumn="0"/>
             <w:tcW w:w="2074" w:type="dxa"/>
             <w:vMerge w:val="restart"/>
-            <w:shd w:val="clear" w:color="auto" w:fill="F3DEDD" w:themeFill="accent2" w:themeFillTint="30"/>
+            <w:shd w:val="clear" w:color="auto" w:fill="F3DDDD" w:themeFill="accent2" w:themeFillTint="30"/>
             <w:vAlign w:val="center"/>
           </w:tcPr>
           <w:p>
@@ -947,14 +922,12 @@
               <w:jc w:val="center"/>
               <w:rPr>
                 <w:rFonts w:ascii="微软雅黑" w:hAnsi="微软雅黑"/>
-                <w:b w:val="0"/>
-                <w:sz w:val="18"/>
-              </w:rPr>
-            </w:pPr>
-            <w:r>
-              <w:rPr>
-                <w:rFonts w:ascii="微软雅黑" w:hAnsi="微软雅黑"/>
-                <w:b/>
+                <w:sz w:val="18"/>
+              </w:rPr>
+            </w:pPr>
+            <w:r>
+              <w:rPr>
+                <w:rFonts w:ascii="微软雅黑" w:hAnsi="微软雅黑"/>
                 <w:sz w:val="18"/>
               </w:rPr>
               <w:t>外寄生虫</w:t>
@@ -965,11 +938,12 @@
           <w:tcPr>
             <w:tcW w:w="3111" w:type="dxa"/>
             <w:gridSpan w:val="2"/>
-            <w:shd w:val="clear" w:color="auto" w:fill="F3DEDD" w:themeFill="accent2" w:themeFillTint="30"/>
-          </w:tcPr>
-          <w:p>
-            <w:pPr>
-              <w:jc w:val="center"/>
+            <w:shd w:val="clear" w:color="auto" w:fill="F3DDDD" w:themeFill="accent2" w:themeFillTint="30"/>
+          </w:tcPr>
+          <w:p>
+            <w:pPr>
+              <w:jc w:val="center"/>
+              <w:cnfStyle w:val="000000000000" w:firstRow="0" w:lastRow="0" w:firstColumn="0" w:lastColumn="0" w:oddVBand="0" w:evenVBand="0" w:oddHBand="0" w:evenHBand="0" w:firstRowFirstColumn="0" w:firstRowLastColumn="0" w:lastRowFirstColumn="0" w:lastRowLastColumn="0"/>
               <w:rPr>
                 <w:rFonts w:ascii="微软雅黑" w:hAnsi="微软雅黑"/>
                 <w:b/>
@@ -989,79 +963,36 @@
         <w:tc>
           <w:tcPr>
             <w:tcW w:w="5779" w:type="dxa"/>
-            <w:shd w:val="clear" w:color="auto" w:fill="F3DEDD" w:themeFill="accent2" w:themeFillTint="30"/>
-          </w:tcPr>
-          <w:p>
-            <w:pPr>
-              <w:jc w:val="center"/>
-              <w:rPr>
-                <w:rFonts w:ascii="微软雅黑" w:hAnsi="微软雅黑"/>
-                <w:sz w:val="18"/>
-              </w:rPr>
-            </w:pPr>
-            <w:r>
-              <w:rPr>
-                <w:rFonts w:ascii="MS Gothic" w:hAnsi="MS Gothic"/>
-                <w:sz w:val="18"/>
-              </w:rPr>
-              <w:t>☐</w:t>
-            </w:r>
-            <w:r>
-              <w:rPr>
-                <w:rFonts w:ascii="微软雅黑" w:hAnsi="微软雅黑"/>
-                <w:sz w:val="18"/>
-              </w:rPr>
-              <w:t xml:space="preserve">有      </w:t>
-            </w:r>
-            <w:r>
-              <w:rPr>
-                <w:rFonts w:ascii="Segoe UI Emoji" w:hAnsi="Segoe UI Emoji"/>
-                <w:sz w:val="18"/>
-              </w:rPr>
-              <w:t>☐</w:t>
-            </w:r>
-            <w:r>
-              <w:rPr>
-                <w:rFonts w:ascii="微软雅黑" w:hAnsi="微软雅黑"/>
-                <w:sz w:val="18"/>
-              </w:rPr>
-              <w:t>无</w:t>
-            </w:r>
+            <w:shd w:val="clear" w:color="auto" w:fill="F3DDDD" w:themeFill="accent2" w:themeFillTint="30"/>
+          </w:tcPr>
+          <w:p>
+            <w:pPr>
+              <w:jc w:val="center"/>
+              <w:cnfStyle w:val="000000000000" w:firstRow="0" w:lastRow="0" w:firstColumn="0" w:lastColumn="0" w:oddVBand="0" w:evenVBand="0" w:oddHBand="0" w:evenHBand="0" w:firstRowFirstColumn="0" w:firstRowLastColumn="0" w:lastRowFirstColumn="0" w:lastRowLastColumn="0"/>
+              <w:rPr>
+                <w:rFonts w:ascii="微软雅黑" w:hAnsi="微软雅黑"/>
+                <w:sz w:val="18"/>
+              </w:rPr>
+            </w:pPr>
           </w:p>
         </w:tc>
       </w:tr>
       <w:tr>
-        <w:tblPrEx>
-          <w:tblBorders>
-            <w:top w:val="single" w:color="auto" w:sz="4" w:space="0"/>
-            <w:left w:val="single" w:color="auto" w:sz="4" w:space="0"/>
-            <w:bottom w:val="single" w:color="auto" w:sz="4" w:space="0"/>
-            <w:right w:val="single" w:color="auto" w:sz="4" w:space="0"/>
-            <w:insideH w:val="single" w:color="auto" w:sz="4" w:space="0"/>
-            <w:insideV w:val="single" w:color="auto" w:sz="4" w:space="0"/>
-          </w:tblBorders>
-          <w:tblCellMar>
-            <w:top w:w="0" w:type="dxa"/>
-            <w:left w:w="108" w:type="dxa"/>
-            <w:bottom w:w="0" w:type="dxa"/>
-            <w:right w:w="108" w:type="dxa"/>
-          </w:tblCellMar>
-        </w:tblPrEx>
         <w:trPr>
-          <w:trHeight w:val="29" w:hRule="atLeast"/>
+          <w:trHeight w:val="29"/>
         </w:trPr>
         <w:tc>
           <w:tcPr>
+            <w:cnfStyle w:val="001000000000" w:firstRow="0" w:lastRow="0" w:firstColumn="1" w:lastColumn="0" w:oddVBand="0" w:evenVBand="0" w:oddHBand="0" w:evenHBand="0" w:firstRowFirstColumn="0" w:firstRowLastColumn="0" w:lastRowFirstColumn="0" w:lastRowLastColumn="0"/>
             <w:tcW w:w="2074" w:type="dxa"/>
-            <w:vMerge w:val="continue"/>
-            <w:shd w:val="clear" w:color="auto" w:fill="F3DEDD" w:themeFill="accent2" w:themeFillTint="30"/>
-          </w:tcPr>
-          <w:p>
-            <w:pPr>
-              <w:jc w:val="center"/>
-              <w:rPr>
-                <w:rFonts w:ascii="微软雅黑" w:hAnsi="微软雅黑"/>
-                <w:b w:val="0"/>
+            <w:vMerge/>
+            <w:shd w:val="clear" w:color="auto" w:fill="F3DDDD" w:themeFill="accent2" w:themeFillTint="30"/>
+          </w:tcPr>
+          <w:p>
+            <w:pPr>
+              <w:jc w:val="center"/>
+              <w:rPr>
+                <w:rFonts w:ascii="微软雅黑" w:hAnsi="微软雅黑"/>
                 <w:sz w:val="18"/>
               </w:rPr>
             </w:pPr>
@@ -1071,11 +1002,12 @@
           <w:tcPr>
             <w:tcW w:w="3111" w:type="dxa"/>
             <w:gridSpan w:val="2"/>
-            <w:shd w:val="clear" w:color="auto" w:fill="F3DEDD" w:themeFill="accent2" w:themeFillTint="30"/>
-          </w:tcPr>
-          <w:p>
-            <w:pPr>
-              <w:jc w:val="center"/>
+            <w:shd w:val="clear" w:color="auto" w:fill="F3DDDD" w:themeFill="accent2" w:themeFillTint="30"/>
+          </w:tcPr>
+          <w:p>
+            <w:pPr>
+              <w:jc w:val="center"/>
+              <w:cnfStyle w:val="000000000000" w:firstRow="0" w:lastRow="0" w:firstColumn="0" w:lastColumn="0" w:oddVBand="0" w:evenVBand="0" w:oddHBand="0" w:evenHBand="0" w:firstRowFirstColumn="0" w:firstRowLastColumn="0" w:lastRowFirstColumn="0" w:lastRowLastColumn="0"/>
               <w:rPr>
                 <w:rFonts w:ascii="微软雅黑" w:hAnsi="微软雅黑"/>
                 <w:b/>
@@ -1095,79 +1027,36 @@
         <w:tc>
           <w:tcPr>
             <w:tcW w:w="5779" w:type="dxa"/>
-            <w:shd w:val="clear" w:color="auto" w:fill="F3DEDD" w:themeFill="accent2" w:themeFillTint="30"/>
-          </w:tcPr>
-          <w:p>
-            <w:pPr>
-              <w:jc w:val="center"/>
-              <w:rPr>
-                <w:rFonts w:ascii="微软雅黑" w:hAnsi="微软雅黑"/>
-                <w:sz w:val="18"/>
-              </w:rPr>
-            </w:pPr>
-            <w:r>
-              <w:rPr>
-                <w:rFonts w:ascii="Segoe UI Emoji" w:hAnsi="Segoe UI Emoji"/>
-                <w:sz w:val="18"/>
-              </w:rPr>
-              <w:t>☐</w:t>
-            </w:r>
-            <w:r>
-              <w:rPr>
-                <w:rFonts w:ascii="微软雅黑" w:hAnsi="微软雅黑"/>
-                <w:sz w:val="18"/>
-              </w:rPr>
-              <w:t xml:space="preserve">有      </w:t>
-            </w:r>
-            <w:r>
-              <w:rPr>
-                <w:rFonts w:ascii="Segoe UI Emoji" w:hAnsi="Segoe UI Emoji"/>
-                <w:sz w:val="18"/>
-              </w:rPr>
-              <w:t>☐</w:t>
-            </w:r>
-            <w:r>
-              <w:rPr>
-                <w:rFonts w:ascii="微软雅黑" w:hAnsi="微软雅黑"/>
-                <w:sz w:val="18"/>
-              </w:rPr>
-              <w:t>无</w:t>
-            </w:r>
+            <w:shd w:val="clear" w:color="auto" w:fill="F3DDDD" w:themeFill="accent2" w:themeFillTint="30"/>
+          </w:tcPr>
+          <w:p>
+            <w:pPr>
+              <w:jc w:val="center"/>
+              <w:cnfStyle w:val="000000000000" w:firstRow="0" w:lastRow="0" w:firstColumn="0" w:lastColumn="0" w:oddVBand="0" w:evenVBand="0" w:oddHBand="0" w:evenHBand="0" w:firstRowFirstColumn="0" w:firstRowLastColumn="0" w:lastRowFirstColumn="0" w:lastRowLastColumn="0"/>
+              <w:rPr>
+                <w:rFonts w:ascii="微软雅黑" w:hAnsi="微软雅黑"/>
+                <w:sz w:val="18"/>
+              </w:rPr>
+            </w:pPr>
           </w:p>
         </w:tc>
       </w:tr>
       <w:tr>
-        <w:tblPrEx>
-          <w:tblBorders>
-            <w:top w:val="single" w:color="auto" w:sz="4" w:space="0"/>
-            <w:left w:val="single" w:color="auto" w:sz="4" w:space="0"/>
-            <w:bottom w:val="single" w:color="auto" w:sz="4" w:space="0"/>
-            <w:right w:val="single" w:color="auto" w:sz="4" w:space="0"/>
-            <w:insideH w:val="single" w:color="auto" w:sz="4" w:space="0"/>
-            <w:insideV w:val="single" w:color="auto" w:sz="4" w:space="0"/>
-          </w:tblBorders>
-          <w:tblCellMar>
-            <w:top w:w="0" w:type="dxa"/>
-            <w:left w:w="108" w:type="dxa"/>
-            <w:bottom w:w="0" w:type="dxa"/>
-            <w:right w:w="108" w:type="dxa"/>
-          </w:tblCellMar>
-        </w:tblPrEx>
         <w:trPr>
-          <w:trHeight w:val="29" w:hRule="atLeast"/>
+          <w:trHeight w:val="29"/>
         </w:trPr>
         <w:tc>
           <w:tcPr>
+            <w:cnfStyle w:val="001000000000" w:firstRow="0" w:lastRow="0" w:firstColumn="1" w:lastColumn="0" w:oddVBand="0" w:evenVBand="0" w:oddHBand="0" w:evenHBand="0" w:firstRowFirstColumn="0" w:firstRowLastColumn="0" w:lastRowFirstColumn="0" w:lastRowLastColumn="0"/>
             <w:tcW w:w="2074" w:type="dxa"/>
-            <w:vMerge w:val="continue"/>
-            <w:shd w:val="clear" w:color="auto" w:fill="F3DEDD" w:themeFill="accent2" w:themeFillTint="30"/>
-          </w:tcPr>
-          <w:p>
-            <w:pPr>
-              <w:jc w:val="center"/>
-              <w:rPr>
-                <w:rFonts w:ascii="微软雅黑" w:hAnsi="微软雅黑"/>
-                <w:b w:val="0"/>
+            <w:vMerge/>
+            <w:shd w:val="clear" w:color="auto" w:fill="F3DDDD" w:themeFill="accent2" w:themeFillTint="30"/>
+          </w:tcPr>
+          <w:p>
+            <w:pPr>
+              <w:jc w:val="center"/>
+              <w:rPr>
+                <w:rFonts w:ascii="微软雅黑" w:hAnsi="微软雅黑"/>
                 <w:sz w:val="18"/>
               </w:rPr>
             </w:pPr>
@@ -1177,11 +1066,12 @@
           <w:tcPr>
             <w:tcW w:w="3111" w:type="dxa"/>
             <w:gridSpan w:val="2"/>
-            <w:shd w:val="clear" w:color="auto" w:fill="F3DEDD" w:themeFill="accent2" w:themeFillTint="30"/>
-          </w:tcPr>
-          <w:p>
-            <w:pPr>
-              <w:jc w:val="center"/>
+            <w:shd w:val="clear" w:color="auto" w:fill="F3DDDD" w:themeFill="accent2" w:themeFillTint="30"/>
+          </w:tcPr>
+          <w:p>
+            <w:pPr>
+              <w:jc w:val="center"/>
+              <w:cnfStyle w:val="000000000000" w:firstRow="0" w:lastRow="0" w:firstColumn="0" w:lastColumn="0" w:oddVBand="0" w:evenVBand="0" w:oddHBand="0" w:evenHBand="0" w:firstRowFirstColumn="0" w:firstRowLastColumn="0" w:lastRowFirstColumn="0" w:lastRowLastColumn="0"/>
               <w:rPr>
                 <w:rFonts w:ascii="微软雅黑" w:hAnsi="微软雅黑"/>
                 <w:b/>
@@ -1201,79 +1091,36 @@
         <w:tc>
           <w:tcPr>
             <w:tcW w:w="5779" w:type="dxa"/>
-            <w:shd w:val="clear" w:color="auto" w:fill="F3DEDD" w:themeFill="accent2" w:themeFillTint="30"/>
-          </w:tcPr>
-          <w:p>
-            <w:pPr>
-              <w:jc w:val="center"/>
-              <w:rPr>
-                <w:rFonts w:ascii="微软雅黑" w:hAnsi="微软雅黑"/>
-                <w:sz w:val="18"/>
-              </w:rPr>
-            </w:pPr>
-            <w:r>
-              <w:rPr>
-                <w:rFonts w:ascii="Segoe UI Emoji" w:hAnsi="Segoe UI Emoji"/>
-                <w:sz w:val="18"/>
-              </w:rPr>
-              <w:t>☐</w:t>
-            </w:r>
-            <w:r>
-              <w:rPr>
-                <w:rFonts w:ascii="微软雅黑" w:hAnsi="微软雅黑"/>
-                <w:sz w:val="18"/>
-              </w:rPr>
-              <w:t xml:space="preserve">有      </w:t>
-            </w:r>
-            <w:r>
-              <w:rPr>
-                <w:rFonts w:ascii="Segoe UI Emoji" w:hAnsi="Segoe UI Emoji"/>
-                <w:sz w:val="18"/>
-              </w:rPr>
-              <w:t>☐</w:t>
-            </w:r>
-            <w:r>
-              <w:rPr>
-                <w:rFonts w:ascii="微软雅黑" w:hAnsi="微软雅黑"/>
-                <w:sz w:val="18"/>
-              </w:rPr>
-              <w:t>无</w:t>
-            </w:r>
+            <w:shd w:val="clear" w:color="auto" w:fill="F3DDDD" w:themeFill="accent2" w:themeFillTint="30"/>
+          </w:tcPr>
+          <w:p>
+            <w:pPr>
+              <w:jc w:val="center"/>
+              <w:cnfStyle w:val="000000000000" w:firstRow="0" w:lastRow="0" w:firstColumn="0" w:lastColumn="0" w:oddVBand="0" w:evenVBand="0" w:oddHBand="0" w:evenHBand="0" w:firstRowFirstColumn="0" w:firstRowLastColumn="0" w:lastRowFirstColumn="0" w:lastRowLastColumn="0"/>
+              <w:rPr>
+                <w:rFonts w:ascii="微软雅黑" w:hAnsi="微软雅黑"/>
+                <w:sz w:val="18"/>
+              </w:rPr>
+            </w:pPr>
           </w:p>
         </w:tc>
       </w:tr>
       <w:tr>
-        <w:tblPrEx>
-          <w:tblBorders>
-            <w:top w:val="single" w:color="auto" w:sz="4" w:space="0"/>
-            <w:left w:val="single" w:color="auto" w:sz="4" w:space="0"/>
-            <w:bottom w:val="single" w:color="auto" w:sz="4" w:space="0"/>
-            <w:right w:val="single" w:color="auto" w:sz="4" w:space="0"/>
-            <w:insideH w:val="single" w:color="auto" w:sz="4" w:space="0"/>
-            <w:insideV w:val="single" w:color="auto" w:sz="4" w:space="0"/>
-          </w:tblBorders>
-          <w:tblCellMar>
-            <w:top w:w="0" w:type="dxa"/>
-            <w:left w:w="108" w:type="dxa"/>
-            <w:bottom w:w="0" w:type="dxa"/>
-            <w:right w:w="108" w:type="dxa"/>
-          </w:tblCellMar>
-        </w:tblPrEx>
         <w:trPr>
-          <w:trHeight w:val="29" w:hRule="atLeast"/>
+          <w:trHeight w:val="29"/>
         </w:trPr>
         <w:tc>
           <w:tcPr>
+            <w:cnfStyle w:val="001000000000" w:firstRow="0" w:lastRow="0" w:firstColumn="1" w:lastColumn="0" w:oddVBand="0" w:evenVBand="0" w:oddHBand="0" w:evenHBand="0" w:firstRowFirstColumn="0" w:firstRowLastColumn="0" w:lastRowFirstColumn="0" w:lastRowLastColumn="0"/>
             <w:tcW w:w="2074" w:type="dxa"/>
-            <w:vMerge w:val="continue"/>
-            <w:shd w:val="clear" w:color="auto" w:fill="F3DEDD" w:themeFill="accent2" w:themeFillTint="30"/>
-          </w:tcPr>
-          <w:p>
-            <w:pPr>
-              <w:jc w:val="center"/>
-              <w:rPr>
-                <w:rFonts w:ascii="微软雅黑" w:hAnsi="微软雅黑"/>
-                <w:b w:val="0"/>
+            <w:vMerge/>
+            <w:shd w:val="clear" w:color="auto" w:fill="F3DDDD" w:themeFill="accent2" w:themeFillTint="30"/>
+          </w:tcPr>
+          <w:p>
+            <w:pPr>
+              <w:jc w:val="center"/>
+              <w:rPr>
+                <w:rFonts w:ascii="微软雅黑" w:hAnsi="微软雅黑"/>
                 <w:sz w:val="18"/>
               </w:rPr>
             </w:pPr>
@@ -1283,11 +1130,12 @@
           <w:tcPr>
             <w:tcW w:w="3111" w:type="dxa"/>
             <w:gridSpan w:val="2"/>
-            <w:shd w:val="clear" w:color="auto" w:fill="F3DEDD" w:themeFill="accent2" w:themeFillTint="30"/>
-          </w:tcPr>
-          <w:p>
-            <w:pPr>
-              <w:jc w:val="center"/>
+            <w:shd w:val="clear" w:color="auto" w:fill="F3DDDD" w:themeFill="accent2" w:themeFillTint="30"/>
+          </w:tcPr>
+          <w:p>
+            <w:pPr>
+              <w:jc w:val="center"/>
+              <w:cnfStyle w:val="000000000000" w:firstRow="0" w:lastRow="0" w:firstColumn="0" w:lastColumn="0" w:oddVBand="0" w:evenVBand="0" w:oddHBand="0" w:evenHBand="0" w:firstRowFirstColumn="0" w:firstRowLastColumn="0" w:lastRowFirstColumn="0" w:lastRowLastColumn="0"/>
               <w:rPr>
                 <w:rFonts w:ascii="微软雅黑" w:hAnsi="微软雅黑"/>
                 <w:b/>
@@ -1300,86 +1148,59 @@
                 <w:b/>
                 <w:sz w:val="18"/>
               </w:rPr>
-              <w:t>跳蚤/蚤粪</w:t>
+              <w:t>跳蚤</w:t>
+            </w:r>
+            <w:r>
+              <w:rPr>
+                <w:rFonts w:ascii="微软雅黑" w:hAnsi="微软雅黑"/>
+                <w:b/>
+                <w:sz w:val="18"/>
+              </w:rPr>
+              <w:t>/</w:t>
+            </w:r>
+            <w:r>
+              <w:rPr>
+                <w:rFonts w:ascii="微软雅黑" w:hAnsi="微软雅黑"/>
+                <w:b/>
+                <w:sz w:val="18"/>
+              </w:rPr>
+              <w:t>蚤粪</w:t>
             </w:r>
           </w:p>
         </w:tc>
         <w:tc>
           <w:tcPr>
             <w:tcW w:w="5779" w:type="dxa"/>
-            <w:shd w:val="clear" w:color="auto" w:fill="F3DEDD" w:themeFill="accent2" w:themeFillTint="30"/>
-          </w:tcPr>
-          <w:p>
-            <w:pPr>
-              <w:jc w:val="center"/>
-              <w:rPr>
-                <w:rFonts w:ascii="微软雅黑" w:hAnsi="微软雅黑"/>
-                <w:sz w:val="18"/>
-              </w:rPr>
-            </w:pPr>
-            <w:r>
-              <w:rPr>
-                <w:rFonts w:ascii="Segoe UI Emoji" w:hAnsi="Segoe UI Emoji"/>
-                <w:sz w:val="18"/>
-              </w:rPr>
-              <w:t>☐</w:t>
-            </w:r>
-            <w:r>
-              <w:rPr>
-                <w:rFonts w:ascii="微软雅黑" w:hAnsi="微软雅黑"/>
-                <w:sz w:val="18"/>
-              </w:rPr>
-              <w:t xml:space="preserve">有      </w:t>
-            </w:r>
-            <w:r>
-              <w:rPr>
-                <w:rFonts w:ascii="Segoe UI Emoji" w:hAnsi="Segoe UI Emoji"/>
-                <w:sz w:val="18"/>
-              </w:rPr>
-              <w:t>☐</w:t>
-            </w:r>
-            <w:r>
-              <w:rPr>
-                <w:rFonts w:ascii="微软雅黑" w:hAnsi="微软雅黑"/>
-                <w:sz w:val="18"/>
-              </w:rPr>
-              <w:t>无</w:t>
-            </w:r>
+            <w:shd w:val="clear" w:color="auto" w:fill="F3DDDD" w:themeFill="accent2" w:themeFillTint="30"/>
+          </w:tcPr>
+          <w:p>
+            <w:pPr>
+              <w:jc w:val="center"/>
+              <w:cnfStyle w:val="000000000000" w:firstRow="0" w:lastRow="0" w:firstColumn="0" w:lastColumn="0" w:oddVBand="0" w:evenVBand="0" w:oddHBand="0" w:evenHBand="0" w:firstRowFirstColumn="0" w:firstRowLastColumn="0" w:lastRowFirstColumn="0" w:lastRowLastColumn="0"/>
+              <w:rPr>
+                <w:rFonts w:ascii="微软雅黑" w:hAnsi="微软雅黑"/>
+                <w:sz w:val="18"/>
+              </w:rPr>
+            </w:pPr>
           </w:p>
         </w:tc>
       </w:tr>
       <w:tr>
-        <w:tblPrEx>
-          <w:tblBorders>
-            <w:top w:val="single" w:color="auto" w:sz="4" w:space="0"/>
-            <w:left w:val="single" w:color="auto" w:sz="4" w:space="0"/>
-            <w:bottom w:val="single" w:color="auto" w:sz="4" w:space="0"/>
-            <w:right w:val="single" w:color="auto" w:sz="4" w:space="0"/>
-            <w:insideH w:val="single" w:color="auto" w:sz="4" w:space="0"/>
-            <w:insideV w:val="single" w:color="auto" w:sz="4" w:space="0"/>
-          </w:tblBorders>
-          <w:tblCellMar>
-            <w:top w:w="0" w:type="dxa"/>
-            <w:left w:w="108" w:type="dxa"/>
-            <w:bottom w:w="0" w:type="dxa"/>
-            <w:right w:w="108" w:type="dxa"/>
-          </w:tblCellMar>
-        </w:tblPrEx>
         <w:trPr>
-          <w:trHeight w:val="29" w:hRule="atLeast"/>
+          <w:trHeight w:val="29"/>
         </w:trPr>
         <w:tc>
           <w:tcPr>
+            <w:cnfStyle w:val="001000000000" w:firstRow="0" w:lastRow="0" w:firstColumn="1" w:lastColumn="0" w:oddVBand="0" w:evenVBand="0" w:oddHBand="0" w:evenHBand="0" w:firstRowFirstColumn="0" w:firstRowLastColumn="0" w:lastRowFirstColumn="0" w:lastRowLastColumn="0"/>
             <w:tcW w:w="2074" w:type="dxa"/>
-            <w:vMerge w:val="continue"/>
-            <w:shd w:val="clear" w:color="auto" w:fill="F3DEDD" w:themeFill="accent2" w:themeFillTint="30"/>
-          </w:tcPr>
-          <w:p>
-            <w:pPr>
-              <w:jc w:val="center"/>
-              <w:rPr>
-                <w:rFonts w:ascii="微软雅黑" w:hAnsi="微软雅黑"/>
-                <w:b w:val="0"/>
+            <w:vMerge/>
+            <w:shd w:val="clear" w:color="auto" w:fill="F3DDDD" w:themeFill="accent2" w:themeFillTint="30"/>
+          </w:tcPr>
+          <w:p>
+            <w:pPr>
+              <w:jc w:val="center"/>
+              <w:rPr>
+                <w:rFonts w:ascii="微软雅黑" w:hAnsi="微软雅黑"/>
                 <w:sz w:val="18"/>
               </w:rPr>
             </w:pPr>
@@ -1389,11 +1210,12 @@
           <w:tcPr>
             <w:tcW w:w="3111" w:type="dxa"/>
             <w:gridSpan w:val="2"/>
-            <w:shd w:val="clear" w:color="auto" w:fill="F3DEDD" w:themeFill="accent2" w:themeFillTint="30"/>
-          </w:tcPr>
-          <w:p>
-            <w:pPr>
-              <w:jc w:val="center"/>
+            <w:shd w:val="clear" w:color="auto" w:fill="F3DDDD" w:themeFill="accent2" w:themeFillTint="30"/>
+          </w:tcPr>
+          <w:p>
+            <w:pPr>
+              <w:jc w:val="center"/>
+              <w:cnfStyle w:val="000000000000" w:firstRow="0" w:lastRow="0" w:firstColumn="0" w:lastColumn="0" w:oddVBand="0" w:evenVBand="0" w:oddHBand="0" w:evenHBand="0" w:firstRowFirstColumn="0" w:firstRowLastColumn="0" w:lastRowFirstColumn="0" w:lastRowLastColumn="0"/>
               <w:rPr>
                 <w:rFonts w:ascii="微软雅黑" w:hAnsi="微软雅黑"/>
                 <w:b/>
@@ -1413,79 +1235,36 @@
         <w:tc>
           <w:tcPr>
             <w:tcW w:w="5779" w:type="dxa"/>
-            <w:shd w:val="clear" w:color="auto" w:fill="F3DEDD" w:themeFill="accent2" w:themeFillTint="30"/>
-          </w:tcPr>
-          <w:p>
-            <w:pPr>
-              <w:jc w:val="center"/>
-              <w:rPr>
-                <w:rFonts w:ascii="微软雅黑" w:hAnsi="微软雅黑"/>
-                <w:sz w:val="18"/>
-              </w:rPr>
-            </w:pPr>
-            <w:r>
-              <w:rPr>
-                <w:rFonts w:ascii="Segoe UI Emoji" w:hAnsi="Segoe UI Emoji"/>
-                <w:sz w:val="18"/>
-              </w:rPr>
-              <w:t>☐</w:t>
-            </w:r>
-            <w:r>
-              <w:rPr>
-                <w:rFonts w:ascii="微软雅黑" w:hAnsi="微软雅黑"/>
-                <w:sz w:val="18"/>
-              </w:rPr>
-              <w:t xml:space="preserve">有      </w:t>
-            </w:r>
-            <w:r>
-              <w:rPr>
-                <w:rFonts w:ascii="Segoe UI Emoji" w:hAnsi="Segoe UI Emoji"/>
-                <w:sz w:val="18"/>
-              </w:rPr>
-              <w:t>☐</w:t>
-            </w:r>
-            <w:r>
-              <w:rPr>
-                <w:rFonts w:ascii="微软雅黑" w:hAnsi="微软雅黑"/>
-                <w:sz w:val="18"/>
-              </w:rPr>
-              <w:t>无</w:t>
-            </w:r>
+            <w:shd w:val="clear" w:color="auto" w:fill="F3DDDD" w:themeFill="accent2" w:themeFillTint="30"/>
+          </w:tcPr>
+          <w:p>
+            <w:pPr>
+              <w:jc w:val="center"/>
+              <w:cnfStyle w:val="000000000000" w:firstRow="0" w:lastRow="0" w:firstColumn="0" w:lastColumn="0" w:oddVBand="0" w:evenVBand="0" w:oddHBand="0" w:evenHBand="0" w:firstRowFirstColumn="0" w:firstRowLastColumn="0" w:lastRowFirstColumn="0" w:lastRowLastColumn="0"/>
+              <w:rPr>
+                <w:rFonts w:ascii="微软雅黑" w:hAnsi="微软雅黑"/>
+                <w:sz w:val="18"/>
+              </w:rPr>
+            </w:pPr>
           </w:p>
         </w:tc>
       </w:tr>
       <w:tr>
-        <w:tblPrEx>
-          <w:tblBorders>
-            <w:top w:val="single" w:color="auto" w:sz="4" w:space="0"/>
-            <w:left w:val="single" w:color="auto" w:sz="4" w:space="0"/>
-            <w:bottom w:val="single" w:color="auto" w:sz="4" w:space="0"/>
-            <w:right w:val="single" w:color="auto" w:sz="4" w:space="0"/>
-            <w:insideH w:val="single" w:color="auto" w:sz="4" w:space="0"/>
-            <w:insideV w:val="single" w:color="auto" w:sz="4" w:space="0"/>
-          </w:tblBorders>
-          <w:tblCellMar>
-            <w:top w:w="0" w:type="dxa"/>
-            <w:left w:w="108" w:type="dxa"/>
-            <w:bottom w:w="0" w:type="dxa"/>
-            <w:right w:w="108" w:type="dxa"/>
-          </w:tblCellMar>
-        </w:tblPrEx>
         <w:trPr>
-          <w:trHeight w:val="29" w:hRule="atLeast"/>
+          <w:trHeight w:val="29"/>
         </w:trPr>
         <w:tc>
           <w:tcPr>
+            <w:cnfStyle w:val="001000000000" w:firstRow="0" w:lastRow="0" w:firstColumn="1" w:lastColumn="0" w:oddVBand="0" w:evenVBand="0" w:oddHBand="0" w:evenHBand="0" w:firstRowFirstColumn="0" w:firstRowLastColumn="0" w:lastRowFirstColumn="0" w:lastRowLastColumn="0"/>
             <w:tcW w:w="2074" w:type="dxa"/>
-            <w:vMerge w:val="continue"/>
-            <w:shd w:val="clear" w:color="auto" w:fill="F3DEDD" w:themeFill="accent2" w:themeFillTint="30"/>
-          </w:tcPr>
-          <w:p>
-            <w:pPr>
-              <w:jc w:val="center"/>
-              <w:rPr>
-                <w:rFonts w:ascii="微软雅黑" w:hAnsi="微软雅黑"/>
-                <w:b w:val="0"/>
+            <w:vMerge/>
+            <w:shd w:val="clear" w:color="auto" w:fill="F3DDDD" w:themeFill="accent2" w:themeFillTint="30"/>
+          </w:tcPr>
+          <w:p>
+            <w:pPr>
+              <w:jc w:val="center"/>
+              <w:rPr>
+                <w:rFonts w:ascii="微软雅黑" w:hAnsi="微软雅黑"/>
                 <w:sz w:val="18"/>
               </w:rPr>
             </w:pPr>
@@ -1495,11 +1274,12 @@
           <w:tcPr>
             <w:tcW w:w="3111" w:type="dxa"/>
             <w:gridSpan w:val="2"/>
-            <w:shd w:val="clear" w:color="auto" w:fill="F3DEDD" w:themeFill="accent2" w:themeFillTint="30"/>
-          </w:tcPr>
-          <w:p>
-            <w:pPr>
-              <w:jc w:val="center"/>
+            <w:shd w:val="clear" w:color="auto" w:fill="F3DDDD" w:themeFill="accent2" w:themeFillTint="30"/>
+          </w:tcPr>
+          <w:p>
+            <w:pPr>
+              <w:jc w:val="center"/>
+              <w:cnfStyle w:val="000000000000" w:firstRow="0" w:lastRow="0" w:firstColumn="0" w:lastColumn="0" w:oddVBand="0" w:evenVBand="0" w:oddHBand="0" w:evenHBand="0" w:firstRowFirstColumn="0" w:firstRowLastColumn="0" w:lastRowFirstColumn="0" w:lastRowLastColumn="0"/>
               <w:rPr>
                 <w:rFonts w:ascii="微软雅黑" w:hAnsi="微软雅黑"/>
                 <w:b/>
@@ -1512,89 +1292,61 @@
                 <w:b/>
                 <w:sz w:val="18"/>
               </w:rPr>
-              <w:t>虱子/虱卵</w:t>
+              <w:t>虱子</w:t>
+            </w:r>
+            <w:r>
+              <w:rPr>
+                <w:rFonts w:ascii="微软雅黑" w:hAnsi="微软雅黑"/>
+                <w:b/>
+                <w:sz w:val="18"/>
+              </w:rPr>
+              <w:t>/</w:t>
+            </w:r>
+            <w:r>
+              <w:rPr>
+                <w:rFonts w:ascii="微软雅黑" w:hAnsi="微软雅黑"/>
+                <w:b/>
+                <w:sz w:val="18"/>
+              </w:rPr>
+              <w:t>虱卵</w:t>
             </w:r>
           </w:p>
         </w:tc>
         <w:tc>
           <w:tcPr>
             <w:tcW w:w="5779" w:type="dxa"/>
-            <w:shd w:val="clear" w:color="auto" w:fill="F3DEDD" w:themeFill="accent2" w:themeFillTint="30"/>
-          </w:tcPr>
-          <w:p>
-            <w:pPr>
-              <w:jc w:val="center"/>
-              <w:rPr>
-                <w:rFonts w:ascii="微软雅黑" w:hAnsi="微软雅黑"/>
-                <w:sz w:val="18"/>
-              </w:rPr>
-            </w:pPr>
-            <w:r>
-              <w:rPr>
-                <w:rFonts w:ascii="Segoe UI Emoji" w:hAnsi="Segoe UI Emoji"/>
-                <w:sz w:val="18"/>
-              </w:rPr>
-              <w:t>☐</w:t>
-            </w:r>
-            <w:r>
-              <w:rPr>
-                <w:rFonts w:ascii="微软雅黑" w:hAnsi="微软雅黑"/>
-                <w:sz w:val="18"/>
-              </w:rPr>
-              <w:t xml:space="preserve">有      </w:t>
-            </w:r>
-            <w:r>
-              <w:rPr>
-                <w:rFonts w:ascii="Segoe UI Emoji" w:hAnsi="Segoe UI Emoji"/>
-                <w:sz w:val="18"/>
-              </w:rPr>
-              <w:t>☐</w:t>
-            </w:r>
-            <w:r>
-              <w:rPr>
-                <w:rFonts w:ascii="微软雅黑" w:hAnsi="微软雅黑"/>
-                <w:sz w:val="18"/>
-              </w:rPr>
-              <w:t>无</w:t>
-            </w:r>
+            <w:shd w:val="clear" w:color="auto" w:fill="F3DDDD" w:themeFill="accent2" w:themeFillTint="30"/>
+          </w:tcPr>
+          <w:p>
+            <w:pPr>
+              <w:jc w:val="center"/>
+              <w:cnfStyle w:val="000000000000" w:firstRow="0" w:lastRow="0" w:firstColumn="0" w:lastColumn="0" w:oddVBand="0" w:evenVBand="0" w:oddHBand="0" w:evenHBand="0" w:firstRowFirstColumn="0" w:firstRowLastColumn="0" w:lastRowFirstColumn="0" w:lastRowLastColumn="0"/>
+              <w:rPr>
+                <w:rFonts w:ascii="微软雅黑" w:hAnsi="微软雅黑"/>
+                <w:sz w:val="18"/>
+              </w:rPr>
+            </w:pPr>
           </w:p>
         </w:tc>
       </w:tr>
       <w:tr>
-        <w:tblPrEx>
-          <w:tblBorders>
-            <w:top w:val="single" w:color="auto" w:sz="4" w:space="0"/>
-            <w:left w:val="single" w:color="auto" w:sz="4" w:space="0"/>
-            <w:bottom w:val="single" w:color="auto" w:sz="4" w:space="0"/>
-            <w:right w:val="single" w:color="auto" w:sz="4" w:space="0"/>
-            <w:insideH w:val="single" w:color="auto" w:sz="4" w:space="0"/>
-            <w:insideV w:val="single" w:color="auto" w:sz="4" w:space="0"/>
-          </w:tblBorders>
-          <w:tblCellMar>
-            <w:top w:w="0" w:type="dxa"/>
-            <w:left w:w="108" w:type="dxa"/>
-            <w:bottom w:w="0" w:type="dxa"/>
-            <w:right w:w="108" w:type="dxa"/>
-          </w:tblCellMar>
-        </w:tblPrEx>
-        <w:tc>
-          <w:tcPr>
+        <w:tc>
+          <w:tcPr>
+            <w:cnfStyle w:val="001000000000" w:firstRow="0" w:lastRow="0" w:firstColumn="1" w:lastColumn="0" w:oddVBand="0" w:evenVBand="0" w:oddHBand="0" w:evenHBand="0" w:firstRowFirstColumn="0" w:firstRowLastColumn="0" w:lastRowFirstColumn="0" w:lastRowLastColumn="0"/>
             <w:tcW w:w="2074" w:type="dxa"/>
-            <w:shd w:val="clear" w:color="auto" w:fill="F3DEDD" w:themeFill="accent2" w:themeFillTint="30"/>
-          </w:tcPr>
-          <w:p>
-            <w:pPr>
-              <w:jc w:val="center"/>
-              <w:rPr>
-                <w:rFonts w:ascii="微软雅黑" w:hAnsi="微软雅黑"/>
-                <w:b w:val="0"/>
-                <w:sz w:val="18"/>
-              </w:rPr>
-            </w:pPr>
-            <w:r>
-              <w:rPr>
-                <w:rFonts w:ascii="微软雅黑" w:hAnsi="微软雅黑"/>
-                <w:b/>
+            <w:shd w:val="clear" w:color="auto" w:fill="F3DDDD" w:themeFill="accent2" w:themeFillTint="30"/>
+          </w:tcPr>
+          <w:p>
+            <w:pPr>
+              <w:jc w:val="center"/>
+              <w:rPr>
+                <w:rFonts w:ascii="微软雅黑" w:hAnsi="微软雅黑"/>
+                <w:sz w:val="18"/>
+              </w:rPr>
+            </w:pPr>
+            <w:r>
+              <w:rPr>
+                <w:rFonts w:ascii="微软雅黑" w:hAnsi="微软雅黑"/>
                 <w:sz w:val="18"/>
               </w:rPr>
               <w:t>细菌</w:t>
@@ -1605,11 +1357,12 @@
           <w:tcPr>
             <w:tcW w:w="8890" w:type="dxa"/>
             <w:gridSpan w:val="3"/>
-            <w:shd w:val="clear" w:color="auto" w:fill="F3DEDD" w:themeFill="accent2" w:themeFillTint="30"/>
-          </w:tcPr>
-          <w:p>
-            <w:pPr>
-              <w:jc w:val="center"/>
+            <w:shd w:val="clear" w:color="auto" w:fill="F3DDDD" w:themeFill="accent2" w:themeFillTint="30"/>
+          </w:tcPr>
+          <w:p>
+            <w:pPr>
+              <w:jc w:val="center"/>
+              <w:cnfStyle w:val="000000000000" w:firstRow="0" w:lastRow="0" w:firstColumn="0" w:lastColumn="0" w:oddVBand="0" w:evenVBand="0" w:oddHBand="0" w:evenHBand="0" w:firstRowFirstColumn="0" w:firstRowLastColumn="0" w:lastRowFirstColumn="0" w:lastRowLastColumn="0"/>
               <w:rPr>
                 <w:rFonts w:ascii="微软雅黑" w:hAnsi="微软雅黑"/>
                 <w:sz w:val="18"/>
@@ -1619,27 +1372,12 @@
         </w:tc>
       </w:tr>
       <w:tr>
-        <w:tblPrEx>
-          <w:tblBorders>
-            <w:top w:val="single" w:color="auto" w:sz="4" w:space="0"/>
-            <w:left w:val="single" w:color="auto" w:sz="4" w:space="0"/>
-            <w:bottom w:val="single" w:color="auto" w:sz="4" w:space="0"/>
-            <w:right w:val="single" w:color="auto" w:sz="4" w:space="0"/>
-            <w:insideH w:val="single" w:color="auto" w:sz="4" w:space="0"/>
-            <w:insideV w:val="single" w:color="auto" w:sz="4" w:space="0"/>
-          </w:tblBorders>
-          <w:tblCellMar>
-            <w:top w:w="0" w:type="dxa"/>
-            <w:left w:w="108" w:type="dxa"/>
-            <w:bottom w:w="0" w:type="dxa"/>
-            <w:right w:w="108" w:type="dxa"/>
-          </w:tblCellMar>
-        </w:tblPrEx>
         <w:trPr>
-          <w:trHeight w:val="43" w:hRule="atLeast"/>
+          <w:trHeight w:val="43"/>
         </w:trPr>
         <w:tc>
           <w:tcPr>
+            <w:cnfStyle w:val="001000000000" w:firstRow="0" w:lastRow="0" w:firstColumn="1" w:lastColumn="0" w:oddVBand="0" w:evenVBand="0" w:oddHBand="0" w:evenHBand="0" w:firstRowFirstColumn="0" w:firstRowLastColumn="0" w:lastRowFirstColumn="0" w:lastRowLastColumn="0"/>
             <w:tcW w:w="2074" w:type="dxa"/>
           </w:tcPr>
           <w:p>
@@ -1647,14 +1385,12 @@
               <w:jc w:val="center"/>
               <w:rPr>
                 <w:rFonts w:ascii="微软雅黑" w:hAnsi="微软雅黑"/>
-                <w:b w:val="0"/>
-                <w:sz w:val="18"/>
-              </w:rPr>
-            </w:pPr>
-            <w:r>
-              <w:rPr>
-                <w:rFonts w:ascii="微软雅黑" w:hAnsi="微软雅黑"/>
-                <w:b/>
+                <w:sz w:val="18"/>
+              </w:rPr>
+            </w:pPr>
+            <w:r>
+              <w:rPr>
+                <w:rFonts w:ascii="微软雅黑" w:hAnsi="微软雅黑"/>
                 <w:sz w:val="18"/>
               </w:rPr>
               <w:t>真菌</w:t>
@@ -1669,6 +1405,7 @@
           <w:p>
             <w:pPr>
               <w:jc w:val="center"/>
+              <w:cnfStyle w:val="000000000000" w:firstRow="0" w:lastRow="0" w:firstColumn="0" w:lastColumn="0" w:oddVBand="0" w:evenVBand="0" w:oddHBand="0" w:evenHBand="0" w:firstRowFirstColumn="0" w:firstRowLastColumn="0" w:lastRowFirstColumn="0" w:lastRowLastColumn="0"/>
               <w:rPr>
                 <w:rFonts w:ascii="微软雅黑" w:hAnsi="微软雅黑"/>
                 <w:sz w:val="18"/>
@@ -1678,40 +1415,23 @@
         </w:tc>
       </w:tr>
       <w:tr>
-        <w:tblPrEx>
-          <w:tblBorders>
-            <w:top w:val="single" w:color="auto" w:sz="4" w:space="0"/>
-            <w:left w:val="single" w:color="auto" w:sz="4" w:space="0"/>
-            <w:bottom w:val="single" w:color="auto" w:sz="4" w:space="0"/>
-            <w:right w:val="single" w:color="auto" w:sz="4" w:space="0"/>
-            <w:insideH w:val="single" w:color="auto" w:sz="4" w:space="0"/>
-            <w:insideV w:val="single" w:color="auto" w:sz="4" w:space="0"/>
-          </w:tblBorders>
-          <w:tblCellMar>
-            <w:top w:w="0" w:type="dxa"/>
-            <w:left w:w="108" w:type="dxa"/>
-            <w:bottom w:w="0" w:type="dxa"/>
-            <w:right w:w="108" w:type="dxa"/>
-          </w:tblCellMar>
-        </w:tblPrEx>
-        <w:tc>
-          <w:tcPr>
+        <w:tc>
+          <w:tcPr>
+            <w:cnfStyle w:val="001000000000" w:firstRow="0" w:lastRow="0" w:firstColumn="1" w:lastColumn="0" w:oddVBand="0" w:evenVBand="0" w:oddHBand="0" w:evenHBand="0" w:firstRowFirstColumn="0" w:firstRowLastColumn="0" w:lastRowFirstColumn="0" w:lastRowLastColumn="0"/>
             <w:tcW w:w="2074" w:type="dxa"/>
-            <w:shd w:val="clear" w:color="auto" w:fill="F3DEDD" w:themeFill="accent2" w:themeFillTint="30"/>
-          </w:tcPr>
-          <w:p>
-            <w:pPr>
-              <w:jc w:val="center"/>
-              <w:rPr>
-                <w:rFonts w:ascii="微软雅黑" w:hAnsi="微软雅黑"/>
-                <w:b w:val="0"/>
-                <w:sz w:val="18"/>
-              </w:rPr>
-            </w:pPr>
-            <w:r>
-              <w:rPr>
-                <w:rFonts w:ascii="微软雅黑" w:hAnsi="微软雅黑"/>
-                <w:b/>
+            <w:shd w:val="clear" w:color="auto" w:fill="F3DDDD" w:themeFill="accent2" w:themeFillTint="30"/>
+          </w:tcPr>
+          <w:p>
+            <w:pPr>
+              <w:jc w:val="center"/>
+              <w:rPr>
+                <w:rFonts w:ascii="微软雅黑" w:hAnsi="微软雅黑"/>
+                <w:sz w:val="18"/>
+              </w:rPr>
+            </w:pPr>
+            <w:r>
+              <w:rPr>
+                <w:rFonts w:ascii="微软雅黑" w:hAnsi="微软雅黑"/>
                 <w:sz w:val="18"/>
               </w:rPr>
               <w:t>上皮细胞</w:t>
@@ -1722,11 +1442,12 @@
           <w:tcPr>
             <w:tcW w:w="8890" w:type="dxa"/>
             <w:gridSpan w:val="3"/>
-            <w:shd w:val="clear" w:color="auto" w:fill="F3DEDD" w:themeFill="accent2" w:themeFillTint="30"/>
-          </w:tcPr>
-          <w:p>
-            <w:pPr>
-              <w:jc w:val="center"/>
+            <w:shd w:val="clear" w:color="auto" w:fill="F3DDDD" w:themeFill="accent2" w:themeFillTint="30"/>
+          </w:tcPr>
+          <w:p>
+            <w:pPr>
+              <w:jc w:val="center"/>
+              <w:cnfStyle w:val="000000000000" w:firstRow="0" w:lastRow="0" w:firstColumn="0" w:lastColumn="0" w:oddVBand="0" w:evenVBand="0" w:oddHBand="0" w:evenHBand="0" w:firstRowFirstColumn="0" w:firstRowLastColumn="0" w:lastRowFirstColumn="0" w:lastRowLastColumn="0"/>
               <w:rPr>
                 <w:rFonts w:ascii="微软雅黑" w:hAnsi="微软雅黑"/>
                 <w:sz w:val="18"/>
@@ -1736,24 +1457,9 @@
         </w:tc>
       </w:tr>
       <w:tr>
-        <w:tblPrEx>
-          <w:tblBorders>
-            <w:top w:val="single" w:color="auto" w:sz="4" w:space="0"/>
-            <w:left w:val="single" w:color="auto" w:sz="4" w:space="0"/>
-            <w:bottom w:val="single" w:color="auto" w:sz="4" w:space="0"/>
-            <w:right w:val="single" w:color="auto" w:sz="4" w:space="0"/>
-            <w:insideH w:val="single" w:color="auto" w:sz="4" w:space="0"/>
-            <w:insideV w:val="single" w:color="auto" w:sz="4" w:space="0"/>
-          </w:tblBorders>
-          <w:tblCellMar>
-            <w:top w:w="0" w:type="dxa"/>
-            <w:left w:w="108" w:type="dxa"/>
-            <w:bottom w:w="0" w:type="dxa"/>
-            <w:right w:w="108" w:type="dxa"/>
-          </w:tblCellMar>
-        </w:tblPrEx>
-        <w:tc>
-          <w:tcPr>
+        <w:tc>
+          <w:tcPr>
+            <w:cnfStyle w:val="001000000000" w:firstRow="0" w:lastRow="0" w:firstColumn="1" w:lastColumn="0" w:oddVBand="0" w:evenVBand="0" w:oddHBand="0" w:evenHBand="0" w:firstRowFirstColumn="0" w:firstRowLastColumn="0" w:lastRowFirstColumn="0" w:lastRowLastColumn="0"/>
             <w:tcW w:w="2074" w:type="dxa"/>
           </w:tcPr>
           <w:p>
@@ -1761,14 +1467,12 @@
               <w:jc w:val="center"/>
               <w:rPr>
                 <w:rFonts w:ascii="微软雅黑" w:hAnsi="微软雅黑"/>
-                <w:b w:val="0"/>
-                <w:sz w:val="18"/>
-              </w:rPr>
-            </w:pPr>
-            <w:r>
-              <w:rPr>
-                <w:rFonts w:ascii="微软雅黑" w:hAnsi="微软雅黑"/>
-                <w:b/>
+                <w:sz w:val="18"/>
+              </w:rPr>
+            </w:pPr>
+            <w:r>
+              <w:rPr>
+                <w:rFonts w:ascii="微软雅黑" w:hAnsi="微软雅黑"/>
                 <w:sz w:val="18"/>
               </w:rPr>
               <w:t>异常细胞</w:t>
@@ -1783,6 +1487,7 @@
           <w:p>
             <w:pPr>
               <w:jc w:val="center"/>
+              <w:cnfStyle w:val="000000000000" w:firstRow="0" w:lastRow="0" w:firstColumn="0" w:lastColumn="0" w:oddVBand="0" w:evenVBand="0" w:oddHBand="0" w:evenHBand="0" w:firstRowFirstColumn="0" w:firstRowLastColumn="0" w:lastRowFirstColumn="0" w:lastRowLastColumn="0"/>
               <w:rPr>
                 <w:rFonts w:ascii="微软雅黑" w:hAnsi="微软雅黑"/>
                 <w:sz w:val="18"/>
@@ -1792,40 +1497,23 @@
         </w:tc>
       </w:tr>
       <w:tr>
-        <w:tblPrEx>
-          <w:tblBorders>
-            <w:top w:val="single" w:color="auto" w:sz="4" w:space="0"/>
-            <w:left w:val="single" w:color="auto" w:sz="4" w:space="0"/>
-            <w:bottom w:val="single" w:color="auto" w:sz="4" w:space="0"/>
-            <w:right w:val="single" w:color="auto" w:sz="4" w:space="0"/>
-            <w:insideH w:val="single" w:color="auto" w:sz="4" w:space="0"/>
-            <w:insideV w:val="single" w:color="auto" w:sz="4" w:space="0"/>
-          </w:tblBorders>
-          <w:tblCellMar>
-            <w:top w:w="0" w:type="dxa"/>
-            <w:left w:w="108" w:type="dxa"/>
-            <w:bottom w:w="0" w:type="dxa"/>
-            <w:right w:w="108" w:type="dxa"/>
-          </w:tblCellMar>
-        </w:tblPrEx>
-        <w:tc>
-          <w:tcPr>
+        <w:tc>
+          <w:tcPr>
+            <w:cnfStyle w:val="001000000000" w:firstRow="0" w:lastRow="0" w:firstColumn="1" w:lastColumn="0" w:oddVBand="0" w:evenVBand="0" w:oddHBand="0" w:evenHBand="0" w:firstRowFirstColumn="0" w:firstRowLastColumn="0" w:lastRowFirstColumn="0" w:lastRowLastColumn="0"/>
             <w:tcW w:w="2074" w:type="dxa"/>
-            <w:shd w:val="clear" w:color="auto" w:fill="F3DEDD" w:themeFill="accent2" w:themeFillTint="30"/>
-          </w:tcPr>
-          <w:p>
-            <w:pPr>
-              <w:jc w:val="center"/>
-              <w:rPr>
-                <w:rFonts w:ascii="微软雅黑" w:hAnsi="微软雅黑"/>
-                <w:b w:val="0"/>
-                <w:sz w:val="18"/>
-              </w:rPr>
-            </w:pPr>
-            <w:r>
-              <w:rPr>
-                <w:rFonts w:ascii="微软雅黑" w:hAnsi="微软雅黑"/>
-                <w:b/>
+            <w:shd w:val="clear" w:color="auto" w:fill="F3DDDD" w:themeFill="accent2" w:themeFillTint="30"/>
+          </w:tcPr>
+          <w:p>
+            <w:pPr>
+              <w:jc w:val="center"/>
+              <w:rPr>
+                <w:rFonts w:ascii="微软雅黑" w:hAnsi="微软雅黑"/>
+                <w:sz w:val="18"/>
+              </w:rPr>
+            </w:pPr>
+            <w:r>
+              <w:rPr>
+                <w:rFonts w:ascii="微软雅黑" w:hAnsi="微软雅黑"/>
                 <w:sz w:val="18"/>
               </w:rPr>
               <w:t>其他细胞</w:t>
@@ -1836,11 +1524,12 @@
           <w:tcPr>
             <w:tcW w:w="8890" w:type="dxa"/>
             <w:gridSpan w:val="3"/>
-            <w:shd w:val="clear" w:color="auto" w:fill="F3DEDD" w:themeFill="accent2" w:themeFillTint="30"/>
-          </w:tcPr>
-          <w:p>
-            <w:pPr>
-              <w:jc w:val="center"/>
+            <w:shd w:val="clear" w:color="auto" w:fill="F3DDDD" w:themeFill="accent2" w:themeFillTint="30"/>
+          </w:tcPr>
+          <w:p>
+            <w:pPr>
+              <w:jc w:val="center"/>
+              <w:cnfStyle w:val="000000000000" w:firstRow="0" w:lastRow="0" w:firstColumn="0" w:lastColumn="0" w:oddVBand="0" w:evenVBand="0" w:oddHBand="0" w:evenHBand="0" w:firstRowFirstColumn="0" w:firstRowLastColumn="0" w:lastRowFirstColumn="0" w:lastRowLastColumn="0"/>
               <w:rPr>
                 <w:rFonts w:ascii="微软雅黑" w:hAnsi="微软雅黑"/>
                 <w:sz w:val="18"/>
@@ -1850,27 +1539,12 @@
         </w:tc>
       </w:tr>
       <w:tr>
-        <w:tblPrEx>
-          <w:tblBorders>
-            <w:top w:val="single" w:color="auto" w:sz="4" w:space="0"/>
-            <w:left w:val="single" w:color="auto" w:sz="4" w:space="0"/>
-            <w:bottom w:val="single" w:color="auto" w:sz="4" w:space="0"/>
-            <w:right w:val="single" w:color="auto" w:sz="4" w:space="0"/>
-            <w:insideH w:val="single" w:color="auto" w:sz="4" w:space="0"/>
-            <w:insideV w:val="single" w:color="auto" w:sz="4" w:space="0"/>
-          </w:tblBorders>
-          <w:tblCellMar>
-            <w:top w:w="0" w:type="dxa"/>
-            <w:left w:w="108" w:type="dxa"/>
-            <w:bottom w:w="0" w:type="dxa"/>
-            <w:right w:w="108" w:type="dxa"/>
-          </w:tblCellMar>
-        </w:tblPrEx>
         <w:trPr>
-          <w:trHeight w:val="842" w:hRule="atLeast"/>
+          <w:trHeight w:val="842"/>
         </w:trPr>
         <w:tc>
           <w:tcPr>
+            <w:cnfStyle w:val="001000000000" w:firstRow="0" w:lastRow="0" w:firstColumn="1" w:lastColumn="0" w:oddVBand="0" w:evenVBand="0" w:oddHBand="0" w:evenHBand="0" w:firstRowFirstColumn="0" w:firstRowLastColumn="0" w:lastRowFirstColumn="0" w:lastRowLastColumn="0"/>
             <w:tcW w:w="2074" w:type="dxa"/>
             <w:vAlign w:val="center"/>
           </w:tcPr>
@@ -1879,14 +1553,12 @@
               <w:jc w:val="center"/>
               <w:rPr>
                 <w:rFonts w:ascii="微软雅黑" w:hAnsi="微软雅黑"/>
-                <w:b w:val="0"/>
-                <w:sz w:val="18"/>
-              </w:rPr>
-            </w:pPr>
-            <w:r>
-              <w:rPr>
-                <w:rFonts w:ascii="微软雅黑" w:hAnsi="微软雅黑"/>
-                <w:b/>
+                <w:sz w:val="18"/>
+              </w:rPr>
+            </w:pPr>
+            <w:r>
+              <w:rPr>
+                <w:rFonts w:ascii="微软雅黑" w:hAnsi="微软雅黑"/>
                 <w:sz w:val="18"/>
               </w:rPr>
               <w:t>伍德氏灯检查</w:t>
@@ -1900,6 +1572,7 @@
           </w:tcPr>
           <w:p>
             <w:pPr>
+              <w:cnfStyle w:val="000000000000" w:firstRow="0" w:lastRow="0" w:firstColumn="0" w:lastColumn="0" w:oddVBand="0" w:evenVBand="0" w:oddHBand="0" w:evenHBand="0" w:firstRowFirstColumn="0" w:firstRowLastColumn="0" w:lastRowFirstColumn="0" w:lastRowLastColumn="0"/>
               <w:rPr>
                 <w:rFonts w:ascii="微软雅黑" w:hAnsi="微软雅黑"/>
                 <w:sz w:val="18"/>
@@ -1909,29 +1582,14 @@
         </w:tc>
       </w:tr>
       <w:tr>
-        <w:tblPrEx>
-          <w:tblBorders>
-            <w:top w:val="single" w:color="auto" w:sz="4" w:space="0"/>
-            <w:left w:val="single" w:color="auto" w:sz="4" w:space="0"/>
-            <w:bottom w:val="single" w:color="auto" w:sz="4" w:space="0"/>
-            <w:right w:val="single" w:color="auto" w:sz="4" w:space="0"/>
-            <w:insideH w:val="single" w:color="auto" w:sz="4" w:space="0"/>
-            <w:insideV w:val="single" w:color="auto" w:sz="4" w:space="0"/>
-          </w:tblBorders>
-          <w:tblCellMar>
-            <w:top w:w="0" w:type="dxa"/>
-            <w:left w:w="108" w:type="dxa"/>
-            <w:bottom w:w="0" w:type="dxa"/>
-            <w:right w:w="108" w:type="dxa"/>
-          </w:tblCellMar>
-        </w:tblPrEx>
         <w:trPr>
-          <w:trHeight w:val="956" w:hRule="atLeast"/>
+          <w:trHeight w:val="956"/>
         </w:trPr>
         <w:tc>
           <w:tcPr>
+            <w:cnfStyle w:val="001000000000" w:firstRow="0" w:lastRow="0" w:firstColumn="1" w:lastColumn="0" w:oddVBand="0" w:evenVBand="0" w:oddHBand="0" w:evenHBand="0" w:firstRowFirstColumn="0" w:firstRowLastColumn="0" w:lastRowFirstColumn="0" w:lastRowLastColumn="0"/>
             <w:tcW w:w="2074" w:type="dxa"/>
-            <w:shd w:val="clear" w:color="auto" w:fill="F3DEDD" w:themeFill="accent2" w:themeFillTint="30"/>
+            <w:shd w:val="clear" w:color="auto" w:fill="F3DDDD" w:themeFill="accent2" w:themeFillTint="30"/>
             <w:vAlign w:val="center"/>
           </w:tcPr>
           <w:p>
@@ -1939,14 +1597,12 @@
               <w:jc w:val="center"/>
               <w:rPr>
                 <w:rFonts w:ascii="微软雅黑" w:hAnsi="微软雅黑"/>
-                <w:b w:val="0"/>
-                <w:sz w:val="18"/>
-              </w:rPr>
-            </w:pPr>
-            <w:r>
-              <w:rPr>
-                <w:rFonts w:ascii="微软雅黑" w:hAnsi="微软雅黑"/>
-                <w:b/>
+                <w:sz w:val="18"/>
+              </w:rPr>
+            </w:pPr>
+            <w:r>
+              <w:rPr>
+                <w:rFonts w:ascii="微软雅黑" w:hAnsi="微软雅黑"/>
                 <w:sz w:val="18"/>
               </w:rPr>
               <w:t>镜下可见</w:t>
@@ -1957,44 +1613,44 @@
           <w:tcPr>
             <w:tcW w:w="8890" w:type="dxa"/>
             <w:gridSpan w:val="3"/>
-            <w:shd w:val="clear" w:color="auto" w:fill="F3DEDD" w:themeFill="accent2" w:themeFillTint="30"/>
-          </w:tcPr>
-          <w:p>
-            <w:pPr>
-              <w:rPr>
-                <w:rFonts w:ascii="微软雅黑" w:hAnsi="微软雅黑"/>
-                <w:sz w:val="18"/>
-              </w:rPr>
-            </w:pPr>
-            <w:r>
-              <w:rPr>
-                <w:rFonts w:ascii="微软雅黑" w:hAnsi="微软雅黑"/>
-                <w:sz w:val="18"/>
-              </w:rPr>
-              <w:t>{&lt;检查所见&gt;}</w:t>
+            <w:shd w:val="clear" w:color="auto" w:fill="F3DDDD" w:themeFill="accent2" w:themeFillTint="30"/>
+          </w:tcPr>
+          <w:p>
+            <w:pPr>
+              <w:cnfStyle w:val="000000000000" w:firstRow="0" w:lastRow="0" w:firstColumn="0" w:lastColumn="0" w:oddVBand="0" w:evenVBand="0" w:oddHBand="0" w:evenHBand="0" w:firstRowFirstColumn="0" w:firstRowLastColumn="0" w:lastRowFirstColumn="0" w:lastRowLastColumn="0"/>
+              <w:rPr>
+                <w:rFonts w:ascii="微软雅黑" w:hAnsi="微软雅黑"/>
+                <w:sz w:val="18"/>
+              </w:rPr>
+            </w:pPr>
+            <w:r>
+              <w:rPr>
+                <w:rFonts w:ascii="微软雅黑" w:hAnsi="微软雅黑"/>
+                <w:sz w:val="18"/>
+              </w:rPr>
+              <w:t>{&lt;</w:t>
+            </w:r>
+            <w:r>
+              <w:rPr>
+                <w:rFonts w:ascii="微软雅黑" w:hAnsi="微软雅黑"/>
+                <w:sz w:val="18"/>
+              </w:rPr>
+              <w:t>检查所见</w:t>
+            </w:r>
+            <w:r>
+              <w:rPr>
+                <w:rFonts w:ascii="微软雅黑" w:hAnsi="微软雅黑"/>
+                <w:sz w:val="18"/>
+              </w:rPr>
+              <w:t>&gt;}</w:t>
             </w:r>
           </w:p>
         </w:tc>
       </w:tr>
       <w:tr>
-        <w:tblPrEx>
-          <w:tblBorders>
-            <w:top w:val="single" w:color="auto" w:sz="4" w:space="0"/>
-            <w:left w:val="single" w:color="auto" w:sz="4" w:space="0"/>
-            <w:bottom w:val="single" w:color="auto" w:sz="4" w:space="0"/>
-            <w:right w:val="single" w:color="auto" w:sz="4" w:space="0"/>
-            <w:insideH w:val="single" w:color="auto" w:sz="4" w:space="0"/>
-            <w:insideV w:val="single" w:color="auto" w:sz="4" w:space="0"/>
-          </w:tblBorders>
-          <w:tblCellMar>
-            <w:top w:w="0" w:type="dxa"/>
-            <w:left w:w="108" w:type="dxa"/>
-            <w:bottom w:w="0" w:type="dxa"/>
-            <w:right w:w="108" w:type="dxa"/>
-          </w:tblCellMar>
-        </w:tblPrEx>
-        <w:tc>
-          <w:tcPr>
+        <w:tc>
+          <w:tcPr>
+            <w:cnfStyle w:val="001000000000" w:firstRow="0" w:lastRow="0" w:firstColumn="1" w:lastColumn="0" w:oddVBand="0" w:evenVBand="0" w:oddHBand="0" w:evenHBand="0" w:firstRowFirstColumn="0" w:firstRowLastColumn="0" w:lastRowFirstColumn="0" w:lastRowLastColumn="0"/>
             <w:tcW w:w="10964" w:type="dxa"/>
             <w:gridSpan w:val="4"/>
           </w:tcPr>
@@ -2003,14 +1659,12 @@
               <w:jc w:val="center"/>
               <w:rPr>
                 <w:rFonts w:ascii="微软雅黑" w:hAnsi="微软雅黑"/>
-                <w:b w:val="0"/>
-                <w:sz w:val="18"/>
-              </w:rPr>
-            </w:pPr>
-            <w:r>
-              <w:rPr>
-                <w:rFonts w:ascii="微软雅黑" w:hAnsi="微软雅黑"/>
-                <w:b/>
+                <w:sz w:val="18"/>
+              </w:rPr>
+            </w:pPr>
+            <w:r>
+              <w:rPr>
+                <w:rFonts w:ascii="微软雅黑" w:hAnsi="微软雅黑"/>
                 <w:sz w:val="18"/>
               </w:rPr>
               <w:t>本检验结果仅反映此份样本情况，仅对当日结果负责。</w:t>
@@ -2019,81 +1673,66 @@
         </w:tc>
       </w:tr>
       <w:tr>
-        <w:tblPrEx>
-          <w:tblBorders>
-            <w:top w:val="single" w:color="auto" w:sz="4" w:space="0"/>
-            <w:left w:val="single" w:color="auto" w:sz="4" w:space="0"/>
-            <w:bottom w:val="single" w:color="auto" w:sz="4" w:space="0"/>
-            <w:right w:val="single" w:color="auto" w:sz="4" w:space="0"/>
-            <w:insideH w:val="single" w:color="auto" w:sz="4" w:space="0"/>
-            <w:insideV w:val="single" w:color="auto" w:sz="4" w:space="0"/>
-          </w:tblBorders>
-          <w:tblCellMar>
-            <w:top w:w="0" w:type="dxa"/>
-            <w:left w:w="108" w:type="dxa"/>
-            <w:bottom w:w="0" w:type="dxa"/>
-            <w:right w:w="108" w:type="dxa"/>
-          </w:tblCellMar>
-        </w:tblPrEx>
         <w:trPr>
-          <w:trHeight w:val="90" w:hRule="atLeast"/>
+          <w:trHeight w:val="90"/>
         </w:trPr>
         <w:tc>
           <w:tcPr>
+            <w:cnfStyle w:val="001000000000" w:firstRow="0" w:lastRow="0" w:firstColumn="1" w:lastColumn="0" w:oddVBand="0" w:evenVBand="0" w:oddHBand="0" w:evenHBand="0" w:firstRowFirstColumn="0" w:firstRowLastColumn="0" w:lastRowFirstColumn="0" w:lastRowLastColumn="0"/>
             <w:tcW w:w="2074" w:type="dxa"/>
-            <w:shd w:val="clear" w:color="auto" w:fill="F3DEDD" w:themeFill="accent2" w:themeFillTint="30"/>
-          </w:tcPr>
-          <w:p>
-            <w:pPr>
-              <w:rPr>
-                <w:rFonts w:ascii="微软雅黑" w:hAnsi="微软雅黑"/>
-                <w:b w:val="0"/>
-                <w:sz w:val="18"/>
-              </w:rPr>
-            </w:pPr>
-            <w:r>
+            <w:shd w:val="clear" w:color="auto" w:fill="F3DDDD" w:themeFill="accent2" w:themeFillTint="30"/>
+          </w:tcPr>
+          <w:p>
+            <w:pPr>
+              <w:rPr>
+                <w:rFonts w:ascii="微软雅黑" w:hAnsi="微软雅黑"/>
+                <w:sz w:val="18"/>
+              </w:rPr>
+            </w:pPr>
+            <w:r>
+              <w:rPr>
+                <w:rFonts w:ascii="微软雅黑" w:hAnsi="微软雅黑"/>
+                <w:sz w:val="18"/>
+              </w:rPr>
+              <w:t>化验师：</w:t>
+            </w:r>
+          </w:p>
+        </w:tc>
+        <w:tc>
+          <w:tcPr>
+            <w:tcW w:w="2074" w:type="dxa"/>
+            <w:shd w:val="clear" w:color="auto" w:fill="F3DDDD" w:themeFill="accent2" w:themeFillTint="30"/>
+          </w:tcPr>
+          <w:p>
+            <w:pPr>
+              <w:cnfStyle w:val="000000000000" w:firstRow="0" w:lastRow="0" w:firstColumn="0" w:lastColumn="0" w:oddVBand="0" w:evenVBand="0" w:oddHBand="0" w:evenHBand="0" w:firstRowFirstColumn="0" w:firstRowLastColumn="0" w:lastRowFirstColumn="0" w:lastRowLastColumn="0"/>
+              <w:rPr>
+                <w:rFonts w:ascii="微软雅黑" w:hAnsi="微软雅黑"/>
+                <w:sz w:val="18"/>
+              </w:rPr>
+            </w:pPr>
+          </w:p>
+        </w:tc>
+        <w:tc>
+          <w:tcPr>
+            <w:tcW w:w="2074" w:type="dxa"/>
+            <w:shd w:val="clear" w:color="auto" w:fill="F3DDDD" w:themeFill="accent2" w:themeFillTint="30"/>
+          </w:tcPr>
+          <w:p>
+            <w:pPr>
+              <w:cnfStyle w:val="000000000000" w:firstRow="0" w:lastRow="0" w:firstColumn="0" w:lastColumn="0" w:oddVBand="0" w:evenVBand="0" w:oddHBand="0" w:evenHBand="0" w:firstRowFirstColumn="0" w:firstRowLastColumn="0" w:lastRowFirstColumn="0" w:lastRowLastColumn="0"/>
               <w:rPr>
                 <w:rFonts w:ascii="微软雅黑" w:hAnsi="微软雅黑"/>
                 <w:b/>
                 <w:sz w:val="18"/>
               </w:rPr>
-              <w:t>化验师：</w:t>
-            </w:r>
-          </w:p>
-        </w:tc>
-        <w:tc>
-          <w:tcPr>
-            <w:tcW w:w="2074" w:type="dxa"/>
-            <w:shd w:val="clear" w:color="auto" w:fill="F3DEDD" w:themeFill="accent2" w:themeFillTint="30"/>
-          </w:tcPr>
-          <w:p>
-            <w:pPr>
-              <w:rPr>
-                <w:rFonts w:ascii="微软雅黑" w:hAnsi="微软雅黑"/>
-                <w:sz w:val="18"/>
-              </w:rPr>
-            </w:pPr>
-          </w:p>
-        </w:tc>
-        <w:tc>
-          <w:tcPr>
-            <w:tcW w:w="2074" w:type="dxa"/>
-            <w:shd w:val="clear" w:color="auto" w:fill="F3DEDD" w:themeFill="accent2" w:themeFillTint="30"/>
-          </w:tcPr>
-          <w:p>
-            <w:pPr>
+            </w:pPr>
+            <w:r>
               <w:rPr>
                 <w:rFonts w:ascii="微软雅黑" w:hAnsi="微软雅黑"/>
                 <w:b/>
                 <w:sz w:val="18"/>
               </w:rPr>
-            </w:pPr>
-            <w:r>
-              <w:rPr>
-                <w:rFonts w:ascii="微软雅黑" w:hAnsi="微软雅黑"/>
-                <w:b/>
-                <w:sz w:val="18"/>
-              </w:rPr>
               <w:t>日期：</w:t>
             </w:r>
           </w:p>
@@ -2101,21 +1740,36 @@
         <w:tc>
           <w:tcPr>
             <w:tcW w:w="4742" w:type="dxa"/>
-            <w:shd w:val="clear" w:color="auto" w:fill="F3DEDD" w:themeFill="accent2" w:themeFillTint="30"/>
-          </w:tcPr>
-          <w:p>
-            <w:pPr>
-              <w:rPr>
-                <w:rFonts w:ascii="微软雅黑" w:hAnsi="微软雅黑"/>
-                <w:sz w:val="18"/>
-              </w:rPr>
-            </w:pPr>
-            <w:r>
-              <w:rPr>
-                <w:rFonts w:ascii="微软雅黑" w:hAnsi="微软雅黑"/>
-                <w:sz w:val="18"/>
-              </w:rPr>
-              <w:t>{&lt;检查时间&gt;}</w:t>
+            <w:shd w:val="clear" w:color="auto" w:fill="F3DDDD" w:themeFill="accent2" w:themeFillTint="30"/>
+          </w:tcPr>
+          <w:p>
+            <w:pPr>
+              <w:cnfStyle w:val="000000000000" w:firstRow="0" w:lastRow="0" w:firstColumn="0" w:lastColumn="0" w:oddVBand="0" w:evenVBand="0" w:oddHBand="0" w:evenHBand="0" w:firstRowFirstColumn="0" w:firstRowLastColumn="0" w:lastRowFirstColumn="0" w:lastRowLastColumn="0"/>
+              <w:rPr>
+                <w:rFonts w:ascii="微软雅黑" w:hAnsi="微软雅黑"/>
+                <w:sz w:val="18"/>
+              </w:rPr>
+            </w:pPr>
+            <w:r>
+              <w:rPr>
+                <w:rFonts w:ascii="微软雅黑" w:hAnsi="微软雅黑"/>
+                <w:sz w:val="18"/>
+              </w:rPr>
+              <w:t>{&lt;</w:t>
+            </w:r>
+            <w:r>
+              <w:rPr>
+                <w:rFonts w:ascii="微软雅黑" w:hAnsi="微软雅黑"/>
+                <w:sz w:val="18"/>
+              </w:rPr>
+              <w:t>检查时间</w:t>
+            </w:r>
+            <w:r>
+              <w:rPr>
+                <w:rFonts w:ascii="微软雅黑" w:hAnsi="微软雅黑"/>
+                <w:sz w:val="18"/>
+              </w:rPr>
+              <w:t>&gt;}</w:t>
             </w:r>
           </w:p>
         </w:tc>
@@ -2148,12 +1802,39 @@
       </w:r>
       <w:r>
         <w:rPr>
+          <w:rFonts w:ascii="微软雅黑" w:hAnsi="微软雅黑" w:hint="eastAsia"/>
+          <w:b/>
+          <w:sz w:val="28"/>
+          <w:lang w:bidi="zh-CN"/>
+        </w:rPr>
+        <w:t>1</w:t>
+      </w:r>
+      <w:r>
+        <w:rPr>
           <w:rFonts w:ascii="微软雅黑" w:hAnsi="微软雅黑"/>
           <w:b/>
           <w:sz w:val="28"/>
           <w:lang w:bidi="zh-CN"/>
         </w:rPr>
-        <w:t>600</w:t>
+        <w:t>0</w:t>
+      </w:r>
+      <w:r>
+        <w:rPr>
+          <w:rFonts w:ascii="微软雅黑" w:hAnsi="微软雅黑"/>
+          <w:b/>
+          <w:sz w:val="28"/>
+          <w:lang w:bidi="zh-CN"/>
+        </w:rPr>
+        <w:t>6</w:t>
+      </w:r>
+      <w:r>
+        <w:rPr>
+          <w:rFonts w:ascii="微软雅黑" w:hAnsi="微软雅黑"/>
+          <w:b/>
+          <w:sz w:val="28"/>
+          <w:lang w:bidi="zh-CN"/>
+        </w:rPr>
+        <w:t>0</w:t>
       </w:r>
       <w:r>
         <w:rPr>
@@ -2161,41 +1842,63 @@
           <w:b/>
           <w:sz w:val="28"/>
         </w:rPr>
-        <w:t>*600&gt;}</w:t>
+        <w:t>*</w:t>
+      </w:r>
+      <w:r>
+        <w:rPr>
+          <w:rFonts w:ascii="微软雅黑" w:hAnsi="微软雅黑" w:hint="eastAsia"/>
+          <w:b/>
+          <w:sz w:val="28"/>
+        </w:rPr>
+        <w:t>1</w:t>
+      </w:r>
+      <w:r>
+        <w:rPr>
+          <w:rFonts w:ascii="微软雅黑" w:hAnsi="微软雅黑"/>
+          <w:b/>
+          <w:sz w:val="28"/>
+        </w:rPr>
+        <w:t>0</w:t>
+      </w:r>
+      <w:r>
+        <w:rPr>
+          <w:rFonts w:ascii="微软雅黑" w:hAnsi="微软雅黑"/>
+          <w:b/>
+          <w:sz w:val="28"/>
+        </w:rPr>
+        <w:t>6</w:t>
+      </w:r>
+      <w:r>
+        <w:rPr>
+          <w:rFonts w:ascii="微软雅黑" w:hAnsi="微软雅黑"/>
+          <w:b/>
+          <w:sz w:val="28"/>
+        </w:rPr>
+        <w:t>0&gt;}</w:t>
       </w:r>
     </w:p>
     <w:sectPr>
-      <w:headerReference r:id="rId7" w:type="first"/>
-      <w:footerReference r:id="rId10" w:type="first"/>
-      <w:headerReference r:id="rId5" w:type="default"/>
-      <w:footerReference r:id="rId8" w:type="default"/>
-      <w:headerReference r:id="rId6" w:type="even"/>
-      <w:footerReference r:id="rId9" w:type="even"/>
+      <w:headerReference w:type="default" r:id="rId6"/>
+      <w:footerReference w:type="default" r:id="rId7"/>
       <w:pgSz w:w="11906" w:h="16838"/>
       <w:pgMar w:top="567" w:right="567" w:bottom="567" w:left="567" w:header="720" w:footer="720" w:gutter="0"/>
-      <w:cols w:space="720" w:num="1"/>
+      <w:cols w:space="720"/>
     </w:sectPr>
   </w:body>
 </w:document>
 </file>
 
 <file path=word/endnotes.xml><?xml version="1.0" encoding="utf-8"?>
-<w:endnotes xmlns:wpc="http://schemas.microsoft.com/office/word/2010/wordprocessingCanvas" xmlns:mc="http://schemas.openxmlformats.org/markup-compatibility/2006" xmlns:o="urn:schemas-microsoft-com:office:office" xmlns:r="http://schemas.openxmlformats.org/officeDocument/2006/relationships" xmlns:m="http://schemas.openxmlformats.org/officeDocument/2006/math" xmlns:v="urn:schemas-microsoft-com:vml" xmlns:wp14="http://schemas.microsoft.com/office/word/2010/wordprocessingDrawing" xmlns:wp="http://schemas.openxmlformats.org/drawingml/2006/wordprocessingDrawing" xmlns:w="http://schemas.openxmlformats.org/wordprocessingml/2006/main" xmlns:w14="http://schemas.microsoft.com/office/word/2010/wordml" xmlns:w15="http://schemas.microsoft.com/office/word/2012/wordml" xmlns:w10="urn:schemas-microsoft-com:office:word" xmlns:wpg="http://schemas.microsoft.com/office/word/2010/wordprocessingGroup" xmlns:wpi="http://schemas.microsoft.com/office/word/2010/wordprocessingInk" xmlns:wne="http://schemas.microsoft.com/office/word/2006/wordml" xmlns:wps="http://schemas.microsoft.com/office/word/2010/wordprocessingShape" xmlns:wpsCustomData="http://www.wps.cn/officeDocument/2013/wpsCustomData" mc:Ignorable="w14 w15 wp14">
-  <w:endnote w:type="separator" w:id="0">
+<w:endnotes xmlns:wpc="http://schemas.microsoft.com/office/word/2010/wordprocessingCanvas" xmlns:cx="http://schemas.microsoft.com/office/drawing/2014/chartex" xmlns:cx1="http://schemas.microsoft.com/office/drawing/2015/9/8/chartex" xmlns:cx2="http://schemas.microsoft.com/office/drawing/2015/10/21/chartex" xmlns:cx3="http://schemas.microsoft.com/office/drawing/2016/5/9/chartex" xmlns:cx4="http://schemas.microsoft.com/office/drawing/2016/5/10/chartex" xmlns:cx5="http://schemas.microsoft.com/office/drawing/2016/5/11/chartex" xmlns:cx6="http://schemas.microsoft.com/office/drawing/2016/5/12/chartex" xmlns:cx7="http://schemas.microsoft.com/office/drawing/2016/5/13/chartex" xmlns:cx8="http://schemas.microsoft.com/office/drawing/2016/5/14/chartex" xmlns:mc="http://schemas.openxmlformats.org/markup-compatibility/2006" xmlns:aink="http://schemas.microsoft.com/office/drawing/2016/ink" xmlns:am3d="http://schemas.microsoft.com/office/drawing/2017/model3d" xmlns:o="urn:schemas-microsoft-com:office:office" xmlns:oel="http://schemas.microsoft.com/office/2019/extlst" xmlns:r="http://schemas.openxmlformats.org/officeDocument/2006/relationships" xmlns:m="http://schemas.openxmlformats.org/officeDocument/2006/math" xmlns:v="urn:schemas-microsoft-com:vml" xmlns:wp14="http://schemas.microsoft.com/office/word/2010/wordprocessingDrawing" xmlns:wp="http://schemas.openxmlformats.org/drawingml/2006/wordprocessingDrawing" xmlns:w10="urn:schemas-microsoft-com:office:word" xmlns:w="http://schemas.openxmlformats.org/wordprocessingml/2006/main" xmlns:w14="http://schemas.microsoft.com/office/word/2010/wordml" xmlns:w15="http://schemas.microsoft.com/office/word/2012/wordml" xmlns:w16cex="http://schemas.microsoft.com/office/word/2018/wordml/cex" xmlns:w16cid="http://schemas.microsoft.com/office/word/2016/wordml/cid" xmlns:w16="http://schemas.microsoft.com/office/word/2018/wordml" xmlns:w16du="http://schemas.microsoft.com/office/word/2023/wordml/word16du" xmlns:w16sdtdh="http://schemas.microsoft.com/office/word/2020/wordml/sdtdatahash" xmlns:w16se="http://schemas.microsoft.com/office/word/2015/wordml/symex" xmlns:wpg="http://schemas.microsoft.com/office/word/2010/wordprocessingGroup" xmlns:wpi="http://schemas.microsoft.com/office/word/2010/wordprocessingInk" xmlns:wne="http://schemas.microsoft.com/office/word/2006/wordml" xmlns:wps="http://schemas.microsoft.com/office/word/2010/wordprocessingShape" mc:Ignorable="w14 w15 w16se w16cid w16 w16cex w16sdtdh wp14">
+  <w:endnote w:type="separator" w:id="-1">
     <w:p>
-      <w:pPr>
-        <w:spacing w:line="240" w:lineRule="auto"/>
-      </w:pPr>
       <w:r>
         <w:separator/>
       </w:r>
     </w:p>
   </w:endnote>
-  <w:endnote w:type="continuationSeparator" w:id="1">
+  <w:endnote w:type="continuationSeparator" w:id="0">
     <w:p>
-      <w:pPr>
-        <w:spacing w:line="240" w:lineRule="auto"/>
-      </w:pPr>
       <w:r>
         <w:continuationSeparator/>
       </w:r>
@@ -2205,7 +1908,7 @@
 </file>
 
 <file path=word/footer1.xml><?xml version="1.0" encoding="utf-8"?>
-<w:ftr xmlns:wpc="http://schemas.microsoft.com/office/word/2010/wordprocessingCanvas" xmlns:mc="http://schemas.openxmlformats.org/markup-compatibility/2006" xmlns:o="urn:schemas-microsoft-com:office:office" xmlns:r="http://schemas.openxmlformats.org/officeDocument/2006/relationships" xmlns:m="http://schemas.openxmlformats.org/officeDocument/2006/math" xmlns:v="urn:schemas-microsoft-com:vml" xmlns:wp14="http://schemas.microsoft.com/office/word/2010/wordprocessingDrawing" xmlns:wp="http://schemas.openxmlformats.org/drawingml/2006/wordprocessingDrawing" xmlns:w10="urn:schemas-microsoft-com:office:word" xmlns:w="http://schemas.openxmlformats.org/wordprocessingml/2006/main" xmlns:w14="http://schemas.microsoft.com/office/word/2010/wordml" xmlns:w15="http://schemas.microsoft.com/office/word/2012/wordml" xmlns:wpg="http://schemas.microsoft.com/office/word/2010/wordprocessingGroup" xmlns:wpi="http://schemas.microsoft.com/office/word/2010/wordprocessingInk" xmlns:wne="http://schemas.microsoft.com/office/word/2006/wordml" xmlns:wps="http://schemas.microsoft.com/office/word/2010/wordprocessingShape" xmlns:wpsCustomData="http://www.wps.cn/officeDocument/2013/wpsCustomData" mc:Ignorable="w14 w15 wp14">
+<w:ftr xmlns:wpc="http://schemas.microsoft.com/office/word/2010/wordprocessingCanvas" xmlns:cx="http://schemas.microsoft.com/office/drawing/2014/chartex" xmlns:cx1="http://schemas.microsoft.com/office/drawing/2015/9/8/chartex" xmlns:cx2="http://schemas.microsoft.com/office/drawing/2015/10/21/chartex" xmlns:cx3="http://schemas.microsoft.com/office/drawing/2016/5/9/chartex" xmlns:cx4="http://schemas.microsoft.com/office/drawing/2016/5/10/chartex" xmlns:cx5="http://schemas.microsoft.com/office/drawing/2016/5/11/chartex" xmlns:cx6="http://schemas.microsoft.com/office/drawing/2016/5/12/chartex" xmlns:cx7="http://schemas.microsoft.com/office/drawing/2016/5/13/chartex" xmlns:cx8="http://schemas.microsoft.com/office/drawing/2016/5/14/chartex" xmlns:mc="http://schemas.openxmlformats.org/markup-compatibility/2006" xmlns:aink="http://schemas.microsoft.com/office/drawing/2016/ink" xmlns:am3d="http://schemas.microsoft.com/office/drawing/2017/model3d" xmlns:o="urn:schemas-microsoft-com:office:office" xmlns:oel="http://schemas.microsoft.com/office/2019/extlst" xmlns:r="http://schemas.openxmlformats.org/officeDocument/2006/relationships" xmlns:m="http://schemas.openxmlformats.org/officeDocument/2006/math" xmlns:v="urn:schemas-microsoft-com:vml" xmlns:wp14="http://schemas.microsoft.com/office/word/2010/wordprocessingDrawing" xmlns:wp="http://schemas.openxmlformats.org/drawingml/2006/wordprocessingDrawing" xmlns:w10="urn:schemas-microsoft-com:office:word" xmlns:w="http://schemas.openxmlformats.org/wordprocessingml/2006/main" xmlns:w14="http://schemas.microsoft.com/office/word/2010/wordml" xmlns:w15="http://schemas.microsoft.com/office/word/2012/wordml" xmlns:w16cex="http://schemas.microsoft.com/office/word/2018/wordml/cex" xmlns:w16cid="http://schemas.microsoft.com/office/word/2016/wordml/cid" xmlns:w16="http://schemas.microsoft.com/office/word/2018/wordml" xmlns:w16du="http://schemas.microsoft.com/office/word/2023/wordml/word16du" xmlns:w16sdtdh="http://schemas.microsoft.com/office/word/2020/wordml/sdtdatahash" xmlns:w16se="http://schemas.microsoft.com/office/word/2015/wordml/symex" xmlns:wpg="http://schemas.microsoft.com/office/word/2010/wordprocessingGroup" xmlns:wpi="http://schemas.microsoft.com/office/word/2010/wordprocessingInk" xmlns:wne="http://schemas.microsoft.com/office/word/2006/wordml" xmlns:wps="http://schemas.microsoft.com/office/word/2010/wordprocessingShape" mc:Ignorable="w14 w15 w16se w16cid w16 w16cex w16sdtdh wp14">
   <w:p>
     <w:pPr>
       <w:rPr>
@@ -2231,7 +1934,7 @@
     <w:pPr>
       <w:jc w:val="center"/>
       <w:rPr>
-        <w:rFonts w:ascii="MicrosoftYaHei-Bold" w:hAnsi="MicrosoftYaHei-Bold"/>
+        <w:rFonts w:ascii="MicrosoftYaHei-Bold" w:hAnsi="MicrosoftYaHei-Bold" w:hint="eastAsia"/>
         <w:b/>
         <w:color w:val="FF671F"/>
         <w:sz w:val="15"/>
@@ -2277,11 +1980,12 @@
     <w:r>
       <w:rPr>
         <w:rFonts w:ascii="宋体" w:hAnsi="宋体"/>
+        <w:noProof/>
         <w:color w:val="000000"/>
         <w:sz w:val="20"/>
         <w:lang w:bidi="ar"/>
       </w:rPr>
-      <w:t>#</w:t>
+      <w:t>1</w:t>
     </w:r>
     <w:r>
       <w:rPr>
@@ -2331,11 +2035,12 @@
     <w:r>
       <w:rPr>
         <w:rFonts w:ascii="宋体" w:hAnsi="宋体"/>
+        <w:noProof/>
         <w:color w:val="000000"/>
         <w:sz w:val="20"/>
         <w:lang w:bidi="ar"/>
       </w:rPr>
-      <w:t>#</w:t>
+      <w:t>1</w:t>
     </w:r>
     <w:r>
       <w:rPr>
@@ -2359,43 +2064,17 @@
 </w:ftr>
 </file>
 
-<file path=word/footer2.xml><?xml version="1.0" encoding="utf-8"?>
-<w:ftr xmlns:wpc="http://schemas.microsoft.com/office/word/2010/wordprocessingCanvas" xmlns:mc="http://schemas.openxmlformats.org/markup-compatibility/2006" xmlns:o="urn:schemas-microsoft-com:office:office" xmlns:r="http://schemas.openxmlformats.org/officeDocument/2006/relationships" xmlns:m="http://schemas.openxmlformats.org/officeDocument/2006/math" xmlns:v="urn:schemas-microsoft-com:vml" xmlns:wp14="http://schemas.microsoft.com/office/word/2010/wordprocessingDrawing" xmlns:wp="http://schemas.openxmlformats.org/drawingml/2006/wordprocessingDrawing" xmlns:w10="urn:schemas-microsoft-com:office:word" xmlns:w="http://schemas.openxmlformats.org/wordprocessingml/2006/main" xmlns:w14="http://schemas.microsoft.com/office/word/2010/wordml" xmlns:w15="http://schemas.microsoft.com/office/word/2012/wordml" xmlns:wpg="http://schemas.microsoft.com/office/word/2010/wordprocessingGroup" xmlns:wpi="http://schemas.microsoft.com/office/word/2010/wordprocessingInk" xmlns:wne="http://schemas.microsoft.com/office/word/2006/wordml" xmlns:wps="http://schemas.microsoft.com/office/word/2010/wordprocessingShape" xmlns:wpsCustomData="http://www.wps.cn/officeDocument/2013/wpsCustomData" mc:Ignorable="w14 w15 wp14">
-  <w:p>
-    <w:pPr>
-      <w:pStyle w:val="4"/>
-    </w:pPr>
-  </w:p>
-</w:ftr>
-</file>
-
-<file path=word/footer3.xml><?xml version="1.0" encoding="utf-8"?>
-<w:ftr xmlns:wpc="http://schemas.microsoft.com/office/word/2010/wordprocessingCanvas" xmlns:mc="http://schemas.openxmlformats.org/markup-compatibility/2006" xmlns:o="urn:schemas-microsoft-com:office:office" xmlns:r="http://schemas.openxmlformats.org/officeDocument/2006/relationships" xmlns:m="http://schemas.openxmlformats.org/officeDocument/2006/math" xmlns:v="urn:schemas-microsoft-com:vml" xmlns:wp14="http://schemas.microsoft.com/office/word/2010/wordprocessingDrawing" xmlns:wp="http://schemas.openxmlformats.org/drawingml/2006/wordprocessingDrawing" xmlns:w10="urn:schemas-microsoft-com:office:word" xmlns:w="http://schemas.openxmlformats.org/wordprocessingml/2006/main" xmlns:w14="http://schemas.microsoft.com/office/word/2010/wordml" xmlns:w15="http://schemas.microsoft.com/office/word/2012/wordml" xmlns:wpg="http://schemas.microsoft.com/office/word/2010/wordprocessingGroup" xmlns:wpi="http://schemas.microsoft.com/office/word/2010/wordprocessingInk" xmlns:wne="http://schemas.microsoft.com/office/word/2006/wordml" xmlns:wps="http://schemas.microsoft.com/office/word/2010/wordprocessingShape" xmlns:wpsCustomData="http://www.wps.cn/officeDocument/2013/wpsCustomData" mc:Ignorable="w14 w15 wp14">
-  <w:p>
-    <w:pPr>
-      <w:pStyle w:val="4"/>
-    </w:pPr>
-  </w:p>
-</w:ftr>
-</file>
-
 <file path=word/footnotes.xml><?xml version="1.0" encoding="utf-8"?>
-<w:footnotes xmlns:wpc="http://schemas.microsoft.com/office/word/2010/wordprocessingCanvas" xmlns:mc="http://schemas.openxmlformats.org/markup-compatibility/2006" xmlns:o="urn:schemas-microsoft-com:office:office" xmlns:r="http://schemas.openxmlformats.org/officeDocument/2006/relationships" xmlns:m="http://schemas.openxmlformats.org/officeDocument/2006/math" xmlns:v="urn:schemas-microsoft-com:vml" xmlns:wp14="http://schemas.microsoft.com/office/word/2010/wordprocessingDrawing" xmlns:wp="http://schemas.openxmlformats.org/drawingml/2006/wordprocessingDrawing" xmlns:w="http://schemas.openxmlformats.org/wordprocessingml/2006/main" xmlns:w14="http://schemas.microsoft.com/office/word/2010/wordml" xmlns:w15="http://schemas.microsoft.com/office/word/2012/wordml" xmlns:w10="urn:schemas-microsoft-com:office:word" xmlns:wpg="http://schemas.microsoft.com/office/word/2010/wordprocessingGroup" xmlns:wpi="http://schemas.microsoft.com/office/word/2010/wordprocessingInk" xmlns:wne="http://schemas.microsoft.com/office/word/2006/wordml" xmlns:wps="http://schemas.microsoft.com/office/word/2010/wordprocessingShape" xmlns:wpsCustomData="http://www.wps.cn/officeDocument/2013/wpsCustomData" mc:Ignorable="w14 w15 wp14">
-  <w:footnote w:type="separator" w:id="0">
+<w:footnotes xmlns:wpc="http://schemas.microsoft.com/office/word/2010/wordprocessingCanvas" xmlns:cx="http://schemas.microsoft.com/office/drawing/2014/chartex" xmlns:cx1="http://schemas.microsoft.com/office/drawing/2015/9/8/chartex" xmlns:cx2="http://schemas.microsoft.com/office/drawing/2015/10/21/chartex" xmlns:cx3="http://schemas.microsoft.com/office/drawing/2016/5/9/chartex" xmlns:cx4="http://schemas.microsoft.com/office/drawing/2016/5/10/chartex" xmlns:cx5="http://schemas.microsoft.com/office/drawing/2016/5/11/chartex" xmlns:cx6="http://schemas.microsoft.com/office/drawing/2016/5/12/chartex" xmlns:cx7="http://schemas.microsoft.com/office/drawing/2016/5/13/chartex" xmlns:cx8="http://schemas.microsoft.com/office/drawing/2016/5/14/chartex" xmlns:mc="http://schemas.openxmlformats.org/markup-compatibility/2006" xmlns:aink="http://schemas.microsoft.com/office/drawing/2016/ink" xmlns:am3d="http://schemas.microsoft.com/office/drawing/2017/model3d" xmlns:o="urn:schemas-microsoft-com:office:office" xmlns:oel="http://schemas.microsoft.com/office/2019/extlst" xmlns:r="http://schemas.openxmlformats.org/officeDocument/2006/relationships" xmlns:m="http://schemas.openxmlformats.org/officeDocument/2006/math" xmlns:v="urn:schemas-microsoft-com:vml" xmlns:wp14="http://schemas.microsoft.com/office/word/2010/wordprocessingDrawing" xmlns:wp="http://schemas.openxmlformats.org/drawingml/2006/wordprocessingDrawing" xmlns:w10="urn:schemas-microsoft-com:office:word" xmlns:w="http://schemas.openxmlformats.org/wordprocessingml/2006/main" xmlns:w14="http://schemas.microsoft.com/office/word/2010/wordml" xmlns:w15="http://schemas.microsoft.com/office/word/2012/wordml" xmlns:w16cex="http://schemas.microsoft.com/office/word/2018/wordml/cex" xmlns:w16cid="http://schemas.microsoft.com/office/word/2016/wordml/cid" xmlns:w16="http://schemas.microsoft.com/office/word/2018/wordml" xmlns:w16du="http://schemas.microsoft.com/office/word/2023/wordml/word16du" xmlns:w16sdtdh="http://schemas.microsoft.com/office/word/2020/wordml/sdtdatahash" xmlns:w16se="http://schemas.microsoft.com/office/word/2015/wordml/symex" xmlns:wpg="http://schemas.microsoft.com/office/word/2010/wordprocessingGroup" xmlns:wpi="http://schemas.microsoft.com/office/word/2010/wordprocessingInk" xmlns:wne="http://schemas.microsoft.com/office/word/2006/wordml" xmlns:wps="http://schemas.microsoft.com/office/word/2010/wordprocessingShape" mc:Ignorable="w14 w15 w16se w16cid w16 w16cex w16sdtdh wp14">
+  <w:footnote w:type="separator" w:id="-1">
     <w:p>
-      <w:pPr>
-        <w:spacing w:before="0" w:after="0" w:line="240" w:lineRule="auto"/>
-      </w:pPr>
       <w:r>
         <w:separator/>
       </w:r>
     </w:p>
   </w:footnote>
-  <w:footnote w:type="continuationSeparator" w:id="1">
+  <w:footnote w:type="continuationSeparator" w:id="0">
     <w:p>
-      <w:pPr>
-        <w:spacing w:before="0" w:after="0" w:line="240" w:lineRule="auto"/>
-      </w:pPr>
       <w:r>
         <w:continuationSeparator/>
       </w:r>
@@ -2405,54 +2084,30 @@
 </file>
 
 <file path=word/header1.xml><?xml version="1.0" encoding="utf-8"?>
-<w:hdr xmlns:wpc="http://schemas.microsoft.com/office/word/2010/wordprocessingCanvas" xmlns:mc="http://schemas.openxmlformats.org/markup-compatibility/2006" xmlns:o="urn:schemas-microsoft-com:office:office" xmlns:r="http://schemas.openxmlformats.org/officeDocument/2006/relationships" xmlns:m="http://schemas.openxmlformats.org/officeDocument/2006/math" xmlns:v="urn:schemas-microsoft-com:vml" xmlns:wp14="http://schemas.microsoft.com/office/word/2010/wordprocessingDrawing" xmlns:wp="http://schemas.openxmlformats.org/drawingml/2006/wordprocessingDrawing" xmlns:w10="urn:schemas-microsoft-com:office:word" xmlns:w="http://schemas.openxmlformats.org/wordprocessingml/2006/main" xmlns:w14="http://schemas.microsoft.com/office/word/2010/wordml" xmlns:w15="http://schemas.microsoft.com/office/word/2012/wordml" xmlns:wpg="http://schemas.microsoft.com/office/word/2010/wordprocessingGroup" xmlns:wpi="http://schemas.microsoft.com/office/word/2010/wordprocessingInk" xmlns:wne="http://schemas.microsoft.com/office/word/2006/wordml" xmlns:wps="http://schemas.microsoft.com/office/word/2010/wordprocessingShape" xmlns:wpsCustomData="http://www.wps.cn/officeDocument/2013/wpsCustomData" mc:Ignorable="w14 w15 wp14">
+<w:hdr xmlns:wpc="http://schemas.microsoft.com/office/word/2010/wordprocessingCanvas" xmlns:cx="http://schemas.microsoft.com/office/drawing/2014/chartex" xmlns:cx1="http://schemas.microsoft.com/office/drawing/2015/9/8/chartex" xmlns:cx2="http://schemas.microsoft.com/office/drawing/2015/10/21/chartex" xmlns:cx3="http://schemas.microsoft.com/office/drawing/2016/5/9/chartex" xmlns:cx4="http://schemas.microsoft.com/office/drawing/2016/5/10/chartex" xmlns:cx5="http://schemas.microsoft.com/office/drawing/2016/5/11/chartex" xmlns:cx6="http://schemas.microsoft.com/office/drawing/2016/5/12/chartex" xmlns:cx7="http://schemas.microsoft.com/office/drawing/2016/5/13/chartex" xmlns:cx8="http://schemas.microsoft.com/office/drawing/2016/5/14/chartex" xmlns:mc="http://schemas.openxmlformats.org/markup-compatibility/2006" xmlns:aink="http://schemas.microsoft.com/office/drawing/2016/ink" xmlns:am3d="http://schemas.microsoft.com/office/drawing/2017/model3d" xmlns:o="urn:schemas-microsoft-com:office:office" xmlns:oel="http://schemas.microsoft.com/office/2019/extlst" xmlns:r="http://schemas.openxmlformats.org/officeDocument/2006/relationships" xmlns:m="http://schemas.openxmlformats.org/officeDocument/2006/math" xmlns:v="urn:schemas-microsoft-com:vml" xmlns:wp14="http://schemas.microsoft.com/office/word/2010/wordprocessingDrawing" xmlns:wp="http://schemas.openxmlformats.org/drawingml/2006/wordprocessingDrawing" xmlns:w10="urn:schemas-microsoft-com:office:word" xmlns:w="http://schemas.openxmlformats.org/wordprocessingml/2006/main" xmlns:w14="http://schemas.microsoft.com/office/word/2010/wordml" xmlns:w15="http://schemas.microsoft.com/office/word/2012/wordml" xmlns:w16cex="http://schemas.microsoft.com/office/word/2018/wordml/cex" xmlns:w16cid="http://schemas.microsoft.com/office/word/2016/wordml/cid" xmlns:w16="http://schemas.microsoft.com/office/word/2018/wordml" xmlns:w16du="http://schemas.microsoft.com/office/word/2023/wordml/word16du" xmlns:w16sdtdh="http://schemas.microsoft.com/office/word/2020/wordml/sdtdatahash" xmlns:w16se="http://schemas.microsoft.com/office/word/2015/wordml/symex" xmlns:wpg="http://schemas.microsoft.com/office/word/2010/wordprocessingGroup" xmlns:wpi="http://schemas.microsoft.com/office/word/2010/wordprocessingInk" xmlns:wne="http://schemas.microsoft.com/office/word/2006/wordml" xmlns:wps="http://schemas.microsoft.com/office/word/2010/wordprocessingShape" mc:Ignorable="w14 w15 w16se w16cid w16 w16cex w16sdtdh wp14">
   <w:tbl>
     <w:tblPr>
-      <w:tblStyle w:val="3"/>
       <w:tblpPr w:leftFromText="180" w:rightFromText="180" w:vertAnchor="page" w:horzAnchor="page" w:tblpX="565" w:tblpY="498"/>
       <w:tblOverlap w:val="never"/>
       <w:tblW w:w="0" w:type="auto"/>
-      <w:tblInd w:w="0" w:type="dxa"/>
       <w:tblBorders>
-        <w:top w:val="single" w:color="auto" w:sz="4" w:space="0"/>
-        <w:left w:val="single" w:color="auto" w:sz="4" w:space="0"/>
-        <w:bottom w:val="single" w:color="auto" w:sz="4" w:space="0"/>
-        <w:right w:val="single" w:color="auto" w:sz="4" w:space="0"/>
-        <w:insideH w:val="single" w:color="auto" w:sz="4" w:space="0"/>
-        <w:insideV w:val="single" w:color="auto" w:sz="4" w:space="0"/>
+        <w:top w:val="single" w:sz="4" w:space="0" w:color="auto"/>
+        <w:left w:val="single" w:sz="4" w:space="0" w:color="auto"/>
+        <w:bottom w:val="single" w:sz="4" w:space="0" w:color="auto"/>
+        <w:right w:val="single" w:sz="4" w:space="0" w:color="auto"/>
+        <w:insideH w:val="single" w:sz="4" w:space="0" w:color="auto"/>
+        <w:insideV w:val="single" w:sz="4" w:space="0" w:color="auto"/>
       </w:tblBorders>
-      <w:tblLayout w:type="autofit"/>
-      <w:tblCellMar>
-        <w:top w:w="0" w:type="dxa"/>
-        <w:left w:w="108" w:type="dxa"/>
-        <w:bottom w:w="0" w:type="dxa"/>
-        <w:right w:w="108" w:type="dxa"/>
-      </w:tblCellMar>
+      <w:tblLook w:val="04A0" w:firstRow="1" w:lastRow="0" w:firstColumn="1" w:lastColumn="0" w:noHBand="0" w:noVBand="1"/>
     </w:tblPr>
     <w:tblGrid>
-      <w:gridCol w:w="3495"/>
-      <w:gridCol w:w="3877"/>
-      <w:gridCol w:w="3466"/>
+      <w:gridCol w:w="3476"/>
+      <w:gridCol w:w="3852"/>
+      <w:gridCol w:w="3444"/>
     </w:tblGrid>
     <w:tr>
-      <w:tblPrEx>
-        <w:tblBorders>
-          <w:top w:val="single" w:color="auto" w:sz="4" w:space="0"/>
-          <w:left w:val="single" w:color="auto" w:sz="4" w:space="0"/>
-          <w:bottom w:val="single" w:color="auto" w:sz="4" w:space="0"/>
-          <w:right w:val="single" w:color="auto" w:sz="4" w:space="0"/>
-          <w:insideH w:val="single" w:color="auto" w:sz="4" w:space="0"/>
-          <w:insideV w:val="single" w:color="auto" w:sz="4" w:space="0"/>
-        </w:tblBorders>
-        <w:tblCellMar>
-          <w:top w:w="0" w:type="dxa"/>
-          <w:left w:w="108" w:type="dxa"/>
-          <w:bottom w:w="0" w:type="dxa"/>
-          <w:right w:w="108" w:type="dxa"/>
-        </w:tblCellMar>
-      </w:tblPrEx>
       <w:trPr>
-        <w:trHeight w:val="360" w:hRule="atLeast"/>
+        <w:trHeight w:val="360"/>
       </w:trPr>
       <w:tc>
         <w:tcPr>
@@ -2468,11 +2123,14 @@
         </w:tcPr>
         <w:p>
           <w:pPr>
-            <w:pStyle w:val="5"/>
+            <w:pStyle w:val="a4"/>
           </w:pPr>
           <w:r>
+            <w:rPr>
+              <w:noProof/>
+            </w:rPr>
             <w:drawing>
-              <wp:inline distT="0" distB="0" distL="114300" distR="114300">
+              <wp:inline distT="0" distB="0" distL="114300" distR="114300" wp14:anchorId="353E90CB" wp14:editId="3C4586D3">
                 <wp:extent cx="622935" cy="259715"/>
                 <wp:effectExtent l="0" t="0" r="5715" b="6985"/>
                 <wp:docPr id="1" name="Picture 1"/>
@@ -2522,22 +2180,16 @@
         </w:tcPr>
         <w:p>
           <w:pPr>
-            <w:pStyle w:val="5"/>
+            <w:pStyle w:val="a4"/>
             <w:jc w:val="center"/>
           </w:pPr>
           <w:r>
             <w:rPr>
-              <w:rFonts w:hint="eastAsia" w:ascii="微软雅黑" w:hAnsi="微软雅黑" w:eastAsia="微软雅黑" w:cs="微软雅黑"/>
+              <w:rFonts w:ascii="微软雅黑" w:eastAsia="微软雅黑" w:hAnsi="微软雅黑" w:cs="微软雅黑" w:hint="eastAsia"/>
               <w:b/>
-              <w:bCs w:val="0"/>
               <w:color w:val="000000" w:themeColor="text1"/>
               <w:sz w:val="28"/>
               <w:lang w:bidi="ar"/>
-              <w14:textFill>
-                <w14:solidFill>
-                  <w14:schemeClr w14:val="tx1"/>
-                </w14:solidFill>
-              </w14:textFill>
             </w:rPr>
             <w:t>{&lt;医院名称&gt;}</w:t>
           </w:r>
@@ -2557,7 +2209,7 @@
         </w:tcPr>
         <w:p>
           <w:pPr>
-            <w:pStyle w:val="5"/>
+            <w:pStyle w:val="a4"/>
           </w:pPr>
           <w:r>
             <w:t xml:space="preserve">                                                     {&lt;</w:t>
@@ -2575,24 +2227,8 @@
       </w:tc>
     </w:tr>
     <w:tr>
-      <w:tblPrEx>
-        <w:tblBorders>
-          <w:top w:val="single" w:color="auto" w:sz="4" w:space="0"/>
-          <w:left w:val="single" w:color="auto" w:sz="4" w:space="0"/>
-          <w:bottom w:val="single" w:color="auto" w:sz="4" w:space="0"/>
-          <w:right w:val="single" w:color="auto" w:sz="4" w:space="0"/>
-          <w:insideH w:val="single" w:color="auto" w:sz="4" w:space="0"/>
-          <w:insideV w:val="single" w:color="auto" w:sz="4" w:space="0"/>
-        </w:tblBorders>
-        <w:tblCellMar>
-          <w:top w:w="0" w:type="dxa"/>
-          <w:left w:w="108" w:type="dxa"/>
-          <w:bottom w:w="0" w:type="dxa"/>
-          <w:right w:w="108" w:type="dxa"/>
-        </w:tblCellMar>
-      </w:tblPrEx>
       <w:trPr>
-        <w:trHeight w:val="386" w:hRule="atLeast"/>
+        <w:trHeight w:val="386"/>
       </w:trPr>
       <w:tc>
         <w:tcPr>
@@ -2608,7 +2244,7 @@
         </w:tcPr>
         <w:p>
           <w:pPr>
-            <w:pStyle w:val="5"/>
+            <w:pStyle w:val="a4"/>
           </w:pPr>
         </w:p>
       </w:tc>
@@ -2626,7 +2262,7 @@
         </w:tcPr>
         <w:p>
           <w:pPr>
-            <w:pStyle w:val="5"/>
+            <w:pStyle w:val="a4"/>
             <w:jc w:val="center"/>
           </w:pPr>
           <w:r>
@@ -2635,7 +2271,23 @@
               <w:color w:val="000000"/>
               <w:lang w:bidi="ar"/>
             </w:rPr>
-            <w:t>{&lt;医院简介&gt;}</w:t>
+            <w:t>{&lt;</w:t>
+          </w:r>
+          <w:r>
+            <w:rPr>
+              <w:rFonts w:ascii="微软雅黑" w:hAnsi="微软雅黑"/>
+              <w:color w:val="000000"/>
+              <w:lang w:bidi="ar"/>
+            </w:rPr>
+            <w:t>医院简介</w:t>
+          </w:r>
+          <w:r>
+            <w:rPr>
+              <w:rFonts w:ascii="微软雅黑" w:hAnsi="微软雅黑"/>
+              <w:color w:val="000000"/>
+              <w:lang w:bidi="ar"/>
+            </w:rPr>
+            <w:t>&gt;}</w:t>
           </w:r>
         </w:p>
       </w:tc>
@@ -2653,14 +2305,26 @@
         </w:tcPr>
         <w:p>
           <w:pPr>
-            <w:pStyle w:val="5"/>
+            <w:pStyle w:val="a4"/>
             <w:jc w:val="right"/>
           </w:pPr>
           <w:r>
             <w:rPr>
               <w:rFonts w:ascii="微软雅黑" w:hAnsi="微软雅黑"/>
             </w:rPr>
-            <w:t>{&lt;医院地址&gt;}</w:t>
+            <w:t>{&lt;</w:t>
+          </w:r>
+          <w:r>
+            <w:rPr>
+              <w:rFonts w:ascii="微软雅黑" w:hAnsi="微软雅黑"/>
+            </w:rPr>
+            <w:t>医院地址</w:t>
+          </w:r>
+          <w:r>
+            <w:rPr>
+              <w:rFonts w:ascii="微软雅黑" w:hAnsi="微软雅黑"/>
+            </w:rPr>
+            <w:t>&gt;}</w:t>
           </w:r>
         </w:p>
       </w:tc>
@@ -2668,329 +2332,410 @@
   </w:tbl>
   <w:p>
     <w:pPr>
-      <w:pStyle w:val="5"/>
-    </w:pPr>
-  </w:p>
-</w:hdr>
-</file>
-
-<file path=word/header2.xml><?xml version="1.0" encoding="utf-8"?>
-<w:hdr xmlns:wpc="http://schemas.microsoft.com/office/word/2010/wordprocessingCanvas" xmlns:mc="http://schemas.openxmlformats.org/markup-compatibility/2006" xmlns:o="urn:schemas-microsoft-com:office:office" xmlns:r="http://schemas.openxmlformats.org/officeDocument/2006/relationships" xmlns:m="http://schemas.openxmlformats.org/officeDocument/2006/math" xmlns:v="urn:schemas-microsoft-com:vml" xmlns:wp14="http://schemas.microsoft.com/office/word/2010/wordprocessingDrawing" xmlns:wp="http://schemas.openxmlformats.org/drawingml/2006/wordprocessingDrawing" xmlns:w10="urn:schemas-microsoft-com:office:word" xmlns:w="http://schemas.openxmlformats.org/wordprocessingml/2006/main" xmlns:w14="http://schemas.microsoft.com/office/word/2010/wordml" xmlns:w15="http://schemas.microsoft.com/office/word/2012/wordml" xmlns:wpg="http://schemas.microsoft.com/office/word/2010/wordprocessingGroup" xmlns:wpi="http://schemas.microsoft.com/office/word/2010/wordprocessingInk" xmlns:wne="http://schemas.microsoft.com/office/word/2006/wordml" xmlns:wps="http://schemas.microsoft.com/office/word/2010/wordprocessingShape" xmlns:wpsCustomData="http://www.wps.cn/officeDocument/2013/wpsCustomData" mc:Ignorable="w14 w15 wp14">
-  <w:p>
-    <w:pPr>
-      <w:pStyle w:val="5"/>
-    </w:pPr>
-  </w:p>
-</w:hdr>
-</file>
-
-<file path=word/header3.xml><?xml version="1.0" encoding="utf-8"?>
-<w:hdr xmlns:wpc="http://schemas.microsoft.com/office/word/2010/wordprocessingCanvas" xmlns:mc="http://schemas.openxmlformats.org/markup-compatibility/2006" xmlns:o="urn:schemas-microsoft-com:office:office" xmlns:r="http://schemas.openxmlformats.org/officeDocument/2006/relationships" xmlns:m="http://schemas.openxmlformats.org/officeDocument/2006/math" xmlns:v="urn:schemas-microsoft-com:vml" xmlns:wp14="http://schemas.microsoft.com/office/word/2010/wordprocessingDrawing" xmlns:wp="http://schemas.openxmlformats.org/drawingml/2006/wordprocessingDrawing" xmlns:w10="urn:schemas-microsoft-com:office:word" xmlns:w="http://schemas.openxmlformats.org/wordprocessingml/2006/main" xmlns:w14="http://schemas.microsoft.com/office/word/2010/wordml" xmlns:w15="http://schemas.microsoft.com/office/word/2012/wordml" xmlns:wpg="http://schemas.microsoft.com/office/word/2010/wordprocessingGroup" xmlns:wpi="http://schemas.microsoft.com/office/word/2010/wordprocessingInk" xmlns:wne="http://schemas.microsoft.com/office/word/2006/wordml" xmlns:wps="http://schemas.microsoft.com/office/word/2010/wordprocessingShape" xmlns:wpsCustomData="http://www.wps.cn/officeDocument/2013/wpsCustomData" mc:Ignorable="w14 w15 wp14">
-  <w:p>
-    <w:pPr>
-      <w:pStyle w:val="5"/>
+      <w:pStyle w:val="a4"/>
     </w:pPr>
   </w:p>
 </w:hdr>
 </file>
 
 <file path=word/styles.xml><?xml version="1.0" encoding="utf-8"?>
-<w:styles xmlns:mc="http://schemas.openxmlformats.org/markup-compatibility/2006" xmlns:o="urn:schemas-microsoft-com:office:office" xmlns:r="http://schemas.openxmlformats.org/officeDocument/2006/relationships" xmlns:m="http://schemas.openxmlformats.org/officeDocument/2006/math" xmlns:v="urn:schemas-microsoft-com:vml" xmlns:w="http://schemas.openxmlformats.org/wordprocessingml/2006/main" xmlns:w14="http://schemas.microsoft.com/office/word/2010/wordml" xmlns:w10="urn:schemas-microsoft-com:office:word" xmlns:sl="http://schemas.openxmlformats.org/schemaLibrary/2006/main" xmlns:wpsCustomData="http://www.wps.cn/officeDocument/2013/wpsCustomData" mc:Ignorable="w14">
+<w:styles xmlns:mc="http://schemas.openxmlformats.org/markup-compatibility/2006" xmlns:r="http://schemas.openxmlformats.org/officeDocument/2006/relationships" xmlns:w="http://schemas.openxmlformats.org/wordprocessingml/2006/main" xmlns:w14="http://schemas.microsoft.com/office/word/2010/wordml" xmlns:w15="http://schemas.microsoft.com/office/word/2012/wordml" xmlns:w16cex="http://schemas.microsoft.com/office/word/2018/wordml/cex" xmlns:w16cid="http://schemas.microsoft.com/office/word/2016/wordml/cid" xmlns:w16="http://schemas.microsoft.com/office/word/2018/wordml" xmlns:w16sdtdh="http://schemas.microsoft.com/office/word/2020/wordml/sdtdatahash" xmlns:w16se="http://schemas.microsoft.com/office/word/2015/wordml/symex" mc:Ignorable="w14 w15 w16se w16cid w16 w16cex w16sdtdh">
   <w:docDefaults>
     <w:rPrDefault>
       <w:rPr>
-        <w:rFonts w:ascii="Times New Roman" w:hAnsi="Times New Roman" w:eastAsiaTheme="minorEastAsia" w:cstheme="minorBidi"/>
+        <w:rFonts w:ascii="Times New Roman" w:eastAsiaTheme="minorEastAsia" w:hAnsi="Times New Roman" w:cstheme="minorBidi"/>
+        <w:lang w:val="en-US" w:eastAsia="zh-CN" w:bidi="ar-SA"/>
       </w:rPr>
     </w:rPrDefault>
     <w:pPrDefault/>
   </w:docDefaults>
-  <w:latentStyles w:count="260" w:defQFormat="0" w:defUnhideWhenUsed="1" w:defSemiHidden="1" w:defUIPriority="99" w:defLockedState="0">
-    <w:lsdException w:qFormat="1" w:unhideWhenUsed="0" w:uiPriority="0" w:semiHidden="0" w:name="Normal"/>
-    <w:lsdException w:qFormat="1" w:unhideWhenUsed="0" w:uiPriority="0" w:semiHidden="0" w:name="heading 1"/>
-    <w:lsdException w:qFormat="1" w:uiPriority="0" w:name="heading 2"/>
-    <w:lsdException w:qFormat="1" w:uiPriority="0" w:name="heading 3"/>
-    <w:lsdException w:qFormat="1" w:uiPriority="0" w:name="heading 4"/>
-    <w:lsdException w:qFormat="1" w:uiPriority="0" w:name="heading 5"/>
-    <w:lsdException w:qFormat="1" w:uiPriority="0" w:name="heading 6"/>
-    <w:lsdException w:qFormat="1" w:uiPriority="0" w:name="heading 7"/>
-    <w:lsdException w:qFormat="1" w:uiPriority="0" w:name="heading 8"/>
-    <w:lsdException w:qFormat="1" w:uiPriority="0" w:name="heading 9"/>
-    <w:lsdException w:unhideWhenUsed="0" w:uiPriority="0" w:semiHidden="0" w:name="index 1"/>
-    <w:lsdException w:unhideWhenUsed="0" w:uiPriority="0" w:semiHidden="0" w:name="index 2"/>
-    <w:lsdException w:unhideWhenUsed="0" w:uiPriority="0" w:semiHidden="0" w:name="index 3"/>
-    <w:lsdException w:unhideWhenUsed="0" w:uiPriority="0" w:semiHidden="0" w:name="index 4"/>
-    <w:lsdException w:unhideWhenUsed="0" w:uiPriority="0" w:semiHidden="0" w:name="index 5"/>
-    <w:lsdException w:unhideWhenUsed="0" w:uiPriority="0" w:semiHidden="0" w:name="index 6"/>
-    <w:lsdException w:unhideWhenUsed="0" w:uiPriority="0" w:semiHidden="0" w:name="index 7"/>
-    <w:lsdException w:unhideWhenUsed="0" w:uiPriority="0" w:semiHidden="0" w:name="index 8"/>
-    <w:lsdException w:unhideWhenUsed="0" w:uiPriority="0" w:semiHidden="0" w:name="index 9"/>
-    <w:lsdException w:unhideWhenUsed="0" w:uiPriority="0" w:semiHidden="0" w:name="toc 1"/>
-    <w:lsdException w:unhideWhenUsed="0" w:uiPriority="0" w:semiHidden="0" w:name="toc 2"/>
-    <w:lsdException w:unhideWhenUsed="0" w:uiPriority="0" w:semiHidden="0" w:name="toc 3"/>
-    <w:lsdException w:unhideWhenUsed="0" w:uiPriority="0" w:semiHidden="0" w:name="toc 4"/>
-    <w:lsdException w:unhideWhenUsed="0" w:uiPriority="0" w:semiHidden="0" w:name="toc 5"/>
-    <w:lsdException w:unhideWhenUsed="0" w:uiPriority="0" w:semiHidden="0" w:name="toc 6"/>
-    <w:lsdException w:unhideWhenUsed="0" w:uiPriority="0" w:semiHidden="0" w:name="toc 7"/>
-    <w:lsdException w:unhideWhenUsed="0" w:uiPriority="0" w:semiHidden="0" w:name="toc 8"/>
-    <w:lsdException w:unhideWhenUsed="0" w:uiPriority="0" w:semiHidden="0" w:name="toc 9"/>
-    <w:lsdException w:unhideWhenUsed="0" w:uiPriority="0" w:semiHidden="0" w:name="Normal Indent"/>
-    <w:lsdException w:unhideWhenUsed="0" w:uiPriority="0" w:semiHidden="0" w:name="footnote text"/>
-    <w:lsdException w:unhideWhenUsed="0" w:uiPriority="0" w:semiHidden="0" w:name="annotation text"/>
-    <w:lsdException w:qFormat="1" w:unhideWhenUsed="0" w:uiPriority="0" w:semiHidden="0" w:name="header"/>
-    <w:lsdException w:qFormat="1" w:unhideWhenUsed="0" w:uiPriority="0" w:semiHidden="0" w:name="footer"/>
-    <w:lsdException w:unhideWhenUsed="0" w:uiPriority="0" w:semiHidden="0" w:name="index heading"/>
-    <w:lsdException w:qFormat="1" w:uiPriority="0" w:name="caption"/>
-    <w:lsdException w:unhideWhenUsed="0" w:uiPriority="0" w:semiHidden="0" w:name="table of figures"/>
-    <w:lsdException w:unhideWhenUsed="0" w:uiPriority="0" w:semiHidden="0" w:name="envelope address"/>
-    <w:lsdException w:unhideWhenUsed="0" w:uiPriority="0" w:semiHidden="0" w:name="envelope return"/>
-    <w:lsdException w:unhideWhenUsed="0" w:uiPriority="0" w:semiHidden="0" w:name="footnote reference"/>
-    <w:lsdException w:unhideWhenUsed="0" w:uiPriority="0" w:semiHidden="0" w:name="annotation reference"/>
-    <w:lsdException w:qFormat="1" w:unhideWhenUsed="0" w:uiPriority="0" w:name="line number"/>
-    <w:lsdException w:unhideWhenUsed="0" w:uiPriority="0" w:semiHidden="0" w:name="page number"/>
-    <w:lsdException w:unhideWhenUsed="0" w:uiPriority="0" w:semiHidden="0" w:name="endnote reference"/>
-    <w:lsdException w:unhideWhenUsed="0" w:uiPriority="0" w:semiHidden="0" w:name="endnote text"/>
-    <w:lsdException w:unhideWhenUsed="0" w:uiPriority="0" w:semiHidden="0" w:name="table of authorities"/>
-    <w:lsdException w:unhideWhenUsed="0" w:uiPriority="0" w:semiHidden="0" w:name="macro"/>
-    <w:lsdException w:unhideWhenUsed="0" w:uiPriority="0" w:semiHidden="0" w:name="toa heading"/>
-    <w:lsdException w:unhideWhenUsed="0" w:uiPriority="0" w:semiHidden="0" w:name="List"/>
-    <w:lsdException w:unhideWhenUsed="0" w:uiPriority="0" w:semiHidden="0" w:name="List Bullet"/>
-    <w:lsdException w:unhideWhenUsed="0" w:uiPriority="0" w:semiHidden="0" w:name="List Number"/>
-    <w:lsdException w:unhideWhenUsed="0" w:uiPriority="0" w:semiHidden="0" w:name="List 2"/>
-    <w:lsdException w:unhideWhenUsed="0" w:uiPriority="0" w:semiHidden="0" w:name="List 3"/>
-    <w:lsdException w:unhideWhenUsed="0" w:uiPriority="0" w:semiHidden="0" w:name="List 4"/>
-    <w:lsdException w:unhideWhenUsed="0" w:uiPriority="0" w:semiHidden="0" w:name="List 5"/>
-    <w:lsdException w:unhideWhenUsed="0" w:uiPriority="0" w:semiHidden="0" w:name="List Bullet 2"/>
-    <w:lsdException w:unhideWhenUsed="0" w:uiPriority="0" w:semiHidden="0" w:name="List Bullet 3"/>
-    <w:lsdException w:unhideWhenUsed="0" w:uiPriority="0" w:semiHidden="0" w:name="List Bullet 4"/>
-    <w:lsdException w:unhideWhenUsed="0" w:uiPriority="0" w:semiHidden="0" w:name="List Bullet 5"/>
-    <w:lsdException w:unhideWhenUsed="0" w:uiPriority="0" w:semiHidden="0" w:name="List Number 2"/>
-    <w:lsdException w:unhideWhenUsed="0" w:uiPriority="0" w:semiHidden="0" w:name="List Number 3"/>
-    <w:lsdException w:unhideWhenUsed="0" w:uiPriority="0" w:semiHidden="0" w:name="List Number 4"/>
-    <w:lsdException w:unhideWhenUsed="0" w:uiPriority="0" w:semiHidden="0" w:name="List Number 5"/>
-    <w:lsdException w:qFormat="1" w:unhideWhenUsed="0" w:uiPriority="0" w:semiHidden="0" w:name="Title"/>
-    <w:lsdException w:unhideWhenUsed="0" w:uiPriority="0" w:semiHidden="0" w:name="Closing"/>
-    <w:lsdException w:unhideWhenUsed="0" w:uiPriority="0" w:semiHidden="0" w:name="Signature"/>
-    <w:lsdException w:unhideWhenUsed="0" w:uiPriority="0" w:name="Default Paragraph Font"/>
-    <w:lsdException w:unhideWhenUsed="0" w:uiPriority="0" w:semiHidden="0" w:name="Body Text"/>
-    <w:lsdException w:unhideWhenUsed="0" w:uiPriority="0" w:semiHidden="0" w:name="Body Text Indent"/>
-    <w:lsdException w:unhideWhenUsed="0" w:uiPriority="0" w:semiHidden="0" w:name="List Continue"/>
-    <w:lsdException w:unhideWhenUsed="0" w:uiPriority="0" w:semiHidden="0" w:name="List Continue 2"/>
-    <w:lsdException w:unhideWhenUsed="0" w:uiPriority="0" w:semiHidden="0" w:name="List Continue 3"/>
-    <w:lsdException w:unhideWhenUsed="0" w:uiPriority="0" w:semiHidden="0" w:name="List Continue 4"/>
-    <w:lsdException w:unhideWhenUsed="0" w:uiPriority="0" w:semiHidden="0" w:name="List Continue 5"/>
-    <w:lsdException w:unhideWhenUsed="0" w:uiPriority="0" w:semiHidden="0" w:name="Message Header"/>
-    <w:lsdException w:qFormat="1" w:unhideWhenUsed="0" w:uiPriority="0" w:semiHidden="0" w:name="Subtitle"/>
-    <w:lsdException w:unhideWhenUsed="0" w:uiPriority="0" w:semiHidden="0" w:name="Salutation"/>
-    <w:lsdException w:unhideWhenUsed="0" w:uiPriority="0" w:semiHidden="0" w:name="Date"/>
-    <w:lsdException w:unhideWhenUsed="0" w:uiPriority="0" w:semiHidden="0" w:name="Body Text First Indent"/>
-    <w:lsdException w:unhideWhenUsed="0" w:uiPriority="0" w:semiHidden="0" w:name="Body Text First Indent 2"/>
-    <w:lsdException w:unhideWhenUsed="0" w:uiPriority="0" w:semiHidden="0" w:name="Note Heading"/>
-    <w:lsdException w:unhideWhenUsed="0" w:uiPriority="0" w:semiHidden="0" w:name="Body Text 2"/>
-    <w:lsdException w:unhideWhenUsed="0" w:uiPriority="0" w:semiHidden="0" w:name="Body Text 3"/>
-    <w:lsdException w:unhideWhenUsed="0" w:uiPriority="0" w:semiHidden="0" w:name="Body Text Indent 2"/>
-    <w:lsdException w:unhideWhenUsed="0" w:uiPriority="0" w:semiHidden="0" w:name="Body Text Indent 3"/>
-    <w:lsdException w:unhideWhenUsed="0" w:uiPriority="0" w:semiHidden="0" w:name="Block Text"/>
-    <w:lsdException w:unhideWhenUsed="0" w:uiPriority="0" w:semiHidden="0" w:name="Hyperlink"/>
-    <w:lsdException w:unhideWhenUsed="0" w:uiPriority="0" w:semiHidden="0" w:name="FollowedHyperlink"/>
-    <w:lsdException w:qFormat="1" w:unhideWhenUsed="0" w:uiPriority="0" w:semiHidden="0" w:name="Strong"/>
-    <w:lsdException w:qFormat="1" w:unhideWhenUsed="0" w:uiPriority="0" w:semiHidden="0" w:name="Emphasis"/>
-    <w:lsdException w:unhideWhenUsed="0" w:uiPriority="0" w:semiHidden="0" w:name="Document Map"/>
-    <w:lsdException w:unhideWhenUsed="0" w:uiPriority="0" w:semiHidden="0" w:name="Plain Text"/>
-    <w:lsdException w:unhideWhenUsed="0" w:uiPriority="0" w:semiHidden="0" w:name="E-mail Signature"/>
-    <w:lsdException w:unhideWhenUsed="0" w:uiPriority="0" w:semiHidden="0" w:name="Normal (Web)"/>
-    <w:lsdException w:unhideWhenUsed="0" w:uiPriority="0" w:semiHidden="0" w:name="HTML Acronym"/>
-    <w:lsdException w:unhideWhenUsed="0" w:uiPriority="0" w:semiHidden="0" w:name="HTML Address"/>
-    <w:lsdException w:unhideWhenUsed="0" w:uiPriority="0" w:semiHidden="0" w:name="HTML Cite"/>
-    <w:lsdException w:unhideWhenUsed="0" w:uiPriority="0" w:semiHidden="0" w:name="HTML Code"/>
-    <w:lsdException w:unhideWhenUsed="0" w:uiPriority="0" w:semiHidden="0" w:name="HTML Definition"/>
-    <w:lsdException w:unhideWhenUsed="0" w:uiPriority="0" w:semiHidden="0" w:name="HTML Keyboard"/>
-    <w:lsdException w:unhideWhenUsed="0" w:uiPriority="0" w:semiHidden="0" w:name="HTML Preformatted"/>
-    <w:lsdException w:unhideWhenUsed="0" w:uiPriority="0" w:semiHidden="0" w:name="HTML Sample"/>
-    <w:lsdException w:unhideWhenUsed="0" w:uiPriority="0" w:semiHidden="0" w:name="HTML Typewriter"/>
-    <w:lsdException w:unhideWhenUsed="0" w:uiPriority="0" w:semiHidden="0" w:name="HTML Variable"/>
-    <w:lsdException w:qFormat="1" w:unhideWhenUsed="0" w:uiPriority="0" w:name="Normal Table"/>
-    <w:lsdException w:unhideWhenUsed="0" w:uiPriority="0" w:semiHidden="0" w:name="annotation subject"/>
-    <w:lsdException w:qFormat="1" w:unhideWhenUsed="0" w:uiPriority="0" w:semiHidden="0" w:name="Table Simple 1"/>
-    <w:lsdException w:unhideWhenUsed="0" w:uiPriority="0" w:semiHidden="0" w:name="Table Simple 2"/>
-    <w:lsdException w:unhideWhenUsed="0" w:uiPriority="0" w:semiHidden="0" w:name="Table Simple 3"/>
-    <w:lsdException w:unhideWhenUsed="0" w:uiPriority="0" w:semiHidden="0" w:name="Table Classic 1"/>
-    <w:lsdException w:unhideWhenUsed="0" w:uiPriority="0" w:semiHidden="0" w:name="Table Classic 2"/>
-    <w:lsdException w:unhideWhenUsed="0" w:uiPriority="0" w:semiHidden="0" w:name="Table Classic 3"/>
-    <w:lsdException w:unhideWhenUsed="0" w:uiPriority="0" w:semiHidden="0" w:name="Table Classic 4"/>
-    <w:lsdException w:unhideWhenUsed="0" w:uiPriority="0" w:semiHidden="0" w:name="Table Colorful 1"/>
-    <w:lsdException w:unhideWhenUsed="0" w:uiPriority="0" w:semiHidden="0" w:name="Table Colorful 2"/>
-    <w:lsdException w:unhideWhenUsed="0" w:uiPriority="0" w:semiHidden="0" w:name="Table Colorful 3"/>
-    <w:lsdException w:unhideWhenUsed="0" w:uiPriority="0" w:semiHidden="0" w:name="Table Columns 1"/>
-    <w:lsdException w:unhideWhenUsed="0" w:uiPriority="0" w:semiHidden="0" w:name="Table Columns 2"/>
-    <w:lsdException w:unhideWhenUsed="0" w:uiPriority="0" w:semiHidden="0" w:name="Table Columns 3"/>
-    <w:lsdException w:unhideWhenUsed="0" w:uiPriority="0" w:semiHidden="0" w:name="Table Columns 4"/>
-    <w:lsdException w:unhideWhenUsed="0" w:uiPriority="0" w:semiHidden="0" w:name="Table Columns 5"/>
-    <w:lsdException w:unhideWhenUsed="0" w:uiPriority="0" w:semiHidden="0" w:name="Table Grid 1"/>
-    <w:lsdException w:unhideWhenUsed="0" w:uiPriority="0" w:semiHidden="0" w:name="Table Grid 2"/>
-    <w:lsdException w:unhideWhenUsed="0" w:uiPriority="0" w:semiHidden="0" w:name="Table Grid 3"/>
-    <w:lsdException w:unhideWhenUsed="0" w:uiPriority="0" w:semiHidden="0" w:name="Table Grid 4"/>
-    <w:lsdException w:unhideWhenUsed="0" w:uiPriority="0" w:semiHidden="0" w:name="Table Grid 5"/>
-    <w:lsdException w:unhideWhenUsed="0" w:uiPriority="0" w:semiHidden="0" w:name="Table Grid 6"/>
-    <w:lsdException w:unhideWhenUsed="0" w:uiPriority="0" w:semiHidden="0" w:name="Table Grid 7"/>
-    <w:lsdException w:unhideWhenUsed="0" w:uiPriority="0" w:semiHidden="0" w:name="Table Grid 8"/>
-    <w:lsdException w:unhideWhenUsed="0" w:uiPriority="0" w:semiHidden="0" w:name="Table List 1"/>
-    <w:lsdException w:unhideWhenUsed="0" w:uiPriority="0" w:semiHidden="0" w:name="Table List 2"/>
-    <w:lsdException w:unhideWhenUsed="0" w:uiPriority="0" w:semiHidden="0" w:name="Table List 3"/>
-    <w:lsdException w:unhideWhenUsed="0" w:uiPriority="0" w:semiHidden="0" w:name="Table List 4"/>
-    <w:lsdException w:unhideWhenUsed="0" w:uiPriority="0" w:semiHidden="0" w:name="Table List 5"/>
-    <w:lsdException w:unhideWhenUsed="0" w:uiPriority="0" w:semiHidden="0" w:name="Table List 6"/>
-    <w:lsdException w:unhideWhenUsed="0" w:uiPriority="0" w:semiHidden="0" w:name="Table List 7"/>
-    <w:lsdException w:unhideWhenUsed="0" w:uiPriority="0" w:semiHidden="0" w:name="Table List 8"/>
-    <w:lsdException w:unhideWhenUsed="0" w:uiPriority="0" w:semiHidden="0" w:name="Table 3D effects 1"/>
-    <w:lsdException w:unhideWhenUsed="0" w:uiPriority="0" w:semiHidden="0" w:name="Table 3D effects 2"/>
-    <w:lsdException w:unhideWhenUsed="0" w:uiPriority="0" w:semiHidden="0" w:name="Table 3D effects 3"/>
-    <w:lsdException w:unhideWhenUsed="0" w:uiPriority="0" w:semiHidden="0" w:name="Table Contemporary"/>
-    <w:lsdException w:unhideWhenUsed="0" w:uiPriority="0" w:semiHidden="0" w:name="Table Elegant"/>
-    <w:lsdException w:unhideWhenUsed="0" w:uiPriority="0" w:semiHidden="0" w:name="Table Professional"/>
-    <w:lsdException w:unhideWhenUsed="0" w:uiPriority="0" w:semiHidden="0" w:name="Table Subtle 1"/>
-    <w:lsdException w:unhideWhenUsed="0" w:uiPriority="0" w:semiHidden="0" w:name="Table Subtle 2"/>
-    <w:lsdException w:unhideWhenUsed="0" w:uiPriority="0" w:semiHidden="0" w:name="Table Web 1"/>
-    <w:lsdException w:unhideWhenUsed="0" w:uiPriority="0" w:semiHidden="0" w:name="Table Web 2"/>
-    <w:lsdException w:unhideWhenUsed="0" w:uiPriority="0" w:semiHidden="0" w:name="Table Web 3"/>
-    <w:lsdException w:unhideWhenUsed="0" w:uiPriority="0" w:semiHidden="0" w:name="Balloon Text"/>
-    <w:lsdException w:unhideWhenUsed="0" w:uiPriority="0" w:semiHidden="0" w:name="Table Grid"/>
-    <w:lsdException w:unhideWhenUsed="0" w:uiPriority="0" w:semiHidden="0" w:name="Table Theme"/>
-    <w:lsdException w:unhideWhenUsed="0" w:uiPriority="60" w:semiHidden="0" w:name="Light Shading"/>
-    <w:lsdException w:unhideWhenUsed="0" w:uiPriority="61" w:semiHidden="0" w:name="Light List"/>
-    <w:lsdException w:unhideWhenUsed="0" w:uiPriority="62" w:semiHidden="0" w:name="Light Grid"/>
-    <w:lsdException w:unhideWhenUsed="0" w:uiPriority="63" w:semiHidden="0" w:name="Medium Shading 1"/>
-    <w:lsdException w:unhideWhenUsed="0" w:uiPriority="64" w:semiHidden="0" w:name="Medium Shading 2"/>
-    <w:lsdException w:unhideWhenUsed="0" w:uiPriority="65" w:semiHidden="0" w:name="Medium List 1"/>
-    <w:lsdException w:unhideWhenUsed="0" w:uiPriority="66" w:semiHidden="0" w:name="Medium List 2"/>
-    <w:lsdException w:unhideWhenUsed="0" w:uiPriority="67" w:semiHidden="0" w:name="Medium Grid 1"/>
-    <w:lsdException w:unhideWhenUsed="0" w:uiPriority="68" w:semiHidden="0" w:name="Medium Grid 2"/>
-    <w:lsdException w:unhideWhenUsed="0" w:uiPriority="69" w:semiHidden="0" w:name="Medium Grid 3"/>
-    <w:lsdException w:unhideWhenUsed="0" w:uiPriority="70" w:semiHidden="0" w:name="Dark List"/>
-    <w:lsdException w:unhideWhenUsed="0" w:uiPriority="71" w:semiHidden="0" w:name="Colorful Shading"/>
-    <w:lsdException w:unhideWhenUsed="0" w:uiPriority="72" w:semiHidden="0" w:name="Colorful List"/>
-    <w:lsdException w:unhideWhenUsed="0" w:uiPriority="73" w:semiHidden="0" w:name="Colorful Grid"/>
-    <w:lsdException w:unhideWhenUsed="0" w:uiPriority="60" w:semiHidden="0" w:name="Light Shading Accent 1"/>
-    <w:lsdException w:unhideWhenUsed="0" w:uiPriority="61" w:semiHidden="0" w:name="Light List Accent 1"/>
-    <w:lsdException w:unhideWhenUsed="0" w:uiPriority="62" w:semiHidden="0" w:name="Light Grid Accent 1"/>
-    <w:lsdException w:unhideWhenUsed="0" w:uiPriority="63" w:semiHidden="0" w:name="Medium Shading 1 Accent 1"/>
-    <w:lsdException w:unhideWhenUsed="0" w:uiPriority="64" w:semiHidden="0" w:name="Medium Shading 2 Accent 1"/>
-    <w:lsdException w:unhideWhenUsed="0" w:uiPriority="65" w:semiHidden="0" w:name="Medium List 1 Accent 1"/>
-    <w:lsdException w:unhideWhenUsed="0" w:uiPriority="66" w:semiHidden="0" w:name="Medium List 2 Accent 1"/>
-    <w:lsdException w:unhideWhenUsed="0" w:uiPriority="67" w:semiHidden="0" w:name="Medium Grid 1 Accent 1"/>
-    <w:lsdException w:unhideWhenUsed="0" w:uiPriority="68" w:semiHidden="0" w:name="Medium Grid 2 Accent 1"/>
-    <w:lsdException w:unhideWhenUsed="0" w:uiPriority="69" w:semiHidden="0" w:name="Medium Grid 3 Accent 1"/>
-    <w:lsdException w:unhideWhenUsed="0" w:uiPriority="70" w:semiHidden="0" w:name="Dark List Accent 1"/>
-    <w:lsdException w:unhideWhenUsed="0" w:uiPriority="71" w:semiHidden="0" w:name="Colorful Shading Accent 1"/>
-    <w:lsdException w:unhideWhenUsed="0" w:uiPriority="72" w:semiHidden="0" w:name="Colorful List Accent 1"/>
-    <w:lsdException w:unhideWhenUsed="0" w:uiPriority="73" w:semiHidden="0" w:name="Colorful Grid Accent 1"/>
-    <w:lsdException w:unhideWhenUsed="0" w:uiPriority="60" w:semiHidden="0" w:name="Light Shading Accent 2"/>
-    <w:lsdException w:unhideWhenUsed="0" w:uiPriority="61" w:semiHidden="0" w:name="Light List Accent 2"/>
-    <w:lsdException w:unhideWhenUsed="0" w:uiPriority="62" w:semiHidden="0" w:name="Light Grid Accent 2"/>
-    <w:lsdException w:unhideWhenUsed="0" w:uiPriority="63" w:semiHidden="0" w:name="Medium Shading 1 Accent 2"/>
-    <w:lsdException w:unhideWhenUsed="0" w:uiPriority="64" w:semiHidden="0" w:name="Medium Shading 2 Accent 2"/>
-    <w:lsdException w:unhideWhenUsed="0" w:uiPriority="65" w:semiHidden="0" w:name="Medium List 1 Accent 2"/>
-    <w:lsdException w:unhideWhenUsed="0" w:uiPriority="66" w:semiHidden="0" w:name="Medium List 2 Accent 2"/>
-    <w:lsdException w:unhideWhenUsed="0" w:uiPriority="67" w:semiHidden="0" w:name="Medium Grid 1 Accent 2"/>
-    <w:lsdException w:unhideWhenUsed="0" w:uiPriority="68" w:semiHidden="0" w:name="Medium Grid 2 Accent 2"/>
-    <w:lsdException w:unhideWhenUsed="0" w:uiPriority="69" w:semiHidden="0" w:name="Medium Grid 3 Accent 2"/>
-    <w:lsdException w:unhideWhenUsed="0" w:uiPriority="70" w:semiHidden="0" w:name="Dark List Accent 2"/>
-    <w:lsdException w:unhideWhenUsed="0" w:uiPriority="71" w:semiHidden="0" w:name="Colorful Shading Accent 2"/>
-    <w:lsdException w:unhideWhenUsed="0" w:uiPriority="72" w:semiHidden="0" w:name="Colorful List Accent 2"/>
-    <w:lsdException w:unhideWhenUsed="0" w:uiPriority="73" w:semiHidden="0" w:name="Colorful Grid Accent 2"/>
-    <w:lsdException w:unhideWhenUsed="0" w:uiPriority="60" w:semiHidden="0" w:name="Light Shading Accent 3"/>
-    <w:lsdException w:unhideWhenUsed="0" w:uiPriority="61" w:semiHidden="0" w:name="Light List Accent 3"/>
-    <w:lsdException w:unhideWhenUsed="0" w:uiPriority="62" w:semiHidden="0" w:name="Light Grid Accent 3"/>
-    <w:lsdException w:unhideWhenUsed="0" w:uiPriority="63" w:semiHidden="0" w:name="Medium Shading 1 Accent 3"/>
-    <w:lsdException w:unhideWhenUsed="0" w:uiPriority="64" w:semiHidden="0" w:name="Medium Shading 2 Accent 3"/>
-    <w:lsdException w:unhideWhenUsed="0" w:uiPriority="65" w:semiHidden="0" w:name="Medium List 1 Accent 3"/>
-    <w:lsdException w:unhideWhenUsed="0" w:uiPriority="66" w:semiHidden="0" w:name="Medium List 2 Accent 3"/>
-    <w:lsdException w:unhideWhenUsed="0" w:uiPriority="67" w:semiHidden="0" w:name="Medium Grid 1 Accent 3"/>
-    <w:lsdException w:unhideWhenUsed="0" w:uiPriority="68" w:semiHidden="0" w:name="Medium Grid 2 Accent 3"/>
-    <w:lsdException w:unhideWhenUsed="0" w:uiPriority="69" w:semiHidden="0" w:name="Medium Grid 3 Accent 3"/>
-    <w:lsdException w:unhideWhenUsed="0" w:uiPriority="70" w:semiHidden="0" w:name="Dark List Accent 3"/>
-    <w:lsdException w:unhideWhenUsed="0" w:uiPriority="71" w:semiHidden="0" w:name="Colorful Shading Accent 3"/>
-    <w:lsdException w:unhideWhenUsed="0" w:uiPriority="72" w:semiHidden="0" w:name="Colorful List Accent 3"/>
-    <w:lsdException w:unhideWhenUsed="0" w:uiPriority="73" w:semiHidden="0" w:name="Colorful Grid Accent 3"/>
-    <w:lsdException w:unhideWhenUsed="0" w:uiPriority="60" w:semiHidden="0" w:name="Light Shading Accent 4"/>
-    <w:lsdException w:unhideWhenUsed="0" w:uiPriority="61" w:semiHidden="0" w:name="Light List Accent 4"/>
-    <w:lsdException w:unhideWhenUsed="0" w:uiPriority="62" w:semiHidden="0" w:name="Light Grid Accent 4"/>
-    <w:lsdException w:unhideWhenUsed="0" w:uiPriority="63" w:semiHidden="0" w:name="Medium Shading 1 Accent 4"/>
-    <w:lsdException w:unhideWhenUsed="0" w:uiPriority="64" w:semiHidden="0" w:name="Medium Shading 2 Accent 4"/>
-    <w:lsdException w:unhideWhenUsed="0" w:uiPriority="65" w:semiHidden="0" w:name="Medium List 1 Accent 4"/>
-    <w:lsdException w:unhideWhenUsed="0" w:uiPriority="66" w:semiHidden="0" w:name="Medium List 2 Accent 4"/>
-    <w:lsdException w:unhideWhenUsed="0" w:uiPriority="67" w:semiHidden="0" w:name="Medium Grid 1 Accent 4"/>
-    <w:lsdException w:unhideWhenUsed="0" w:uiPriority="68" w:semiHidden="0" w:name="Medium Grid 2 Accent 4"/>
-    <w:lsdException w:unhideWhenUsed="0" w:uiPriority="69" w:semiHidden="0" w:name="Medium Grid 3 Accent 4"/>
-    <w:lsdException w:unhideWhenUsed="0" w:uiPriority="70" w:semiHidden="0" w:name="Dark List Accent 4"/>
-    <w:lsdException w:unhideWhenUsed="0" w:uiPriority="71" w:semiHidden="0" w:name="Colorful Shading Accent 4"/>
-    <w:lsdException w:unhideWhenUsed="0" w:uiPriority="72" w:semiHidden="0" w:name="Colorful List Accent 4"/>
-    <w:lsdException w:unhideWhenUsed="0" w:uiPriority="73" w:semiHidden="0" w:name="Colorful Grid Accent 4"/>
-    <w:lsdException w:unhideWhenUsed="0" w:uiPriority="60" w:semiHidden="0" w:name="Light Shading Accent 5"/>
-    <w:lsdException w:unhideWhenUsed="0" w:uiPriority="61" w:semiHidden="0" w:name="Light List Accent 5"/>
-    <w:lsdException w:unhideWhenUsed="0" w:uiPriority="62" w:semiHidden="0" w:name="Light Grid Accent 5"/>
-    <w:lsdException w:unhideWhenUsed="0" w:uiPriority="63" w:semiHidden="0" w:name="Medium Shading 1 Accent 5"/>
-    <w:lsdException w:unhideWhenUsed="0" w:uiPriority="64" w:semiHidden="0" w:name="Medium Shading 2 Accent 5"/>
-    <w:lsdException w:unhideWhenUsed="0" w:uiPriority="65" w:semiHidden="0" w:name="Medium List 1 Accent 5"/>
-    <w:lsdException w:unhideWhenUsed="0" w:uiPriority="66" w:semiHidden="0" w:name="Medium List 2 Accent 5"/>
-    <w:lsdException w:unhideWhenUsed="0" w:uiPriority="67" w:semiHidden="0" w:name="Medium Grid 1 Accent 5"/>
-    <w:lsdException w:unhideWhenUsed="0" w:uiPriority="68" w:semiHidden="0" w:name="Medium Grid 2 Accent 5"/>
-    <w:lsdException w:unhideWhenUsed="0" w:uiPriority="69" w:semiHidden="0" w:name="Medium Grid 3 Accent 5"/>
-    <w:lsdException w:unhideWhenUsed="0" w:uiPriority="70" w:semiHidden="0" w:name="Dark List Accent 5"/>
-    <w:lsdException w:unhideWhenUsed="0" w:uiPriority="71" w:semiHidden="0" w:name="Colorful Shading Accent 5"/>
-    <w:lsdException w:unhideWhenUsed="0" w:uiPriority="72" w:semiHidden="0" w:name="Colorful List Accent 5"/>
-    <w:lsdException w:unhideWhenUsed="0" w:uiPriority="73" w:semiHidden="0" w:name="Colorful Grid Accent 5"/>
-    <w:lsdException w:unhideWhenUsed="0" w:uiPriority="60" w:semiHidden="0" w:name="Light Shading Accent 6"/>
-    <w:lsdException w:unhideWhenUsed="0" w:uiPriority="61" w:semiHidden="0" w:name="Light List Accent 6"/>
-    <w:lsdException w:unhideWhenUsed="0" w:uiPriority="62" w:semiHidden="0" w:name="Light Grid Accent 6"/>
-    <w:lsdException w:unhideWhenUsed="0" w:uiPriority="63" w:semiHidden="0" w:name="Medium Shading 1 Accent 6"/>
-    <w:lsdException w:unhideWhenUsed="0" w:uiPriority="64" w:semiHidden="0" w:name="Medium Shading 2 Accent 6"/>
-    <w:lsdException w:unhideWhenUsed="0" w:uiPriority="65" w:semiHidden="0" w:name="Medium List 1 Accent 6"/>
-    <w:lsdException w:unhideWhenUsed="0" w:uiPriority="66" w:semiHidden="0" w:name="Medium List 2 Accent 6"/>
-    <w:lsdException w:unhideWhenUsed="0" w:uiPriority="67" w:semiHidden="0" w:name="Medium Grid 1 Accent 6"/>
-    <w:lsdException w:unhideWhenUsed="0" w:uiPriority="68" w:semiHidden="0" w:name="Medium Grid 2 Accent 6"/>
-    <w:lsdException w:unhideWhenUsed="0" w:uiPriority="69" w:semiHidden="0" w:name="Medium Grid 3 Accent 6"/>
-    <w:lsdException w:unhideWhenUsed="0" w:uiPriority="70" w:semiHidden="0" w:name="Dark List Accent 6"/>
-    <w:lsdException w:unhideWhenUsed="0" w:uiPriority="71" w:semiHidden="0" w:name="Colorful Shading Accent 6"/>
-    <w:lsdException w:unhideWhenUsed="0" w:uiPriority="72" w:semiHidden="0" w:name="Colorful List Accent 6"/>
-    <w:lsdException w:unhideWhenUsed="0" w:uiPriority="73" w:semiHidden="0" w:name="Colorful Grid Accent 6"/>
+  <w:latentStyles w:defLockedState="0" w:defUIPriority="0" w:defSemiHidden="0" w:defUnhideWhenUsed="0" w:defQFormat="0" w:count="376">
+    <w:lsdException w:name="Normal" w:qFormat="1"/>
+    <w:lsdException w:name="heading 1" w:qFormat="1"/>
+    <w:lsdException w:name="heading 2" w:semiHidden="1" w:unhideWhenUsed="1" w:qFormat="1"/>
+    <w:lsdException w:name="heading 3" w:semiHidden="1" w:unhideWhenUsed="1" w:qFormat="1"/>
+    <w:lsdException w:name="heading 4" w:semiHidden="1" w:unhideWhenUsed="1" w:qFormat="1"/>
+    <w:lsdException w:name="heading 5" w:semiHidden="1" w:unhideWhenUsed="1" w:qFormat="1"/>
+    <w:lsdException w:name="heading 6" w:semiHidden="1" w:unhideWhenUsed="1" w:qFormat="1"/>
+    <w:lsdException w:name="heading 7" w:semiHidden="1" w:unhideWhenUsed="1" w:qFormat="1"/>
+    <w:lsdException w:name="heading 8" w:semiHidden="1" w:unhideWhenUsed="1" w:qFormat="1"/>
+    <w:lsdException w:name="heading 9" w:semiHidden="1" w:unhideWhenUsed="1" w:qFormat="1"/>
+    <w:lsdException w:name="index 1" w:semiHidden="1" w:unhideWhenUsed="1"/>
+    <w:lsdException w:name="index 2" w:semiHidden="1" w:unhideWhenUsed="1"/>
+    <w:lsdException w:name="index 3" w:semiHidden="1" w:unhideWhenUsed="1"/>
+    <w:lsdException w:name="index 4" w:semiHidden="1" w:unhideWhenUsed="1"/>
+    <w:lsdException w:name="index 5" w:semiHidden="1" w:unhideWhenUsed="1"/>
+    <w:lsdException w:name="index 6" w:semiHidden="1" w:unhideWhenUsed="1"/>
+    <w:lsdException w:name="index 7" w:semiHidden="1" w:unhideWhenUsed="1"/>
+    <w:lsdException w:name="index 8" w:semiHidden="1" w:unhideWhenUsed="1"/>
+    <w:lsdException w:name="index 9" w:semiHidden="1" w:unhideWhenUsed="1"/>
+    <w:lsdException w:name="toc 1" w:semiHidden="1" w:unhideWhenUsed="1"/>
+    <w:lsdException w:name="toc 2" w:semiHidden="1" w:unhideWhenUsed="1"/>
+    <w:lsdException w:name="toc 3" w:semiHidden="1" w:unhideWhenUsed="1"/>
+    <w:lsdException w:name="toc 4" w:semiHidden="1" w:unhideWhenUsed="1"/>
+    <w:lsdException w:name="toc 5" w:semiHidden="1" w:unhideWhenUsed="1"/>
+    <w:lsdException w:name="toc 6" w:semiHidden="1" w:unhideWhenUsed="1"/>
+    <w:lsdException w:name="toc 7" w:semiHidden="1" w:unhideWhenUsed="1"/>
+    <w:lsdException w:name="toc 8" w:semiHidden="1" w:unhideWhenUsed="1"/>
+    <w:lsdException w:name="toc 9" w:semiHidden="1" w:unhideWhenUsed="1"/>
+    <w:lsdException w:name="Normal Indent" w:semiHidden="1" w:unhideWhenUsed="1"/>
+    <w:lsdException w:name="footnote text" w:semiHidden="1" w:unhideWhenUsed="1"/>
+    <w:lsdException w:name="annotation text" w:semiHidden="1" w:unhideWhenUsed="1"/>
+    <w:lsdException w:name="header" w:semiHidden="1" w:unhideWhenUsed="1" w:qFormat="1"/>
+    <w:lsdException w:name="footer" w:semiHidden="1" w:unhideWhenUsed="1" w:qFormat="1"/>
+    <w:lsdException w:name="index heading" w:semiHidden="1" w:unhideWhenUsed="1"/>
+    <w:lsdException w:name="caption" w:semiHidden="1" w:unhideWhenUsed="1" w:qFormat="1"/>
+    <w:lsdException w:name="table of figures" w:semiHidden="1" w:unhideWhenUsed="1"/>
+    <w:lsdException w:name="envelope address" w:semiHidden="1" w:unhideWhenUsed="1"/>
+    <w:lsdException w:name="envelope return" w:semiHidden="1" w:unhideWhenUsed="1"/>
+    <w:lsdException w:name="footnote reference" w:semiHidden="1" w:unhideWhenUsed="1"/>
+    <w:lsdException w:name="annotation reference" w:semiHidden="1" w:unhideWhenUsed="1"/>
+    <w:lsdException w:name="line number" w:semiHidden="1" w:unhideWhenUsed="1" w:qFormat="1"/>
+    <w:lsdException w:name="page number" w:semiHidden="1" w:unhideWhenUsed="1"/>
+    <w:lsdException w:name="endnote reference" w:semiHidden="1" w:unhideWhenUsed="1"/>
+    <w:lsdException w:name="endnote text" w:semiHidden="1" w:unhideWhenUsed="1"/>
+    <w:lsdException w:name="macro" w:semiHidden="1" w:unhideWhenUsed="1"/>
+    <w:lsdException w:name="toa heading" w:semiHidden="1" w:unhideWhenUsed="1"/>
+    <w:lsdException w:name="List Number" w:semiHidden="1" w:unhideWhenUsed="1"/>
+    <w:lsdException w:name="List 2" w:semiHidden="1" w:unhideWhenUsed="1"/>
+    <w:lsdException w:name="List 3" w:semiHidden="1" w:unhideWhenUsed="1"/>
+    <w:lsdException w:name="List 4" w:semiHidden="1" w:unhideWhenUsed="1"/>
+    <w:lsdException w:name="List 5" w:semiHidden="1" w:unhideWhenUsed="1"/>
+    <w:lsdException w:name="List Bullet 2" w:semiHidden="1" w:unhideWhenUsed="1"/>
+    <w:lsdException w:name="List Bullet 3" w:semiHidden="1" w:unhideWhenUsed="1"/>
+    <w:lsdException w:name="List Bullet 4" w:semiHidden="1" w:unhideWhenUsed="1"/>
+    <w:lsdException w:name="List Bullet 5" w:semiHidden="1" w:unhideWhenUsed="1"/>
+    <w:lsdException w:name="List Number 2" w:semiHidden="1" w:unhideWhenUsed="1"/>
+    <w:lsdException w:name="List Number 3" w:semiHidden="1" w:unhideWhenUsed="1"/>
+    <w:lsdException w:name="List Number 4" w:semiHidden="1" w:unhideWhenUsed="1"/>
+    <w:lsdException w:name="List Number 5" w:semiHidden="1" w:unhideWhenUsed="1"/>
+    <w:lsdException w:name="Title" w:qFormat="1"/>
+    <w:lsdException w:name="Closing" w:semiHidden="1" w:unhideWhenUsed="1"/>
+    <w:lsdException w:name="Signature" w:semiHidden="1" w:unhideWhenUsed="1"/>
+    <w:lsdException w:name="Default Paragraph Font" w:semiHidden="1" w:unhideWhenUsed="1"/>
+    <w:lsdException w:name="Body Text" w:semiHidden="1" w:unhideWhenUsed="1"/>
+    <w:lsdException w:name="Body Text Indent" w:semiHidden="1" w:unhideWhenUsed="1"/>
+    <w:lsdException w:name="List Continue" w:semiHidden="1" w:unhideWhenUsed="1"/>
+    <w:lsdException w:name="Message Header" w:semiHidden="1" w:unhideWhenUsed="1"/>
+    <w:lsdException w:name="Subtitle" w:qFormat="1"/>
+    <w:lsdException w:name="Salutation" w:semiHidden="1" w:unhideWhenUsed="1"/>
+    <w:lsdException w:name="Date" w:semiHidden="1" w:unhideWhenUsed="1"/>
+    <w:lsdException w:name="Body Text First Indent" w:semiHidden="1" w:unhideWhenUsed="1"/>
+    <w:lsdException w:name="Body Text First Indent 2" w:semiHidden="1" w:unhideWhenUsed="1"/>
+    <w:lsdException w:name="Note Heading" w:semiHidden="1" w:unhideWhenUsed="1"/>
+    <w:lsdException w:name="Body Text 2" w:semiHidden="1" w:unhideWhenUsed="1"/>
+    <w:lsdException w:name="Body Text 3" w:semiHidden="1" w:unhideWhenUsed="1"/>
+    <w:lsdException w:name="Body Text Indent 2" w:semiHidden="1" w:unhideWhenUsed="1"/>
+    <w:lsdException w:name="Body Text Indent 3" w:semiHidden="1" w:unhideWhenUsed="1"/>
+    <w:lsdException w:name="Block Text" w:semiHidden="1" w:unhideWhenUsed="1"/>
+    <w:lsdException w:name="Hyperlink" w:semiHidden="1" w:unhideWhenUsed="1"/>
+    <w:lsdException w:name="FollowedHyperlink" w:semiHidden="1" w:unhideWhenUsed="1"/>
+    <w:lsdException w:name="Strong" w:qFormat="1"/>
+    <w:lsdException w:name="Emphasis" w:qFormat="1"/>
+    <w:lsdException w:name="Document Map" w:semiHidden="1" w:unhideWhenUsed="1"/>
+    <w:lsdException w:name="Plain Text" w:semiHidden="1" w:unhideWhenUsed="1"/>
+    <w:lsdException w:name="E-mail Signature" w:semiHidden="1" w:unhideWhenUsed="1"/>
+    <w:lsdException w:name="HTML Top of Form" w:semiHidden="1" w:uiPriority="99" w:unhideWhenUsed="1"/>
+    <w:lsdException w:name="HTML Bottom of Form" w:semiHidden="1" w:uiPriority="99" w:unhideWhenUsed="1"/>
+    <w:lsdException w:name="Normal (Web)" w:semiHidden="1" w:unhideWhenUsed="1"/>
+    <w:lsdException w:name="HTML Acronym" w:semiHidden="1" w:unhideWhenUsed="1"/>
+    <w:lsdException w:name="HTML Address" w:semiHidden="1" w:unhideWhenUsed="1"/>
+    <w:lsdException w:name="HTML Cite" w:semiHidden="1" w:unhideWhenUsed="1"/>
+    <w:lsdException w:name="HTML Code" w:semiHidden="1" w:unhideWhenUsed="1"/>
+    <w:lsdException w:name="HTML Definition" w:semiHidden="1" w:unhideWhenUsed="1"/>
+    <w:lsdException w:name="HTML Keyboard" w:semiHidden="1" w:unhideWhenUsed="1"/>
+    <w:lsdException w:name="HTML Preformatted" w:semiHidden="1" w:unhideWhenUsed="1"/>
+    <w:lsdException w:name="HTML Sample" w:semiHidden="1" w:unhideWhenUsed="1"/>
+    <w:lsdException w:name="HTML Typewriter" w:semiHidden="1" w:unhideWhenUsed="1"/>
+    <w:lsdException w:name="HTML Variable" w:semiHidden="1" w:unhideWhenUsed="1"/>
+    <w:lsdException w:name="Normal Table" w:semiHidden="1" w:unhideWhenUsed="1" w:qFormat="1"/>
+    <w:lsdException w:name="annotation subject" w:semiHidden="1" w:unhideWhenUsed="1"/>
+    <w:lsdException w:name="No List" w:semiHidden="1" w:uiPriority="99" w:unhideWhenUsed="1"/>
+    <w:lsdException w:name="Outline List 1" w:semiHidden="1" w:uiPriority="99" w:unhideWhenUsed="1"/>
+    <w:lsdException w:name="Outline List 2" w:semiHidden="1" w:uiPriority="99" w:unhideWhenUsed="1"/>
+    <w:lsdException w:name="Outline List 3" w:semiHidden="1" w:uiPriority="99" w:unhideWhenUsed="1"/>
+    <w:lsdException w:name="Table Simple 1" w:semiHidden="1" w:unhideWhenUsed="1" w:qFormat="1"/>
+    <w:lsdException w:name="Table Simple 2" w:semiHidden="1" w:unhideWhenUsed="1"/>
+    <w:lsdException w:name="Table Simple 3" w:semiHidden="1" w:unhideWhenUsed="1"/>
+    <w:lsdException w:name="Table Classic 1" w:semiHidden="1" w:unhideWhenUsed="1"/>
+    <w:lsdException w:name="Table Classic 2" w:semiHidden="1" w:unhideWhenUsed="1"/>
+    <w:lsdException w:name="Table Classic 3" w:semiHidden="1" w:unhideWhenUsed="1"/>
+    <w:lsdException w:name="Table Classic 4" w:semiHidden="1" w:unhideWhenUsed="1"/>
+    <w:lsdException w:name="Table Colorful 1" w:semiHidden="1" w:unhideWhenUsed="1"/>
+    <w:lsdException w:name="Table Colorful 2" w:semiHidden="1" w:unhideWhenUsed="1"/>
+    <w:lsdException w:name="Table Colorful 3" w:semiHidden="1" w:unhideWhenUsed="1"/>
+    <w:lsdException w:name="Table Columns 1" w:semiHidden="1" w:unhideWhenUsed="1"/>
+    <w:lsdException w:name="Table Columns 2" w:semiHidden="1" w:unhideWhenUsed="1"/>
+    <w:lsdException w:name="Table Columns 3" w:semiHidden="1" w:unhideWhenUsed="1"/>
+    <w:lsdException w:name="Table Columns 4" w:semiHidden="1" w:unhideWhenUsed="1"/>
+    <w:lsdException w:name="Table Columns 5" w:semiHidden="1" w:unhideWhenUsed="1"/>
+    <w:lsdException w:name="Table Grid 1" w:semiHidden="1" w:unhideWhenUsed="1"/>
+    <w:lsdException w:name="Table Grid 2" w:semiHidden="1" w:unhideWhenUsed="1"/>
+    <w:lsdException w:name="Table Grid 3" w:semiHidden="1" w:unhideWhenUsed="1"/>
+    <w:lsdException w:name="Table Grid 4" w:semiHidden="1" w:unhideWhenUsed="1"/>
+    <w:lsdException w:name="Table Grid 5" w:semiHidden="1" w:unhideWhenUsed="1"/>
+    <w:lsdException w:name="Table Grid 6" w:semiHidden="1" w:unhideWhenUsed="1"/>
+    <w:lsdException w:name="Table Grid 7" w:semiHidden="1" w:unhideWhenUsed="1"/>
+    <w:lsdException w:name="Table Grid 8" w:semiHidden="1" w:unhideWhenUsed="1"/>
+    <w:lsdException w:name="Table List 1" w:semiHidden="1" w:unhideWhenUsed="1"/>
+    <w:lsdException w:name="Table List 2" w:semiHidden="1" w:unhideWhenUsed="1"/>
+    <w:lsdException w:name="Table List 3" w:semiHidden="1" w:unhideWhenUsed="1"/>
+    <w:lsdException w:name="Table List 4" w:semiHidden="1" w:unhideWhenUsed="1"/>
+    <w:lsdException w:name="Table List 5" w:semiHidden="1" w:unhideWhenUsed="1"/>
+    <w:lsdException w:name="Table List 6" w:semiHidden="1" w:unhideWhenUsed="1"/>
+    <w:lsdException w:name="Table List 7" w:semiHidden="1" w:unhideWhenUsed="1"/>
+    <w:lsdException w:name="Table List 8" w:semiHidden="1" w:unhideWhenUsed="1"/>
+    <w:lsdException w:name="Table 3D effects 1" w:semiHidden="1" w:unhideWhenUsed="1"/>
+    <w:lsdException w:name="Table 3D effects 2" w:semiHidden="1" w:unhideWhenUsed="1"/>
+    <w:lsdException w:name="Table 3D effects 3" w:semiHidden="1" w:unhideWhenUsed="1"/>
+    <w:lsdException w:name="Table Contemporary" w:semiHidden="1" w:unhideWhenUsed="1"/>
+    <w:lsdException w:name="Table Elegant" w:semiHidden="1" w:unhideWhenUsed="1"/>
+    <w:lsdException w:name="Table Professional" w:semiHidden="1" w:unhideWhenUsed="1"/>
+    <w:lsdException w:name="Table Subtle 1" w:semiHidden="1" w:unhideWhenUsed="1"/>
+    <w:lsdException w:name="Table Subtle 2" w:semiHidden="1" w:unhideWhenUsed="1"/>
+    <w:lsdException w:name="Table Web 1" w:semiHidden="1" w:unhideWhenUsed="1"/>
+    <w:lsdException w:name="Placeholder Text" w:semiHidden="1" w:uiPriority="99" w:unhideWhenUsed="1"/>
+    <w:lsdException w:name="No Spacing" w:semiHidden="1" w:uiPriority="99" w:unhideWhenUsed="1"/>
+    <w:lsdException w:name="Light Shading" w:uiPriority="60"/>
+    <w:lsdException w:name="Light List" w:uiPriority="61"/>
+    <w:lsdException w:name="Light Grid" w:uiPriority="62"/>
+    <w:lsdException w:name="Medium Shading 1" w:uiPriority="63"/>
+    <w:lsdException w:name="Medium Shading 2" w:uiPriority="64"/>
+    <w:lsdException w:name="Medium List 1" w:uiPriority="65"/>
+    <w:lsdException w:name="Medium List 2" w:uiPriority="66"/>
+    <w:lsdException w:name="Medium Grid 1" w:uiPriority="67"/>
+    <w:lsdException w:name="Medium Grid 2" w:uiPriority="68"/>
+    <w:lsdException w:name="Medium Grid 3" w:uiPriority="69"/>
+    <w:lsdException w:name="Dark List" w:uiPriority="70"/>
+    <w:lsdException w:name="Colorful Shading" w:uiPriority="71"/>
+    <w:lsdException w:name="Colorful List" w:uiPriority="72"/>
+    <w:lsdException w:name="Colorful Grid" w:uiPriority="73"/>
+    <w:lsdException w:name="Light Shading Accent 1" w:uiPriority="60"/>
+    <w:lsdException w:name="Light List Accent 1" w:uiPriority="61"/>
+    <w:lsdException w:name="Light Grid Accent 1" w:uiPriority="62"/>
+    <w:lsdException w:name="Medium Shading 1 Accent 1" w:uiPriority="63"/>
+    <w:lsdException w:name="Medium Shading 2 Accent 1" w:uiPriority="64"/>
+    <w:lsdException w:name="Medium List 1 Accent 1" w:uiPriority="65"/>
+    <w:lsdException w:name="Revision" w:semiHidden="1" w:uiPriority="99" w:unhideWhenUsed="1"/>
+    <w:lsdException w:name="List Paragraph" w:semiHidden="1" w:uiPriority="99" w:unhideWhenUsed="1"/>
+    <w:lsdException w:name="Quote" w:semiHidden="1" w:uiPriority="99" w:unhideWhenUsed="1"/>
+    <w:lsdException w:name="Intense Quote" w:semiHidden="1" w:uiPriority="99" w:unhideWhenUsed="1"/>
+    <w:lsdException w:name="Medium List 2 Accent 1" w:uiPriority="66"/>
+    <w:lsdException w:name="Medium Grid 1 Accent 1" w:uiPriority="67"/>
+    <w:lsdException w:name="Medium Grid 2 Accent 1" w:uiPriority="68"/>
+    <w:lsdException w:name="Medium Grid 3 Accent 1" w:uiPriority="69"/>
+    <w:lsdException w:name="Dark List Accent 1" w:uiPriority="70"/>
+    <w:lsdException w:name="Colorful Shading Accent 1" w:uiPriority="71"/>
+    <w:lsdException w:name="Colorful List Accent 1" w:uiPriority="72"/>
+    <w:lsdException w:name="Colorful Grid Accent 1" w:uiPriority="73"/>
+    <w:lsdException w:name="Light Shading Accent 2" w:uiPriority="60"/>
+    <w:lsdException w:name="Light List Accent 2" w:uiPriority="61"/>
+    <w:lsdException w:name="Light Grid Accent 2" w:uiPriority="62"/>
+    <w:lsdException w:name="Medium Shading 1 Accent 2" w:uiPriority="63"/>
+    <w:lsdException w:name="Medium Shading 2 Accent 2" w:uiPriority="64"/>
+    <w:lsdException w:name="Medium List 1 Accent 2" w:uiPriority="65"/>
+    <w:lsdException w:name="Medium List 2 Accent 2" w:uiPriority="66"/>
+    <w:lsdException w:name="Medium Grid 1 Accent 2" w:uiPriority="67"/>
+    <w:lsdException w:name="Medium Grid 2 Accent 2" w:uiPriority="68"/>
+    <w:lsdException w:name="Medium Grid 3 Accent 2" w:uiPriority="69"/>
+    <w:lsdException w:name="Dark List Accent 2" w:uiPriority="70"/>
+    <w:lsdException w:name="Colorful Shading Accent 2" w:uiPriority="71"/>
+    <w:lsdException w:name="Colorful List Accent 2" w:uiPriority="72"/>
+    <w:lsdException w:name="Colorful Grid Accent 2" w:uiPriority="73"/>
+    <w:lsdException w:name="Light Shading Accent 3" w:uiPriority="60"/>
+    <w:lsdException w:name="Light List Accent 3" w:uiPriority="61"/>
+    <w:lsdException w:name="Light Grid Accent 3" w:uiPriority="62"/>
+    <w:lsdException w:name="Medium Shading 1 Accent 3" w:uiPriority="63"/>
+    <w:lsdException w:name="Medium Shading 2 Accent 3" w:uiPriority="64"/>
+    <w:lsdException w:name="Medium List 1 Accent 3" w:uiPriority="65"/>
+    <w:lsdException w:name="Medium List 2 Accent 3" w:uiPriority="66"/>
+    <w:lsdException w:name="Medium Grid 1 Accent 3" w:uiPriority="67"/>
+    <w:lsdException w:name="Medium Grid 2 Accent 3" w:uiPriority="68"/>
+    <w:lsdException w:name="Medium Grid 3 Accent 3" w:uiPriority="69"/>
+    <w:lsdException w:name="Dark List Accent 3" w:uiPriority="70"/>
+    <w:lsdException w:name="Colorful Shading Accent 3" w:uiPriority="71"/>
+    <w:lsdException w:name="Colorful List Accent 3" w:uiPriority="72"/>
+    <w:lsdException w:name="Colorful Grid Accent 3" w:uiPriority="73"/>
+    <w:lsdException w:name="Light Shading Accent 4" w:uiPriority="60"/>
+    <w:lsdException w:name="Light List Accent 4" w:uiPriority="61"/>
+    <w:lsdException w:name="Light Grid Accent 4" w:uiPriority="62"/>
+    <w:lsdException w:name="Medium Shading 1 Accent 4" w:uiPriority="63"/>
+    <w:lsdException w:name="Medium Shading 2 Accent 4" w:uiPriority="64"/>
+    <w:lsdException w:name="Medium List 1 Accent 4" w:uiPriority="65"/>
+    <w:lsdException w:name="Medium List 2 Accent 4" w:uiPriority="66"/>
+    <w:lsdException w:name="Medium Grid 1 Accent 4" w:uiPriority="67"/>
+    <w:lsdException w:name="Medium Grid 2 Accent 4" w:uiPriority="68"/>
+    <w:lsdException w:name="Medium Grid 3 Accent 4" w:uiPriority="69"/>
+    <w:lsdException w:name="Dark List Accent 4" w:uiPriority="70"/>
+    <w:lsdException w:name="Colorful Shading Accent 4" w:uiPriority="71"/>
+    <w:lsdException w:name="Colorful List Accent 4" w:uiPriority="72"/>
+    <w:lsdException w:name="Colorful Grid Accent 4" w:uiPriority="73"/>
+    <w:lsdException w:name="Light Shading Accent 5" w:uiPriority="60"/>
+    <w:lsdException w:name="Light List Accent 5" w:uiPriority="61"/>
+    <w:lsdException w:name="Light Grid Accent 5" w:uiPriority="62"/>
+    <w:lsdException w:name="Medium Shading 1 Accent 5" w:uiPriority="63"/>
+    <w:lsdException w:name="Medium Shading 2 Accent 5" w:uiPriority="64"/>
+    <w:lsdException w:name="Medium List 1 Accent 5" w:uiPriority="65"/>
+    <w:lsdException w:name="Medium List 2 Accent 5" w:uiPriority="66"/>
+    <w:lsdException w:name="Medium Grid 1 Accent 5" w:uiPriority="67"/>
+    <w:lsdException w:name="Medium Grid 2 Accent 5" w:uiPriority="68"/>
+    <w:lsdException w:name="Medium Grid 3 Accent 5" w:uiPriority="69"/>
+    <w:lsdException w:name="Dark List Accent 5" w:uiPriority="70"/>
+    <w:lsdException w:name="Colorful Shading Accent 5" w:uiPriority="71"/>
+    <w:lsdException w:name="Colorful List Accent 5" w:uiPriority="72"/>
+    <w:lsdException w:name="Colorful Grid Accent 5" w:uiPriority="73"/>
+    <w:lsdException w:name="Light Shading Accent 6" w:uiPriority="60"/>
+    <w:lsdException w:name="Light List Accent 6" w:uiPriority="61"/>
+    <w:lsdException w:name="Light Grid Accent 6" w:uiPriority="62"/>
+    <w:lsdException w:name="Medium Shading 1 Accent 6" w:uiPriority="63"/>
+    <w:lsdException w:name="Medium Shading 2 Accent 6" w:uiPriority="64"/>
+    <w:lsdException w:name="Medium List 1 Accent 6" w:uiPriority="65"/>
+    <w:lsdException w:name="Medium List 2 Accent 6" w:uiPriority="66"/>
+    <w:lsdException w:name="Medium Grid 1 Accent 6" w:uiPriority="67"/>
+    <w:lsdException w:name="Medium Grid 2 Accent 6" w:uiPriority="68"/>
+    <w:lsdException w:name="Medium Grid 3 Accent 6" w:uiPriority="69"/>
+    <w:lsdException w:name="Dark List Accent 6" w:uiPriority="70"/>
+    <w:lsdException w:name="Colorful Shading Accent 6" w:uiPriority="71"/>
+    <w:lsdException w:name="Colorful List Accent 6" w:uiPriority="72"/>
+    <w:lsdException w:name="Colorful Grid Accent 6" w:uiPriority="73"/>
+    <w:lsdException w:name="Subtle Emphasis" w:uiPriority="19" w:qFormat="1"/>
+    <w:lsdException w:name="Intense Emphasis" w:uiPriority="21" w:qFormat="1"/>
+    <w:lsdException w:name="Subtle Reference" w:uiPriority="31" w:qFormat="1"/>
+    <w:lsdException w:name="Intense Reference" w:uiPriority="32" w:qFormat="1"/>
+    <w:lsdException w:name="Book Title" w:uiPriority="33" w:qFormat="1"/>
+    <w:lsdException w:name="Bibliography" w:semiHidden="1" w:uiPriority="37" w:unhideWhenUsed="1"/>
+    <w:lsdException w:name="TOC Heading" w:semiHidden="1" w:uiPriority="39" w:unhideWhenUsed="1" w:qFormat="1"/>
+    <w:lsdException w:name="Plain Table 1" w:uiPriority="41"/>
+    <w:lsdException w:name="Plain Table 2" w:uiPriority="42"/>
+    <w:lsdException w:name="Plain Table 3" w:uiPriority="43"/>
+    <w:lsdException w:name="Plain Table 4" w:uiPriority="44"/>
+    <w:lsdException w:name="Plain Table 5" w:uiPriority="45"/>
+    <w:lsdException w:name="Grid Table Light" w:uiPriority="40"/>
+    <w:lsdException w:name="Grid Table 1 Light" w:uiPriority="46"/>
+    <w:lsdException w:name="Grid Table 2" w:uiPriority="47"/>
+    <w:lsdException w:name="Grid Table 3" w:uiPriority="48"/>
+    <w:lsdException w:name="Grid Table 4" w:uiPriority="49"/>
+    <w:lsdException w:name="Grid Table 5 Dark" w:uiPriority="50"/>
+    <w:lsdException w:name="Grid Table 6 Colorful" w:uiPriority="51"/>
+    <w:lsdException w:name="Grid Table 7 Colorful" w:uiPriority="52"/>
+    <w:lsdException w:name="Grid Table 1 Light Accent 1" w:uiPriority="46"/>
+    <w:lsdException w:name="Grid Table 2 Accent 1" w:uiPriority="47"/>
+    <w:lsdException w:name="Grid Table 3 Accent 1" w:uiPriority="48"/>
+    <w:lsdException w:name="Grid Table 4 Accent 1" w:uiPriority="49"/>
+    <w:lsdException w:name="Grid Table 5 Dark Accent 1" w:uiPriority="50"/>
+    <w:lsdException w:name="Grid Table 6 Colorful Accent 1" w:uiPriority="51"/>
+    <w:lsdException w:name="Grid Table 7 Colorful Accent 1" w:uiPriority="52"/>
+    <w:lsdException w:name="Grid Table 1 Light Accent 2" w:uiPriority="46"/>
+    <w:lsdException w:name="Grid Table 2 Accent 2" w:uiPriority="47"/>
+    <w:lsdException w:name="Grid Table 3 Accent 2" w:uiPriority="48"/>
+    <w:lsdException w:name="Grid Table 4 Accent 2" w:uiPriority="49"/>
+    <w:lsdException w:name="Grid Table 5 Dark Accent 2" w:uiPriority="50"/>
+    <w:lsdException w:name="Grid Table 6 Colorful Accent 2" w:uiPriority="51"/>
+    <w:lsdException w:name="Grid Table 7 Colorful Accent 2" w:uiPriority="52"/>
+    <w:lsdException w:name="Grid Table 1 Light Accent 3" w:uiPriority="46"/>
+    <w:lsdException w:name="Grid Table 2 Accent 3" w:uiPriority="47"/>
+    <w:lsdException w:name="Grid Table 3 Accent 3" w:uiPriority="48"/>
+    <w:lsdException w:name="Grid Table 4 Accent 3" w:uiPriority="49"/>
+    <w:lsdException w:name="Grid Table 5 Dark Accent 3" w:uiPriority="50"/>
+    <w:lsdException w:name="Grid Table 6 Colorful Accent 3" w:uiPriority="51"/>
+    <w:lsdException w:name="Grid Table 7 Colorful Accent 3" w:uiPriority="52"/>
+    <w:lsdException w:name="Grid Table 1 Light Accent 4" w:uiPriority="46"/>
+    <w:lsdException w:name="Grid Table 2 Accent 4" w:uiPriority="47"/>
+    <w:lsdException w:name="Grid Table 3 Accent 4" w:uiPriority="48"/>
+    <w:lsdException w:name="Grid Table 4 Accent 4" w:uiPriority="49"/>
+    <w:lsdException w:name="Grid Table 5 Dark Accent 4" w:uiPriority="50"/>
+    <w:lsdException w:name="Grid Table 6 Colorful Accent 4" w:uiPriority="51"/>
+    <w:lsdException w:name="Grid Table 7 Colorful Accent 4" w:uiPriority="52"/>
+    <w:lsdException w:name="Grid Table 1 Light Accent 5" w:uiPriority="46"/>
+    <w:lsdException w:name="Grid Table 2 Accent 5" w:uiPriority="47"/>
+    <w:lsdException w:name="Grid Table 3 Accent 5" w:uiPriority="48"/>
+    <w:lsdException w:name="Grid Table 4 Accent 5" w:uiPriority="49"/>
+    <w:lsdException w:name="Grid Table 5 Dark Accent 5" w:uiPriority="50"/>
+    <w:lsdException w:name="Grid Table 6 Colorful Accent 5" w:uiPriority="51"/>
+    <w:lsdException w:name="Grid Table 7 Colorful Accent 5" w:uiPriority="52"/>
+    <w:lsdException w:name="Grid Table 1 Light Accent 6" w:uiPriority="46"/>
+    <w:lsdException w:name="Grid Table 2 Accent 6" w:uiPriority="47"/>
+    <w:lsdException w:name="Grid Table 3 Accent 6" w:uiPriority="48"/>
+    <w:lsdException w:name="Grid Table 4 Accent 6" w:uiPriority="49"/>
+    <w:lsdException w:name="Grid Table 5 Dark Accent 6" w:uiPriority="50"/>
+    <w:lsdException w:name="Grid Table 6 Colorful Accent 6" w:uiPriority="51"/>
+    <w:lsdException w:name="Grid Table 7 Colorful Accent 6" w:uiPriority="52"/>
+    <w:lsdException w:name="List Table 1 Light" w:uiPriority="46"/>
+    <w:lsdException w:name="List Table 2" w:uiPriority="47"/>
+    <w:lsdException w:name="List Table 3" w:uiPriority="48"/>
+    <w:lsdException w:name="List Table 4" w:uiPriority="49"/>
+    <w:lsdException w:name="List Table 5 Dark" w:uiPriority="50"/>
+    <w:lsdException w:name="List Table 6 Colorful" w:uiPriority="51"/>
+    <w:lsdException w:name="List Table 7 Colorful" w:uiPriority="52"/>
+    <w:lsdException w:name="List Table 1 Light Accent 1" w:uiPriority="46"/>
+    <w:lsdException w:name="List Table 2 Accent 1" w:uiPriority="47"/>
+    <w:lsdException w:name="List Table 3 Accent 1" w:uiPriority="48"/>
+    <w:lsdException w:name="List Table 4 Accent 1" w:uiPriority="49"/>
+    <w:lsdException w:name="List Table 5 Dark Accent 1" w:uiPriority="50"/>
+    <w:lsdException w:name="List Table 6 Colorful Accent 1" w:uiPriority="51"/>
+    <w:lsdException w:name="List Table 7 Colorful Accent 1" w:uiPriority="52"/>
+    <w:lsdException w:name="List Table 1 Light Accent 2" w:uiPriority="46"/>
+    <w:lsdException w:name="List Table 2 Accent 2" w:uiPriority="47"/>
+    <w:lsdException w:name="List Table 3 Accent 2" w:uiPriority="48"/>
+    <w:lsdException w:name="List Table 4 Accent 2" w:uiPriority="49"/>
+    <w:lsdException w:name="List Table 5 Dark Accent 2" w:uiPriority="50"/>
+    <w:lsdException w:name="List Table 6 Colorful Accent 2" w:uiPriority="51"/>
+    <w:lsdException w:name="List Table 7 Colorful Accent 2" w:uiPriority="52"/>
+    <w:lsdException w:name="List Table 1 Light Accent 3" w:uiPriority="46"/>
+    <w:lsdException w:name="List Table 2 Accent 3" w:uiPriority="47"/>
+    <w:lsdException w:name="List Table 3 Accent 3" w:uiPriority="48"/>
+    <w:lsdException w:name="List Table 4 Accent 3" w:uiPriority="49"/>
+    <w:lsdException w:name="List Table 5 Dark Accent 3" w:uiPriority="50"/>
+    <w:lsdException w:name="List Table 6 Colorful Accent 3" w:uiPriority="51"/>
+    <w:lsdException w:name="List Table 7 Colorful Accent 3" w:uiPriority="52"/>
+    <w:lsdException w:name="List Table 1 Light Accent 4" w:uiPriority="46"/>
+    <w:lsdException w:name="List Table 2 Accent 4" w:uiPriority="47"/>
+    <w:lsdException w:name="List Table 3 Accent 4" w:uiPriority="48"/>
+    <w:lsdException w:name="List Table 4 Accent 4" w:uiPriority="49"/>
+    <w:lsdException w:name="List Table 5 Dark Accent 4" w:uiPriority="50"/>
+    <w:lsdException w:name="List Table 6 Colorful Accent 4" w:uiPriority="51"/>
+    <w:lsdException w:name="List Table 7 Colorful Accent 4" w:uiPriority="52"/>
+    <w:lsdException w:name="List Table 1 Light Accent 5" w:uiPriority="46"/>
+    <w:lsdException w:name="List Table 2 Accent 5" w:uiPriority="47"/>
+    <w:lsdException w:name="List Table 3 Accent 5" w:uiPriority="48"/>
+    <w:lsdException w:name="List Table 4 Accent 5" w:uiPriority="49"/>
+    <w:lsdException w:name="List Table 5 Dark Accent 5" w:uiPriority="50"/>
+    <w:lsdException w:name="List Table 6 Colorful Accent 5" w:uiPriority="51"/>
+    <w:lsdException w:name="List Table 7 Colorful Accent 5" w:uiPriority="52"/>
+    <w:lsdException w:name="List Table 1 Light Accent 6" w:uiPriority="46"/>
+    <w:lsdException w:name="List Table 2 Accent 6" w:uiPriority="47"/>
+    <w:lsdException w:name="List Table 3 Accent 6" w:uiPriority="48"/>
+    <w:lsdException w:name="List Table 4 Accent 6" w:uiPriority="49"/>
+    <w:lsdException w:name="List Table 5 Dark Accent 6" w:uiPriority="50"/>
+    <w:lsdException w:name="List Table 6 Colorful Accent 6" w:uiPriority="51"/>
+    <w:lsdException w:name="List Table 7 Colorful Accent 6" w:uiPriority="52"/>
+    <w:lsdException w:name="Mention" w:semiHidden="1" w:uiPriority="99" w:unhideWhenUsed="1"/>
+    <w:lsdException w:name="Smart Hyperlink" w:semiHidden="1" w:uiPriority="99" w:unhideWhenUsed="1"/>
+    <w:lsdException w:name="Hashtag" w:semiHidden="1" w:uiPriority="99" w:unhideWhenUsed="1"/>
+    <w:lsdException w:name="Unresolved Mention" w:semiHidden="1" w:uiPriority="99" w:unhideWhenUsed="1"/>
+    <w:lsdException w:name="Smart Link" w:semiHidden="1" w:uiPriority="99" w:unhideWhenUsed="1"/>
   </w:latentStyles>
-  <w:style w:type="paragraph" w:default="1" w:styleId="1">
+  <w:style w:type="paragraph" w:default="1" w:styleId="a">
     <w:name w:val="Normal"/>
     <w:qFormat/>
-    <w:uiPriority w:val="0"/>
-    <w:pPr>
-      <w:keepNext w:val="0"/>
-      <w:keepLines w:val="0"/>
-      <w:widowControl/>
-      <w:suppressLineNumbers w:val="0"/>
-      <w:shd w:val="clear" w:fill="auto"/>
-      <w:suppressAutoHyphens w:val="0"/>
-      <w:spacing w:before="0" w:beforeAutospacing="0" w:after="0" w:afterAutospacing="0" w:line="240" w:lineRule="auto"/>
-      <w:ind w:left="0" w:right="0" w:firstLine="0"/>
-      <w:contextualSpacing w:val="0"/>
-      <w:jc w:val="left"/>
-    </w:pPr>
     <w:rPr>
       <w:rFonts w:ascii="Calibri" w:hAnsi="Calibri"/>
-      <w:color w:val="auto"/>
       <w:sz w:val="24"/>
-      <w:u w:val="none"/>
-      <w:shd w:val="clear" w:color="auto" w:fill="auto"/>
-      <w:vertAlign w:val="baseline"/>
-      <w:lang w:val="en-US" w:eastAsia="zh-CN" w:bidi="ar-SA"/>
     </w:rPr>
   </w:style>
-  <w:style w:type="character" w:default="1" w:styleId="2">
+  <w:style w:type="character" w:default="1" w:styleId="a0">
     <w:name w:val="Default Paragraph Font"/>
+    <w:uiPriority w:val="1"/>
     <w:semiHidden/>
-    <w:uiPriority w:val="0"/>
+    <w:unhideWhenUsed/>
   </w:style>
-  <w:style w:type="table" w:default="1" w:styleId="3">
+  <w:style w:type="table" w:default="1" w:styleId="a1">
     <w:name w:val="Normal Table"/>
+    <w:uiPriority w:val="99"/>
     <w:semiHidden/>
-    <w:qFormat/>
-    <w:uiPriority w:val="0"/>
+    <w:unhideWhenUsed/>
     <w:tblPr>
+      <w:tblInd w:w="0" w:type="dxa"/>
       <w:tblCellMar>
         <w:top w:w="0" w:type="dxa"/>
         <w:left w:w="108" w:type="dxa"/>
@@ -2999,11 +2744,16 @@
       </w:tblCellMar>
     </w:tblPr>
   </w:style>
-  <w:style w:type="paragraph" w:styleId="4">
+  <w:style w:type="numbering" w:default="1" w:styleId="a2">
+    <w:name w:val="No List"/>
+    <w:uiPriority w:val="99"/>
+    <w:semiHidden/>
+    <w:unhideWhenUsed/>
+  </w:style>
+  <w:style w:type="paragraph" w:styleId="a3">
     <w:name w:val="footer"/>
-    <w:basedOn w:val="1"/>
+    <w:basedOn w:val="a"/>
     <w:qFormat/>
-    <w:uiPriority w:val="0"/>
     <w:pPr>
       <w:tabs>
         <w:tab w:val="center" w:pos="4153"/>
@@ -3014,11 +2764,10 @@
       <w:sz w:val="18"/>
     </w:rPr>
   </w:style>
-  <w:style w:type="paragraph" w:styleId="5">
+  <w:style w:type="paragraph" w:styleId="a4">
     <w:name w:val="header"/>
-    <w:basedOn w:val="1"/>
+    <w:basedOn w:val="a"/>
     <w:qFormat/>
-    <w:uiPriority w:val="0"/>
     <w:pPr>
       <w:tabs>
         <w:tab w:val="center" w:pos="4153"/>
@@ -3029,41 +2778,38 @@
       <w:sz w:val="18"/>
     </w:rPr>
   </w:style>
-  <w:style w:type="character" w:styleId="6">
+  <w:style w:type="character" w:styleId="a5">
     <w:name w:val="Hyperlink"/>
-    <w:uiPriority w:val="0"/>
     <w:rPr>
       <w:color w:val="0000FF"/>
       <w:u w:val="single"/>
     </w:rPr>
   </w:style>
-  <w:style w:type="character" w:styleId="7">
+  <w:style w:type="character" w:styleId="a6">
     <w:name w:val="line number"/>
-    <w:basedOn w:val="2"/>
+    <w:basedOn w:val="a0"/>
     <w:semiHidden/>
     <w:qFormat/>
-    <w:uiPriority w:val="0"/>
   </w:style>
-  <w:style w:type="table" w:styleId="8">
+  <w:style w:type="table" w:styleId="1">
     <w:name w:val="Table Simple 1"/>
-    <w:basedOn w:val="3"/>
+    <w:basedOn w:val="a1"/>
     <w:qFormat/>
-    <w:uiPriority w:val="0"/>
     <w:tblPr>
       <w:tblBorders>
-        <w:top w:val="single" w:color="000000" w:sz="4" w:space="0"/>
-        <w:left w:val="single" w:color="000000" w:sz="4" w:space="0"/>
-        <w:bottom w:val="single" w:color="000000" w:sz="4" w:space="0"/>
-        <w:right w:val="single" w:color="000000" w:sz="4" w:space="0"/>
-        <w:insideH w:val="single" w:color="000000" w:sz="4" w:space="0"/>
-        <w:insideV w:val="single" w:color="000000" w:sz="4" w:space="0"/>
+        <w:top w:val="single" w:sz="4" w:space="0" w:color="000000"/>
+        <w:left w:val="single" w:sz="4" w:space="0" w:color="000000"/>
+        <w:bottom w:val="single" w:sz="4" w:space="0" w:color="000000"/>
+        <w:right w:val="single" w:sz="4" w:space="0" w:color="000000"/>
+        <w:insideH w:val="single" w:sz="4" w:space="0" w:color="000000"/>
+        <w:insideV w:val="single" w:sz="4" w:space="0" w:color="000000"/>
       </w:tblBorders>
     </w:tblPr>
     <w:tblStylePr w:type="firstRow">
       <w:tblPr/>
       <w:tcPr>
         <w:tcBorders>
-          <w:left w:val="single" w:color="008000" w:sz="6" w:space="0"/>
+          <w:left w:val="single" w:sz="6" w:space="0" w:color="008000"/>
           <w:tl2br w:val="nil"/>
           <w:tr2bl w:val="nil"/>
         </w:tcBorders>
@@ -3073,44 +2819,39 @@
       <w:tblPr/>
       <w:tcPr>
         <w:tcBorders>
-          <w:top w:val="single" w:color="008000" w:sz="6" w:space="0"/>
+          <w:top w:val="single" w:sz="6" w:space="0" w:color="008000"/>
           <w:tl2br w:val="nil"/>
           <w:tr2bl w:val="nil"/>
         </w:tcBorders>
       </w:tcPr>
     </w:tblStylePr>
   </w:style>
-  <w:style w:type="table" w:customStyle="1" w:styleId="9">
+  <w:style w:type="table" w:customStyle="1" w:styleId="4-21">
     <w:name w:val="网格表 4 - 着色 21"/>
-    <w:basedOn w:val="3"/>
+    <w:basedOn w:val="a1"/>
     <w:qFormat/>
-    <w:uiPriority w:val="0"/>
     <w:tblPr>
       <w:tblBorders>
-        <w:top w:val="single" w:color="D99594" w:themeColor="accent2" w:themeTint="99" w:sz="4" w:space="0"/>
-        <w:left w:val="single" w:color="D99594" w:themeColor="accent2" w:themeTint="99" w:sz="4" w:space="0"/>
-        <w:bottom w:val="single" w:color="D99594" w:themeColor="accent2" w:themeTint="99" w:sz="4" w:space="0"/>
-        <w:right w:val="single" w:color="D99594" w:themeColor="accent2" w:themeTint="99" w:sz="4" w:space="0"/>
-        <w:insideH w:val="single" w:color="D99594" w:themeColor="accent2" w:themeTint="99" w:sz="4" w:space="0"/>
-        <w:insideV w:val="single" w:color="D99594" w:themeColor="accent2" w:themeTint="99" w:sz="4" w:space="0"/>
+        <w:top w:val="single" w:sz="4" w:space="0" w:color="D99594" w:themeColor="accent2" w:themeTint="99"/>
+        <w:left w:val="single" w:sz="4" w:space="0" w:color="D99594" w:themeColor="accent2" w:themeTint="99"/>
+        <w:bottom w:val="single" w:sz="4" w:space="0" w:color="D99594" w:themeColor="accent2" w:themeTint="99"/>
+        <w:right w:val="single" w:sz="4" w:space="0" w:color="D99594" w:themeColor="accent2" w:themeTint="99"/>
+        <w:insideH w:val="single" w:sz="4" w:space="0" w:color="D99594" w:themeColor="accent2" w:themeTint="99"/>
+        <w:insideV w:val="single" w:sz="4" w:space="0" w:color="D99594" w:themeColor="accent2" w:themeTint="99"/>
       </w:tblBorders>
     </w:tblPr>
     <w:tblStylePr w:type="firstRow">
       <w:rPr>
         <w:b/>
         <w:color w:val="FFFFFF" w:themeColor="background1"/>
-        <w14:textFill>
-          <w14:solidFill>
-            <w14:schemeClr w14:val="bg1"/>
-          </w14:solidFill>
-        </w14:textFill>
       </w:rPr>
+      <w:tblPr/>
       <w:tcPr>
         <w:tcBorders>
-          <w:top w:val="single" w:color="C0504D" w:themeColor="accent2" w:sz="4" w:space="0"/>
-          <w:left w:val="single" w:color="C0504D" w:themeColor="accent2" w:sz="4" w:space="0"/>
-          <w:bottom w:val="single" w:color="C0504D" w:themeColor="accent2" w:sz="4" w:space="0"/>
-          <w:right w:val="single" w:color="C0504D" w:themeColor="accent2" w:sz="4" w:space="0"/>
+          <w:top w:val="single" w:sz="4" w:space="0" w:color="C0504D" w:themeColor="accent2"/>
+          <w:left w:val="single" w:sz="4" w:space="0" w:color="C0504D" w:themeColor="accent2"/>
+          <w:bottom w:val="single" w:sz="4" w:space="0" w:color="C0504D" w:themeColor="accent2"/>
+          <w:right w:val="single" w:sz="4" w:space="0" w:color="C0504D" w:themeColor="accent2"/>
           <w:insideH w:val="nil"/>
           <w:insideV w:val="nil"/>
         </w:tcBorders>
@@ -3121,9 +2862,10 @@
       <w:rPr>
         <w:b/>
       </w:rPr>
+      <w:tblPr/>
       <w:tcPr>
         <w:tcBorders>
-          <w:top w:val="double" w:color="C0504D" w:themeColor="accent2" w:sz="4" w:space="0"/>
+          <w:top w:val="double" w:sz="4" w:space="0" w:color="C0504D" w:themeColor="accent2"/>
         </w:tcBorders>
       </w:tcPr>
     </w:tblStylePr>
@@ -3138,15 +2880,38 @@
       </w:rPr>
     </w:tblStylePr>
     <w:tblStylePr w:type="band1Vert">
+      <w:tblPr/>
       <w:tcPr>
-        <w:shd w:val="clear" w:color="auto" w:fill="F3DEDD" w:themeFill="accent2" w:themeFillTint="30"/>
+        <w:shd w:val="clear" w:color="auto" w:fill="F3DDDD" w:themeFill="accent2" w:themeFillTint="30"/>
       </w:tcPr>
     </w:tblStylePr>
     <w:tblStylePr w:type="band1Horz">
+      <w:tblPr/>
       <w:tcPr>
-        <w:shd w:val="clear" w:color="auto" w:fill="F3DEDD" w:themeFill="accent2" w:themeFillTint="30"/>
+        <w:shd w:val="clear" w:color="auto" w:fill="F3DDDD" w:themeFill="accent2" w:themeFillTint="30"/>
       </w:tcPr>
     </w:tblStylePr>
+  </w:style>
+  <w:style w:type="paragraph" w:styleId="a7">
+    <w:name w:val="Balloon Text"/>
+    <w:basedOn w:val="a"/>
+    <w:link w:val="a8"/>
+    <w:rsid w:val="00815856"/>
+    <w:rPr>
+      <w:sz w:val="18"/>
+      <w:szCs w:val="18"/>
+    </w:rPr>
+  </w:style>
+  <w:style w:type="character" w:customStyle="1" w:styleId="a8">
+    <w:name w:val="批注框文本 字符"/>
+    <w:basedOn w:val="a0"/>
+    <w:link w:val="a7"/>
+    <w:rsid w:val="00815856"/>
+    <w:rPr>
+      <w:rFonts w:ascii="Calibri" w:hAnsi="Calibri"/>
+      <w:sz w:val="18"/>
+      <w:szCs w:val="18"/>
+    </w:rPr>
   </w:style>
 </w:styles>
 </file>
@@ -3432,5 +3197,6 @@
     </a:fmtScheme>
   </a:themeElements>
   <a:objectDefaults/>
+  <a:extraClrSchemeLst/>
 </a:theme>
 </file>